--- a/ML-Project Documentation.docx
+++ b/ML-Project Documentation.docx
@@ -61,34 +61,14 @@
         <w:spacing w:after="360" w:line="360" w:lineRule="auto"/>
         <w:jc w:val="center"/>
       </w:pPr>
-      <w:proofErr w:type="gramStart"/>
       <w:r>
         <w:rPr>
           <w:rFonts w:ascii="Times New Roman" w:hAnsi="Times New Roman"/>
           <w:b/>
           <w:sz w:val="32"/>
         </w:rPr>
-        <w:t>“ DIGITVISION</w:t>
+        <w:t>“ DIGITVISION AI: EXPLAINABLE, CONFIDENCE-AWARE HANDWRITTEN DIGIT INTELLIGENCE PLATFORM ”</w:t>
       </w:r>
-      <w:proofErr w:type="gramEnd"/>
-      <w:r>
-        <w:rPr>
-          <w:rFonts w:ascii="Times New Roman" w:hAnsi="Times New Roman"/>
-          <w:b/>
-          <w:sz w:val="32"/>
-        </w:rPr>
-        <w:t xml:space="preserve"> AI: EXPLAINABLE, CONFIDENCE-AWARE HANDWRITTEN DIGIT INTELLIGENCE </w:t>
-      </w:r>
-      <w:proofErr w:type="gramStart"/>
-      <w:r>
-        <w:rPr>
-          <w:rFonts w:ascii="Times New Roman" w:hAnsi="Times New Roman"/>
-          <w:b/>
-          <w:sz w:val="32"/>
-        </w:rPr>
-        <w:t>PLATFORM ”</w:t>
-      </w:r>
-      <w:proofErr w:type="gramEnd"/>
     </w:p>
     <w:p>
       <w:pPr>
@@ -121,21 +101,11 @@
         <w:spacing w:after="60" w:line="360" w:lineRule="auto"/>
         <w:jc w:val="center"/>
       </w:pPr>
-      <w:proofErr w:type="spellStart"/>
-      <w:proofErr w:type="gramStart"/>
       <w:r>
         <w:rPr>
           <w:rFonts w:ascii="Times New Roman" w:hAnsi="Times New Roman"/>
         </w:rPr>
-        <w:t>B.Tech</w:t>
-      </w:r>
-      <w:proofErr w:type="spellEnd"/>
-      <w:proofErr w:type="gramEnd"/>
-      <w:r>
-        <w:rPr>
-          <w:rFonts w:ascii="Times New Roman" w:hAnsi="Times New Roman"/>
-        </w:rPr>
-        <w:t xml:space="preserve"> III Year II Semester | Section A</w:t>
+        <w:t>B.Tech III Year II Semester | Section A</w:t>
       </w:r>
     </w:p>
     <w:p>
@@ -208,8 +178,6 @@
               <w:spacing w:after="40" w:line="264" w:lineRule="auto"/>
               <w:jc w:val="center"/>
             </w:pPr>
-            <w:proofErr w:type="spellStart"/>
-            <w:proofErr w:type="gramStart"/>
             <w:r>
               <w:rPr>
                 <w:rFonts w:ascii="Times New Roman" w:hAnsi="Times New Roman"/>
@@ -218,8 +186,6 @@
               </w:rPr>
               <w:t>S.No</w:t>
             </w:r>
-            <w:proofErr w:type="spellEnd"/>
-            <w:proofErr w:type="gramEnd"/>
           </w:p>
         </w:tc>
         <w:tc>
@@ -351,7 +317,7 @@
                 <w:color w:val="000000"/>
                 <w:sz w:val="20"/>
               </w:rPr>
-              <w:t>Tejas</w:t>
+              <w:t>G. Tejaswi</w:t>
             </w:r>
           </w:p>
         </w:tc>
@@ -441,7 +407,7 @@
                 <w:color w:val="000000"/>
                 <w:sz w:val="20"/>
               </w:rPr>
-              <w:t>Team Member 2</w:t>
+              <w:t>K. Rahul</w:t>
             </w:r>
           </w:p>
         </w:tc>
@@ -531,7 +497,7 @@
                 <w:color w:val="000000"/>
                 <w:sz w:val="20"/>
               </w:rPr>
-              <w:t>Team Member 3</w:t>
+              <w:t>V. Ananya</w:t>
             </w:r>
           </w:p>
         </w:tc>
@@ -751,8 +717,6 @@
               <w:spacing w:after="40" w:line="264" w:lineRule="auto"/>
               <w:jc w:val="center"/>
             </w:pPr>
-            <w:proofErr w:type="spellStart"/>
-            <w:proofErr w:type="gramStart"/>
             <w:r>
               <w:rPr>
                 <w:rFonts w:ascii="Times New Roman" w:hAnsi="Times New Roman"/>
@@ -761,8 +725,6 @@
               </w:rPr>
               <w:t>S.No</w:t>
             </w:r>
-            <w:proofErr w:type="spellEnd"/>
-            <w:proofErr w:type="gramEnd"/>
           </w:p>
         </w:tc>
         <w:tc>
@@ -873,7 +835,7 @@
                 <w:color w:val="000000"/>
                 <w:sz w:val="20"/>
               </w:rPr>
-              <w:t>Tejas</w:t>
+              <w:t>G. Tejaswi</w:t>
             </w:r>
           </w:p>
         </w:tc>
@@ -943,7 +905,7 @@
                 <w:color w:val="000000"/>
                 <w:sz w:val="20"/>
               </w:rPr>
-              <w:t>Team Member 2</w:t>
+              <w:t>K. Rahul</w:t>
             </w:r>
           </w:p>
         </w:tc>
@@ -1013,7 +975,7 @@
                 <w:color w:val="000000"/>
                 <w:sz w:val="20"/>
               </w:rPr>
-              <w:t>Team Member 3</w:t>
+              <w:t>V. Ananya</w:t>
             </w:r>
           </w:p>
         </w:tc>
@@ -1300,8 +1262,6 @@
               <w:spacing w:after="40" w:line="264" w:lineRule="auto"/>
               <w:jc w:val="center"/>
             </w:pPr>
-            <w:proofErr w:type="spellStart"/>
-            <w:proofErr w:type="gramStart"/>
             <w:r>
               <w:rPr>
                 <w:rFonts w:ascii="Times New Roman" w:hAnsi="Times New Roman"/>
@@ -1310,8 +1270,6 @@
               </w:rPr>
               <w:t>S.No</w:t>
             </w:r>
-            <w:proofErr w:type="spellEnd"/>
-            <w:proofErr w:type="gramEnd"/>
           </w:p>
         </w:tc>
         <w:tc>
@@ -1443,7 +1401,7 @@
                 <w:color w:val="000000"/>
                 <w:sz w:val="20"/>
               </w:rPr>
-              <w:t>Tejas</w:t>
+              <w:t>G. Tejaswi</w:t>
             </w:r>
           </w:p>
         </w:tc>
@@ -1533,7 +1491,7 @@
                 <w:color w:val="000000"/>
                 <w:sz w:val="20"/>
               </w:rPr>
-              <w:t>Team Member 2</w:t>
+              <w:t>K. Rahul</w:t>
             </w:r>
           </w:p>
         </w:tc>
@@ -1623,7 +1581,7 @@
                 <w:color w:val="000000"/>
                 <w:sz w:val="20"/>
               </w:rPr>
-              <w:t>Team Member 3</w:t>
+              <w:t>V. Ananya</w:t>
             </w:r>
           </w:p>
         </w:tc>
@@ -1757,26 +1715,31 @@
       <w:pPr>
         <w:spacing w:after="60" w:line="360" w:lineRule="auto"/>
       </w:pPr>
+      <w:r/>
     </w:p>
     <w:p>
       <w:pPr>
         <w:spacing w:after="60" w:line="360" w:lineRule="auto"/>
       </w:pPr>
+      <w:r/>
     </w:p>
     <w:p>
       <w:pPr>
         <w:spacing w:after="60" w:line="360" w:lineRule="auto"/>
       </w:pPr>
+      <w:r/>
     </w:p>
     <w:p>
       <w:pPr>
         <w:spacing w:after="60" w:line="360" w:lineRule="auto"/>
       </w:pPr>
+      <w:r/>
     </w:p>
     <w:p>
       <w:pPr>
         <w:spacing w:after="60" w:line="360" w:lineRule="auto"/>
       </w:pPr>
+      <w:r/>
     </w:p>
     <w:p>
       <w:pPr>
@@ -2062,14 +2025,12 @@
               <w:spacing w:after="40" w:line="264" w:lineRule="auto"/>
               <w:jc w:val="center"/>
             </w:pPr>
-            <w:proofErr w:type="spellStart"/>
             <w:r>
               <w:rPr>
                 <w:rFonts w:ascii="Times New Roman" w:hAnsi="Times New Roman"/>
               </w:rPr>
               <w:t>i</w:t>
             </w:r>
-            <w:proofErr w:type="spellEnd"/>
           </w:p>
         </w:tc>
       </w:tr>
@@ -3159,6 +3120,7 @@
         <w:spacing w:after="120" w:line="276" w:lineRule="auto"/>
         <w:jc w:val="both"/>
       </w:pPr>
+      <w:r/>
     </w:p>
     <w:p>
       <w:pPr>
@@ -3182,6 +3144,7 @@
         <w:spacing w:after="120" w:line="276" w:lineRule="auto"/>
         <w:jc w:val="both"/>
       </w:pPr>
+      <w:r/>
     </w:p>
     <w:p>
       <w:pPr>
@@ -3698,6 +3661,7 @@
         <w:spacing w:after="120" w:line="276" w:lineRule="auto"/>
         <w:jc w:val="both"/>
       </w:pPr>
+      <w:r/>
     </w:p>
     <w:p>
       <w:pPr>
@@ -5603,73 +5567,7 @@
           <w:sz w:val="20"/>
           <w:szCs w:val="20"/>
         </w:rPr>
-        <w:t>Correlation levels: 3 – High (Substantial</w:t>
-      </w:r>
-      <w:proofErr w:type="gramStart"/>
-      <w:r>
-        <w:rPr>
-          <w:rFonts w:ascii="Times New Roman" w:hAnsi="Times New Roman"/>
-          <w:i/>
-          <w:iCs/>
-          <w:sz w:val="20"/>
-          <w:szCs w:val="20"/>
-        </w:rPr>
-        <w:t>),  2</w:t>
-      </w:r>
-      <w:proofErr w:type="gramEnd"/>
-      <w:r>
-        <w:rPr>
-          <w:rFonts w:ascii="Times New Roman" w:hAnsi="Times New Roman"/>
-          <w:i/>
-          <w:iCs/>
-          <w:sz w:val="20"/>
-          <w:szCs w:val="20"/>
-        </w:rPr>
-        <w:t xml:space="preserve"> – Medium (Moderate</w:t>
-      </w:r>
-      <w:proofErr w:type="gramStart"/>
-      <w:r>
-        <w:rPr>
-          <w:rFonts w:ascii="Times New Roman" w:hAnsi="Times New Roman"/>
-          <w:i/>
-          <w:iCs/>
-          <w:sz w:val="20"/>
-          <w:szCs w:val="20"/>
-        </w:rPr>
-        <w:t>),  1</w:t>
-      </w:r>
-      <w:proofErr w:type="gramEnd"/>
-      <w:r>
-        <w:rPr>
-          <w:rFonts w:ascii="Times New Roman" w:hAnsi="Times New Roman"/>
-          <w:i/>
-          <w:iCs/>
-          <w:sz w:val="20"/>
-          <w:szCs w:val="20"/>
-        </w:rPr>
-        <w:t xml:space="preserve"> – Low (Slight</w:t>
-      </w:r>
-      <w:proofErr w:type="gramStart"/>
-      <w:r>
-        <w:rPr>
-          <w:rFonts w:ascii="Times New Roman" w:hAnsi="Times New Roman"/>
-          <w:i/>
-          <w:iCs/>
-          <w:sz w:val="20"/>
-          <w:szCs w:val="20"/>
-        </w:rPr>
-        <w:t>),  “</w:t>
-      </w:r>
-      <w:proofErr w:type="gramEnd"/>
-      <w:r>
-        <w:rPr>
-          <w:rFonts w:ascii="Times New Roman" w:hAnsi="Times New Roman"/>
-          <w:i/>
-          <w:iCs/>
-          <w:sz w:val="20"/>
-          <w:szCs w:val="20"/>
-        </w:rPr>
-        <w:t>–” – No correlation</w:t>
+        <w:t>Correlation levels: 3 – High (Substantial),  2 – Medium (Moderate),  1 – Low (Slight),  “–” – No correlation</w:t>
       </w:r>
     </w:p>
     <w:p>
@@ -6219,7 +6117,6 @@
         <w:pStyle w:val="Heading2"/>
         <w:spacing w:before="200" w:after="100" w:line="360" w:lineRule="auto"/>
       </w:pPr>
-      <w:proofErr w:type="spellStart"/>
       <w:r>
         <w:rPr>
           <w:rFonts w:ascii="Times New Roman" w:hAnsi="Times New Roman"/>
@@ -6227,17 +6124,7 @@
           <w:bCs/>
           <w:color w:val="000000"/>
         </w:rPr>
-        <w:t>Programme</w:t>
-      </w:r>
-      <w:proofErr w:type="spellEnd"/>
-      <w:r>
-        <w:rPr>
-          <w:rFonts w:ascii="Times New Roman" w:hAnsi="Times New Roman"/>
-          <w:b/>
-          <w:bCs/>
-          <w:color w:val="000000"/>
-        </w:rPr>
-        <w:t xml:space="preserve"> Outcomes (NBA SAR – Tier I) – Reference with Keywords</w:t>
+        <w:t>Programme Outcomes (NBA SAR – Tier I) – Reference with Keywords</w:t>
       </w:r>
     </w:p>
     <w:tbl>
@@ -6401,25 +6288,7 @@
                 <w:sz w:val="19"/>
                 <w:szCs w:val="19"/>
               </w:rPr>
-              <w:t xml:space="preserve">Apply knowledge of mathematics, natural science, computing, engineering fundamentals and </w:t>
-            </w:r>
-            <w:proofErr w:type="spellStart"/>
-            <w:r>
-              <w:rPr>
-                <w:rFonts w:ascii="Times New Roman" w:hAnsi="Times New Roman"/>
-                <w:sz w:val="19"/>
-                <w:szCs w:val="19"/>
-              </w:rPr>
-              <w:t>specialisation</w:t>
-            </w:r>
-            <w:proofErr w:type="spellEnd"/>
-            <w:r>
-              <w:rPr>
-                <w:rFonts w:ascii="Times New Roman" w:hAnsi="Times New Roman"/>
-                <w:sz w:val="19"/>
-                <w:szCs w:val="19"/>
-              </w:rPr>
-              <w:t>; conceptual models</w:t>
+              <w:t>Apply knowledge of mathematics, natural science, computing, engineering fundamentals and specialisation; conceptual models</w:t>
             </w:r>
           </w:p>
         </w:tc>
@@ -6485,25 +6354,7 @@
                 <w:sz w:val="19"/>
                 <w:szCs w:val="19"/>
               </w:rPr>
-              <w:t xml:space="preserve">Identify, formulate, review literature, </w:t>
-            </w:r>
-            <w:proofErr w:type="spellStart"/>
-            <w:r>
-              <w:rPr>
-                <w:rFonts w:ascii="Times New Roman" w:hAnsi="Times New Roman"/>
-                <w:sz w:val="19"/>
-                <w:szCs w:val="19"/>
-              </w:rPr>
-              <w:t>analyse</w:t>
-            </w:r>
-            <w:proofErr w:type="spellEnd"/>
-            <w:r>
-              <w:rPr>
-                <w:rFonts w:ascii="Times New Roman" w:hAnsi="Times New Roman"/>
-                <w:sz w:val="19"/>
-                <w:szCs w:val="19"/>
-              </w:rPr>
-              <w:t xml:space="preserve"> complex problems, first principles, substantiated conclusions, sustainable development</w:t>
+              <w:t>Identify, formulate, review literature, analyse complex problems, first principles, substantiated conclusions, sustainable development</w:t>
             </w:r>
           </w:p>
         </w:tc>
@@ -6701,25 +6552,7 @@
                 <w:sz w:val="19"/>
                 <w:szCs w:val="19"/>
               </w:rPr>
-              <w:t xml:space="preserve">Create, select and apply techniques, resources, modern engineering and IT tools; prediction, modelling, simulation; </w:t>
-            </w:r>
-            <w:proofErr w:type="spellStart"/>
-            <w:r>
-              <w:rPr>
-                <w:rFonts w:ascii="Times New Roman" w:hAnsi="Times New Roman"/>
-                <w:sz w:val="19"/>
-                <w:szCs w:val="19"/>
-              </w:rPr>
-              <w:t>recognise</w:t>
-            </w:r>
-            <w:proofErr w:type="spellEnd"/>
-            <w:r>
-              <w:rPr>
-                <w:rFonts w:ascii="Times New Roman" w:hAnsi="Times New Roman"/>
-                <w:sz w:val="19"/>
-                <w:szCs w:val="19"/>
-              </w:rPr>
-              <w:t xml:space="preserve"> limitations</w:t>
+              <w:t>Create, select and apply techniques, resources, modern engineering and IT tools; prediction, modelling, simulation; recognise limitations</w:t>
             </w:r>
           </w:p>
         </w:tc>
@@ -7109,23 +6942,13 @@
             <w:pPr>
               <w:spacing w:after="40" w:line="264" w:lineRule="auto"/>
             </w:pPr>
-            <w:proofErr w:type="spellStart"/>
             <w:r>
               <w:rPr>
                 <w:rFonts w:ascii="Times New Roman" w:hAnsi="Times New Roman"/>
                 <w:sz w:val="19"/>
                 <w:szCs w:val="19"/>
               </w:rPr>
-              <w:t>Recognise</w:t>
-            </w:r>
-            <w:proofErr w:type="spellEnd"/>
-            <w:r>
-              <w:rPr>
-                <w:rFonts w:ascii="Times New Roman" w:hAnsi="Times New Roman"/>
-                <w:sz w:val="19"/>
-                <w:szCs w:val="19"/>
-              </w:rPr>
-              <w:t xml:space="preserve"> the need for independent learning, adaptability to new and emerging technologies, critical thinking, broadest context of technological change</w:t>
+              <w:t>Recognise the need for independent learning, adaptability to new and emerging technologies, critical thinking, broadest context of technological change</w:t>
             </w:r>
           </w:p>
         </w:tc>
@@ -7202,7 +7025,6 @@
               <w:spacing w:after="40" w:line="264" w:lineRule="auto"/>
               <w:jc w:val="center"/>
             </w:pPr>
-            <w:proofErr w:type="spellStart"/>
             <w:r>
               <w:rPr>
                 <w:rFonts w:ascii="Times New Roman" w:hAnsi="Times New Roman"/>
@@ -7211,18 +7033,7 @@
                 <w:sz w:val="21"/>
                 <w:szCs w:val="21"/>
               </w:rPr>
-              <w:t>Programme</w:t>
-            </w:r>
-            <w:proofErr w:type="spellEnd"/>
-            <w:r>
-              <w:rPr>
-                <w:rFonts w:ascii="Times New Roman" w:hAnsi="Times New Roman"/>
-                <w:b/>
-                <w:bCs/>
-                <w:sz w:val="21"/>
-                <w:szCs w:val="21"/>
-              </w:rPr>
-              <w:t xml:space="preserve"> Specific Outcome (copy from the department’s approved PSOs)</w:t>
+              <w:t>Programme Specific Outcome (copy from the department’s approved PSOs)</w:t>
             </w:r>
           </w:p>
         </w:tc>
@@ -7350,7 +7161,6 @@
         <w:pStyle w:val="Heading2"/>
         <w:spacing w:before="200" w:after="100" w:line="360" w:lineRule="auto"/>
       </w:pPr>
-      <w:proofErr w:type="gramStart"/>
       <w:r>
         <w:rPr>
           <w:rFonts w:ascii="Times New Roman" w:hAnsi="Times New Roman"/>
@@ -7358,17 +7168,7 @@
           <w:bCs/>
           <w:color w:val="000000"/>
         </w:rPr>
-        <w:t>1.1  Background</w:t>
-      </w:r>
-      <w:proofErr w:type="gramEnd"/>
-      <w:r>
-        <w:rPr>
-          <w:rFonts w:ascii="Times New Roman" w:hAnsi="Times New Roman"/>
-          <w:b/>
-          <w:bCs/>
-          <w:color w:val="000000"/>
-        </w:rPr>
-        <w:t xml:space="preserve"> and Motivation</w:t>
+        <w:t>1.1  Background and Motivation</w:t>
       </w:r>
     </w:p>
     <w:p>
@@ -7395,7 +7195,6 @@
         <w:pStyle w:val="Heading2"/>
         <w:spacing w:before="200" w:after="100" w:line="360" w:lineRule="auto"/>
       </w:pPr>
-      <w:proofErr w:type="gramStart"/>
       <w:r>
         <w:rPr>
           <w:rFonts w:ascii="Times New Roman" w:hAnsi="Times New Roman"/>
@@ -7403,17 +7202,7 @@
           <w:bCs/>
           <w:color w:val="000000"/>
         </w:rPr>
-        <w:t>1.2  Problem</w:t>
-      </w:r>
-      <w:proofErr w:type="gramEnd"/>
-      <w:r>
-        <w:rPr>
-          <w:rFonts w:ascii="Times New Roman" w:hAnsi="Times New Roman"/>
-          <w:b/>
-          <w:bCs/>
-          <w:color w:val="000000"/>
-        </w:rPr>
-        <w:t xml:space="preserve"> Statement</w:t>
+        <w:t>1.2  Problem Statement</w:t>
       </w:r>
     </w:p>
     <w:p>
@@ -7429,9 +7218,7 @@
           <w:color w:val="000000"/>
           <w:sz w:val="24"/>
         </w:rPr>
-        <w:t>The primary objective of this project is to develop an automated, explainable, and confidence-calibrated machine learning system capable of classifying isolated handwritten grayscale digit images into one of ten mutually exclusive numerical classes:</w:t>
-        <w:br/>
-        <w:t>C ∈ {0, 1, 2, 3, 4, 5, 6, 7, 8, 9}.</w:t>
+        <w:t>The primary objective of this project is to develop an automated, explainable, and confidence-calibrated machine learning system capable of classifying isolated handwritten grayscale digit images into one of ten mutually exclusive numerical classes: C ∈ {0, 1, 2, 3, 4, 5, 6, 7, 8, 9}.</w:t>
         <w:br/>
         <w:br/>
         <w:t>To qualify as an enterprise-grade vision pipeline, the system must address three fundamental operational challenges: (1) Invariant Preprocessing: User-drawn sketches created on digital canvases exhibit arbitrary positioning, scale, and stroke thickness, requiring an authoritative preprocessing pipeline that maps arbitrary inputs into a standardized 28×28 tensor representation; (2) Confidence Calibration: The model must provide reliable uncertainty estimates via temperature scaling so that ambiguous or corrupted inputs can be flagged rather than falsely predicted with overconfidence; and (3) Visual Explainability: The model must generate pixel-level attribution maps (via Grad-CAM) verifying that classification decisions are driven by genuine morphological digit features rather than background artifacts. The platform must achieve ≥ 98.0% test accuracy while maintaining sub-20 ms inference latency on commodity edge CPU hardware.</w:t>
@@ -7442,7 +7229,6 @@
         <w:pStyle w:val="Heading2"/>
         <w:spacing w:before="200" w:after="100" w:line="360" w:lineRule="auto"/>
       </w:pPr>
-      <w:proofErr w:type="gramStart"/>
       <w:r>
         <w:rPr>
           <w:rFonts w:ascii="Times New Roman" w:hAnsi="Times New Roman"/>
@@ -7450,17 +7236,7 @@
           <w:bCs/>
           <w:color w:val="000000"/>
         </w:rPr>
-        <w:t>1.3  ML</w:t>
-      </w:r>
-      <w:proofErr w:type="gramEnd"/>
-      <w:r>
-        <w:rPr>
-          <w:rFonts w:ascii="Times New Roman" w:hAnsi="Times New Roman"/>
-          <w:b/>
-          <w:bCs/>
-          <w:color w:val="000000"/>
-        </w:rPr>
-        <w:t xml:space="preserve"> Problem Formulation</w:t>
+        <w:t>1.3  ML Problem Formulation</w:t>
       </w:r>
     </w:p>
     <w:p>
@@ -7479,16 +7255,10 @@
         <w:t>Mathematically, handwritten digit classification is formulated as a supervised multi-class pattern classification problem. Let the input space be defined as X ⊂ ℝ^(28×28×1), where each sample X represents a normalized single-channel grayscale image tensor with continuous pixel intensities x_ij ∈ [0.0, 1.0]. The label space is defined as y ∈ {0, 1, ..., 9}, represented as a one-hot encoded target vector y ∈ {0, 1}^10 such that Σ_c=0^9 y_c = 1.</w:t>
         <w:br/>
         <w:br/>
-        <w:t>A deep parameterized hypothesis f_θ : X → ℝ^10 maps the input tensor X to a 10-dimensional vector of unnormalized class logits z = [z_0, z_1, ..., z_9]^T, parameterized by weight tensor θ. The class conditional posterior probability distribution is computed via the standard Softmax activation function:</w:t>
-        <w:br/>
-        <w:t>p_i = P(y = i | X; θ) = exp(z_i) / [ Σ_j=0^9 exp(z_j) ],  ∀ i ∈ {0, ..., 9}.</w:t>
+        <w:t>A deep parameterized hypothesis f_θ : X → ℝ^10 maps the input tensor X to a 10-dimensional vector of unnormalized class logits z = [z_0, z_1, ..., z_9]^T, parameterized by weight tensor θ. The class conditional posterior probability distribution is computed via the standard Softmax activation function: p_i = exp(z_i) / [ Σ_j=0^9 exp(z_j) ], ∀ i ∈ {0, ..., 9}.</w:t>
         <w:br/>
         <w:br/>
-        <w:t>The discrete class prediction y_hat is obtained via the maximum a posteriori (MAP) decision rule: y_hat = argmax_i p_i. The model parameters θ are optimized by minimizing the empirical Categorical Cross-Entropy loss over N training instances with L2 weight regularization penalty:</w:t>
-        <w:br/>
-        <w:t>L(θ) = - (1/N) Σ_n=1^N Σ_c=0^9 y_n,c log(p_n,c) + (λ/2) ||θ||_2^2.</w:t>
-        <w:br/>
-        <w:t>Cross-entropy provides a smooth, convex optimization surface for logit parameters, penalizing confident incorrect predictions with exponentially increasing gradient magnitude, thereby ensuring rapid and stable gradient convergence during mini-batch backpropagation.</w:t>
+        <w:t>The discrete class prediction y_hat is obtained via the maximum a posteriori (MAP) decision rule: y_hat = argmax_i p_i. The model parameters θ are optimized by minimizing the empirical Categorical Cross-Entropy loss over N training instances with L2 weight regularization penalty: L(θ) = - (1/N) Σ_n=1^N Σ_c=0^9 y_n,c log(p_n,c) + (λ/2) ||θ||_2^2. Cross-entropy provides a smooth optimization surface, penalizing confident incorrect predictions with steep gradient slopes.</w:t>
       </w:r>
     </w:p>
     <w:p>
@@ -7939,7 +7709,6 @@
         <w:pStyle w:val="Heading2"/>
         <w:spacing w:before="200" w:after="100" w:line="360" w:lineRule="auto"/>
       </w:pPr>
-      <w:proofErr w:type="gramStart"/>
       <w:r>
         <w:rPr>
           <w:rFonts w:ascii="Times New Roman" w:hAnsi="Times New Roman"/>
@@ -7949,7 +7718,6 @@
         </w:rPr>
         <w:t>1.4  Objectives</w:t>
       </w:r>
-      <w:proofErr w:type="gramEnd"/>
     </w:p>
     <w:p>
       <w:pPr>
@@ -7982,39 +7750,24 @@
     <w:p>
       <w:pPr>
         <w:pStyle w:val="Heading2"/>
-        <w:spacing w:before="200" w:after="100" w:line="360" w:lineRule="auto"/>
-      </w:pPr>
-      <w:proofErr w:type="gramStart"/>
+        <w:spacing w:before="120" w:after="120" w:line="360" w:lineRule="auto"/>
+        <w:jc w:val="both"/>
+      </w:pPr>
+      <w:r/>
       <w:r>
         <w:rPr>
           <w:rFonts w:ascii="Times New Roman" w:hAnsi="Times New Roman"/>
           <w:b/>
-          <w:bCs/>
           <w:color w:val="000000"/>
+          <w:sz w:val="26"/>
         </w:rPr>
-        <w:t>1.5  Scope</w:t>
+        <w:t>1.5  Scope and Limitations</w:t>
+        <w:br/>
       </w:r>
-      <w:proofErr w:type="gramEnd"/>
-      <w:r>
-        <w:rPr>
-          <w:rFonts w:ascii="Times New Roman" w:hAnsi="Times New Roman"/>
-          <w:b/>
-          <w:bCs/>
-          <w:color w:val="000000"/>
-        </w:rPr>
-        <w:t xml:space="preserve"> and Limitations</w:t>
-      </w:r>
-    </w:p>
-    <w:p>
-      <w:pPr>
-        <w:spacing w:before="40" w:after="120" w:line="360" w:lineRule="auto"/>
-        <w:jc w:val="both"/>
-      </w:pPr>
       <w:r>
         <w:rPr>
           <w:rFonts w:ascii="Times New Roman" w:hAnsi="Times New Roman"/>
           <w:b w:val="0"/>
-          <w:i w:val="0"/>
           <w:color w:val="000000"/>
           <w:sz w:val="24"/>
         </w:rPr>
@@ -8029,14 +7782,25 @@
     </w:p>
     <w:p>
       <w:pPr>
-        <w:spacing w:before="40" w:after="120" w:line="360" w:lineRule="auto"/>
+        <w:pStyle w:val="Heading2"/>
+        <w:spacing w:before="120" w:after="120" w:line="360" w:lineRule="auto"/>
         <w:jc w:val="both"/>
       </w:pPr>
+      <w:r/>
+      <w:r>
+        <w:rPr>
+          <w:rFonts w:ascii="Times New Roman" w:hAnsi="Times New Roman"/>
+          <w:b/>
+          <w:color w:val="000000"/>
+          <w:sz w:val="26"/>
+        </w:rPr>
+        <w:t>1.6  Organisation of the Report</w:t>
+        <w:br/>
+      </w:r>
       <w:r>
         <w:rPr>
           <w:rFonts w:ascii="Times New Roman" w:hAnsi="Times New Roman"/>
           <w:b w:val="0"/>
-          <w:i w:val="0"/>
           <w:color w:val="000000"/>
           <w:sz w:val="24"/>
         </w:rPr>
@@ -8061,43 +7825,6 @@
     </w:p>
     <w:p>
       <w:pPr>
-        <w:pStyle w:val="Heading2"/>
-        <w:spacing w:before="200" w:after="100" w:line="360" w:lineRule="auto"/>
-      </w:pPr>
-      <w:proofErr w:type="gramStart"/>
-      <w:r>
-        <w:rPr>
-          <w:rFonts w:ascii="Times New Roman" w:hAnsi="Times New Roman"/>
-          <w:b/>
-          <w:bCs/>
-          <w:color w:val="000000"/>
-        </w:rPr>
-        <w:t xml:space="preserve">1.6  </w:t>
-      </w:r>
-      <w:proofErr w:type="spellStart"/>
-      <w:r>
-        <w:rPr>
-          <w:rFonts w:ascii="Times New Roman" w:hAnsi="Times New Roman"/>
-          <w:b/>
-          <w:bCs/>
-          <w:color w:val="000000"/>
-        </w:rPr>
-        <w:t>Organisation</w:t>
-      </w:r>
-      <w:proofErr w:type="spellEnd"/>
-      <w:proofErr w:type="gramEnd"/>
-      <w:r>
-        <w:rPr>
-          <w:rFonts w:ascii="Times New Roman" w:hAnsi="Times New Roman"/>
-          <w:b/>
-          <w:bCs/>
-          <w:color w:val="000000"/>
-        </w:rPr>
-        <w:t xml:space="preserve"> of the Report</w:t>
-      </w:r>
-    </w:p>
-    <w:p>
-      <w:pPr>
         <w:pStyle w:val="Heading1"/>
         <w:pageBreakBefore/>
         <w:spacing w:before="120" w:after="240" w:line="360" w:lineRule="auto"/>
@@ -8111,6 +7838,37 @@
         </w:rPr>
         <w:lastRenderedPageBreak/>
         <w:t>CHAPTER 2</w:t>
+      </w:r>
+    </w:p>
+    <w:p>
+      <w:pPr>
+        <w:spacing w:after="240" w:line="360" w:lineRule="auto"/>
+        <w:jc w:val="center"/>
+      </w:pPr>
+      <w:r>
+        <w:rPr>
+          <w:rFonts w:ascii="Times New Roman" w:hAnsi="Times New Roman"/>
+          <w:b/>
+          <w:bCs/>
+          <w:sz w:val="28"/>
+          <w:szCs w:val="28"/>
+        </w:rPr>
+        <w:t>LITERATURE SURVEY</w:t>
+      </w:r>
+    </w:p>
+    <w:p>
+      <w:pPr>
+        <w:pStyle w:val="Heading2"/>
+        <w:spacing w:before="200" w:after="100" w:line="360" w:lineRule="auto"/>
+      </w:pPr>
+      <w:r>
+        <w:rPr>
+          <w:rFonts w:ascii="Times New Roman" w:hAnsi="Times New Roman"/>
+          <w:b/>
+          <w:bCs/>
+          <w:color w:val="000000"/>
+        </w:rPr>
+        <w:t>2.1  Review of Related Work</w:t>
       </w:r>
     </w:p>
     <w:p>
@@ -8131,38 +7889,6 @@
         <w:br/>
         <w:t>In classical machine learning, Fabian Pedregosa et al. (2011) [4] established reference implementations for Support Vector Machines (SVM) and Random Forests within scikit-learn, demonstrating that non-linear kernel SVMs can achieve ~96% accuracy on flattened raw pixel features. In the field of model trust, Chuan Guo et al. (2017) [5] demonstrated that modern deep neural networks with batch normalization and high depth suffer from severe probability overconfidence, and introduced temperature scaling as an effective post-hoc calibration technique. For interpretability, Ramprasaath Selvaraju et al. (2017) [6] formulated Gradient-weighted Class Activation Mapping (Grad-CAM), using the gradient of the target class score with respect to convolutional feature maps to produce visual heatmaps without requiring model retraining.</w:t>
       </w:r>
-    </w:p>
-    <w:p>
-      <w:pPr>
-        <w:pStyle w:val="Heading2"/>
-        <w:spacing w:before="200" w:after="100" w:line="360" w:lineRule="auto"/>
-      </w:pPr>
-      <w:proofErr w:type="gramStart"/>
-      <w:r>
-        <w:rPr>
-          <w:rFonts w:ascii="Times New Roman" w:hAnsi="Times New Roman"/>
-          <w:b/>
-          <w:bCs/>
-          <w:color w:val="000000"/>
-        </w:rPr>
-        <w:t>2.1  Review</w:t>
-      </w:r>
-      <w:proofErr w:type="gramEnd"/>
-      <w:r>
-        <w:rPr>
-          <w:rFonts w:ascii="Times New Roman" w:hAnsi="Times New Roman"/>
-          <w:b/>
-          <w:bCs/>
-          <w:color w:val="000000"/>
-        </w:rPr>
-        <w:t xml:space="preserve"> of Related Work</w:t>
-      </w:r>
-    </w:p>
-    <w:p>
-      <w:pPr>
-        <w:spacing w:after="120" w:line="276" w:lineRule="auto"/>
-        <w:jc w:val="both"/>
-      </w:pPr>
     </w:p>
     <w:p>
       <w:pPr>
@@ -8224,8 +7950,6 @@
               <w:spacing w:after="40" w:line="264" w:lineRule="auto"/>
               <w:jc w:val="center"/>
             </w:pPr>
-            <w:proofErr w:type="spellStart"/>
-            <w:proofErr w:type="gramStart"/>
             <w:r>
               <w:rPr>
                 <w:rFonts w:ascii="Times New Roman" w:hAnsi="Times New Roman"/>
@@ -8236,8 +7960,6 @@
               </w:rPr>
               <w:t>S.No</w:t>
             </w:r>
-            <w:proofErr w:type="spellEnd"/>
-            <w:proofErr w:type="gramEnd"/>
           </w:p>
         </w:tc>
         <w:tc>
@@ -9029,14 +8751,31 @@
     </w:tbl>
     <w:p>
       <w:pPr>
-        <w:spacing w:after="120" w:before="40" w:line="360" w:lineRule="auto"/>
+        <w:spacing w:after="60"/>
         <w:jc w:val="both"/>
       </w:pPr>
+    </w:p>
+    <w:p>
+      <w:pPr>
+        <w:pStyle w:val="Heading2"/>
+        <w:spacing w:before="120" w:after="120" w:line="360" w:lineRule="auto"/>
+        <w:jc w:val="both"/>
+      </w:pPr>
+      <w:r/>
+      <w:r>
+        <w:rPr>
+          <w:rFonts w:ascii="Times New Roman" w:hAnsi="Times New Roman"/>
+          <w:b/>
+          <w:color w:val="000000"/>
+          <w:sz w:val="26"/>
+        </w:rPr>
+        <w:t>2.2  Research Gap Identified</w:t>
+        <w:br/>
+      </w:r>
       <w:r>
         <w:rPr>
           <w:rFonts w:ascii="Times New Roman" w:hAnsi="Times New Roman"/>
           <w:b w:val="0"/>
-          <w:i w:val="0"/>
           <w:color w:val="000000"/>
           <w:sz w:val="24"/>
         </w:rPr>
@@ -9053,14 +8792,25 @@
     </w:p>
     <w:p>
       <w:pPr>
-        <w:spacing w:before="40" w:after="120" w:line="360" w:lineRule="auto"/>
+        <w:pStyle w:val="Heading2"/>
+        <w:spacing w:before="120" w:after="120" w:line="360" w:lineRule="auto"/>
         <w:jc w:val="both"/>
       </w:pPr>
+      <w:r/>
+      <w:r>
+        <w:rPr>
+          <w:rFonts w:ascii="Times New Roman" w:hAnsi="Times New Roman"/>
+          <w:b/>
+          <w:color w:val="000000"/>
+          <w:sz w:val="26"/>
+        </w:rPr>
+        <w:t>2.3  Proposed Approach</w:t>
+        <w:br/>
+      </w:r>
       <w:r>
         <w:rPr>
           <w:rFonts w:ascii="Times New Roman" w:hAnsi="Times New Roman"/>
           <w:b w:val="0"/>
-          <w:i w:val="0"/>
           <w:color w:val="000000"/>
           <w:sz w:val="24"/>
         </w:rPr>
@@ -9081,61 +8831,10 @@
     </w:p>
     <w:p>
       <w:pPr>
-        <w:pStyle w:val="Heading2"/>
-        <w:spacing w:before="200" w:after="100" w:line="360" w:lineRule="auto"/>
-      </w:pPr>
-      <w:proofErr w:type="gramStart"/>
-      <w:r>
-        <w:rPr>
-          <w:rFonts w:ascii="Times New Roman" w:hAnsi="Times New Roman"/>
-          <w:b/>
-          <w:bCs/>
-          <w:color w:val="000000"/>
-        </w:rPr>
-        <w:t>2.2  Research</w:t>
-      </w:r>
-      <w:proofErr w:type="gramEnd"/>
-      <w:r>
-        <w:rPr>
-          <w:rFonts w:ascii="Times New Roman" w:hAnsi="Times New Roman"/>
-          <w:b/>
-          <w:bCs/>
-          <w:color w:val="000000"/>
-        </w:rPr>
-        <w:t xml:space="preserve"> Gap Identified</w:t>
-      </w:r>
-    </w:p>
-    <w:p>
-      <w:pPr>
-        <w:pStyle w:val="Heading2"/>
-        <w:spacing w:before="200" w:after="100" w:line="360" w:lineRule="auto"/>
-      </w:pPr>
-      <w:proofErr w:type="gramStart"/>
-      <w:r>
-        <w:rPr>
-          <w:rFonts w:ascii="Times New Roman" w:hAnsi="Times New Roman"/>
-          <w:b/>
-          <w:bCs/>
-          <w:color w:val="000000"/>
-        </w:rPr>
-        <w:t>2.3  Proposed</w:t>
-      </w:r>
-      <w:proofErr w:type="gramEnd"/>
-      <w:r>
-        <w:rPr>
-          <w:rFonts w:ascii="Times New Roman" w:hAnsi="Times New Roman"/>
-          <w:b/>
-          <w:bCs/>
-          <w:color w:val="000000"/>
-        </w:rPr>
-        <w:t xml:space="preserve"> Approach</w:t>
-      </w:r>
-    </w:p>
-    <w:p>
-      <w:pPr>
         <w:spacing w:after="120" w:line="276" w:lineRule="auto"/>
         <w:jc w:val="both"/>
       </w:pPr>
+      <w:r/>
     </w:p>
     <w:p>
       <w:pPr>
@@ -9156,6 +8855,44 @@
     </w:p>
     <w:p>
       <w:pPr>
+        <w:spacing w:after="240" w:line="360" w:lineRule="auto"/>
+        <w:jc w:val="center"/>
+      </w:pPr>
+      <w:r>
+        <w:rPr>
+          <w:rFonts w:ascii="Times New Roman" w:hAnsi="Times New Roman"/>
+          <w:b/>
+          <w:bCs/>
+          <w:sz w:val="28"/>
+          <w:szCs w:val="28"/>
+        </w:rPr>
+        <w:t>DATASET DESCRIPTION</w:t>
+      </w:r>
+    </w:p>
+    <w:p>
+      <w:pPr>
+        <w:spacing w:after="120" w:line="276" w:lineRule="auto"/>
+        <w:jc w:val="both"/>
+      </w:pPr>
+      <w:r/>
+    </w:p>
+    <w:p>
+      <w:pPr>
+        <w:pStyle w:val="Heading2"/>
+        <w:spacing w:before="200" w:after="100" w:line="360" w:lineRule="auto"/>
+      </w:pPr>
+      <w:r>
+        <w:rPr>
+          <w:rFonts w:ascii="Times New Roman" w:hAnsi="Times New Roman"/>
+          <w:b/>
+          <w:bCs/>
+          <w:color w:val="000000"/>
+        </w:rPr>
+        <w:t>3.1  Choice of Data Source</w:t>
+      </w:r>
+    </w:p>
+    <w:p>
+      <w:pPr>
         <w:spacing w:after="120" w:line="360" w:lineRule="auto" w:before="40"/>
         <w:jc w:val="both"/>
       </w:pPr>
@@ -9168,60 +8905,6 @@
           <w:sz w:val="24"/>
         </w:rPr>
         <w:t>The experimental foundation of DigitVision AI is established upon the authoritative Modified National Institute of Standards and Technology (MNIST) benchmark database, derived from NIST Special Database 19 (SD-19) and Special Database 3 (SD-3). MNIST was selected due to its gold-standard status in academic computer vision literature, its perfectly balanced 10-class distribution, its rigorous standardized 28×28 grayscale format, and the availability of extensive peer-reviewed historical benchmarks that enable rigorous scientific model comparison.</w:t>
-      </w:r>
-    </w:p>
-    <w:p>
-      <w:pPr>
-        <w:spacing w:after="120" w:line="276" w:lineRule="auto"/>
-        <w:jc w:val="both"/>
-      </w:pPr>
-    </w:p>
-    <w:p>
-      <w:pPr>
-        <w:pStyle w:val="Heading2"/>
-        <w:spacing w:before="200" w:after="100" w:line="360" w:lineRule="auto"/>
-      </w:pPr>
-      <w:proofErr w:type="gramStart"/>
-      <w:r>
-        <w:rPr>
-          <w:rFonts w:ascii="Times New Roman" w:hAnsi="Times New Roman"/>
-          <w:b/>
-          <w:bCs/>
-          <w:color w:val="000000"/>
-        </w:rPr>
-        <w:t>3.1  Choice</w:t>
-      </w:r>
-      <w:proofErr w:type="gramEnd"/>
-      <w:r>
-        <w:rPr>
-          <w:rFonts w:ascii="Times New Roman" w:hAnsi="Times New Roman"/>
-          <w:b/>
-          <w:bCs/>
-          <w:color w:val="000000"/>
-        </w:rPr>
-        <w:t xml:space="preserve"> of Data Source</w:t>
-      </w:r>
-    </w:p>
-    <w:p>
-      <w:pPr>
-        <w:spacing w:after="120" w:line="276" w:lineRule="auto"/>
-        <w:jc w:val="both"/>
-      </w:pPr>
-    </w:p>
-    <w:p>
-      <w:pPr>
-        <w:spacing w:before="40" w:after="120" w:line="360" w:lineRule="auto"/>
-        <w:jc w:val="both"/>
-      </w:pPr>
-      <w:r>
-        <w:rPr>
-          <w:rFonts w:ascii="Times New Roman" w:hAnsi="Times New Roman"/>
-          <w:b w:val="0"/>
-          <w:i w:val="0"/>
-          <w:color w:val="000000"/>
-          <w:sz w:val="24"/>
-        </w:rPr>
-        <w:t>The dataset was curated by Yann LeCun, Corinna Cortes, and Christopher Burges by combining sample sets from two distinct demographic sources: NIST Special Database 3 (consisting of handwritten digits collected from high school students) and NIST Special Database 19 (consisting of digits collected from US Census Bureau employees). This deliberate combination ensures a diverse mixture of writing styles, stroke pressures, and geometrical slants. The original bilevel images were size-normalized into a 20×20 pixel bounding box while strictly preserving the original aspect ratio, and centered within a 28×28 pixel canvas using center-of-mass translation. Anti-aliasing filtering introduced intermediate grayscale values, yielding continuous 8-bit pixel values in [0, 255].</w:t>
       </w:r>
     </w:p>
     <w:p>
@@ -9453,61 +9136,7 @@
                 <w:sz w:val="19"/>
                 <w:szCs w:val="19"/>
               </w:rPr>
-              <w:t xml:space="preserve">UCI Machine Learning Repository, </w:t>
-            </w:r>
-            <w:proofErr w:type="spellStart"/>
-            <w:r>
-              <w:rPr>
-                <w:rFonts w:ascii="Times New Roman" w:hAnsi="Times New Roman"/>
-                <w:sz w:val="19"/>
-                <w:szCs w:val="19"/>
-              </w:rPr>
-              <w:t>OpenML</w:t>
-            </w:r>
-            <w:proofErr w:type="spellEnd"/>
-            <w:r>
-              <w:rPr>
-                <w:rFonts w:ascii="Times New Roman" w:hAnsi="Times New Roman"/>
-                <w:sz w:val="19"/>
-                <w:szCs w:val="19"/>
-              </w:rPr>
-              <w:t xml:space="preserve">, </w:t>
-            </w:r>
-            <w:proofErr w:type="spellStart"/>
-            <w:r>
-              <w:rPr>
-                <w:rFonts w:ascii="Times New Roman" w:hAnsi="Times New Roman"/>
-                <w:sz w:val="19"/>
-                <w:szCs w:val="19"/>
-              </w:rPr>
-              <w:t>Zenodo</w:t>
-            </w:r>
-            <w:proofErr w:type="spellEnd"/>
-            <w:r>
-              <w:rPr>
-                <w:rFonts w:ascii="Times New Roman" w:hAnsi="Times New Roman"/>
-                <w:sz w:val="19"/>
-                <w:szCs w:val="19"/>
-              </w:rPr>
-              <w:t xml:space="preserve">, Mendeley Data, IEEE </w:t>
-            </w:r>
-            <w:proofErr w:type="spellStart"/>
-            <w:r>
-              <w:rPr>
-                <w:rFonts w:ascii="Times New Roman" w:hAnsi="Times New Roman"/>
-                <w:sz w:val="19"/>
-                <w:szCs w:val="19"/>
-              </w:rPr>
-              <w:t>DataPort</w:t>
-            </w:r>
-            <w:proofErr w:type="spellEnd"/>
-            <w:r>
-              <w:rPr>
-                <w:rFonts w:ascii="Times New Roman" w:hAnsi="Times New Roman"/>
-                <w:sz w:val="19"/>
-                <w:szCs w:val="19"/>
-              </w:rPr>
-              <w:t>, PhysioNet (credentialed access)</w:t>
+              <w:t>UCI Machine Learning Repository, OpenML, Zenodo, Mendeley Data, IEEE DataPort, PhysioNet (credentialed access)</w:t>
             </w:r>
           </w:p>
         </w:tc>
@@ -9595,25 +9224,7 @@
                 <w:sz w:val="19"/>
                 <w:szCs w:val="19"/>
               </w:rPr>
-              <w:t xml:space="preserve">Department or agency, </w:t>
-            </w:r>
-            <w:proofErr w:type="spellStart"/>
-            <w:r>
-              <w:rPr>
-                <w:rFonts w:ascii="Times New Roman" w:hAnsi="Times New Roman"/>
-                <w:sz w:val="19"/>
-                <w:szCs w:val="19"/>
-              </w:rPr>
-              <w:t>licence</w:t>
-            </w:r>
-            <w:proofErr w:type="spellEnd"/>
-            <w:r>
-              <w:rPr>
-                <w:rFonts w:ascii="Times New Roman" w:hAnsi="Times New Roman"/>
-                <w:sz w:val="19"/>
-                <w:szCs w:val="19"/>
-              </w:rPr>
-              <w:t>, access date</w:t>
+              <w:t>Department or agency, licence, access date</w:t>
             </w:r>
           </w:p>
         </w:tc>
@@ -9661,63 +9272,27 @@
                 <w:sz w:val="19"/>
                 <w:szCs w:val="19"/>
               </w:rPr>
-              <w:t xml:space="preserve">Hugging Face Datasets, TensorFlow Datasets, </w:t>
-            </w:r>
-            <w:proofErr w:type="spellStart"/>
+              <w:t>Hugging Face Datasets, TensorFlow Datasets, torchvision / scikit-learn built-in datasets (acceptable as a secondary or benchmark dataset only)</w:t>
+            </w:r>
+          </w:p>
+        </w:tc>
+        <w:tc>
+          <w:tcPr>
+            <w:tcW w:w="2700" w:type="dxa"/>
+            <w:vAlign w:val="center"/>
+          </w:tcPr>
+          <w:p>
+            <w:pPr>
+              <w:keepNext/>
+              <w:spacing w:after="40" w:line="264" w:lineRule="auto"/>
+            </w:pPr>
             <w:r>
               <w:rPr>
                 <w:rFonts w:ascii="Times New Roman" w:hAnsi="Times New Roman"/>
                 <w:sz w:val="19"/>
                 <w:szCs w:val="19"/>
               </w:rPr>
-              <w:t>torchvision</w:t>
-            </w:r>
-            <w:proofErr w:type="spellEnd"/>
-            <w:r>
-              <w:rPr>
-                <w:rFonts w:ascii="Times New Roman" w:hAnsi="Times New Roman"/>
-                <w:sz w:val="19"/>
-                <w:szCs w:val="19"/>
-              </w:rPr>
-              <w:t xml:space="preserve"> / scikit-learn built-in datasets (acceptable as a secondary or benchmark dataset only)</w:t>
-            </w:r>
-          </w:p>
-        </w:tc>
-        <w:tc>
-          <w:tcPr>
-            <w:tcW w:w="2700" w:type="dxa"/>
-            <w:vAlign w:val="center"/>
-          </w:tcPr>
-          <w:p>
-            <w:pPr>
-              <w:keepNext/>
-              <w:spacing w:after="40" w:line="264" w:lineRule="auto"/>
-            </w:pPr>
-            <w:r>
-              <w:rPr>
-                <w:rFonts w:ascii="Times New Roman" w:hAnsi="Times New Roman"/>
-                <w:sz w:val="19"/>
-                <w:szCs w:val="19"/>
-              </w:rPr>
-              <w:t xml:space="preserve">Dataset card, </w:t>
-            </w:r>
-            <w:proofErr w:type="spellStart"/>
-            <w:r>
-              <w:rPr>
-                <w:rFonts w:ascii="Times New Roman" w:hAnsi="Times New Roman"/>
-                <w:sz w:val="19"/>
-                <w:szCs w:val="19"/>
-              </w:rPr>
-              <w:t>licence</w:t>
-            </w:r>
-            <w:proofErr w:type="spellEnd"/>
-            <w:r>
-              <w:rPr>
-                <w:rFonts w:ascii="Times New Roman" w:hAnsi="Times New Roman"/>
-                <w:sz w:val="19"/>
-                <w:szCs w:val="19"/>
-              </w:rPr>
-              <w:t>, original creators</w:t>
+              <w:t>Dataset card, licence, original creators</w:t>
             </w:r>
           </w:p>
         </w:tc>
@@ -9796,26 +9371,9 @@
     </w:p>
     <w:p>
       <w:pPr>
-        <w:spacing w:before="40" w:after="120" w:line="360" w:lineRule="auto"/>
-        <w:jc w:val="both"/>
-      </w:pPr>
-      <w:r>
-        <w:rPr>
-          <w:rFonts w:ascii="Times New Roman" w:hAnsi="Times New Roman"/>
-          <w:b w:val="0"/>
-          <w:i w:val="0"/>
-          <w:color w:val="000000"/>
-          <w:sz w:val="24"/>
-        </w:rPr>
-        <w:t>The complete dataset comprises exactly 70,000 isolated handwritten digit images. In accordance with the canonical benchmark protocol, the data is partitioned into 60,000 training patterns and 10,000 official test patterns. Each image is represented as a 28×28 raster array (784 continuous features) with pixel values normalized to the interval [0.0, 1.0]. A value of 0.0 corresponds to pure background (black), while 1.0 represents maximum foreground stroke intensity (white). The target variable is an integer label y ∈ {0, 1, ..., 9}. There are zero missing values across the entire dataset, and all classes maintain approximately uniform distribution (~7,000 instances per class).</w:t>
-      </w:r>
-    </w:p>
-    <w:p>
-      <w:pPr>
         <w:pStyle w:val="Heading2"/>
         <w:spacing w:before="200" w:after="100" w:line="360" w:lineRule="auto"/>
       </w:pPr>
-      <w:proofErr w:type="gramStart"/>
       <w:r>
         <w:rPr>
           <w:rFonts w:ascii="Times New Roman" w:hAnsi="Times New Roman"/>
@@ -9823,17 +9381,7 @@
           <w:bCs/>
           <w:color w:val="000000"/>
         </w:rPr>
-        <w:t>3.2  Dataset</w:t>
-      </w:r>
-      <w:proofErr w:type="gramEnd"/>
-      <w:r>
-        <w:rPr>
-          <w:rFonts w:ascii="Times New Roman" w:hAnsi="Times New Roman"/>
-          <w:b/>
-          <w:bCs/>
-          <w:color w:val="000000"/>
-        </w:rPr>
-        <w:t xml:space="preserve"> Details and Provenance</w:t>
+        <w:t>3.2  Dataset Details and Provenance</w:t>
       </w:r>
     </w:p>
     <w:p>
@@ -9888,8 +9436,10 @@
           </w:tcPr>
           <w:p>
             <w:pPr>
-              <w:spacing w:before="40" w:after="40"/>
-            </w:pPr>
+              <w:spacing w:before="40" w:after="40" w:line="240" w:lineRule="auto"/>
+              <w:jc w:val="left"/>
+            </w:pPr>
+            <w:r/>
             <w:r>
               <w:rPr>
                 <w:rFonts w:ascii="Times New Roman" w:hAnsi="Times New Roman"/>
@@ -9909,11 +9459,14 @@
           </w:tcPr>
           <w:p>
             <w:pPr>
-              <w:spacing w:before="40" w:after="40"/>
-            </w:pPr>
-            <w:r>
-              <w:rPr>
-                <w:rFonts w:ascii="Times New Roman" w:hAnsi="Times New Roman"/>
+              <w:spacing w:before="40" w:after="40" w:line="240" w:lineRule="auto"/>
+              <w:jc w:val="left"/>
+            </w:pPr>
+            <w:r/>
+            <w:r>
+              <w:rPr>
+                <w:rFonts w:ascii="Times New Roman" w:hAnsi="Times New Roman"/>
+                <w:b w:val="0"/>
                 <w:color w:val="000000"/>
                 <w:sz w:val="20"/>
               </w:rPr>
@@ -10279,7 +9832,7 @@
           <w:color w:val="000000"/>
           <w:sz w:val="24"/>
         </w:rPr>
-        <w:t>The feature matrix consists of 784 numerical continuous attributes corresponding to the raster-scanned pixel coordinates (row r, col c) where feature index i = 28r + c for r, c ∈ {0, 1, ..., 27}. Features pixel_000 through pixel_031 represent top margin boundary pixels which exhibit near-zero variance across all samples. Features pixel_181 through pixel_580 capture the central 14×14 receptive field containing dense stroke intersections, loops, and junctions, representing the primary discriminative feature space. Features pixel_581 through pixel_783 capture lower descenders and base stroke segments. The target feature 'label' is an integer in {0, ..., 9} designating the ground-truth digit class.</w:t>
+        <w:t>The dataset was curated by Yann LeCun, Corinna Cortes, and Christopher Burges by combining sample sets from two distinct demographic sources: NIST Special Database 3 (consisting of handwritten digits collected from high school students) and NIST Special Database 19 (consisting of digits collected from US Census Bureau employees). This deliberate combination ensures a diverse mixture of writing styles, stroke pressures, and geometrical slants. The original bilevel images were size-normalized into a 20×20 pixel bounding box while strictly preserving the original aspect ratio, and centered within a 28×28 pixel canvas using center-of-mass translation. Anti-aliasing filtering introduced intermediate grayscale values, yielding continuous 8-bit pixel values in [0, 255].</w:t>
       </w:r>
     </w:p>
     <w:p>
@@ -10287,7 +9840,6 @@
         <w:pStyle w:val="Heading2"/>
         <w:spacing w:before="200" w:after="100" w:line="360" w:lineRule="auto"/>
       </w:pPr>
-      <w:proofErr w:type="gramStart"/>
       <w:r>
         <w:rPr>
           <w:rFonts w:ascii="Times New Roman" w:hAnsi="Times New Roman"/>
@@ -10314,17 +9866,7 @@
           <w:bCs/>
           <w:color w:val="000000"/>
         </w:rPr>
-        <w:t xml:space="preserve">  Dataset</w:t>
-      </w:r>
-      <w:proofErr w:type="gramEnd"/>
-      <w:r>
-        <w:rPr>
-          <w:rFonts w:ascii="Times New Roman" w:hAnsi="Times New Roman"/>
-          <w:b/>
-          <w:bCs/>
-          <w:color w:val="000000"/>
-        </w:rPr>
-        <w:t xml:space="preserve"> Characteristics</w:t>
+        <w:t xml:space="preserve">  Dataset Characteristics</w:t>
       </w:r>
     </w:p>
     <w:p>
@@ -10379,8 +9921,10 @@
           </w:tcPr>
           <w:p>
             <w:pPr>
-              <w:spacing w:before="40" w:after="40"/>
-            </w:pPr>
+              <w:spacing w:before="40" w:after="40" w:line="240" w:lineRule="auto"/>
+              <w:jc w:val="left"/>
+            </w:pPr>
+            <w:r/>
             <w:r>
               <w:rPr>
                 <w:rFonts w:ascii="Times New Roman" w:hAnsi="Times New Roman"/>
@@ -10400,11 +9944,14 @@
           </w:tcPr>
           <w:p>
             <w:pPr>
-              <w:spacing w:before="40" w:after="40"/>
-            </w:pPr>
-            <w:r>
-              <w:rPr>
-                <w:rFonts w:ascii="Times New Roman" w:hAnsi="Times New Roman"/>
+              <w:spacing w:before="40" w:after="40" w:line="240" w:lineRule="auto"/>
+              <w:jc w:val="left"/>
+            </w:pPr>
+            <w:r/>
+            <w:r>
+              <w:rPr>
+                <w:rFonts w:ascii="Times New Roman" w:hAnsi="Times New Roman"/>
+                <w:b w:val="0"/>
                 <w:color w:val="000000"/>
                 <w:sz w:val="20"/>
               </w:rPr>
@@ -10868,10 +10415,7 @@
           <w:color w:val="000000"/>
           <w:sz w:val="24"/>
         </w:rPr>
-        <w:t>Exploratory data analysis was conducted across both training and test partitions to verify statistical balance, pixel intensity distributions, and spatial correlation topology. As illustrated in Figure 3.1, class distribution is strictly uniform across all 10 digits, with each class accounting for approximately 9.8% to 10.2% of the dataset, confirming that class imbalance mitigation (such as SMOTE or class weighting) is unnecessary.</w:t>
-        <w:br/>
-        <w:br/>
-        <w:t>Figure 3.2 illustrates the pixel intensity distribution and spatial correlation structure. The pixel intensity histogram exhibits extreme bimodality: approximately 81.2% of all pixels represent pure background (intensity = 0.0), while foreground stroke pixels cluster predominantly between 0.70 and 1.00. The spatial variance map reveals that the 4-pixel border perimeter contains zero variance across all 70,000 samples, whereas the central 16×16 region exhibits high standard deviation (σ &gt; 0.35), confirming that spatial translation invariance is a critical modeling requirement.</w:t>
+        <w:t>The complete dataset comprises exactly 70,000 isolated handwritten digit images. In accordance with the canonical benchmark protocol, the data is partitioned into 60,000 training patterns and 10,000 official test patterns. Each image is represented as a 28×28 raster array (784 continuous features) with pixel values normalized to the interval [0.0, 1.0]. A value of 0.0 corresponds to pure background (black), while 1.0 represents maximum foreground stroke intensity (white). The target variable is an integer label y ∈ {0, 1, ..., 9}. There are zero missing values across the entire dataset, and all classes maintain approximately uniform distribution (~7,000 instances per class).</w:t>
       </w:r>
     </w:p>
     <w:p>
@@ -10879,7 +10423,6 @@
         <w:pStyle w:val="Heading2"/>
         <w:spacing w:before="200" w:after="100" w:line="360" w:lineRule="auto"/>
       </w:pPr>
-      <w:proofErr w:type="gramStart"/>
       <w:r>
         <w:rPr>
           <w:rFonts w:ascii="Times New Roman" w:hAnsi="Times New Roman"/>
@@ -10905,17 +10448,7 @@
           <w:bCs/>
           <w:color w:val="000000"/>
         </w:rPr>
-        <w:t xml:space="preserve">  Data</w:t>
-      </w:r>
-      <w:proofErr w:type="gramEnd"/>
-      <w:r>
-        <w:rPr>
-          <w:rFonts w:ascii="Times New Roman" w:hAnsi="Times New Roman"/>
-          <w:b/>
-          <w:bCs/>
-          <w:color w:val="000000"/>
-        </w:rPr>
-        <w:t xml:space="preserve"> Dictionary</w:t>
+        <w:t xml:space="preserve">  Data Dictionary</w:t>
       </w:r>
     </w:p>
     <w:p>
@@ -10978,8 +10511,6 @@
               <w:spacing w:after="40" w:line="264" w:lineRule="auto"/>
               <w:jc w:val="center"/>
             </w:pPr>
-            <w:proofErr w:type="spellStart"/>
-            <w:proofErr w:type="gramStart"/>
             <w:r>
               <w:rPr>
                 <w:rFonts w:ascii="Times New Roman" w:hAnsi="Times New Roman"/>
@@ -10990,8 +10521,6 @@
               </w:rPr>
               <w:t>S.No</w:t>
             </w:r>
-            <w:proofErr w:type="spellEnd"/>
-            <w:proofErr w:type="gramEnd"/>
           </w:p>
         </w:tc>
         <w:tc>
@@ -11783,13 +11312,7 @@
     </w:tbl>
     <w:p>
       <w:pPr>
-        <w:spacing w:after="60"/>
-        <w:jc w:val="both"/>
-      </w:pPr>
-    </w:p>
-    <w:p>
-      <w:pPr>
-        <w:spacing w:before="40" w:after="120" w:line="360" w:lineRule="auto"/>
+        <w:spacing w:after="120" w:before="40" w:line="360" w:lineRule="auto"/>
         <w:jc w:val="both"/>
       </w:pPr>
       <w:r>
@@ -11800,7 +11323,7 @@
           <w:color w:val="000000"/>
           <w:sz w:val="24"/>
         </w:rPr>
-        <w:t>Although the MNIST dataset is curated and complete (0.00% missing values), comprehensive data inspection revealed several subtle quality challenges inherent to human handwriting: (1) Severe stroke thickness disparities, ranging from fine 1.5 px strokes to heavy 4.5 px marker lines; (2) Variable baseline slants, introducing shear angles from -25° to +30°; (3) Broken stroke segments caused by scanner binarization thresholds; and (4) Semantic digit confusions, such as casually scribbled '4's resembling '9's, and open '3's resembling '5's. These findings directly guided our architectural decision to employ batch normalization for contrast invariance and temperature scaling for uncertainty quantification.</w:t>
+        <w:t>The feature matrix consists of 784 numerical continuous attributes corresponding to the raster-scanned pixel coordinates (row r, col c) where feature index i = 28r + c for r, c ∈ {0, 1, ..., 27}. Features pixel_000 through pixel_031 represent top margin boundary pixels which exhibit near-zero variance across all samples. Features pixel_181 through pixel_580 capture the central 14×14 receptive field containing dense stroke intersections, loops, and junctions, representing the primary discriminative feature space. Features pixel_581 through pixel_783 capture lower descenders and base stroke segments. The target feature 'label' is an integer in {0, ..., 9} designating the ground-truth digit class.</w:t>
       </w:r>
     </w:p>
     <w:p>
@@ -11808,7 +11331,6 @@
         <w:pStyle w:val="Heading2"/>
         <w:spacing w:before="200" w:after="100" w:line="360" w:lineRule="auto"/>
       </w:pPr>
-      <w:proofErr w:type="gramStart"/>
       <w:r>
         <w:rPr>
           <w:rFonts w:ascii="Times New Roman" w:hAnsi="Times New Roman"/>
@@ -11834,107 +11356,26 @@
           <w:bCs/>
           <w:color w:val="000000"/>
         </w:rPr>
-        <w:t xml:space="preserve">  Exploratory</w:t>
+        <w:t xml:space="preserve">  Exploratory Data Analysis (EDA)</w:t>
       </w:r>
-      <w:proofErr w:type="gramEnd"/>
+    </w:p>
+    <w:p>
+      <w:pPr>
+        <w:spacing w:after="120" w:line="360" w:lineRule="auto" w:before="40"/>
+        <w:jc w:val="both"/>
+      </w:pPr>
       <w:r>
         <w:rPr>
           <w:rFonts w:ascii="Times New Roman" w:hAnsi="Times New Roman"/>
-          <w:b/>
-          <w:bCs/>
+          <w:b w:val="0"/>
+          <w:i w:val="0"/>
           <w:color w:val="000000"/>
+          <w:sz w:val="24"/>
         </w:rPr>
-        <w:t xml:space="preserve"> Data Analysis (EDA)</w:t>
-      </w:r>
-    </w:p>
-    <w:p>
-      <w:pPr>
-        <w:spacing w:after="120" w:line="276" w:lineRule="auto"/>
-        <w:jc w:val="both"/>
-      </w:pPr>
-    </w:p>
-    <w:tbl>
-      <w:tblPr>
-        <w:tblW w:w="8000" w:type="dxa"/>
-        <w:jc w:val="center"/>
-        <w:tblBorders>
-          <w:top w:val="dashed" w:sz="6" w:space="0" w:color="8EAADB"/>
-          <w:left w:val="dashed" w:sz="6" w:space="0" w:color="8EAADB"/>
-          <w:bottom w:val="dashed" w:sz="6" w:space="0" w:color="8EAADB"/>
-          <w:right w:val="dashed" w:sz="6" w:space="0" w:color="8EAADB"/>
-        </w:tblBorders>
-        <w:tblLayout w:type="fixed"/>
-        <w:tblLook w:val="04A0" w:firstRow="1" w:lastRow="0" w:firstColumn="1" w:lastColumn="0" w:noHBand="0" w:noVBand="1"/>
-      </w:tblPr>
-      <w:tblGrid>
-        <w:gridCol w:w="8000"/>
-      </w:tblGrid>
-      <w:tr>
-        <w:trPr>
-          <w:trHeight w:val="2000"/>
-          <w:jc w:val="center"/>
-        </w:trPr>
-        <w:tc>
-          <w:tcPr>
-            <w:tcW w:w="8000" w:type="dxa"/>
-            <w:vAlign w:val="center"/>
-          </w:tcPr>
-          <w:p>
-            <w:pPr>
-              <w:spacing w:before="80" w:after="80"/>
-              <w:jc w:val="center"/>
-            </w:pPr>
-            <w:r/>
-            <w:r>
-              <w:drawing>
-                <wp:inline xmlns:a="http://schemas.openxmlformats.org/drawingml/2006/main" xmlns:pic="http://schemas.openxmlformats.org/drawingml/2006/picture">
-                  <wp:extent cx="4754880" cy="2615184"/>
-                  <wp:docPr id="11" name="Picture 11"/>
-                  <wp:cNvGraphicFramePr>
-                    <a:graphicFrameLocks noChangeAspect="1"/>
-                  </wp:cNvGraphicFramePr>
-                  <a:graphic>
-                    <a:graphicData uri="http://schemas.openxmlformats.org/drawingml/2006/picture">
-                      <pic:pic>
-                        <pic:nvPicPr>
-                          <pic:cNvPr id="0" name="image.png"/>
-                          <pic:cNvPicPr/>
-                        </pic:nvPicPr>
-                        <pic:blipFill>
-                          <a:blip r:embed="rId11"/>
-                          <a:stretch>
-                            <a:fillRect/>
-                          </a:stretch>
-                        </pic:blipFill>
-                        <pic:spPr>
-                          <a:xfrm>
-                            <a:off x="0" y="0"/>
-                            <a:ext cx="4754880" cy="2615184"/>
-                          </a:xfrm>
-                          <a:prstGeom prst="rect"/>
-                        </pic:spPr>
-                      </pic:pic>
-                    </a:graphicData>
-                  </a:graphic>
-                </wp:inline>
-              </w:drawing>
-            </w:r>
-          </w:p>
-        </w:tc>
-      </w:tr>
-    </w:tbl>
-    <w:p>
-      <w:pPr>
-        <w:spacing w:before="60" w:after="120" w:line="276" w:lineRule="auto"/>
-        <w:jc w:val="center"/>
-      </w:pPr>
-      <w:r>
-        <w:rPr>
-          <w:rFonts w:ascii="Times New Roman" w:hAnsi="Times New Roman"/>
-          <w:b/>
-          <w:bCs/>
-        </w:rPr>
-        <w:t>Fig. 3.1: Class Distribution of the Target Variable</w:t>
+        <w:t>Exploratory data analysis was conducted across both training and test partitions to verify statistical balance, pixel intensity distributions, and spatial correlation topology. As illustrated in Figure 3.1, class distribution is strictly uniform across all 10 digits, with each class accounting for approximately 9.8% to 10.2% of the dataset, confirming that class imbalance mitigation (such as SMOTE or class weighting) is unnecessary.</w:t>
+        <w:br/>
+        <w:br/>
+        <w:t>Figure 3.2 illustrates the pixel intensity distribution and spatial correlation structure. The pixel intensity histogram exhibits extreme bimodality: approximately 81.2% of all pixels represent pure background (intensity = 0.0), while foreground stroke pixels cluster predominantly between 0.70 and 1.00. The spatial variance map reveals that the 4-pixel border perimeter contains zero variance across all 70,000 samples, whereas the central 16×16 region exhibits high standard deviation (σ &gt; 0.35), confirming that spatial translation invariance is a critical modeling requirement.</w:t>
       </w:r>
     </w:p>
     <w:tbl>
@@ -11965,7 +11406,107 @@
           </w:tcPr>
           <w:p>
             <w:pPr>
-              <w:spacing w:before="80" w:after="80"/>
+              <w:spacing w:before="60" w:after="60"/>
+              <w:jc w:val="center"/>
+            </w:pPr>
+            <w:r/>
+            <w:r>
+              <w:drawing>
+                <wp:inline xmlns:a="http://schemas.openxmlformats.org/drawingml/2006/main" xmlns:pic="http://schemas.openxmlformats.org/drawingml/2006/picture">
+                  <wp:extent cx="4754880" cy="2615184"/>
+                  <wp:docPr id="11" name="Picture 11"/>
+                  <wp:cNvGraphicFramePr>
+                    <a:graphicFrameLocks noChangeAspect="1"/>
+                  </wp:cNvGraphicFramePr>
+                  <a:graphic>
+                    <a:graphicData uri="http://schemas.openxmlformats.org/drawingml/2006/picture">
+                      <pic:pic>
+                        <pic:nvPicPr>
+                          <pic:cNvPr id="0" name="image.png"/>
+                          <pic:cNvPicPr/>
+                        </pic:nvPicPr>
+                        <pic:blipFill>
+                          <a:blip r:embed="rId15"/>
+                          <a:stretch>
+                            <a:fillRect/>
+                          </a:stretch>
+                        </pic:blipFill>
+                        <pic:spPr>
+                          <a:xfrm>
+                            <a:off x="0" y="0"/>
+                            <a:ext cx="4754880" cy="2615184"/>
+                          </a:xfrm>
+                          <a:prstGeom prst="rect"/>
+                        </pic:spPr>
+                      </pic:pic>
+                    </a:graphicData>
+                  </a:graphic>
+                </wp:inline>
+              </w:drawing>
+            </w:r>
+          </w:p>
+        </w:tc>
+      </w:tr>
+    </w:tbl>
+    <w:p>
+      <w:pPr>
+        <w:spacing w:before="60" w:after="120" w:line="312" w:lineRule="auto"/>
+        <w:jc w:val="both"/>
+      </w:pPr>
+      <w:r/>
+      <w:r>
+        <w:rPr>
+          <w:rFonts w:ascii="Times New Roman" w:hAnsi="Times New Roman"/>
+          <w:b/>
+          <w:color w:val="000000"/>
+          <w:sz w:val="22"/>
+        </w:rPr>
+        <w:t>Fig. 3.1: Class Distribution of the Target Variable</w:t>
+        <w:br/>
+      </w:r>
+      <w:r>
+        <w:rPr>
+          <w:rFonts w:ascii="Times New Roman" w:hAnsi="Times New Roman"/>
+          <w:i/>
+          <w:color w:val="000000"/>
+          <w:sz w:val="21"/>
+        </w:rPr>
+        <w:t>Observation: All 10 digit classes exhibit approximately uniform distribution (~9.8% to 10.2% per class), comprising approximately 6,000 training and 1,000 test samples each.</w:t>
+        <w:br/>
+        <w:t>Interpretation: Uniform class balance ensures that the classification objective is unaffected by majority-class prevalence, eliminating the need for synthetic oversampling (SMOTE) or loss weighting.</w:t>
+        <w:br/>
+        <w:t>Engineering Implication: Standard multi-class cross-entropy loss functions and unweighted macro F1 metrics serve as unbiased evaluators of model performance.</w:t>
+      </w:r>
+    </w:p>
+    <w:tbl>
+      <w:tblPr>
+        <w:tblW w:w="8000" w:type="dxa"/>
+        <w:jc w:val="center"/>
+        <w:tblBorders>
+          <w:top w:val="dashed" w:sz="6" w:space="0" w:color="8EAADB"/>
+          <w:left w:val="dashed" w:sz="6" w:space="0" w:color="8EAADB"/>
+          <w:bottom w:val="dashed" w:sz="6" w:space="0" w:color="8EAADB"/>
+          <w:right w:val="dashed" w:sz="6" w:space="0" w:color="8EAADB"/>
+        </w:tblBorders>
+        <w:tblLayout w:type="fixed"/>
+        <w:tblLook w:val="04A0" w:firstRow="1" w:lastRow="0" w:firstColumn="1" w:lastColumn="0" w:noHBand="0" w:noVBand="1"/>
+      </w:tblPr>
+      <w:tblGrid>
+        <w:gridCol w:w="8000"/>
+      </w:tblGrid>
+      <w:tr>
+        <w:trPr>
+          <w:trHeight w:val="2000"/>
+          <w:jc w:val="center"/>
+        </w:trPr>
+        <w:tc>
+          <w:tcPr>
+            <w:tcW w:w="8000" w:type="dxa"/>
+            <w:vAlign w:val="center"/>
+          </w:tcPr>
+          <w:p>
+            <w:pPr>
+              <w:spacing w:before="60" w:after="60"/>
               <w:jc w:val="center"/>
             </w:pPr>
             <w:r/>
@@ -11985,7 +11526,7 @@
                           <pic:cNvPicPr/>
                         </pic:nvPicPr>
                         <pic:blipFill>
-                          <a:blip r:embed="rId12"/>
+                          <a:blip r:embed="rId16"/>
                           <a:stretch>
                             <a:fillRect/>
                           </a:stretch>
@@ -12009,69 +11550,26 @@
     </w:tbl>
     <w:p>
       <w:pPr>
-        <w:spacing w:before="40" w:after="120" w:line="360" w:lineRule="auto"/>
+        <w:spacing w:before="60" w:after="120" w:line="312" w:lineRule="auto"/>
         <w:jc w:val="both"/>
       </w:pPr>
+      <w:r/>
       <w:r>
         <w:rPr>
           <w:rFonts w:ascii="Times New Roman" w:hAnsi="Times New Roman"/>
-          <w:b w:val="0"/>
-          <w:i/>
+          <w:b/>
           <w:color w:val="000000"/>
           <w:sz w:val="22"/>
         </w:rPr>
-        <w:t>Observation: All 10 digit classes exhibit approximately uniform distribution (~9.8% to 10.2% per class), comprising approximately 6,000 training and 1,000 test samples each.</w:t>
+        <w:t>Fig. 3.2: Correlation Heatmap of Features</w:t>
         <w:br/>
-        <w:t>Interpretation: Uniform class balance ensures that the classification objective is unaffected by majority-class prevalence, eliminating the need for synthetic oversampling (SMOTE) or loss weighting.</w:t>
-        <w:br/>
-        <w:t>Engineering Implication: Standard multi-class cross-entropy loss functions and unweighted macro F1 metrics serve as unbiased evaluators of model performance.</w:t>
       </w:r>
-    </w:p>
-    <w:p>
-      <w:pPr>
-        <w:spacing w:before="40" w:after="120" w:line="360" w:lineRule="auto"/>
-        <w:jc w:val="both"/>
-      </w:pPr>
       <w:r>
         <w:rPr>
           <w:rFonts w:ascii="Times New Roman" w:hAnsi="Times New Roman"/>
-          <w:b w:val="0"/>
-          <w:i w:val="0"/>
-          <w:color w:val="000000"/>
-          <w:sz w:val="24"/>
-        </w:rPr>
-        <w:t>To bridge the gap between static benchmark images and interactive digital canvas inputs, DigitVision AI enforces an authoritative 7-stage canonical preprocessing pipeline (illustrated in Figure 4.1). When a user draws a digit on an arbitrary HTML5 canvas, the raw image buffer undergoes the following deterministic transformation sequence:</w:t>
-        <w:br/>
-        <w:t>1. Luminance Conversion: RGB buffers are converted to single-channel grayscale: Y = 0.299R + 0.587G + 0.114B.</w:t>
-        <w:br/>
-        <w:t>2. Otsu Auto-Thresholding: An optimal global binarization threshold t* is computed by maximizing inter-class variance between stroke foreground and background.</w:t>
-        <w:br/>
-        <w:t>3. Bounding Box Extraction: Non-zero coordinates are detected to extract a tight rectangular region of interest [ymin:ymax, xmin:xmax], stripping peripheral margins.</w:t>
-        <w:br/>
-        <w:t>4. Aspect-Ratio-Preserving Resize: The extracted bounding box is proportionally rescaled so that its maximum dimension equals exactly 20 pixels, avoiding stroke distortion.</w:t>
-        <w:br/>
-        <w:t>5. Center-of-Mass Centering: Image spatial moments M_00, M_10, and M_01 are computed to determine the stroke centroid (cx, cy). The digit is translated so that its center of mass aligns precisely with the canvas center coordinate (14, 14) on a clean 28×28 canvas.</w:t>
-        <w:br/>
-        <w:t>6. Dynamic Range Normalization: Pixel intensities are scaled to the float32 interval [0.0, 1.0] via X_norm = X / 255.0.</w:t>
-        <w:br/>
-        <w:t>7. Input Forensic Audit: Stroke area (5%–35%), thickness (1.5–4.5 px), and aspect ratio (0.2–1.8) are audited to reject blank or corrupted canvas submissions.</w:t>
-        <w:br/>
-        <w:br/>
-        <w:t>Critically, this exact canonical pipeline is enforced across training, testing, and live serving as an immutable engineering invariant.</w:t>
-      </w:r>
-    </w:p>
-    <w:p>
-      <w:pPr>
-        <w:spacing w:before="40" w:after="120" w:line="360" w:lineRule="auto"/>
-        <w:jc w:val="both"/>
-      </w:pPr>
-      <w:r>
-        <w:rPr>
-          <w:rFonts w:ascii="Times New Roman" w:hAnsi="Times New Roman"/>
-          <w:b w:val="0"/>
           <w:i/>
           <w:color w:val="000000"/>
-          <w:sz w:val="22"/>
+          <w:sz w:val="21"/>
         </w:rPr>
         <w:t>Observation: The pixel intensity distribution is strongly bimodal, with 81.2% background zeros and high variance concentrated in the central 16×16 spatial coordinates.</w:t>
         <w:br/>
@@ -12082,24 +11580,9 @@
     </w:p>
     <w:p>
       <w:pPr>
-        <w:spacing w:before="60" w:after="120" w:line="276" w:lineRule="auto"/>
-        <w:jc w:val="center"/>
-      </w:pPr>
-      <w:r>
-        <w:rPr>
-          <w:rFonts w:ascii="Times New Roman" w:hAnsi="Times New Roman"/>
-          <w:b/>
-          <w:bCs/>
-        </w:rPr>
-        <w:t>Fig. 3.2: Correlation Heatmap of Features</w:t>
-      </w:r>
-    </w:p>
-    <w:p>
-      <w:pPr>
         <w:pStyle w:val="Heading2"/>
         <w:spacing w:before="200" w:after="100" w:line="360" w:lineRule="auto"/>
       </w:pPr>
-      <w:proofErr w:type="gramStart"/>
       <w:r>
         <w:rPr>
           <w:rFonts w:ascii="Times New Roman" w:hAnsi="Times New Roman"/>
@@ -12125,17 +11608,7 @@
           <w:bCs/>
           <w:color w:val="000000"/>
         </w:rPr>
-        <w:t xml:space="preserve">  Data</w:t>
-      </w:r>
-      <w:proofErr w:type="gramEnd"/>
-      <w:r>
-        <w:rPr>
-          <w:rFonts w:ascii="Times New Roman" w:hAnsi="Times New Roman"/>
-          <w:b/>
-          <w:bCs/>
-          <w:color w:val="000000"/>
-        </w:rPr>
-        <w:t xml:space="preserve"> Quality Issues Identified</w:t>
+        <w:t xml:space="preserve">  Data Quality Issues Identified</w:t>
       </w:r>
     </w:p>
     <w:tbl>
@@ -12664,13 +12137,7 @@
     </w:tbl>
     <w:p>
       <w:pPr>
-        <w:spacing w:after="60"/>
-        <w:jc w:val="both"/>
-      </w:pPr>
-    </w:p>
-    <w:p>
-      <w:pPr>
-        <w:spacing w:before="40" w:after="120" w:line="360" w:lineRule="auto"/>
+        <w:spacing w:after="120" w:before="40" w:line="360" w:lineRule="auto"/>
         <w:jc w:val="both"/>
       </w:pPr>
       <w:r>
@@ -12681,11 +12148,7 @@
           <w:color w:val="000000"/>
           <w:sz w:val="24"/>
         </w:rPr>
-        <w:t>Feature representations are tailored to the architectural requirements of each model family:</w:t>
-        <w:br/>
-        <w:t>• 2D Spatial Tensors (28×28×1): Employed by deep learning architectures (DigitVision DeepConvNet and LeNet-5). Preserving the 2D grid structure allows convolutional kernels to learn translationally invariant local receptive fields, edge detectors, and hierarchical morphological stroke patterns.</w:t>
-        <w:br/>
-        <w:t>• Flattened Feature Vectors (784-D): Employed by classical algorithms (Logistic Regression, Random Forest, SVM-RBF, and MLP). The 28×28 grid is reshaped into a 1D vector x ∈ ℝ^784. Zero-variance border features are retained to maintain consistent input dimensionality across all standard libraries.</w:t>
+        <w:t>Although the MNIST dataset is curated and complete (0.00% missing values), comprehensive data inspection revealed several subtle quality challenges inherent to human handwriting: (1) Severe stroke thickness disparities, ranging from fine 1.5 px strokes to heavy 4.5 px marker lines; (2) Variable baseline slants, introducing shear angles from -25° to +30°; (3) Broken stroke segments caused by scanner binarization thresholds; and (4) Semantic digit confusions, such as casually scribbled '4's resembling '9's, and open '3's resembling '5's. These findings directly guided our architectural decision to employ batch normalization for contrast invariance and temperature scaling for uncertainty quantification.</w:t>
       </w:r>
     </w:p>
     <w:p>
@@ -12707,46 +12170,25 @@
     </w:p>
     <w:p>
       <w:pPr>
-        <w:spacing w:after="120" w:line="360" w:lineRule="auto" w:before="40"/>
-        <w:jc w:val="both"/>
+        <w:spacing w:after="240" w:line="360" w:lineRule="auto"/>
+        <w:jc w:val="center"/>
       </w:pPr>
       <w:r>
         <w:rPr>
           <w:rFonts w:ascii="Times New Roman" w:hAnsi="Times New Roman"/>
-          <w:b w:val="0"/>
-          <w:i w:val="0"/>
-          <w:color w:val="000000"/>
-          <w:sz w:val="24"/>
+          <w:b/>
+          <w:bCs/>
+          <w:sz w:val="28"/>
+          <w:szCs w:val="28"/>
         </w:rPr>
-        <w:t>To ensure rigorous statistical validation and eliminate data leakage, the 70,000 dataset samples were partitioned into three strictly disjoint subsets: 20,000 stratified training samples (60.6%), 3,000 stratified validation samples (9.1%), and 10,000 isolated test samples (30.3%). The test set corresponds exactly to the official NIST test partition and was strictly quarantined until final model evaluation. Validation samples were used exclusively for hyperparameter tuning, early stopping monitoring, and temperature calibration. Stratified sampling guaranteed identical class proportions across all three folds.</w:t>
+        <w:t>DATA PREPROCESSING AND FEATURE ENGINEERING</w:t>
       </w:r>
     </w:p>
     <w:p>
       <w:pPr>
-        <w:spacing w:before="40" w:after="120" w:line="360" w:lineRule="auto"/>
-        <w:jc w:val="both"/>
-      </w:pPr>
-      <w:r>
-        <w:rPr>
-          <w:rFonts w:ascii="Times New Roman" w:hAnsi="Times New Roman"/>
-          <w:b w:val="0"/>
-          <w:i/>
-          <w:color w:val="000000"/>
-          <w:sz w:val="22"/>
-        </w:rPr>
-        <w:t>Observation: The 7-stage canonical pipeline standardizes raw canvas drawings into centered, aspect-ratio-preserved, float32 28×28 image tensors.</w:t>
-        <w:br/>
-        <w:t>Interpretation: Bounding box cropping and center-of-mass alignment eliminate translational and scale variance, preventing acute distribution shift between training benchmarks and user sketches.</w:t>
-        <w:br/>
-        <w:t>Engineering Implication: The exact canonical preprocessing function is enforced across offline training, offline evaluation, and live web serving as an immutable engineering invariant.</w:t>
-      </w:r>
-    </w:p>
-    <w:p>
-      <w:pPr>
         <w:pStyle w:val="Heading2"/>
         <w:spacing w:before="200" w:after="100" w:line="360" w:lineRule="auto"/>
       </w:pPr>
-      <w:proofErr w:type="gramStart"/>
       <w:r>
         <w:rPr>
           <w:rFonts w:ascii="Times New Roman" w:hAnsi="Times New Roman"/>
@@ -12754,17 +12196,7 @@
           <w:bCs/>
           <w:color w:val="000000"/>
         </w:rPr>
-        <w:t>4.1  Preprocessing</w:t>
-      </w:r>
-      <w:proofErr w:type="gramEnd"/>
-      <w:r>
-        <w:rPr>
-          <w:rFonts w:ascii="Times New Roman" w:hAnsi="Times New Roman"/>
-          <w:b/>
-          <w:bCs/>
-          <w:color w:val="000000"/>
-        </w:rPr>
-        <w:t xml:space="preserve"> Pipeline</w:t>
+        <w:t>4.1  Preprocessing Pipeline</w:t>
       </w:r>
     </w:p>
     <w:tbl>
@@ -12795,14 +12227,14 @@
           </w:tcPr>
           <w:p>
             <w:pPr>
-              <w:spacing w:before="80" w:after="80"/>
+              <w:spacing w:before="60" w:after="60"/>
               <w:jc w:val="center"/>
             </w:pPr>
             <w:r/>
             <w:r>
               <w:drawing>
                 <wp:inline xmlns:a="http://schemas.openxmlformats.org/drawingml/2006/main" xmlns:pic="http://schemas.openxmlformats.org/drawingml/2006/picture">
-                  <wp:extent cx="4754880" cy="2717074"/>
+                  <wp:extent cx="4754880" cy="1331366"/>
                   <wp:docPr id="13" name="Picture 13"/>
                   <wp:cNvGraphicFramePr>
                     <a:graphicFrameLocks noChangeAspect="1"/>
@@ -12815,7 +12247,7 @@
                           <pic:cNvPicPr/>
                         </pic:nvPicPr>
                         <pic:blipFill>
-                          <a:blip r:embed="rId14"/>
+                          <a:blip r:embed="rId17"/>
                           <a:stretch>
                             <a:fillRect/>
                           </a:stretch>
@@ -12823,7 +12255,7 @@
                         <pic:spPr>
                           <a:xfrm>
                             <a:off x="0" y="0"/>
-                            <a:ext cx="4754880" cy="2717074"/>
+                            <a:ext cx="4754880" cy="1331366"/>
                           </a:xfrm>
                           <a:prstGeom prst="rect"/>
                         </pic:spPr>
@@ -12839,16 +12271,32 @@
     </w:tbl>
     <w:p>
       <w:pPr>
-        <w:spacing w:before="60" w:after="120" w:line="276" w:lineRule="auto"/>
-        <w:jc w:val="center"/>
-      </w:pPr>
+        <w:spacing w:before="60" w:after="120" w:line="312" w:lineRule="auto"/>
+        <w:jc w:val="both"/>
+      </w:pPr>
+      <w:r/>
       <w:r>
         <w:rPr>
           <w:rFonts w:ascii="Times New Roman" w:hAnsi="Times New Roman"/>
           <w:b/>
-          <w:bCs/>
+          <w:color w:val="000000"/>
+          <w:sz w:val="22"/>
         </w:rPr>
         <w:t>Fig. 4.1: Data Preprocessing Pipeline</w:t>
+        <w:br/>
+      </w:r>
+      <w:r>
+        <w:rPr>
+          <w:rFonts w:ascii="Times New Roman" w:hAnsi="Times New Roman"/>
+          <w:i/>
+          <w:color w:val="000000"/>
+          <w:sz w:val="21"/>
+        </w:rPr>
+        <w:t>Observation: The 7-stage canonical pipeline standardizes raw canvas drawings into centered, aspect-ratio-preserved, float32 28×28 image tensors.</w:t>
+        <w:br/>
+        <w:t>Interpretation: Bounding box cropping and center-of-mass alignment eliminate translational and scale variance, preventing acute distribution shift between training benchmarks and user sketches.</w:t>
+        <w:br/>
+        <w:t>Engineering Implication: The exact canonical preprocessing function is enforced across offline training, offline evaluation, and live web serving as an immutable engineering invariant.</w:t>
       </w:r>
     </w:p>
     <w:p>
@@ -12910,8 +12358,6 @@
               <w:spacing w:after="40" w:line="264" w:lineRule="auto"/>
               <w:jc w:val="center"/>
             </w:pPr>
-            <w:proofErr w:type="spellStart"/>
-            <w:proofErr w:type="gramStart"/>
             <w:r>
               <w:rPr>
                 <w:rFonts w:ascii="Times New Roman" w:hAnsi="Times New Roman"/>
@@ -12922,8 +12368,6 @@
               </w:rPr>
               <w:t>S.No</w:t>
             </w:r>
-            <w:proofErr w:type="spellEnd"/>
-            <w:proofErr w:type="gramEnd"/>
           </w:p>
         </w:tc>
         <w:tc>
@@ -13810,45 +13254,7 @@
     </w:tbl>
     <w:p>
       <w:pPr>
-        <w:spacing w:after="60"/>
-        <w:jc w:val="both"/>
-      </w:pPr>
-    </w:p>
-    <w:p>
-      <w:pPr>
-        <w:pStyle w:val="Heading2"/>
-        <w:spacing w:before="200" w:after="100" w:line="360" w:lineRule="auto"/>
-      </w:pPr>
-      <w:proofErr w:type="gramStart"/>
-      <w:r>
-        <w:rPr>
-          <w:rFonts w:ascii="Times New Roman" w:hAnsi="Times New Roman"/>
-          <w:b/>
-          <w:bCs/>
-          <w:color w:val="000000"/>
-        </w:rPr>
-        <w:t>4.2  Feature</w:t>
-      </w:r>
-      <w:proofErr w:type="gramEnd"/>
-      <w:r>
-        <w:rPr>
-          <w:rFonts w:ascii="Times New Roman" w:hAnsi="Times New Roman"/>
-          <w:b/>
-          <w:bCs/>
-          <w:color w:val="000000"/>
-        </w:rPr>
-        <w:t xml:space="preserve"> Engineering and Selection</w:t>
-      </w:r>
-    </w:p>
-    <w:p>
-      <w:pPr>
-        <w:spacing w:after="120" w:line="276" w:lineRule="auto"/>
-        <w:jc w:val="both"/>
-      </w:pPr>
-    </w:p>
-    <w:p>
-      <w:pPr>
-        <w:spacing w:before="40" w:after="120" w:line="360" w:lineRule="auto"/>
+        <w:spacing w:after="120" w:before="40" w:line="360" w:lineRule="auto"/>
         <w:jc w:val="both"/>
       </w:pPr>
       <w:r>
@@ -13859,7 +13265,24 @@
           <w:color w:val="000000"/>
           <w:sz w:val="24"/>
         </w:rPr>
-        <w:t>The architecture of DigitVision AI (depicted in Figure 5.1) is structured as a modular, end-to-end machine learning engineering system. The operational workflow progresses through four decoupled stages: (1) Ingestion &amp; Canonical Preprocessing, which standardizes raw canvas sketches into invariant 28×28 tensors; (2) Multi-Model Inference Engine, which executes the deep convolutional forward pass to produce raw logit scores z; (3) Intelligence &amp; Telemetry Layer, which applies post-hoc temperature scaling (T = 0.9170) to produce calibrated posterior probabilities, computes Shannon entropy, and generates Grad-CAM spatial activation maps; and (4) Mission Control Telemetry HUD, which renders real-time predictions, top-3 confidence rankings, and system latency metrics.</w:t>
+        <w:t>To bridge the gap between static benchmark images and interactive digital canvas inputs, DigitVision AI enforces an authoritative 7-stage canonical preprocessing pipeline (illustrated in Figure 4.1). When a user draws a digit on an arbitrary HTML5 canvas, the raw image buffer undergoes the following deterministic transformation sequence:</w:t>
+        <w:br/>
+        <w:t>1. Luminance Conversion: RGB buffers are converted to single-channel grayscale: Y = 0.299R + 0.587G + 0.114B.</w:t>
+        <w:br/>
+        <w:t>2. Otsu Auto-Thresholding: An optimal global binarization threshold t* is computed by maximizing inter-class variance between stroke foreground and background.</w:t>
+        <w:br/>
+        <w:t>3. Bounding Box Extraction: Non-zero coordinates are detected to extract a tight rectangular region of interest [ymin:ymax, xmin:xmax], stripping peripheral margins.</w:t>
+        <w:br/>
+        <w:t>4. Aspect-Ratio-Preserving Resize: The extracted bounding box is proportionally rescaled so that its maximum dimension equals exactly 20 pixels, avoiding stroke distortion.</w:t>
+        <w:br/>
+        <w:t>5. Center-of-Mass Centering: Image spatial moments M_00, M_10, and M_01 are computed to determine the stroke centroid (cx, cy). The digit is translated so that its center of mass aligns precisely with the canvas center coordinate (14, 14) on a clean 28×28 canvas.</w:t>
+        <w:br/>
+        <w:t>6. Dynamic Range Normalization: Pixel intensities are scaled to the float32 interval [0.0, 1.0] via X_norm = X / 255.0.</w:t>
+        <w:br/>
+        <w:t>7. Input Forensic Audit: Stroke area (5%–35%), thickness (1.5–4.5 px), and aspect ratio (0.2–1.8) are audited to reject blank or corrupted canvas submissions.</w:t>
+        <w:br/>
+        <w:br/>
+        <w:t>Critically, this exact canonical pipeline is enforced across training, testing, and live serving as an immutable engineering invariant.</w:t>
       </w:r>
     </w:p>
     <w:p>
@@ -13867,7 +13290,6 @@
         <w:pStyle w:val="Heading2"/>
         <w:spacing w:before="200" w:after="100" w:line="360" w:lineRule="auto"/>
       </w:pPr>
-      <w:proofErr w:type="gramStart"/>
       <w:r>
         <w:rPr>
           <w:rFonts w:ascii="Times New Roman" w:hAnsi="Times New Roman"/>
@@ -13875,17 +13297,7 @@
           <w:bCs/>
           <w:color w:val="000000"/>
         </w:rPr>
-        <w:t>4.3  Train</w:t>
-      </w:r>
-      <w:proofErr w:type="gramEnd"/>
-      <w:r>
-        <w:rPr>
-          <w:rFonts w:ascii="Times New Roman" w:hAnsi="Times New Roman"/>
-          <w:b/>
-          <w:bCs/>
-          <w:color w:val="000000"/>
-        </w:rPr>
-        <w:t xml:space="preserve"> / Validation / Test Split</w:t>
+        <w:t>4.2  Feature Engineering and Selection</w:t>
       </w:r>
     </w:p>
     <w:p>
@@ -13901,7 +13313,42 @@
           <w:color w:val="000000"/>
           <w:sz w:val="24"/>
         </w:rPr>
-        <w:t>To establish rigorous performance baselines, two classical reference models were implemented: (1) Zero-Rule Dummy Classifier, which predicts the prior majority class regardless of input, establishing the empirical chance baseline of 11.35% accuracy; and (2) Multinomial Logistic Regression, a convex linear classifier using softmax regression with L2 weight regularization, which achieved 91.49% test accuracy. The 6.82% accuracy gap between linear logistic regression and our proposed convolutional network quantitatively demonstrates the necessity of non-linear spatial feature learning.</w:t>
+        <w:t>Feature representations are tailored to the architectural requirements of each model family:</w:t>
+        <w:br/>
+        <w:t>• 2D Spatial Tensors (28×28×1): Employed by deep learning architectures (DigitVision DeepConvNet and LeNet-5). Preserving the 2D grid structure allows convolutional kernels to learn translationally invariant local receptive fields, edge detectors, and hierarchical morphological stroke patterns.</w:t>
+        <w:br/>
+        <w:t>• Flattened Feature Vectors (784-D): Employed by classical algorithms (Logistic Regression, Random Forest, SVM-RBF, and MLP). The 28×28 grid is reshaped into a 1D vector x ∈ ℝ^784. Zero-variance border features are retained to maintain consistent input dimensionality across all standard libraries.</w:t>
+      </w:r>
+    </w:p>
+    <w:p>
+      <w:pPr>
+        <w:pStyle w:val="Heading2"/>
+        <w:spacing w:before="200" w:after="100" w:line="360" w:lineRule="auto"/>
+      </w:pPr>
+      <w:r>
+        <w:rPr>
+          <w:rFonts w:ascii="Times New Roman" w:hAnsi="Times New Roman"/>
+          <w:b/>
+          <w:bCs/>
+          <w:color w:val="000000"/>
+        </w:rPr>
+        <w:t>4.3  Train / Validation / Test Split</w:t>
+      </w:r>
+    </w:p>
+    <w:p>
+      <w:pPr>
+        <w:spacing w:after="120" w:line="360" w:lineRule="auto" w:before="40"/>
+        <w:jc w:val="both"/>
+      </w:pPr>
+      <w:r>
+        <w:rPr>
+          <w:rFonts w:ascii="Times New Roman" w:hAnsi="Times New Roman"/>
+          <w:b w:val="0"/>
+          <w:i w:val="0"/>
+          <w:color w:val="000000"/>
+          <w:sz w:val="24"/>
+        </w:rPr>
+        <w:t>To ensure rigorous statistical validation and eliminate data leakage, the 70,000 dataset samples were partitioned into three strictly disjoint subsets: 20,000 stratified training samples (60.6%), 3,000 stratified validation samples (9.1%), and 10,000 isolated test samples (30.3%). The test set corresponds exactly to the official NIST test partition and was strictly quarantined until final model evaluation. Validation samples were used exclusively for hyperparameter tuning, early stopping monitoring, and temperature calibration. Stratified sampling guaranteed identical class proportions across all three folds.</w:t>
       </w:r>
     </w:p>
     <w:p>
@@ -13916,6 +13363,7 @@
           <w:b/>
           <w:bCs/>
         </w:rPr>
+        <w:lastRenderedPageBreak/>
         <w:t>Table 4.2: Data Split</w:t>
       </w:r>
     </w:p>
@@ -14112,7 +13560,7 @@
                 <w:color w:val="000000"/>
                 <w:sz w:val="20"/>
               </w:rPr>
-              <w:t>60.6%</w:t>
+              <w:t>60.6% of training pool</w:t>
             </w:r>
           </w:p>
         </w:tc>
@@ -14133,7 +13581,7 @@
                 <w:color w:val="000000"/>
                 <w:sz w:val="20"/>
               </w:rPr>
-              <w:t>Stratified sampling across digits 0–9; used for gradient updates</w:t>
+              <w:t>Gradient backpropagation &amp; model parameter optimization.</w:t>
             </w:r>
           </w:p>
         </w:tc>
@@ -14203,7 +13651,7 @@
                 <w:color w:val="000000"/>
                 <w:sz w:val="20"/>
               </w:rPr>
-              <w:t>9.1%</w:t>
+              <w:t>9.1% of training pool</w:t>
             </w:r>
           </w:p>
         </w:tc>
@@ -14224,7 +13672,7 @@
                 <w:color w:val="000000"/>
                 <w:sz w:val="20"/>
               </w:rPr>
-              <w:t>Stratified sampling; used for early stopping and temperature scaling</w:t>
+              <w:t>Early stopping, convergence monitoring, and temperature calibration (T).</w:t>
             </w:r>
           </w:p>
         </w:tc>
@@ -14294,7 +13742,7 @@
                 <w:color w:val="000000"/>
                 <w:sz w:val="20"/>
               </w:rPr>
-              <w:t>30.3%</w:t>
+              <w:t>30.3% of total dataset</w:t>
             </w:r>
           </w:p>
         </w:tc>
@@ -14315,7 +13763,7 @@
                 <w:color w:val="000000"/>
                 <w:sz w:val="20"/>
               </w:rPr>
-              <w:t>Official NIST test partition; strictly evaluated once for final reporting</w:t>
+              <w:t>Final unbiased performance evaluation. STRICTLY ISOLATED (zero leakage).</w:t>
             </w:r>
           </w:p>
         </w:tc>
@@ -14334,18 +13782,21 @@
           <w:color w:val="000000"/>
           <w:sz w:val="24"/>
         </w:rPr>
-        <w:t>DigitVision AI comprehensively benchmarks seven distinct learning paradigms across classical and deep learning methodologies: Zero-Rule Baseline (11.35%), Multinomial Logistic Regression (91.49%), Random Forest with 100 bagging trees (95.48%), Deep MLP with two dense hidden layers (95.91%), Support Vector Classifier with Radial Basis Function kernel (96.11%), Classic LeNet-5 CNN (96.25%), and the proposed DigitVision DeepConvNet (98.31%). This structured comparison demonstrates how predictive power scales from flat linear models up to deep hierarchical convolutional representations.</w:t>
+        <w:t>Strict isolation hygiene was maintained throughout model development: normalization scalers and thresholding parameters were computed solely from training data, ensuring zero contaminated information flow from validation or test partitions.</w:t>
       </w:r>
     </w:p>
     <w:p>
       <w:pPr>
-        <w:spacing w:after="120" w:line="360" w:lineRule="auto"/>
+        <w:spacing w:after="120" w:line="360" w:lineRule="auto" w:before="40"/>
         <w:jc w:val="both"/>
       </w:pPr>
       <w:r>
         <w:rPr>
           <w:rFonts w:ascii="Times New Roman" w:hAnsi="Times New Roman"/>
           <w:b/>
+          <w:i w:val="0"/>
+          <w:color w:val="000000"/>
+          <w:sz w:val="22"/>
         </w:rPr>
         <w:t>Split strategy: [X] Stratified   [ ] Random   [ ] Time-based   [ ] Group-based     k-fold CV: k = 5</w:t>
       </w:r>
@@ -14385,64 +13836,9 @@
     </w:p>
     <w:p>
       <w:pPr>
-        <w:spacing w:before="40" w:after="120" w:line="360" w:lineRule="auto"/>
-        <w:jc w:val="both"/>
-      </w:pPr>
-      <w:r>
-        <w:rPr>
-          <w:rFonts w:ascii="Times New Roman" w:hAnsi="Times New Roman"/>
-          <w:b w:val="0"/>
-          <w:i/>
-          <w:color w:val="000000"/>
-          <w:sz w:val="22"/>
-        </w:rPr>
-        <w:t>Observation: The system modularly decouples ingestion, canonical preprocessing, multi-model forward inference, temperature calibration, Grad-CAM generation, and telemetry rendering.</w:t>
-        <w:br/>
-        <w:t>Interpretation: Decoupling post-hoc calibration and XAI modules allows confidence bounds and visual explanations to be generated without altering the underlying model weights or latency budget.</w:t>
-        <w:br/>
-        <w:t>Engineering Implication: Enables real-time execution (&lt;10 ms latency) on standard commodity CPU hardware without requiring dedicated GPU server infrastructure.</w:t>
-      </w:r>
-    </w:p>
-    <w:p>
-      <w:pPr>
-        <w:spacing w:before="40" w:after="120" w:line="360" w:lineRule="auto"/>
-        <w:jc w:val="both"/>
-      </w:pPr>
-      <w:r>
-        <w:rPr>
-          <w:rFonts w:ascii="Times New Roman" w:hAnsi="Times New Roman"/>
-          <w:b w:val="0"/>
-          <w:i w:val="0"/>
-          <w:color w:val="000000"/>
-          <w:sz w:val="24"/>
-        </w:rPr>
-        <w:t>The operational execution of DigitVision AI proceeds according to the following algorithmic steps:</w:t>
-        <w:br/>
-        <w:t>Input: Raw drawing image buffer I_raw from HTML5 canvas or test set.</w:t>
-        <w:br/>
-        <w:t>Output: Predicted class y_hat, calibrated confidence p_cal, entropy H, Grad-CAM heatmap L_CAM, and telemetry latency t_lat.</w:t>
-        <w:br/>
-        <w:t>Step 1: Ingest I_raw and apply canonical preprocessing: grayscale conversion, Otsu adaptive binarization, bounding box ROI crop, aspect-preserving 20×20 scale, and center-of-mass centering on a 28×28 canvas to produce normalized tensor X ∈ [0, 1]^(28×28×1).</w:t>
-        <w:br/>
-        <w:t>Step 2: Execute forensic input audit: verify foreground ratio ∈ [0.05, 0.35] and stroke thickness ∈ [1.5, 4.5] px. If rejected, abort and return REJECTED_INPUT_QUALITY.</w:t>
-        <w:br/>
-        <w:t>Step 3: Forward pass through DigitVision DeepConvNet to extract raw logits z = f_θ(X).</w:t>
-        <w:br/>
-        <w:t>Step 4: Compute calibrated probabilities via temperature scaling: p_i = exp(z_i / T) / [ Σ_j exp(z_j / T) ] using optimized T = 0.9170.</w:t>
-        <w:br/>
-        <w:t>Step 5: Determine primary prediction y_hat = argmax_i p_i and evaluate Shannon entropy H = - Σ p_i log(p_i).</w:t>
-        <w:br/>
-        <w:t>Step 6: Compute Grad-CAM spatial activation map L_CAM by calculating gradients ∂z_yhat / ∂A^k with respect to feature maps of layer 'conv_cam'.</w:t>
-        <w:br/>
-        <w:t>Step 7: Package results into JSON telemetry payload and render on the Mission Control dashboard.</w:t>
-      </w:r>
-    </w:p>
-    <w:p>
-      <w:pPr>
         <w:pStyle w:val="Heading2"/>
         <w:spacing w:before="200" w:after="100" w:line="360" w:lineRule="auto"/>
       </w:pPr>
-      <w:proofErr w:type="gramStart"/>
       <w:r>
         <w:rPr>
           <w:rFonts w:ascii="Times New Roman" w:hAnsi="Times New Roman"/>
@@ -14450,17 +13846,7 @@
           <w:bCs/>
           <w:color w:val="000000"/>
         </w:rPr>
-        <w:t>5.1  Overall</w:t>
-      </w:r>
-      <w:proofErr w:type="gramEnd"/>
-      <w:r>
-        <w:rPr>
-          <w:rFonts w:ascii="Times New Roman" w:hAnsi="Times New Roman"/>
-          <w:b/>
-          <w:bCs/>
-          <w:color w:val="000000"/>
-        </w:rPr>
-        <w:t xml:space="preserve"> Workflow</w:t>
+        <w:t>5.1  Overall Workflow</w:t>
       </w:r>
     </w:p>
     <w:tbl>
@@ -14491,7 +13877,7 @@
           </w:tcPr>
           <w:p>
             <w:pPr>
-              <w:spacing w:before="80" w:after="80"/>
+              <w:spacing w:before="60" w:after="60"/>
               <w:jc w:val="center"/>
             </w:pPr>
             <w:r/>
@@ -14511,7 +13897,7 @@
                           <pic:cNvPicPr/>
                         </pic:nvPicPr>
                         <pic:blipFill>
-                          <a:blip r:embed="rId14"/>
+                          <a:blip r:embed="rId18"/>
                           <a:stretch>
                             <a:fillRect/>
                           </a:stretch>
@@ -14535,16 +13921,32 @@
     </w:tbl>
     <w:p>
       <w:pPr>
-        <w:spacing w:before="60" w:after="120" w:line="276" w:lineRule="auto"/>
-        <w:jc w:val="center"/>
-      </w:pPr>
+        <w:spacing w:before="60" w:after="120" w:line="312" w:lineRule="auto"/>
+        <w:jc w:val="both"/>
+      </w:pPr>
+      <w:r/>
       <w:r>
         <w:rPr>
           <w:rFonts w:ascii="Times New Roman" w:hAnsi="Times New Roman"/>
           <w:b/>
-          <w:bCs/>
+          <w:color w:val="000000"/>
+          <w:sz w:val="22"/>
         </w:rPr>
         <w:t>Fig. 5.1: Proposed System Workflow</w:t>
+        <w:br/>
+      </w:r>
+      <w:r>
+        <w:rPr>
+          <w:rFonts w:ascii="Times New Roman" w:hAnsi="Times New Roman"/>
+          <w:i/>
+          <w:color w:val="000000"/>
+          <w:sz w:val="21"/>
+        </w:rPr>
+        <w:t>Observation: The system modularly decouples ingestion, canonical preprocessing, multi-model forward inference, temperature calibration, Grad-CAM generation, and telemetry rendering.</w:t>
+        <w:br/>
+        <w:t>Interpretation: Decoupling post-hoc calibration and XAI modules allows confidence bounds and visual explanations to be generated without altering the underlying model weights or latency budget.</w:t>
+        <w:br/>
+        <w:t>Engineering Implication: Enables real-time execution (&lt;10 ms latency) on standard commodity CPU hardware without requiring dedicated GPU server infrastructure.</w:t>
       </w:r>
     </w:p>
     <w:p>
@@ -14552,7 +13954,6 @@
         <w:pStyle w:val="Heading2"/>
         <w:spacing w:before="200" w:after="100" w:line="360" w:lineRule="auto"/>
       </w:pPr>
-      <w:proofErr w:type="gramStart"/>
       <w:r>
         <w:rPr>
           <w:rFonts w:ascii="Times New Roman" w:hAnsi="Times New Roman"/>
@@ -14560,49 +13961,7 @@
           <w:bCs/>
           <w:color w:val="000000"/>
         </w:rPr>
-        <w:t>5.2  Baseline</w:t>
-      </w:r>
-      <w:proofErr w:type="gramEnd"/>
-      <w:r>
-        <w:rPr>
-          <w:rFonts w:ascii="Times New Roman" w:hAnsi="Times New Roman"/>
-          <w:b/>
-          <w:bCs/>
-          <w:color w:val="000000"/>
-        </w:rPr>
-        <w:t xml:space="preserve"> Model</w:t>
-      </w:r>
-    </w:p>
-    <w:p>
-      <w:pPr>
-        <w:spacing w:after="120" w:line="276" w:lineRule="auto"/>
-        <w:jc w:val="both"/>
-      </w:pPr>
-    </w:p>
-    <w:p>
-      <w:pPr>
-        <w:pStyle w:val="Heading2"/>
-        <w:spacing w:before="200" w:after="100" w:line="360" w:lineRule="auto"/>
-      </w:pPr>
-      <w:proofErr w:type="gramStart"/>
-      <w:r>
-        <w:rPr>
-          <w:rFonts w:ascii="Times New Roman" w:hAnsi="Times New Roman"/>
-          <w:b/>
-          <w:bCs/>
-          <w:color w:val="000000"/>
-        </w:rPr>
-        <w:t>5.3  Proposed</w:t>
-      </w:r>
-      <w:proofErr w:type="gramEnd"/>
-      <w:r>
-        <w:rPr>
-          <w:rFonts w:ascii="Times New Roman" w:hAnsi="Times New Roman"/>
-          <w:b/>
-          <w:bCs/>
-          <w:color w:val="000000"/>
-        </w:rPr>
-        <w:t xml:space="preserve"> Algorithm(s)</w:t>
+        <w:t>5.2  Baseline Model</w:t>
       </w:r>
     </w:p>
     <w:p>
@@ -14618,15 +13977,38 @@
           <w:color w:val="000000"/>
           <w:sz w:val="24"/>
         </w:rPr>
-        <w:t>The proposed DigitVision DeepConvNet architecture is engineered specifically for spatial feature extraction with minimal parameter overhead (421,642 total parameters). The network comprises two hierarchical convolutional blocks followed by a dense classification head:</w:t>
-        <w:br/>
-        <w:t>• Block 1: Conv2D (32 filters, 3×3, ReLU, same padding) → Batch Normalization → Conv2D (32 filters, 3×3, ReLU) → MaxPooling2D (2×2, stride 2) → Spatial Dropout (0.25).</w:t>
-        <w:br/>
-        <w:t>• Block 2: Conv2D (64 filters, 3×3, ReLU, same padding, named 'conv_cam') → Batch Normalization → MaxPooling2D (2×2, stride 2) → Spatial Dropout (0.25).</w:t>
-        <w:br/>
-        <w:t>• Classification Head: Flatten (1600 units) → Dense (128 units, ReLU) → Batch Normalization → Dropout (0.50) → Dense (10 units, Softmax).</w:t>
-        <w:br/>
-        <w:t>Batch normalization stabilizes intermediate feature distributions, enabling higher learning rates and reducing internal covariate shift. Spatial dropout regularizes feature maps by dropping entire 2D feature slices, preventing co-adaptation and eliminating overfitting.</w:t>
+        <w:t>To establish rigorous performance baselines, two classical reference models were implemented: (1) Zero-Rule Dummy Classifier, which predicts the prior majority class regardless of input, establishing the empirical chance baseline of 11.35% accuracy; and (2) Multinomial Logistic Regression, a convex linear classifier using softmax regression with L2 weight regularization, which achieved 91.49% test accuracy. The 6.82% accuracy gap between linear logistic regression and our proposed convolutional network quantitatively demonstrates the necessity of non-linear spatial feature learning.</w:t>
+      </w:r>
+    </w:p>
+    <w:p>
+      <w:pPr>
+        <w:pStyle w:val="Heading2"/>
+        <w:spacing w:before="200" w:after="100" w:line="360" w:lineRule="auto"/>
+      </w:pPr>
+      <w:r>
+        <w:rPr>
+          <w:rFonts w:ascii="Times New Roman" w:hAnsi="Times New Roman"/>
+          <w:b/>
+          <w:bCs/>
+          <w:color w:val="000000"/>
+        </w:rPr>
+        <w:t>5.3  Proposed Algorithm(s)</w:t>
+      </w:r>
+    </w:p>
+    <w:p>
+      <w:pPr>
+        <w:spacing w:after="120" w:line="360" w:lineRule="auto" w:before="40"/>
+        <w:jc w:val="both"/>
+      </w:pPr>
+      <w:r>
+        <w:rPr>
+          <w:rFonts w:ascii="Times New Roman" w:hAnsi="Times New Roman"/>
+          <w:b w:val="0"/>
+          <w:i w:val="0"/>
+          <w:color w:val="000000"/>
+          <w:sz w:val="24"/>
+        </w:rPr>
+        <w:t>DigitVision AI comprehensively benchmarks seven distinct learning paradigms across classical and deep learning methodologies: Zero-Rule Baseline (11.35%), Multinomial Logistic Regression (91.49%), Random Forest with 100 bagging trees (95.48%), Deep MLP with two dense hidden layers (95.91%), Support Vector Classifier with Radial Basis Function kernel (96.11%), Classic LeNet-5 CNN (96.25%), and the proposed DigitVision DeepConvNet (98.31%). This structured comparison demonstrates how predictive power scales from flat linear models up to deep hierarchical convolutional representations.</w:t>
       </w:r>
     </w:p>
     <w:p>
@@ -14735,7 +14117,6 @@
               <w:spacing w:after="40" w:line="264" w:lineRule="auto"/>
               <w:jc w:val="center"/>
             </w:pPr>
-            <w:proofErr w:type="spellStart"/>
             <w:r>
               <w:rPr>
                 <w:rFonts w:ascii="Times New Roman" w:hAnsi="Times New Roman"/>
@@ -14744,18 +14125,7 @@
                 <w:sz w:val="19"/>
                 <w:szCs w:val="19"/>
               </w:rPr>
-              <w:t>Optimiser</w:t>
-            </w:r>
-            <w:proofErr w:type="spellEnd"/>
-            <w:r>
-              <w:rPr>
-                <w:rFonts w:ascii="Times New Roman" w:hAnsi="Times New Roman"/>
-                <w:b/>
-                <w:bCs/>
-                <w:sz w:val="19"/>
-                <w:szCs w:val="19"/>
-              </w:rPr>
-              <w:t xml:space="preserve"> / Learning Method</w:t>
+              <w:t>Optimiser / Learning Method</w:t>
             </w:r>
           </w:p>
         </w:tc>
@@ -15060,13 +14430,7 @@
     </w:tbl>
     <w:p>
       <w:pPr>
-        <w:spacing w:after="60"/>
-        <w:jc w:val="both"/>
-      </w:pPr>
-    </w:p>
-    <w:p>
-      <w:pPr>
-        <w:spacing w:before="40" w:after="120" w:line="360" w:lineRule="auto"/>
+        <w:spacing w:after="120" w:before="40" w:line="360" w:lineRule="auto"/>
         <w:jc w:val="both"/>
       </w:pPr>
       <w:r>
@@ -15077,7 +14441,7 @@
           <w:color w:val="000000"/>
           <w:sz w:val="24"/>
         </w:rPr>
-        <w:t>Hyperparameters were systematically optimized on the 3,000-sample validation set. The Adam optimizer was selected with default momentum parameters (β_1 = 0.9, β_2 = 0.999) and an initial learning rate of η = 0.001. A ReduceLROnPlateau scheduler monitored validation loss, reducing η by 50% if no improvement was observed for 2 consecutive epochs. Mini-batch size was set to 64 samples, balancing stochastic gradient exploration with vectorized hardware utilization. Early stopping with patience = 5 monitored validation loss, restoring the optimal model checkpoint upon completion.</w:t>
+        <w:t>Each architecture was trained under consistent experimental protocols to ensure scientific comparability, with performance logged across accuracy, precision, recall, F1, and latency.</w:t>
       </w:r>
     </w:p>
     <w:p>
@@ -15085,7 +14449,6 @@
         <w:pStyle w:val="Heading2"/>
         <w:spacing w:before="200" w:after="100" w:line="360" w:lineRule="auto"/>
       </w:pPr>
-      <w:proofErr w:type="gramStart"/>
       <w:r>
         <w:rPr>
           <w:rFonts w:ascii="Times New Roman" w:hAnsi="Times New Roman"/>
@@ -15093,78 +14456,7 @@
           <w:bCs/>
           <w:color w:val="000000"/>
         </w:rPr>
-        <w:t>5.4  Algorithm</w:t>
-      </w:r>
-      <w:proofErr w:type="gramEnd"/>
-      <w:r>
-        <w:rPr>
-          <w:rFonts w:ascii="Times New Roman" w:hAnsi="Times New Roman"/>
-          <w:b/>
-          <w:bCs/>
-          <w:color w:val="000000"/>
-        </w:rPr>
-        <w:t xml:space="preserve"> Steps / Pseudocode</w:t>
-      </w:r>
-    </w:p>
-    <w:p>
-      <w:pPr>
-        <w:spacing w:after="120" w:line="360" w:lineRule="auto"/>
-        <w:jc w:val="both"/>
-      </w:pPr>
-      <w:r>
-        <w:rPr>
-          <w:rFonts w:ascii="Times New Roman" w:hAnsi="Times New Roman"/>
-          <w:sz w:val="24"/>
-          <w:szCs w:val="24"/>
-        </w:rPr>
-        <w:t>Step 1: Load the dataset and apply the preprocessing pipeline (Chapter 4).</w:t>
-      </w:r>
-    </w:p>
-    <w:p>
-      <w:pPr>
-        <w:spacing w:after="120" w:line="360" w:lineRule="auto"/>
-        <w:jc w:val="both"/>
-      </w:pPr>
-      <w:r>
-        <w:rPr>
-          <w:rFonts w:ascii="Times New Roman" w:hAnsi="Times New Roman"/>
-          <w:sz w:val="24"/>
-          <w:szCs w:val="24"/>
-        </w:rPr>
-        <w:lastRenderedPageBreak/>
-        <w:t xml:space="preserve">Step 2: </w:t>
-      </w:r>
-      <w:proofErr w:type="spellStart"/>
-      <w:r>
-        <w:rPr>
-          <w:rFonts w:ascii="Times New Roman" w:hAnsi="Times New Roman"/>
-          <w:sz w:val="24"/>
-          <w:szCs w:val="24"/>
-        </w:rPr>
-        <w:t>Initialise</w:t>
-      </w:r>
-      <w:proofErr w:type="spellEnd"/>
-      <w:r>
-        <w:rPr>
-          <w:rFonts w:ascii="Times New Roman" w:hAnsi="Times New Roman"/>
-          <w:sz w:val="24"/>
-          <w:szCs w:val="24"/>
-        </w:rPr>
-        <w:t xml:space="preserve"> the model parameters / hyperparameters.</w:t>
-      </w:r>
-    </w:p>
-    <w:p>
-      <w:pPr>
-        <w:spacing w:after="120" w:line="360" w:lineRule="auto"/>
-        <w:jc w:val="both"/>
-      </w:pPr>
-      <w:r>
-        <w:rPr>
-          <w:rFonts w:ascii="Times New Roman" w:hAnsi="Times New Roman"/>
-          <w:sz w:val="24"/>
-          <w:szCs w:val="24"/>
-        </w:rPr>
-        <w:t>Step 3: Repeat until the stopping criterion is met: compute predictions, compute the loss, update parameters.</w:t>
+        <w:t>5.4  Algorithm Steps / Pseudocode</w:t>
       </w:r>
     </w:p>
     <w:p>
@@ -15180,29 +14472,78 @@
           <w:color w:val="000000"/>
           <w:sz w:val="24"/>
         </w:rPr>
-        <w:t>All model training, validation, benchmarking, and telemetry profiling experiments were conducted on a standardized local workstation environment. The hardware configuration comprised an Intel Core i7 / AMD Ryzen 7 x86_64 CPU (8 physical cores, 16 threads) and 16.0 GB DDR4 RAM running Microsoft Windows 11 Enterprise. Crucially, the entire pipeline was trained and profiled on standard CPU infrastructure without requiring dedicated GPU acceleration, demonstrating exceptional computational accessibility. Software dependencies included Python 3.13.14, TensorFlow 2.18 / Keras 3.8, Scikit-learn 1.6.1, OpenCV 4.11.0, and NumPy 2.2.3.</w:t>
+        <w:t>Step 1: Ingest input buffer; apply canonical preprocessing: grayscale conversion, Otsu adaptive binarization, bounding box crop, 20×20 scale, and center-of-mass centering on 28×28 canvas.</w:t>
       </w:r>
     </w:p>
     <w:p>
       <w:pPr>
-        <w:spacing w:after="120" w:line="360" w:lineRule="auto"/>
+        <w:spacing w:after="120" w:line="360" w:lineRule="auto" w:before="40"/>
         <w:jc w:val="both"/>
       </w:pPr>
       <w:r>
         <w:rPr>
           <w:rFonts w:ascii="Times New Roman" w:hAnsi="Times New Roman"/>
+          <w:b w:val="0"/>
+          <w:i w:val="0"/>
+          <w:color w:val="000000"/>
           <w:sz w:val="24"/>
-          <w:szCs w:val="24"/>
         </w:rPr>
-        <w:t>Step 5: Retrain on the final configuration and evaluate once on the test set.</w:t>
+        <w:t>Step 2: Audit input quality: verify foreground ratio ∈ [0.05, 0.35] and stroke thickness ∈ [1.5, 4.5] px. If rejected, abort and return REJECTED_INPUT_QUALITY.</w:t>
       </w:r>
     </w:p>
     <w:p>
       <w:pPr>
+        <w:spacing w:after="120" w:line="360" w:lineRule="auto" w:before="40"/>
+        <w:jc w:val="both"/>
+      </w:pPr>
+      <w:r>
+        <w:rPr>
+          <w:rFonts w:ascii="Times New Roman" w:hAnsi="Times New Roman"/>
+          <w:b w:val="0"/>
+          <w:i w:val="0"/>
+          <w:color w:val="000000"/>
+          <w:sz w:val="24"/>
+        </w:rPr>
+        <w:t>Step 3: Forward pass through DigitVision DeepConvNet to extract logits z = f_θ(X); compute calibrated probabilities p_i = exp(z_i / T) / [ Σ_j exp(z_j / T) ] using T = 0.9170.</w:t>
+      </w:r>
+    </w:p>
+    <w:p>
+      <w:pPr>
+        <w:spacing w:after="120" w:line="360" w:lineRule="auto" w:before="40"/>
+        <w:jc w:val="both"/>
+      </w:pPr>
+      <w:r>
+        <w:rPr>
+          <w:rFonts w:ascii="Times New Roman" w:hAnsi="Times New Roman"/>
+          <w:b w:val="0"/>
+          <w:i w:val="0"/>
+          <w:color w:val="000000"/>
+          <w:sz w:val="24"/>
+        </w:rPr>
+        <w:t>Step 4: Determine predicted class y_hat = argmax_i p_i and evaluate Shannon entropy H = - Σ p_i log(p_i) to detect ambiguous samples.</w:t>
+      </w:r>
+    </w:p>
+    <w:p>
+      <w:pPr>
+        <w:spacing w:after="120" w:line="360" w:lineRule="auto" w:before="40"/>
+        <w:jc w:val="both"/>
+      </w:pPr>
+      <w:r>
+        <w:rPr>
+          <w:rFonts w:ascii="Times New Roman" w:hAnsi="Times New Roman"/>
+          <w:b w:val="0"/>
+          <w:i w:val="0"/>
+          <w:color w:val="000000"/>
+          <w:sz w:val="24"/>
+        </w:rPr>
+        <w:t>Step 5: Compute Grad-CAM spatial heatmap by backpropagating target class score to layer 'conv_cam'; stream JSON payload to Mission Control dashboard.</w:t>
+      </w:r>
+    </w:p>
+    <w:p>
+      <w:pPr>
         <w:pStyle w:val="Heading2"/>
         <w:spacing w:before="200" w:after="100" w:line="360" w:lineRule="auto"/>
       </w:pPr>
-      <w:proofErr w:type="gramStart"/>
       <w:r>
         <w:rPr>
           <w:rFonts w:ascii="Times New Roman" w:hAnsi="Times New Roman"/>
@@ -15210,17 +14551,7 @@
           <w:bCs/>
           <w:color w:val="000000"/>
         </w:rPr>
-        <w:t>5.5  Model</w:t>
-      </w:r>
-      <w:proofErr w:type="gramEnd"/>
-      <w:r>
-        <w:rPr>
-          <w:rFonts w:ascii="Times New Roman" w:hAnsi="Times New Roman"/>
-          <w:b/>
-          <w:bCs/>
-          <w:color w:val="000000"/>
-        </w:rPr>
-        <w:t xml:space="preserve"> Architecture (for neural networks)</w:t>
+        <w:t>5.5  Model Architecture (for neural networks)</w:t>
       </w:r>
     </w:p>
     <w:p>
@@ -15890,12 +15221,9 @@
         </w:tc>
       </w:tr>
       <w:tr>
-        <w:trPr>
-          <w:jc w:val="center"/>
-        </w:trPr>
-        <w:tc>
-          <w:tcPr>
-            <w:tcW w:w="1000" w:type="dxa"/>
+        <w:tc>
+          <w:tcPr>
+            <w:tcW w:type="dxa" w:w="1000"/>
           </w:tcPr>
           <w:p>
             <w:pPr>
@@ -15915,7 +15243,7 @@
         </w:tc>
         <w:tc>
           <w:tcPr>
-            <w:tcW w:w="2400" w:type="dxa"/>
+            <w:tcW w:type="dxa" w:w="2400"/>
           </w:tcPr>
           <w:p>
             <w:pPr>
@@ -15935,7 +15263,7 @@
         </w:tc>
         <w:tc>
           <w:tcPr>
-            <w:tcW w:w="2400" w:type="dxa"/>
+            <w:tcW w:type="dxa" w:w="2400"/>
           </w:tcPr>
           <w:p>
             <w:pPr>
@@ -15955,7 +15283,7 @@
         </w:tc>
         <w:tc>
           <w:tcPr>
-            <w:tcW w:w="2000" w:type="dxa"/>
+            <w:tcW w:type="dxa" w:w="2000"/>
           </w:tcPr>
           <w:p>
             <w:pPr>
@@ -15975,7 +15303,7 @@
         </w:tc>
         <w:tc>
           <w:tcPr>
-            <w:tcW w:w="2200" w:type="dxa"/>
+            <w:tcW w:type="dxa" w:w="2200"/>
           </w:tcPr>
           <w:p>
             <w:pPr>
@@ -15995,12 +15323,9 @@
         </w:tc>
       </w:tr>
       <w:tr>
-        <w:trPr>
-          <w:jc w:val="center"/>
-        </w:trPr>
-        <w:tc>
-          <w:tcPr>
-            <w:tcW w:w="1000" w:type="dxa"/>
+        <w:tc>
+          <w:tcPr>
+            <w:tcW w:type="dxa" w:w="1000"/>
           </w:tcPr>
           <w:p>
             <w:pPr>
@@ -16020,7 +15345,7 @@
         </w:tc>
         <w:tc>
           <w:tcPr>
-            <w:tcW w:w="2400" w:type="dxa"/>
+            <w:tcW w:type="dxa" w:w="2400"/>
           </w:tcPr>
           <w:p>
             <w:pPr>
@@ -16040,7 +15365,7 @@
         </w:tc>
         <w:tc>
           <w:tcPr>
-            <w:tcW w:w="2400" w:type="dxa"/>
+            <w:tcW w:type="dxa" w:w="2400"/>
           </w:tcPr>
           <w:p>
             <w:pPr>
@@ -16060,7 +15385,7 @@
         </w:tc>
         <w:tc>
           <w:tcPr>
-            <w:tcW w:w="2000" w:type="dxa"/>
+            <w:tcW w:type="dxa" w:w="2000"/>
           </w:tcPr>
           <w:p>
             <w:pPr>
@@ -16080,7 +15405,7 @@
         </w:tc>
         <w:tc>
           <w:tcPr>
-            <w:tcW w:w="2200" w:type="dxa"/>
+            <w:tcW w:type="dxa" w:w="2200"/>
           </w:tcPr>
           <w:p>
             <w:pPr>
@@ -16113,7 +15438,15 @@
           <w:color w:val="000000"/>
           <w:sz w:val="24"/>
         </w:rPr>
-        <w:t>The DigitVision DeepConvNet was trained for a maximum of 15 epochs using mini-batches of 64 instances under the Categorical Cross-Entropy objective. A deterministic random seed (SEED = 42) was enforced across Python, NumPy, and TensorFlow runtimes to guarantee complete experimental reproducibility. Validation metrics were evaluated at the conclusion of every epoch on the 3,000 isolated validation instances. Total training time was approximately 92 seconds on CPU.</w:t>
+        <w:t>The proposed DigitVision DeepConvNet architecture is engineered specifically for spatial feature extraction with minimal parameter overhead (421,642 total parameters). The network comprises two hierarchical convolutional blocks followed by a dense classification head:</w:t>
+        <w:br/>
+        <w:t>• Block 1: Conv2D (32 filters, 3×3, ReLU, same padding) → Batch Normalization → Conv2D (32 filters, 3×3, ReLU) → MaxPooling2D (2×2, stride 2) → Spatial Dropout (0.25).</w:t>
+        <w:br/>
+        <w:t>• Block 2: Conv2D (64 filters, 3×3, ReLU, same padding, named 'conv_cam') → Batch Normalization → MaxPooling2D (2×2, stride 2) → Spatial Dropout (0.25).</w:t>
+        <w:br/>
+        <w:t>• Classification Head: Flatten (1600 units) → Dense (128 units, ReLU) → Batch Normalization → Dropout (0.50) → Dense (10 units, Softmax).</w:t>
+        <w:br/>
+        <w:t>Batch normalization stabilizes intermediate feature distributions, enabling higher learning rates and reducing internal covariate shift. Spatial dropout regularizes feature maps by dropping entire 2D feature slices, preventing co-adaptation and eliminating overfitting.</w:t>
       </w:r>
     </w:p>
     <w:p>
@@ -16121,7 +15454,6 @@
         <w:pStyle w:val="Heading2"/>
         <w:spacing w:before="200" w:after="100" w:line="360" w:lineRule="auto"/>
       </w:pPr>
-      <w:proofErr w:type="gramStart"/>
       <w:r>
         <w:rPr>
           <w:rFonts w:ascii="Times New Roman" w:hAnsi="Times New Roman"/>
@@ -16129,17 +15461,7 @@
           <w:bCs/>
           <w:color w:val="000000"/>
         </w:rPr>
-        <w:t>5.6  Hyperparameter</w:t>
-      </w:r>
-      <w:proofErr w:type="gramEnd"/>
-      <w:r>
-        <w:rPr>
-          <w:rFonts w:ascii="Times New Roman" w:hAnsi="Times New Roman"/>
-          <w:b/>
-          <w:bCs/>
-          <w:color w:val="000000"/>
-        </w:rPr>
-        <w:t xml:space="preserve"> Tuning</w:t>
+        <w:t>5.6  Hyperparameter Tuning</w:t>
       </w:r>
     </w:p>
     <w:p>
@@ -16650,12 +15972,9 @@
         </w:tc>
       </w:tr>
       <w:tr>
-        <w:trPr>
-          <w:jc w:val="center"/>
-        </w:trPr>
-        <w:tc>
-          <w:tcPr>
-            <w:tcW w:w="2600" w:type="dxa"/>
+        <w:tc>
+          <w:tcPr>
+            <w:tcW w:type="dxa" w:w="2600"/>
           </w:tcPr>
           <w:p>
             <w:pPr>
@@ -16675,7 +15994,7 @@
         </w:tc>
         <w:tc>
           <w:tcPr>
-            <w:tcW w:w="2700" w:type="dxa"/>
+            <w:tcW w:type="dxa" w:w="2700"/>
           </w:tcPr>
           <w:p>
             <w:pPr>
@@ -16695,7 +16014,7 @@
         </w:tc>
         <w:tc>
           <w:tcPr>
-            <w:tcW w:w="2000" w:type="dxa"/>
+            <w:tcW w:type="dxa" w:w="2000"/>
           </w:tcPr>
           <w:p>
             <w:pPr>
@@ -16715,7 +16034,7 @@
         </w:tc>
         <w:tc>
           <w:tcPr>
-            <w:tcW w:w="2700" w:type="dxa"/>
+            <w:tcW w:type="dxa" w:w="2700"/>
           </w:tcPr>
           <w:p>
             <w:pPr>
@@ -16748,10 +16067,7 @@
           <w:color w:val="000000"/>
           <w:sz w:val="24"/>
         </w:rPr>
-        <w:t>The empirical convergence behavior of DigitVision DeepConvNet is captured in Figure 6.1 (loss trajectory) and Figure 6.2 (accuracy trajectory). Training loss declined smoothly and monotonically from 0.4120 in Epoch 1 down to 0.0534 in Epoch 15. Validation loss tracked this decline closely, reaching its minimum of 0.0482 at Epoch 12 before plateauing at 0.0491.</w:t>
-        <w:br/>
-        <w:br/>
-        <w:t>Concurrently, training accuracy advanced from 87.25% to 98.45%, while validation accuracy rose from 96.40% to 98.23%. During early epochs (Epochs 1 through 6), validation accuracy consistently exceeded training accuracy. This phenomenon is a direct mathematical consequence of Dropout regularization (rates 0.25 and 0.50), which is actively dropping neuron activations during training forward passes but is completely deactivated during evaluation passes, allowing the full ensemble capacity to predict validation samples.</w:t>
+        <w:t>Hyperparameters were systematically optimized on the 3,000-sample validation set. The Adam optimizer was selected with default momentum parameters (β_1 = 0.9, β_2 = 0.999) and an initial learning rate of η = 0.001. A ReduceLROnPlateau scheduler monitored validation loss, reducing η by 50% if no improvement was observed for 2 consecutive epochs. Mini-batch size was set to 64 samples, balancing stochastic gradient exploration with vectorized hardware utilization. Early stopping with patience = 5 monitored validation loss, restoring the optimal model checkpoint upon completion.</w:t>
       </w:r>
     </w:p>
     <w:p>
@@ -16792,7 +16108,6 @@
         <w:pStyle w:val="Heading2"/>
         <w:spacing w:before="200" w:after="100" w:line="360" w:lineRule="auto"/>
       </w:pPr>
-      <w:proofErr w:type="gramStart"/>
       <w:r>
         <w:rPr>
           <w:rFonts w:ascii="Times New Roman" w:hAnsi="Times New Roman"/>
@@ -16800,24 +16115,24 @@
           <w:bCs/>
           <w:color w:val="000000"/>
         </w:rPr>
-        <w:t>6.1  Experimental</w:t>
+        <w:t>6.1  Experimental Environment</w:t>
       </w:r>
-      <w:proofErr w:type="gramEnd"/>
+    </w:p>
+    <w:p>
+      <w:pPr>
+        <w:spacing w:after="120" w:line="360" w:lineRule="auto" w:before="40"/>
+        <w:jc w:val="both"/>
+      </w:pPr>
       <w:r>
         <w:rPr>
           <w:rFonts w:ascii="Times New Roman" w:hAnsi="Times New Roman"/>
-          <w:b/>
-          <w:bCs/>
+          <w:b w:val="0"/>
+          <w:i w:val="0"/>
           <w:color w:val="000000"/>
+          <w:sz w:val="24"/>
         </w:rPr>
-        <w:t xml:space="preserve"> Environment</w:t>
+        <w:t>All model training, validation, benchmarking, and telemetry profiling experiments were conducted on a standardized local workstation environment. The hardware configuration comprised an Intel Core i7 / AMD Ryzen 7 x86_64 CPU (8 physical cores, 16 threads) and 16.0 GB DDR4 RAM running Microsoft Windows 11 Enterprise. Crucially, the entire pipeline was trained and profiled on standard CPU infrastructure without requiring dedicated GPU acceleration, demonstrating exceptional computational accessibility.</w:t>
       </w:r>
-    </w:p>
-    <w:p>
-      <w:pPr>
-        <w:spacing w:after="120" w:line="276" w:lineRule="auto"/>
-        <w:jc w:val="both"/>
-      </w:pPr>
     </w:p>
     <w:p>
       <w:pPr>
@@ -17209,39 +16524,7 @@
     </w:tbl>
     <w:p>
       <w:pPr>
-        <w:spacing w:after="60"/>
-        <w:jc w:val="both"/>
-      </w:pPr>
-    </w:p>
-    <w:p>
-      <w:pPr>
-        <w:pStyle w:val="Heading2"/>
-        <w:spacing w:before="200" w:after="100" w:line="360" w:lineRule="auto"/>
-      </w:pPr>
-      <w:proofErr w:type="gramStart"/>
-      <w:r>
-        <w:rPr>
-          <w:rFonts w:ascii="Times New Roman" w:hAnsi="Times New Roman"/>
-          <w:b/>
-          <w:bCs/>
-          <w:color w:val="000000"/>
-        </w:rPr>
-        <w:t>6.2  Training</w:t>
-      </w:r>
-      <w:proofErr w:type="gramEnd"/>
-      <w:r>
-        <w:rPr>
-          <w:rFonts w:ascii="Times New Roman" w:hAnsi="Times New Roman"/>
-          <w:b/>
-          <w:bCs/>
-          <w:color w:val="000000"/>
-        </w:rPr>
-        <w:t xml:space="preserve"> Configuration</w:t>
-      </w:r>
-    </w:p>
-    <w:p>
-      <w:pPr>
-        <w:spacing w:before="40" w:after="120" w:line="360" w:lineRule="auto"/>
+        <w:spacing w:after="120" w:before="40" w:line="360" w:lineRule="auto"/>
         <w:jc w:val="both"/>
       </w:pPr>
       <w:r>
@@ -17252,7 +16535,22 @@
           <w:color w:val="000000"/>
           <w:sz w:val="24"/>
         </w:rPr>
-        <w:t>Overfitting was quantitatively audited by computing the final generalization gap: Δ = |Training Accuracy - Validation Accuracy| = |98.45% - 98.23%| = 0.22%. This minimal delta confirms that the model achieved an optimal bias-variance trade-off without memorizing training noise. Table 6.5 compares diagnosis across models: while a deep MLP exhibited a 1.30% gap due to lack of spatial locality constraints, DeepConvNet's combination of spatial dropout, batch normalization, and L2 regularization prevented overfitting entirely.</w:t>
+        <w:t>Software dependencies included Python 3.13.14, TensorFlow 2.18 / Keras 3.8, Scikit-learn 1.6.1, OpenCV 4.11.0, and NumPy 2.2.3, managed within an isolated virtual environment.</w:t>
+      </w:r>
+    </w:p>
+    <w:p>
+      <w:pPr>
+        <w:pStyle w:val="Heading2"/>
+        <w:spacing w:before="200" w:after="100" w:line="360" w:lineRule="auto"/>
+      </w:pPr>
+      <w:r>
+        <w:rPr>
+          <w:rFonts w:ascii="Times New Roman" w:hAnsi="Times New Roman"/>
+          <w:b/>
+          <w:bCs/>
+          <w:color w:val="000000"/>
+        </w:rPr>
+        <w:t>6.2  Training Configuration</w:t>
       </w:r>
     </w:p>
     <w:p>
@@ -17797,43 +17095,18 @@
         <w:rPr>
           <w:rFonts w:ascii="Times New Roman" w:hAnsi="Times New Roman"/>
           <w:b w:val="0"/>
-          <w:i/>
+          <w:i w:val="0"/>
           <w:color w:val="000000"/>
-          <w:sz w:val="22"/>
+          <w:sz w:val="24"/>
         </w:rPr>
-        <w:t>Observation: Training loss declines monotonically from 0.4120 in Epoch 1 to 0.0534 in Epoch 15, while validation loss stabilizes at 0.0482 by Epoch 12.</w:t>
-        <w:br/>
-        <w:t>Interpretation: Smooth asymptotic loss decay demonstrates stable gradient backpropagation without vanishing gradients, loss spikes, or numerical instability.</w:t>
-        <w:br/>
-        <w:t>Engineering Implication: Validates Adam optimizer hyperparameters (η = 0.001) and early stopping criteria (patience = 5), retaining the optimal model weights at Epoch 12.</w:t>
+        <w:t>The DigitVision DeepConvNet was trained for a maximum of 15 epochs using mini-batches of 64 instances under the Categorical Cross-Entropy objective. A deterministic random seed (SEED = 42) was enforced across Python, NumPy, and TensorFlow runtimes to guarantee complete experimental reproducibility. Validation metrics were evaluated at the conclusion of every epoch on the 3,000 isolated validation instances. Total training time was approximately 92 seconds on CPU.</w:t>
       </w:r>
     </w:p>
     <w:p>
       <w:pPr>
-        <w:spacing w:before="40" w:after="120" w:line="360" w:lineRule="auto"/>
-        <w:jc w:val="both"/>
-      </w:pPr>
-      <w:r>
-        <w:rPr>
-          <w:rFonts w:ascii="Times New Roman" w:hAnsi="Times New Roman"/>
-          <w:b w:val="0"/>
-          <w:i/>
-          <w:color w:val="000000"/>
-          <w:sz w:val="22"/>
-        </w:rPr>
-        <w:t>Observation: Training accuracy converges to 98.45% while validation accuracy reaches 98.23%, with validation accuracy exceeding training accuracy during early epochs (Epochs 1–6).</w:t>
-        <w:br/>
-        <w:t>Interpretation: Validation accuracy exceeding training accuracy is a direct consequence of Dropout regularization (rates 0.25 and 0.50), which is active during training but disabled during evaluation.</w:t>
-        <w:br/>
-        <w:t>Engineering Implication: Confirms that spatial dropout effectively prevents co-adaptation among feature detectors, ensuring robust generalization to unseen data.</w:t>
-      </w:r>
-    </w:p>
-    <w:p>
-      <w:pPr>
         <w:pStyle w:val="Heading2"/>
         <w:spacing w:before="200" w:after="100" w:line="360" w:lineRule="auto"/>
       </w:pPr>
-      <w:proofErr w:type="gramStart"/>
       <w:r>
         <w:rPr>
           <w:rFonts w:ascii="Times New Roman" w:hAnsi="Times New Roman"/>
@@ -17841,17 +17114,7 @@
           <w:bCs/>
           <w:color w:val="000000"/>
         </w:rPr>
-        <w:t>6.3  Convergence</w:t>
-      </w:r>
-      <w:proofErr w:type="gramEnd"/>
-      <w:r>
-        <w:rPr>
-          <w:rFonts w:ascii="Times New Roman" w:hAnsi="Times New Roman"/>
-          <w:b/>
-          <w:bCs/>
-          <w:color w:val="000000"/>
-        </w:rPr>
-        <w:t xml:space="preserve"> Analysis</w:t>
+        <w:t>6.3  Convergence Analysis</w:t>
       </w:r>
     </w:p>
     <w:p>
@@ -17867,7 +17130,10 @@
           <w:color w:val="000000"/>
           <w:sz w:val="24"/>
         </w:rPr>
-        <w:t>Listing 6.1 presents the core Python implementation of the canonical preprocessing pipeline and the DigitVision DeepConvNet architecture. The preprocessing function guarantees mathematical invariance across input formats, while the model definition specifies convolutional layer dimensions, batch normalization, dropout placements, and the designated 'conv_cam' target layer for Grad-CAM explainability.</w:t>
+        <w:t>The empirical convergence behavior of DigitVision DeepConvNet is captured in Figure 6.1 (loss trajectory) and Figure 6.2 (accuracy trajectory). Training loss declined smoothly and monotonically from 0.4120 in Epoch 1 down to 0.0534 in Epoch 15. Validation loss tracked this decline closely, reaching its minimum of 0.0482 at Epoch 12 before plateauing at 0.0491.</w:t>
+        <w:br/>
+        <w:br/>
+        <w:t>Concurrently, training accuracy advanced from 87.25% to 98.45%, while validation accuracy rose from 96.40% to 98.23%. During early epochs (Epochs 1 through 6), validation accuracy consistently exceeded training accuracy. This phenomenon is a direct mathematical consequence of Dropout regularization (rates 0.25 and 0.50), which is actively dropping neuron activations during training forward passes but is completely deactivated during evaluation passes, allowing the full ensemble capacity to predict validation samples.</w:t>
       </w:r>
     </w:p>
     <w:tbl>
@@ -17898,7 +17164,7 @@
           </w:tcPr>
           <w:p>
             <w:pPr>
-              <w:spacing w:before="80" w:after="80"/>
+              <w:spacing w:before="60" w:after="60"/>
               <w:jc w:val="center"/>
             </w:pPr>
             <w:r/>
@@ -17918,7 +17184,7 @@
                           <pic:cNvPicPr/>
                         </pic:nvPicPr>
                         <pic:blipFill>
-                          <a:blip r:embed="rId15"/>
+                          <a:blip r:embed="rId19"/>
                           <a:stretch>
                             <a:fillRect/>
                           </a:stretch>
@@ -17942,16 +17208,32 @@
     </w:tbl>
     <w:p>
       <w:pPr>
-        <w:spacing w:before="60" w:after="120" w:line="276" w:lineRule="auto"/>
-        <w:jc w:val="center"/>
-      </w:pPr>
+        <w:spacing w:before="60" w:after="120" w:line="312" w:lineRule="auto"/>
+        <w:jc w:val="both"/>
+      </w:pPr>
+      <w:r/>
       <w:r>
         <w:rPr>
           <w:rFonts w:ascii="Times New Roman" w:hAnsi="Times New Roman"/>
           <w:b/>
-          <w:bCs/>
+          <w:color w:val="000000"/>
+          <w:sz w:val="22"/>
         </w:rPr>
         <w:t>Fig. 6.1: Loss Curves – Training vs Validation</w:t>
+        <w:br/>
+      </w:r>
+      <w:r>
+        <w:rPr>
+          <w:rFonts w:ascii="Times New Roman" w:hAnsi="Times New Roman"/>
+          <w:i/>
+          <w:color w:val="000000"/>
+          <w:sz w:val="21"/>
+        </w:rPr>
+        <w:t>Observation: Training loss declines monotonically from 0.4120 in Epoch 1 to 0.0534 in Epoch 15, while validation loss stabilizes at 0.0482 by Epoch 12.</w:t>
+        <w:br/>
+        <w:t>Interpretation: Smooth asymptotic loss decay demonstrates stable gradient backpropagation without vanishing gradients, loss spikes, or numerical instability.</w:t>
+        <w:br/>
+        <w:t>Engineering Implication: Validates Adam optimizer hyperparameters (η = 0.001) and early stopping criteria (patience = 5), retaining the optimal model weights at Epoch 12.</w:t>
       </w:r>
     </w:p>
     <w:tbl>
@@ -17982,7 +17264,7 @@
           </w:tcPr>
           <w:p>
             <w:pPr>
-              <w:spacing w:before="80" w:after="80"/>
+              <w:spacing w:before="60" w:after="60"/>
               <w:jc w:val="center"/>
             </w:pPr>
             <w:r/>
@@ -18002,7 +17284,7 @@
                           <pic:cNvPicPr/>
                         </pic:nvPicPr>
                         <pic:blipFill>
-                          <a:blip r:embed="rId16"/>
+                          <a:blip r:embed="rId20"/>
                           <a:stretch>
                             <a:fillRect/>
                           </a:stretch>
@@ -18026,38 +17308,32 @@
     </w:tbl>
     <w:p>
       <w:pPr>
-        <w:spacing w:before="60" w:after="120" w:line="276" w:lineRule="auto"/>
-        <w:jc w:val="center"/>
-      </w:pPr>
+        <w:spacing w:before="60" w:after="120" w:line="312" w:lineRule="auto"/>
+        <w:jc w:val="both"/>
+      </w:pPr>
+      <w:r/>
       <w:r>
         <w:rPr>
           <w:rFonts w:ascii="Times New Roman" w:hAnsi="Times New Roman"/>
           <w:b/>
-          <w:bCs/>
+          <w:color w:val="000000"/>
+          <w:sz w:val="22"/>
         </w:rPr>
         <w:t>Fig. 6.2: Metric Curves – Training vs Validation</w:t>
+        <w:br/>
       </w:r>
-    </w:p>
-    <w:p>
-      <w:pPr>
-        <w:spacing w:before="40" w:after="120" w:line="360" w:lineRule="auto"/>
-        <w:jc w:val="both"/>
-      </w:pPr>
       <w:r>
         <w:rPr>
           <w:rFonts w:ascii="Times New Roman" w:hAnsi="Times New Roman"/>
-          <w:b w:val="0"/>
-          <w:i w:val="0"/>
+          <w:i/>
           <w:color w:val="000000"/>
-          <w:sz w:val="24"/>
+          <w:sz w:val="21"/>
         </w:rPr>
-        <w:t>The micro project was executed collaboratively by the three student team members, with responsibilities mapped to specific engineering modules:</w:t>
+        <w:t>Observation: Training accuracy converges to 98.45% while validation accuracy reaches 98.23%, with validation accuracy exceeding training accuracy during early epochs (Epochs 1–6).</w:t>
         <w:br/>
-        <w:t>• G. Tejaswi (22071A6601, 45% contribution): Deep convolutional network design, Keras 3 training pipeline, Grad-CAM XAI integration, and technical report formulation.</w:t>
+        <w:t>Interpretation: Validation accuracy exceeding training accuracy is a direct consequence of Dropout regularization (rates 0.25 and 0.50), which is active during training but disabled during evaluation.</w:t>
         <w:br/>
-        <w:t>• K. Rahul (22071A6602, 35% contribution): Canonical preprocessing implementation, classical model benchmarking (SVM, RF, Logistic Regression), and temperature calibration.</w:t>
-        <w:br/>
-        <w:t>• V. Ananya (22071A6603, 20% contribution): FastAPI asynchronous server development, HTML5 interactive drawing canvas, and real-time telemetry HUD integration.</w:t>
+        <w:t>Engineering Implication: Confirms that spatial dropout effectively prevents co-adaptation among feature detectors, ensuring robust generalization to unseen data.</w:t>
       </w:r>
     </w:p>
     <w:p>
@@ -18791,9 +18067,19 @@
     </w:tbl>
     <w:p>
       <w:pPr>
-        <w:spacing w:after="60"/>
+        <w:spacing w:after="120" w:before="40" w:line="360" w:lineRule="auto"/>
         <w:jc w:val="both"/>
       </w:pPr>
+      <w:r>
+        <w:rPr>
+          <w:rFonts w:ascii="Times New Roman" w:hAnsi="Times New Roman"/>
+          <w:b w:val="0"/>
+          <w:i w:val="0"/>
+          <w:color w:val="000000"/>
+          <w:sz w:val="24"/>
+        </w:rPr>
+        <w:t>The model demonstrated rapid convergence within 12 epochs, with learning rate annealing smoothly dampening gradient step sizes in later stages.</w:t>
+      </w:r>
     </w:p>
     <w:p>
       <w:pPr>
@@ -19143,20 +18429,32 @@
         <w:rPr>
           <w:rFonts w:ascii="Times New Roman" w:hAnsi="Times New Roman"/>
           <w:b w:val="0"/>
-          <w:i/>
+          <w:i w:val="0"/>
           <w:color w:val="000000"/>
-          <w:sz w:val="22"/>
+          <w:sz w:val="24"/>
         </w:rPr>
-        <w:t>Observation: The generalization gap between training accuracy (98.45%) and validation accuracy (98.23%) is only 0.22% across 20,000 training instances.</w:t>
-        <w:br/>
-        <w:t>Interpretation: Minimal generalization gap quantitatively diagnoses zero overfitting and verifies that model capacity is appropriately matched to the complexity of the MNIST manifold.</w:t>
-        <w:br/>
-        <w:t>Engineering Implication: Eliminates the need for aggressive data augmentation or heavy architectural pruning, ensuring reproducible and stable model performance.</w:t>
+        <w:t>Table 6.4 summarizes final convergence metrics, demonstrating that loss stabilized below 0.05 with optimal generalization properties.</w:t>
       </w:r>
     </w:p>
     <w:p>
       <w:pPr>
-        <w:spacing w:before="40" w:after="120" w:line="360" w:lineRule="auto"/>
+        <w:pStyle w:val="Heading2"/>
+        <w:spacing w:before="200" w:after="100" w:line="360" w:lineRule="auto"/>
+      </w:pPr>
+      <w:r>
+        <w:rPr>
+          <w:rFonts w:ascii="Times New Roman" w:hAnsi="Times New Roman"/>
+          <w:b/>
+          <w:bCs/>
+          <w:color w:val="000000"/>
+        </w:rPr>
+        <w:lastRenderedPageBreak/>
+        <w:t>6.4  Overfitting and Underfitting Diagnosis</w:t>
+      </w:r>
+    </w:p>
+    <w:p>
+      <w:pPr>
+        <w:spacing w:after="120" w:line="360" w:lineRule="auto" w:before="40"/>
         <w:jc w:val="both"/>
       </w:pPr>
       <w:r>
@@ -19167,54 +18465,8 @@
           <w:color w:val="000000"/>
           <w:sz w:val="24"/>
         </w:rPr>
-        <w:t>To provide a multidimensional assessment of model performance, seven rigorous evaluation metrics were computed on the 10,000 isolated test samples:</w:t>
-        <w:br/>
-        <w:t>1. Classification Accuracy: Overall fraction of correctly identified samples across all 10 digit classes: Acc = (TP + TN) / Total.</w:t>
-        <w:br/>
-        <w:t>2. Macro Precision: Unweighted average of per-class precision scores: Prec_macro = (1/10) Σ_c [TP_c / (TP_c + FP_c)].</w:t>
-        <w:br/>
-        <w:t>3. Macro Recall: Unweighted average of per-class recall scores: Rec_macro = (1/10) Σ_c [TP_c / (TP_c + FN_c)].</w:t>
-        <w:br/>
-        <w:t>4. Macro F1-Score: Harmonic mean of macro precision and macro recall: F1_macro = 2 · (Prec_macro · Rec_macro) / (Prec_macro + Rec_macro).</w:t>
-        <w:br/>
-        <w:t>5. Cohen's Kappa Coefficient (κ): Statistical measure of inter-rater agreement accounting for chance agreement: κ = (p_o - p_e) / (1 - p_e).</w:t>
-        <w:br/>
-        <w:t>6. Expected Calibration Error (ECE): Weighted average difference between predicted confidence and empirical accuracy across M probability bins.</w:t>
-        <w:br/>
-        <w:t>7. Inference Latency (ms): End-to-end Wall-clock execution time per sample averaged over 1,000 consecutive test queries on CPU.</w:t>
+        <w:t>Overfitting was quantitatively audited by computing the final generalization gap: Δ = |Training Accuracy - Validation Accuracy| = |98.45% - 98.23%| = 0.22%. This minimal delta confirms that the model achieved an optimal bias-variance trade-off without memorizing training noise. Table 6.5 compares diagnosis across models: while a deep MLP exhibited a 1.30% gap due to lack of spatial locality constraints, DeepConvNet's combination of spatial dropout, batch normalization, and L2 regularization prevented overfitting entirely.</w:t>
       </w:r>
-    </w:p>
-    <w:p>
-      <w:pPr>
-        <w:pStyle w:val="Heading2"/>
-        <w:spacing w:before="200" w:after="100" w:line="360" w:lineRule="auto"/>
-      </w:pPr>
-      <w:proofErr w:type="gramStart"/>
-      <w:r>
-        <w:rPr>
-          <w:rFonts w:ascii="Times New Roman" w:hAnsi="Times New Roman"/>
-          <w:b/>
-          <w:bCs/>
-          <w:color w:val="000000"/>
-        </w:rPr>
-        <w:t>6.4  Overfitting</w:t>
-      </w:r>
-      <w:proofErr w:type="gramEnd"/>
-      <w:r>
-        <w:rPr>
-          <w:rFonts w:ascii="Times New Roman" w:hAnsi="Times New Roman"/>
-          <w:b/>
-          <w:bCs/>
-          <w:color w:val="000000"/>
-        </w:rPr>
-        <w:t xml:space="preserve"> and Underfitting Diagnosis</w:t>
-      </w:r>
-    </w:p>
-    <w:p>
-      <w:pPr>
-        <w:spacing w:after="120" w:line="276" w:lineRule="auto"/>
-        <w:jc w:val="both"/>
-      </w:pPr>
     </w:p>
     <w:tbl>
       <w:tblPr>
@@ -19244,7 +18496,7 @@
           </w:tcPr>
           <w:p>
             <w:pPr>
-              <w:spacing w:before="80" w:after="80"/>
+              <w:spacing w:before="60" w:after="60"/>
               <w:jc w:val="center"/>
             </w:pPr>
             <w:r/>
@@ -19264,7 +18516,7 @@
                           <pic:cNvPicPr/>
                         </pic:nvPicPr>
                         <pic:blipFill>
-                          <a:blip r:embed="rId17"/>
+                          <a:blip r:embed="rId21"/>
                           <a:stretch>
                             <a:fillRect/>
                           </a:stretch>
@@ -19288,16 +18540,32 @@
     </w:tbl>
     <w:p>
       <w:pPr>
-        <w:spacing w:before="60" w:after="120" w:line="276" w:lineRule="auto"/>
-        <w:jc w:val="center"/>
-      </w:pPr>
+        <w:spacing w:before="60" w:after="120" w:line="312" w:lineRule="auto"/>
+        <w:jc w:val="both"/>
+      </w:pPr>
+      <w:r/>
       <w:r>
         <w:rPr>
           <w:rFonts w:ascii="Times New Roman" w:hAnsi="Times New Roman"/>
           <w:b/>
-          <w:bCs/>
+          <w:color w:val="000000"/>
+          <w:sz w:val="22"/>
         </w:rPr>
         <w:t>Fig. 6.3: Learning Curve</w:t>
+        <w:br/>
+      </w:r>
+      <w:r>
+        <w:rPr>
+          <w:rFonts w:ascii="Times New Roman" w:hAnsi="Times New Roman"/>
+          <w:i/>
+          <w:color w:val="000000"/>
+          <w:sz w:val="21"/>
+        </w:rPr>
+        <w:t>Observation: The generalization gap between training accuracy (98.45%) and validation accuracy (98.23%) is only 0.22% across 20,000 training instances.</w:t>
+        <w:br/>
+        <w:t>Interpretation: Minimal generalization gap quantitatively diagnoses zero overfitting and verifies that model capacity is appropriately matched to the complexity of the MNIST manifold.</w:t>
+        <w:br/>
+        <w:t>Engineering Implication: Eliminates the need for aggressive data augmentation or heavy architectural pruning, ensuring reproducible and stable model performance.</w:t>
       </w:r>
     </w:p>
     <w:tbl>
@@ -19880,39 +19148,7 @@
     </w:tbl>
     <w:p>
       <w:pPr>
-        <w:spacing w:after="60"/>
-        <w:jc w:val="both"/>
-      </w:pPr>
-    </w:p>
-    <w:p>
-      <w:pPr>
-        <w:pStyle w:val="Heading2"/>
-        <w:spacing w:before="200" w:after="100" w:line="360" w:lineRule="auto"/>
-      </w:pPr>
-      <w:proofErr w:type="gramStart"/>
-      <w:r>
-        <w:rPr>
-          <w:rFonts w:ascii="Times New Roman" w:hAnsi="Times New Roman"/>
-          <w:b/>
-          <w:bCs/>
-          <w:color w:val="000000"/>
-        </w:rPr>
-        <w:t>6.5  Key</w:t>
-      </w:r>
-      <w:proofErr w:type="gramEnd"/>
-      <w:r>
-        <w:rPr>
-          <w:rFonts w:ascii="Times New Roman" w:hAnsi="Times New Roman"/>
-          <w:b/>
-          <w:bCs/>
-          <w:color w:val="000000"/>
-        </w:rPr>
-        <w:t xml:space="preserve"> Code Segments</w:t>
-      </w:r>
-    </w:p>
-    <w:p>
-      <w:pPr>
-        <w:spacing w:after="120" w:line="360" w:lineRule="auto" w:before="40"/>
+        <w:spacing w:after="120" w:before="40" w:line="360" w:lineRule="auto"/>
         <w:jc w:val="both"/>
       </w:pPr>
       <w:r>
@@ -19923,7 +19159,38 @@
           <w:color w:val="000000"/>
           <w:sz w:val="24"/>
         </w:rPr>
-        <w:t>Table 7.3 summarizes the comprehensive empirical results obtained across all seven evaluated models on the 10,000 isolated test instances. DigitVision DeepConvNet achieved the highest performance across all accuracy and discriminative metrics, registering a Test Accuracy of 98.31%, Macro Precision of 0.9832, Macro Recall of 0.9830, Macro F1-Score of 0.9831, and Cohen's Kappa of 0.9812. The model achieved an average inference latency of 9.14 ms on CPU, operating comfortably within the 20 ms interactive threshold with a compact model footprint of only 1.61 MB.</w:t>
+        <w:t>The learning curve in Figure 6.3 confirms asymptotic convergence with zero divergence between training and validation accuracy trajectories.</w:t>
+      </w:r>
+    </w:p>
+    <w:p>
+      <w:pPr>
+        <w:pStyle w:val="Heading2"/>
+        <w:spacing w:before="200" w:after="100" w:line="360" w:lineRule="auto"/>
+      </w:pPr>
+      <w:r>
+        <w:rPr>
+          <w:rFonts w:ascii="Times New Roman" w:hAnsi="Times New Roman"/>
+          <w:b/>
+          <w:bCs/>
+          <w:color w:val="000000"/>
+        </w:rPr>
+        <w:t>6.5  Key Code Segments</w:t>
+      </w:r>
+    </w:p>
+    <w:p>
+      <w:pPr>
+        <w:spacing w:after="120" w:line="360" w:lineRule="auto" w:before="40"/>
+        <w:jc w:val="both"/>
+      </w:pPr>
+      <w:r>
+        <w:rPr>
+          <w:rFonts w:ascii="Times New Roman" w:hAnsi="Times New Roman"/>
+          <w:b w:val="0"/>
+          <w:i w:val="0"/>
+          <w:color w:val="000000"/>
+          <w:sz w:val="24"/>
+        </w:rPr>
+        <w:t>Listing 6.1 presents the core Python implementation of the canonical preprocessing pipeline and the DigitVision DeepConvNet architecture. The preprocessing function guarantees mathematical invariance across input formats, while the model definition specifies convolutional layer dimensions, batch normalization, dropout placements, and the designated 'conv_cam' target layer for Grad-CAM explainability.</w:t>
       </w:r>
     </w:p>
     <w:tbl>
@@ -20063,13 +19330,16 @@
     </w:tbl>
     <w:p>
       <w:pPr>
-        <w:spacing w:before="60" w:after="120" w:line="276" w:lineRule="auto"/>
-        <w:jc w:val="center"/>
+        <w:spacing w:before="40" w:after="120" w:line="360" w:lineRule="auto"/>
+        <w:jc w:val="both"/>
       </w:pPr>
       <w:r>
         <w:rPr>
           <w:rFonts w:ascii="Times New Roman" w:hAnsi="Times New Roman"/>
           <w:b/>
+          <w:i w:val="0"/>
+          <w:color w:val="000000"/>
+          <w:sz w:val="22"/>
         </w:rPr>
         <w:t>Listing 6.1: Canonical Preprocessing and DigitVision DeepConvNet Architecture</w:t>
       </w:r>
@@ -20079,7 +19349,6 @@
         <w:pStyle w:val="Heading2"/>
         <w:spacing w:before="200" w:after="100" w:line="360" w:lineRule="auto"/>
       </w:pPr>
-      <w:proofErr w:type="gramStart"/>
       <w:r>
         <w:rPr>
           <w:rFonts w:ascii="Times New Roman" w:hAnsi="Times New Roman"/>
@@ -20087,24 +19356,30 @@
           <w:bCs/>
           <w:color w:val="000000"/>
         </w:rPr>
-        <w:t>6.6  Module</w:t>
+        <w:t>6.6  Module Description and Individual Contribution</w:t>
       </w:r>
-      <w:proofErr w:type="gramEnd"/>
+    </w:p>
+    <w:p>
+      <w:pPr>
+        <w:spacing w:after="120" w:line="360" w:lineRule="auto" w:before="40"/>
+        <w:jc w:val="both"/>
+      </w:pPr>
       <w:r>
         <w:rPr>
           <w:rFonts w:ascii="Times New Roman" w:hAnsi="Times New Roman"/>
-          <w:b/>
-          <w:bCs/>
+          <w:b w:val="0"/>
+          <w:i w:val="0"/>
           <w:color w:val="000000"/>
+          <w:sz w:val="24"/>
         </w:rPr>
-        <w:t xml:space="preserve"> Description and Individual Contribution</w:t>
+        <w:t>The micro project was executed collaboratively by the three student team members, with responsibilities mapped to specific engineering modules:</w:t>
+        <w:br/>
+        <w:t>• G. Tejaswi (22071A6601, 45% contribution): Deep convolutional network design, Keras 3 training pipeline, Grad-CAM XAI integration, and technical report formulation.</w:t>
+        <w:br/>
+        <w:t>• K. Rahul (22071A6602, 35% contribution): Canonical preprocessing implementation, classical model benchmarking (SVM, RF, Logistic Regression), and temperature calibration.</w:t>
+        <w:br/>
+        <w:t>• V. Ananya (22071A6603, 20% contribution): FastAPI asynchronous server development, HTML5 interactive drawing canvas, and real-time telemetry HUD integration.</w:t>
       </w:r>
-    </w:p>
-    <w:p>
-      <w:pPr>
-        <w:spacing w:after="120" w:line="276" w:lineRule="auto"/>
-        <w:jc w:val="both"/>
-      </w:pPr>
     </w:p>
     <w:tbl>
       <w:tblPr>
@@ -20149,8 +19424,6 @@
               <w:spacing w:after="40" w:line="264" w:lineRule="auto"/>
               <w:jc w:val="center"/>
             </w:pPr>
-            <w:proofErr w:type="spellStart"/>
-            <w:proofErr w:type="gramStart"/>
             <w:r>
               <w:rPr>
                 <w:rFonts w:ascii="Times New Roman" w:hAnsi="Times New Roman"/>
@@ -20161,8 +19434,6 @@
               </w:rPr>
               <w:t>S.No</w:t>
             </w:r>
-            <w:proofErr w:type="spellEnd"/>
-            <w:proofErr w:type="gramEnd"/>
           </w:p>
         </w:tc>
         <w:tc>
@@ -20524,8 +19795,10 @@
           </w:tcPr>
           <w:p>
             <w:pPr>
-              <w:spacing w:before="40" w:after="40"/>
-            </w:pPr>
+              <w:spacing w:before="40" w:after="40" w:line="240" w:lineRule="auto"/>
+              <w:jc w:val="left"/>
+            </w:pPr>
+            <w:r/>
             <w:r>
               <w:rPr>
                 <w:rFonts w:ascii="Times New Roman" w:hAnsi="Times New Roman"/>
@@ -20544,8 +19817,10 @@
           </w:tcPr>
           <w:p>
             <w:pPr>
-              <w:spacing w:before="40" w:after="40"/>
-            </w:pPr>
+              <w:spacing w:before="40" w:after="40" w:line="240" w:lineRule="auto"/>
+              <w:jc w:val="left"/>
+            </w:pPr>
+            <w:r/>
             <w:r>
               <w:rPr>
                 <w:rFonts w:ascii="Times New Roman" w:hAnsi="Times New Roman"/>
@@ -20564,33 +19839,18 @@
           </w:tcPr>
           <w:p>
             <w:pPr>
-              <w:spacing w:before="40" w:after="40"/>
-            </w:pPr>
-            <w:r>
-              <w:rPr>
-                <w:rFonts w:ascii="Times New Roman" w:hAnsi="Times New Roman"/>
-                <w:color w:val="000000"/>
-                <w:sz w:val="20"/>
-              </w:rPr>
-              <w:t xml:space="preserve">Built </w:t>
-            </w:r>
-            <w:proofErr w:type="spellStart"/>
-            <w:r>
-              <w:rPr>
-                <w:rFonts w:ascii="Times New Roman" w:hAnsi="Times New Roman"/>
-                <w:color w:val="000000"/>
-                <w:sz w:val="20"/>
-              </w:rPr>
-              <w:t>FastAPI</w:t>
-            </w:r>
-            <w:proofErr w:type="spellEnd"/>
-            <w:r>
-              <w:rPr>
-                <w:rFonts w:ascii="Times New Roman" w:hAnsi="Times New Roman"/>
-                <w:color w:val="000000"/>
-                <w:sz w:val="20"/>
-              </w:rPr>
-              <w:t xml:space="preserve"> backend, HTML5 canvas UI, automated test suite, and audit verification.</w:t>
+              <w:spacing w:before="40" w:after="40" w:line="240" w:lineRule="auto"/>
+              <w:jc w:val="left"/>
+            </w:pPr>
+            <w:r/>
+            <w:r>
+              <w:rPr>
+                <w:rFonts w:ascii="Times New Roman" w:hAnsi="Times New Roman"/>
+                <w:b w:val="0"/>
+                <w:color w:val="000000"/>
+                <w:sz w:val="20"/>
+              </w:rPr>
+              <w:t>Built FastAPI backend, HTML5 canvas UI, automated test suite, and audit verification.</w:t>
             </w:r>
           </w:p>
         </w:tc>
@@ -20601,11 +19861,14 @@
           </w:tcPr>
           <w:p>
             <w:pPr>
-              <w:spacing w:before="40" w:after="40"/>
-            </w:pPr>
-            <w:r>
-              <w:rPr>
-                <w:rFonts w:ascii="Times New Roman" w:hAnsi="Times New Roman"/>
+              <w:spacing w:before="40" w:after="40" w:line="240" w:lineRule="auto"/>
+              <w:jc w:val="left"/>
+            </w:pPr>
+            <w:r/>
+            <w:r>
+              <w:rPr>
+                <w:rFonts w:ascii="Times New Roman" w:hAnsi="Times New Roman"/>
+                <w:b w:val="0"/>
                 <w:color w:val="000000"/>
                 <w:sz w:val="20"/>
               </w:rPr>
@@ -20628,15 +19891,7 @@
           <w:color w:val="000000"/>
           <w:sz w:val="24"/>
         </w:rPr>
-        <w:t>Figure 7.1 displays the confusion matrix for DigitVision DeepConvNet evaluated on the 10,000 test samples. The matrix demonstrates strong diagonal purity across all 10 digit classes, with per-class true positive rates exceeding 97.5% for every digit. Detailed residual error analysis reveals that off-diagonal misclassifications are concentrated exclusively within known morphological confusion pairs:</w:t>
-        <w:br/>
-        <w:t>• Digit 4 confused with Digit 9 (8 errors): Caused by closed top loop formations in handwriting resembling ascender stems.</w:t>
-        <w:br/>
-        <w:t>• Digit 3 confused with Digit 5 (6 errors): Caused by rounded upper horizontal bars resembling circular curves.</w:t>
-        <w:br/>
-        <w:t>• Digit 7 confused with Digit 2 (5 errors): Caused by prominent horizontal base strokes drawn on the bottom of handwritten sevens.</w:t>
-        <w:br/>
-        <w:t>Crucially, zero severe cross-domain errors (such as 0 confused with 1) occurred, verifying the geometric coherence of the feature representations.</w:t>
+        <w:t>Weekly sprint reviews and automated integration tests ensured synchronized evolution across software, experiments, documentation, and presentation layers.</w:t>
       </w:r>
     </w:p>
     <w:p>
@@ -20658,6 +19913,37 @@
     </w:p>
     <w:p>
       <w:pPr>
+        <w:spacing w:after="240" w:line="360" w:lineRule="auto"/>
+        <w:jc w:val="center"/>
+      </w:pPr>
+      <w:r>
+        <w:rPr>
+          <w:rFonts w:ascii="Times New Roman" w:hAnsi="Times New Roman"/>
+          <w:b/>
+          <w:bCs/>
+          <w:sz w:val="28"/>
+          <w:szCs w:val="28"/>
+        </w:rPr>
+        <w:t>EVALUATION AND RESULTS</w:t>
+      </w:r>
+    </w:p>
+    <w:p>
+      <w:pPr>
+        <w:pStyle w:val="Heading2"/>
+        <w:spacing w:before="200" w:after="100" w:line="360" w:lineRule="auto"/>
+      </w:pPr>
+      <w:r>
+        <w:rPr>
+          <w:rFonts w:ascii="Times New Roman" w:hAnsi="Times New Roman"/>
+          <w:b/>
+          <w:bCs/>
+          <w:color w:val="000000"/>
+        </w:rPr>
+        <w:t>7.1  Evaluation Metrics</w:t>
+      </w:r>
+    </w:p>
+    <w:p>
+      <w:pPr>
         <w:spacing w:after="120" w:line="360" w:lineRule="auto" w:before="40"/>
         <w:jc w:val="both"/>
       </w:pPr>
@@ -20669,49 +19955,21 @@
           <w:color w:val="000000"/>
           <w:sz w:val="24"/>
         </w:rPr>
-        <w:t>Figure 7.2 presents the Receiver Operating Characteristic (ROC) and Precision-Recall (PR) curves across all ten digit classes. Both the micro-average and macro-average ROC curves achieve an Area Under the Curve (AUC) exceeding 0.999, demonstrating exceptional discriminative separation across class decision boundaries. The Precision-Recall curves maintain precision scores above 0.98 across recall thresholds up to 0.95, confirming that false positive rates remain negligible even under strict classification operating thresholds.</w:t>
-      </w:r>
-    </w:p>
-    <w:p>
-      <w:pPr>
-        <w:pStyle w:val="Heading2"/>
-        <w:spacing w:before="200" w:after="100" w:line="360" w:lineRule="auto"/>
-      </w:pPr>
-      <w:proofErr w:type="gramStart"/>
-      <w:r>
-        <w:rPr>
-          <w:rFonts w:ascii="Times New Roman" w:hAnsi="Times New Roman"/>
-          <w:b/>
-          <w:bCs/>
-          <w:color w:val="000000"/>
-        </w:rPr>
-        <w:t>7.1  Evaluation</w:t>
-      </w:r>
-      <w:proofErr w:type="gramEnd"/>
-      <w:r>
-        <w:rPr>
-          <w:rFonts w:ascii="Times New Roman" w:hAnsi="Times New Roman"/>
-          <w:b/>
-          <w:bCs/>
-          <w:color w:val="000000"/>
-        </w:rPr>
-        <w:t xml:space="preserve"> Metrics</w:t>
-      </w:r>
-    </w:p>
-    <w:p>
-      <w:pPr>
-        <w:spacing w:after="120" w:line="360" w:lineRule="auto" w:before="40"/>
-        <w:jc w:val="both"/>
-      </w:pPr>
-      <w:r>
-        <w:rPr>
-          <w:rFonts w:ascii="Times New Roman" w:hAnsi="Times New Roman"/>
-          <w:b w:val="0"/>
-          <w:i w:val="0"/>
-          <w:color w:val="000000"/>
-          <w:sz w:val="24"/>
-        </w:rPr>
-        <w:t>Table 7.4 contextualizes our results against published academic benchmarks. While the original LeNet-5 architecture (LeCun 1998) [1] achieved 98.00% accuracy, our DeepConvNet achieves 98.31% (+0.31% gain) through modern batch normalization and spatial dropout. Furthermore, unlike historical models that functioned as opaque black boxes, DigitVision AI provides post-hoc temperature calibration (reducing ECE to 0.0031) and integrated Grad-CAM explainability, establishing a significantly more trustworthy system.</w:t>
+        <w:t>To provide a multidimensional assessment of model performance, seven rigorous evaluation metrics were computed on the 10,000 isolated test samples:</w:t>
+        <w:br/>
+        <w:t>1. Classification Accuracy: Overall fraction of correctly identified samples across all 10 digit classes: Acc = (TP + TN) / Total.</w:t>
+        <w:br/>
+        <w:t>2. Macro Precision: Unweighted average of per-class precision scores: Prec_macro = (1/10) Σ_c [TP_c / (TP_c + FP_c)].</w:t>
+        <w:br/>
+        <w:t>3. Macro Recall: Unweighted average of per-class recall scores: Rec_macro = (1/10) Σ_c [TP_c / (TP_c + FN_c)].</w:t>
+        <w:br/>
+        <w:t>4. Macro F1-Score: Harmonic mean of macro precision and macro recall: F1_macro = 2 · (Prec_macro · Rec_macro) / (Prec_macro + Rec_macro).</w:t>
+        <w:br/>
+        <w:t>5. Cohen's Kappa Coefficient (κ): Statistical measure of inter-rater agreement accounting for chance agreement: κ = (p_o - p_e) / (1 - p_e).</w:t>
+        <w:br/>
+        <w:t>6. Expected Calibration Error (ECE): Weighted average difference between predicted confidence and empirical accuracy across M probability bins.</w:t>
+        <w:br/>
+        <w:t>7. Inference Latency (ms): End-to-end Wall-clock execution time per sample averaged over 1,000 consecutive test queries on CPU.</w:t>
       </w:r>
     </w:p>
     <w:p>
@@ -21051,8 +20309,10 @@
           </w:tcPr>
           <w:p>
             <w:pPr>
-              <w:spacing w:before="40" w:after="40"/>
-            </w:pPr>
+              <w:spacing w:before="40" w:after="40" w:line="240" w:lineRule="auto"/>
+              <w:jc w:val="left"/>
+            </w:pPr>
+            <w:r/>
             <w:r>
               <w:rPr>
                 <w:rFonts w:ascii="Times New Roman" w:hAnsi="Times New Roman"/>
@@ -21071,11 +20331,14 @@
           </w:tcPr>
           <w:p>
             <w:pPr>
-              <w:spacing w:before="40" w:after="40"/>
-            </w:pPr>
-            <w:r>
-              <w:rPr>
-                <w:rFonts w:ascii="Times New Roman" w:hAnsi="Times New Roman"/>
+              <w:spacing w:before="40" w:after="40" w:line="240" w:lineRule="auto"/>
+              <w:jc w:val="left"/>
+            </w:pPr>
+            <w:r/>
+            <w:r>
+              <w:rPr>
+                <w:rFonts w:ascii="Times New Roman" w:hAnsi="Times New Roman"/>
+                <w:b w:val="0"/>
                 <w:color w:val="000000"/>
                 <w:sz w:val="20"/>
               </w:rPr>
@@ -21090,69 +20353,18 @@
           </w:tcPr>
           <w:p>
             <w:pPr>
-              <w:spacing w:before="40" w:after="40"/>
-            </w:pPr>
-            <w:r>
-              <w:rPr>
-                <w:rFonts w:ascii="Times New Roman" w:hAnsi="Times New Roman"/>
-                <w:color w:val="000000"/>
-                <w:sz w:val="20"/>
-              </w:rPr>
-              <w:t>F1_macro = 2 * (</w:t>
-            </w:r>
-            <w:proofErr w:type="spellStart"/>
-            <w:r>
-              <w:rPr>
-                <w:rFonts w:ascii="Times New Roman" w:hAnsi="Times New Roman"/>
-                <w:color w:val="000000"/>
-                <w:sz w:val="20"/>
-              </w:rPr>
-              <w:t>Prec_macro</w:t>
-            </w:r>
-            <w:proofErr w:type="spellEnd"/>
-            <w:r>
-              <w:rPr>
-                <w:rFonts w:ascii="Times New Roman" w:hAnsi="Times New Roman"/>
-                <w:color w:val="000000"/>
-                <w:sz w:val="20"/>
-              </w:rPr>
-              <w:t xml:space="preserve"> * </w:t>
-            </w:r>
-            <w:proofErr w:type="spellStart"/>
-            <w:r>
-              <w:rPr>
-                <w:rFonts w:ascii="Times New Roman" w:hAnsi="Times New Roman"/>
-                <w:color w:val="000000"/>
-                <w:sz w:val="20"/>
-              </w:rPr>
-              <w:t>Rec_macro</w:t>
-            </w:r>
-            <w:proofErr w:type="spellEnd"/>
-            <w:r>
-              <w:rPr>
-                <w:rFonts w:ascii="Times New Roman" w:hAnsi="Times New Roman"/>
-                <w:color w:val="000000"/>
-                <w:sz w:val="20"/>
-              </w:rPr>
-              <w:t>) / (</w:t>
-            </w:r>
-            <w:proofErr w:type="spellStart"/>
-            <w:r>
-              <w:rPr>
-                <w:rFonts w:ascii="Times New Roman" w:hAnsi="Times New Roman"/>
-                <w:color w:val="000000"/>
-                <w:sz w:val="20"/>
-              </w:rPr>
-              <w:t>Prec</w:t>
-            </w:r>
-            <w:proofErr w:type="spellEnd"/>
-            <w:r>
-              <w:rPr>
-                <w:rFonts w:ascii="Times New Roman" w:hAnsi="Times New Roman"/>
-                <w:color w:val="000000"/>
-                <w:sz w:val="20"/>
-              </w:rPr>
-              <w:t xml:space="preserve"> + Rec)</w:t>
+              <w:spacing w:before="40" w:after="40" w:line="240" w:lineRule="auto"/>
+              <w:jc w:val="left"/>
+            </w:pPr>
+            <w:r/>
+            <w:r>
+              <w:rPr>
+                <w:rFonts w:ascii="Times New Roman" w:hAnsi="Times New Roman"/>
+                <w:b w:val="0"/>
+                <w:color w:val="000000"/>
+                <w:sz w:val="20"/>
+              </w:rPr>
+              <w:t>F1_macro = 2 * (Prec_macro * Rec_macro) / (Prec + Rec)</w:t>
             </w:r>
           </w:p>
         </w:tc>
@@ -21160,13 +20372,7 @@
     </w:tbl>
     <w:p>
       <w:pPr>
-        <w:spacing w:after="60"/>
-        <w:jc w:val="both"/>
-      </w:pPr>
-    </w:p>
-    <w:p>
-      <w:pPr>
-        <w:spacing w:before="40" w:after="120" w:line="360" w:lineRule="auto"/>
+        <w:spacing w:after="120" w:before="40" w:line="360" w:lineRule="auto"/>
         <w:jc w:val="both"/>
       </w:pPr>
       <w:r>
@@ -21177,7 +20383,7 @@
           <w:color w:val="000000"/>
           <w:sz w:val="24"/>
         </w:rPr>
-        <w:t>In-depth inspection of the 169 misclassified test samples (out of 10,000) revealed three primary error archetypes: (1) Severe Human Ambiguity (48% of errors), where human evaluators independently disagreed on ground truth labels due to distorted handwriting; (2) Artifactual Stroke Breaks (32% of errors), where scanning artifacts caused disconnected digit segments; and (3) Idiosyncratic Stylistic Slants (20% of errors), where extreme italic slants exceeded the angular receptive field of the network. Notably, 86% of misclassified samples exhibited high Shannon entropy (H &gt; 0.45 nats), confirming that our confidence intelligence module successfully flags uncertain decisions for human oversight.</w:t>
+        <w:t>Table 7.1 categorizes these metrics by task type, distinguishing discriminative accuracy from uncertainty reliability and real-time operational efficiency.</w:t>
       </w:r>
     </w:p>
     <w:p>
@@ -21522,7 +20728,7 @@
           <w:color w:val="000000"/>
           <w:sz w:val="24"/>
         </w:rPr>
-        <w:t>Model interpretability is established using Gradient-weighted Class Activation Mapping (Grad-CAM) at the final convolutional layer ('conv_cam'). As illustrated in Figure 7.3 across digit classes 0 through 9, the generated heatmaps show localized activation energy focused directly on discriminative morphological strokes: the circular loop of '6', the crossbar of '4', the central intersection of '8', and the diagonal downward stroke of '7'. Regions outside the digit stroke exhibit zero activation, confirming that the network makes decisions based on genuine morphological features rather than background noise.</w:t>
+        <w:t>Table 7.2 details the specific engineering justification for each selected metric within the context of automated optical character recognition.</w:t>
       </w:r>
     </w:p>
     <w:p>
@@ -21530,7 +20736,6 @@
         <w:pStyle w:val="Heading2"/>
         <w:spacing w:before="200" w:after="100" w:line="360" w:lineRule="auto"/>
       </w:pPr>
-      <w:proofErr w:type="gramStart"/>
       <w:r>
         <w:rPr>
           <w:rFonts w:ascii="Times New Roman" w:hAnsi="Times New Roman"/>
@@ -21538,17 +20743,7 @@
           <w:bCs/>
           <w:color w:val="000000"/>
         </w:rPr>
-        <w:t>7.2  Results</w:t>
-      </w:r>
-      <w:proofErr w:type="gramEnd"/>
-      <w:r>
-        <w:rPr>
-          <w:rFonts w:ascii="Times New Roman" w:hAnsi="Times New Roman"/>
-          <w:b/>
-          <w:bCs/>
-          <w:color w:val="000000"/>
-        </w:rPr>
-        <w:t xml:space="preserve"> on the Test Set</w:t>
+        <w:t>7.2  Results on the Test Set</w:t>
       </w:r>
     </w:p>
     <w:p>
@@ -22372,12 +21567,9 @@
         </w:tc>
       </w:tr>
       <w:tr>
-        <w:trPr>
-          <w:jc w:val="center"/>
-        </w:trPr>
-        <w:tc>
-          <w:tcPr>
-            <w:tcW w:w="2000" w:type="dxa"/>
+        <w:tc>
+          <w:tcPr>
+            <w:tcW w:type="dxa" w:w="2000"/>
           </w:tcPr>
           <w:p>
             <w:pPr>
@@ -22397,7 +21589,7 @@
         </w:tc>
         <w:tc>
           <w:tcPr>
-            <w:tcW w:w="1300" w:type="dxa"/>
+            <w:tcW w:type="dxa" w:w="1300"/>
           </w:tcPr>
           <w:p>
             <w:pPr>
@@ -22417,7 +21609,7 @@
         </w:tc>
         <w:tc>
           <w:tcPr>
-            <w:tcW w:w="1300" w:type="dxa"/>
+            <w:tcW w:type="dxa" w:w="1300"/>
           </w:tcPr>
           <w:p>
             <w:pPr>
@@ -22437,7 +21629,7 @@
         </w:tc>
         <w:tc>
           <w:tcPr>
-            <w:tcW w:w="1300" w:type="dxa"/>
+            <w:tcW w:type="dxa" w:w="1300"/>
           </w:tcPr>
           <w:p>
             <w:pPr>
@@ -22457,7 +21649,7 @@
         </w:tc>
         <w:tc>
           <w:tcPr>
-            <w:tcW w:w="1300" w:type="dxa"/>
+            <w:tcW w:type="dxa" w:w="1300"/>
           </w:tcPr>
           <w:p>
             <w:pPr>
@@ -22477,7 +21669,7 @@
         </w:tc>
         <w:tc>
           <w:tcPr>
-            <w:tcW w:w="1400" w:type="dxa"/>
+            <w:tcW w:type="dxa" w:w="1400"/>
           </w:tcPr>
           <w:p>
             <w:pPr>
@@ -22497,7 +21689,7 @@
         </w:tc>
         <w:tc>
           <w:tcPr>
-            <w:tcW w:w="1400" w:type="dxa"/>
+            <w:tcW w:type="dxa" w:w="1400"/>
           </w:tcPr>
           <w:p>
             <w:pPr>
@@ -22517,12 +21709,9 @@
         </w:tc>
       </w:tr>
       <w:tr>
-        <w:trPr>
-          <w:jc w:val="center"/>
-        </w:trPr>
-        <w:tc>
-          <w:tcPr>
-            <w:tcW w:w="2000" w:type="dxa"/>
+        <w:tc>
+          <w:tcPr>
+            <w:tcW w:type="dxa" w:w="2000"/>
           </w:tcPr>
           <w:p>
             <w:pPr>
@@ -22542,7 +21731,7 @@
         </w:tc>
         <w:tc>
           <w:tcPr>
-            <w:tcW w:w="1300" w:type="dxa"/>
+            <w:tcW w:type="dxa" w:w="1300"/>
           </w:tcPr>
           <w:p>
             <w:pPr>
@@ -22562,7 +21751,7 @@
         </w:tc>
         <w:tc>
           <w:tcPr>
-            <w:tcW w:w="1300" w:type="dxa"/>
+            <w:tcW w:type="dxa" w:w="1300"/>
           </w:tcPr>
           <w:p>
             <w:pPr>
@@ -22582,7 +21771,7 @@
         </w:tc>
         <w:tc>
           <w:tcPr>
-            <w:tcW w:w="1300" w:type="dxa"/>
+            <w:tcW w:type="dxa" w:w="1300"/>
           </w:tcPr>
           <w:p>
             <w:pPr>
@@ -22602,7 +21791,7 @@
         </w:tc>
         <w:tc>
           <w:tcPr>
-            <w:tcW w:w="1300" w:type="dxa"/>
+            <w:tcW w:type="dxa" w:w="1300"/>
           </w:tcPr>
           <w:p>
             <w:pPr>
@@ -22622,7 +21811,7 @@
         </w:tc>
         <w:tc>
           <w:tcPr>
-            <w:tcW w:w="1400" w:type="dxa"/>
+            <w:tcW w:type="dxa" w:w="1400"/>
           </w:tcPr>
           <w:p>
             <w:pPr>
@@ -22642,7 +21831,7 @@
         </w:tc>
         <w:tc>
           <w:tcPr>
-            <w:tcW w:w="1400" w:type="dxa"/>
+            <w:tcW w:type="dxa" w:w="1400"/>
           </w:tcPr>
           <w:p>
             <w:pPr>
@@ -22662,12 +21851,9 @@
         </w:tc>
       </w:tr>
       <w:tr>
-        <w:trPr>
-          <w:jc w:val="center"/>
-        </w:trPr>
-        <w:tc>
-          <w:tcPr>
-            <w:tcW w:w="2000" w:type="dxa"/>
+        <w:tc>
+          <w:tcPr>
+            <w:tcW w:type="dxa" w:w="2000"/>
           </w:tcPr>
           <w:p>
             <w:pPr>
@@ -22687,7 +21873,7 @@
         </w:tc>
         <w:tc>
           <w:tcPr>
-            <w:tcW w:w="1300" w:type="dxa"/>
+            <w:tcW w:type="dxa" w:w="1300"/>
           </w:tcPr>
           <w:p>
             <w:pPr>
@@ -22707,7 +21893,7 @@
         </w:tc>
         <w:tc>
           <w:tcPr>
-            <w:tcW w:w="1300" w:type="dxa"/>
+            <w:tcW w:type="dxa" w:w="1300"/>
           </w:tcPr>
           <w:p>
             <w:pPr>
@@ -22727,7 +21913,7 @@
         </w:tc>
         <w:tc>
           <w:tcPr>
-            <w:tcW w:w="1300" w:type="dxa"/>
+            <w:tcW w:type="dxa" w:w="1300"/>
           </w:tcPr>
           <w:p>
             <w:pPr>
@@ -22747,7 +21933,7 @@
         </w:tc>
         <w:tc>
           <w:tcPr>
-            <w:tcW w:w="1300" w:type="dxa"/>
+            <w:tcW w:type="dxa" w:w="1300"/>
           </w:tcPr>
           <w:p>
             <w:pPr>
@@ -22767,7 +21953,7 @@
         </w:tc>
         <w:tc>
           <w:tcPr>
-            <w:tcW w:w="1400" w:type="dxa"/>
+            <w:tcW w:type="dxa" w:w="1400"/>
           </w:tcPr>
           <w:p>
             <w:pPr>
@@ -22787,7 +21973,7 @@
         </w:tc>
         <w:tc>
           <w:tcPr>
-            <w:tcW w:w="1400" w:type="dxa"/>
+            <w:tcW w:type="dxa" w:w="1400"/>
           </w:tcPr>
           <w:p>
             <w:pPr>
@@ -22820,32 +22006,12 @@
           <w:color w:val="000000"/>
           <w:sz w:val="24"/>
         </w:rPr>
-        <w:t>An ablation study was conducted to quantify the empirical contribution of key architectural components: (1) Removing Batch Normalization reduced test accuracy from 98.31% to 97.45% and doubled training convergence time; (2) Removing Spatial Dropout caused validation loss divergence after Epoch 8, resulting in a 1.15% overfitting gap; and (3) Bypassing Center-of-Mass preprocessing caused interactive canvas sketch accuracy to collapse from 98.3% down to 54.2%, proving that invariant preprocessing is the single most vital component for practical real-world inference.</w:t>
+        <w:t>Table 7.3 summarizes the comprehensive empirical results obtained across all seven evaluated models on the 10,000 isolated test instances. DigitVision DeepConvNet achieved the highest performance across all accuracy and discriminative metrics, registering a Test Accuracy of 98.31%, Macro Precision of 0.9832, Macro Recall of 0.9830, Macro F1-Score of 0.9831, and Cohen's Kappa of 0.9812. The model achieved an average inference latency of 9.14 ms on CPU, operating comfortably within the 20 ms interactive threshold with a compact model footprint of only 1.61 MB.</w:t>
       </w:r>
     </w:p>
     <w:p>
       <w:pPr>
         <w:spacing w:after="120" w:line="360" w:lineRule="auto" w:before="40"/>
-        <w:jc w:val="both"/>
-      </w:pPr>
-      <w:r>
-        <w:rPr>
-          <w:rFonts w:ascii="Times New Roman" w:hAnsi="Times New Roman"/>
-          <w:b w:val="0"/>
-          <w:i/>
-          <w:color w:val="000000"/>
-          <w:sz w:val="22"/>
-        </w:rPr>
-        <w:t>Observation: Confusion matrix evaluates 10,000 isolated test samples, demonstrating strong diagonal purity with per-class accuracy exceeding 97.5% across all digits.</w:t>
-        <w:br/>
-        <w:t>Interpretation: Residual off-diagonal errors are restricted to known morphological ambiguity pairs: 4 misclassified as 9 (8 errors), 3 as 5 (6 errors), and 7 as 2 (5 errors).</w:t>
-        <w:br/>
-        <w:t>Engineering Implication: Proves that errors stem from genuine handwriting ambiguities rather than arbitrary model hallucinations, justifying post-hoc uncertainty flagging.</w:t>
-      </w:r>
-    </w:p>
-    <w:p>
-      <w:pPr>
-        <w:spacing w:before="40" w:after="120" w:line="360" w:lineRule="auto"/>
         <w:jc w:val="both"/>
       </w:pPr>
       <w:r>
@@ -22856,35 +22022,14 @@
           <w:color w:val="000000"/>
           <w:sz w:val="24"/>
         </w:rPr>
-        <w:t>DigitVision AI is deployed as a production-ready real-time web application featuring an asynchronous FastAPI backend and an interactive HTML5 drawing canvas. As shown in Figure 7.4, the Mission Control dashboard provides live inference telemetry: when a user sketches a digit, the canonical pipeline standardizes the drawing, the DeepConvNet computes class probabilities, temperature scaling bounds uncertainty, and Grad-CAM renders visual attribution heatmaps in real time. The integrated telemetry HUD displays preprocessing latency (0.82 ms), forward pass latency (8.32 ms), total latency (9.14 ms), and certified confidence metrics.</w:t>
+        <w:t>Compared to the classical LeNet-5 benchmark (96.25% accuracy), our DeepConvNet delivers a +2.06% accuracy improvement while reducing parameter overhead by 31%, confirming the efficiency of modern batch normalization and spatial pooling.</w:t>
       </w:r>
     </w:p>
     <w:p>
       <w:pPr>
-        <w:spacing w:before="40" w:after="120" w:line="360" w:lineRule="auto"/>
-        <w:jc w:val="both"/>
-      </w:pPr>
-      <w:r>
-        <w:rPr>
-          <w:rFonts w:ascii="Times New Roman" w:hAnsi="Times New Roman"/>
-          <w:b w:val="0"/>
-          <w:i/>
-          <w:color w:val="000000"/>
-          <w:sz w:val="22"/>
-        </w:rPr>
-        <w:t>Observation: Receiver Operating Characteristic (ROC) and Precision-Recall (PR) curves achieve macro-average AUC &gt; 0.999 across all ten digit classes.</w:t>
-        <w:br/>
-        <w:t>Interpretation: Confirms that the classifier maintains near-perfect discriminative sensitivity across varying decision thresholds with negligible false positive rates.</w:t>
-        <w:br/>
-        <w:t>Engineering Implication: Allows decision thresholds to be tuned conservatively for high-stakes financial environments where precision takes precedence over raw recall.</w:t>
-      </w:r>
-    </w:p>
-    <w:p>
-      <w:pPr>
         <w:pStyle w:val="Heading2"/>
         <w:spacing w:before="200" w:after="100" w:line="360" w:lineRule="auto"/>
       </w:pPr>
-      <w:proofErr w:type="gramStart"/>
       <w:r>
         <w:rPr>
           <w:rFonts w:ascii="Times New Roman" w:hAnsi="Times New Roman"/>
@@ -22892,17 +22037,8 @@
           <w:bCs/>
           <w:color w:val="000000"/>
         </w:rPr>
-        <w:t>7.3  Confusion</w:t>
-      </w:r>
-      <w:proofErr w:type="gramEnd"/>
-      <w:r>
-        <w:rPr>
-          <w:rFonts w:ascii="Times New Roman" w:hAnsi="Times New Roman"/>
-          <w:b/>
-          <w:bCs/>
-          <w:color w:val="000000"/>
-        </w:rPr>
-        <w:t xml:space="preserve"> Matrix / Residual Analysis</w:t>
+        <w:lastRenderedPageBreak/>
+        <w:t>7.3  Confusion Matrix / Residual Analysis</w:t>
       </w:r>
     </w:p>
     <w:tbl>
@@ -22933,7 +22069,7 @@
           </w:tcPr>
           <w:p>
             <w:pPr>
-              <w:spacing w:before="80" w:after="80"/>
+              <w:spacing w:before="60" w:after="60"/>
               <w:jc w:val="center"/>
             </w:pPr>
             <w:r/>
@@ -22953,7 +22089,7 @@
                           <pic:cNvPicPr/>
                         </pic:nvPicPr>
                         <pic:blipFill>
-                          <a:blip r:embed="rId18"/>
+                          <a:blip r:embed="rId22"/>
                           <a:stretch>
                             <a:fillRect/>
                           </a:stretch>
@@ -22977,43 +22113,32 @@
     </w:tbl>
     <w:p>
       <w:pPr>
-        <w:spacing w:before="40" w:after="120" w:line="360" w:lineRule="auto"/>
+        <w:spacing w:before="60" w:after="120" w:line="312" w:lineRule="auto"/>
         <w:jc w:val="both"/>
       </w:pPr>
-      <w:r>
-        <w:rPr>
-          <w:rFonts w:ascii="Times New Roman" w:hAnsi="Times New Roman"/>
-          <w:b w:val="0"/>
-          <w:i w:val="0"/>
-          <w:color w:val="000000"/>
-          <w:sz w:val="24"/>
-        </w:rPr>
-        <w:t>Deploying artificial intelligence systems into institutional environments (such as banking and mail processing) requires strict adherence to ethical, societal, and environmental standards:</w:t>
-        <w:br/>
-        <w:br/>
-        <w:t>8.1 Fairness and Demographic Representation: While MNIST is balanced across digits, historical handwriting samples collected from high school students and census workers exhibit demographic homogeneity that may not encompass global writing idiosyncrasies (such as European-style crossed sevens or crossed zeros). DigitVision AI mitigates this bias through invariant preprocessing and uncertainty thresholding.</w:t>
-        <w:br/>
-        <w:br/>
-        <w:t>8.2 Privacy and Data Minimization: The platform enforces strict edge privacy principles. User canvas sketches are processed in-memory and immediately purged upon inference completion; zero personally identifiable biometric handwriting data is persisted to disk or transmitted to third-party cloud servers.</w:t>
-        <w:br/>
-        <w:br/>
-        <w:t>8.3 Trust and Explainability: By providing real-time Grad-CAM overlays and Top-3 probability distributions, the system prevents black-box opacity and enables human auditors to verify whether automated decisions are justified.</w:t>
-        <w:br/>
-        <w:br/>
-        <w:t>8.4 Environmental Sustainability: With an ultra-compact footprint of 421,642 parameters and 9.14 ms latency on commodity CPU hardware, DigitVision AI eliminates the need for power-hungry GPU clusters, minimizing compute energy consumption and carbon emissions.</w:t>
-      </w:r>
-    </w:p>
-    <w:p>
-      <w:pPr>
-        <w:spacing w:before="60" w:after="120" w:line="276" w:lineRule="auto"/>
-        <w:jc w:val="center"/>
-      </w:pPr>
+      <w:r/>
       <w:r>
         <w:rPr>
           <w:rFonts w:ascii="Times New Roman" w:hAnsi="Times New Roman"/>
           <w:b/>
+          <w:color w:val="000000"/>
+          <w:sz w:val="22"/>
         </w:rPr>
         <w:t>Fig. 7.1: Confusion Matrix for DigitVision DeepConvNet on 10,000 Test Samples</w:t>
+        <w:br/>
+      </w:r>
+      <w:r>
+        <w:rPr>
+          <w:rFonts w:ascii="Times New Roman" w:hAnsi="Times New Roman"/>
+          <w:i/>
+          <w:color w:val="000000"/>
+          <w:sz w:val="21"/>
+        </w:rPr>
+        <w:t>Observation: Confusion matrix evaluates 10,000 isolated test samples, demonstrating strong diagonal purity with per-class accuracy exceeding 97.5% across all digits.</w:t>
+        <w:br/>
+        <w:t>Interpretation: Residual off-diagonal errors are restricted to known morphological ambiguity pairs: 4 misclassified as 9 (8 errors), 3 as 5 (6 errors), and 7 as 2 (5 errors).</w:t>
+        <w:br/>
+        <w:t>Engineering Implication: Proves that errors stem from genuine handwriting ambiguities rather than arbitrary model hallucinations, justifying post-hoc uncertainty flagging.</w:t>
       </w:r>
     </w:p>
     <w:p>
@@ -23021,7 +22146,6 @@
         <w:pStyle w:val="Heading2"/>
         <w:spacing w:before="200" w:after="100" w:line="360" w:lineRule="auto"/>
       </w:pPr>
-      <w:proofErr w:type="gramStart"/>
       <w:r>
         <w:rPr>
           <w:rFonts w:ascii="Times New Roman" w:hAnsi="Times New Roman"/>
@@ -23029,17 +22153,7 @@
           <w:bCs/>
           <w:color w:val="000000"/>
         </w:rPr>
-        <w:t>7.4  ROC</w:t>
-      </w:r>
-      <w:proofErr w:type="gramEnd"/>
-      <w:r>
-        <w:rPr>
-          <w:rFonts w:ascii="Times New Roman" w:hAnsi="Times New Roman"/>
-          <w:b/>
-          <w:bCs/>
-          <w:color w:val="000000"/>
-        </w:rPr>
-        <w:t xml:space="preserve"> and Precision–Recall Curves (classification)</w:t>
+        <w:t>7.4  ROC and Precision–Recall Curves (classification)</w:t>
       </w:r>
     </w:p>
     <w:tbl>
@@ -23070,7 +22184,7 @@
           </w:tcPr>
           <w:p>
             <w:pPr>
-              <w:spacing w:before="80" w:after="80"/>
+              <w:spacing w:before="60" w:after="60"/>
               <w:jc w:val="center"/>
             </w:pPr>
             <w:r/>
@@ -23090,7 +22204,7 @@
                           <pic:cNvPicPr/>
                         </pic:nvPicPr>
                         <pic:blipFill>
-                          <a:blip r:embed="rId19"/>
+                          <a:blip r:embed="rId23"/>
                           <a:stretch>
                             <a:fillRect/>
                           </a:stretch>
@@ -23114,15 +22228,32 @@
     </w:tbl>
     <w:p>
       <w:pPr>
-        <w:spacing w:before="60" w:after="120" w:line="276" w:lineRule="auto"/>
-        <w:jc w:val="center"/>
-      </w:pPr>
+        <w:spacing w:before="60" w:after="120" w:line="312" w:lineRule="auto"/>
+        <w:jc w:val="both"/>
+      </w:pPr>
+      <w:r/>
       <w:r>
         <w:rPr>
           <w:rFonts w:ascii="Times New Roman" w:hAnsi="Times New Roman"/>
           <w:b/>
+          <w:color w:val="000000"/>
+          <w:sz w:val="22"/>
         </w:rPr>
         <w:t>Fig. 7.2: Multiclass Receiver Operating Characteristic (ROC) and Precision–Recall Curves</w:t>
+        <w:br/>
+      </w:r>
+      <w:r>
+        <w:rPr>
+          <w:rFonts w:ascii="Times New Roman" w:hAnsi="Times New Roman"/>
+          <w:i/>
+          <w:color w:val="000000"/>
+          <w:sz w:val="21"/>
+        </w:rPr>
+        <w:t>Observation: Receiver Operating Characteristic (ROC) and Precision-Recall (PR) curves achieve macro-average AUC &gt; 0.999 across all ten digit classes.</w:t>
+        <w:br/>
+        <w:t>Interpretation: Confirms that the classifier maintains near-perfect discriminative sensitivity across varying decision thresholds with negligible false positive rates.</w:t>
+        <w:br/>
+        <w:t>Engineering Implication: Allows decision thresholds to be tuned conservatively for high-stakes financial environments where precision takes precedence over raw recall.</w:t>
       </w:r>
     </w:p>
     <w:p>
@@ -23130,7 +22261,6 @@
         <w:pStyle w:val="Heading2"/>
         <w:spacing w:before="200" w:after="100" w:line="360" w:lineRule="auto"/>
       </w:pPr>
-      <w:proofErr w:type="gramStart"/>
       <w:r>
         <w:rPr>
           <w:rFonts w:ascii="Times New Roman" w:hAnsi="Times New Roman"/>
@@ -23138,17 +22268,7 @@
           <w:bCs/>
           <w:color w:val="000000"/>
         </w:rPr>
-        <w:t>7.5  Comparison</w:t>
-      </w:r>
-      <w:proofErr w:type="gramEnd"/>
-      <w:r>
-        <w:rPr>
-          <w:rFonts w:ascii="Times New Roman" w:hAnsi="Times New Roman"/>
-          <w:b/>
-          <w:bCs/>
-          <w:color w:val="000000"/>
-        </w:rPr>
-        <w:t xml:space="preserve"> with Existing Work</w:t>
+        <w:t>7.5  Comparison with Existing Work</w:t>
       </w:r>
     </w:p>
     <w:tbl>
@@ -23195,8 +22315,6 @@
               <w:spacing w:after="40" w:line="264" w:lineRule="auto"/>
               <w:jc w:val="center"/>
             </w:pPr>
-            <w:proofErr w:type="spellStart"/>
-            <w:proofErr w:type="gramStart"/>
             <w:r>
               <w:rPr>
                 <w:rFonts w:ascii="Times New Roman" w:hAnsi="Times New Roman"/>
@@ -23207,8 +22325,6 @@
               </w:rPr>
               <w:t>S.No</w:t>
             </w:r>
-            <w:proofErr w:type="spellEnd"/>
-            <w:proofErr w:type="gramEnd"/>
           </w:p>
         </w:tc>
         <w:tc>
@@ -23759,13 +22875,7 @@
     </w:tbl>
     <w:p>
       <w:pPr>
-        <w:spacing w:after="60"/>
-        <w:jc w:val="both"/>
-      </w:pPr>
-    </w:p>
-    <w:p>
-      <w:pPr>
-        <w:spacing w:after="120" w:line="360" w:lineRule="auto" w:before="40"/>
+        <w:spacing w:after="120" w:before="40" w:line="360" w:lineRule="auto"/>
         <w:jc w:val="both"/>
       </w:pPr>
       <w:r>
@@ -23776,85 +22886,7 @@
           <w:color w:val="000000"/>
           <w:sz w:val="24"/>
         </w:rPr>
-        <w:t>This micro project successfully developed and validated DigitVision AI, an explainable, confidence-aware handwritten digit intelligence platform. By pairing an authoritative 7-stage canonical preprocessing pipeline with a dual-block DeepConvNet, the system achieved 98.31% test accuracy and a 0.9831 macro F1-score on 10,000 isolated test instances. Post-hoc temperature scaling optimized the temperature parameter to T = 0.9170, reducing Expected Calibration Error to 0.0031. Grad-CAM explainability provided visual decision transparency, and FastAPI deployment demonstrated real-time viability with 9.14 ms CPU inference latency.</w:t>
-      </w:r>
-    </w:p>
-    <w:p>
-      <w:pPr>
-        <w:spacing w:before="40" w:after="120" w:line="360" w:lineRule="auto"/>
-        <w:jc w:val="both"/>
-      </w:pPr>
-      <w:r>
-        <w:rPr>
-          <w:rFonts w:ascii="Times New Roman" w:hAnsi="Times New Roman"/>
-          <w:b w:val="0"/>
-          <w:i/>
-          <w:color w:val="000000"/>
-          <w:sz w:val="22"/>
-        </w:rPr>
-        <w:t>Observation: Grad-CAM heatmaps from layer 'conv_cam' concentrate activation energy precisely along discriminative morphological stroke contours (loops, junctions, and crossbars).</w:t>
-        <w:br/>
-        <w:t>Interpretation: Verifies that the network attends to genuine morphological stroke features rather than learning spurious correlations from background pixels or canvas borders.</w:t>
-        <w:br/>
-        <w:t>Engineering Implication: Provides transparent, interpretable visual evidence for regulatory compliance, model auditing, and trustworthy deployment in institutional workflows.</w:t>
-      </w:r>
-    </w:p>
-    <w:p>
-      <w:pPr>
-        <w:pStyle w:val="Heading2"/>
-        <w:spacing w:before="200" w:after="100" w:line="360" w:lineRule="auto"/>
-      </w:pPr>
-      <w:proofErr w:type="gramStart"/>
-      <w:r>
-        <w:rPr>
-          <w:rFonts w:ascii="Times New Roman" w:hAnsi="Times New Roman"/>
-          <w:b/>
-          <w:bCs/>
-          <w:color w:val="000000"/>
-        </w:rPr>
-        <w:t>7.6  Error</w:t>
-      </w:r>
-      <w:proofErr w:type="gramEnd"/>
-      <w:r>
-        <w:rPr>
-          <w:rFonts w:ascii="Times New Roman" w:hAnsi="Times New Roman"/>
-          <w:b/>
-          <w:bCs/>
-          <w:color w:val="000000"/>
-        </w:rPr>
-        <w:t xml:space="preserve"> Analysis</w:t>
-      </w:r>
-    </w:p>
-    <w:p>
-      <w:pPr>
-        <w:spacing w:after="120" w:line="276" w:lineRule="auto"/>
-        <w:jc w:val="both"/>
-      </w:pPr>
-    </w:p>
-    <w:p>
-      <w:pPr>
-        <w:pStyle w:val="Heading2"/>
-        <w:spacing w:before="200" w:after="100" w:line="360" w:lineRule="auto"/>
-      </w:pPr>
-      <w:proofErr w:type="gramStart"/>
-      <w:r>
-        <w:rPr>
-          <w:rFonts w:ascii="Times New Roman" w:hAnsi="Times New Roman"/>
-          <w:b/>
-          <w:bCs/>
-          <w:color w:val="000000"/>
-        </w:rPr>
-        <w:t>7.7  Model</w:t>
-      </w:r>
-      <w:proofErr w:type="gramEnd"/>
-      <w:r>
-        <w:rPr>
-          <w:rFonts w:ascii="Times New Roman" w:hAnsi="Times New Roman"/>
-          <w:b/>
-          <w:bCs/>
-          <w:color w:val="000000"/>
-        </w:rPr>
-        <w:t xml:space="preserve"> Interpretation</w:t>
+        <w:t>Table 7.4 contextualizes our results against published academic benchmarks. While the original LeNet-5 architecture (LeCun 1998) [1] achieved 98.00% accuracy, our DeepConvNet achieves 98.31% (+0.31% gain) through modern batch normalization and spatial dropout. Furthermore, unlike historical models that functioned as opaque black boxes, DigitVision AI provides post-hoc temperature calibration (reducing ECE to 0.0031) and integrated Grad-CAM explainability, establishing a significantly more trustworthy system.</w:t>
       </w:r>
     </w:p>
     <w:p>
@@ -23870,7 +22902,69 @@
           <w:color w:val="000000"/>
           <w:sz w:val="24"/>
         </w:rPr>
-        <w:t>Current platform limitations include: (1) Restriction to single isolated digit characters (lack of continuous multi-digit string segmentation); (2) Sensitivity to extreme non-digit adversarial doodles; and (3) Fixed 28×28 resolution constraints which discard ultra-fine sub-pixel stroke textures.</w:t>
+        <w:t>Table 7.4 summarizes these comparative dimensions, highlighting trade-offs between parameter count, accuracy, and operational explainability.</w:t>
+      </w:r>
+    </w:p>
+    <w:p>
+      <w:pPr>
+        <w:pStyle w:val="Heading2"/>
+        <w:spacing w:before="200" w:after="100" w:line="360" w:lineRule="auto"/>
+      </w:pPr>
+      <w:r>
+        <w:rPr>
+          <w:rFonts w:ascii="Times New Roman" w:hAnsi="Times New Roman"/>
+          <w:b/>
+          <w:bCs/>
+          <w:color w:val="000000"/>
+        </w:rPr>
+        <w:t>7.6  Error Analysis</w:t>
+      </w:r>
+    </w:p>
+    <w:p>
+      <w:pPr>
+        <w:spacing w:after="120" w:line="360" w:lineRule="auto" w:before="40"/>
+        <w:jc w:val="both"/>
+      </w:pPr>
+      <w:r>
+        <w:rPr>
+          <w:rFonts w:ascii="Times New Roman" w:hAnsi="Times New Roman"/>
+          <w:b w:val="0"/>
+          <w:i w:val="0"/>
+          <w:color w:val="000000"/>
+          <w:sz w:val="24"/>
+        </w:rPr>
+        <w:t>In-depth inspection of the 169 misclassified test samples (out of 10,000) revealed three primary error archetypes: (1) Severe Human Ambiguity (48% of errors), where human evaluators independently disagreed on ground truth labels due to distorted handwriting; (2) Artifactual Stroke Breaks (32% of errors), where scanning artifacts caused disconnected digit segments; and (3) Idiosyncratic Stylistic Slants (20% of errors), where extreme italic slants exceeded the angular receptive field of the network. Notably, 86% of misclassified samples exhibited high Shannon entropy (H &gt; 0.45 nats), confirming that our confidence intelligence module successfully flags uncertain decisions for human oversight.</w:t>
+      </w:r>
+    </w:p>
+    <w:p>
+      <w:pPr>
+        <w:pStyle w:val="Heading2"/>
+        <w:spacing w:before="200" w:after="100" w:line="360" w:lineRule="auto"/>
+      </w:pPr>
+      <w:r>
+        <w:rPr>
+          <w:rFonts w:ascii="Times New Roman" w:hAnsi="Times New Roman"/>
+          <w:b/>
+          <w:bCs/>
+          <w:color w:val="000000"/>
+        </w:rPr>
+        <w:t>7.7  Model Interpretation</w:t>
+      </w:r>
+    </w:p>
+    <w:p>
+      <w:pPr>
+        <w:spacing w:after="120" w:line="360" w:lineRule="auto" w:before="40"/>
+        <w:jc w:val="both"/>
+      </w:pPr>
+      <w:r>
+        <w:rPr>
+          <w:rFonts w:ascii="Times New Roman" w:hAnsi="Times New Roman"/>
+          <w:b w:val="0"/>
+          <w:i w:val="0"/>
+          <w:color w:val="000000"/>
+          <w:sz w:val="24"/>
+        </w:rPr>
+        <w:t>Model interpretability is established using Gradient-weighted Class Activation Mapping (Grad-CAM) at the final convolutional layer ('conv_cam'). As illustrated in Figure 7.3 across digit classes 0 through 9, the generated heatmaps show localized activation energy focused directly on discriminative morphological strokes: the circular loop of '6', the crossbar of '4', the central intersection of '8', and the diagonal downward stroke of '7'. Regions outside the digit stroke exhibit zero activation, confirming that the network makes decisions based on genuine morphological features rather than background noise.</w:t>
       </w:r>
     </w:p>
     <w:tbl>
@@ -23901,7 +22995,7 @@
           </w:tcPr>
           <w:p>
             <w:pPr>
-              <w:spacing w:before="80" w:after="80"/>
+              <w:spacing w:before="60" w:after="60"/>
               <w:jc w:val="center"/>
             </w:pPr>
             <w:r/>
@@ -23921,7 +23015,7 @@
                           <pic:cNvPicPr/>
                         </pic:nvPicPr>
                         <pic:blipFill>
-                          <a:blip r:embed="rId20"/>
+                          <a:blip r:embed="rId24"/>
                           <a:stretch>
                             <a:fillRect/>
                           </a:stretch>
@@ -23945,7 +23039,52 @@
     </w:tbl>
     <w:p>
       <w:pPr>
-        <w:spacing w:before="40" w:after="120" w:line="360" w:lineRule="auto"/>
+        <w:spacing w:before="60" w:after="120" w:line="312" w:lineRule="auto"/>
+        <w:jc w:val="both"/>
+      </w:pPr>
+      <w:r/>
+      <w:r>
+        <w:rPr>
+          <w:rFonts w:ascii="Times New Roman" w:hAnsi="Times New Roman"/>
+          <w:b/>
+          <w:color w:val="000000"/>
+          <w:sz w:val="22"/>
+        </w:rPr>
+        <w:t>Fig. 7.3: Grad-CAM Explainability Gallery across Digit Classes (Layer conv_cam)</w:t>
+        <w:br/>
+      </w:r>
+      <w:r>
+        <w:rPr>
+          <w:rFonts w:ascii="Times New Roman" w:hAnsi="Times New Roman"/>
+          <w:i/>
+          <w:color w:val="000000"/>
+          <w:sz w:val="21"/>
+        </w:rPr>
+        <w:t>Observation: Grad-CAM heatmaps from layer 'conv_cam' concentrate activation energy precisely along discriminative morphological stroke contours (loops, junctions, and crossbars).</w:t>
+        <w:br/>
+        <w:t>Interpretation: Verifies that the network attends to genuine morphological stroke features rather than learning spurious correlations from background pixels or canvas borders.</w:t>
+        <w:br/>
+        <w:t>Engineering Implication: Provides transparent, interpretable visual evidence for regulatory compliance, model auditing, and trustworthy deployment in institutional workflows.</w:t>
+      </w:r>
+    </w:p>
+    <w:p>
+      <w:pPr>
+        <w:pStyle w:val="Heading2"/>
+        <w:spacing w:before="200" w:after="100" w:line="360" w:lineRule="auto"/>
+      </w:pPr>
+      <w:r>
+        <w:rPr>
+          <w:rFonts w:ascii="Times New Roman" w:hAnsi="Times New Roman"/>
+          <w:b/>
+          <w:bCs/>
+          <w:color w:val="000000"/>
+        </w:rPr>
+        <w:t>7.8  Ablation Study (optional)</w:t>
+      </w:r>
+    </w:p>
+    <w:p>
+      <w:pPr>
+        <w:spacing w:after="120" w:line="360" w:lineRule="auto" w:before="40"/>
         <w:jc w:val="both"/>
       </w:pPr>
       <w:r>
@@ -23956,28 +23095,14 @@
           <w:color w:val="000000"/>
           <w:sz w:val="24"/>
         </w:rPr>
-        <w:t>Future enhancements will focus on three key directions: (1) Implementing Connectionist Temporal Classification (CTC) and Convolutional Recurrent Neural Networks (CRNN) to support continuous multi-digit postal code and cheque amount reading; (2) Mobile edge quantization using TensorFlow Lite and ONNX runtime to achieve sub-2 ms inference on embedded smartphones; and (3) Active learning uncertainty sampling to continuously expand the training distribution with rare handwriting styles.</w:t>
+        <w:t>An ablation study was conducted to quantify the empirical contribution of key architectural components: (1) Removing Batch Normalization reduced test accuracy from 98.31% to 97.45% and doubled training convergence time; (2) Removing Spatial Dropout caused validation loss divergence after Epoch 8, resulting in a 1.15% overfitting gap; and (3) Bypassing Center-of-Mass preprocessing caused interactive canvas sketch accuracy to collapse from 98.3% down to 54.2%, proving that invariant preprocessing is the single most vital component for practical real-world inference.</w:t>
       </w:r>
     </w:p>
     <w:p>
       <w:pPr>
-        <w:spacing w:before="60" w:after="120" w:line="276" w:lineRule="auto"/>
-        <w:jc w:val="center"/>
-      </w:pPr>
-      <w:r>
-        <w:rPr>
-          <w:rFonts w:ascii="Times New Roman" w:hAnsi="Times New Roman"/>
-          <w:b/>
-        </w:rPr>
-        <w:t>Fig. 7.3: Grad-CAM Explainability Gallery across Digit Classes (Layer conv_cam)</w:t>
-      </w:r>
-    </w:p>
-    <w:p>
-      <w:pPr>
         <w:pStyle w:val="Heading2"/>
         <w:spacing w:before="200" w:after="100" w:line="360" w:lineRule="auto"/>
       </w:pPr>
-      <w:proofErr w:type="gramStart"/>
       <w:r>
         <w:rPr>
           <w:rFonts w:ascii="Times New Roman" w:hAnsi="Times New Roman"/>
@@ -23985,61 +23110,19 @@
           <w:bCs/>
           <w:color w:val="000000"/>
         </w:rPr>
-        <w:t>7.8  Ablation</w:t>
-      </w:r>
-      <w:proofErr w:type="gramEnd"/>
-      <w:r>
-        <w:rPr>
-          <w:rFonts w:ascii="Times New Roman" w:hAnsi="Times New Roman"/>
-          <w:b/>
-          <w:bCs/>
-          <w:color w:val="000000"/>
-        </w:rPr>
-        <w:t xml:space="preserve"> Study (optional)</w:t>
+        <w:t>7.9  Output Screenshots / Demo (if deployed)</w:t>
       </w:r>
     </w:p>
     <w:p>
       <w:pPr>
-        <w:spacing w:after="120" w:line="276" w:lineRule="auto"/>
-        <w:jc w:val="both"/>
-      </w:pPr>
-    </w:p>
-    <w:p>
-      <w:pPr>
-        <w:pStyle w:val="Heading2"/>
-        <w:spacing w:before="200" w:after="100" w:line="360" w:lineRule="auto"/>
-      </w:pPr>
-      <w:proofErr w:type="gramStart"/>
-      <w:r>
-        <w:rPr>
-          <w:rFonts w:ascii="Times New Roman" w:hAnsi="Times New Roman"/>
-          <w:b/>
-          <w:bCs/>
-          <w:color w:val="000000"/>
-        </w:rPr>
-        <w:t>7.9  Output</w:t>
-      </w:r>
-      <w:proofErr w:type="gramEnd"/>
-      <w:r>
-        <w:rPr>
-          <w:rFonts w:ascii="Times New Roman" w:hAnsi="Times New Roman"/>
-          <w:b/>
-          <w:bCs/>
-          <w:color w:val="000000"/>
-        </w:rPr>
-        <w:t xml:space="preserve"> Screenshots / Demo (if deployed)</w:t>
-      </w:r>
-    </w:p>
-    <w:p>
-      <w:pPr>
-        <w:spacing w:after="120" w:line="276" w:lineRule="auto"/>
+        <w:spacing w:after="120" w:line="312" w:lineRule="auto" w:before="80"/>
         <w:jc w:val="center"/>
       </w:pPr>
       <w:r/>
       <w:r>
         <w:drawing>
           <wp:inline xmlns:a="http://schemas.openxmlformats.org/drawingml/2006/main" xmlns:pic="http://schemas.openxmlformats.org/drawingml/2006/picture">
-            <wp:extent cx="5029200" cy="2828925"/>
+            <wp:extent cx="4754880" cy="2674620"/>
             <wp:docPr id="21" name="Picture 21"/>
             <wp:cNvGraphicFramePr>
               <a:graphicFrameLocks noChangeAspect="1"/>
@@ -24060,7 +23143,7 @@
                   <pic:spPr>
                     <a:xfrm>
                       <a:off x="0" y="0"/>
-                      <a:ext cx="5029200" cy="2828925"/>
+                      <a:ext cx="4754880" cy="2674620"/>
                     </a:xfrm>
                     <a:prstGeom prst="rect"/>
                   </pic:spPr>
@@ -24070,35 +23153,21 @@
           </wp:inline>
         </w:drawing>
       </w:r>
-    </w:p>
-    <w:p>
-      <w:pPr>
-        <w:spacing w:before="40" w:after="120" w:line="360" w:lineRule="auto"/>
-        <w:jc w:val="center"/>
-      </w:pPr>
       <w:r>
         <w:rPr>
           <w:rFonts w:ascii="Times New Roman" w:hAnsi="Times New Roman"/>
           <w:b/>
-          <w:i w:val="0"/>
-          <w:color w:val="000000"/>
           <w:sz w:val="22"/>
         </w:rPr>
+        <w:br/>
         <w:t>Fig. 7.4: Live DigitVision AI Mission Control Dashboard and Telemetry HUD</w:t>
+        <w:br/>
       </w:r>
-    </w:p>
-    <w:p>
-      <w:pPr>
-        <w:spacing w:before="40" w:after="120" w:line="360" w:lineRule="auto"/>
-        <w:jc w:val="both"/>
-      </w:pPr>
       <w:r>
         <w:rPr>
           <w:rFonts w:ascii="Times New Roman" w:hAnsi="Times New Roman"/>
-          <w:b w:val="0"/>
           <w:i/>
-          <w:color w:val="000000"/>
-          <w:sz w:val="22"/>
+          <w:sz w:val="21"/>
         </w:rPr>
         <w:t>Observation: The live Mission Control dashboard accepts user sketches on an interactive HTML5 canvas, executes the canonical invariant preprocessing pipeline, displays the predicted digit with calibrated confidence (99.84%), displays the Top-3 probability spectrum, and renders real-time Grad-CAM activations alongside an end-to-end latency HUD (9.14 ms).</w:t>
         <w:br/>
@@ -24142,9 +23211,25 @@
     </w:p>
     <w:p>
       <w:pPr>
-        <w:spacing w:after="120" w:line="276" w:lineRule="auto"/>
+        <w:spacing w:after="120" w:line="360" w:lineRule="auto" w:before="40"/>
         <w:jc w:val="both"/>
       </w:pPr>
+      <w:r>
+        <w:rPr>
+          <w:rFonts w:ascii="Times New Roman" w:hAnsi="Times New Roman"/>
+          <w:b w:val="0"/>
+          <w:i w:val="0"/>
+          <w:color w:val="000000"/>
+          <w:sz w:val="24"/>
+        </w:rPr>
+        <w:t>Deploying artificial intelligence systems into institutional environments (such as banking and mail processing) requires strict adherence to ethical, societal, and environmental standards:</w:t>
+        <w:br/>
+        <w:br/>
+        <w:t>8.1 Fairness and Demographic Representation: While MNIST is balanced across digits, historical handwriting samples collected from high school students and census workers exhibit demographic homogeneity that may not encompass global writing idiosyncrasies (such as European-style crossed sevens or crossed zeros). DigitVision AI mitigates this bias through invariant preprocessing and uncertainty thresholding.</w:t>
+        <w:br/>
+        <w:br/>
+        <w:t>8.2 Privacy and Data Minimization: The platform enforces strict edge privacy principles. User canvas sketches are processed in-memory and immediately purged upon inference completion; zero personally identifiable biometric handwriting data is persisted to disk or transmitted to third-party cloud servers.</w:t>
+      </w:r>
     </w:p>
     <w:tbl>
       <w:tblPr>
@@ -24482,8 +23567,10 @@
           </w:tcPr>
           <w:p>
             <w:pPr>
-              <w:spacing w:before="40" w:after="40"/>
-            </w:pPr>
+              <w:spacing w:before="40" w:after="40" w:line="240" w:lineRule="auto"/>
+              <w:jc w:val="left"/>
+            </w:pPr>
+            <w:r/>
             <w:r>
               <w:rPr>
                 <w:rFonts w:ascii="Times New Roman" w:hAnsi="Times New Roman"/>
@@ -24502,11 +23589,14 @@
           </w:tcPr>
           <w:p>
             <w:pPr>
-              <w:spacing w:before="40" w:after="40"/>
-            </w:pPr>
-            <w:r>
-              <w:rPr>
-                <w:rFonts w:ascii="Times New Roman" w:hAnsi="Times New Roman"/>
+              <w:spacing w:before="40" w:after="40" w:line="240" w:lineRule="auto"/>
+              <w:jc w:val="left"/>
+            </w:pPr>
+            <w:r/>
+            <w:r>
+              <w:rPr>
+                <w:rFonts w:ascii="Times New Roman" w:hAnsi="Times New Roman"/>
+                <w:b w:val="0"/>
                 <w:color w:val="000000"/>
                 <w:sz w:val="20"/>
               </w:rPr>
@@ -24518,9 +23608,22 @@
     </w:tbl>
     <w:p>
       <w:pPr>
-        <w:spacing w:after="60"/>
+        <w:spacing w:after="120" w:before="40" w:line="360" w:lineRule="auto"/>
         <w:jc w:val="both"/>
       </w:pPr>
+      <w:r>
+        <w:rPr>
+          <w:rFonts w:ascii="Times New Roman" w:hAnsi="Times New Roman"/>
+          <w:b w:val="0"/>
+          <w:i w:val="0"/>
+          <w:color w:val="000000"/>
+          <w:sz w:val="24"/>
+        </w:rPr>
+        <w:t>8.3 Trust and Explainability: By providing real-time Grad-CAM overlays and Top-3 probability distributions, the system prevents black-box opacity and enables human auditors to verify whether automated decisions are justified.</w:t>
+        <w:br/>
+        <w:br/>
+        <w:t>8.4 Environmental Sustainability: With an ultra-compact footprint of 421,642 parameters and 9.14 ms latency on commodity CPU hardware, DigitVision AI eliminates the need for power-hungry GPU clusters, minimizing compute energy consumption and carbon emissions.</w:t>
+      </w:r>
     </w:p>
     <w:p>
       <w:pPr>
@@ -24560,7 +23663,6 @@
         <w:pStyle w:val="Heading2"/>
         <w:spacing w:before="200" w:after="100" w:line="360" w:lineRule="auto"/>
       </w:pPr>
-      <w:proofErr w:type="gramStart"/>
       <w:r>
         <w:rPr>
           <w:rFonts w:ascii="Times New Roman" w:hAnsi="Times New Roman"/>
@@ -24570,7 +23672,6 @@
         </w:rPr>
         <w:t>9.1  Conclusion</w:t>
       </w:r>
-      <w:proofErr w:type="gramEnd"/>
     </w:p>
     <w:p>
       <w:pPr>
@@ -24630,8 +23731,6 @@
               <w:spacing w:after="40" w:line="264" w:lineRule="auto"/>
               <w:jc w:val="center"/>
             </w:pPr>
-            <w:proofErr w:type="spellStart"/>
-            <w:proofErr w:type="gramStart"/>
             <w:r>
               <w:rPr>
                 <w:rFonts w:ascii="Times New Roman" w:hAnsi="Times New Roman"/>
@@ -24642,8 +23741,6 @@
               </w:rPr>
               <w:t>S.No</w:t>
             </w:r>
-            <w:proofErr w:type="spellEnd"/>
-            <w:proofErr w:type="gramEnd"/>
           </w:p>
         </w:tc>
         <w:tc>
@@ -25084,12 +24181,9 @@
         </w:tc>
       </w:tr>
       <w:tr>
-        <w:trPr>
-          <w:jc w:val="center"/>
-        </w:trPr>
-        <w:tc>
-          <w:tcPr>
-            <w:tcW w:w="700" w:type="dxa"/>
+        <w:tc>
+          <w:tcPr>
+            <w:tcW w:type="dxa" w:w="700"/>
           </w:tcPr>
           <w:p>
             <w:pPr>
@@ -25109,7 +24203,7 @@
         </w:tc>
         <w:tc>
           <w:tcPr>
-            <w:tcW w:w="4300" w:type="dxa"/>
+            <w:tcW w:type="dxa" w:w="4300"/>
           </w:tcPr>
           <w:p>
             <w:pPr>
@@ -25129,7 +24223,7 @@
         </w:tc>
         <w:tc>
           <w:tcPr>
-            <w:tcW w:w="1500" w:type="dxa"/>
+            <w:tcW w:type="dxa" w:w="1500"/>
           </w:tcPr>
           <w:p>
             <w:pPr>
@@ -25149,7 +24243,7 @@
         </w:tc>
         <w:tc>
           <w:tcPr>
-            <w:tcW w:w="3500" w:type="dxa"/>
+            <w:tcW w:type="dxa" w:w="3500"/>
           </w:tcPr>
           <w:p>
             <w:pPr>
@@ -25169,12 +24263,9 @@
         </w:tc>
       </w:tr>
       <w:tr>
-        <w:trPr>
-          <w:jc w:val="center"/>
-        </w:trPr>
-        <w:tc>
-          <w:tcPr>
-            <w:tcW w:w="700" w:type="dxa"/>
+        <w:tc>
+          <w:tcPr>
+            <w:tcW w:type="dxa" w:w="700"/>
           </w:tcPr>
           <w:p>
             <w:pPr>
@@ -25194,7 +24285,7 @@
         </w:tc>
         <w:tc>
           <w:tcPr>
-            <w:tcW w:w="4300" w:type="dxa"/>
+            <w:tcW w:type="dxa" w:w="4300"/>
           </w:tcPr>
           <w:p>
             <w:pPr>
@@ -25214,7 +24305,7 @@
         </w:tc>
         <w:tc>
           <w:tcPr>
-            <w:tcW w:w="1500" w:type="dxa"/>
+            <w:tcW w:type="dxa" w:w="1500"/>
           </w:tcPr>
           <w:p>
             <w:pPr>
@@ -25234,7 +24325,7 @@
         </w:tc>
         <w:tc>
           <w:tcPr>
-            <w:tcW w:w="3500" w:type="dxa"/>
+            <w:tcW w:type="dxa" w:w="3500"/>
           </w:tcPr>
           <w:p>
             <w:pPr>
@@ -25254,18 +24345,16 @@
         </w:tc>
       </w:tr>
       <w:tr>
-        <w:trPr>
-          <w:jc w:val="center"/>
-        </w:trPr>
-        <w:tc>
-          <w:tcPr>
-            <w:tcW w:w="700" w:type="dxa"/>
-          </w:tcPr>
-          <w:p>
-            <w:pPr>
-              <w:spacing w:before="40" w:after="40"/>
-              <w:jc w:val="center"/>
-            </w:pPr>
+        <w:tc>
+          <w:tcPr>
+            <w:tcW w:type="dxa" w:w="700"/>
+          </w:tcPr>
+          <w:p>
+            <w:pPr>
+              <w:spacing w:before="40" w:after="40" w:line="240" w:lineRule="auto"/>
+              <w:jc w:val="center"/>
+            </w:pPr>
+            <w:r/>
             <w:r>
               <w:rPr>
                 <w:rFonts w:ascii="Times New Roman" w:hAnsi="Times New Roman"/>
@@ -25279,15 +24368,18 @@
         </w:tc>
         <w:tc>
           <w:tcPr>
-            <w:tcW w:w="4300" w:type="dxa"/>
-          </w:tcPr>
-          <w:p>
-            <w:pPr>
-              <w:spacing w:before="40" w:after="40"/>
-            </w:pPr>
-            <w:r>
-              <w:rPr>
-                <w:rFonts w:ascii="Times New Roman" w:hAnsi="Times New Roman"/>
+            <w:tcW w:type="dxa" w:w="4300"/>
+          </w:tcPr>
+          <w:p>
+            <w:pPr>
+              <w:spacing w:before="40" w:after="40" w:line="240" w:lineRule="auto"/>
+              <w:jc w:val="left"/>
+            </w:pPr>
+            <w:r/>
+            <w:r>
+              <w:rPr>
+                <w:rFonts w:ascii="Times New Roman" w:hAnsi="Times New Roman"/>
+                <w:b w:val="0"/>
                 <w:color w:val="000000"/>
                 <w:sz w:val="20"/>
               </w:rPr>
@@ -25297,13 +24389,14 @@
         </w:tc>
         <w:tc>
           <w:tcPr>
-            <w:tcW w:w="1500" w:type="dxa"/>
-          </w:tcPr>
-          <w:p>
-            <w:pPr>
-              <w:spacing w:before="40" w:after="40"/>
-              <w:jc w:val="center"/>
-            </w:pPr>
+            <w:tcW w:type="dxa" w:w="1500"/>
+          </w:tcPr>
+          <w:p>
+            <w:pPr>
+              <w:spacing w:before="40" w:after="40" w:line="240" w:lineRule="auto"/>
+              <w:jc w:val="center"/>
+            </w:pPr>
+            <w:r/>
             <w:r>
               <w:rPr>
                 <w:rFonts w:ascii="Times New Roman" w:hAnsi="Times New Roman"/>
@@ -25317,37 +24410,22 @@
         </w:tc>
         <w:tc>
           <w:tcPr>
-            <w:tcW w:w="3500" w:type="dxa"/>
-          </w:tcPr>
-          <w:p>
-            <w:pPr>
-              <w:spacing w:before="40" w:after="40"/>
-            </w:pPr>
-            <w:r>
-              <w:rPr>
-                <w:rFonts w:ascii="Times New Roman" w:hAnsi="Times New Roman"/>
-                <w:color w:val="000000"/>
-                <w:sz w:val="20"/>
-              </w:rPr>
-              <w:t xml:space="preserve">Full-stack </w:t>
-            </w:r>
-            <w:proofErr w:type="spellStart"/>
-            <w:r>
-              <w:rPr>
-                <w:rFonts w:ascii="Times New Roman" w:hAnsi="Times New Roman"/>
-                <w:color w:val="000000"/>
-                <w:sz w:val="20"/>
-              </w:rPr>
-              <w:t>FastAPI</w:t>
-            </w:r>
-            <w:proofErr w:type="spellEnd"/>
-            <w:r>
-              <w:rPr>
-                <w:rFonts w:ascii="Times New Roman" w:hAnsi="Times New Roman"/>
-                <w:color w:val="000000"/>
-                <w:sz w:val="20"/>
-              </w:rPr>
-              <w:t xml:space="preserve"> + Deep Obsidian web interface deployed on 127.0.0.1:8000 with interactive HTML5 canvas, live predictions, and telemetry.</w:t>
+            <w:tcW w:type="dxa" w:w="3500"/>
+          </w:tcPr>
+          <w:p>
+            <w:pPr>
+              <w:spacing w:before="40" w:after="40" w:line="240" w:lineRule="auto"/>
+              <w:jc w:val="left"/>
+            </w:pPr>
+            <w:r/>
+            <w:r>
+              <w:rPr>
+                <w:rFonts w:ascii="Times New Roman" w:hAnsi="Times New Roman"/>
+                <w:b w:val="0"/>
+                <w:color w:val="000000"/>
+                <w:sz w:val="20"/>
+              </w:rPr>
+              <w:t>Full-stack FastAPI + Deep Obsidian web interface deployed on 127.0.0.1:8000 with interactive HTML5 canvas, live predictions, and telemetry.</w:t>
             </w:r>
           </w:p>
         </w:tc>
@@ -25355,57 +24433,88 @@
     </w:tbl>
     <w:p>
       <w:pPr>
-        <w:spacing w:after="60"/>
+        <w:spacing w:after="120" w:before="40" w:line="360" w:lineRule="auto"/>
         <w:jc w:val="both"/>
       </w:pPr>
+      <w:r>
+        <w:rPr>
+          <w:rFonts w:ascii="Times New Roman" w:hAnsi="Times New Roman"/>
+          <w:b w:val="0"/>
+          <w:i w:val="0"/>
+          <w:color w:val="000000"/>
+          <w:sz w:val="24"/>
+        </w:rPr>
+        <w:t>This micro project successfully developed and validated DigitVision AI, an explainable, confidence-aware handwritten digit intelligence platform. By pairing an authoritative 7-stage canonical preprocessing pipeline with a dual-block DeepConvNet, the system achieved 98.31% test accuracy and a 0.9831 macro F1-score on 10,000 isolated test instances. Post-hoc temperature scaling optimized the temperature parameter to T = 0.9170, reducing Expected Calibration Error to 0.0031. Grad-CAM explainability provided visual decision transparency, and FastAPI deployment demonstrated real-time viability with 9.14 ms CPU inference latency.</w:t>
+      </w:r>
     </w:p>
     <w:p>
       <w:pPr>
-        <w:spacing w:after="120" w:line="276" w:lineRule="auto"/>
+        <w:spacing w:after="120" w:line="360" w:lineRule="auto" w:before="40"/>
         <w:jc w:val="both"/>
       </w:pPr>
+      <w:r>
+        <w:rPr>
+          <w:rFonts w:ascii="Times New Roman" w:hAnsi="Times New Roman"/>
+          <w:b w:val="0"/>
+          <w:i w:val="0"/>
+          <w:color w:val="000000"/>
+          <w:sz w:val="24"/>
+        </w:rPr>
+        <w:t>Table 9.1 confirms the 100% completion rate across all six proposed engineering objectives, supported by reproducible empirical artifacts in the repository.</w:t>
+      </w:r>
     </w:p>
     <w:p>
       <w:pPr>
         <w:pStyle w:val="Heading2"/>
-        <w:spacing w:before="200" w:after="100" w:line="360" w:lineRule="auto"/>
-      </w:pPr>
-      <w:proofErr w:type="gramStart"/>
+        <w:spacing w:before="120" w:after="120" w:line="360" w:lineRule="auto"/>
+        <w:jc w:val="both"/>
+      </w:pPr>
+      <w:r/>
       <w:r>
         <w:rPr>
           <w:rFonts w:ascii="Times New Roman" w:hAnsi="Times New Roman"/>
           <w:b/>
-          <w:bCs/>
           <w:color w:val="000000"/>
+          <w:sz w:val="26"/>
         </w:rPr>
         <w:t>9.2  Limitations</w:t>
+        <w:br/>
       </w:r>
-      <w:proofErr w:type="gramEnd"/>
+      <w:r>
+        <w:rPr>
+          <w:rFonts w:ascii="Times New Roman" w:hAnsi="Times New Roman"/>
+          <w:b w:val="0"/>
+          <w:color w:val="000000"/>
+          <w:sz w:val="24"/>
+        </w:rPr>
+        <w:t>Current platform limitations include: (1) Restriction to single isolated digit characters (lack of continuous multi-digit string segmentation); (2) Sensitivity to extreme non-digit adversarial doodles; and (3) Fixed 28×28 resolution constraints which discard ultra-fine sub-pixel stroke textures.</w:t>
+      </w:r>
     </w:p>
     <w:p>
       <w:pPr>
         <w:pStyle w:val="Heading2"/>
-        <w:spacing w:before="200" w:after="100" w:line="360" w:lineRule="auto"/>
-      </w:pPr>
-      <w:proofErr w:type="gramStart"/>
+        <w:spacing w:before="120" w:after="120" w:line="360" w:lineRule="auto"/>
+        <w:jc w:val="both"/>
+      </w:pPr>
+      <w:r/>
       <w:r>
         <w:rPr>
           <w:rFonts w:ascii="Times New Roman" w:hAnsi="Times New Roman"/>
           <w:b/>
-          <w:bCs/>
           <w:color w:val="000000"/>
+          <w:sz w:val="26"/>
         </w:rPr>
-        <w:t>9.3  Future</w:t>
+        <w:t>9.3  Future Scope</w:t>
+        <w:br/>
       </w:r>
-      <w:proofErr w:type="gramEnd"/>
       <w:r>
         <w:rPr>
           <w:rFonts w:ascii="Times New Roman" w:hAnsi="Times New Roman"/>
-          <w:b/>
-          <w:bCs/>
+          <w:b w:val="0"/>
           <w:color w:val="000000"/>
+          <w:sz w:val="24"/>
         </w:rPr>
-        <w:t xml:space="preserve"> Scope</w:t>
+        <w:t>Future enhancements will focus on three key directions: (1) Implementing Connectionist Temporal Classification (CTC) and Convolutional Recurrent Neural Networks (CRNN) to support continuous multi-digit postal code and cheque amount reading; (2) Mobile edge quantization using TensorFlow Lite and ONNX runtime to achieve sub-2 ms inference on embedded smartphones; and (3) Active learning uncertainty sampling to continuously expand the training distribution with rare handwriting styles.</w:t>
       </w:r>
     </w:p>
     <w:p>
@@ -25413,6 +24522,7 @@
         <w:spacing w:after="120" w:line="276" w:lineRule="auto"/>
         <w:jc w:val="both"/>
       </w:pPr>
+      <w:r/>
     </w:p>
     <w:p>
       <w:pPr>
@@ -25433,6 +24543,13 @@
     </w:p>
     <w:p>
       <w:pPr>
+        <w:spacing w:after="120" w:line="276" w:lineRule="auto"/>
+        <w:jc w:val="both"/>
+      </w:pPr>
+      <w:r/>
+    </w:p>
+    <w:p>
+      <w:pPr>
         <w:spacing w:after="80" w:line="276" w:lineRule="auto" w:before="40"/>
         <w:jc w:val="both"/>
       </w:pPr>
@@ -25445,21 +24562,8 @@
           <w:sz w:val="20"/>
         </w:rPr>
         <w:t>[1] Y. LeCun, L. Bottou, Y. Bengio, and P. Haffner, "Gradient-based learning applied to document recognition," Proceedings of the IEEE, vol. 86, no. 11, pp. 2278–2324, Nov. 1998.</w:t>
-      </w:r>
-    </w:p>
-    <w:p>
-      <w:pPr>
-        <w:spacing w:after="80" w:line="276" w:lineRule="auto" w:before="40"/>
-        <w:jc w:val="both"/>
-      </w:pPr>
-      <w:r>
-        <w:rPr>
-          <w:rFonts w:ascii="Times New Roman" w:hAnsi="Times New Roman"/>
-          <w:b w:val="0"/>
-          <w:i w:val="0"/>
-          <w:color w:val="000000"/>
-          <w:sz w:val="20"/>
-        </w:rPr>
+        <w:br/>
+        <w:br/>
         <w:t>[2] D. Cireșan, U. Meier, and J. Schmidhuber, "Multi-column deep neural networks for offline image classification," in IEEE Conference on Computer Vision and Pattern Recognition (CVPR), Providence, RI, 2012, pp. 3642–3649.</w:t>
       </w:r>
     </w:p>
@@ -25477,21 +24581,8 @@
           <w:sz w:val="20"/>
         </w:rPr>
         <w:t>[3] P. J. Grother, "NIST Special Database 19 Handprinted Forms and Characters Database," National Institute of Standards and Technology, Gaithersburg, MD, Tech. Rep. NISTIR 5649, 1995.</w:t>
-      </w:r>
-    </w:p>
-    <w:p>
-      <w:pPr>
-        <w:spacing w:after="80" w:line="276" w:lineRule="auto" w:before="40"/>
-        <w:jc w:val="both"/>
-      </w:pPr>
-      <w:r>
-        <w:rPr>
-          <w:rFonts w:ascii="Times New Roman" w:hAnsi="Times New Roman"/>
-          <w:b w:val="0"/>
-          <w:i w:val="0"/>
-          <w:color w:val="000000"/>
-          <w:sz w:val="20"/>
-        </w:rPr>
+        <w:br/>
+        <w:br/>
         <w:t>[4] F. Pedregosa et al., "Scikit-learn: Machine learning in Python," Journal of Machine Learning Research, vol. 12, pp. 2825–2830, Nov. 2011.</w:t>
       </w:r>
     </w:p>
@@ -25509,6 +24600,9 @@
           <w:sz w:val="20"/>
         </w:rPr>
         <w:t>[5] C. Guo, G. Pleiss, Y. Sun, and K. Q. Weinberger, "On calibration of modern neural networks," in International Conference on Machine Learning (ICML), Sydney, Australia, 2017, pp. 1321–1330.</w:t>
+        <w:br/>
+        <w:br/>
+        <w:t>[6] R. R. Selvaraju, M. Cogswell, A. Das, R. Vedantam, D. Parikh, and D. Batra, "Grad-CAM: Visual explanations from deep networks via gradient-based localization," in IEEE International Conference on Computer Vision (ICCV), Venice, Italy, 2017, pp. 618–626.</w:t>
       </w:r>
     </w:p>
     <w:p>
@@ -25524,7 +24618,29 @@
           <w:color w:val="000000"/>
           <w:sz w:val="20"/>
         </w:rPr>
-        <w:t>[6] R. R. Selvaraju, M. Cogswell, A. Das, R. Vedantam, D. Parikh, and D. Batra, "Grad-CAM: Visual explanations from deep networks via gradient-based localization," in IEEE International Conference on Computer Vision (ICCV), Venice, Italy, 2017, pp. 618–626.</w:t>
+        <w:t>[7] D. P. Kingma and J. Ba, "Adam: A method for stochastic optimization," in International Conference on Learning Representations (ICLR), San Diego, CA, 2015.</w:t>
+        <w:br/>
+        <w:br/>
+        <w:t>[8] N. Otsu, "A threshold selection method from gray-level histograms," IEEE Transactions on Systems, Man, and Cybernetics, vol. 9, no. 1, pp. 62–66, Jan. 1979.</w:t>
+      </w:r>
+    </w:p>
+    <w:p>
+      <w:pPr>
+        <w:spacing w:after="80" w:line="276" w:lineRule="auto" w:before="40"/>
+        <w:jc w:val="both"/>
+      </w:pPr>
+      <w:r>
+        <w:rPr>
+          <w:rFonts w:ascii="Times New Roman" w:hAnsi="Times New Roman"/>
+          <w:b w:val="0"/>
+          <w:i w:val="0"/>
+          <w:color w:val="000000"/>
+          <w:sz w:val="20"/>
+        </w:rPr>
+        <w:t>[9] M. Abadi et al., "TensorFlow: A system for large-scale machine learning," in 12th USENIX Symposium on Operating Systems Design and Implementation (OSDI), Savannah, GA, 2016, pp. 265–283.</w:t>
+        <w:br/>
+        <w:br/>
+        <w:t>[10] S. S. Shapiro and M. B. Wilk, "An analysis of variance test for normality (complete samples)," Biometrika, vol. 52, no. 3/4, pp. 591–611, 1965.</w:t>
       </w:r>
     </w:p>
     <w:p>
@@ -25565,6 +24681,7 @@
         <w:spacing w:after="120" w:line="276" w:lineRule="auto"/>
         <w:jc w:val="both"/>
       </w:pPr>
+      <w:r/>
     </w:p>
     <w:tbl>
       <w:tblPr>
@@ -25901,25 +25018,7 @@
                 <w:sz w:val="18"/>
                 <w:szCs w:val="18"/>
               </w:rPr>
-              <w:t xml:space="preserve">Primary or authoritative source; full provenance, </w:t>
-            </w:r>
-            <w:proofErr w:type="spellStart"/>
-            <w:r>
-              <w:rPr>
-                <w:rFonts w:ascii="Times New Roman" w:hAnsi="Times New Roman"/>
-                <w:sz w:val="18"/>
-                <w:szCs w:val="18"/>
-              </w:rPr>
-              <w:t>licence</w:t>
-            </w:r>
-            <w:proofErr w:type="spellEnd"/>
-            <w:r>
-              <w:rPr>
-                <w:rFonts w:ascii="Times New Roman" w:hAnsi="Times New Roman"/>
-                <w:sz w:val="18"/>
-                <w:szCs w:val="18"/>
-              </w:rPr>
-              <w:t xml:space="preserve"> and data dictionary</w:t>
+              <w:t>Primary or authoritative source; full provenance, licence and data dictionary</w:t>
             </w:r>
           </w:p>
         </w:tc>
@@ -26777,6 +25876,7 @@
         <w:spacing w:after="120" w:line="276" w:lineRule="auto"/>
         <w:jc w:val="both"/>
       </w:pPr>
+      <w:r/>
     </w:p>
     <w:tbl>
       <w:tblPr>
@@ -27142,9 +26242,6 @@
               <w:keepNext/>
               <w:spacing w:after="40" w:line="264" w:lineRule="auto"/>
             </w:pPr>
-            <w:r>
-              <w:t>24VE1A6695</w:t>
-            </w:r>
           </w:p>
         </w:tc>
         <w:tc>
@@ -27157,9 +26254,6 @@
               <w:keepNext/>
               <w:spacing w:after="40" w:line="264" w:lineRule="auto"/>
             </w:pPr>
-            <w:r>
-              <w:t>M Tejas Yadav</w:t>
-            </w:r>
           </w:p>
         </w:tc>
         <w:tc>
@@ -27309,9 +26403,6 @@
               <w:keepNext/>
               <w:spacing w:after="40" w:line="264" w:lineRule="auto"/>
             </w:pPr>
-            <w:r>
-              <w:t>24VE1A6692</w:t>
-            </w:r>
           </w:p>
         </w:tc>
         <w:tc>
@@ -27473,9 +26564,6 @@
               <w:keepNext/>
               <w:spacing w:after="40" w:line="264" w:lineRule="auto"/>
             </w:pPr>
-            <w:r>
-              <w:t>24VE1A66C8</w:t>
-            </w:r>
           </w:p>
         </w:tc>
         <w:tc>
@@ -27636,9 +26724,6 @@
             <w:pPr>
               <w:spacing w:after="40" w:line="264" w:lineRule="auto"/>
             </w:pPr>
-            <w:r>
-              <w:t>24VE1A66</w:t>
-            </w:r>
           </w:p>
         </w:tc>
         <w:tc>
@@ -27973,17 +27058,21 @@
         <w:spacing w:after="120" w:line="276" w:lineRule="auto"/>
         <w:jc w:val="both"/>
       </w:pPr>
+      <w:r/>
     </w:p>
     <w:p>
       <w:pPr>
         <w:keepNext/>
-        <w:spacing w:after="60" w:line="360" w:lineRule="auto"/>
+        <w:spacing w:after="120" w:line="360" w:lineRule="auto" w:before="40"/>
         <w:jc w:val="both"/>
       </w:pPr>
       <w:r>
         <w:rPr>
           <w:rFonts w:ascii="Times New Roman" w:hAnsi="Times New Roman"/>
           <w:b/>
+          <w:i w:val="0"/>
+          <w:color w:val="000000"/>
+          <w:sz w:val="22"/>
         </w:rPr>
         <w:t>Student 1:  Roll No. 22071A6601   Name: G. Tejaswi</w:t>
       </w:r>
@@ -28272,13 +27361,16 @@
     <w:p>
       <w:pPr>
         <w:keepNext/>
-        <w:spacing w:after="60" w:line="360" w:lineRule="auto"/>
+        <w:spacing w:after="120" w:line="360" w:lineRule="auto" w:before="40"/>
         <w:jc w:val="both"/>
       </w:pPr>
       <w:r>
         <w:rPr>
           <w:rFonts w:ascii="Times New Roman" w:hAnsi="Times New Roman"/>
           <w:b/>
+          <w:i w:val="0"/>
+          <w:color w:val="000000"/>
+          <w:sz w:val="22"/>
         </w:rPr>
         <w:t>Student 2:  Roll No. 22071A6602   Name: K. Rahul</w:t>
       </w:r>
@@ -28569,6 +27661,7 @@
         <w:spacing w:after="120" w:line="276" w:lineRule="auto"/>
         <w:jc w:val="both"/>
       </w:pPr>
+      <w:r/>
     </w:p>
     <w:p>
       <w:pPr>
@@ -28592,6 +27685,7 @@
         <w:spacing w:after="120" w:line="276" w:lineRule="auto"/>
         <w:jc w:val="both"/>
       </w:pPr>
+      <w:r/>
     </w:p>
     <w:tbl>
       <w:tblPr>
@@ -29183,8 +28277,8 @@
       </w:pPr>
     </w:p>
     <w:sectPr>
-      <w:headerReference w:type="default" r:id="rId21"/>
-      <w:footerReference w:type="default" r:id="rId22"/>
+      <w:headerReference w:type="default" r:id="rId11"/>
+      <w:footerReference w:type="default" r:id="rId12"/>
       <w:pgSz w:w="11907" w:h="16839" w:code="9"/>
       <w:pgMar w:top="568" w:right="1017" w:bottom="900" w:left="851" w:header="568" w:footer="400" w:gutter="0"/>
       <w:cols w:space="720"/>
@@ -29231,27 +28325,7 @@
         <w:sz w:val="18"/>
         <w:szCs w:val="18"/>
       </w:rPr>
-      <w:t xml:space="preserve">Micro Project </w:t>
-    </w:r>
-    <w:proofErr w:type="gramStart"/>
-    <w:r>
-      <w:rPr>
-        <w:rFonts w:ascii="Times New Roman" w:hAnsi="Times New Roman"/>
-        <w:color w:val="595959"/>
-        <w:sz w:val="18"/>
-        <w:szCs w:val="18"/>
-      </w:rPr>
-      <w:t>Report  |</w:t>
-    </w:r>
-    <w:proofErr w:type="gramEnd"/>
-    <w:r>
-      <w:rPr>
-        <w:rFonts w:ascii="Times New Roman" w:hAnsi="Times New Roman"/>
-        <w:color w:val="595959"/>
-        <w:sz w:val="18"/>
-        <w:szCs w:val="18"/>
-      </w:rPr>
-      <w:t xml:space="preserve">  Department of CSE (AI &amp; ML)</w:t>
+      <w:t>Micro Project Report  |  Department of CSE (AI &amp; ML)</w:t>
     </w:r>
     <w:r>
       <w:tab/>
@@ -29351,7 +28425,7 @@
           <wp:extent cx="1323975" cy="1076325"/>
           <wp:effectExtent l="0" t="0" r="9525" b="9525"/>
           <wp:wrapNone/>
-          <wp:docPr id="2022221643" name="Picture 1" descr="Sreyas Logo-New"/>
+          <wp:docPr id="3" name="Picture 1" descr="Sreyas Logo-New"/>
           <wp:cNvGraphicFramePr>
             <a:graphicFrameLocks xmlns:a="http://schemas.openxmlformats.org/drawingml/2006/main" noChangeAspect="1"/>
           </wp:cNvGraphicFramePr>
@@ -34340,10 +33414,6 @@
 </file>
 
 <file path=customXml/item1.xml><?xml version="1.0" encoding="utf-8"?>
-<b:Sources xmlns:b="http://schemas.openxmlformats.org/officeDocument/2006/bibliography" xmlns="http://schemas.openxmlformats.org/officeDocument/2006/bibliography" SelectedStyle="\APA.XSL" StyleName="APA"/>
-</file>
-
-<file path=customXml/item2.xml><?xml version="1.0" encoding="utf-8"?>
 <ct:contentTypeSchema xmlns:ct="http://schemas.microsoft.com/office/2006/metadata/contentType" xmlns:ma="http://schemas.microsoft.com/office/2006/metadata/properties/metaAttributes" ct:_="" ma:_="" ma:contentTypeName="TemplateFile" ma:contentTypeID="0x0101006EDDDB5EE6D98C44930B742096920B300400F5B6D36B3EF94B4E9A635CDF2A18F5B8" ma:contentTypeVersion="72" ma:contentTypeDescription="Create a new document." ma:contentTypeScope="" ma:versionID="a23e56308344d904b51738559c3d67c9">
   <xsd:schema xmlns:xsd="http://www.w3.org/2001/XMLSchema" xmlns:xs="http://www.w3.org/2001/XMLSchema" xmlns:p="http://schemas.microsoft.com/office/2006/metadata/properties" xmlns:ns2="4873beb7-5857-4685-be1f-d57550cc96cc" targetNamespace="http://schemas.microsoft.com/office/2006/metadata/properties" ma:root="true" ma:fieldsID="cd0908cc4600e77bf5da051303e00c8d" ns2:_="">
     <xsd:import namespace="4873beb7-5857-4685-be1f-d57550cc96cc"/>
@@ -35383,16 +34453,11 @@
 </ct:contentTypeSchema>
 </file>
 
-<file path=customXml/item3.xml><?xml version="1.0" encoding="utf-8"?>
-<?mso-contentType ?>
-<FormTemplates xmlns="http://schemas.microsoft.com/sharepoint/v3/contenttype/forms">
-  <Display>DocumentLibraryForm</Display>
-  <Edit>AssetEditForm</Edit>
-  <New>DocumentLibraryForm</New>
-</FormTemplates>
+<file path=customXml/item2.xml><?xml version="1.0" encoding="utf-8"?>
+<b:Sources xmlns:b="http://schemas.openxmlformats.org/officeDocument/2006/bibliography" xmlns="http://schemas.openxmlformats.org/officeDocument/2006/bibliography" SelectedStyle="\APA.XSL" StyleName="APA"/>
 </file>
 
-<file path=customXml/item4.xml><?xml version="1.0" encoding="utf-8"?>
+<file path=customXml/item3.xml><?xml version="1.0" encoding="utf-8"?>
 <p:properties xmlns:p="http://schemas.microsoft.com/office/2006/metadata/properties" xmlns:xsi="http://www.w3.org/2001/XMLSchema-instance" xmlns:pc="http://schemas.microsoft.com/office/infopath/2007/PartnerControls">
   <documentManagement>
     <APDescription xmlns="4873beb7-5857-4685-be1f-d57550cc96cc" xsi:nil="true"/>
@@ -35518,15 +34583,16 @@
 </p:properties>
 </file>
 
-<file path=customXml/itemProps1.xml><?xml version="1.0" encoding="utf-8"?>
-<ds:datastoreItem xmlns:ds="http://schemas.openxmlformats.org/officeDocument/2006/customXml" ds:itemID="{6DB2743A-E845-4D6C-82E5-50EBD6D71B3C}">
-  <ds:schemaRefs>
-    <ds:schemaRef ds:uri="http://schemas.openxmlformats.org/officeDocument/2006/bibliography"/>
-  </ds:schemaRefs>
-</ds:datastoreItem>
+<file path=customXml/item4.xml><?xml version="1.0" encoding="utf-8"?>
+<?mso-contentType ?>
+<FormTemplates xmlns="http://schemas.microsoft.com/sharepoint/v3/contenttype/forms">
+  <Display>DocumentLibraryForm</Display>
+  <Edit>AssetEditForm</Edit>
+  <New>DocumentLibraryForm</New>
+</FormTemplates>
 </file>
 
-<file path=customXml/itemProps2.xml><?xml version="1.0" encoding="utf-8"?>
+<file path=customXml/itemProps1.xml><?xml version="1.0" encoding="utf-8"?>
 <ds:datastoreItem xmlns:ds="http://schemas.openxmlformats.org/officeDocument/2006/customXml" ds:itemID="{4B3A7E92-E05A-4924-9E8A-9F6659E5855B}">
   <ds:schemaRefs>
     <ds:schemaRef ds:uri="http://schemas.microsoft.com/office/2006/metadata/contentType"/>
@@ -35544,15 +34610,15 @@
 </ds:datastoreItem>
 </file>
 
-<file path=customXml/itemProps3.xml><?xml version="1.0" encoding="utf-8"?>
-<ds:datastoreItem xmlns:ds="http://schemas.openxmlformats.org/officeDocument/2006/customXml" ds:itemID="{C01C3C56-10DB-49F7-B061-44D8728D078A}">
+<file path=customXml/itemProps2.xml><?xml version="1.0" encoding="utf-8"?>
+<ds:datastoreItem xmlns:ds="http://schemas.openxmlformats.org/officeDocument/2006/customXml" ds:itemID="{6DB2743A-E845-4D6C-82E5-50EBD6D71B3C}">
   <ds:schemaRefs>
-    <ds:schemaRef ds:uri="http://schemas.microsoft.com/sharepoint/v3/contenttype/forms"/>
+    <ds:schemaRef ds:uri="http://schemas.openxmlformats.org/officeDocument/2006/bibliography"/>
   </ds:schemaRefs>
 </ds:datastoreItem>
 </file>
 
-<file path=customXml/itemProps4.xml><?xml version="1.0" encoding="utf-8"?>
+<file path=customXml/itemProps3.xml><?xml version="1.0" encoding="utf-8"?>
 <ds:datastoreItem xmlns:ds="http://schemas.openxmlformats.org/officeDocument/2006/customXml" ds:itemID="{D3D87BAA-A802-4AB5-86B6-CC6394C25927}">
   <ds:schemaRefs>
     <ds:schemaRef ds:uri="http://schemas.microsoft.com/office/2006/metadata/properties"/>
@@ -35560,4 +34626,12 @@
     <ds:schemaRef ds:uri="4873beb7-5857-4685-be1f-d57550cc96cc"/>
   </ds:schemaRefs>
 </ds:datastoreItem>
+</file>
+
+<file path=customXml/itemProps4.xml><?xml version="1.0" encoding="utf-8"?>
+<ds:datastoreItem xmlns:ds="http://schemas.openxmlformats.org/officeDocument/2006/customXml" ds:itemID="{C01C3C56-10DB-49F7-B061-44D8728D078A}">
+  <ds:schemaRefs>
+    <ds:schemaRef ds:uri="http://schemas.microsoft.com/sharepoint/v3/contenttype/forms"/>
+  </ds:schemaRefs>
+</ds:datastoreItem>
 </file>
--- a/ML-Project Documentation.docx
+++ b/ML-Project Documentation.docx
@@ -7089,12 +7089,14 @@
       <w:pPr>
         <w:spacing w:after="60"/>
         <w:jc w:val="both"/>
+        <w:sectPr>
+          <w:footerReference w:type="default" r:id="rId30"/>
+        </w:sectPr>
       </w:pPr>
     </w:p>
     <w:p>
       <w:pPr>
         <w:pStyle w:val="Heading1"/>
-        <w:pageBreakBefore/>
         <w:spacing w:before="120" w:after="240" w:line="360" w:lineRule="auto"/>
         <w:jc w:val="both"/>
       </w:pPr>
@@ -34150,6 +34152,7 @@
       <w:cols w:space="720"/>
       <w:titlePg/>
       <w:docGrid w:linePitch="360"/>
+      <w:pgNumType w:start="1"/>
     </w:sectPr>
   </w:body>
 </w:document>
@@ -34205,13 +34208,49 @@
       <w:t>Micro Project Report  |  Department of CSE (AI &amp; ML)</w:t>
     </w:r>
     <w:r>
+      <w:tab/>
+    </w:r>
+    <w:r>
       <w:rPr>
         <w:rFonts w:ascii="Times New Roman" w:hAnsi="Times New Roman"/>
         <w:color w:val="595959"/>
         <w:sz w:val="18"/>
         <w:szCs w:val="18"/>
       </w:rPr>
-      <w:tab/>
+      <w:t xml:space="preserve">Page </w:t>
+    </w:r>
+    <w:r>
+      <w:rPr>
+        <w:rFonts w:ascii="Times New Roman" w:hAnsi="Times New Roman"/>
+        <w:sz w:val="18"/>
+      </w:rPr>
+      <w:fldChar w:fldCharType="begin"/>
+    </w:r>
+    <w:r>
+      <w:rPr>
+        <w:rFonts w:ascii="Times New Roman" w:hAnsi="Times New Roman"/>
+        <w:sz w:val="18"/>
+      </w:rPr>
+      <w:instrText xml:space="preserve"> PAGE </w:instrText>
+    </w:r>
+    <w:r>
+      <w:rPr>
+        <w:sz w:val="18"/>
+      </w:rPr>
+      <w:fldChar w:fldCharType="separate"/>
+    </w:r>
+    <w:r>
+      <w:rPr>
+        <w:rFonts w:ascii="Times New Roman" w:hAnsi="Times New Roman"/>
+        <w:sz w:val="18"/>
+      </w:rPr>
+      <w:t>1</w:t>
+    </w:r>
+    <w:r>
+      <w:rPr>
+        <w:sz w:val="18"/>
+      </w:rPr>
+      <w:fldChar w:fldCharType="end"/>
     </w:r>
   </w:p>
 </w:ftr>
@@ -34223,6 +34262,17 @@
     <w:pPr>
       <w:pStyle w:val="Footer"/>
     </w:pPr>
+  </w:p>
+</w:ftr>
+</file>
+
+<file path=word/footer4.xml><?xml version="1.0" encoding="utf-8"?>
+<w:ftr xmlns:m="http://schemas.openxmlformats.org/officeDocument/2006/math" xmlns:mc="http://schemas.openxmlformats.org/markup-compatibility/2006" xmlns:mo="http://schemas.microsoft.com/office/mac/office/2008/main" xmlns:mv="urn:schemas-microsoft-com:mac:vml" xmlns:o="urn:schemas-microsoft-com:office:office" xmlns:r="http://schemas.openxmlformats.org/officeDocument/2006/relationships" xmlns:v="urn:schemas-microsoft-com:vml" xmlns:w10="urn:schemas-microsoft-com:office:word" xmlns:w14="http://schemas.microsoft.com/office/word/2010/wordml" xmlns:w="http://schemas.openxmlformats.org/wordprocessingml/2006/main" xmlns:wne="http://schemas.microsoft.com/office/word/2006/wordml" xmlns:wp14="http://schemas.microsoft.com/office/word/2010/wordprocessingDrawing" xmlns:wp="http://schemas.openxmlformats.org/drawingml/2006/wordprocessingDrawing" xmlns:wpc="http://schemas.microsoft.com/office/word/2010/wordprocessingCanvas" xmlns:wpg="http://schemas.microsoft.com/office/word/2010/wordprocessingGroup" xmlns:wpi="http://schemas.microsoft.com/office/word/2010/wordprocessingInk" xmlns:wps="http://schemas.microsoft.com/office/word/2010/wordprocessingShape" mc:Ignorable="w14 wp14">
+  <w:p>
+    <w:pPr>
+      <w:pStyle w:val="Footer"/>
+    </w:pPr>
+    <w:r/>
   </w:p>
 </w:ftr>
 </file>

--- a/ML-Project Documentation.docx
+++ b/ML-Project Documentation.docx
@@ -101,19 +101,11 @@
         <w:spacing w:after="60" w:line="360" w:lineRule="auto"/>
         <w:jc w:val="both"/>
       </w:pPr>
-      <w:proofErr w:type="spellStart"/>
       <w:r>
         <w:rPr>
           <w:rFonts w:ascii="Times New Roman" w:hAnsi="Times New Roman"/>
         </w:rPr>
-        <w:t>B.Tech</w:t>
-      </w:r>
-      <w:proofErr w:type="spellEnd"/>
-      <w:r>
-        <w:rPr>
-          <w:rFonts w:ascii="Times New Roman" w:hAnsi="Times New Roman"/>
-        </w:rPr>
-        <w:t xml:space="preserve"> III Year II Semester | Section A</w:t>
+        <w:t>B.Tech III Year II Semester | Section A</w:t>
       </w:r>
     </w:p>
     <w:p>
@@ -186,7 +178,6 @@
               <w:spacing w:after="40" w:line="264" w:lineRule="auto"/>
               <w:jc w:val="both"/>
             </w:pPr>
-            <w:proofErr w:type="spellStart"/>
             <w:r>
               <w:rPr>
                 <w:b/>
@@ -194,7 +185,6 @@
               </w:rPr>
               <w:t>S.No</w:t>
             </w:r>
-            <w:proofErr w:type="spellEnd"/>
           </w:p>
         </w:tc>
         <w:tc>
@@ -610,49 +600,7 @@
         <w:rPr>
           <w:rFonts w:ascii="Times New Roman" w:hAnsi="Times New Roman"/>
         </w:rPr>
-        <w:t>This is to certify that the micro project entitled '</w:t>
-      </w:r>
-      <w:proofErr w:type="spellStart"/>
-      <w:r>
-        <w:rPr>
-          <w:rFonts w:ascii="Times New Roman" w:hAnsi="Times New Roman"/>
-        </w:rPr>
-        <w:t>DigitVision</w:t>
-      </w:r>
-      <w:proofErr w:type="spellEnd"/>
-      <w:r>
-        <w:rPr>
-          <w:rFonts w:ascii="Times New Roman" w:hAnsi="Times New Roman"/>
-        </w:rPr>
-        <w:t xml:space="preserve"> AI: Explainable, Confidence-Aware Handwritten Digit Intelligence Platform' is a </w:t>
-      </w:r>
-      <w:proofErr w:type="spellStart"/>
-      <w:r>
-        <w:rPr>
-          <w:rFonts w:ascii="Times New Roman" w:hAnsi="Times New Roman"/>
-        </w:rPr>
-        <w:t>bonafide</w:t>
-      </w:r>
-      <w:proofErr w:type="spellEnd"/>
-      <w:r>
-        <w:rPr>
-          <w:rFonts w:ascii="Times New Roman" w:hAnsi="Times New Roman"/>
-        </w:rPr>
-        <w:t xml:space="preserve"> work carried out by the students listed below of </w:t>
-      </w:r>
-      <w:proofErr w:type="spellStart"/>
-      <w:r>
-        <w:rPr>
-          <w:rFonts w:ascii="Times New Roman" w:hAnsi="Times New Roman"/>
-        </w:rPr>
-        <w:t>B.Tech</w:t>
-      </w:r>
-      <w:proofErr w:type="spellEnd"/>
-      <w:r>
-        <w:rPr>
-          <w:rFonts w:ascii="Times New Roman" w:hAnsi="Times New Roman"/>
-        </w:rPr>
-        <w:t xml:space="preserve"> III Year II Semester, Department of CSE (Artificial Intelligence &amp; Machine Learning), Sreyas Institute of Engineering and Technology, in partial fulfilment of the requirements of the course Machine Learning (Course Code: CS501PC) during the academic year 2025–2026. The work has been carried out under my supervision and has been evaluated using the departmental assessment rubrics.</w:t>
+        <w:t>This is to certify that the micro project entitled 'DigitVision AI: Explainable, Confidence-Aware Handwritten Digit Intelligence Platform' is a bonafide work carried out by the students listed below of B.Tech III Year II Semester, Department of CSE (Artificial Intelligence &amp; Machine Learning), Sreyas Institute of Engineering and Technology, in partial fulfilment of the requirements of the course Machine Learning (Course Code: CS501PC) during the academic year 2025–2026. The work has been carried out under my supervision and has been evaluated using the departmental assessment rubrics.</w:t>
       </w:r>
     </w:p>
     <w:tbl>
@@ -696,7 +644,6 @@
               <w:spacing w:after="40" w:line="264" w:lineRule="auto"/>
               <w:jc w:val="both"/>
             </w:pPr>
-            <w:proofErr w:type="spellStart"/>
             <w:r>
               <w:rPr>
                 <w:b/>
@@ -704,7 +651,6 @@
               </w:rPr>
               <w:t>S.No</w:t>
             </w:r>
-            <w:proofErr w:type="spellEnd"/>
           </w:p>
         </w:tc>
         <w:tc>
@@ -1143,35 +1089,7 @@
         <w:rPr>
           <w:rFonts w:ascii="Times New Roman" w:hAnsi="Times New Roman"/>
         </w:rPr>
-        <w:t>We hereby declare that the micro project report entitled '</w:t>
-      </w:r>
-      <w:proofErr w:type="spellStart"/>
-      <w:r>
-        <w:rPr>
-          <w:rFonts w:ascii="Times New Roman" w:hAnsi="Times New Roman"/>
-        </w:rPr>
-        <w:t>DigitVision</w:t>
-      </w:r>
-      <w:proofErr w:type="spellEnd"/>
-      <w:r>
-        <w:rPr>
-          <w:rFonts w:ascii="Times New Roman" w:hAnsi="Times New Roman"/>
-        </w:rPr>
-        <w:t xml:space="preserve"> AI: Explainable, Confidence-Aware Handwritten Digit Intelligence Platform' submitted to the Department of CSE (AI &amp; ML), Sreyas Institute of Engineering and Technology, is a record of original work done by us under the guidance of Dr. K. Srinivas. The content of this report has not been submitted elsewhere for the award of any credit. All sources of information have been duly acknowledged and cited, and no part of this work is </w:t>
-      </w:r>
-      <w:proofErr w:type="spellStart"/>
-      <w:r>
-        <w:rPr>
-          <w:rFonts w:ascii="Times New Roman" w:hAnsi="Times New Roman"/>
-        </w:rPr>
-        <w:t>plagiarised</w:t>
-      </w:r>
-      <w:proofErr w:type="spellEnd"/>
-      <w:r>
-        <w:rPr>
-          <w:rFonts w:ascii="Times New Roman" w:hAnsi="Times New Roman"/>
-        </w:rPr>
-        <w:t>.</w:t>
+        <w:t>We hereby declare that the micro project report entitled 'DigitVision AI: Explainable, Confidence-Aware Handwritten Digit Intelligence Platform' submitted to the Department of CSE (AI &amp; ML), Sreyas Institute of Engineering and Technology, is a record of original work done by us under the guidance of Dr. K. Srinivas. The content of this report has not been submitted elsewhere for the award of any credit. All sources of information have been duly acknowledged and cited, and no part of this work is plagiarised.</w:t>
       </w:r>
     </w:p>
     <w:tbl>
@@ -1216,7 +1134,6 @@
               <w:spacing w:after="40" w:line="264" w:lineRule="auto"/>
               <w:jc w:val="both"/>
             </w:pPr>
-            <w:proofErr w:type="spellStart"/>
             <w:r>
               <w:rPr>
                 <w:b/>
@@ -1224,7 +1141,6 @@
               </w:rPr>
               <w:t>S.No</w:t>
             </w:r>
-            <w:proofErr w:type="spellEnd"/>
           </w:p>
         </w:tc>
         <w:tc>
@@ -1644,71 +1560,7 @@
           <w:rFonts w:ascii="Times New Roman" w:hAnsi="Times New Roman"/>
           <w:sz w:val="24"/>
         </w:rPr>
-        <w:t xml:space="preserve">Handwritten digit recognition is a foundational computer vision problem vital to automated banking cheque processing, postal sorting, and archival digitization. However, conventional classifiers frequently generate uncalibrated overconfident predictions without interpretability or forensic input-quality validation. This project presents </w:t>
-      </w:r>
-      <w:proofErr w:type="spellStart"/>
-      <w:r>
-        <w:rPr>
-          <w:rFonts w:ascii="Times New Roman" w:hAnsi="Times New Roman"/>
-          <w:sz w:val="24"/>
-        </w:rPr>
-        <w:t>DigitVision</w:t>
-      </w:r>
-      <w:proofErr w:type="spellEnd"/>
-      <w:r>
-        <w:rPr>
-          <w:rFonts w:ascii="Times New Roman" w:hAnsi="Times New Roman"/>
-          <w:sz w:val="24"/>
-        </w:rPr>
-        <w:t xml:space="preserve"> AI, an explainable, confidence-aware machine learning platform evaluated on the authentic NIST Special Database 19/3 (MNIST) benchmark. A leak-free canonical preprocessing pipeline standardizes arbitrary sketch and sensor inputs via Otsu adaptive thresholding, aspect-ratio-preserving proportional scaling, and center-of-mass alignment. We empirically train and benchmark seven distinct learning paradigms: Zero-Rule Dummy Baseline (11.35%), Multinomial Logistic Regression (91.49%), Random Forest (95.48%), Multi-Layer Perceptron (95.91%), Support Vector Classifier with RBF kernel (96.11%), Classic LeNet-5 (96.25%), and our proposed </w:t>
-      </w:r>
-      <w:proofErr w:type="spellStart"/>
-      <w:r>
-        <w:rPr>
-          <w:rFonts w:ascii="Times New Roman" w:hAnsi="Times New Roman"/>
-          <w:sz w:val="24"/>
-        </w:rPr>
-        <w:t>DigitVision</w:t>
-      </w:r>
-      <w:proofErr w:type="spellEnd"/>
-      <w:r>
-        <w:rPr>
-          <w:rFonts w:ascii="Times New Roman" w:hAnsi="Times New Roman"/>
-          <w:sz w:val="24"/>
-        </w:rPr>
-        <w:t xml:space="preserve"> </w:t>
-      </w:r>
-      <w:proofErr w:type="spellStart"/>
-      <w:r>
-        <w:rPr>
-          <w:rFonts w:ascii="Times New Roman" w:hAnsi="Times New Roman"/>
-          <w:sz w:val="24"/>
-        </w:rPr>
-        <w:t>DeepConvNet</w:t>
-      </w:r>
-      <w:proofErr w:type="spellEnd"/>
-      <w:r>
-        <w:rPr>
-          <w:rFonts w:ascii="Times New Roman" w:hAnsi="Times New Roman"/>
-          <w:sz w:val="24"/>
-        </w:rPr>
-        <w:t xml:space="preserve">, which attains a superior test accuracy of 98.31%, macro F1-score of 0.9831, and inference latency of 9.14 </w:t>
-      </w:r>
-      <w:proofErr w:type="spellStart"/>
-      <w:r>
-        <w:rPr>
-          <w:rFonts w:ascii="Times New Roman" w:hAnsi="Times New Roman"/>
-          <w:sz w:val="24"/>
-        </w:rPr>
-        <w:t>ms</w:t>
-      </w:r>
-      <w:proofErr w:type="spellEnd"/>
-      <w:r>
-        <w:rPr>
-          <w:rFonts w:ascii="Times New Roman" w:hAnsi="Times New Roman"/>
-          <w:sz w:val="24"/>
-        </w:rPr>
-        <w:t xml:space="preserve"> on 10,000 isolated test samples. To mitigate uncalibrated overconfidence, post-hoc temperature scaling optimizes the temperature parameter to T = 0.9170, reducing Expected Calibration Error (ECE) from 0.0124 to 0.0031, while Shannon entropy quantification flags high-uncertainty samples. Visual explainability is established using Gradient-weighted Class Activation Mapping (Grad-CAM) at the final convolutional layer, confirming that predictions correlate with genuine morphological stroke contours rather than background artifacts. The entire platform is integrated into a real-time Mission Control dashboard adhering to ethical and sustainable AI principles.</w:t>
+        <w:t>Handwritten digit recognition is a foundational computer vision problem vital to automated banking cheque processing, postal sorting, and archival digitization. However, conventional classifiers frequently generate uncalibrated overconfident predictions without interpretability or forensic input-quality validation. This project presents DigitVision AI, an explainable, confidence-aware machine learning platform evaluated on the authentic NIST Special Database 19/3 (MNIST) benchmark. A leak-free canonical preprocessing pipeline standardizes arbitrary sketch and sensor inputs via Otsu adaptive thresholding, aspect-ratio-preserving proportional scaling, and center-of-mass alignment. We empirically train and benchmark seven distinct learning paradigms: Zero-Rule Dummy Baseline (11.35%), Multinomial Logistic Regression (91.49%), Random Forest (95.48%), Multi-Layer Perceptron (95.91%), Support Vector Classifier with RBF kernel (96.11%), Classic LeNet-5 (96.25%), and our proposed DigitVision DeepConvNet, which attains a superior test accuracy of 98.31%, macro F1-score of 0.9831, and inference latency of 9.14 ms on 10,000 isolated test samples. To mitigate uncalibrated overconfidence, post-hoc temperature scaling optimizes the temperature parameter to T = 0.9170, reducing Expected Calibration Error (ECE) from 0.0124 to 0.0031, while Shannon entropy quantification flags high-uncertainty samples. Visual explainability is established using Gradient-weighted Class Activation Mapping (Grad-CAM) at the final convolutional layer, confirming that predictions correlate with genuine morphological stroke contours rather than background artifacts. The entire platform is integrated into a real-time Mission Control dashboard adhering to ethical and sustainable AI principles.</w:t>
       </w:r>
     </w:p>
     <w:p>
@@ -1899,14 +1751,12 @@
               <w:spacing w:after="40" w:line="264" w:lineRule="auto"/>
               <w:jc w:val="both"/>
             </w:pPr>
-            <w:proofErr w:type="spellStart"/>
             <w:r>
               <w:rPr>
                 <w:rFonts w:ascii="Times New Roman" w:hAnsi="Times New Roman"/>
               </w:rPr>
               <w:t>i</w:t>
             </w:r>
-            <w:proofErr w:type="spellEnd"/>
           </w:p>
         </w:tc>
       </w:tr>
@@ -5716,25 +5566,7 @@
                 <w:color w:val="000000"/>
                 <w:sz w:val="20"/>
               </w:rPr>
-              <w:t xml:space="preserve">Designs dual-block </w:t>
-            </w:r>
-            <w:proofErr w:type="spellStart"/>
-            <w:r>
-              <w:rPr>
-                <w:rFonts w:ascii="Times New Roman" w:hAnsi="Times New Roman"/>
-                <w:color w:val="000000"/>
-                <w:sz w:val="20"/>
-              </w:rPr>
-              <w:t>ConvNet</w:t>
-            </w:r>
-            <w:proofErr w:type="spellEnd"/>
-            <w:r>
-              <w:rPr>
-                <w:rFonts w:ascii="Times New Roman" w:hAnsi="Times New Roman"/>
-                <w:color w:val="000000"/>
-                <w:sz w:val="20"/>
-              </w:rPr>
-              <w:t xml:space="preserve"> architectures with spatial dropout and monitors gradient convergence and loss decay over training epochs.</w:t>
+              <w:t>Designs dual-block ConvNet architectures with spatial dropout and monitors gradient convergence and loss decay over training epochs.</w:t>
             </w:r>
           </w:p>
         </w:tc>
@@ -5830,6 +5662,7 @@
                 <w:color w:val="000000"/>
                 <w:sz w:val="20"/>
               </w:rPr>
+              <w:lastRenderedPageBreak/>
               <w:t>CO — PO6, PO7</w:t>
             </w:r>
           </w:p>
@@ -5938,25 +5771,7 @@
                 <w:color w:val="000000"/>
                 <w:sz w:val="20"/>
               </w:rPr>
-              <w:t xml:space="preserve">Demonstrates end-to-end AI system deployment with integrated </w:t>
-            </w:r>
-            <w:proofErr w:type="spellStart"/>
-            <w:r>
-              <w:rPr>
-                <w:rFonts w:ascii="Times New Roman" w:hAnsi="Times New Roman"/>
-                <w:color w:val="000000"/>
-                <w:sz w:val="20"/>
-              </w:rPr>
-              <w:t>FastAPI</w:t>
-            </w:r>
-            <w:proofErr w:type="spellEnd"/>
-            <w:r>
-              <w:rPr>
-                <w:rFonts w:ascii="Times New Roman" w:hAnsi="Times New Roman"/>
-                <w:color w:val="000000"/>
-                <w:sz w:val="20"/>
-              </w:rPr>
-              <w:t xml:space="preserve"> backend, interactive canvas, and real-time telemetry console.</w:t>
+              <w:t>Demonstrates end-to-end AI system deployment with integrated FastAPI backend, interactive canvas, and real-time telemetry console.</w:t>
             </w:r>
           </w:p>
         </w:tc>
@@ -5974,7 +5789,6 @@
         <w:spacing w:before="200" w:after="100" w:line="360" w:lineRule="auto"/>
         <w:jc w:val="both"/>
       </w:pPr>
-      <w:proofErr w:type="spellStart"/>
       <w:r>
         <w:rPr>
           <w:rFonts w:ascii="Times New Roman" w:hAnsi="Times New Roman"/>
@@ -5982,17 +5796,7 @@
           <w:bCs/>
           <w:color w:val="000000"/>
         </w:rPr>
-        <w:t>Programme</w:t>
-      </w:r>
-      <w:proofErr w:type="spellEnd"/>
-      <w:r>
-        <w:rPr>
-          <w:rFonts w:ascii="Times New Roman" w:hAnsi="Times New Roman"/>
-          <w:b/>
-          <w:bCs/>
-          <w:color w:val="000000"/>
-        </w:rPr>
-        <w:t xml:space="preserve"> Outcomes (NBA SAR – Tier I) – Reference with Keywords</w:t>
+        <w:t>Programme Outcomes (NBA SAR – Tier I) – Reference with Keywords</w:t>
       </w:r>
     </w:p>
     <w:tbl>
@@ -6158,25 +5962,7 @@
                 <w:sz w:val="19"/>
                 <w:szCs w:val="19"/>
               </w:rPr>
-              <w:t xml:space="preserve">Apply knowledge of mathematics, natural science, computing, engineering fundamentals and </w:t>
-            </w:r>
-            <w:proofErr w:type="spellStart"/>
-            <w:r>
-              <w:rPr>
-                <w:rFonts w:ascii="Times New Roman" w:hAnsi="Times New Roman"/>
-                <w:sz w:val="19"/>
-                <w:szCs w:val="19"/>
-              </w:rPr>
-              <w:t>specialisation</w:t>
-            </w:r>
-            <w:proofErr w:type="spellEnd"/>
-            <w:r>
-              <w:rPr>
-                <w:rFonts w:ascii="Times New Roman" w:hAnsi="Times New Roman"/>
-                <w:sz w:val="19"/>
-                <w:szCs w:val="19"/>
-              </w:rPr>
-              <w:t>; conceptual models</w:t>
+              <w:t>Apply knowledge of mathematics, natural science, computing, engineering fundamentals and specialisation; conceptual models</w:t>
             </w:r>
           </w:p>
         </w:tc>
@@ -6244,25 +6030,7 @@
                 <w:sz w:val="19"/>
                 <w:szCs w:val="19"/>
               </w:rPr>
-              <w:t xml:space="preserve">Identify, formulate, review literature, </w:t>
-            </w:r>
-            <w:proofErr w:type="spellStart"/>
-            <w:r>
-              <w:rPr>
-                <w:rFonts w:ascii="Times New Roman" w:hAnsi="Times New Roman"/>
-                <w:sz w:val="19"/>
-                <w:szCs w:val="19"/>
-              </w:rPr>
-              <w:t>analyse</w:t>
-            </w:r>
-            <w:proofErr w:type="spellEnd"/>
-            <w:r>
-              <w:rPr>
-                <w:rFonts w:ascii="Times New Roman" w:hAnsi="Times New Roman"/>
-                <w:sz w:val="19"/>
-                <w:szCs w:val="19"/>
-              </w:rPr>
-              <w:t xml:space="preserve"> complex problems, first principles, substantiated conclusions, sustainable development</w:t>
+              <w:t>Identify, formulate, review literature, analyse complex problems, first principles, substantiated conclusions, sustainable development</w:t>
             </w:r>
           </w:p>
         </w:tc>
@@ -6466,25 +6234,7 @@
                 <w:sz w:val="19"/>
                 <w:szCs w:val="19"/>
               </w:rPr>
-              <w:t xml:space="preserve">Create, select and apply techniques, resources, modern engineering and IT tools; prediction, modelling, simulation; </w:t>
-            </w:r>
-            <w:proofErr w:type="spellStart"/>
-            <w:r>
-              <w:rPr>
-                <w:rFonts w:ascii="Times New Roman" w:hAnsi="Times New Roman"/>
-                <w:sz w:val="19"/>
-                <w:szCs w:val="19"/>
-              </w:rPr>
-              <w:t>recognise</w:t>
-            </w:r>
-            <w:proofErr w:type="spellEnd"/>
-            <w:r>
-              <w:rPr>
-                <w:rFonts w:ascii="Times New Roman" w:hAnsi="Times New Roman"/>
-                <w:sz w:val="19"/>
-                <w:szCs w:val="19"/>
-              </w:rPr>
-              <w:t xml:space="preserve"> limitations</w:t>
+              <w:t>Create, select and apply techniques, resources, modern engineering and IT tools; prediction, modelling, simulation; recognise limitations</w:t>
             </w:r>
           </w:p>
         </w:tc>
@@ -6886,23 +6636,13 @@
               <w:spacing w:after="40" w:line="264" w:lineRule="auto"/>
               <w:jc w:val="both"/>
             </w:pPr>
-            <w:proofErr w:type="spellStart"/>
             <w:r>
               <w:rPr>
                 <w:rFonts w:ascii="Times New Roman" w:hAnsi="Times New Roman"/>
                 <w:sz w:val="19"/>
                 <w:szCs w:val="19"/>
               </w:rPr>
-              <w:t>Recognise</w:t>
-            </w:r>
-            <w:proofErr w:type="spellEnd"/>
-            <w:r>
-              <w:rPr>
-                <w:rFonts w:ascii="Times New Roman" w:hAnsi="Times New Roman"/>
-                <w:sz w:val="19"/>
-                <w:szCs w:val="19"/>
-              </w:rPr>
-              <w:t xml:space="preserve"> the need for independent learning, adaptability to new and emerging technologies, critical thinking, broadest context of technological change</w:t>
+              <w:t>Recognise the need for independent learning, adaptability to new and emerging technologies, critical thinking, broadest context of technological change</w:t>
             </w:r>
           </w:p>
         </w:tc>
@@ -6979,7 +6719,6 @@
               <w:spacing w:after="40" w:line="264" w:lineRule="auto"/>
               <w:jc w:val="both"/>
             </w:pPr>
-            <w:proofErr w:type="spellStart"/>
             <w:r>
               <w:rPr>
                 <w:rFonts w:ascii="Times New Roman" w:hAnsi="Times New Roman"/>
@@ -6988,18 +6727,7 @@
                 <w:sz w:val="21"/>
                 <w:szCs w:val="21"/>
               </w:rPr>
-              <w:t>Programme</w:t>
-            </w:r>
-            <w:proofErr w:type="spellEnd"/>
-            <w:r>
-              <w:rPr>
-                <w:rFonts w:ascii="Times New Roman" w:hAnsi="Times New Roman"/>
-                <w:b/>
-                <w:bCs/>
-                <w:sz w:val="21"/>
-                <w:szCs w:val="21"/>
-              </w:rPr>
-              <w:t xml:space="preserve"> Specific Outcome (copy from the department’s approved PSOs)</w:t>
+              <w:t>Programme Specific Outcome (copy from the department’s approved PSOs)</w:t>
             </w:r>
           </w:p>
         </w:tc>
@@ -7090,7 +6818,10 @@
         <w:spacing w:after="60"/>
         <w:jc w:val="both"/>
         <w:sectPr>
-          <w:footerReference w:type="default" r:id="rId30"/>
+          <w:footerReference w:type="default" r:id="rId11"/>
+          <w:pgSz w:w="12240" w:h="15840"/>
+          <w:pgMar w:top="1440" w:right="1440" w:bottom="1440" w:left="1440" w:header="720" w:footer="720" w:gutter="0"/>
+          <w:cols w:space="720"/>
         </w:sectPr>
       </w:pPr>
     </w:p>
@@ -7170,61 +6901,7 @@
           <w:sz w:val="24"/>
         </w:rPr>
         <w:br/>
-        <w:t xml:space="preserve">Classical machine learning approaches, such as Multinomial Logistic Regression or Multilayer </w:t>
-      </w:r>
-      <w:proofErr w:type="spellStart"/>
-      <w:r>
-        <w:rPr>
-          <w:rFonts w:ascii="Times New Roman" w:hAnsi="Times New Roman"/>
-          <w:color w:val="000000"/>
-          <w:sz w:val="24"/>
-        </w:rPr>
-        <w:t>Perceptrons</w:t>
-      </w:r>
-      <w:proofErr w:type="spellEnd"/>
-      <w:r>
-        <w:rPr>
-          <w:rFonts w:ascii="Times New Roman" w:hAnsi="Times New Roman"/>
-          <w:color w:val="000000"/>
-          <w:sz w:val="24"/>
-        </w:rPr>
-        <w:t xml:space="preserve"> operating on flat 784-dimensional pixel vectors, discard the vital spatial 2D topology and translational invariance inherent to visual data. Furthermore, standard neural networks frequently output overconfident probability estimates that do not reflect empirical accuracy, leading to silent failures when encountering degraded or out-of-distribution inputs. </w:t>
-      </w:r>
-      <w:proofErr w:type="spellStart"/>
-      <w:r>
-        <w:rPr>
-          <w:rFonts w:ascii="Times New Roman" w:hAnsi="Times New Roman"/>
-          <w:color w:val="000000"/>
-          <w:sz w:val="24"/>
-        </w:rPr>
-        <w:t>DigitVision</w:t>
-      </w:r>
-      <w:proofErr w:type="spellEnd"/>
-      <w:r>
-        <w:rPr>
-          <w:rFonts w:ascii="Times New Roman" w:hAnsi="Times New Roman"/>
-          <w:color w:val="000000"/>
-          <w:sz w:val="24"/>
-        </w:rPr>
-        <w:t xml:space="preserve"> AI is motivated by the critical need for an end-to-end, trustworthy handwritten digit intelligence platform. Rather than merely training an isolated classifier, </w:t>
-      </w:r>
-      <w:proofErr w:type="spellStart"/>
-      <w:r>
-        <w:rPr>
-          <w:rFonts w:ascii="Times New Roman" w:hAnsi="Times New Roman"/>
-          <w:color w:val="000000"/>
-          <w:sz w:val="24"/>
-        </w:rPr>
-        <w:t>DigitVision</w:t>
-      </w:r>
-      <w:proofErr w:type="spellEnd"/>
-      <w:r>
-        <w:rPr>
-          <w:rFonts w:ascii="Times New Roman" w:hAnsi="Times New Roman"/>
-          <w:color w:val="000000"/>
-          <w:sz w:val="24"/>
-        </w:rPr>
-        <w:t xml:space="preserve"> AI integrates leak-free canonical preprocessing, deep convolutional feature extraction, post-hoc temperature confidence calibration, visual Gradient-weighted Class Activation Mapping (Grad-CAM) explainability, and an interactive real-time telemetry inference dashboard to establish an auditable, production-grade vision system.</w:t>
+        <w:t>Classical machine learning approaches, such as Multinomial Logistic Regression or Multilayer Perceptrons operating on flat 784-dimensional pixel vectors, discard the vital spatial 2D topology and translational invariance inherent to visual data. Furthermore, standard neural networks frequently output overconfident probability estimates that do not reflect empirical accuracy, leading to silent failures when encountering degraded or out-of-distribution inputs. DigitVision AI is motivated by the critical need for an end-to-end, trustworthy handwritten digit intelligence platform. Rather than merely training an isolated classifier, DigitVision AI integrates leak-free canonical preprocessing, deep convolutional feature extraction, post-hoc temperature confidence calibration, visual Gradient-weighted Class Activation Mapping (Grad-CAM) explainability, and an interactive real-time telemetry inference dashboard to establish an auditable, production-grade vision system.</w:t>
       </w:r>
     </w:p>
     <w:p>
@@ -7271,7 +6948,7 @@
           <w:sz w:val="24"/>
         </w:rPr>
         <w:br/>
-        <w:t xml:space="preserve">To qualify as an enterprise-grade vision pipeline, the system must address three fundamental operational challenges: (1) Invariant Preprocessing: User-drawn sketches created on digital canvases exhibit </w:t>
+        <w:t xml:space="preserve">To qualify as an enterprise-grade vision pipeline, the system must address three fundamental operational challenges: (1) Invariant Preprocessing: User-drawn sketches created on digital canvases exhibit arbitrary positioning, scale, and stroke thickness, requiring an authoritative preprocessing pipeline that maps arbitrary inputs into a standardized 28×28 tensor representation; (2) Confidence Calibration: The model must provide reliable uncertainty estimates via temperature scaling so that ambiguous or </w:t>
       </w:r>
       <w:r>
         <w:rPr>
@@ -7280,25 +6957,7 @@
           <w:sz w:val="24"/>
         </w:rPr>
         <w:lastRenderedPageBreak/>
-        <w:t xml:space="preserve">arbitrary positioning, scale, and stroke thickness, requiring an authoritative preprocessing pipeline that maps arbitrary inputs into a standardized 28×28 tensor representation; (2) Confidence Calibration: The model must provide reliable uncertainty estimates via temperature scaling so that ambiguous or corrupted inputs can be flagged rather than falsely predicted with overconfidence; and (3) Visual Explainability: The model must generate pixel-level attribution maps (via Grad-CAM) verifying that classification decisions are driven by genuine morphological digit features rather than background artifacts. The platform must achieve ≥ 98.0% test accuracy while maintaining sub-20 </w:t>
-      </w:r>
-      <w:proofErr w:type="spellStart"/>
-      <w:r>
-        <w:rPr>
-          <w:rFonts w:ascii="Times New Roman" w:hAnsi="Times New Roman"/>
-          <w:color w:val="000000"/>
-          <w:sz w:val="24"/>
-        </w:rPr>
-        <w:t>ms</w:t>
-      </w:r>
-      <w:proofErr w:type="spellEnd"/>
-      <w:r>
-        <w:rPr>
-          <w:rFonts w:ascii="Times New Roman" w:hAnsi="Times New Roman"/>
-          <w:color w:val="000000"/>
-          <w:sz w:val="24"/>
-        </w:rPr>
-        <w:t xml:space="preserve"> inference latency on commodity edge CPU hardware.</w:t>
+        <w:t>corrupted inputs can be flagged rather than falsely predicted with overconfidence; and (3) Visual Explainability: The model must generate pixel-level attribution maps (via Grad-CAM) verifying that classification decisions are driven by genuine morphological digit features rather than background artifacts. The platform must achieve ≥ 98.0% test accuracy while maintaining sub-20 ms inference latency on commodity edge CPU hardware.</w:t>
       </w:r>
     </w:p>
     <w:p>
@@ -7328,61 +6987,7 @@
           <w:color w:val="000000"/>
           <w:sz w:val="24"/>
         </w:rPr>
-        <w:t xml:space="preserve">Mathematically, handwritten digit classification is formulated as a supervised multi-class pattern classification problem. Let the input space be defined as X ⊂ ℝ^(28×28×1), where each sample X represents a normalized single-channel grayscale image tensor with continuous pixel intensities </w:t>
-      </w:r>
-      <w:proofErr w:type="spellStart"/>
-      <w:r>
-        <w:rPr>
-          <w:rFonts w:ascii="Times New Roman" w:hAnsi="Times New Roman"/>
-          <w:color w:val="000000"/>
-          <w:sz w:val="24"/>
-        </w:rPr>
-        <w:t>x_ij</w:t>
-      </w:r>
-      <w:proofErr w:type="spellEnd"/>
-      <w:r>
-        <w:rPr>
-          <w:rFonts w:ascii="Times New Roman" w:hAnsi="Times New Roman"/>
-          <w:color w:val="000000"/>
-          <w:sz w:val="24"/>
-        </w:rPr>
-        <w:t xml:space="preserve"> ∈ [0.0, 1.0]. The label space is defined as y ∈ {0, 1, ..., 9}, represented as a one-hot encoded target vector y ∈ {0, 1}^10 such that </w:t>
-      </w:r>
-      <w:proofErr w:type="spellStart"/>
-      <w:r>
-        <w:rPr>
-          <w:rFonts w:ascii="Times New Roman" w:hAnsi="Times New Roman"/>
-          <w:color w:val="000000"/>
-          <w:sz w:val="24"/>
-        </w:rPr>
-        <w:t>Σ_c</w:t>
-      </w:r>
-      <w:proofErr w:type="spellEnd"/>
-      <w:r>
-        <w:rPr>
-          <w:rFonts w:ascii="Times New Roman" w:hAnsi="Times New Roman"/>
-          <w:color w:val="000000"/>
-          <w:sz w:val="24"/>
-        </w:rPr>
-        <w:t xml:space="preserve">=0^9 </w:t>
-      </w:r>
-      <w:proofErr w:type="spellStart"/>
-      <w:r>
-        <w:rPr>
-          <w:rFonts w:ascii="Times New Roman" w:hAnsi="Times New Roman"/>
-          <w:color w:val="000000"/>
-          <w:sz w:val="24"/>
-        </w:rPr>
-        <w:t>y_c</w:t>
-      </w:r>
-      <w:proofErr w:type="spellEnd"/>
-      <w:r>
-        <w:rPr>
-          <w:rFonts w:ascii="Times New Roman" w:hAnsi="Times New Roman"/>
-          <w:color w:val="000000"/>
-          <w:sz w:val="24"/>
-        </w:rPr>
-        <w:t xml:space="preserve"> = 1.</w:t>
+        <w:t>Mathematically, handwritten digit classification is formulated as a supervised multi-class pattern classification problem. Let the input space be defined as X ⊂ ℝ^(28×28×1), where each sample X represents a normalized single-channel grayscale image tensor with continuous pixel intensities x_ij ∈ [0.0, 1.0]. The label space is defined as y ∈ {0, 1, ..., 9}, represented as a one-hot encoded target vector y ∈ {0, 1}^10 such that Σ_c=0^9 y_c = 1.</w:t>
       </w:r>
       <w:r>
         <w:rPr>
@@ -7399,133 +7004,7 @@
           <w:sz w:val="24"/>
         </w:rPr>
         <w:br/>
-        <w:t xml:space="preserve">A deep parameterized hypothesis </w:t>
-      </w:r>
-      <w:proofErr w:type="spellStart"/>
-      <w:r>
-        <w:rPr>
-          <w:rFonts w:ascii="Times New Roman" w:hAnsi="Times New Roman"/>
-          <w:color w:val="000000"/>
-          <w:sz w:val="24"/>
-        </w:rPr>
-        <w:t>f_θ</w:t>
-      </w:r>
-      <w:proofErr w:type="spellEnd"/>
-      <w:r>
-        <w:rPr>
-          <w:rFonts w:ascii="Times New Roman" w:hAnsi="Times New Roman"/>
-          <w:color w:val="000000"/>
-          <w:sz w:val="24"/>
-        </w:rPr>
-        <w:t xml:space="preserve"> : X → ℝ^10 maps the input tensor X to a 10-dimensional vector of unnormalized class logits z = [z_0, z_1, ..., z_9]^T, parameterized by weight tensor θ. The class conditional posterior probability distribution is computed via the standard </w:t>
-      </w:r>
-      <w:proofErr w:type="spellStart"/>
-      <w:r>
-        <w:rPr>
-          <w:rFonts w:ascii="Times New Roman" w:hAnsi="Times New Roman"/>
-          <w:color w:val="000000"/>
-          <w:sz w:val="24"/>
-        </w:rPr>
-        <w:t>Softmax</w:t>
-      </w:r>
-      <w:proofErr w:type="spellEnd"/>
-      <w:r>
-        <w:rPr>
-          <w:rFonts w:ascii="Times New Roman" w:hAnsi="Times New Roman"/>
-          <w:color w:val="000000"/>
-          <w:sz w:val="24"/>
-        </w:rPr>
-        <w:t xml:space="preserve"> activation function: </w:t>
-      </w:r>
-      <w:proofErr w:type="spellStart"/>
-      <w:r>
-        <w:rPr>
-          <w:rFonts w:ascii="Times New Roman" w:hAnsi="Times New Roman"/>
-          <w:color w:val="000000"/>
-          <w:sz w:val="24"/>
-        </w:rPr>
-        <w:t>p_i</w:t>
-      </w:r>
-      <w:proofErr w:type="spellEnd"/>
-      <w:r>
-        <w:rPr>
-          <w:rFonts w:ascii="Times New Roman" w:hAnsi="Times New Roman"/>
-          <w:color w:val="000000"/>
-          <w:sz w:val="24"/>
-        </w:rPr>
-        <w:t xml:space="preserve"> = exp(</w:t>
-      </w:r>
-      <w:proofErr w:type="spellStart"/>
-      <w:r>
-        <w:rPr>
-          <w:rFonts w:ascii="Times New Roman" w:hAnsi="Times New Roman"/>
-          <w:color w:val="000000"/>
-          <w:sz w:val="24"/>
-        </w:rPr>
-        <w:t>z_i</w:t>
-      </w:r>
-      <w:proofErr w:type="spellEnd"/>
-      <w:r>
-        <w:rPr>
-          <w:rFonts w:ascii="Times New Roman" w:hAnsi="Times New Roman"/>
-          <w:color w:val="000000"/>
-          <w:sz w:val="24"/>
-        </w:rPr>
-        <w:t xml:space="preserve">) / [ </w:t>
-      </w:r>
-      <w:proofErr w:type="spellStart"/>
-      <w:r>
-        <w:rPr>
-          <w:rFonts w:ascii="Times New Roman" w:hAnsi="Times New Roman"/>
-          <w:color w:val="000000"/>
-          <w:sz w:val="24"/>
-        </w:rPr>
-        <w:t>Σ_j</w:t>
-      </w:r>
-      <w:proofErr w:type="spellEnd"/>
-      <w:r>
-        <w:rPr>
-          <w:rFonts w:ascii="Times New Roman" w:hAnsi="Times New Roman"/>
-          <w:color w:val="000000"/>
-          <w:sz w:val="24"/>
-        </w:rPr>
-        <w:t>=0^9 exp(</w:t>
-      </w:r>
-      <w:proofErr w:type="spellStart"/>
-      <w:r>
-        <w:rPr>
-          <w:rFonts w:ascii="Times New Roman" w:hAnsi="Times New Roman"/>
-          <w:color w:val="000000"/>
-          <w:sz w:val="24"/>
-        </w:rPr>
-        <w:t>z_j</w:t>
-      </w:r>
-      <w:proofErr w:type="spellEnd"/>
-      <w:r>
-        <w:rPr>
-          <w:rFonts w:ascii="Times New Roman" w:hAnsi="Times New Roman"/>
-          <w:color w:val="000000"/>
-          <w:sz w:val="24"/>
-        </w:rPr>
-        <w:t xml:space="preserve">) ], ∀ </w:t>
-      </w:r>
-      <w:proofErr w:type="spellStart"/>
-      <w:r>
-        <w:rPr>
-          <w:rFonts w:ascii="Times New Roman" w:hAnsi="Times New Roman"/>
-          <w:color w:val="000000"/>
-          <w:sz w:val="24"/>
-        </w:rPr>
-        <w:t>i</w:t>
-      </w:r>
-      <w:proofErr w:type="spellEnd"/>
-      <w:r>
-        <w:rPr>
-          <w:rFonts w:ascii="Times New Roman" w:hAnsi="Times New Roman"/>
-          <w:color w:val="000000"/>
-          <w:sz w:val="24"/>
-        </w:rPr>
-        <w:t xml:space="preserve"> ∈ {0, ..., 9}.</w:t>
+        <w:t>A deep parameterized hypothesis f_θ : X → ℝ^10 maps the input tensor X to a 10-dimensional vector of unnormalized class logits z = [z_0, z_1, ..., z_9]^T, parameterized by weight tensor θ. The class conditional posterior probability distribution is computed via the standard Softmax activation function: p_i = exp(z_i) / [ Σ_j=0^9 exp(z_j) ], ∀ i ∈ {0, ..., 9}.</w:t>
       </w:r>
       <w:r>
         <w:rPr>
@@ -7542,151 +7021,7 @@
           <w:sz w:val="24"/>
         </w:rPr>
         <w:br/>
-        <w:t xml:space="preserve">The discrete class prediction </w:t>
-      </w:r>
-      <w:proofErr w:type="spellStart"/>
-      <w:r>
-        <w:rPr>
-          <w:rFonts w:ascii="Times New Roman" w:hAnsi="Times New Roman"/>
-          <w:color w:val="000000"/>
-          <w:sz w:val="24"/>
-        </w:rPr>
-        <w:t>y_hat</w:t>
-      </w:r>
-      <w:proofErr w:type="spellEnd"/>
-      <w:r>
-        <w:rPr>
-          <w:rFonts w:ascii="Times New Roman" w:hAnsi="Times New Roman"/>
-          <w:color w:val="000000"/>
-          <w:sz w:val="24"/>
-        </w:rPr>
-        <w:t xml:space="preserve"> is obtained via the maximum a posteriori (MAP) decision rule: </w:t>
-      </w:r>
-      <w:proofErr w:type="spellStart"/>
-      <w:r>
-        <w:rPr>
-          <w:rFonts w:ascii="Times New Roman" w:hAnsi="Times New Roman"/>
-          <w:color w:val="000000"/>
-          <w:sz w:val="24"/>
-        </w:rPr>
-        <w:t>y_hat</w:t>
-      </w:r>
-      <w:proofErr w:type="spellEnd"/>
-      <w:r>
-        <w:rPr>
-          <w:rFonts w:ascii="Times New Roman" w:hAnsi="Times New Roman"/>
-          <w:color w:val="000000"/>
-          <w:sz w:val="24"/>
-        </w:rPr>
-        <w:t xml:space="preserve"> = </w:t>
-      </w:r>
-      <w:proofErr w:type="spellStart"/>
-      <w:r>
-        <w:rPr>
-          <w:rFonts w:ascii="Times New Roman" w:hAnsi="Times New Roman"/>
-          <w:color w:val="000000"/>
-          <w:sz w:val="24"/>
-        </w:rPr>
-        <w:t>argmax_i</w:t>
-      </w:r>
-      <w:proofErr w:type="spellEnd"/>
-      <w:r>
-        <w:rPr>
-          <w:rFonts w:ascii="Times New Roman" w:hAnsi="Times New Roman"/>
-          <w:color w:val="000000"/>
-          <w:sz w:val="24"/>
-        </w:rPr>
-        <w:t xml:space="preserve"> </w:t>
-      </w:r>
-      <w:proofErr w:type="spellStart"/>
-      <w:r>
-        <w:rPr>
-          <w:rFonts w:ascii="Times New Roman" w:hAnsi="Times New Roman"/>
-          <w:color w:val="000000"/>
-          <w:sz w:val="24"/>
-        </w:rPr>
-        <w:t>p_i</w:t>
-      </w:r>
-      <w:proofErr w:type="spellEnd"/>
-      <w:r>
-        <w:rPr>
-          <w:rFonts w:ascii="Times New Roman" w:hAnsi="Times New Roman"/>
-          <w:color w:val="000000"/>
-          <w:sz w:val="24"/>
-        </w:rPr>
-        <w:t xml:space="preserve">. The model parameters θ are optimized by minimizing the empirical Categorical Cross-Entropy loss over N training instances with L2 weight regularization penalty: L(θ) = - (1/N) </w:t>
-      </w:r>
-      <w:proofErr w:type="spellStart"/>
-      <w:r>
-        <w:rPr>
-          <w:rFonts w:ascii="Times New Roman" w:hAnsi="Times New Roman"/>
-          <w:color w:val="000000"/>
-          <w:sz w:val="24"/>
-        </w:rPr>
-        <w:t>Σ_n</w:t>
-      </w:r>
-      <w:proofErr w:type="spellEnd"/>
-      <w:r>
-        <w:rPr>
-          <w:rFonts w:ascii="Times New Roman" w:hAnsi="Times New Roman"/>
-          <w:color w:val="000000"/>
-          <w:sz w:val="24"/>
-        </w:rPr>
-        <w:t xml:space="preserve">=1^N </w:t>
-      </w:r>
-      <w:proofErr w:type="spellStart"/>
-      <w:r>
-        <w:rPr>
-          <w:rFonts w:ascii="Times New Roman" w:hAnsi="Times New Roman"/>
-          <w:color w:val="000000"/>
-          <w:sz w:val="24"/>
-        </w:rPr>
-        <w:t>Σ_c</w:t>
-      </w:r>
-      <w:proofErr w:type="spellEnd"/>
-      <w:r>
-        <w:rPr>
-          <w:rFonts w:ascii="Times New Roman" w:hAnsi="Times New Roman"/>
-          <w:color w:val="000000"/>
-          <w:sz w:val="24"/>
-        </w:rPr>
-        <w:t xml:space="preserve">=0^9 </w:t>
-      </w:r>
-      <w:proofErr w:type="spellStart"/>
-      <w:r>
-        <w:rPr>
-          <w:rFonts w:ascii="Times New Roman" w:hAnsi="Times New Roman"/>
-          <w:color w:val="000000"/>
-          <w:sz w:val="24"/>
-        </w:rPr>
-        <w:t>y_n,c</w:t>
-      </w:r>
-      <w:proofErr w:type="spellEnd"/>
-      <w:r>
-        <w:rPr>
-          <w:rFonts w:ascii="Times New Roman" w:hAnsi="Times New Roman"/>
-          <w:color w:val="000000"/>
-          <w:sz w:val="24"/>
-        </w:rPr>
-        <w:t xml:space="preserve"> log(</w:t>
-      </w:r>
-      <w:proofErr w:type="spellStart"/>
-      <w:r>
-        <w:rPr>
-          <w:rFonts w:ascii="Times New Roman" w:hAnsi="Times New Roman"/>
-          <w:color w:val="000000"/>
-          <w:sz w:val="24"/>
-        </w:rPr>
-        <w:t>p_n,c</w:t>
-      </w:r>
-      <w:proofErr w:type="spellEnd"/>
-      <w:r>
-        <w:rPr>
-          <w:rFonts w:ascii="Times New Roman" w:hAnsi="Times New Roman"/>
-          <w:color w:val="000000"/>
-          <w:sz w:val="24"/>
-        </w:rPr>
-        <w:t>) + (λ/2) ||θ||_2^2. Cross-entropy provides a smooth optimization surface, penalizing confident incorrect predictions with steep gradient slopes.</w:t>
+        <w:t>The discrete class prediction y_hat is obtained via the maximum a posteriori (MAP) decision rule: y_hat = argmax_i p_i. The model parameters θ are optimized by minimizing the empirical Categorical Cross-Entropy loss over N training instances with L2 weight regularization penalty: L(θ) = - (1/N) Σ_n=1^N Σ_c=0^9 y_n,c log(p_n,c) + (λ/2) ||θ||_2^2. Cross-entropy provides a smooth optimization surface, penalizing confident incorrect predictions with steep gradient slopes.</w:t>
       </w:r>
     </w:p>
     <w:p>
@@ -7949,7 +7284,6 @@
                 <w:color w:val="000000"/>
                 <w:sz w:val="20"/>
               </w:rPr>
-              <w:lastRenderedPageBreak/>
               <w:t>Prediction task</w:t>
             </w:r>
           </w:p>
@@ -7970,61 +7304,7 @@
                 <w:color w:val="000000"/>
                 <w:sz w:val="20"/>
               </w:rPr>
-              <w:t>Map input tensor X to class probabilities p(</w:t>
-            </w:r>
-            <w:proofErr w:type="spellStart"/>
-            <w:r>
-              <w:rPr>
-                <w:rFonts w:ascii="Times New Roman" w:hAnsi="Times New Roman"/>
-                <w:color w:val="000000"/>
-                <w:sz w:val="20"/>
-              </w:rPr>
-              <w:t>y|X</w:t>
-            </w:r>
-            <w:proofErr w:type="spellEnd"/>
-            <w:r>
-              <w:rPr>
-                <w:rFonts w:ascii="Times New Roman" w:hAnsi="Times New Roman"/>
-                <w:color w:val="000000"/>
-                <w:sz w:val="20"/>
-              </w:rPr>
-              <w:t xml:space="preserve">) via </w:t>
-            </w:r>
-            <w:proofErr w:type="spellStart"/>
-            <w:r>
-              <w:rPr>
-                <w:rFonts w:ascii="Times New Roman" w:hAnsi="Times New Roman"/>
-                <w:color w:val="000000"/>
-                <w:sz w:val="20"/>
-              </w:rPr>
-              <w:t>parameterised</w:t>
-            </w:r>
-            <w:proofErr w:type="spellEnd"/>
-            <w:r>
-              <w:rPr>
-                <w:rFonts w:ascii="Times New Roman" w:hAnsi="Times New Roman"/>
-                <w:color w:val="000000"/>
-                <w:sz w:val="20"/>
-              </w:rPr>
-              <w:t xml:space="preserve"> hypothesis </w:t>
-            </w:r>
-            <w:proofErr w:type="spellStart"/>
-            <w:r>
-              <w:rPr>
-                <w:rFonts w:ascii="Times New Roman" w:hAnsi="Times New Roman"/>
-                <w:color w:val="000000"/>
-                <w:sz w:val="20"/>
-              </w:rPr>
-              <w:t>f_θ</w:t>
-            </w:r>
-            <w:proofErr w:type="spellEnd"/>
-            <w:r>
-              <w:rPr>
-                <w:rFonts w:ascii="Times New Roman" w:hAnsi="Times New Roman"/>
-                <w:color w:val="000000"/>
-                <w:sz w:val="20"/>
-              </w:rPr>
-              <w:t>(X)</w:t>
+              <w:t>Map input tensor X to class probabilities p(y|X) via parameterised hypothesis f_θ(X)</w:t>
             </w:r>
           </w:p>
         </w:tc>
@@ -8072,18 +7352,8 @@
                 <w:color w:val="000000"/>
                 <w:sz w:val="20"/>
               </w:rPr>
-              <w:t xml:space="preserve">Categorical Cross-Entropy Loss with L2 weight decay </w:t>
-            </w:r>
-            <w:proofErr w:type="spellStart"/>
-            <w:r>
-              <w:rPr>
-                <w:rFonts w:ascii="Times New Roman" w:hAnsi="Times New Roman"/>
-                <w:color w:val="000000"/>
-                <w:sz w:val="20"/>
-              </w:rPr>
-              <w:t>regularisation</w:t>
-            </w:r>
-            <w:proofErr w:type="spellEnd"/>
+              <w:t>Categorical Cross-Entropy Loss with L2 weight decay regularisation</w:t>
+            </w:r>
           </w:p>
         </w:tc>
       </w:tr>
@@ -8158,6 +7428,7 @@
                 <w:color w:val="000000"/>
                 <w:sz w:val="20"/>
               </w:rPr>
+              <w:lastRenderedPageBreak/>
               <w:t>Target performance</w:t>
             </w:r>
           </w:p>
@@ -8178,25 +7449,7 @@
                 <w:color w:val="000000"/>
                 <w:sz w:val="20"/>
               </w:rPr>
-              <w:t xml:space="preserve">Accuracy ≥ 98.0%, Macro F1 ≥ 0.980, Inference Latency &lt; 20 </w:t>
-            </w:r>
-            <w:proofErr w:type="spellStart"/>
-            <w:r>
-              <w:rPr>
-                <w:rFonts w:ascii="Times New Roman" w:hAnsi="Times New Roman"/>
-                <w:color w:val="000000"/>
-                <w:sz w:val="20"/>
-              </w:rPr>
-              <w:t>ms</w:t>
-            </w:r>
-            <w:proofErr w:type="spellEnd"/>
-            <w:r>
-              <w:rPr>
-                <w:rFonts w:ascii="Times New Roman" w:hAnsi="Times New Roman"/>
-                <w:color w:val="000000"/>
-                <w:sz w:val="20"/>
-              </w:rPr>
-              <w:t xml:space="preserve"> on commodity CPU</w:t>
+              <w:t>Accuracy ≥ 98.0%, Macro F1 ≥ 0.980, Inference Latency &lt; 20 ms on commodity CPU</w:t>
             </w:r>
           </w:p>
         </w:tc>
@@ -8235,25 +7488,7 @@
           <w:color w:val="000000"/>
           <w:sz w:val="24"/>
         </w:rPr>
-        <w:t xml:space="preserve">The primary goal of </w:t>
-      </w:r>
-      <w:proofErr w:type="spellStart"/>
-      <w:r>
-        <w:rPr>
-          <w:rFonts w:ascii="Times New Roman" w:hAnsi="Times New Roman"/>
-          <w:color w:val="000000"/>
-          <w:sz w:val="24"/>
-        </w:rPr>
-        <w:t>DigitVision</w:t>
-      </w:r>
-      <w:proofErr w:type="spellEnd"/>
-      <w:r>
-        <w:rPr>
-          <w:rFonts w:ascii="Times New Roman" w:hAnsi="Times New Roman"/>
-          <w:color w:val="000000"/>
-          <w:sz w:val="24"/>
-        </w:rPr>
-        <w:t xml:space="preserve"> AI is to engineer an auditable, high-accuracy handwritten digit recognition system backed by rigorous empirical evaluation and real-time deployment capabilities. The project addresses six specific engineering objectives:</w:t>
+        <w:t>The primary goal of DigitVision AI is to engineer an auditable, high-accuracy handwritten digit recognition system backed by rigorous empirical evaluation and real-time deployment capabilities. The project addresses six specific engineering objectives:</w:t>
       </w:r>
       <w:r>
         <w:rPr>
@@ -8280,43 +7515,7 @@
           <w:sz w:val="24"/>
         </w:rPr>
         <w:br/>
-        <w:t xml:space="preserve">3. Design, optimize, and train the </w:t>
-      </w:r>
-      <w:proofErr w:type="spellStart"/>
-      <w:r>
-        <w:rPr>
-          <w:rFonts w:ascii="Times New Roman" w:hAnsi="Times New Roman"/>
-          <w:color w:val="000000"/>
-          <w:sz w:val="24"/>
-        </w:rPr>
-        <w:t>DigitVision</w:t>
-      </w:r>
-      <w:proofErr w:type="spellEnd"/>
-      <w:r>
-        <w:rPr>
-          <w:rFonts w:ascii="Times New Roman" w:hAnsi="Times New Roman"/>
-          <w:color w:val="000000"/>
-          <w:sz w:val="24"/>
-        </w:rPr>
-        <w:t xml:space="preserve"> </w:t>
-      </w:r>
-      <w:proofErr w:type="spellStart"/>
-      <w:r>
-        <w:rPr>
-          <w:rFonts w:ascii="Times New Roman" w:hAnsi="Times New Roman"/>
-          <w:color w:val="000000"/>
-          <w:sz w:val="24"/>
-        </w:rPr>
-        <w:t>DeepConvNet</w:t>
-      </w:r>
-      <w:proofErr w:type="spellEnd"/>
-      <w:r>
-        <w:rPr>
-          <w:rFonts w:ascii="Times New Roman" w:hAnsi="Times New Roman"/>
-          <w:color w:val="000000"/>
-          <w:sz w:val="24"/>
-        </w:rPr>
-        <w:t xml:space="preserve"> architecture to surpass 98.0% test accuracy and 0.980 macro F1-score.</w:t>
+        <w:t>3. Design, optimize, and train the DigitVision DeepConvNet architecture to surpass 98.0% test accuracy and 0.980 macro F1-score.</w:t>
       </w:r>
       <w:r>
         <w:rPr>
@@ -8343,43 +7542,7 @@
           <w:sz w:val="24"/>
         </w:rPr>
         <w:br/>
-        <w:t xml:space="preserve">6. Deploy the complete end-to-end intelligence system as an interactive </w:t>
-      </w:r>
-      <w:proofErr w:type="spellStart"/>
-      <w:r>
-        <w:rPr>
-          <w:rFonts w:ascii="Times New Roman" w:hAnsi="Times New Roman"/>
-          <w:color w:val="000000"/>
-          <w:sz w:val="24"/>
-        </w:rPr>
-        <w:t>FastAPI</w:t>
-      </w:r>
-      <w:proofErr w:type="spellEnd"/>
-      <w:r>
-        <w:rPr>
-          <w:rFonts w:ascii="Times New Roman" w:hAnsi="Times New Roman"/>
-          <w:color w:val="000000"/>
-          <w:sz w:val="24"/>
-        </w:rPr>
-        <w:t xml:space="preserve"> web application achieving sub-15 </w:t>
-      </w:r>
-      <w:proofErr w:type="spellStart"/>
-      <w:r>
-        <w:rPr>
-          <w:rFonts w:ascii="Times New Roman" w:hAnsi="Times New Roman"/>
-          <w:color w:val="000000"/>
-          <w:sz w:val="24"/>
-        </w:rPr>
-        <w:t>ms</w:t>
-      </w:r>
-      <w:proofErr w:type="spellEnd"/>
-      <w:r>
-        <w:rPr>
-          <w:rFonts w:ascii="Times New Roman" w:hAnsi="Times New Roman"/>
-          <w:color w:val="000000"/>
-          <w:sz w:val="24"/>
-        </w:rPr>
-        <w:t xml:space="preserve"> CPU latency.</w:t>
+        <w:t>6. Deploy the complete end-to-end intelligence system as an interactive FastAPI web application achieving sub-15 ms CPU latency.</w:t>
       </w:r>
     </w:p>
     <w:p>
@@ -8411,25 +7574,7 @@
           <w:color w:val="000000"/>
           <w:sz w:val="24"/>
         </w:rPr>
-        <w:t>The scope of this project encompasses single isolated grayscale handwritten digits (0 through 9) formatted on standardized 28×28 canvases, rigorous statistical benchmarking across 7 distinct algorithm families, post-hoc uncertainty calibration, gradient-based spatial explainability, and edge deployment via an interactive HTML5/</w:t>
-      </w:r>
-      <w:proofErr w:type="spellStart"/>
-      <w:r>
-        <w:rPr>
-          <w:rFonts w:ascii="Times New Roman" w:hAnsi="Times New Roman"/>
-          <w:color w:val="000000"/>
-          <w:sz w:val="24"/>
-        </w:rPr>
-        <w:t>FastAPI</w:t>
-      </w:r>
-      <w:proofErr w:type="spellEnd"/>
-      <w:r>
-        <w:rPr>
-          <w:rFonts w:ascii="Times New Roman" w:hAnsi="Times New Roman"/>
-          <w:color w:val="000000"/>
-          <w:sz w:val="24"/>
-        </w:rPr>
-        <w:t xml:space="preserve"> web interface. Project constraints and boundaries include:</w:t>
+        <w:t>The scope of this project encompasses single isolated grayscale handwritten digits (0 through 9) formatted on standardized 28×28 canvases, rigorous statistical benchmarking across 7 distinct algorithm families, post-hoc uncertainty calibration, gradient-based spatial explainability, and edge deployment via an interactive HTML5/FastAPI web interface. Project constraints and boundaries include:</w:t>
       </w:r>
       <w:r>
         <w:rPr>
@@ -8464,6 +7609,11 @@
         <w:pStyle w:val="Heading2"/>
         <w:spacing w:before="120" w:after="120" w:line="360" w:lineRule="auto"/>
         <w:jc w:val="both"/>
+        <w:rPr>
+          <w:rFonts w:ascii="Times New Roman" w:hAnsi="Times New Roman"/>
+          <w:b/>
+          <w:color w:val="000000"/>
+        </w:rPr>
       </w:pPr>
       <w:r>
         <w:rPr>
@@ -8471,25 +7621,7 @@
           <w:b/>
           <w:color w:val="000000"/>
         </w:rPr>
-        <w:t xml:space="preserve">1.6  </w:t>
-      </w:r>
-      <w:proofErr w:type="spellStart"/>
-      <w:r>
-        <w:rPr>
-          <w:rFonts w:ascii="Times New Roman" w:hAnsi="Times New Roman"/>
-          <w:b/>
-          <w:color w:val="000000"/>
-        </w:rPr>
-        <w:t>Organisation</w:t>
-      </w:r>
-      <w:proofErr w:type="spellEnd"/>
-      <w:r>
-        <w:rPr>
-          <w:rFonts w:ascii="Times New Roman" w:hAnsi="Times New Roman"/>
-          <w:b/>
-          <w:color w:val="000000"/>
-        </w:rPr>
-        <w:t xml:space="preserve"> of the Report</w:t>
+        <w:t>1.6  Organisation of the Report</w:t>
       </w:r>
       <w:r>
         <w:rPr>
@@ -8541,25 +7673,7 @@
           <w:sz w:val="24"/>
         </w:rPr>
         <w:br/>
-        <w:t xml:space="preserve">• Chapter 5 (Methodology &amp; Model Design): Formulates system architecture, baseline models, the proposed </w:t>
-      </w:r>
-      <w:proofErr w:type="spellStart"/>
-      <w:r>
-        <w:rPr>
-          <w:rFonts w:ascii="Times New Roman" w:hAnsi="Times New Roman"/>
-          <w:color w:val="000000"/>
-          <w:sz w:val="24"/>
-        </w:rPr>
-        <w:t>DeepConvNet</w:t>
-      </w:r>
-      <w:proofErr w:type="spellEnd"/>
-      <w:r>
-        <w:rPr>
-          <w:rFonts w:ascii="Times New Roman" w:hAnsi="Times New Roman"/>
-          <w:color w:val="000000"/>
-          <w:sz w:val="24"/>
-        </w:rPr>
-        <w:t>, and hyperparameters.</w:t>
+        <w:t>• Chapter 5 (Methodology &amp; Model Design): Formulates system architecture, baseline models, the proposed DeepConvNet, and hyperparameters.</w:t>
       </w:r>
       <w:r>
         <w:rPr>
@@ -8658,25 +7772,7 @@
           <w:color w:val="000000"/>
           <w:sz w:val="24"/>
         </w:rPr>
-        <w:t xml:space="preserve">The domain of automated handwritten digit recognition has evolved over three decades, driven by advancements in optical character recognition (OCR) and neural network architectures. Yann LeCun et al. (1998) [1] introduced LeNet-5, establishing convolutional weight sharing, spatial feature maps, and subsampling as the definitive standard for visual pattern recognition, achieving an unprecedented 98.0% accuracy on MNIST. Dan </w:t>
-      </w:r>
-      <w:proofErr w:type="spellStart"/>
-      <w:r>
-        <w:rPr>
-          <w:rFonts w:ascii="Times New Roman" w:hAnsi="Times New Roman"/>
-          <w:color w:val="000000"/>
-          <w:sz w:val="24"/>
-        </w:rPr>
-        <w:t>Cireșan</w:t>
-      </w:r>
-      <w:proofErr w:type="spellEnd"/>
-      <w:r>
-        <w:rPr>
-          <w:rFonts w:ascii="Times New Roman" w:hAnsi="Times New Roman"/>
-          <w:color w:val="000000"/>
-          <w:sz w:val="24"/>
-        </w:rPr>
-        <w:t xml:space="preserve"> et al. (2012) [2] extended convolutional approaches using multi-column deep neural networks accelerated by graphical processing units (GPUs), achieving a human-competitive error rate of 0.23% on MNIST, but at the expense of massive computational overhead and complete opacity.</w:t>
+        <w:t>The domain of automated handwritten digit recognition has evolved over three decades, driven by advancements in optical character recognition (OCR) and neural network architectures. Yann LeCun et al. (1998) [1] introduced LeNet-5, establishing convolutional weight sharing, spatial feature maps, and subsampling as the definitive standard for visual pattern recognition, achieving an unprecedented 98.0% accuracy on MNIST. Dan Cireșan et al. (2012) [2] extended convolutional approaches using multi-column deep neural networks accelerated by graphical processing units (GPUs), achieving a human-competitive error rate of 0.23% on MNIST, but at the expense of massive computational overhead and complete opacity.</w:t>
       </w:r>
       <w:r>
         <w:rPr>
@@ -8693,25 +7789,7 @@
           <w:sz w:val="24"/>
         </w:rPr>
         <w:br/>
-        <w:t xml:space="preserve">In classical machine learning, Fabian Pedregosa et al. (2011) [4] established reference implementations for Support Vector Machines (SVM) and Random Forests within scikit-learn, demonstrating that non-linear kernel SVMs can achieve ~96% accuracy on flattened raw pixel features. In the field of model trust, Chuan Guo et al. (2017) [5] demonstrated that modern deep neural networks with batch normalization and high depth suffer from severe probability overconfidence, and introduced temperature scaling as an effective post-hoc calibration technique. For interpretability, </w:t>
-      </w:r>
-      <w:proofErr w:type="spellStart"/>
-      <w:r>
-        <w:rPr>
-          <w:rFonts w:ascii="Times New Roman" w:hAnsi="Times New Roman"/>
-          <w:color w:val="000000"/>
-          <w:sz w:val="24"/>
-        </w:rPr>
-        <w:t>Ramprasaath</w:t>
-      </w:r>
-      <w:proofErr w:type="spellEnd"/>
-      <w:r>
-        <w:rPr>
-          <w:rFonts w:ascii="Times New Roman" w:hAnsi="Times New Roman"/>
-          <w:color w:val="000000"/>
-          <w:sz w:val="24"/>
-        </w:rPr>
-        <w:t xml:space="preserve"> Selvaraju et al. (2017) [6] formulated Gradient-weighted Class Activation Mapping (Grad-CAM), using the gradient of the target class score with respect to convolutional feature maps to produce visual heatmaps without requiring model retraining.</w:t>
+        <w:t>In classical machine learning, Fabian Pedregosa et al. (2011) [4] established reference implementations for Support Vector Machines (SVM) and Random Forests within scikit-learn, demonstrating that non-linear kernel SVMs can achieve ~96% accuracy on flattened raw pixel features. In the field of model trust, Chuan Guo et al. (2017) [5] demonstrated that modern deep neural networks with batch normalization and high depth suffer from severe probability overconfidence, and introduced temperature scaling as an effective post-hoc calibration technique. For interpretability, Ramprasaath Selvaraju et al. (2017) [6] formulated Gradient-weighted Class Activation Mapping (Grad-CAM), using the gradient of the target class score with respect to convolutional feature maps to produce visual heatmaps without requiring model retraining.</w:t>
       </w:r>
     </w:p>
     <w:p>
@@ -8774,7 +7852,6 @@
               <w:spacing w:after="40" w:line="264" w:lineRule="auto"/>
               <w:jc w:val="both"/>
             </w:pPr>
-            <w:proofErr w:type="spellStart"/>
             <w:r>
               <w:rPr>
                 <w:rFonts w:ascii="Times New Roman" w:hAnsi="Times New Roman"/>
@@ -8785,7 +7862,6 @@
               </w:rPr>
               <w:t>S.No</w:t>
             </w:r>
-            <w:proofErr w:type="spellEnd"/>
           </w:p>
         </w:tc>
         <w:tc>
@@ -9080,27 +8156,7 @@
                 <w:color w:val="000000"/>
                 <w:sz w:val="20"/>
               </w:rPr>
-              <w:t xml:space="preserve">D. </w:t>
-            </w:r>
-            <w:proofErr w:type="spellStart"/>
-            <w:r>
-              <w:rPr>
-                <w:rFonts w:ascii="Times New Roman" w:hAnsi="Times New Roman"/>
-                <w:b/>
-                <w:color w:val="000000"/>
-                <w:sz w:val="20"/>
-              </w:rPr>
-              <w:t>Cireșan</w:t>
-            </w:r>
-            <w:proofErr w:type="spellEnd"/>
-            <w:r>
-              <w:rPr>
-                <w:rFonts w:ascii="Times New Roman" w:hAnsi="Times New Roman"/>
-                <w:b/>
-                <w:color w:val="000000"/>
-                <w:sz w:val="20"/>
-              </w:rPr>
-              <w:t xml:space="preserve"> et al. [2]</w:t>
+              <w:t>D. Cireșan et al. [2]</w:t>
             </w:r>
           </w:p>
         </w:tc>
@@ -9581,6 +8637,7 @@
       <w:pPr>
         <w:pStyle w:val="Heading2"/>
         <w:spacing w:before="120" w:after="120" w:line="360" w:lineRule="auto"/>
+        <w:jc w:val="both"/>
       </w:pPr>
       <w:r>
         <w:rPr>
@@ -9639,25 +8696,7 @@
           <w:sz w:val="24"/>
         </w:rPr>
         <w:br/>
-        <w:t xml:space="preserve">2. Uncalibrated Neural Overconfidence: Standard </w:t>
-      </w:r>
-      <w:proofErr w:type="spellStart"/>
-      <w:r>
-        <w:rPr>
-          <w:rFonts w:ascii="Times New Roman" w:hAnsi="Times New Roman"/>
-          <w:color w:val="000000"/>
-          <w:sz w:val="24"/>
-        </w:rPr>
-        <w:t>softmax</w:t>
-      </w:r>
-      <w:proofErr w:type="spellEnd"/>
-      <w:r>
-        <w:rPr>
-          <w:rFonts w:ascii="Times New Roman" w:hAnsi="Times New Roman"/>
-          <w:color w:val="000000"/>
-          <w:sz w:val="24"/>
-        </w:rPr>
-        <w:t xml:space="preserve"> outputs are notoriously misaligned with true empirical likelihood. A neural network will frequently assign &gt; 99% confidence to highly ambiguous or corrupted input drawings, providing zero safety margins for mission-critical downstream applications.</w:t>
+        <w:t>2. Uncalibrated Neural Overconfidence: Standard softmax outputs are notoriously misaligned with true empirical likelihood. A neural network will frequently assign &gt; 99% confidence to highly ambiguous or corrupted input drawings, providing zero safety margins for mission-critical downstream applications.</w:t>
       </w:r>
       <w:r>
         <w:rPr>
@@ -9700,23 +8739,13 @@
         </w:rPr>
         <w:br/>
       </w:r>
-      <w:proofErr w:type="spellStart"/>
       <w:r>
         <w:rPr>
           <w:rFonts w:ascii="Times New Roman" w:hAnsi="Times New Roman"/>
           <w:color w:val="000000"/>
           <w:sz w:val="24"/>
         </w:rPr>
-        <w:t>DigitVision</w:t>
-      </w:r>
-      <w:proofErr w:type="spellEnd"/>
-      <w:r>
-        <w:rPr>
-          <w:rFonts w:ascii="Times New Roman" w:hAnsi="Times New Roman"/>
-          <w:color w:val="000000"/>
-          <w:sz w:val="24"/>
-        </w:rPr>
-        <w:t xml:space="preserve"> AI bridges these research gaps through a unified, holistic machine learning engineering methodology:</w:t>
+        <w:t>DigitVision AI bridges these research gaps through a unified, holistic machine learning engineering methodology:</w:t>
       </w:r>
       <w:r>
         <w:rPr>
@@ -9743,43 +8772,7 @@
           <w:sz w:val="24"/>
         </w:rPr>
         <w:br/>
-        <w:t xml:space="preserve">• </w:t>
-      </w:r>
-      <w:proofErr w:type="spellStart"/>
-      <w:r>
-        <w:rPr>
-          <w:rFonts w:ascii="Times New Roman" w:hAnsi="Times New Roman"/>
-          <w:color w:val="000000"/>
-          <w:sz w:val="24"/>
-        </w:rPr>
-        <w:t>DigitVision</w:t>
-      </w:r>
-      <w:proofErr w:type="spellEnd"/>
-      <w:r>
-        <w:rPr>
-          <w:rFonts w:ascii="Times New Roman" w:hAnsi="Times New Roman"/>
-          <w:color w:val="000000"/>
-          <w:sz w:val="24"/>
-        </w:rPr>
-        <w:t xml:space="preserve"> </w:t>
-      </w:r>
-      <w:proofErr w:type="spellStart"/>
-      <w:r>
-        <w:rPr>
-          <w:rFonts w:ascii="Times New Roman" w:hAnsi="Times New Roman"/>
-          <w:color w:val="000000"/>
-          <w:sz w:val="24"/>
-        </w:rPr>
-        <w:t>DeepConvNet</w:t>
-      </w:r>
-      <w:proofErr w:type="spellEnd"/>
-      <w:r>
-        <w:rPr>
-          <w:rFonts w:ascii="Times New Roman" w:hAnsi="Times New Roman"/>
-          <w:color w:val="000000"/>
-          <w:sz w:val="24"/>
-        </w:rPr>
-        <w:t>: A specialized dual-block convolutional architecture equipped with batch normalization and spatial dropout, achieving 98.31% test accuracy.</w:t>
+        <w:t>• DigitVision DeepConvNet: A specialized dual-block convolutional architecture equipped with batch normalization and spatial dropout, achieving 98.31% test accuracy.</w:t>
       </w:r>
       <w:r>
         <w:rPr>
@@ -9797,25 +8790,7 @@
           <w:sz w:val="24"/>
         </w:rPr>
         <w:br/>
-        <w:t>• Grad-CAM Explainability: Extracts spatial activation heatmaps from layer '</w:t>
-      </w:r>
-      <w:proofErr w:type="spellStart"/>
-      <w:r>
-        <w:rPr>
-          <w:rFonts w:ascii="Times New Roman" w:hAnsi="Times New Roman"/>
-          <w:color w:val="000000"/>
-          <w:sz w:val="24"/>
-        </w:rPr>
-        <w:t>conv_cam</w:t>
-      </w:r>
-      <w:proofErr w:type="spellEnd"/>
-      <w:r>
-        <w:rPr>
-          <w:rFonts w:ascii="Times New Roman" w:hAnsi="Times New Roman"/>
-          <w:color w:val="000000"/>
-          <w:sz w:val="24"/>
-        </w:rPr>
-        <w:t>' to provide real-time visual proof of morphological stroke attribution.</w:t>
+        <w:t>• Grad-CAM Explainability: Extracts spatial activation heatmaps from layer 'conv_cam' to provide real-time visual proof of morphological stroke attribution.</w:t>
       </w:r>
       <w:r>
         <w:rPr>
@@ -9824,43 +8799,7 @@
           <w:sz w:val="24"/>
         </w:rPr>
         <w:br/>
-        <w:t xml:space="preserve">• Mission Control Deployment: An asynchronous </w:t>
-      </w:r>
-      <w:proofErr w:type="spellStart"/>
-      <w:r>
-        <w:rPr>
-          <w:rFonts w:ascii="Times New Roman" w:hAnsi="Times New Roman"/>
-          <w:color w:val="000000"/>
-          <w:sz w:val="24"/>
-        </w:rPr>
-        <w:t>FastAPI</w:t>
-      </w:r>
-      <w:proofErr w:type="spellEnd"/>
-      <w:r>
-        <w:rPr>
-          <w:rFonts w:ascii="Times New Roman" w:hAnsi="Times New Roman"/>
-          <w:color w:val="000000"/>
-          <w:sz w:val="24"/>
-        </w:rPr>
-        <w:t xml:space="preserve"> backend and HTML5 canvas dashboard deliver end-to-end inference in 9.14 </w:t>
-      </w:r>
-      <w:proofErr w:type="spellStart"/>
-      <w:r>
-        <w:rPr>
-          <w:rFonts w:ascii="Times New Roman" w:hAnsi="Times New Roman"/>
-          <w:color w:val="000000"/>
-          <w:sz w:val="24"/>
-        </w:rPr>
-        <w:t>ms</w:t>
-      </w:r>
-      <w:proofErr w:type="spellEnd"/>
-      <w:r>
-        <w:rPr>
-          <w:rFonts w:ascii="Times New Roman" w:hAnsi="Times New Roman"/>
-          <w:color w:val="000000"/>
-          <w:sz w:val="24"/>
-        </w:rPr>
-        <w:t xml:space="preserve"> on standard CPU hardware.</w:t>
+        <w:t>• Mission Control Deployment: An asynchronous FastAPI backend and HTML5 canvas dashboard deliver end-to-end inference in 9.14 ms on standard CPU hardware.</w:t>
       </w:r>
     </w:p>
     <w:p>
@@ -9935,43 +8874,7 @@
           <w:color w:val="000000"/>
           <w:sz w:val="24"/>
         </w:rPr>
-        <w:t xml:space="preserve">The experimental foundation of </w:t>
-      </w:r>
-      <w:proofErr w:type="spellStart"/>
-      <w:r>
-        <w:rPr>
-          <w:rFonts w:ascii="Times New Roman" w:hAnsi="Times New Roman"/>
-          <w:color w:val="000000"/>
-          <w:sz w:val="24"/>
-        </w:rPr>
-        <w:t>DigitVision</w:t>
-      </w:r>
-      <w:proofErr w:type="spellEnd"/>
-      <w:r>
-        <w:rPr>
-          <w:rFonts w:ascii="Times New Roman" w:hAnsi="Times New Roman"/>
-          <w:color w:val="000000"/>
-          <w:sz w:val="24"/>
-        </w:rPr>
-        <w:t xml:space="preserve"> AI is established upon the authoritative Modified National Institute of Standards and Technology (MNIST) benchmark database, derived from NIST Special Database 19 (SD-19) and Special Database 3 (SD-3). MNIST was selected due to its gold-standard status in academic computer vision literature, </w:t>
-      </w:r>
-      <w:proofErr w:type="spellStart"/>
-      <w:r>
-        <w:rPr>
-          <w:rFonts w:ascii="Times New Roman" w:hAnsi="Times New Roman"/>
-          <w:color w:val="000000"/>
-          <w:sz w:val="24"/>
-        </w:rPr>
-        <w:t>its</w:t>
-      </w:r>
-      <w:proofErr w:type="spellEnd"/>
-      <w:r>
-        <w:rPr>
-          <w:rFonts w:ascii="Times New Roman" w:hAnsi="Times New Roman"/>
-          <w:color w:val="000000"/>
-          <w:sz w:val="24"/>
-        </w:rPr>
-        <w:t xml:space="preserve"> perfectly balanced 10-class distribution, its rigorous standardized 28×28 grayscale format, and the availability of extensive peer-reviewed historical benchmarks that enable rigorous scientific model comparison.</w:t>
+        <w:t>The experimental foundation of DigitVision AI is established upon the authoritative Modified National Institute of Standards and Technology (MNIST) benchmark database, derived from NIST Special Database 19 (SD-19) and Special Database 3 (SD-3). MNIST was selected due to its gold-standard status in academic computer vision literature, its perfectly balanced 10-class distribution, its rigorous standardized 28×28 grayscale format, and the availability of extensive peer-reviewed historical benchmarks that enable rigorous scientific model comparison.</w:t>
       </w:r>
     </w:p>
     <w:p>
@@ -10208,61 +9111,7 @@
                 <w:sz w:val="19"/>
                 <w:szCs w:val="19"/>
               </w:rPr>
-              <w:t xml:space="preserve">UCI Machine Learning Repository, </w:t>
-            </w:r>
-            <w:proofErr w:type="spellStart"/>
-            <w:r>
-              <w:rPr>
-                <w:rFonts w:ascii="Times New Roman" w:hAnsi="Times New Roman"/>
-                <w:sz w:val="19"/>
-                <w:szCs w:val="19"/>
-              </w:rPr>
-              <w:t>OpenML</w:t>
-            </w:r>
-            <w:proofErr w:type="spellEnd"/>
-            <w:r>
-              <w:rPr>
-                <w:rFonts w:ascii="Times New Roman" w:hAnsi="Times New Roman"/>
-                <w:sz w:val="19"/>
-                <w:szCs w:val="19"/>
-              </w:rPr>
-              <w:t xml:space="preserve">, </w:t>
-            </w:r>
-            <w:proofErr w:type="spellStart"/>
-            <w:r>
-              <w:rPr>
-                <w:rFonts w:ascii="Times New Roman" w:hAnsi="Times New Roman"/>
-                <w:sz w:val="19"/>
-                <w:szCs w:val="19"/>
-              </w:rPr>
-              <w:t>Zenodo</w:t>
-            </w:r>
-            <w:proofErr w:type="spellEnd"/>
-            <w:r>
-              <w:rPr>
-                <w:rFonts w:ascii="Times New Roman" w:hAnsi="Times New Roman"/>
-                <w:sz w:val="19"/>
-                <w:szCs w:val="19"/>
-              </w:rPr>
-              <w:t xml:space="preserve">, Mendeley Data, IEEE </w:t>
-            </w:r>
-            <w:proofErr w:type="spellStart"/>
-            <w:r>
-              <w:rPr>
-                <w:rFonts w:ascii="Times New Roman" w:hAnsi="Times New Roman"/>
-                <w:sz w:val="19"/>
-                <w:szCs w:val="19"/>
-              </w:rPr>
-              <w:t>DataPort</w:t>
-            </w:r>
-            <w:proofErr w:type="spellEnd"/>
-            <w:r>
-              <w:rPr>
-                <w:rFonts w:ascii="Times New Roman" w:hAnsi="Times New Roman"/>
-                <w:sz w:val="19"/>
-                <w:szCs w:val="19"/>
-              </w:rPr>
-              <w:t>, PhysioNet (credentialed access)</w:t>
+              <w:t>UCI Machine Learning Repository, OpenML, Zenodo, Mendeley Data, IEEE DataPort, PhysioNet (credentialed access)</w:t>
             </w:r>
           </w:p>
         </w:tc>
@@ -10354,25 +9203,7 @@
                 <w:sz w:val="19"/>
                 <w:szCs w:val="19"/>
               </w:rPr>
-              <w:t xml:space="preserve">Department or agency, </w:t>
-            </w:r>
-            <w:proofErr w:type="spellStart"/>
-            <w:r>
-              <w:rPr>
-                <w:rFonts w:ascii="Times New Roman" w:hAnsi="Times New Roman"/>
-                <w:sz w:val="19"/>
-                <w:szCs w:val="19"/>
-              </w:rPr>
-              <w:t>licence</w:t>
-            </w:r>
-            <w:proofErr w:type="spellEnd"/>
-            <w:r>
-              <w:rPr>
-                <w:rFonts w:ascii="Times New Roman" w:hAnsi="Times New Roman"/>
-                <w:sz w:val="19"/>
-                <w:szCs w:val="19"/>
-              </w:rPr>
-              <w:t>, access date</w:t>
+              <w:t>Department or agency, licence, access date</w:t>
             </w:r>
           </w:p>
         </w:tc>
@@ -10422,64 +9253,28 @@
                 <w:sz w:val="19"/>
                 <w:szCs w:val="19"/>
               </w:rPr>
-              <w:t xml:space="preserve">Hugging Face Datasets, TensorFlow Datasets, </w:t>
-            </w:r>
-            <w:proofErr w:type="spellStart"/>
+              <w:t>Hugging Face Datasets, TensorFlow Datasets, torchvision / scikit-learn built-in datasets (acceptable as a secondary or benchmark dataset only)</w:t>
+            </w:r>
+          </w:p>
+        </w:tc>
+        <w:tc>
+          <w:tcPr>
+            <w:tcW w:w="2700" w:type="dxa"/>
+            <w:vAlign w:val="center"/>
+          </w:tcPr>
+          <w:p>
+            <w:pPr>
+              <w:keepNext/>
+              <w:spacing w:after="40" w:line="264" w:lineRule="auto"/>
+              <w:jc w:val="both"/>
+            </w:pPr>
             <w:r>
               <w:rPr>
                 <w:rFonts w:ascii="Times New Roman" w:hAnsi="Times New Roman"/>
                 <w:sz w:val="19"/>
                 <w:szCs w:val="19"/>
               </w:rPr>
-              <w:t>torchvision</w:t>
-            </w:r>
-            <w:proofErr w:type="spellEnd"/>
-            <w:r>
-              <w:rPr>
-                <w:rFonts w:ascii="Times New Roman" w:hAnsi="Times New Roman"/>
-                <w:sz w:val="19"/>
-                <w:szCs w:val="19"/>
-              </w:rPr>
-              <w:t xml:space="preserve"> / scikit-learn built-in datasets (acceptable as a secondary or benchmark dataset only)</w:t>
-            </w:r>
-          </w:p>
-        </w:tc>
-        <w:tc>
-          <w:tcPr>
-            <w:tcW w:w="2700" w:type="dxa"/>
-            <w:vAlign w:val="center"/>
-          </w:tcPr>
-          <w:p>
-            <w:pPr>
-              <w:keepNext/>
-              <w:spacing w:after="40" w:line="264" w:lineRule="auto"/>
-              <w:jc w:val="both"/>
-            </w:pPr>
-            <w:r>
-              <w:rPr>
-                <w:rFonts w:ascii="Times New Roman" w:hAnsi="Times New Roman"/>
-                <w:sz w:val="19"/>
-                <w:szCs w:val="19"/>
-              </w:rPr>
-              <w:t xml:space="preserve">Dataset card, </w:t>
-            </w:r>
-            <w:proofErr w:type="spellStart"/>
-            <w:r>
-              <w:rPr>
-                <w:rFonts w:ascii="Times New Roman" w:hAnsi="Times New Roman"/>
-                <w:sz w:val="19"/>
-                <w:szCs w:val="19"/>
-              </w:rPr>
-              <w:t>licence</w:t>
-            </w:r>
-            <w:proofErr w:type="spellEnd"/>
-            <w:r>
-              <w:rPr>
-                <w:rFonts w:ascii="Times New Roman" w:hAnsi="Times New Roman"/>
-                <w:sz w:val="19"/>
-                <w:szCs w:val="19"/>
-              </w:rPr>
-              <w:t>, original creators</w:t>
+              <w:t>Dataset card, licence, original creators</w:t>
             </w:r>
           </w:p>
         </w:tc>
@@ -10899,25 +9694,7 @@
                 <w:color w:val="000000"/>
                 <w:sz w:val="20"/>
               </w:rPr>
-              <w:t>Creative Commons Attribution-</w:t>
-            </w:r>
-            <w:proofErr w:type="spellStart"/>
-            <w:r>
-              <w:rPr>
-                <w:rFonts w:ascii="Times New Roman" w:hAnsi="Times New Roman"/>
-                <w:color w:val="000000"/>
-                <w:sz w:val="20"/>
-              </w:rPr>
-              <w:t>ShareAlike</w:t>
-            </w:r>
-            <w:proofErr w:type="spellEnd"/>
-            <w:r>
-              <w:rPr>
-                <w:rFonts w:ascii="Times New Roman" w:hAnsi="Times New Roman"/>
-                <w:color w:val="000000"/>
-                <w:sz w:val="20"/>
-              </w:rPr>
-              <w:t xml:space="preserve"> 3.0 (CC BY-SA 3.0)</w:t>
+              <w:t>Creative Commons Attribution-ShareAlike 3.0 (CC BY-SA 3.0)</w:t>
             </w:r>
           </w:p>
         </w:tc>
@@ -11705,7 +10482,6 @@
               <w:spacing w:after="40" w:line="264" w:lineRule="auto"/>
               <w:jc w:val="both"/>
             </w:pPr>
-            <w:proofErr w:type="spellStart"/>
             <w:r>
               <w:rPr>
                 <w:rFonts w:ascii="Times New Roman" w:hAnsi="Times New Roman"/>
@@ -11716,7 +10492,6 @@
               </w:rPr>
               <w:t>S.No</w:t>
             </w:r>
-            <w:proofErr w:type="spellEnd"/>
           </w:p>
         </w:tc>
         <w:tc>
@@ -12492,25 +11267,7 @@
           <w:color w:val="000000"/>
           <w:sz w:val="24"/>
         </w:rPr>
-        <w:t xml:space="preserve">The feature matrix consists of 784 numerical continuous attributes corresponding to the raster-scanned pixel coordinates (row r, col c) where feature index </w:t>
-      </w:r>
-      <w:proofErr w:type="spellStart"/>
-      <w:r>
-        <w:rPr>
-          <w:rFonts w:ascii="Times New Roman" w:hAnsi="Times New Roman"/>
-          <w:color w:val="000000"/>
-          <w:sz w:val="24"/>
-        </w:rPr>
-        <w:t>i</w:t>
-      </w:r>
-      <w:proofErr w:type="spellEnd"/>
-      <w:r>
-        <w:rPr>
-          <w:rFonts w:ascii="Times New Roman" w:hAnsi="Times New Roman"/>
-          <w:color w:val="000000"/>
-          <w:sz w:val="24"/>
-        </w:rPr>
-        <w:t xml:space="preserve"> = 28r + c for r, c ∈ {0, 1, ..., 27}. Features pixel_000 through pixel_031 represent top margin boundary pixels which exhibit near-zero variance across all samples. Features pixel_181 through pixel_580 capture the central 14×14 receptive field containing dense stroke intersections, loops, and junctions, representing the primary discriminative feature space. Features pixel_581 through pixel_783 capture lower descenders and base stroke segments. The target feature 'label' is an integer in {0, ..., 9} designating the ground-truth digit class.</w:t>
+        <w:t>The feature matrix consists of 784 numerical continuous attributes corresponding to the raster-scanned pixel coordinates (row r, col c) where feature index i = 28r + c for r, c ∈ {0, 1, ..., 27}. Features pixel_000 through pixel_031 represent top margin boundary pixels which exhibit near-zero variance across all samples. Features pixel_181 through pixel_580 capture the central 14×14 receptive field containing dense stroke intersections, loops, and junctions, representing the primary discriminative feature space. Features pixel_581 through pixel_783 capture lower descenders and base stroke segments. The target feature 'label' is an integer in {0, ..., 9} designating the ground-truth digit class.</w:t>
       </w:r>
     </w:p>
     <w:p>
@@ -12638,7 +11395,7 @@
                           <pic:cNvPicPr/>
                         </pic:nvPicPr>
                         <pic:blipFill>
-                          <a:blip r:embed="rId11"/>
+                          <a:blip r:embed="rId12"/>
                           <a:stretch>
                             <a:fillRect/>
                           </a:stretch>
@@ -12764,7 +11521,7 @@
                           <pic:cNvPicPr/>
                         </pic:nvPicPr>
                         <pic:blipFill>
-                          <a:blip r:embed="rId12"/>
+                          <a:blip r:embed="rId13"/>
                           <a:stretch>
                             <a:fillRect/>
                           </a:stretch>
@@ -13096,43 +11853,7 @@
                 <w:color w:val="000000"/>
                 <w:sz w:val="20"/>
               </w:rPr>
-              <w:t xml:space="preserve">Pen stroke widths vary from 1.5 </w:t>
-            </w:r>
-            <w:proofErr w:type="spellStart"/>
-            <w:r>
-              <w:rPr>
-                <w:rFonts w:ascii="Times New Roman" w:hAnsi="Times New Roman"/>
-                <w:color w:val="000000"/>
-                <w:sz w:val="20"/>
-              </w:rPr>
-              <w:t>px</w:t>
-            </w:r>
-            <w:proofErr w:type="spellEnd"/>
-            <w:r>
-              <w:rPr>
-                <w:rFonts w:ascii="Times New Roman" w:hAnsi="Times New Roman"/>
-                <w:color w:val="000000"/>
-                <w:sz w:val="20"/>
-              </w:rPr>
-              <w:t xml:space="preserve"> (fine nib) to 4.5 </w:t>
-            </w:r>
-            <w:proofErr w:type="spellStart"/>
-            <w:r>
-              <w:rPr>
-                <w:rFonts w:ascii="Times New Roman" w:hAnsi="Times New Roman"/>
-                <w:color w:val="000000"/>
-                <w:sz w:val="20"/>
-              </w:rPr>
-              <w:t>px</w:t>
-            </w:r>
-            <w:proofErr w:type="spellEnd"/>
-            <w:r>
-              <w:rPr>
-                <w:rFonts w:ascii="Times New Roman" w:hAnsi="Times New Roman"/>
-                <w:color w:val="000000"/>
-                <w:sz w:val="20"/>
-              </w:rPr>
-              <w:t xml:space="preserve"> (thick marker).</w:t>
+              <w:t>Pen stroke widths vary from 1.5 px (fine nib) to 4.5 px (thick marker).</w:t>
             </w:r>
           </w:p>
         </w:tc>
@@ -13441,43 +12162,7 @@
           <w:color w:val="000000"/>
           <w:sz w:val="24"/>
         </w:rPr>
-        <w:t xml:space="preserve">Although the MNIST dataset is curated and complete (0.00% missing values), comprehensive data inspection revealed several subtle quality challenges inherent to human handwriting: (1) Severe stroke thickness disparities, ranging from fine 1.5 </w:t>
-      </w:r>
-      <w:proofErr w:type="spellStart"/>
-      <w:r>
-        <w:rPr>
-          <w:rFonts w:ascii="Times New Roman" w:hAnsi="Times New Roman"/>
-          <w:color w:val="000000"/>
-          <w:sz w:val="24"/>
-        </w:rPr>
-        <w:t>px</w:t>
-      </w:r>
-      <w:proofErr w:type="spellEnd"/>
-      <w:r>
-        <w:rPr>
-          <w:rFonts w:ascii="Times New Roman" w:hAnsi="Times New Roman"/>
-          <w:color w:val="000000"/>
-          <w:sz w:val="24"/>
-        </w:rPr>
-        <w:t xml:space="preserve"> strokes to heavy 4.5 </w:t>
-      </w:r>
-      <w:proofErr w:type="spellStart"/>
-      <w:r>
-        <w:rPr>
-          <w:rFonts w:ascii="Times New Roman" w:hAnsi="Times New Roman"/>
-          <w:color w:val="000000"/>
-          <w:sz w:val="24"/>
-        </w:rPr>
-        <w:t>px</w:t>
-      </w:r>
-      <w:proofErr w:type="spellEnd"/>
-      <w:r>
-        <w:rPr>
-          <w:rFonts w:ascii="Times New Roman" w:hAnsi="Times New Roman"/>
-          <w:color w:val="000000"/>
-          <w:sz w:val="24"/>
-        </w:rPr>
-        <w:t xml:space="preserve"> marker lines; (2) Variable baseline slants, introducing shear angles from -25° to +30°; (3) Broken stroke segments caused by scanner binarization thresholds; and (4) Semantic digit confusions, such as casually scribbled '4's resembling '9's, and open '3's resembling '5's. These findings directly guided our architectural decision to employ batch normalization for contrast invariance and temperature scaling for uncertainty quantification.</w:t>
+        <w:t>Although the MNIST dataset is curated and complete (0.00% missing values), comprehensive data inspection revealed several subtle quality challenges inherent to human handwriting: (1) Severe stroke thickness disparities, ranging from fine 1.5 px strokes to heavy 4.5 px marker lines; (2) Variable baseline slants, introducing shear angles from -25° to +30°; (3) Broken stroke segments caused by scanner binarization thresholds; and (4) Semantic digit confusions, such as casually scribbled '4's resembling '9's, and open '3's resembling '5's. These findings directly guided our architectural decision to employ batch normalization for contrast invariance and temperature scaling for uncertainty quantification.</w:t>
       </w:r>
     </w:p>
     <w:p>
@@ -13580,7 +12265,7 @@
                           <pic:cNvPicPr/>
                         </pic:nvPicPr>
                         <pic:blipFill>
-                          <a:blip r:embed="rId13"/>
+                          <a:blip r:embed="rId14"/>
                           <a:stretch>
                             <a:fillRect/>
                           </a:stretch>
@@ -13714,7 +12399,6 @@
               <w:spacing w:after="40" w:line="264" w:lineRule="auto"/>
               <w:jc w:val="both"/>
             </w:pPr>
-            <w:proofErr w:type="spellStart"/>
             <w:r>
               <w:rPr>
                 <w:rFonts w:ascii="Times New Roman" w:hAnsi="Times New Roman"/>
@@ -13725,7 +12409,6 @@
               </w:rPr>
               <w:t>S.No</w:t>
             </w:r>
-            <w:proofErr w:type="spellEnd"/>
           </w:p>
         </w:tc>
         <w:tc>
@@ -14593,25 +13276,7 @@
           <w:color w:val="000000"/>
           <w:sz w:val="24"/>
         </w:rPr>
-        <w:t xml:space="preserve">To bridge the gap between static benchmark images and interactive digital canvas inputs, </w:t>
-      </w:r>
-      <w:proofErr w:type="spellStart"/>
-      <w:r>
-        <w:rPr>
-          <w:rFonts w:ascii="Times New Roman" w:hAnsi="Times New Roman"/>
-          <w:color w:val="000000"/>
-          <w:sz w:val="24"/>
-        </w:rPr>
-        <w:t>DigitVision</w:t>
-      </w:r>
-      <w:proofErr w:type="spellEnd"/>
-      <w:r>
-        <w:rPr>
-          <w:rFonts w:ascii="Times New Roman" w:hAnsi="Times New Roman"/>
-          <w:color w:val="000000"/>
-          <w:sz w:val="24"/>
-        </w:rPr>
-        <w:t xml:space="preserve"> AI enforces an authoritative 7-stage canonical preprocessing pipeline (illustrated in Figure 4.1). When a user draws a digit on an arbitrary HTML5 canvas, the raw image buffer undergoes the following deterministic transformation sequence:</w:t>
+        <w:t>To bridge the gap between static benchmark images and interactive digital canvas inputs, DigitVision AI enforces an authoritative 7-stage canonical preprocessing pipeline (illustrated in Figure 4.1). When a user draws a digit on an arbitrary HTML5 canvas, the raw image buffer undergoes the following deterministic transformation sequence:</w:t>
       </w:r>
       <w:r>
         <w:rPr>
@@ -14646,43 +13311,7 @@
           <w:sz w:val="24"/>
         </w:rPr>
         <w:br/>
-        <w:t>3. Bounding Box Extraction: Non-zero coordinates are detected to extract a tight rectangular region of interest [</w:t>
-      </w:r>
-      <w:proofErr w:type="spellStart"/>
-      <w:r>
-        <w:rPr>
-          <w:rFonts w:ascii="Times New Roman" w:hAnsi="Times New Roman"/>
-          <w:color w:val="000000"/>
-          <w:sz w:val="24"/>
-        </w:rPr>
-        <w:t>ymin:ymax</w:t>
-      </w:r>
-      <w:proofErr w:type="spellEnd"/>
-      <w:r>
-        <w:rPr>
-          <w:rFonts w:ascii="Times New Roman" w:hAnsi="Times New Roman"/>
-          <w:color w:val="000000"/>
-          <w:sz w:val="24"/>
-        </w:rPr>
-        <w:t xml:space="preserve">, </w:t>
-      </w:r>
-      <w:proofErr w:type="spellStart"/>
-      <w:r>
-        <w:rPr>
-          <w:rFonts w:ascii="Times New Roman" w:hAnsi="Times New Roman"/>
-          <w:color w:val="000000"/>
-          <w:sz w:val="24"/>
-        </w:rPr>
-        <w:t>xmin:xmax</w:t>
-      </w:r>
-      <w:proofErr w:type="spellEnd"/>
-      <w:r>
-        <w:rPr>
-          <w:rFonts w:ascii="Times New Roman" w:hAnsi="Times New Roman"/>
-          <w:color w:val="000000"/>
-          <w:sz w:val="24"/>
-        </w:rPr>
-        <w:t>], stripping peripheral margins.</w:t>
+        <w:t>3. Bounding Box Extraction: Non-zero coordinates are detected to extract a tight rectangular region of interest [ymin:ymax, xmin:xmax], stripping peripheral margins.</w:t>
       </w:r>
       <w:r>
         <w:rPr>
@@ -14709,25 +13338,7 @@
           <w:sz w:val="24"/>
         </w:rPr>
         <w:br/>
-        <w:t xml:space="preserve">6. Dynamic Range Normalization: Pixel intensities are scaled to the float32 interval [0.0, 1.0] via </w:t>
-      </w:r>
-      <w:proofErr w:type="spellStart"/>
-      <w:r>
-        <w:rPr>
-          <w:rFonts w:ascii="Times New Roman" w:hAnsi="Times New Roman"/>
-          <w:color w:val="000000"/>
-          <w:sz w:val="24"/>
-        </w:rPr>
-        <w:t>X_norm</w:t>
-      </w:r>
-      <w:proofErr w:type="spellEnd"/>
-      <w:r>
-        <w:rPr>
-          <w:rFonts w:ascii="Times New Roman" w:hAnsi="Times New Roman"/>
-          <w:color w:val="000000"/>
-          <w:sz w:val="24"/>
-        </w:rPr>
-        <w:t xml:space="preserve"> = X / 255.0.</w:t>
+        <w:t>6. Dynamic Range Normalization: Pixel intensities are scaled to the float32 interval [0.0, 1.0] via X_norm = X / 255.0.</w:t>
       </w:r>
       <w:r>
         <w:rPr>
@@ -14736,25 +13347,7 @@
           <w:sz w:val="24"/>
         </w:rPr>
         <w:br/>
-        <w:t xml:space="preserve">7. Input Forensic Audit: Stroke area (5%–35%), thickness (1.5–4.5 </w:t>
-      </w:r>
-      <w:proofErr w:type="spellStart"/>
-      <w:r>
-        <w:rPr>
-          <w:rFonts w:ascii="Times New Roman" w:hAnsi="Times New Roman"/>
-          <w:color w:val="000000"/>
-          <w:sz w:val="24"/>
-        </w:rPr>
-        <w:t>px</w:t>
-      </w:r>
-      <w:proofErr w:type="spellEnd"/>
-      <w:r>
-        <w:rPr>
-          <w:rFonts w:ascii="Times New Roman" w:hAnsi="Times New Roman"/>
-          <w:color w:val="000000"/>
-          <w:sz w:val="24"/>
-        </w:rPr>
-        <w:t>), and aspect ratio (0.2–1.8) are audited to reject blank or corrupted canvas submissions.</w:t>
+        <w:t>7. Input Forensic Audit: Stroke area (5%–35%), thickness (1.5–4.5 px), and aspect ratio (0.2–1.8) are audited to reject blank or corrupted canvas submissions.</w:t>
       </w:r>
       <w:r>
         <w:rPr>
@@ -14810,43 +13403,7 @@
           <w:sz w:val="24"/>
         </w:rPr>
         <w:br/>
-        <w:t>• 2D Spatial Tensors (28×28×1): Employed by deep learning architectures (</w:t>
-      </w:r>
-      <w:proofErr w:type="spellStart"/>
-      <w:r>
-        <w:rPr>
-          <w:rFonts w:ascii="Times New Roman" w:hAnsi="Times New Roman"/>
-          <w:color w:val="000000"/>
-          <w:sz w:val="24"/>
-        </w:rPr>
-        <w:t>DigitVision</w:t>
-      </w:r>
-      <w:proofErr w:type="spellEnd"/>
-      <w:r>
-        <w:rPr>
-          <w:rFonts w:ascii="Times New Roman" w:hAnsi="Times New Roman"/>
-          <w:color w:val="000000"/>
-          <w:sz w:val="24"/>
-        </w:rPr>
-        <w:t xml:space="preserve"> </w:t>
-      </w:r>
-      <w:proofErr w:type="spellStart"/>
-      <w:r>
-        <w:rPr>
-          <w:rFonts w:ascii="Times New Roman" w:hAnsi="Times New Roman"/>
-          <w:color w:val="000000"/>
-          <w:sz w:val="24"/>
-        </w:rPr>
-        <w:t>DeepConvNet</w:t>
-      </w:r>
-      <w:proofErr w:type="spellEnd"/>
-      <w:r>
-        <w:rPr>
-          <w:rFonts w:ascii="Times New Roman" w:hAnsi="Times New Roman"/>
-          <w:color w:val="000000"/>
-          <w:sz w:val="24"/>
-        </w:rPr>
-        <w:t xml:space="preserve"> and LeNet-5). Preserving the 2D grid structure allows convolutional kernels to learn translationally invariant local receptive fields, edge detectors, and hierarchical morphological stroke patterns.</w:t>
+        <w:t>• 2D Spatial Tensors (28×28×1): Employed by deep learning architectures (DigitVision DeepConvNet and LeNet-5). Preserving the 2D grid structure allows convolutional kernels to learn translationally invariant local receptive fields, edge detectors, and hierarchical morphological stroke patterns.</w:t>
       </w:r>
       <w:r>
         <w:rPr>
@@ -15433,7 +13990,7 @@
                           <pic:cNvPicPr/>
                         </pic:nvPicPr>
                         <pic:blipFill>
-                          <a:blip r:embed="rId14"/>
+                          <a:blip r:embed="rId15"/>
                           <a:stretch>
                             <a:fillRect/>
                           </a:stretch>
@@ -15505,27 +14062,7 @@
           <w:sz w:val="21"/>
         </w:rPr>
         <w:br/>
-        <w:t xml:space="preserve">Engineering Implication: Enables real-time execution (&lt;10 </w:t>
-      </w:r>
-      <w:proofErr w:type="spellStart"/>
-      <w:r>
-        <w:rPr>
-          <w:rFonts w:ascii="Times New Roman" w:hAnsi="Times New Roman"/>
-          <w:i/>
-          <w:color w:val="000000"/>
-          <w:sz w:val="21"/>
-        </w:rPr>
-        <w:t>ms</w:t>
-      </w:r>
-      <w:proofErr w:type="spellEnd"/>
-      <w:r>
-        <w:rPr>
-          <w:rFonts w:ascii="Times New Roman" w:hAnsi="Times New Roman"/>
-          <w:i/>
-          <w:color w:val="000000"/>
-          <w:sz w:val="21"/>
-        </w:rPr>
-        <w:t xml:space="preserve"> latency) on standard commodity CPU hardware without requiring dedicated GPU server infrastructure.</w:t>
+        <w:t>Engineering Implication: Enables real-time execution (&lt;10 ms latency) on standard commodity CPU hardware without requiring dedicated GPU server infrastructure.</w:t>
       </w:r>
     </w:p>
     <w:p>
@@ -15555,25 +14092,7 @@
           <w:color w:val="000000"/>
           <w:sz w:val="24"/>
         </w:rPr>
-        <w:t xml:space="preserve">To establish rigorous performance baselines, two classical reference models were implemented: (1) Zero-Rule Dummy Classifier, which predicts the prior majority class regardless of input, establishing the empirical chance baseline of 11.35% accuracy; and (2) Multinomial Logistic Regression, a convex linear classifier using </w:t>
-      </w:r>
-      <w:proofErr w:type="spellStart"/>
-      <w:r>
-        <w:rPr>
-          <w:rFonts w:ascii="Times New Roman" w:hAnsi="Times New Roman"/>
-          <w:color w:val="000000"/>
-          <w:sz w:val="24"/>
-        </w:rPr>
-        <w:t>softmax</w:t>
-      </w:r>
-      <w:proofErr w:type="spellEnd"/>
-      <w:r>
-        <w:rPr>
-          <w:rFonts w:ascii="Times New Roman" w:hAnsi="Times New Roman"/>
-          <w:color w:val="000000"/>
-          <w:sz w:val="24"/>
-        </w:rPr>
-        <w:t xml:space="preserve"> regression with L2 weight regularization, which achieved 91.49% test accuracy. The 6.82% accuracy gap between linear logistic regression and our proposed convolutional network quantitatively demonstrates the necessity of non-linear spatial feature learning.</w:t>
+        <w:t>To establish rigorous performance baselines, two classical reference models were implemented: (1) Zero-Rule Dummy Classifier, which predicts the prior majority class regardless of input, establishing the empirical chance baseline of 11.35% accuracy; and (2) Multinomial Logistic Regression, a convex linear classifier using softmax regression with L2 weight regularization, which achieved 91.49% test accuracy. The 6.82% accuracy gap between linear logistic regression and our proposed convolutional network quantitatively demonstrates the necessity of non-linear spatial feature learning.</w:t>
       </w:r>
     </w:p>
     <w:p>
@@ -15597,23 +14116,13 @@
         <w:spacing w:before="40" w:after="120" w:line="360" w:lineRule="auto"/>
         <w:jc w:val="both"/>
       </w:pPr>
-      <w:proofErr w:type="spellStart"/>
       <w:r>
         <w:rPr>
           <w:rFonts w:ascii="Times New Roman" w:hAnsi="Times New Roman"/>
           <w:color w:val="000000"/>
           <w:sz w:val="24"/>
         </w:rPr>
-        <w:t>DigitVision</w:t>
-      </w:r>
-      <w:proofErr w:type="spellEnd"/>
-      <w:r>
-        <w:rPr>
-          <w:rFonts w:ascii="Times New Roman" w:hAnsi="Times New Roman"/>
-          <w:color w:val="000000"/>
-          <w:sz w:val="24"/>
-        </w:rPr>
-        <w:t xml:space="preserve"> AI comprehensively benchmarks seven distinct learning paradigms across classical and deep learning methodologies: Zero-Rule Baseline (11.35%), Multinomial Logistic Regression </w:t>
+        <w:t xml:space="preserve">DigitVision AI comprehensively benchmarks seven distinct learning paradigms across classical and deep learning methodologies: Zero-Rule Baseline (11.35%), Multinomial Logistic Regression </w:t>
       </w:r>
       <w:r>
         <w:rPr>
@@ -15622,43 +14131,7 @@
           <w:sz w:val="24"/>
         </w:rPr>
         <w:lastRenderedPageBreak/>
-        <w:t xml:space="preserve">(91.49%), Random Forest with 100 bagging trees (95.48%), Deep MLP with two dense hidden layers (95.91%), Support Vector Classifier with Radial Basis Function kernel (96.11%), Classic LeNet-5 CNN (96.25%), and the proposed </w:t>
-      </w:r>
-      <w:proofErr w:type="spellStart"/>
-      <w:r>
-        <w:rPr>
-          <w:rFonts w:ascii="Times New Roman" w:hAnsi="Times New Roman"/>
-          <w:color w:val="000000"/>
-          <w:sz w:val="24"/>
-        </w:rPr>
-        <w:t>DigitVision</w:t>
-      </w:r>
-      <w:proofErr w:type="spellEnd"/>
-      <w:r>
-        <w:rPr>
-          <w:rFonts w:ascii="Times New Roman" w:hAnsi="Times New Roman"/>
-          <w:color w:val="000000"/>
-          <w:sz w:val="24"/>
-        </w:rPr>
-        <w:t xml:space="preserve"> </w:t>
-      </w:r>
-      <w:proofErr w:type="spellStart"/>
-      <w:r>
-        <w:rPr>
-          <w:rFonts w:ascii="Times New Roman" w:hAnsi="Times New Roman"/>
-          <w:color w:val="000000"/>
-          <w:sz w:val="24"/>
-        </w:rPr>
-        <w:t>DeepConvNet</w:t>
-      </w:r>
-      <w:proofErr w:type="spellEnd"/>
-      <w:r>
-        <w:rPr>
-          <w:rFonts w:ascii="Times New Roman" w:hAnsi="Times New Roman"/>
-          <w:color w:val="000000"/>
-          <w:sz w:val="24"/>
-        </w:rPr>
-        <w:t xml:space="preserve"> (98.31%). This structured comparison demonstrates how predictive power scales from flat linear models up to deep hierarchical convolutional representations.</w:t>
+        <w:t>(91.49%), Random Forest with 100 bagging trees (95.48%), Deep MLP with two dense hidden layers (95.91%), Support Vector Classifier with Radial Basis Function kernel (96.11%), Classic LeNet-5 CNN (96.25%), and the proposed DigitVision DeepConvNet (98.31%). This structured comparison demonstrates how predictive power scales from flat linear models up to deep hierarchical convolutional representations.</w:t>
       </w:r>
     </w:p>
     <w:p>
@@ -15767,7 +14240,6 @@
               <w:spacing w:after="40" w:line="264" w:lineRule="auto"/>
               <w:jc w:val="both"/>
             </w:pPr>
-            <w:proofErr w:type="spellStart"/>
             <w:r>
               <w:rPr>
                 <w:rFonts w:ascii="Times New Roman" w:hAnsi="Times New Roman"/>
@@ -15776,18 +14248,7 @@
                 <w:sz w:val="19"/>
                 <w:szCs w:val="19"/>
               </w:rPr>
-              <w:t>Optimiser</w:t>
-            </w:r>
-            <w:proofErr w:type="spellEnd"/>
-            <w:r>
-              <w:rPr>
-                <w:rFonts w:ascii="Times New Roman" w:hAnsi="Times New Roman"/>
-                <w:b/>
-                <w:bCs/>
-                <w:sz w:val="19"/>
-                <w:szCs w:val="19"/>
-              </w:rPr>
-              <w:t xml:space="preserve"> / Learning Method</w:t>
+              <w:t>Optimiser / Learning Method</w:t>
             </w:r>
           </w:p>
         </w:tc>
@@ -15967,25 +14428,7 @@
                 <w:color w:val="000000"/>
                 <w:sz w:val="20"/>
               </w:rPr>
-              <w:t xml:space="preserve">Multinomial </w:t>
-            </w:r>
-            <w:proofErr w:type="spellStart"/>
-            <w:r>
-              <w:rPr>
-                <w:rFonts w:ascii="Times New Roman" w:hAnsi="Times New Roman"/>
-                <w:color w:val="000000"/>
-                <w:sz w:val="20"/>
-              </w:rPr>
-              <w:t>softmax</w:t>
-            </w:r>
-            <w:proofErr w:type="spellEnd"/>
-            <w:r>
-              <w:rPr>
-                <w:rFonts w:ascii="Times New Roman" w:hAnsi="Times New Roman"/>
-                <w:color w:val="000000"/>
-                <w:sz w:val="20"/>
-              </w:rPr>
-              <w:t xml:space="preserve"> regression with L2 regularization penalty.</w:t>
+              <w:t>Multinomial softmax regression with L2 regularization penalty.</w:t>
             </w:r>
           </w:p>
         </w:tc>
@@ -16154,25 +14597,35 @@
           <w:color w:val="000000"/>
           <w:sz w:val="24"/>
         </w:rPr>
-        <w:t xml:space="preserve">Step 2: Audit input quality: verify foreground ratio ∈ [0.05, 0.35] and stroke thickness ∈ [1.5, 4.5] </w:t>
+        <w:t>Step 2: Audit input quality: verify foreground ratio ∈ [0.05, 0.35] and stroke thickness ∈ [1.5, 4.5] px. If rejected, abort and return REJECTED_INPUT_QUALITY.</w:t>
       </w:r>
-      <w:proofErr w:type="spellStart"/>
+    </w:p>
+    <w:p>
+      <w:pPr>
+        <w:spacing w:before="40" w:after="120" w:line="360" w:lineRule="auto"/>
+        <w:jc w:val="both"/>
+      </w:pPr>
       <w:r>
         <w:rPr>
           <w:rFonts w:ascii="Times New Roman" w:hAnsi="Times New Roman"/>
           <w:color w:val="000000"/>
           <w:sz w:val="24"/>
         </w:rPr>
-        <w:t>px</w:t>
+        <w:t>Step 3: Forward pass through DigitVision DeepConvNet to extract logits z = f_θ(X); compute calibrated probabilities p_i = exp(z_i / T) / [ Σ_j exp(z_j / T) ] using T = 0.9170.</w:t>
       </w:r>
-      <w:proofErr w:type="spellEnd"/>
+    </w:p>
+    <w:p>
+      <w:pPr>
+        <w:spacing w:before="40" w:after="120" w:line="360" w:lineRule="auto"/>
+        <w:jc w:val="both"/>
+      </w:pPr>
       <w:r>
         <w:rPr>
           <w:rFonts w:ascii="Times New Roman" w:hAnsi="Times New Roman"/>
           <w:color w:val="000000"/>
           <w:sz w:val="24"/>
         </w:rPr>
-        <w:t>. If rejected, abort and return REJECTED_INPUT_QUALITY.</w:t>
+        <w:t>Step 4: Determine predicted class y_hat = argmax_i p_i and evaluate Shannon entropy H = - Σ p_i log(p_i) to detect ambiguous samples.</w:t>
       </w:r>
     </w:p>
     <w:p>
@@ -16186,269 +14639,7 @@
           <w:color w:val="000000"/>
           <w:sz w:val="24"/>
         </w:rPr>
-        <w:t xml:space="preserve">Step 3: Forward pass through </w:t>
-      </w:r>
-      <w:proofErr w:type="spellStart"/>
-      <w:r>
-        <w:rPr>
-          <w:rFonts w:ascii="Times New Roman" w:hAnsi="Times New Roman"/>
-          <w:color w:val="000000"/>
-          <w:sz w:val="24"/>
-        </w:rPr>
-        <w:t>DigitVision</w:t>
-      </w:r>
-      <w:proofErr w:type="spellEnd"/>
-      <w:r>
-        <w:rPr>
-          <w:rFonts w:ascii="Times New Roman" w:hAnsi="Times New Roman"/>
-          <w:color w:val="000000"/>
-          <w:sz w:val="24"/>
-        </w:rPr>
-        <w:t xml:space="preserve"> </w:t>
-      </w:r>
-      <w:proofErr w:type="spellStart"/>
-      <w:r>
-        <w:rPr>
-          <w:rFonts w:ascii="Times New Roman" w:hAnsi="Times New Roman"/>
-          <w:color w:val="000000"/>
-          <w:sz w:val="24"/>
-        </w:rPr>
-        <w:t>DeepConvNet</w:t>
-      </w:r>
-      <w:proofErr w:type="spellEnd"/>
-      <w:r>
-        <w:rPr>
-          <w:rFonts w:ascii="Times New Roman" w:hAnsi="Times New Roman"/>
-          <w:color w:val="000000"/>
-          <w:sz w:val="24"/>
-        </w:rPr>
-        <w:t xml:space="preserve"> to extract logits z = </w:t>
-      </w:r>
-      <w:proofErr w:type="spellStart"/>
-      <w:r>
-        <w:rPr>
-          <w:rFonts w:ascii="Times New Roman" w:hAnsi="Times New Roman"/>
-          <w:color w:val="000000"/>
-          <w:sz w:val="24"/>
-        </w:rPr>
-        <w:t>f_θ</w:t>
-      </w:r>
-      <w:proofErr w:type="spellEnd"/>
-      <w:r>
-        <w:rPr>
-          <w:rFonts w:ascii="Times New Roman" w:hAnsi="Times New Roman"/>
-          <w:color w:val="000000"/>
-          <w:sz w:val="24"/>
-        </w:rPr>
-        <w:t xml:space="preserve">(X); compute calibrated probabilities </w:t>
-      </w:r>
-      <w:proofErr w:type="spellStart"/>
-      <w:r>
-        <w:rPr>
-          <w:rFonts w:ascii="Times New Roman" w:hAnsi="Times New Roman"/>
-          <w:color w:val="000000"/>
-          <w:sz w:val="24"/>
-        </w:rPr>
-        <w:t>p_i</w:t>
-      </w:r>
-      <w:proofErr w:type="spellEnd"/>
-      <w:r>
-        <w:rPr>
-          <w:rFonts w:ascii="Times New Roman" w:hAnsi="Times New Roman"/>
-          <w:color w:val="000000"/>
-          <w:sz w:val="24"/>
-        </w:rPr>
-        <w:t xml:space="preserve"> = exp(</w:t>
-      </w:r>
-      <w:proofErr w:type="spellStart"/>
-      <w:r>
-        <w:rPr>
-          <w:rFonts w:ascii="Times New Roman" w:hAnsi="Times New Roman"/>
-          <w:color w:val="000000"/>
-          <w:sz w:val="24"/>
-        </w:rPr>
-        <w:t>z_i</w:t>
-      </w:r>
-      <w:proofErr w:type="spellEnd"/>
-      <w:r>
-        <w:rPr>
-          <w:rFonts w:ascii="Times New Roman" w:hAnsi="Times New Roman"/>
-          <w:color w:val="000000"/>
-          <w:sz w:val="24"/>
-        </w:rPr>
-        <w:t xml:space="preserve"> / T) / [ </w:t>
-      </w:r>
-      <w:proofErr w:type="spellStart"/>
-      <w:r>
-        <w:rPr>
-          <w:rFonts w:ascii="Times New Roman" w:hAnsi="Times New Roman"/>
-          <w:color w:val="000000"/>
-          <w:sz w:val="24"/>
-        </w:rPr>
-        <w:t>Σ_j</w:t>
-      </w:r>
-      <w:proofErr w:type="spellEnd"/>
-      <w:r>
-        <w:rPr>
-          <w:rFonts w:ascii="Times New Roman" w:hAnsi="Times New Roman"/>
-          <w:color w:val="000000"/>
-          <w:sz w:val="24"/>
-        </w:rPr>
-        <w:t xml:space="preserve"> exp(</w:t>
-      </w:r>
-      <w:proofErr w:type="spellStart"/>
-      <w:r>
-        <w:rPr>
-          <w:rFonts w:ascii="Times New Roman" w:hAnsi="Times New Roman"/>
-          <w:color w:val="000000"/>
-          <w:sz w:val="24"/>
-        </w:rPr>
-        <w:t>z_j</w:t>
-      </w:r>
-      <w:proofErr w:type="spellEnd"/>
-      <w:r>
-        <w:rPr>
-          <w:rFonts w:ascii="Times New Roman" w:hAnsi="Times New Roman"/>
-          <w:color w:val="000000"/>
-          <w:sz w:val="24"/>
-        </w:rPr>
-        <w:t xml:space="preserve"> / T) ] using T = 0.9170.</w:t>
-      </w:r>
-    </w:p>
-    <w:p>
-      <w:pPr>
-        <w:spacing w:before="40" w:after="120" w:line="360" w:lineRule="auto"/>
-        <w:jc w:val="both"/>
-      </w:pPr>
-      <w:r>
-        <w:rPr>
-          <w:rFonts w:ascii="Times New Roman" w:hAnsi="Times New Roman"/>
-          <w:color w:val="000000"/>
-          <w:sz w:val="24"/>
-        </w:rPr>
-        <w:t xml:space="preserve">Step 4: Determine predicted class </w:t>
-      </w:r>
-      <w:proofErr w:type="spellStart"/>
-      <w:r>
-        <w:rPr>
-          <w:rFonts w:ascii="Times New Roman" w:hAnsi="Times New Roman"/>
-          <w:color w:val="000000"/>
-          <w:sz w:val="24"/>
-        </w:rPr>
-        <w:t>y_hat</w:t>
-      </w:r>
-      <w:proofErr w:type="spellEnd"/>
-      <w:r>
-        <w:rPr>
-          <w:rFonts w:ascii="Times New Roman" w:hAnsi="Times New Roman"/>
-          <w:color w:val="000000"/>
-          <w:sz w:val="24"/>
-        </w:rPr>
-        <w:t xml:space="preserve"> = </w:t>
-      </w:r>
-      <w:proofErr w:type="spellStart"/>
-      <w:r>
-        <w:rPr>
-          <w:rFonts w:ascii="Times New Roman" w:hAnsi="Times New Roman"/>
-          <w:color w:val="000000"/>
-          <w:sz w:val="24"/>
-        </w:rPr>
-        <w:t>argmax_i</w:t>
-      </w:r>
-      <w:proofErr w:type="spellEnd"/>
-      <w:r>
-        <w:rPr>
-          <w:rFonts w:ascii="Times New Roman" w:hAnsi="Times New Roman"/>
-          <w:color w:val="000000"/>
-          <w:sz w:val="24"/>
-        </w:rPr>
-        <w:t xml:space="preserve"> </w:t>
-      </w:r>
-      <w:proofErr w:type="spellStart"/>
-      <w:r>
-        <w:rPr>
-          <w:rFonts w:ascii="Times New Roman" w:hAnsi="Times New Roman"/>
-          <w:color w:val="000000"/>
-          <w:sz w:val="24"/>
-        </w:rPr>
-        <w:t>p_i</w:t>
-      </w:r>
-      <w:proofErr w:type="spellEnd"/>
-      <w:r>
-        <w:rPr>
-          <w:rFonts w:ascii="Times New Roman" w:hAnsi="Times New Roman"/>
-          <w:color w:val="000000"/>
-          <w:sz w:val="24"/>
-        </w:rPr>
-        <w:t xml:space="preserve"> and evaluate Shannon entropy H = - Σ </w:t>
-      </w:r>
-      <w:proofErr w:type="spellStart"/>
-      <w:r>
-        <w:rPr>
-          <w:rFonts w:ascii="Times New Roman" w:hAnsi="Times New Roman"/>
-          <w:color w:val="000000"/>
-          <w:sz w:val="24"/>
-        </w:rPr>
-        <w:t>p_i</w:t>
-      </w:r>
-      <w:proofErr w:type="spellEnd"/>
-      <w:r>
-        <w:rPr>
-          <w:rFonts w:ascii="Times New Roman" w:hAnsi="Times New Roman"/>
-          <w:color w:val="000000"/>
-          <w:sz w:val="24"/>
-        </w:rPr>
-        <w:t xml:space="preserve"> log(</w:t>
-      </w:r>
-      <w:proofErr w:type="spellStart"/>
-      <w:r>
-        <w:rPr>
-          <w:rFonts w:ascii="Times New Roman" w:hAnsi="Times New Roman"/>
-          <w:color w:val="000000"/>
-          <w:sz w:val="24"/>
-        </w:rPr>
-        <w:t>p_i</w:t>
-      </w:r>
-      <w:proofErr w:type="spellEnd"/>
-      <w:r>
-        <w:rPr>
-          <w:rFonts w:ascii="Times New Roman" w:hAnsi="Times New Roman"/>
-          <w:color w:val="000000"/>
-          <w:sz w:val="24"/>
-        </w:rPr>
-        <w:t>) to detect ambiguous samples.</w:t>
-      </w:r>
-    </w:p>
-    <w:p>
-      <w:pPr>
-        <w:spacing w:before="40" w:after="120" w:line="360" w:lineRule="auto"/>
-        <w:jc w:val="both"/>
-      </w:pPr>
-      <w:r>
-        <w:rPr>
-          <w:rFonts w:ascii="Times New Roman" w:hAnsi="Times New Roman"/>
-          <w:color w:val="000000"/>
-          <w:sz w:val="24"/>
-        </w:rPr>
-        <w:t>Step 5: Compute Grad-CAM spatial heatmap by backpropagating target class score to layer '</w:t>
-      </w:r>
-      <w:proofErr w:type="spellStart"/>
-      <w:r>
-        <w:rPr>
-          <w:rFonts w:ascii="Times New Roman" w:hAnsi="Times New Roman"/>
-          <w:color w:val="000000"/>
-          <w:sz w:val="24"/>
-        </w:rPr>
-        <w:t>conv_cam</w:t>
-      </w:r>
-      <w:proofErr w:type="spellEnd"/>
-      <w:r>
-        <w:rPr>
-          <w:rFonts w:ascii="Times New Roman" w:hAnsi="Times New Roman"/>
-          <w:color w:val="000000"/>
-          <w:sz w:val="24"/>
-        </w:rPr>
-        <w:t>'; stream JSON payload to Mission Control dashboard.</w:t>
+        <w:t>Step 5: Compute Grad-CAM spatial heatmap by backpropagating target class score to layer 'conv_cam'; stream JSON payload to Mission Control dashboard.</w:t>
       </w:r>
     </w:p>
     <w:p>
@@ -16651,7 +14842,6 @@
               <w:spacing w:before="40" w:after="40"/>
               <w:jc w:val="both"/>
             </w:pPr>
-            <w:proofErr w:type="spellStart"/>
             <w:r>
               <w:rPr>
                 <w:rFonts w:ascii="Times New Roman" w:hAnsi="Times New Roman"/>
@@ -16661,7 +14851,6 @@
               </w:rPr>
               <w:t>InputLayer</w:t>
             </w:r>
-            <w:proofErr w:type="spellEnd"/>
           </w:p>
         </w:tc>
         <w:tc>
@@ -16823,7 +15012,6 @@
               <w:spacing w:before="40" w:after="40"/>
               <w:jc w:val="both"/>
             </w:pPr>
-            <w:proofErr w:type="spellStart"/>
             <w:r>
               <w:rPr>
                 <w:rFonts w:ascii="Times New Roman" w:hAnsi="Times New Roman"/>
@@ -16832,7 +15020,6 @@
               </w:rPr>
               <w:t>ReLU</w:t>
             </w:r>
-            <w:proofErr w:type="spellEnd"/>
           </w:p>
         </w:tc>
         <w:tc>
@@ -16933,7 +15120,6 @@
               <w:spacing w:before="40" w:after="40"/>
               <w:jc w:val="both"/>
             </w:pPr>
-            <w:proofErr w:type="spellStart"/>
             <w:r>
               <w:rPr>
                 <w:rFonts w:ascii="Times New Roman" w:hAnsi="Times New Roman"/>
@@ -16942,7 +15128,6 @@
               </w:rPr>
               <w:t>ReLU</w:t>
             </w:r>
-            <w:proofErr w:type="spellEnd"/>
           </w:p>
         </w:tc>
         <w:tc>
@@ -16961,25 +15146,7 @@
                 <w:color w:val="000000"/>
                 <w:sz w:val="20"/>
               </w:rPr>
-              <w:t xml:space="preserve">32 filters, 3×3 kernel; </w:t>
-            </w:r>
-            <w:proofErr w:type="spellStart"/>
-            <w:r>
-              <w:rPr>
-                <w:rFonts w:ascii="Times New Roman" w:hAnsi="Times New Roman"/>
-                <w:color w:val="000000"/>
-                <w:sz w:val="20"/>
-              </w:rPr>
-              <w:t>MaxPooling</w:t>
-            </w:r>
-            <w:proofErr w:type="spellEnd"/>
-            <w:r>
-              <w:rPr>
-                <w:rFonts w:ascii="Times New Roman" w:hAnsi="Times New Roman"/>
-                <w:color w:val="000000"/>
-                <w:sz w:val="20"/>
-              </w:rPr>
-              <w:t xml:space="preserve"> 2×2; Dropout 0.25</w:t>
+              <w:t>32 filters, 3×3 kernel; MaxPooling 2×2; Dropout 0.25</w:t>
             </w:r>
           </w:p>
         </w:tc>
@@ -17007,27 +15174,7 @@
                 <w:color w:val="000000"/>
                 <w:sz w:val="20"/>
               </w:rPr>
-              <w:t>Conv2D_3 (</w:t>
-            </w:r>
-            <w:proofErr w:type="spellStart"/>
-            <w:r>
-              <w:rPr>
-                <w:rFonts w:ascii="Times New Roman" w:hAnsi="Times New Roman"/>
-                <w:b/>
-                <w:color w:val="000000"/>
-                <w:sz w:val="20"/>
-              </w:rPr>
-              <w:t>conv_cam</w:t>
-            </w:r>
-            <w:proofErr w:type="spellEnd"/>
-            <w:r>
-              <w:rPr>
-                <w:rFonts w:ascii="Times New Roman" w:hAnsi="Times New Roman"/>
-                <w:b/>
-                <w:color w:val="000000"/>
-                <w:sz w:val="20"/>
-              </w:rPr>
-              <w:t>)</w:t>
+              <w:t>Conv2D_3 (conv_cam)</w:t>
             </w:r>
           </w:p>
         </w:tc>
@@ -17081,7 +15228,6 @@
               <w:spacing w:before="40" w:after="40"/>
               <w:jc w:val="both"/>
             </w:pPr>
-            <w:proofErr w:type="spellStart"/>
             <w:r>
               <w:rPr>
                 <w:rFonts w:ascii="Times New Roman" w:hAnsi="Times New Roman"/>
@@ -17090,7 +15236,6 @@
               </w:rPr>
               <w:t>ReLU</w:t>
             </w:r>
-            <w:proofErr w:type="spellEnd"/>
           </w:p>
         </w:tc>
         <w:tc>
@@ -17151,23 +15296,13 @@
               <w:spacing w:before="40" w:after="40"/>
               <w:jc w:val="both"/>
             </w:pPr>
-            <w:proofErr w:type="spellStart"/>
-            <w:r>
-              <w:rPr>
-                <w:rFonts w:ascii="Times New Roman" w:hAnsi="Times New Roman"/>
-                <w:color w:val="000000"/>
-                <w:sz w:val="20"/>
-              </w:rPr>
-              <w:t>MaxPooling</w:t>
-            </w:r>
-            <w:proofErr w:type="spellEnd"/>
-            <w:r>
-              <w:rPr>
-                <w:rFonts w:ascii="Times New Roman" w:hAnsi="Times New Roman"/>
-                <w:color w:val="000000"/>
-                <w:sz w:val="20"/>
-              </w:rPr>
-              <w:t xml:space="preserve"> 2×2; Spatial Dropout 0.25</w:t>
+            <w:r>
+              <w:rPr>
+                <w:rFonts w:ascii="Times New Roman" w:hAnsi="Times New Roman"/>
+                <w:color w:val="000000"/>
+                <w:sz w:val="20"/>
+              </w:rPr>
+              <w:t>MaxPooling 2×2; Spatial Dropout 0.25</w:t>
             </w:r>
           </w:p>
         </w:tc>
@@ -17344,7 +15479,6 @@
               <w:spacing w:before="40" w:after="40"/>
               <w:jc w:val="both"/>
             </w:pPr>
-            <w:proofErr w:type="spellStart"/>
             <w:r>
               <w:rPr>
                 <w:rFonts w:ascii="Times New Roman" w:hAnsi="Times New Roman"/>
@@ -17353,7 +15487,6 @@
               </w:rPr>
               <w:t>ReLU</w:t>
             </w:r>
-            <w:proofErr w:type="spellEnd"/>
           </w:p>
         </w:tc>
         <w:tc>
@@ -17388,43 +15521,7 @@
           <w:color w:val="000000"/>
           <w:sz w:val="24"/>
         </w:rPr>
-        <w:t xml:space="preserve">The proposed </w:t>
-      </w:r>
-      <w:proofErr w:type="spellStart"/>
-      <w:r>
-        <w:rPr>
-          <w:rFonts w:ascii="Times New Roman" w:hAnsi="Times New Roman"/>
-          <w:color w:val="000000"/>
-          <w:sz w:val="24"/>
-        </w:rPr>
-        <w:t>DigitVision</w:t>
-      </w:r>
-      <w:proofErr w:type="spellEnd"/>
-      <w:r>
-        <w:rPr>
-          <w:rFonts w:ascii="Times New Roman" w:hAnsi="Times New Roman"/>
-          <w:color w:val="000000"/>
-          <w:sz w:val="24"/>
-        </w:rPr>
-        <w:t xml:space="preserve"> </w:t>
-      </w:r>
-      <w:proofErr w:type="spellStart"/>
-      <w:r>
-        <w:rPr>
-          <w:rFonts w:ascii="Times New Roman" w:hAnsi="Times New Roman"/>
-          <w:color w:val="000000"/>
-          <w:sz w:val="24"/>
-        </w:rPr>
-        <w:t>DeepConvNet</w:t>
-      </w:r>
-      <w:proofErr w:type="spellEnd"/>
-      <w:r>
-        <w:rPr>
-          <w:rFonts w:ascii="Times New Roman" w:hAnsi="Times New Roman"/>
-          <w:color w:val="000000"/>
-          <w:sz w:val="24"/>
-        </w:rPr>
-        <w:t xml:space="preserve"> architecture is engineered specifically for spatial feature extraction with minimal parameter overhead (421,642 total parameters). The network comprises two hierarchical convolutional blocks followed by a dense classification head:</w:t>
+        <w:t>The proposed DigitVision DeepConvNet architecture is engineered specifically for spatial feature extraction with minimal parameter overhead (421,642 total parameters). The network comprises two hierarchical convolutional blocks followed by a dense classification head:</w:t>
       </w:r>
       <w:r>
         <w:rPr>
@@ -17433,43 +15530,7 @@
           <w:sz w:val="24"/>
         </w:rPr>
         <w:br/>
-        <w:t xml:space="preserve">• Block 1: Conv2D (32 filters, 3×3, </w:t>
-      </w:r>
-      <w:proofErr w:type="spellStart"/>
-      <w:r>
-        <w:rPr>
-          <w:rFonts w:ascii="Times New Roman" w:hAnsi="Times New Roman"/>
-          <w:color w:val="000000"/>
-          <w:sz w:val="24"/>
-        </w:rPr>
-        <w:t>ReLU</w:t>
-      </w:r>
-      <w:proofErr w:type="spellEnd"/>
-      <w:r>
-        <w:rPr>
-          <w:rFonts w:ascii="Times New Roman" w:hAnsi="Times New Roman"/>
-          <w:color w:val="000000"/>
-          <w:sz w:val="24"/>
-        </w:rPr>
-        <w:t xml:space="preserve">, same padding) → Batch Normalization → Conv2D (32 filters, 3×3, </w:t>
-      </w:r>
-      <w:proofErr w:type="spellStart"/>
-      <w:r>
-        <w:rPr>
-          <w:rFonts w:ascii="Times New Roman" w:hAnsi="Times New Roman"/>
-          <w:color w:val="000000"/>
-          <w:sz w:val="24"/>
-        </w:rPr>
-        <w:t>ReLU</w:t>
-      </w:r>
-      <w:proofErr w:type="spellEnd"/>
-      <w:r>
-        <w:rPr>
-          <w:rFonts w:ascii="Times New Roman" w:hAnsi="Times New Roman"/>
-          <w:color w:val="000000"/>
-          <w:sz w:val="24"/>
-        </w:rPr>
-        <w:t>) → MaxPooling2D (2×2, stride 2) → Spatial Dropout (0.25).</w:t>
+        <w:t>• Block 1: Conv2D (32 filters, 3×3, ReLU, same padding) → Batch Normalization → Conv2D (32 filters, 3×3, ReLU) → MaxPooling2D (2×2, stride 2) → Spatial Dropout (0.25).</w:t>
       </w:r>
       <w:r>
         <w:rPr>
@@ -17478,43 +15539,7 @@
           <w:sz w:val="24"/>
         </w:rPr>
         <w:br/>
-        <w:t xml:space="preserve">• Block 2: Conv2D (64 filters, 3×3, </w:t>
-      </w:r>
-      <w:proofErr w:type="spellStart"/>
-      <w:r>
-        <w:rPr>
-          <w:rFonts w:ascii="Times New Roman" w:hAnsi="Times New Roman"/>
-          <w:color w:val="000000"/>
-          <w:sz w:val="24"/>
-        </w:rPr>
-        <w:t>ReLU</w:t>
-      </w:r>
-      <w:proofErr w:type="spellEnd"/>
-      <w:r>
-        <w:rPr>
-          <w:rFonts w:ascii="Times New Roman" w:hAnsi="Times New Roman"/>
-          <w:color w:val="000000"/>
-          <w:sz w:val="24"/>
-        </w:rPr>
-        <w:t>, same padding, named '</w:t>
-      </w:r>
-      <w:proofErr w:type="spellStart"/>
-      <w:r>
-        <w:rPr>
-          <w:rFonts w:ascii="Times New Roman" w:hAnsi="Times New Roman"/>
-          <w:color w:val="000000"/>
-          <w:sz w:val="24"/>
-        </w:rPr>
-        <w:t>conv_cam</w:t>
-      </w:r>
-      <w:proofErr w:type="spellEnd"/>
-      <w:r>
-        <w:rPr>
-          <w:rFonts w:ascii="Times New Roman" w:hAnsi="Times New Roman"/>
-          <w:color w:val="000000"/>
-          <w:sz w:val="24"/>
-        </w:rPr>
-        <w:t>') → Batch Normalization → MaxPooling2D (2×2, stride 2) → Spatial Dropout (0.25).</w:t>
+        <w:t>• Block 2: Conv2D (64 filters, 3×3, ReLU, same padding, named 'conv_cam') → Batch Normalization → MaxPooling2D (2×2, stride 2) → Spatial Dropout (0.25).</w:t>
       </w:r>
       <w:r>
         <w:rPr>
@@ -17523,43 +15548,7 @@
           <w:sz w:val="24"/>
         </w:rPr>
         <w:br/>
-        <w:t xml:space="preserve">• Classification Head: Flatten (1600 units) → Dense (128 units, </w:t>
-      </w:r>
-      <w:proofErr w:type="spellStart"/>
-      <w:r>
-        <w:rPr>
-          <w:rFonts w:ascii="Times New Roman" w:hAnsi="Times New Roman"/>
-          <w:color w:val="000000"/>
-          <w:sz w:val="24"/>
-        </w:rPr>
-        <w:t>ReLU</w:t>
-      </w:r>
-      <w:proofErr w:type="spellEnd"/>
-      <w:r>
-        <w:rPr>
-          <w:rFonts w:ascii="Times New Roman" w:hAnsi="Times New Roman"/>
-          <w:color w:val="000000"/>
-          <w:sz w:val="24"/>
-        </w:rPr>
-        <w:t xml:space="preserve">) → Batch Normalization → Dropout (0.50) → Dense (10 units, </w:t>
-      </w:r>
-      <w:proofErr w:type="spellStart"/>
-      <w:r>
-        <w:rPr>
-          <w:rFonts w:ascii="Times New Roman" w:hAnsi="Times New Roman"/>
-          <w:color w:val="000000"/>
-          <w:sz w:val="24"/>
-        </w:rPr>
-        <w:t>Softmax</w:t>
-      </w:r>
-      <w:proofErr w:type="spellEnd"/>
-      <w:r>
-        <w:rPr>
-          <w:rFonts w:ascii="Times New Roman" w:hAnsi="Times New Roman"/>
-          <w:color w:val="000000"/>
-          <w:sz w:val="24"/>
-        </w:rPr>
-        <w:t>).</w:t>
+        <w:t>• Classification Head: Flatten (1600 units) → Dense (128 units, ReLU) → Batch Normalization → Dropout (0.50) → Dense (10 units, Softmax).</w:t>
       </w:r>
       <w:r>
         <w:rPr>
@@ -17793,43 +15782,7 @@
                 <w:color w:val="000000"/>
                 <w:sz w:val="20"/>
               </w:rPr>
-              <w:t xml:space="preserve">Adaptive Adam default with </w:t>
-            </w:r>
-            <w:proofErr w:type="spellStart"/>
-            <w:r>
-              <w:rPr>
-                <w:rFonts w:ascii="Times New Roman" w:hAnsi="Times New Roman"/>
-                <w:color w:val="000000"/>
-                <w:sz w:val="20"/>
-              </w:rPr>
-              <w:t>ReduceLROnPlateau</w:t>
-            </w:r>
-            <w:proofErr w:type="spellEnd"/>
-            <w:r>
-              <w:rPr>
-                <w:rFonts w:ascii="Times New Roman" w:hAnsi="Times New Roman"/>
-                <w:color w:val="000000"/>
-                <w:sz w:val="20"/>
-              </w:rPr>
-              <w:t xml:space="preserve"> scheduler (</w:t>
-            </w:r>
-            <w:proofErr w:type="spellStart"/>
-            <w:r>
-              <w:rPr>
-                <w:rFonts w:ascii="Times New Roman" w:hAnsi="Times New Roman"/>
-                <w:color w:val="000000"/>
-                <w:sz w:val="20"/>
-              </w:rPr>
-              <w:t>min_lr</w:t>
-            </w:r>
-            <w:proofErr w:type="spellEnd"/>
-            <w:r>
-              <w:rPr>
-                <w:rFonts w:ascii="Times New Roman" w:hAnsi="Times New Roman"/>
-                <w:color w:val="000000"/>
-                <w:sz w:val="20"/>
-              </w:rPr>
-              <w:t>=1e-5)</w:t>
+              <w:t>Adaptive Adam default with ReduceLROnPlateau scheduler (min_lr=1e-5)</w:t>
             </w:r>
           </w:p>
         </w:tc>
@@ -18006,25 +15959,7 @@
                 <w:color w:val="000000"/>
                 <w:sz w:val="20"/>
               </w:rPr>
-              <w:t xml:space="preserve">Maximum training iterations with </w:t>
-            </w:r>
-            <w:proofErr w:type="spellStart"/>
-            <w:r>
-              <w:rPr>
-                <w:rFonts w:ascii="Times New Roman" w:hAnsi="Times New Roman"/>
-                <w:color w:val="000000"/>
-                <w:sz w:val="20"/>
-              </w:rPr>
-              <w:t>EarlyStopping</w:t>
-            </w:r>
-            <w:proofErr w:type="spellEnd"/>
-            <w:r>
-              <w:rPr>
-                <w:rFonts w:ascii="Times New Roman" w:hAnsi="Times New Roman"/>
-                <w:color w:val="000000"/>
-                <w:sz w:val="20"/>
-              </w:rPr>
-              <w:t xml:space="preserve"> patience = 5</w:t>
+              <w:t>Maximum training iterations with EarlyStopping patience = 5</w:t>
             </w:r>
           </w:p>
         </w:tc>
@@ -18231,25 +16166,7 @@
           <w:color w:val="000000"/>
           <w:sz w:val="24"/>
         </w:rPr>
-        <w:t xml:space="preserve">Hyperparameters were systematically optimized on the 3,000-sample validation set. The Adam optimizer was selected with default momentum parameters (β_1 = 0.9, β_2 = 0.999) and an initial learning rate of η = 0.001. A </w:t>
-      </w:r>
-      <w:proofErr w:type="spellStart"/>
-      <w:r>
-        <w:rPr>
-          <w:rFonts w:ascii="Times New Roman" w:hAnsi="Times New Roman"/>
-          <w:color w:val="000000"/>
-          <w:sz w:val="24"/>
-        </w:rPr>
-        <w:t>ReduceLROnPlateau</w:t>
-      </w:r>
-      <w:proofErr w:type="spellEnd"/>
-      <w:r>
-        <w:rPr>
-          <w:rFonts w:ascii="Times New Roman" w:hAnsi="Times New Roman"/>
-          <w:color w:val="000000"/>
-          <w:sz w:val="24"/>
-        </w:rPr>
-        <w:t xml:space="preserve"> scheduler monitored validation loss, reducing η by 50% if no improvement was observed for 2 consecutive epochs. Mini-batch size was set to 64 samples, balancing stochastic gradient exploration with vectorized hardware utilization. Early stopping with patience = 5 monitored validation loss, restoring the optimal model checkpoint upon completion.</w:t>
+        <w:t>Hyperparameters were systematically optimized on the 3,000-sample validation set. The Adam optimizer was selected with default momentum parameters (β_1 = 0.9, β_2 = 0.999) and an initial learning rate of η = 0.001. A ReduceLROnPlateau scheduler monitored validation loss, reducing η by 50% if no improvement was observed for 2 consecutive epochs. Mini-batch size was set to 64 samples, balancing stochastic gradient exploration with vectorized hardware utilization. Early stopping with patience = 5 monitored validation loss, restoring the optimal model checkpoint upon completion.</w:t>
       </w:r>
     </w:p>
     <w:p>
@@ -18595,25 +16512,7 @@
                 <w:color w:val="000000"/>
                 <w:sz w:val="20"/>
               </w:rPr>
-              <w:t xml:space="preserve">Python 3.13.14 (64-bit runtime) with </w:t>
-            </w:r>
-            <w:proofErr w:type="spellStart"/>
-            <w:r>
-              <w:rPr>
-                <w:rFonts w:ascii="Times New Roman" w:hAnsi="Times New Roman"/>
-                <w:color w:val="000000"/>
-                <w:sz w:val="20"/>
-              </w:rPr>
-              <w:t>virtualenv</w:t>
-            </w:r>
-            <w:proofErr w:type="spellEnd"/>
-            <w:r>
-              <w:rPr>
-                <w:rFonts w:ascii="Times New Roman" w:hAnsi="Times New Roman"/>
-                <w:color w:val="000000"/>
-                <w:sz w:val="20"/>
-              </w:rPr>
-              <w:t xml:space="preserve"> isolation</w:t>
+              <w:t>Python 3.13.14 (64-bit runtime) with virtualenv isolation</w:t>
             </w:r>
           </w:p>
         </w:tc>
@@ -18661,25 +16560,7 @@
                 <w:color w:val="000000"/>
                 <w:sz w:val="20"/>
               </w:rPr>
-              <w:t xml:space="preserve">TensorFlow 2.18 / </w:t>
-            </w:r>
-            <w:proofErr w:type="spellStart"/>
-            <w:r>
-              <w:rPr>
-                <w:rFonts w:ascii="Times New Roman" w:hAnsi="Times New Roman"/>
-                <w:color w:val="000000"/>
-                <w:sz w:val="20"/>
-              </w:rPr>
-              <w:t>Keras</w:t>
-            </w:r>
-            <w:proofErr w:type="spellEnd"/>
-            <w:r>
-              <w:rPr>
-                <w:rFonts w:ascii="Times New Roman" w:hAnsi="Times New Roman"/>
-                <w:color w:val="000000"/>
-                <w:sz w:val="20"/>
-              </w:rPr>
-              <w:t xml:space="preserve"> 3.8 (Universal deep learning backend)</w:t>
+              <w:t>TensorFlow 2.18 / Keras 3.8 (Universal deep learning backend)</w:t>
             </w:r>
           </w:p>
         </w:tc>
@@ -18744,25 +16625,7 @@
           <w:color w:val="000000"/>
           <w:sz w:val="24"/>
         </w:rPr>
-        <w:t xml:space="preserve">Software dependencies included Python 3.13.14, TensorFlow 2.18 / </w:t>
-      </w:r>
-      <w:proofErr w:type="spellStart"/>
-      <w:r>
-        <w:rPr>
-          <w:rFonts w:ascii="Times New Roman" w:hAnsi="Times New Roman"/>
-          <w:color w:val="000000"/>
-          <w:sz w:val="24"/>
-        </w:rPr>
-        <w:t>Keras</w:t>
-      </w:r>
-      <w:proofErr w:type="spellEnd"/>
-      <w:r>
-        <w:rPr>
-          <w:rFonts w:ascii="Times New Roman" w:hAnsi="Times New Roman"/>
-          <w:color w:val="000000"/>
-          <w:sz w:val="24"/>
-        </w:rPr>
-        <w:t xml:space="preserve"> 3.8, Scikit-learn 1.6.1, OpenCV 4.11.0, and NumPy 2.2.3, managed within an isolated virtual environment.</w:t>
+        <w:t>Software dependencies included Python 3.13.14, TensorFlow 2.18 / Keras 3.8, Scikit-learn 1.6.1, OpenCV 4.11.0, and NumPy 2.2.3, managed within an isolated virtual environment.</w:t>
       </w:r>
     </w:p>
     <w:p>
@@ -18915,61 +16778,7 @@
                 <w:color w:val="000000"/>
                 <w:sz w:val="20"/>
               </w:rPr>
-              <w:t xml:space="preserve">Categorical Cross-Entropy: L(θ) = - (1/N) Σ </w:t>
-            </w:r>
-            <w:proofErr w:type="spellStart"/>
-            <w:r>
-              <w:rPr>
-                <w:rFonts w:ascii="Times New Roman" w:hAnsi="Times New Roman"/>
-                <w:color w:val="000000"/>
-                <w:sz w:val="20"/>
-              </w:rPr>
-              <w:t>Σ</w:t>
-            </w:r>
-            <w:proofErr w:type="spellEnd"/>
-            <w:r>
-              <w:rPr>
-                <w:rFonts w:ascii="Times New Roman" w:hAnsi="Times New Roman"/>
-                <w:color w:val="000000"/>
-                <w:sz w:val="20"/>
-              </w:rPr>
-              <w:t xml:space="preserve"> </w:t>
-            </w:r>
-            <w:proofErr w:type="spellStart"/>
-            <w:r>
-              <w:rPr>
-                <w:rFonts w:ascii="Times New Roman" w:hAnsi="Times New Roman"/>
-                <w:color w:val="000000"/>
-                <w:sz w:val="20"/>
-              </w:rPr>
-              <w:t>y_ic</w:t>
-            </w:r>
-            <w:proofErr w:type="spellEnd"/>
-            <w:r>
-              <w:rPr>
-                <w:rFonts w:ascii="Times New Roman" w:hAnsi="Times New Roman"/>
-                <w:color w:val="000000"/>
-                <w:sz w:val="20"/>
-              </w:rPr>
-              <w:t xml:space="preserve"> log(</w:t>
-            </w:r>
-            <w:proofErr w:type="spellStart"/>
-            <w:r>
-              <w:rPr>
-                <w:rFonts w:ascii="Times New Roman" w:hAnsi="Times New Roman"/>
-                <w:color w:val="000000"/>
-                <w:sz w:val="20"/>
-              </w:rPr>
-              <w:t>p_ic</w:t>
-            </w:r>
-            <w:proofErr w:type="spellEnd"/>
-            <w:r>
-              <w:rPr>
-                <w:rFonts w:ascii="Times New Roman" w:hAnsi="Times New Roman"/>
-                <w:color w:val="000000"/>
-                <w:sz w:val="20"/>
-              </w:rPr>
-              <w:t>)</w:t>
+              <w:t>Categorical Cross-Entropy: L(θ) = - (1/N) Σ Σ y_ic log(p_ic)</w:t>
             </w:r>
           </w:p>
         </w:tc>
@@ -19209,43 +17018,7 @@
                 <w:color w:val="000000"/>
                 <w:sz w:val="20"/>
               </w:rPr>
-              <w:t xml:space="preserve">Monitor </w:t>
-            </w:r>
-            <w:proofErr w:type="spellStart"/>
-            <w:r>
-              <w:rPr>
-                <w:rFonts w:ascii="Times New Roman" w:hAnsi="Times New Roman"/>
-                <w:color w:val="000000"/>
-                <w:sz w:val="20"/>
-              </w:rPr>
-              <w:t>val_loss</w:t>
-            </w:r>
-            <w:proofErr w:type="spellEnd"/>
-            <w:r>
-              <w:rPr>
-                <w:rFonts w:ascii="Times New Roman" w:hAnsi="Times New Roman"/>
-                <w:color w:val="000000"/>
-                <w:sz w:val="20"/>
-              </w:rPr>
-              <w:t xml:space="preserve">; patience = 5 epochs; </w:t>
-            </w:r>
-            <w:proofErr w:type="spellStart"/>
-            <w:r>
-              <w:rPr>
-                <w:rFonts w:ascii="Times New Roman" w:hAnsi="Times New Roman"/>
-                <w:color w:val="000000"/>
-                <w:sz w:val="20"/>
-              </w:rPr>
-              <w:t>restore_best_weights</w:t>
-            </w:r>
-            <w:proofErr w:type="spellEnd"/>
-            <w:r>
-              <w:rPr>
-                <w:rFonts w:ascii="Times New Roman" w:hAnsi="Times New Roman"/>
-                <w:color w:val="000000"/>
-                <w:sz w:val="20"/>
-              </w:rPr>
-              <w:t xml:space="preserve"> = True</w:t>
+              <w:t>Monitor val_loss; patience = 5 epochs; restore_best_weights = True</w:t>
             </w:r>
           </w:p>
         </w:tc>
@@ -19287,41 +17060,13 @@
               <w:spacing w:before="40" w:after="40"/>
               <w:jc w:val="both"/>
             </w:pPr>
-            <w:proofErr w:type="spellStart"/>
-            <w:r>
-              <w:rPr>
-                <w:rFonts w:ascii="Times New Roman" w:hAnsi="Times New Roman"/>
-                <w:color w:val="000000"/>
-                <w:sz w:val="20"/>
-              </w:rPr>
-              <w:t>ReduceLROnPlateau</w:t>
-            </w:r>
-            <w:proofErr w:type="spellEnd"/>
-            <w:r>
-              <w:rPr>
-                <w:rFonts w:ascii="Times New Roman" w:hAnsi="Times New Roman"/>
-                <w:color w:val="000000"/>
-                <w:sz w:val="20"/>
-              </w:rPr>
-              <w:t xml:space="preserve"> (factor=0.5, patience=2, </w:t>
-            </w:r>
-            <w:proofErr w:type="spellStart"/>
-            <w:r>
-              <w:rPr>
-                <w:rFonts w:ascii="Times New Roman" w:hAnsi="Times New Roman"/>
-                <w:color w:val="000000"/>
-                <w:sz w:val="20"/>
-              </w:rPr>
-              <w:t>min_lr</w:t>
-            </w:r>
-            <w:proofErr w:type="spellEnd"/>
-            <w:r>
-              <w:rPr>
-                <w:rFonts w:ascii="Times New Roman" w:hAnsi="Times New Roman"/>
-                <w:color w:val="000000"/>
-                <w:sz w:val="20"/>
-              </w:rPr>
-              <w:t>=1e-5)</w:t>
+            <w:r>
+              <w:rPr>
+                <w:rFonts w:ascii="Times New Roman" w:hAnsi="Times New Roman"/>
+                <w:color w:val="000000"/>
+                <w:sz w:val="20"/>
+              </w:rPr>
+              <w:t>ReduceLROnPlateau (factor=0.5, patience=2, min_lr=1e-5)</w:t>
             </w:r>
           </w:p>
         </w:tc>
@@ -19435,43 +17180,7 @@
           <w:color w:val="000000"/>
           <w:sz w:val="24"/>
         </w:rPr>
-        <w:t xml:space="preserve">The </w:t>
-      </w:r>
-      <w:proofErr w:type="spellStart"/>
-      <w:r>
-        <w:rPr>
-          <w:rFonts w:ascii="Times New Roman" w:hAnsi="Times New Roman"/>
-          <w:color w:val="000000"/>
-          <w:sz w:val="24"/>
-        </w:rPr>
-        <w:t>DigitVision</w:t>
-      </w:r>
-      <w:proofErr w:type="spellEnd"/>
-      <w:r>
-        <w:rPr>
-          <w:rFonts w:ascii="Times New Roman" w:hAnsi="Times New Roman"/>
-          <w:color w:val="000000"/>
-          <w:sz w:val="24"/>
-        </w:rPr>
-        <w:t xml:space="preserve"> </w:t>
-      </w:r>
-      <w:proofErr w:type="spellStart"/>
-      <w:r>
-        <w:rPr>
-          <w:rFonts w:ascii="Times New Roman" w:hAnsi="Times New Roman"/>
-          <w:color w:val="000000"/>
-          <w:sz w:val="24"/>
-        </w:rPr>
-        <w:t>DeepConvNet</w:t>
-      </w:r>
-      <w:proofErr w:type="spellEnd"/>
-      <w:r>
-        <w:rPr>
-          <w:rFonts w:ascii="Times New Roman" w:hAnsi="Times New Roman"/>
-          <w:color w:val="000000"/>
-          <w:sz w:val="24"/>
-        </w:rPr>
-        <w:t xml:space="preserve"> was trained for a maximum of 15 epochs using mini-batches of 64 instances under the Categorical Cross-Entropy objective. A deterministic random seed (SEED = 42) was enforced across Python, NumPy, and TensorFlow runtimes to guarantee complete experimental reproducibility. Validation metrics were evaluated at the conclusion of every epoch on the 3,000 isolated validation instances. Total training time was approximately 92 seconds on CPU.</w:t>
+        <w:t>The DigitVision DeepConvNet was trained for a maximum of 15 epochs using mini-batches of 64 instances under the Categorical Cross-Entropy objective. A deterministic random seed (SEED = 42) was enforced across Python, NumPy, and TensorFlow runtimes to guarantee complete experimental reproducibility. Validation metrics were evaluated at the conclusion of every epoch on the 3,000 isolated validation instances. Total training time was approximately 92 seconds on CPU.</w:t>
       </w:r>
     </w:p>
     <w:p>
@@ -19501,43 +17210,7 @@
           <w:color w:val="000000"/>
           <w:sz w:val="24"/>
         </w:rPr>
-        <w:t xml:space="preserve">The empirical convergence behavior of </w:t>
-      </w:r>
-      <w:proofErr w:type="spellStart"/>
-      <w:r>
-        <w:rPr>
-          <w:rFonts w:ascii="Times New Roman" w:hAnsi="Times New Roman"/>
-          <w:color w:val="000000"/>
-          <w:sz w:val="24"/>
-        </w:rPr>
-        <w:t>DigitVision</w:t>
-      </w:r>
-      <w:proofErr w:type="spellEnd"/>
-      <w:r>
-        <w:rPr>
-          <w:rFonts w:ascii="Times New Roman" w:hAnsi="Times New Roman"/>
-          <w:color w:val="000000"/>
-          <w:sz w:val="24"/>
-        </w:rPr>
-        <w:t xml:space="preserve"> </w:t>
-      </w:r>
-      <w:proofErr w:type="spellStart"/>
-      <w:r>
-        <w:rPr>
-          <w:rFonts w:ascii="Times New Roman" w:hAnsi="Times New Roman"/>
-          <w:color w:val="000000"/>
-          <w:sz w:val="24"/>
-        </w:rPr>
-        <w:t>DeepConvNet</w:t>
-      </w:r>
-      <w:proofErr w:type="spellEnd"/>
-      <w:r>
-        <w:rPr>
-          <w:rFonts w:ascii="Times New Roman" w:hAnsi="Times New Roman"/>
-          <w:color w:val="000000"/>
-          <w:sz w:val="24"/>
-        </w:rPr>
-        <w:t xml:space="preserve"> is captured in Figure 6.1 (loss trajectory) and Figure 6.2 (accuracy trajectory). Training loss declined smoothly and monotonically from 0.4120 in Epoch 1 down to 0.0534 in Epoch 15. Validation loss tracked this decline closely, reaching its minimum of 0.0482 at Epoch 12 before plateauing at 0.0491.</w:t>
+        <w:t>The empirical convergence behavior of DigitVision DeepConvNet is captured in Figure 6.1 (loss trajectory) and Figure 6.2 (accuracy trajectory). Training loss declined smoothly and monotonically from 0.4120 in Epoch 1 down to 0.0534 in Epoch 15. Validation loss tracked this decline closely, reaching its minimum of 0.0482 at Epoch 12 before plateauing at 0.0491.</w:t>
       </w:r>
       <w:r>
         <w:rPr>
@@ -19609,7 +17282,7 @@
                           <pic:cNvPicPr/>
                         </pic:nvPicPr>
                         <pic:blipFill>
-                          <a:blip r:embed="rId15"/>
+                          <a:blip r:embed="rId16"/>
                           <a:stretch>
                             <a:fillRect/>
                           </a:stretch>
@@ -19735,7 +17408,7 @@
                           <pic:cNvPicPr/>
                         </pic:nvPicPr>
                         <pic:blipFill>
-                          <a:blip r:embed="rId16"/>
+                          <a:blip r:embed="rId17"/>
                           <a:stretch>
                             <a:fillRect/>
                           </a:stretch>
@@ -20802,19 +18475,8 @@
                 <w:color w:val="000000"/>
                 <w:sz w:val="20"/>
               </w:rPr>
-              <w:t xml:space="preserve">Convergence </w:t>
-            </w:r>
-            <w:proofErr w:type="spellStart"/>
-            <w:r>
-              <w:rPr>
-                <w:rFonts w:ascii="Times New Roman" w:hAnsi="Times New Roman"/>
-                <w:b/>
-                <w:color w:val="000000"/>
-                <w:sz w:val="20"/>
-              </w:rPr>
-              <w:t>behaviour</w:t>
-            </w:r>
-            <w:proofErr w:type="spellEnd"/>
+              <w:t>Convergence behaviour</w:t>
+            </w:r>
           </w:p>
         </w:tc>
         <w:tc>
@@ -20928,25 +18590,7 @@
           <w:color w:val="000000"/>
           <w:sz w:val="24"/>
         </w:rPr>
-        <w:t xml:space="preserve">Overfitting was quantitatively audited by computing the final generalization gap: Δ = |Training Accuracy - Validation Accuracy| = |98.45% - 98.23%| = 0.22%. This minimal delta confirms that the model achieved an optimal bias-variance trade-off without memorizing training noise. Table 6.5 compares diagnosis across models: while a deep MLP exhibited a 1.30% gap due to lack of spatial locality constraints, </w:t>
-      </w:r>
-      <w:proofErr w:type="spellStart"/>
-      <w:r>
-        <w:rPr>
-          <w:rFonts w:ascii="Times New Roman" w:hAnsi="Times New Roman"/>
-          <w:color w:val="000000"/>
-          <w:sz w:val="24"/>
-        </w:rPr>
-        <w:t>DeepConvNet's</w:t>
-      </w:r>
-      <w:proofErr w:type="spellEnd"/>
-      <w:r>
-        <w:rPr>
-          <w:rFonts w:ascii="Times New Roman" w:hAnsi="Times New Roman"/>
-          <w:color w:val="000000"/>
-          <w:sz w:val="24"/>
-        </w:rPr>
-        <w:t xml:space="preserve"> combination of spatial dropout, batch normalization, and L2 regularization prevented overfitting entirely.</w:t>
+        <w:t>Overfitting was quantitatively audited by computing the final generalization gap: Δ = |Training Accuracy - Validation Accuracy| = |98.45% - 98.23%| = 0.22%. This minimal delta confirms that the model achieved an optimal bias-variance trade-off without memorizing training noise. Table 6.5 compares diagnosis across models: while a deep MLP exhibited a 1.30% gap due to lack of spatial locality constraints, DeepConvNet's combination of spatial dropout, batch normalization, and L2 regularization prevented overfitting entirely.</w:t>
       </w:r>
     </w:p>
     <w:tbl>
@@ -21001,7 +18645,7 @@
                           <pic:cNvPicPr/>
                         </pic:nvPicPr>
                         <pic:blipFill>
-                          <a:blip r:embed="rId17"/>
+                          <a:blip r:embed="rId18"/>
                           <a:stretch>
                             <a:fillRect/>
                           </a:stretch>
@@ -21270,37 +18914,15 @@
               <w:spacing w:before="40" w:after="40"/>
               <w:jc w:val="both"/>
             </w:pPr>
-            <w:proofErr w:type="spellStart"/>
-            <w:r>
-              <w:rPr>
-                <w:rFonts w:ascii="Times New Roman" w:hAnsi="Times New Roman"/>
-                <w:b/>
-                <w:color w:val="000000"/>
-                <w:sz w:val="20"/>
-              </w:rPr>
-              <w:t>DigitVision</w:t>
-            </w:r>
-            <w:proofErr w:type="spellEnd"/>
-            <w:r>
-              <w:rPr>
-                <w:rFonts w:ascii="Times New Roman" w:hAnsi="Times New Roman"/>
-                <w:b/>
-                <w:color w:val="000000"/>
-                <w:sz w:val="20"/>
-              </w:rPr>
-              <w:t xml:space="preserve"> </w:t>
-            </w:r>
-            <w:proofErr w:type="spellStart"/>
-            <w:r>
-              <w:rPr>
-                <w:rFonts w:ascii="Times New Roman" w:hAnsi="Times New Roman"/>
-                <w:b/>
-                <w:color w:val="000000"/>
-                <w:sz w:val="20"/>
-              </w:rPr>
-              <w:t>DeepConvNet</w:t>
-            </w:r>
-            <w:proofErr w:type="spellEnd"/>
+            <w:r>
+              <w:rPr>
+                <w:rFonts w:ascii="Times New Roman" w:hAnsi="Times New Roman"/>
+                <w:b/>
+                <w:color w:val="000000"/>
+                <w:sz w:val="20"/>
+              </w:rPr>
+              <w:t>DigitVision DeepConvNet</w:t>
+            </w:r>
           </w:p>
         </w:tc>
         <w:tc>
@@ -21702,61 +19324,7 @@
           <w:color w:val="000000"/>
           <w:sz w:val="24"/>
         </w:rPr>
-        <w:t xml:space="preserve">Listing 6.1 presents the core Python implementation of the canonical preprocessing pipeline and the </w:t>
-      </w:r>
-      <w:proofErr w:type="spellStart"/>
-      <w:r>
-        <w:rPr>
-          <w:rFonts w:ascii="Times New Roman" w:hAnsi="Times New Roman"/>
-          <w:color w:val="000000"/>
-          <w:sz w:val="24"/>
-        </w:rPr>
-        <w:t>DigitVision</w:t>
-      </w:r>
-      <w:proofErr w:type="spellEnd"/>
-      <w:r>
-        <w:rPr>
-          <w:rFonts w:ascii="Times New Roman" w:hAnsi="Times New Roman"/>
-          <w:color w:val="000000"/>
-          <w:sz w:val="24"/>
-        </w:rPr>
-        <w:t xml:space="preserve"> </w:t>
-      </w:r>
-      <w:proofErr w:type="spellStart"/>
-      <w:r>
-        <w:rPr>
-          <w:rFonts w:ascii="Times New Roman" w:hAnsi="Times New Roman"/>
-          <w:color w:val="000000"/>
-          <w:sz w:val="24"/>
-        </w:rPr>
-        <w:t>DeepConvNet</w:t>
-      </w:r>
-      <w:proofErr w:type="spellEnd"/>
-      <w:r>
-        <w:rPr>
-          <w:rFonts w:ascii="Times New Roman" w:hAnsi="Times New Roman"/>
-          <w:color w:val="000000"/>
-          <w:sz w:val="24"/>
-        </w:rPr>
-        <w:t xml:space="preserve"> architecture. The preprocessing function guarantees mathematical invariance across input formats, while the model definition specifies convolutional layer dimensions, batch normalization, dropout placements, and the designated '</w:t>
-      </w:r>
-      <w:proofErr w:type="spellStart"/>
-      <w:r>
-        <w:rPr>
-          <w:rFonts w:ascii="Times New Roman" w:hAnsi="Times New Roman"/>
-          <w:color w:val="000000"/>
-          <w:sz w:val="24"/>
-        </w:rPr>
-        <w:t>conv_cam</w:t>
-      </w:r>
-      <w:proofErr w:type="spellEnd"/>
-      <w:r>
-        <w:rPr>
-          <w:rFonts w:ascii="Times New Roman" w:hAnsi="Times New Roman"/>
-          <w:color w:val="000000"/>
-          <w:sz w:val="24"/>
-        </w:rPr>
-        <w:t>' target layer for Grad-CAM explainability.</w:t>
+        <w:t>Listing 6.1 presents the core Python implementation of the canonical preprocessing pipeline and the DigitVision DeepConvNet architecture. The preprocessing function guarantees mathematical invariance across input formats, while the model definition specifies convolutional layer dimensions, batch normalization, dropout placements, and the designated 'conv_cam' target layer for Grad-CAM explainability.</w:t>
       </w:r>
     </w:p>
     <w:tbl>
@@ -21796,25 +19364,7 @@
                 <w:color w:val="000000"/>
                 <w:sz w:val="17"/>
               </w:rPr>
-              <w:t xml:space="preserve"># DIGITVISION AI — Canonical Preprocessing &amp; </w:t>
-            </w:r>
-            <w:proofErr w:type="spellStart"/>
-            <w:r>
-              <w:rPr>
-                <w:rFonts w:ascii="Courier New" w:hAnsi="Courier New"/>
-                <w:color w:val="000000"/>
-                <w:sz w:val="17"/>
-              </w:rPr>
-              <w:t>DeepConvNet</w:t>
-            </w:r>
-            <w:proofErr w:type="spellEnd"/>
-            <w:r>
-              <w:rPr>
-                <w:rFonts w:ascii="Courier New" w:hAnsi="Courier New"/>
-                <w:color w:val="000000"/>
-                <w:sz w:val="17"/>
-              </w:rPr>
-              <w:t xml:space="preserve"> Specification</w:t>
+              <w:t># DIGITVISION AI — Canonical Preprocessing &amp; DeepConvNet Specification</w:t>
             </w:r>
             <w:r>
               <w:rPr>
@@ -21841,169 +19391,33 @@
               </w:rPr>
               <w:lastRenderedPageBreak/>
               <w:br/>
-              <w:t xml:space="preserve">import cv2, </w:t>
-            </w:r>
-            <w:proofErr w:type="spellStart"/>
+              <w:t>import cv2, numpy as np, tensorflow as tf</w:t>
+            </w:r>
             <w:r>
               <w:rPr>
                 <w:rFonts w:ascii="Courier New" w:hAnsi="Courier New"/>
                 <w:color w:val="000000"/>
                 <w:sz w:val="17"/>
               </w:rPr>
-              <w:t>numpy</w:t>
-            </w:r>
-            <w:proofErr w:type="spellEnd"/>
+              <w:br/>
+              <w:t>from tensorflow.keras import layers, models</w:t>
+            </w:r>
             <w:r>
               <w:rPr>
                 <w:rFonts w:ascii="Courier New" w:hAnsi="Courier New"/>
                 <w:color w:val="000000"/>
                 <w:sz w:val="17"/>
               </w:rPr>
-              <w:t xml:space="preserve"> as np, </w:t>
-            </w:r>
-            <w:proofErr w:type="spellStart"/>
+              <w:br/>
+            </w:r>
             <w:r>
               <w:rPr>
                 <w:rFonts w:ascii="Courier New" w:hAnsi="Courier New"/>
                 <w:color w:val="000000"/>
                 <w:sz w:val="17"/>
               </w:rPr>
-              <w:t>tensorflow</w:t>
-            </w:r>
-            <w:proofErr w:type="spellEnd"/>
-            <w:r>
-              <w:rPr>
-                <w:rFonts w:ascii="Courier New" w:hAnsi="Courier New"/>
-                <w:color w:val="000000"/>
-                <w:sz w:val="17"/>
-              </w:rPr>
-              <w:t xml:space="preserve"> as </w:t>
-            </w:r>
-            <w:proofErr w:type="spellStart"/>
-            <w:r>
-              <w:rPr>
-                <w:rFonts w:ascii="Courier New" w:hAnsi="Courier New"/>
-                <w:color w:val="000000"/>
-                <w:sz w:val="17"/>
-              </w:rPr>
-              <w:t>tf</w:t>
-            </w:r>
-            <w:proofErr w:type="spellEnd"/>
-            <w:r>
-              <w:rPr>
-                <w:rFonts w:ascii="Courier New" w:hAnsi="Courier New"/>
-                <w:color w:val="000000"/>
-                <w:sz w:val="17"/>
-              </w:rPr>
               <w:br/>
-              <w:t xml:space="preserve">from </w:t>
-            </w:r>
-            <w:proofErr w:type="spellStart"/>
-            <w:r>
-              <w:rPr>
-                <w:rFonts w:ascii="Courier New" w:hAnsi="Courier New"/>
-                <w:color w:val="000000"/>
-                <w:sz w:val="17"/>
-              </w:rPr>
-              <w:t>tensorflow.keras</w:t>
-            </w:r>
-            <w:proofErr w:type="spellEnd"/>
-            <w:r>
-              <w:rPr>
-                <w:rFonts w:ascii="Courier New" w:hAnsi="Courier New"/>
-                <w:color w:val="000000"/>
-                <w:sz w:val="17"/>
-              </w:rPr>
-              <w:t xml:space="preserve"> import layers, models</w:t>
-            </w:r>
-            <w:r>
-              <w:rPr>
-                <w:rFonts w:ascii="Courier New" w:hAnsi="Courier New"/>
-                <w:color w:val="000000"/>
-                <w:sz w:val="17"/>
-              </w:rPr>
-              <w:br/>
-            </w:r>
-            <w:r>
-              <w:rPr>
-                <w:rFonts w:ascii="Courier New" w:hAnsi="Courier New"/>
-                <w:color w:val="000000"/>
-                <w:sz w:val="17"/>
-              </w:rPr>
-              <w:br/>
-              <w:t xml:space="preserve">def </w:t>
-            </w:r>
-            <w:proofErr w:type="spellStart"/>
-            <w:r>
-              <w:rPr>
-                <w:rFonts w:ascii="Courier New" w:hAnsi="Courier New"/>
-                <w:color w:val="000000"/>
-                <w:sz w:val="17"/>
-              </w:rPr>
-              <w:t>canonical_preprocess</w:t>
-            </w:r>
-            <w:proofErr w:type="spellEnd"/>
-            <w:r>
-              <w:rPr>
-                <w:rFonts w:ascii="Courier New" w:hAnsi="Courier New"/>
-                <w:color w:val="000000"/>
-                <w:sz w:val="17"/>
-              </w:rPr>
-              <w:t>(</w:t>
-            </w:r>
-            <w:proofErr w:type="spellStart"/>
-            <w:r>
-              <w:rPr>
-                <w:rFonts w:ascii="Courier New" w:hAnsi="Courier New"/>
-                <w:color w:val="000000"/>
-                <w:sz w:val="17"/>
-              </w:rPr>
-              <w:t>image_input</w:t>
-            </w:r>
-            <w:proofErr w:type="spellEnd"/>
-            <w:r>
-              <w:rPr>
-                <w:rFonts w:ascii="Courier New" w:hAnsi="Courier New"/>
-                <w:color w:val="000000"/>
-                <w:sz w:val="17"/>
-              </w:rPr>
-              <w:t xml:space="preserve">: </w:t>
-            </w:r>
-            <w:proofErr w:type="spellStart"/>
-            <w:r>
-              <w:rPr>
-                <w:rFonts w:ascii="Courier New" w:hAnsi="Courier New"/>
-                <w:color w:val="000000"/>
-                <w:sz w:val="17"/>
-              </w:rPr>
-              <w:t>np.ndarray</w:t>
-            </w:r>
-            <w:proofErr w:type="spellEnd"/>
-            <w:r>
-              <w:rPr>
-                <w:rFonts w:ascii="Courier New" w:hAnsi="Courier New"/>
-                <w:color w:val="000000"/>
-                <w:sz w:val="17"/>
-              </w:rPr>
-              <w:t xml:space="preserve">) -&gt; </w:t>
-            </w:r>
-            <w:proofErr w:type="spellStart"/>
-            <w:r>
-              <w:rPr>
-                <w:rFonts w:ascii="Courier New" w:hAnsi="Courier New"/>
-                <w:color w:val="000000"/>
-                <w:sz w:val="17"/>
-              </w:rPr>
-              <w:t>np.ndarray</w:t>
-            </w:r>
-            <w:proofErr w:type="spellEnd"/>
-            <w:r>
-              <w:rPr>
-                <w:rFonts w:ascii="Courier New" w:hAnsi="Courier New"/>
-                <w:color w:val="000000"/>
-                <w:sz w:val="17"/>
-              </w:rPr>
-              <w:t>:</w:t>
+              <w:t>def canonical_preprocess(image_input: np.ndarray) -&gt; np.ndarray:</w:t>
             </w:r>
             <w:r>
               <w:rPr>
@@ -22021,70 +19435,16 @@
                 <w:sz w:val="17"/>
               </w:rPr>
               <w:br/>
-              <w:t xml:space="preserve">    if </w:t>
-            </w:r>
-            <w:proofErr w:type="spellStart"/>
+              <w:t xml:space="preserve">    if len(image_input.shape) == 3:</w:t>
+            </w:r>
             <w:r>
               <w:rPr>
                 <w:rFonts w:ascii="Courier New" w:hAnsi="Courier New"/>
                 <w:color w:val="000000"/>
                 <w:sz w:val="17"/>
               </w:rPr>
-              <w:t>len</w:t>
-            </w:r>
-            <w:proofErr w:type="spellEnd"/>
-            <w:r>
-              <w:rPr>
-                <w:rFonts w:ascii="Courier New" w:hAnsi="Courier New"/>
-                <w:color w:val="000000"/>
-                <w:sz w:val="17"/>
-              </w:rPr>
-              <w:t>(</w:t>
-            </w:r>
-            <w:proofErr w:type="spellStart"/>
-            <w:r>
-              <w:rPr>
-                <w:rFonts w:ascii="Courier New" w:hAnsi="Courier New"/>
-                <w:color w:val="000000"/>
-                <w:sz w:val="17"/>
-              </w:rPr>
-              <w:t>image_input.shape</w:t>
-            </w:r>
-            <w:proofErr w:type="spellEnd"/>
-            <w:r>
-              <w:rPr>
-                <w:rFonts w:ascii="Courier New" w:hAnsi="Courier New"/>
-                <w:color w:val="000000"/>
-                <w:sz w:val="17"/>
-              </w:rPr>
-              <w:t>) == 3:</w:t>
-            </w:r>
-            <w:r>
-              <w:rPr>
-                <w:rFonts w:ascii="Courier New" w:hAnsi="Courier New"/>
-                <w:color w:val="000000"/>
-                <w:sz w:val="17"/>
-              </w:rPr>
               <w:br/>
-              <w:t xml:space="preserve">        gray = cv2.cvtColor(</w:t>
-            </w:r>
-            <w:proofErr w:type="spellStart"/>
-            <w:r>
-              <w:rPr>
-                <w:rFonts w:ascii="Courier New" w:hAnsi="Courier New"/>
-                <w:color w:val="000000"/>
-                <w:sz w:val="17"/>
-              </w:rPr>
-              <w:t>image_input</w:t>
-            </w:r>
-            <w:proofErr w:type="spellEnd"/>
-            <w:r>
-              <w:rPr>
-                <w:rFonts w:ascii="Courier New" w:hAnsi="Courier New"/>
-                <w:color w:val="000000"/>
-                <w:sz w:val="17"/>
-              </w:rPr>
-              <w:t>, cv2.COLOR_BGR2GRAY)</w:t>
+              <w:t xml:space="preserve">        gray = cv2.cvtColor(image_input, cv2.COLOR_BGR2GRAY)</w:t>
             </w:r>
             <w:r>
               <w:rPr>
@@ -22102,25 +19462,7 @@
                 <w:sz w:val="17"/>
               </w:rPr>
               <w:br/>
-              <w:t xml:space="preserve">        gray = </w:t>
-            </w:r>
-            <w:proofErr w:type="spellStart"/>
-            <w:r>
-              <w:rPr>
-                <w:rFonts w:ascii="Courier New" w:hAnsi="Courier New"/>
-                <w:color w:val="000000"/>
-                <w:sz w:val="17"/>
-              </w:rPr>
-              <w:t>image_input.copy</w:t>
-            </w:r>
-            <w:proofErr w:type="spellEnd"/>
-            <w:r>
-              <w:rPr>
-                <w:rFonts w:ascii="Courier New" w:hAnsi="Courier New"/>
-                <w:color w:val="000000"/>
-                <w:sz w:val="17"/>
-              </w:rPr>
-              <w:t>()</w:t>
+              <w:t xml:space="preserve">        gray = image_input.copy()</w:t>
             </w:r>
             <w:r>
               <w:rPr>
@@ -22156,43 +19498,7 @@
                 <w:sz w:val="17"/>
               </w:rPr>
               <w:br/>
-              <w:t xml:space="preserve">        return </w:t>
-            </w:r>
-            <w:proofErr w:type="spellStart"/>
-            <w:r>
-              <w:rPr>
-                <w:rFonts w:ascii="Courier New" w:hAnsi="Courier New"/>
-                <w:color w:val="000000"/>
-                <w:sz w:val="17"/>
-              </w:rPr>
-              <w:t>np.zeros</w:t>
-            </w:r>
-            <w:proofErr w:type="spellEnd"/>
-            <w:r>
-              <w:rPr>
-                <w:rFonts w:ascii="Courier New" w:hAnsi="Courier New"/>
-                <w:color w:val="000000"/>
-                <w:sz w:val="17"/>
-              </w:rPr>
-              <w:t xml:space="preserve">((28, 28, 1), </w:t>
-            </w:r>
-            <w:proofErr w:type="spellStart"/>
-            <w:r>
-              <w:rPr>
-                <w:rFonts w:ascii="Courier New" w:hAnsi="Courier New"/>
-                <w:color w:val="000000"/>
-                <w:sz w:val="17"/>
-              </w:rPr>
-              <w:t>dtype</w:t>
-            </w:r>
-            <w:proofErr w:type="spellEnd"/>
-            <w:r>
-              <w:rPr>
-                <w:rFonts w:ascii="Courier New" w:hAnsi="Courier New"/>
-                <w:color w:val="000000"/>
-                <w:sz w:val="17"/>
-              </w:rPr>
-              <w:t>=np.float32)</w:t>
+              <w:t xml:space="preserve">        return np.zeros((28, 28, 1), dtype=np.float32)</w:t>
             </w:r>
             <w:r>
               <w:rPr>
@@ -22210,25 +19516,7 @@
                 <w:sz w:val="17"/>
               </w:rPr>
               <w:br/>
-              <w:t xml:space="preserve">    digit = thresh[</w:t>
-            </w:r>
-            <w:proofErr w:type="spellStart"/>
-            <w:r>
-              <w:rPr>
-                <w:rFonts w:ascii="Courier New" w:hAnsi="Courier New"/>
-                <w:color w:val="000000"/>
-                <w:sz w:val="17"/>
-              </w:rPr>
-              <w:t>y:y+h</w:t>
-            </w:r>
-            <w:proofErr w:type="spellEnd"/>
-            <w:r>
-              <w:rPr>
-                <w:rFonts w:ascii="Courier New" w:hAnsi="Courier New"/>
-                <w:color w:val="000000"/>
-                <w:sz w:val="17"/>
-              </w:rPr>
-              <w:t>, x:x+w]</w:t>
+              <w:t xml:space="preserve">    digit = thresh[y:y+h, x:x+w]</w:t>
             </w:r>
             <w:r>
               <w:rPr>
@@ -22255,43 +19543,7 @@
                 <w:sz w:val="17"/>
               </w:rPr>
               <w:br/>
-              <w:t xml:space="preserve">    canvas = </w:t>
-            </w:r>
-            <w:proofErr w:type="spellStart"/>
-            <w:r>
-              <w:rPr>
-                <w:rFonts w:ascii="Courier New" w:hAnsi="Courier New"/>
-                <w:color w:val="000000"/>
-                <w:sz w:val="17"/>
-              </w:rPr>
-              <w:t>np.zeros</w:t>
-            </w:r>
-            <w:proofErr w:type="spellEnd"/>
-            <w:r>
-              <w:rPr>
-                <w:rFonts w:ascii="Courier New" w:hAnsi="Courier New"/>
-                <w:color w:val="000000"/>
-                <w:sz w:val="17"/>
-              </w:rPr>
-              <w:t xml:space="preserve">((28, 28), </w:t>
-            </w:r>
-            <w:proofErr w:type="spellStart"/>
-            <w:r>
-              <w:rPr>
-                <w:rFonts w:ascii="Courier New" w:hAnsi="Courier New"/>
-                <w:color w:val="000000"/>
-                <w:sz w:val="17"/>
-              </w:rPr>
-              <w:t>dtype</w:t>
-            </w:r>
-            <w:proofErr w:type="spellEnd"/>
-            <w:r>
-              <w:rPr>
-                <w:rFonts w:ascii="Courier New" w:hAnsi="Courier New"/>
-                <w:color w:val="000000"/>
-                <w:sz w:val="17"/>
-              </w:rPr>
-              <w:t>=np.uint8)</w:t>
+              <w:t xml:space="preserve">    canvas = np.zeros((28, 28), dtype=np.uint8)</w:t>
             </w:r>
             <w:r>
               <w:rPr>
@@ -22327,61 +19579,60 @@
                 <w:sz w:val="17"/>
               </w:rPr>
               <w:br/>
-              <w:t xml:space="preserve">    </w:t>
-            </w:r>
-            <w:proofErr w:type="spellStart"/>
+              <w:t xml:space="preserve">    x_off = np.clip(14 - cx, 0, 28 - resized.shape[1])</w:t>
+            </w:r>
             <w:r>
               <w:rPr>
                 <w:rFonts w:ascii="Courier New" w:hAnsi="Courier New"/>
                 <w:color w:val="000000"/>
                 <w:sz w:val="17"/>
               </w:rPr>
-              <w:t>x_off</w:t>
-            </w:r>
-            <w:proofErr w:type="spellEnd"/>
+              <w:br/>
+              <w:t xml:space="preserve">    y_off = np.clip(14 - cy, 0, 28 - resized.shape[0])</w:t>
+            </w:r>
             <w:r>
               <w:rPr>
                 <w:rFonts w:ascii="Courier New" w:hAnsi="Courier New"/>
                 <w:color w:val="000000"/>
                 <w:sz w:val="17"/>
               </w:rPr>
-              <w:t xml:space="preserve"> = </w:t>
-            </w:r>
-            <w:proofErr w:type="spellStart"/>
+              <w:br/>
+              <w:t xml:space="preserve">    canvas[y_off:y_off+resized.shape[0], x_off:x_off+resized.shape[1]] = resized</w:t>
+            </w:r>
             <w:r>
               <w:rPr>
                 <w:rFonts w:ascii="Courier New" w:hAnsi="Courier New"/>
                 <w:color w:val="000000"/>
                 <w:sz w:val="17"/>
               </w:rPr>
-              <w:t>np.clip</w:t>
-            </w:r>
-            <w:proofErr w:type="spellEnd"/>
+              <w:br/>
+              <w:t xml:space="preserve">    return (canvas.astype(np.float32) / 255.0)[..., np.newaxis]</w:t>
+            </w:r>
             <w:r>
               <w:rPr>
                 <w:rFonts w:ascii="Courier New" w:hAnsi="Courier New"/>
                 <w:color w:val="000000"/>
                 <w:sz w:val="17"/>
               </w:rPr>
-              <w:t xml:space="preserve">(14 - cx, 0, 28 - </w:t>
-            </w:r>
-            <w:proofErr w:type="spellStart"/>
+              <w:br/>
+            </w:r>
             <w:r>
               <w:rPr>
                 <w:rFonts w:ascii="Courier New" w:hAnsi="Courier New"/>
                 <w:color w:val="000000"/>
                 <w:sz w:val="17"/>
               </w:rPr>
-              <w:t>resized.shape</w:t>
-            </w:r>
-            <w:proofErr w:type="spellEnd"/>
+              <w:br/>
+              <w:t>def build_digitvision_convnet(input_shape=(28, 28, 1), num_classes=10) -&gt; tf.keras.Model:</w:t>
+            </w:r>
             <w:r>
               <w:rPr>
                 <w:rFonts w:ascii="Courier New" w:hAnsi="Courier New"/>
                 <w:color w:val="000000"/>
                 <w:sz w:val="17"/>
               </w:rPr>
-              <w:t>[1])</w:t>
+              <w:br/>
+              <w:t xml:space="preserve">    model = models.Sequential([</w:t>
             </w:r>
             <w:r>
               <w:rPr>
@@ -22390,393 +19641,34 @@
                 <w:sz w:val="17"/>
               </w:rPr>
               <w:br/>
-              <w:t xml:space="preserve">    </w:t>
-            </w:r>
-            <w:proofErr w:type="spellStart"/>
+              <w:t xml:space="preserve">        layers.Input(shape=input_shape),</w:t>
+            </w:r>
             <w:r>
               <w:rPr>
                 <w:rFonts w:ascii="Courier New" w:hAnsi="Courier New"/>
                 <w:color w:val="000000"/>
                 <w:sz w:val="17"/>
               </w:rPr>
-              <w:t>y_off</w:t>
-            </w:r>
-            <w:proofErr w:type="spellEnd"/>
+              <w:br/>
+              <w:t xml:space="preserve">        layers.Conv2D(32, (3, 3), activation='relu', padding='same'),</w:t>
+            </w:r>
             <w:r>
               <w:rPr>
                 <w:rFonts w:ascii="Courier New" w:hAnsi="Courier New"/>
                 <w:color w:val="000000"/>
                 <w:sz w:val="17"/>
               </w:rPr>
-              <w:t xml:space="preserve"> = </w:t>
-            </w:r>
-            <w:proofErr w:type="spellStart"/>
+              <w:br/>
+              <w:t xml:space="preserve">        layers.BatchNormalization(),</w:t>
+            </w:r>
             <w:r>
               <w:rPr>
                 <w:rFonts w:ascii="Courier New" w:hAnsi="Courier New"/>
                 <w:color w:val="000000"/>
                 <w:sz w:val="17"/>
               </w:rPr>
-              <w:t>np.clip</w:t>
-            </w:r>
-            <w:proofErr w:type="spellEnd"/>
-            <w:r>
-              <w:rPr>
-                <w:rFonts w:ascii="Courier New" w:hAnsi="Courier New"/>
-                <w:color w:val="000000"/>
-                <w:sz w:val="17"/>
-              </w:rPr>
-              <w:t xml:space="preserve">(14 - cy, 0, 28 - </w:t>
-            </w:r>
-            <w:proofErr w:type="spellStart"/>
-            <w:r>
-              <w:rPr>
-                <w:rFonts w:ascii="Courier New" w:hAnsi="Courier New"/>
-                <w:color w:val="000000"/>
-                <w:sz w:val="17"/>
-              </w:rPr>
-              <w:t>resized.shape</w:t>
-            </w:r>
-            <w:proofErr w:type="spellEnd"/>
-            <w:r>
-              <w:rPr>
-                <w:rFonts w:ascii="Courier New" w:hAnsi="Courier New"/>
-                <w:color w:val="000000"/>
-                <w:sz w:val="17"/>
-              </w:rPr>
-              <w:t>[0])</w:t>
-            </w:r>
-            <w:r>
-              <w:rPr>
-                <w:rFonts w:ascii="Courier New" w:hAnsi="Courier New"/>
-                <w:color w:val="000000"/>
-                <w:sz w:val="17"/>
-              </w:rPr>
               <w:br/>
-              <w:t xml:space="preserve">    canvas[</w:t>
-            </w:r>
-            <w:proofErr w:type="spellStart"/>
-            <w:r>
-              <w:rPr>
-                <w:rFonts w:ascii="Courier New" w:hAnsi="Courier New"/>
-                <w:color w:val="000000"/>
-                <w:sz w:val="17"/>
-              </w:rPr>
-              <w:t>y_off:y_off+resized.shape</w:t>
-            </w:r>
-            <w:proofErr w:type="spellEnd"/>
-            <w:r>
-              <w:rPr>
-                <w:rFonts w:ascii="Courier New" w:hAnsi="Courier New"/>
-                <w:color w:val="000000"/>
-                <w:sz w:val="17"/>
-              </w:rPr>
-              <w:t xml:space="preserve">[0], </w:t>
-            </w:r>
-            <w:proofErr w:type="spellStart"/>
-            <w:r>
-              <w:rPr>
-                <w:rFonts w:ascii="Courier New" w:hAnsi="Courier New"/>
-                <w:color w:val="000000"/>
-                <w:sz w:val="17"/>
-              </w:rPr>
-              <w:t>x_off:x_off+resized.shape</w:t>
-            </w:r>
-            <w:proofErr w:type="spellEnd"/>
-            <w:r>
-              <w:rPr>
-                <w:rFonts w:ascii="Courier New" w:hAnsi="Courier New"/>
-                <w:color w:val="000000"/>
-                <w:sz w:val="17"/>
-              </w:rPr>
-              <w:t>[1]] = resized</w:t>
-            </w:r>
-            <w:r>
-              <w:rPr>
-                <w:rFonts w:ascii="Courier New" w:hAnsi="Courier New"/>
-                <w:color w:val="000000"/>
-                <w:sz w:val="17"/>
-              </w:rPr>
-              <w:br/>
-              <w:t xml:space="preserve">    return (</w:t>
-            </w:r>
-            <w:proofErr w:type="spellStart"/>
-            <w:r>
-              <w:rPr>
-                <w:rFonts w:ascii="Courier New" w:hAnsi="Courier New"/>
-                <w:color w:val="000000"/>
-                <w:sz w:val="17"/>
-              </w:rPr>
-              <w:t>canvas.astype</w:t>
-            </w:r>
-            <w:proofErr w:type="spellEnd"/>
-            <w:r>
-              <w:rPr>
-                <w:rFonts w:ascii="Courier New" w:hAnsi="Courier New"/>
-                <w:color w:val="000000"/>
-                <w:sz w:val="17"/>
-              </w:rPr>
-              <w:t xml:space="preserve">(np.float32) / 255.0)[..., </w:t>
-            </w:r>
-            <w:proofErr w:type="spellStart"/>
-            <w:r>
-              <w:rPr>
-                <w:rFonts w:ascii="Courier New" w:hAnsi="Courier New"/>
-                <w:color w:val="000000"/>
-                <w:sz w:val="17"/>
-              </w:rPr>
-              <w:t>np.newaxis</w:t>
-            </w:r>
-            <w:proofErr w:type="spellEnd"/>
-            <w:r>
-              <w:rPr>
-                <w:rFonts w:ascii="Courier New" w:hAnsi="Courier New"/>
-                <w:color w:val="000000"/>
-                <w:sz w:val="17"/>
-              </w:rPr>
-              <w:t>]</w:t>
-            </w:r>
-            <w:r>
-              <w:rPr>
-                <w:rFonts w:ascii="Courier New" w:hAnsi="Courier New"/>
-                <w:color w:val="000000"/>
-                <w:sz w:val="17"/>
-              </w:rPr>
-              <w:br/>
-            </w:r>
-            <w:r>
-              <w:rPr>
-                <w:rFonts w:ascii="Courier New" w:hAnsi="Courier New"/>
-                <w:color w:val="000000"/>
-                <w:sz w:val="17"/>
-              </w:rPr>
-              <w:br/>
-              <w:t xml:space="preserve">def </w:t>
-            </w:r>
-            <w:proofErr w:type="spellStart"/>
-            <w:r>
-              <w:rPr>
-                <w:rFonts w:ascii="Courier New" w:hAnsi="Courier New"/>
-                <w:color w:val="000000"/>
-                <w:sz w:val="17"/>
-              </w:rPr>
-              <w:t>build_digitvision_convnet</w:t>
-            </w:r>
-            <w:proofErr w:type="spellEnd"/>
-            <w:r>
-              <w:rPr>
-                <w:rFonts w:ascii="Courier New" w:hAnsi="Courier New"/>
-                <w:color w:val="000000"/>
-                <w:sz w:val="17"/>
-              </w:rPr>
-              <w:t>(</w:t>
-            </w:r>
-            <w:proofErr w:type="spellStart"/>
-            <w:r>
-              <w:rPr>
-                <w:rFonts w:ascii="Courier New" w:hAnsi="Courier New"/>
-                <w:color w:val="000000"/>
-                <w:sz w:val="17"/>
-              </w:rPr>
-              <w:t>input_shape</w:t>
-            </w:r>
-            <w:proofErr w:type="spellEnd"/>
-            <w:r>
-              <w:rPr>
-                <w:rFonts w:ascii="Courier New" w:hAnsi="Courier New"/>
-                <w:color w:val="000000"/>
-                <w:sz w:val="17"/>
-              </w:rPr>
-              <w:t xml:space="preserve">=(28, 28, 1), </w:t>
-            </w:r>
-            <w:proofErr w:type="spellStart"/>
-            <w:r>
-              <w:rPr>
-                <w:rFonts w:ascii="Courier New" w:hAnsi="Courier New"/>
-                <w:color w:val="000000"/>
-                <w:sz w:val="17"/>
-              </w:rPr>
-              <w:t>num_classes</w:t>
-            </w:r>
-            <w:proofErr w:type="spellEnd"/>
-            <w:r>
-              <w:rPr>
-                <w:rFonts w:ascii="Courier New" w:hAnsi="Courier New"/>
-                <w:color w:val="000000"/>
-                <w:sz w:val="17"/>
-              </w:rPr>
-              <w:t xml:space="preserve">=10) -&gt; </w:t>
-            </w:r>
-            <w:proofErr w:type="spellStart"/>
-            <w:r>
-              <w:rPr>
-                <w:rFonts w:ascii="Courier New" w:hAnsi="Courier New"/>
-                <w:color w:val="000000"/>
-                <w:sz w:val="17"/>
-              </w:rPr>
-              <w:t>tf.keras.Model</w:t>
-            </w:r>
-            <w:proofErr w:type="spellEnd"/>
-            <w:r>
-              <w:rPr>
-                <w:rFonts w:ascii="Courier New" w:hAnsi="Courier New"/>
-                <w:color w:val="000000"/>
-                <w:sz w:val="17"/>
-              </w:rPr>
-              <w:t>:</w:t>
-            </w:r>
-            <w:r>
-              <w:rPr>
-                <w:rFonts w:ascii="Courier New" w:hAnsi="Courier New"/>
-                <w:color w:val="000000"/>
-                <w:sz w:val="17"/>
-              </w:rPr>
-              <w:br/>
-              <w:t xml:space="preserve">    model = </w:t>
-            </w:r>
-            <w:proofErr w:type="spellStart"/>
-            <w:r>
-              <w:rPr>
-                <w:rFonts w:ascii="Courier New" w:hAnsi="Courier New"/>
-                <w:color w:val="000000"/>
-                <w:sz w:val="17"/>
-              </w:rPr>
-              <w:t>models.Sequential</w:t>
-            </w:r>
-            <w:proofErr w:type="spellEnd"/>
-            <w:r>
-              <w:rPr>
-                <w:rFonts w:ascii="Courier New" w:hAnsi="Courier New"/>
-                <w:color w:val="000000"/>
-                <w:sz w:val="17"/>
-              </w:rPr>
-              <w:t>([</w:t>
-            </w:r>
-            <w:r>
-              <w:rPr>
-                <w:rFonts w:ascii="Courier New" w:hAnsi="Courier New"/>
-                <w:color w:val="000000"/>
-                <w:sz w:val="17"/>
-              </w:rPr>
-              <w:br/>
-              <w:t xml:space="preserve">        </w:t>
-            </w:r>
-            <w:proofErr w:type="spellStart"/>
-            <w:r>
-              <w:rPr>
-                <w:rFonts w:ascii="Courier New" w:hAnsi="Courier New"/>
-                <w:color w:val="000000"/>
-                <w:sz w:val="17"/>
-              </w:rPr>
-              <w:t>layers.Input</w:t>
-            </w:r>
-            <w:proofErr w:type="spellEnd"/>
-            <w:r>
-              <w:rPr>
-                <w:rFonts w:ascii="Courier New" w:hAnsi="Courier New"/>
-                <w:color w:val="000000"/>
-                <w:sz w:val="17"/>
-              </w:rPr>
-              <w:t>(shape=</w:t>
-            </w:r>
-            <w:proofErr w:type="spellStart"/>
-            <w:r>
-              <w:rPr>
-                <w:rFonts w:ascii="Courier New" w:hAnsi="Courier New"/>
-                <w:color w:val="000000"/>
-                <w:sz w:val="17"/>
-              </w:rPr>
-              <w:t>input_shape</w:t>
-            </w:r>
-            <w:proofErr w:type="spellEnd"/>
-            <w:r>
-              <w:rPr>
-                <w:rFonts w:ascii="Courier New" w:hAnsi="Courier New"/>
-                <w:color w:val="000000"/>
-                <w:sz w:val="17"/>
-              </w:rPr>
-              <w:t>),</w:t>
-            </w:r>
-            <w:r>
-              <w:rPr>
-                <w:rFonts w:ascii="Courier New" w:hAnsi="Courier New"/>
-                <w:color w:val="000000"/>
-                <w:sz w:val="17"/>
-              </w:rPr>
-              <w:br/>
-              <w:t xml:space="preserve">        layers.Conv2D(32, (3, 3), activation='</w:t>
-            </w:r>
-            <w:proofErr w:type="spellStart"/>
-            <w:r>
-              <w:rPr>
-                <w:rFonts w:ascii="Courier New" w:hAnsi="Courier New"/>
-                <w:color w:val="000000"/>
-                <w:sz w:val="17"/>
-              </w:rPr>
-              <w:t>relu</w:t>
-            </w:r>
-            <w:proofErr w:type="spellEnd"/>
-            <w:r>
-              <w:rPr>
-                <w:rFonts w:ascii="Courier New" w:hAnsi="Courier New"/>
-                <w:color w:val="000000"/>
-                <w:sz w:val="17"/>
-              </w:rPr>
-              <w:t>', padding='same'),</w:t>
-            </w:r>
-            <w:r>
-              <w:rPr>
-                <w:rFonts w:ascii="Courier New" w:hAnsi="Courier New"/>
-                <w:color w:val="000000"/>
-                <w:sz w:val="17"/>
-              </w:rPr>
-              <w:br/>
-              <w:t xml:space="preserve">        </w:t>
-            </w:r>
-            <w:proofErr w:type="spellStart"/>
-            <w:r>
-              <w:rPr>
-                <w:rFonts w:ascii="Courier New" w:hAnsi="Courier New"/>
-                <w:color w:val="000000"/>
-                <w:sz w:val="17"/>
-              </w:rPr>
-              <w:t>layers.BatchNormalization</w:t>
-            </w:r>
-            <w:proofErr w:type="spellEnd"/>
-            <w:r>
-              <w:rPr>
-                <w:rFonts w:ascii="Courier New" w:hAnsi="Courier New"/>
-                <w:color w:val="000000"/>
-                <w:sz w:val="17"/>
-              </w:rPr>
-              <w:t>(),</w:t>
-            </w:r>
-            <w:r>
-              <w:rPr>
-                <w:rFonts w:ascii="Courier New" w:hAnsi="Courier New"/>
-                <w:color w:val="000000"/>
-                <w:sz w:val="17"/>
-              </w:rPr>
-              <w:br/>
-              <w:t xml:space="preserve">        layers.Conv2D(32, (3, 3), activation='</w:t>
-            </w:r>
-            <w:proofErr w:type="spellStart"/>
-            <w:r>
-              <w:rPr>
-                <w:rFonts w:ascii="Courier New" w:hAnsi="Courier New"/>
-                <w:color w:val="000000"/>
-                <w:sz w:val="17"/>
-              </w:rPr>
-              <w:t>relu</w:t>
-            </w:r>
-            <w:proofErr w:type="spellEnd"/>
-            <w:r>
-              <w:rPr>
-                <w:rFonts w:ascii="Courier New" w:hAnsi="Courier New"/>
-                <w:color w:val="000000"/>
-                <w:sz w:val="17"/>
-              </w:rPr>
-              <w:t>'),</w:t>
+              <w:t xml:space="preserve">        layers.Conv2D(32, (3, 3), activation='relu'),</w:t>
             </w:r>
             <w:r>
               <w:rPr>
@@ -22794,97 +19686,25 @@
                 <w:sz w:val="17"/>
               </w:rPr>
               <w:br/>
-              <w:t xml:space="preserve">        </w:t>
-            </w:r>
-            <w:proofErr w:type="spellStart"/>
+              <w:t xml:space="preserve">        layers.Dropout(0.25),</w:t>
+            </w:r>
             <w:r>
               <w:rPr>
                 <w:rFonts w:ascii="Courier New" w:hAnsi="Courier New"/>
                 <w:color w:val="000000"/>
                 <w:sz w:val="17"/>
               </w:rPr>
-              <w:t>layers.Dropout</w:t>
-            </w:r>
-            <w:proofErr w:type="spellEnd"/>
+              <w:br/>
+              <w:t xml:space="preserve">        layers.Conv2D(64, (3, 3), activation='relu', padding='same', name='conv_cam'),</w:t>
+            </w:r>
             <w:r>
               <w:rPr>
                 <w:rFonts w:ascii="Courier New" w:hAnsi="Courier New"/>
                 <w:color w:val="000000"/>
                 <w:sz w:val="17"/>
               </w:rPr>
-              <w:t>(0.25),</w:t>
-            </w:r>
-            <w:r>
-              <w:rPr>
-                <w:rFonts w:ascii="Courier New" w:hAnsi="Courier New"/>
-                <w:color w:val="000000"/>
-                <w:sz w:val="17"/>
-              </w:rPr>
               <w:br/>
-              <w:t xml:space="preserve">        layers.Conv2D(64, (3, 3), activation='</w:t>
-            </w:r>
-            <w:proofErr w:type="spellStart"/>
-            <w:r>
-              <w:rPr>
-                <w:rFonts w:ascii="Courier New" w:hAnsi="Courier New"/>
-                <w:color w:val="000000"/>
-                <w:sz w:val="17"/>
-              </w:rPr>
-              <w:t>relu</w:t>
-            </w:r>
-            <w:proofErr w:type="spellEnd"/>
-            <w:r>
-              <w:rPr>
-                <w:rFonts w:ascii="Courier New" w:hAnsi="Courier New"/>
-                <w:color w:val="000000"/>
-                <w:sz w:val="17"/>
-              </w:rPr>
-              <w:t>', padding='same', name='</w:t>
-            </w:r>
-            <w:proofErr w:type="spellStart"/>
-            <w:r>
-              <w:rPr>
-                <w:rFonts w:ascii="Courier New" w:hAnsi="Courier New"/>
-                <w:color w:val="000000"/>
-                <w:sz w:val="17"/>
-              </w:rPr>
-              <w:t>conv_cam</w:t>
-            </w:r>
-            <w:proofErr w:type="spellEnd"/>
-            <w:r>
-              <w:rPr>
-                <w:rFonts w:ascii="Courier New" w:hAnsi="Courier New"/>
-                <w:color w:val="000000"/>
-                <w:sz w:val="17"/>
-              </w:rPr>
-              <w:t>'),</w:t>
-            </w:r>
-            <w:r>
-              <w:rPr>
-                <w:rFonts w:ascii="Courier New" w:hAnsi="Courier New"/>
-                <w:color w:val="000000"/>
-                <w:sz w:val="17"/>
-              </w:rPr>
-              <w:br/>
-              <w:t xml:space="preserve">        </w:t>
-            </w:r>
-            <w:proofErr w:type="spellStart"/>
-            <w:r>
-              <w:rPr>
-                <w:rFonts w:ascii="Courier New" w:hAnsi="Courier New"/>
-                <w:color w:val="000000"/>
-                <w:sz w:val="17"/>
-              </w:rPr>
-              <w:t>layers.BatchNormalization</w:t>
-            </w:r>
-            <w:proofErr w:type="spellEnd"/>
-            <w:r>
-              <w:rPr>
-                <w:rFonts w:ascii="Courier New" w:hAnsi="Courier New"/>
-                <w:color w:val="000000"/>
-                <w:sz w:val="17"/>
-              </w:rPr>
-              <w:t>(),</w:t>
+              <w:t xml:space="preserve">        layers.BatchNormalization(),</w:t>
             </w:r>
             <w:r>
               <w:rPr>
@@ -22902,25 +19722,25 @@
                 <w:sz w:val="17"/>
               </w:rPr>
               <w:br/>
-              <w:t xml:space="preserve">        </w:t>
-            </w:r>
-            <w:proofErr w:type="spellStart"/>
+              <w:t xml:space="preserve">        layers.Dropout(0.25),</w:t>
+            </w:r>
             <w:r>
               <w:rPr>
                 <w:rFonts w:ascii="Courier New" w:hAnsi="Courier New"/>
                 <w:color w:val="000000"/>
                 <w:sz w:val="17"/>
               </w:rPr>
-              <w:t>layers.Dropout</w:t>
-            </w:r>
-            <w:proofErr w:type="spellEnd"/>
+              <w:br/>
+              <w:t xml:space="preserve">        layers.Flatten(),</w:t>
+            </w:r>
             <w:r>
               <w:rPr>
                 <w:rFonts w:ascii="Courier New" w:hAnsi="Courier New"/>
                 <w:color w:val="000000"/>
                 <w:sz w:val="17"/>
               </w:rPr>
-              <w:t>(0.25),</w:t>
+              <w:br/>
+              <w:t xml:space="preserve">        layers.Dense(128, activation='relu'),</w:t>
             </w:r>
             <w:r>
               <w:rPr>
@@ -22929,187 +19749,25 @@
                 <w:sz w:val="17"/>
               </w:rPr>
               <w:br/>
-              <w:t xml:space="preserve">        </w:t>
-            </w:r>
-            <w:proofErr w:type="spellStart"/>
+              <w:t xml:space="preserve">        layers.BatchNormalization(),</w:t>
+            </w:r>
             <w:r>
               <w:rPr>
                 <w:rFonts w:ascii="Courier New" w:hAnsi="Courier New"/>
                 <w:color w:val="000000"/>
                 <w:sz w:val="17"/>
               </w:rPr>
-              <w:t>layers.Flatten</w:t>
-            </w:r>
-            <w:proofErr w:type="spellEnd"/>
+              <w:br/>
+              <w:t xml:space="preserve">        layers.Dropout(0.5),</w:t>
+            </w:r>
             <w:r>
               <w:rPr>
                 <w:rFonts w:ascii="Courier New" w:hAnsi="Courier New"/>
                 <w:color w:val="000000"/>
                 <w:sz w:val="17"/>
               </w:rPr>
-              <w:t>(),</w:t>
-            </w:r>
-            <w:r>
-              <w:rPr>
-                <w:rFonts w:ascii="Courier New" w:hAnsi="Courier New"/>
-                <w:color w:val="000000"/>
-                <w:sz w:val="17"/>
-              </w:rPr>
               <w:br/>
-              <w:t xml:space="preserve">        </w:t>
-            </w:r>
-            <w:proofErr w:type="spellStart"/>
-            <w:r>
-              <w:rPr>
-                <w:rFonts w:ascii="Courier New" w:hAnsi="Courier New"/>
-                <w:color w:val="000000"/>
-                <w:sz w:val="17"/>
-              </w:rPr>
-              <w:t>layers.Dense</w:t>
-            </w:r>
-            <w:proofErr w:type="spellEnd"/>
-            <w:r>
-              <w:rPr>
-                <w:rFonts w:ascii="Courier New" w:hAnsi="Courier New"/>
-                <w:color w:val="000000"/>
-                <w:sz w:val="17"/>
-              </w:rPr>
-              <w:t>(128, activation='</w:t>
-            </w:r>
-            <w:proofErr w:type="spellStart"/>
-            <w:r>
-              <w:rPr>
-                <w:rFonts w:ascii="Courier New" w:hAnsi="Courier New"/>
-                <w:color w:val="000000"/>
-                <w:sz w:val="17"/>
-              </w:rPr>
-              <w:t>relu</w:t>
-            </w:r>
-            <w:proofErr w:type="spellEnd"/>
-            <w:r>
-              <w:rPr>
-                <w:rFonts w:ascii="Courier New" w:hAnsi="Courier New"/>
-                <w:color w:val="000000"/>
-                <w:sz w:val="17"/>
-              </w:rPr>
-              <w:t>'),</w:t>
-            </w:r>
-            <w:r>
-              <w:rPr>
-                <w:rFonts w:ascii="Courier New" w:hAnsi="Courier New"/>
-                <w:color w:val="000000"/>
-                <w:sz w:val="17"/>
-              </w:rPr>
-              <w:br/>
-              <w:t xml:space="preserve">        </w:t>
-            </w:r>
-            <w:proofErr w:type="spellStart"/>
-            <w:r>
-              <w:rPr>
-                <w:rFonts w:ascii="Courier New" w:hAnsi="Courier New"/>
-                <w:color w:val="000000"/>
-                <w:sz w:val="17"/>
-              </w:rPr>
-              <w:t>layers.BatchNormalization</w:t>
-            </w:r>
-            <w:proofErr w:type="spellEnd"/>
-            <w:r>
-              <w:rPr>
-                <w:rFonts w:ascii="Courier New" w:hAnsi="Courier New"/>
-                <w:color w:val="000000"/>
-                <w:sz w:val="17"/>
-              </w:rPr>
-              <w:t>(),</w:t>
-            </w:r>
-            <w:r>
-              <w:rPr>
-                <w:rFonts w:ascii="Courier New" w:hAnsi="Courier New"/>
-                <w:color w:val="000000"/>
-                <w:sz w:val="17"/>
-              </w:rPr>
-              <w:br/>
-              <w:t xml:space="preserve">        </w:t>
-            </w:r>
-            <w:proofErr w:type="spellStart"/>
-            <w:r>
-              <w:rPr>
-                <w:rFonts w:ascii="Courier New" w:hAnsi="Courier New"/>
-                <w:color w:val="000000"/>
-                <w:sz w:val="17"/>
-              </w:rPr>
-              <w:t>layers.Dropout</w:t>
-            </w:r>
-            <w:proofErr w:type="spellEnd"/>
-            <w:r>
-              <w:rPr>
-                <w:rFonts w:ascii="Courier New" w:hAnsi="Courier New"/>
-                <w:color w:val="000000"/>
-                <w:sz w:val="17"/>
-              </w:rPr>
-              <w:t>(0.5),</w:t>
-            </w:r>
-            <w:r>
-              <w:rPr>
-                <w:rFonts w:ascii="Courier New" w:hAnsi="Courier New"/>
-                <w:color w:val="000000"/>
-                <w:sz w:val="17"/>
-              </w:rPr>
-              <w:br/>
-              <w:t xml:space="preserve">        </w:t>
-            </w:r>
-            <w:proofErr w:type="spellStart"/>
-            <w:r>
-              <w:rPr>
-                <w:rFonts w:ascii="Courier New" w:hAnsi="Courier New"/>
-                <w:color w:val="000000"/>
-                <w:sz w:val="17"/>
-              </w:rPr>
-              <w:t>layers.Dense</w:t>
-            </w:r>
-            <w:proofErr w:type="spellEnd"/>
-            <w:r>
-              <w:rPr>
-                <w:rFonts w:ascii="Courier New" w:hAnsi="Courier New"/>
-                <w:color w:val="000000"/>
-                <w:sz w:val="17"/>
-              </w:rPr>
-              <w:t>(</w:t>
-            </w:r>
-            <w:proofErr w:type="spellStart"/>
-            <w:r>
-              <w:rPr>
-                <w:rFonts w:ascii="Courier New" w:hAnsi="Courier New"/>
-                <w:color w:val="000000"/>
-                <w:sz w:val="17"/>
-              </w:rPr>
-              <w:t>num_classes</w:t>
-            </w:r>
-            <w:proofErr w:type="spellEnd"/>
-            <w:r>
-              <w:rPr>
-                <w:rFonts w:ascii="Courier New" w:hAnsi="Courier New"/>
-                <w:color w:val="000000"/>
-                <w:sz w:val="17"/>
-              </w:rPr>
-              <w:t>, activation='</w:t>
-            </w:r>
-            <w:proofErr w:type="spellStart"/>
-            <w:r>
-              <w:rPr>
-                <w:rFonts w:ascii="Courier New" w:hAnsi="Courier New"/>
-                <w:color w:val="000000"/>
-                <w:sz w:val="17"/>
-              </w:rPr>
-              <w:t>softmax</w:t>
-            </w:r>
-            <w:proofErr w:type="spellEnd"/>
-            <w:r>
-              <w:rPr>
-                <w:rFonts w:ascii="Courier New" w:hAnsi="Courier New"/>
-                <w:color w:val="000000"/>
-                <w:sz w:val="17"/>
-              </w:rPr>
-              <w:t>', name='predictions')</w:t>
+              <w:t xml:space="preserve">        layers.Dense(num_classes, activation='softmax', name='predictions')</w:t>
             </w:r>
             <w:r>
               <w:rPr>
@@ -23144,43 +19802,7 @@
           <w:b/>
           <w:color w:val="000000"/>
         </w:rPr>
-        <w:t xml:space="preserve">Listing 6.1: Canonical Preprocessing and </w:t>
-      </w:r>
-      <w:proofErr w:type="spellStart"/>
-      <w:r>
-        <w:rPr>
-          <w:rFonts w:ascii="Times New Roman" w:hAnsi="Times New Roman"/>
-          <w:b/>
-          <w:color w:val="000000"/>
-        </w:rPr>
-        <w:t>DigitVision</w:t>
-      </w:r>
-      <w:proofErr w:type="spellEnd"/>
-      <w:r>
-        <w:rPr>
-          <w:rFonts w:ascii="Times New Roman" w:hAnsi="Times New Roman"/>
-          <w:b/>
-          <w:color w:val="000000"/>
-        </w:rPr>
-        <w:t xml:space="preserve"> </w:t>
-      </w:r>
-      <w:proofErr w:type="spellStart"/>
-      <w:r>
-        <w:rPr>
-          <w:rFonts w:ascii="Times New Roman" w:hAnsi="Times New Roman"/>
-          <w:b/>
-          <w:color w:val="000000"/>
-        </w:rPr>
-        <w:t>DeepConvNet</w:t>
-      </w:r>
-      <w:proofErr w:type="spellEnd"/>
-      <w:r>
-        <w:rPr>
-          <w:rFonts w:ascii="Times New Roman" w:hAnsi="Times New Roman"/>
-          <w:b/>
-          <w:color w:val="000000"/>
-        </w:rPr>
-        <w:t xml:space="preserve"> Architecture</w:t>
+        <w:t>Listing 6.1: Canonical Preprocessing and DigitVision DeepConvNet Architecture</w:t>
       </w:r>
     </w:p>
     <w:p>
@@ -23219,25 +19841,7 @@
           <w:sz w:val="24"/>
         </w:rPr>
         <w:br/>
-        <w:t xml:space="preserve">• G. Tejaswi (22071A6601, 45% contribution): Deep convolutional network design, </w:t>
-      </w:r>
-      <w:proofErr w:type="spellStart"/>
-      <w:r>
-        <w:rPr>
-          <w:rFonts w:ascii="Times New Roman" w:hAnsi="Times New Roman"/>
-          <w:color w:val="000000"/>
-          <w:sz w:val="24"/>
-        </w:rPr>
-        <w:t>Keras</w:t>
-      </w:r>
-      <w:proofErr w:type="spellEnd"/>
-      <w:r>
-        <w:rPr>
-          <w:rFonts w:ascii="Times New Roman" w:hAnsi="Times New Roman"/>
-          <w:color w:val="000000"/>
-          <w:sz w:val="24"/>
-        </w:rPr>
-        <w:t xml:space="preserve"> 3 training pipeline, Grad-CAM XAI integration, and technical report formulation.</w:t>
+        <w:t>• G. Tejaswi (22071A6601, 45% contribution): Deep convolutional network design, Keras 3 training pipeline, Grad-CAM XAI integration, and technical report formulation.</w:t>
       </w:r>
       <w:r>
         <w:rPr>
@@ -23255,25 +19859,7 @@
           <w:sz w:val="24"/>
         </w:rPr>
         <w:br/>
-        <w:t xml:space="preserve">• V. Ananya (22071A6603, 20% contribution): </w:t>
-      </w:r>
-      <w:proofErr w:type="spellStart"/>
-      <w:r>
-        <w:rPr>
-          <w:rFonts w:ascii="Times New Roman" w:hAnsi="Times New Roman"/>
-          <w:color w:val="000000"/>
-          <w:sz w:val="24"/>
-        </w:rPr>
-        <w:t>FastAPI</w:t>
-      </w:r>
-      <w:proofErr w:type="spellEnd"/>
-      <w:r>
-        <w:rPr>
-          <w:rFonts w:ascii="Times New Roman" w:hAnsi="Times New Roman"/>
-          <w:color w:val="000000"/>
-          <w:sz w:val="24"/>
-        </w:rPr>
-        <w:t xml:space="preserve"> asynchronous server development, HTML5 interactive drawing canvas, and real-time telemetry HUD integration.</w:t>
+        <w:t>• V. Ananya (22071A6603, 20% contribution): FastAPI asynchronous server development, HTML5 interactive drawing canvas, and real-time telemetry HUD integration.</w:t>
       </w:r>
     </w:p>
     <w:tbl>
@@ -23319,7 +19905,6 @@
               <w:spacing w:after="40" w:line="264" w:lineRule="auto"/>
               <w:jc w:val="both"/>
             </w:pPr>
-            <w:proofErr w:type="spellStart"/>
             <w:r>
               <w:rPr>
                 <w:rFonts w:ascii="Times New Roman" w:hAnsi="Times New Roman"/>
@@ -23331,7 +19916,6 @@
               <w:lastRenderedPageBreak/>
               <w:t>S.No</w:t>
             </w:r>
-            <w:proofErr w:type="spellEnd"/>
           </w:p>
         </w:tc>
         <w:tc>
@@ -23470,25 +20054,7 @@
                 <w:color w:val="000000"/>
                 <w:sz w:val="20"/>
               </w:rPr>
-              <w:t xml:space="preserve">Deep </w:t>
-            </w:r>
-            <w:proofErr w:type="spellStart"/>
-            <w:r>
-              <w:rPr>
-                <w:rFonts w:ascii="Times New Roman" w:hAnsi="Times New Roman"/>
-                <w:color w:val="000000"/>
-                <w:sz w:val="20"/>
-              </w:rPr>
-              <w:t>ConvNet</w:t>
-            </w:r>
-            <w:proofErr w:type="spellEnd"/>
-            <w:r>
-              <w:rPr>
-                <w:rFonts w:ascii="Times New Roman" w:hAnsi="Times New Roman"/>
-                <w:color w:val="000000"/>
-                <w:sz w:val="20"/>
-              </w:rPr>
-              <w:t xml:space="preserve"> Architecture, Training Loop, Grad-CAM XAI, Report Formulation</w:t>
+              <w:t>Deep ConvNet Architecture, Training Loop, Grad-CAM XAI, Report Formulation</w:t>
             </w:r>
           </w:p>
         </w:tc>
@@ -23658,23 +20224,13 @@
               <w:spacing w:before="40" w:after="40"/>
               <w:jc w:val="both"/>
             </w:pPr>
-            <w:proofErr w:type="spellStart"/>
-            <w:r>
-              <w:rPr>
-                <w:rFonts w:ascii="Times New Roman" w:hAnsi="Times New Roman"/>
-                <w:color w:val="000000"/>
-                <w:sz w:val="20"/>
-              </w:rPr>
-              <w:t>FastAPI</w:t>
-            </w:r>
-            <w:proofErr w:type="spellEnd"/>
-            <w:r>
-              <w:rPr>
-                <w:rFonts w:ascii="Times New Roman" w:hAnsi="Times New Roman"/>
-                <w:color w:val="000000"/>
-                <w:sz w:val="20"/>
-              </w:rPr>
-              <w:t xml:space="preserve"> Mission Control Server, Interactive HTML5 Canvas UI, Evaluation Telemetry</w:t>
+            <w:r>
+              <w:rPr>
+                <w:rFonts w:ascii="Times New Roman" w:hAnsi="Times New Roman"/>
+                <w:color w:val="000000"/>
+                <w:sz w:val="20"/>
+              </w:rPr>
+              <w:t>FastAPI Mission Control Server, Interactive HTML5 Canvas UI, Evaluation Telemetry</w:t>
             </w:r>
           </w:p>
         </w:tc>
@@ -23763,25 +20319,7 @@
                 <w:color w:val="000000"/>
                 <w:sz w:val="20"/>
               </w:rPr>
-              <w:t xml:space="preserve">Built </w:t>
-            </w:r>
-            <w:proofErr w:type="spellStart"/>
-            <w:r>
-              <w:rPr>
-                <w:rFonts w:ascii="Times New Roman" w:hAnsi="Times New Roman"/>
-                <w:color w:val="000000"/>
-                <w:sz w:val="20"/>
-              </w:rPr>
-              <w:t>FastAPI</w:t>
-            </w:r>
-            <w:proofErr w:type="spellEnd"/>
-            <w:r>
-              <w:rPr>
-                <w:rFonts w:ascii="Times New Roman" w:hAnsi="Times New Roman"/>
-                <w:color w:val="000000"/>
-                <w:sz w:val="20"/>
-              </w:rPr>
-              <w:t xml:space="preserve"> backend, HTML5 canvas UI, automated test suite, and audit verification.</w:t>
+              <w:t>Built FastAPI backend, HTML5 canvas UI, automated test suite, and audit verification.</w:t>
             </w:r>
           </w:p>
         </w:tc>
@@ -23899,97 +20437,7 @@
           <w:sz w:val="24"/>
         </w:rPr>
         <w:br/>
-        <w:t xml:space="preserve">2. Macro Precision: Unweighted average of per-class precision scores: </w:t>
-      </w:r>
-      <w:proofErr w:type="spellStart"/>
-      <w:r>
-        <w:rPr>
-          <w:rFonts w:ascii="Times New Roman" w:hAnsi="Times New Roman"/>
-          <w:color w:val="000000"/>
-          <w:sz w:val="24"/>
-        </w:rPr>
-        <w:t>Prec_macro</w:t>
-      </w:r>
-      <w:proofErr w:type="spellEnd"/>
-      <w:r>
-        <w:rPr>
-          <w:rFonts w:ascii="Times New Roman" w:hAnsi="Times New Roman"/>
-          <w:color w:val="000000"/>
-          <w:sz w:val="24"/>
-        </w:rPr>
-        <w:t xml:space="preserve"> = (1/10) </w:t>
-      </w:r>
-      <w:proofErr w:type="spellStart"/>
-      <w:r>
-        <w:rPr>
-          <w:rFonts w:ascii="Times New Roman" w:hAnsi="Times New Roman"/>
-          <w:color w:val="000000"/>
-          <w:sz w:val="24"/>
-        </w:rPr>
-        <w:t>Σ_c</w:t>
-      </w:r>
-      <w:proofErr w:type="spellEnd"/>
-      <w:r>
-        <w:rPr>
-          <w:rFonts w:ascii="Times New Roman" w:hAnsi="Times New Roman"/>
-          <w:color w:val="000000"/>
-          <w:sz w:val="24"/>
-        </w:rPr>
-        <w:t xml:space="preserve"> [</w:t>
-      </w:r>
-      <w:proofErr w:type="spellStart"/>
-      <w:r>
-        <w:rPr>
-          <w:rFonts w:ascii="Times New Roman" w:hAnsi="Times New Roman"/>
-          <w:color w:val="000000"/>
-          <w:sz w:val="24"/>
-        </w:rPr>
-        <w:t>TP_c</w:t>
-      </w:r>
-      <w:proofErr w:type="spellEnd"/>
-      <w:r>
-        <w:rPr>
-          <w:rFonts w:ascii="Times New Roman" w:hAnsi="Times New Roman"/>
-          <w:color w:val="000000"/>
-          <w:sz w:val="24"/>
-        </w:rPr>
-        <w:t xml:space="preserve"> / (</w:t>
-      </w:r>
-      <w:proofErr w:type="spellStart"/>
-      <w:r>
-        <w:rPr>
-          <w:rFonts w:ascii="Times New Roman" w:hAnsi="Times New Roman"/>
-          <w:color w:val="000000"/>
-          <w:sz w:val="24"/>
-        </w:rPr>
-        <w:t>TP_c</w:t>
-      </w:r>
-      <w:proofErr w:type="spellEnd"/>
-      <w:r>
-        <w:rPr>
-          <w:rFonts w:ascii="Times New Roman" w:hAnsi="Times New Roman"/>
-          <w:color w:val="000000"/>
-          <w:sz w:val="24"/>
-        </w:rPr>
-        <w:t xml:space="preserve"> + </w:t>
-      </w:r>
-      <w:proofErr w:type="spellStart"/>
-      <w:r>
-        <w:rPr>
-          <w:rFonts w:ascii="Times New Roman" w:hAnsi="Times New Roman"/>
-          <w:color w:val="000000"/>
-          <w:sz w:val="24"/>
-        </w:rPr>
-        <w:t>FP_c</w:t>
-      </w:r>
-      <w:proofErr w:type="spellEnd"/>
-      <w:r>
-        <w:rPr>
-          <w:rFonts w:ascii="Times New Roman" w:hAnsi="Times New Roman"/>
-          <w:color w:val="000000"/>
-          <w:sz w:val="24"/>
-        </w:rPr>
-        <w:t>)].</w:t>
+        <w:t>2. Macro Precision: Unweighted average of per-class precision scores: Prec_macro = (1/10) Σ_c [TP_c / (TP_c + FP_c)].</w:t>
       </w:r>
       <w:r>
         <w:rPr>
@@ -23998,97 +20446,7 @@
           <w:sz w:val="24"/>
         </w:rPr>
         <w:br/>
-        <w:t xml:space="preserve">3. Macro Recall: Unweighted average of per-class recall scores: </w:t>
-      </w:r>
-      <w:proofErr w:type="spellStart"/>
-      <w:r>
-        <w:rPr>
-          <w:rFonts w:ascii="Times New Roman" w:hAnsi="Times New Roman"/>
-          <w:color w:val="000000"/>
-          <w:sz w:val="24"/>
-        </w:rPr>
-        <w:t>Rec_macro</w:t>
-      </w:r>
-      <w:proofErr w:type="spellEnd"/>
-      <w:r>
-        <w:rPr>
-          <w:rFonts w:ascii="Times New Roman" w:hAnsi="Times New Roman"/>
-          <w:color w:val="000000"/>
-          <w:sz w:val="24"/>
-        </w:rPr>
-        <w:t xml:space="preserve"> = (1/10) </w:t>
-      </w:r>
-      <w:proofErr w:type="spellStart"/>
-      <w:r>
-        <w:rPr>
-          <w:rFonts w:ascii="Times New Roman" w:hAnsi="Times New Roman"/>
-          <w:color w:val="000000"/>
-          <w:sz w:val="24"/>
-        </w:rPr>
-        <w:t>Σ_c</w:t>
-      </w:r>
-      <w:proofErr w:type="spellEnd"/>
-      <w:r>
-        <w:rPr>
-          <w:rFonts w:ascii="Times New Roman" w:hAnsi="Times New Roman"/>
-          <w:color w:val="000000"/>
-          <w:sz w:val="24"/>
-        </w:rPr>
-        <w:t xml:space="preserve"> [</w:t>
-      </w:r>
-      <w:proofErr w:type="spellStart"/>
-      <w:r>
-        <w:rPr>
-          <w:rFonts w:ascii="Times New Roman" w:hAnsi="Times New Roman"/>
-          <w:color w:val="000000"/>
-          <w:sz w:val="24"/>
-        </w:rPr>
-        <w:t>TP_c</w:t>
-      </w:r>
-      <w:proofErr w:type="spellEnd"/>
-      <w:r>
-        <w:rPr>
-          <w:rFonts w:ascii="Times New Roman" w:hAnsi="Times New Roman"/>
-          <w:color w:val="000000"/>
-          <w:sz w:val="24"/>
-        </w:rPr>
-        <w:t xml:space="preserve"> / (</w:t>
-      </w:r>
-      <w:proofErr w:type="spellStart"/>
-      <w:r>
-        <w:rPr>
-          <w:rFonts w:ascii="Times New Roman" w:hAnsi="Times New Roman"/>
-          <w:color w:val="000000"/>
-          <w:sz w:val="24"/>
-        </w:rPr>
-        <w:t>TP_c</w:t>
-      </w:r>
-      <w:proofErr w:type="spellEnd"/>
-      <w:r>
-        <w:rPr>
-          <w:rFonts w:ascii="Times New Roman" w:hAnsi="Times New Roman"/>
-          <w:color w:val="000000"/>
-          <w:sz w:val="24"/>
-        </w:rPr>
-        <w:t xml:space="preserve"> + </w:t>
-      </w:r>
-      <w:proofErr w:type="spellStart"/>
-      <w:r>
-        <w:rPr>
-          <w:rFonts w:ascii="Times New Roman" w:hAnsi="Times New Roman"/>
-          <w:color w:val="000000"/>
-          <w:sz w:val="24"/>
-        </w:rPr>
-        <w:t>FN_c</w:t>
-      </w:r>
-      <w:proofErr w:type="spellEnd"/>
-      <w:r>
-        <w:rPr>
-          <w:rFonts w:ascii="Times New Roman" w:hAnsi="Times New Roman"/>
-          <w:color w:val="000000"/>
-          <w:sz w:val="24"/>
-        </w:rPr>
-        <w:t>)].</w:t>
+        <w:t>3. Macro Recall: Unweighted average of per-class recall scores: Rec_macro = (1/10) Σ_c [TP_c / (TP_c + FN_c)].</w:t>
       </w:r>
       <w:r>
         <w:rPr>
@@ -24097,79 +20455,7 @@
           <w:sz w:val="24"/>
         </w:rPr>
         <w:br/>
-        <w:t>4. Macro F1-Score: Harmonic mean of macro precision and macro recall: F1_macro = 2 · (</w:t>
-      </w:r>
-      <w:proofErr w:type="spellStart"/>
-      <w:r>
-        <w:rPr>
-          <w:rFonts w:ascii="Times New Roman" w:hAnsi="Times New Roman"/>
-          <w:color w:val="000000"/>
-          <w:sz w:val="24"/>
-        </w:rPr>
-        <w:t>Prec_macro</w:t>
-      </w:r>
-      <w:proofErr w:type="spellEnd"/>
-      <w:r>
-        <w:rPr>
-          <w:rFonts w:ascii="Times New Roman" w:hAnsi="Times New Roman"/>
-          <w:color w:val="000000"/>
-          <w:sz w:val="24"/>
-        </w:rPr>
-        <w:t xml:space="preserve"> · </w:t>
-      </w:r>
-      <w:proofErr w:type="spellStart"/>
-      <w:r>
-        <w:rPr>
-          <w:rFonts w:ascii="Times New Roman" w:hAnsi="Times New Roman"/>
-          <w:color w:val="000000"/>
-          <w:sz w:val="24"/>
-        </w:rPr>
-        <w:t>Rec_macro</w:t>
-      </w:r>
-      <w:proofErr w:type="spellEnd"/>
-      <w:r>
-        <w:rPr>
-          <w:rFonts w:ascii="Times New Roman" w:hAnsi="Times New Roman"/>
-          <w:color w:val="000000"/>
-          <w:sz w:val="24"/>
-        </w:rPr>
-        <w:t>) / (</w:t>
-      </w:r>
-      <w:proofErr w:type="spellStart"/>
-      <w:r>
-        <w:rPr>
-          <w:rFonts w:ascii="Times New Roman" w:hAnsi="Times New Roman"/>
-          <w:color w:val="000000"/>
-          <w:sz w:val="24"/>
-        </w:rPr>
-        <w:t>Prec_macro</w:t>
-      </w:r>
-      <w:proofErr w:type="spellEnd"/>
-      <w:r>
-        <w:rPr>
-          <w:rFonts w:ascii="Times New Roman" w:hAnsi="Times New Roman"/>
-          <w:color w:val="000000"/>
-          <w:sz w:val="24"/>
-        </w:rPr>
-        <w:t xml:space="preserve"> + </w:t>
-      </w:r>
-      <w:proofErr w:type="spellStart"/>
-      <w:r>
-        <w:rPr>
-          <w:rFonts w:ascii="Times New Roman" w:hAnsi="Times New Roman"/>
-          <w:color w:val="000000"/>
-          <w:sz w:val="24"/>
-        </w:rPr>
-        <w:t>Rec_macro</w:t>
-      </w:r>
-      <w:proofErr w:type="spellEnd"/>
-      <w:r>
-        <w:rPr>
-          <w:rFonts w:ascii="Times New Roman" w:hAnsi="Times New Roman"/>
-          <w:color w:val="000000"/>
-          <w:sz w:val="24"/>
-        </w:rPr>
-        <w:t>).</w:t>
+        <w:t>4. Macro F1-Score: Harmonic mean of macro precision and macro recall: F1_macro = 2 · (Prec_macro · Rec_macro) / (Prec_macro + Rec_macro).</w:t>
       </w:r>
       <w:r>
         <w:rPr>
@@ -24178,61 +20464,7 @@
           <w:sz w:val="24"/>
         </w:rPr>
         <w:br/>
-        <w:t>5. Cohen's Kappa Coefficient (κ): Statistical measure of inter-rater agreement accounting for chance agreement: κ = (</w:t>
-      </w:r>
-      <w:proofErr w:type="spellStart"/>
-      <w:r>
-        <w:rPr>
-          <w:rFonts w:ascii="Times New Roman" w:hAnsi="Times New Roman"/>
-          <w:color w:val="000000"/>
-          <w:sz w:val="24"/>
-        </w:rPr>
-        <w:t>p_o</w:t>
-      </w:r>
-      <w:proofErr w:type="spellEnd"/>
-      <w:r>
-        <w:rPr>
-          <w:rFonts w:ascii="Times New Roman" w:hAnsi="Times New Roman"/>
-          <w:color w:val="000000"/>
-          <w:sz w:val="24"/>
-        </w:rPr>
-        <w:t xml:space="preserve"> - </w:t>
-      </w:r>
-      <w:proofErr w:type="spellStart"/>
-      <w:r>
-        <w:rPr>
-          <w:rFonts w:ascii="Times New Roman" w:hAnsi="Times New Roman"/>
-          <w:color w:val="000000"/>
-          <w:sz w:val="24"/>
-        </w:rPr>
-        <w:t>p_e</w:t>
-      </w:r>
-      <w:proofErr w:type="spellEnd"/>
-      <w:r>
-        <w:rPr>
-          <w:rFonts w:ascii="Times New Roman" w:hAnsi="Times New Roman"/>
-          <w:color w:val="000000"/>
-          <w:sz w:val="24"/>
-        </w:rPr>
-        <w:t xml:space="preserve">) / (1 - </w:t>
-      </w:r>
-      <w:proofErr w:type="spellStart"/>
-      <w:r>
-        <w:rPr>
-          <w:rFonts w:ascii="Times New Roman" w:hAnsi="Times New Roman"/>
-          <w:color w:val="000000"/>
-          <w:sz w:val="24"/>
-        </w:rPr>
-        <w:t>p_e</w:t>
-      </w:r>
-      <w:proofErr w:type="spellEnd"/>
-      <w:r>
-        <w:rPr>
-          <w:rFonts w:ascii="Times New Roman" w:hAnsi="Times New Roman"/>
-          <w:color w:val="000000"/>
-          <w:sz w:val="24"/>
-        </w:rPr>
-        <w:t>).</w:t>
+        <w:t>5. Cohen's Kappa Coefficient (κ): Statistical measure of inter-rater agreement accounting for chance agreement: κ = (p_o - p_e) / (1 - p_e).</w:t>
       </w:r>
       <w:r>
         <w:rPr>
@@ -24250,25 +20482,7 @@
           <w:sz w:val="24"/>
         </w:rPr>
         <w:br/>
-        <w:t>7. Inference Latency (</w:t>
-      </w:r>
-      <w:proofErr w:type="spellStart"/>
-      <w:r>
-        <w:rPr>
-          <w:rFonts w:ascii="Times New Roman" w:hAnsi="Times New Roman"/>
-          <w:color w:val="000000"/>
-          <w:sz w:val="24"/>
-        </w:rPr>
-        <w:t>ms</w:t>
-      </w:r>
-      <w:proofErr w:type="spellEnd"/>
-      <w:r>
-        <w:rPr>
-          <w:rFonts w:ascii="Times New Roman" w:hAnsi="Times New Roman"/>
-          <w:color w:val="000000"/>
-          <w:sz w:val="24"/>
-        </w:rPr>
-        <w:t>): End-to-end Wall-clock execution time per sample averaged over 1,000 consecutive test queries on CPU.</w:t>
+        <w:t>7. Inference Latency (ms): End-to-end Wall-clock execution time per sample averaged over 1,000 consecutive test queries on CPU.</w:t>
       </w:r>
     </w:p>
     <w:p>
@@ -24565,25 +20779,7 @@
                 <w:color w:val="000000"/>
                 <w:sz w:val="20"/>
               </w:rPr>
-              <w:t>Inference Latency (</w:t>
-            </w:r>
-            <w:proofErr w:type="spellStart"/>
-            <w:r>
-              <w:rPr>
-                <w:rFonts w:ascii="Times New Roman" w:hAnsi="Times New Roman"/>
-                <w:color w:val="000000"/>
-                <w:sz w:val="20"/>
-              </w:rPr>
-              <w:t>ms</w:t>
-            </w:r>
-            <w:proofErr w:type="spellEnd"/>
-            <w:r>
-              <w:rPr>
-                <w:rFonts w:ascii="Times New Roman" w:hAnsi="Times New Roman"/>
-                <w:color w:val="000000"/>
-                <w:sz w:val="20"/>
-              </w:rPr>
-              <w:t>), Throughput (req/sec), Model Size (MB)</w:t>
+              <w:t>Inference Latency (ms), Throughput (req/sec), Model Size (MB)</w:t>
             </w:r>
           </w:p>
         </w:tc>
@@ -24670,61 +20866,7 @@
                 <w:color w:val="000000"/>
                 <w:sz w:val="20"/>
               </w:rPr>
-              <w:t>F1_macro = 2 * (</w:t>
-            </w:r>
-            <w:proofErr w:type="spellStart"/>
-            <w:r>
-              <w:rPr>
-                <w:rFonts w:ascii="Times New Roman" w:hAnsi="Times New Roman"/>
-                <w:color w:val="000000"/>
-                <w:sz w:val="20"/>
-              </w:rPr>
-              <w:t>Prec_macro</w:t>
-            </w:r>
-            <w:proofErr w:type="spellEnd"/>
-            <w:r>
-              <w:rPr>
-                <w:rFonts w:ascii="Times New Roman" w:hAnsi="Times New Roman"/>
-                <w:color w:val="000000"/>
-                <w:sz w:val="20"/>
-              </w:rPr>
-              <w:t xml:space="preserve"> * </w:t>
-            </w:r>
-            <w:proofErr w:type="spellStart"/>
-            <w:r>
-              <w:rPr>
-                <w:rFonts w:ascii="Times New Roman" w:hAnsi="Times New Roman"/>
-                <w:color w:val="000000"/>
-                <w:sz w:val="20"/>
-              </w:rPr>
-              <w:t>Rec_macro</w:t>
-            </w:r>
-            <w:proofErr w:type="spellEnd"/>
-            <w:r>
-              <w:rPr>
-                <w:rFonts w:ascii="Times New Roman" w:hAnsi="Times New Roman"/>
-                <w:color w:val="000000"/>
-                <w:sz w:val="20"/>
-              </w:rPr>
-              <w:t>) / (</w:t>
-            </w:r>
-            <w:proofErr w:type="spellStart"/>
-            <w:r>
-              <w:rPr>
-                <w:rFonts w:ascii="Times New Roman" w:hAnsi="Times New Roman"/>
-                <w:color w:val="000000"/>
-                <w:sz w:val="20"/>
-              </w:rPr>
-              <w:t>Prec</w:t>
-            </w:r>
-            <w:proofErr w:type="spellEnd"/>
-            <w:r>
-              <w:rPr>
-                <w:rFonts w:ascii="Times New Roman" w:hAnsi="Times New Roman"/>
-                <w:color w:val="000000"/>
-                <w:sz w:val="20"/>
-              </w:rPr>
-              <w:t xml:space="preserve"> + Rec)</w:t>
+              <w:t>F1_macro = 2 * (Prec_macro * Rec_macro) / (Prec + Rec)</w:t>
             </w:r>
           </w:p>
         </w:tc>
@@ -24974,25 +21116,7 @@
                 <w:color w:val="000000"/>
                 <w:sz w:val="20"/>
               </w:rPr>
-              <w:t xml:space="preserve">Quantifies reliability of output </w:t>
-            </w:r>
-            <w:proofErr w:type="spellStart"/>
-            <w:r>
-              <w:rPr>
-                <w:rFonts w:ascii="Times New Roman" w:hAnsi="Times New Roman"/>
-                <w:color w:val="000000"/>
-                <w:sz w:val="20"/>
-              </w:rPr>
-              <w:t>softmax</w:t>
-            </w:r>
-            <w:proofErr w:type="spellEnd"/>
-            <w:r>
-              <w:rPr>
-                <w:rFonts w:ascii="Times New Roman" w:hAnsi="Times New Roman"/>
-                <w:color w:val="000000"/>
-                <w:sz w:val="20"/>
-              </w:rPr>
-              <w:t xml:space="preserve"> confidence probabilities.</w:t>
+              <w:t>Quantifies reliability of output softmax confidence probabilities.</w:t>
             </w:r>
           </w:p>
         </w:tc>
@@ -25040,27 +21164,7 @@
                 <w:color w:val="000000"/>
                 <w:sz w:val="20"/>
               </w:rPr>
-              <w:t>Inference Latency (</w:t>
-            </w:r>
-            <w:proofErr w:type="spellStart"/>
-            <w:r>
-              <w:rPr>
-                <w:rFonts w:ascii="Times New Roman" w:hAnsi="Times New Roman"/>
-                <w:b/>
-                <w:color w:val="000000"/>
-                <w:sz w:val="20"/>
-              </w:rPr>
-              <w:t>ms</w:t>
-            </w:r>
-            <w:proofErr w:type="spellEnd"/>
-            <w:r>
-              <w:rPr>
-                <w:rFonts w:ascii="Times New Roman" w:hAnsi="Times New Roman"/>
-                <w:b/>
-                <w:color w:val="000000"/>
-                <w:sz w:val="20"/>
-              </w:rPr>
-              <w:t>)</w:t>
+              <w:t>Inference Latency (ms)</w:t>
             </w:r>
           </w:p>
         </w:tc>
@@ -25100,43 +21204,7 @@
                 <w:color w:val="000000"/>
                 <w:sz w:val="20"/>
               </w:rPr>
-              <w:t xml:space="preserve">9.14 </w:t>
-            </w:r>
-            <w:proofErr w:type="spellStart"/>
-            <w:r>
-              <w:rPr>
-                <w:rFonts w:ascii="Times New Roman" w:hAnsi="Times New Roman"/>
-                <w:color w:val="000000"/>
-                <w:sz w:val="20"/>
-              </w:rPr>
-              <w:t>ms</w:t>
-            </w:r>
-            <w:proofErr w:type="spellEnd"/>
-            <w:r>
-              <w:rPr>
-                <w:rFonts w:ascii="Times New Roman" w:hAnsi="Times New Roman"/>
-                <w:color w:val="000000"/>
-                <w:sz w:val="20"/>
-              </w:rPr>
-              <w:t xml:space="preserve"> per query on commodity CPU (well within &lt; 20 </w:t>
-            </w:r>
-            <w:proofErr w:type="spellStart"/>
-            <w:r>
-              <w:rPr>
-                <w:rFonts w:ascii="Times New Roman" w:hAnsi="Times New Roman"/>
-                <w:color w:val="000000"/>
-                <w:sz w:val="20"/>
-              </w:rPr>
-              <w:t>ms</w:t>
-            </w:r>
-            <w:proofErr w:type="spellEnd"/>
-            <w:r>
-              <w:rPr>
-                <w:rFonts w:ascii="Times New Roman" w:hAnsi="Times New Roman"/>
-                <w:color w:val="000000"/>
-                <w:sz w:val="20"/>
-              </w:rPr>
-              <w:t xml:space="preserve"> budget)</w:t>
+              <w:t>9.14 ms per query on commodity CPU (well within &lt; 20 ms budget)</w:t>
             </w:r>
           </w:p>
         </w:tc>
@@ -25519,18 +21587,8 @@
                 <w:color w:val="000000"/>
                 <w:sz w:val="20"/>
               </w:rPr>
-              <w:t xml:space="preserve">0.13 </w:t>
-            </w:r>
-            <w:proofErr w:type="spellStart"/>
-            <w:r>
-              <w:rPr>
-                <w:rFonts w:ascii="Times New Roman" w:hAnsi="Times New Roman"/>
-                <w:color w:val="000000"/>
-                <w:sz w:val="20"/>
-              </w:rPr>
-              <w:t>ms</w:t>
-            </w:r>
-            <w:proofErr w:type="spellEnd"/>
+              <w:t>0.13 ms</w:t>
+            </w:r>
           </w:p>
         </w:tc>
       </w:tr>
@@ -25677,18 +21735,8 @@
                 <w:color w:val="000000"/>
                 <w:sz w:val="20"/>
               </w:rPr>
-              <w:t xml:space="preserve">0.06 </w:t>
-            </w:r>
-            <w:proofErr w:type="spellStart"/>
-            <w:r>
-              <w:rPr>
-                <w:rFonts w:ascii="Times New Roman" w:hAnsi="Times New Roman"/>
-                <w:color w:val="000000"/>
-                <w:sz w:val="20"/>
-              </w:rPr>
-              <w:t>ms</w:t>
-            </w:r>
-            <w:proofErr w:type="spellEnd"/>
+              <w:t>0.06 ms</w:t>
+            </w:r>
           </w:p>
         </w:tc>
       </w:tr>
@@ -25835,18 +21883,8 @@
                 <w:color w:val="000000"/>
                 <w:sz w:val="20"/>
               </w:rPr>
-              <w:t xml:space="preserve">102.09 </w:t>
-            </w:r>
-            <w:proofErr w:type="spellStart"/>
-            <w:r>
-              <w:rPr>
-                <w:rFonts w:ascii="Times New Roman" w:hAnsi="Times New Roman"/>
-                <w:color w:val="000000"/>
-                <w:sz w:val="20"/>
-              </w:rPr>
-              <w:t>ms</w:t>
-            </w:r>
-            <w:proofErr w:type="spellEnd"/>
+              <w:t>102.09 ms</w:t>
+            </w:r>
           </w:p>
         </w:tc>
       </w:tr>
@@ -25993,18 +22031,8 @@
                 <w:color w:val="000000"/>
                 <w:sz w:val="20"/>
               </w:rPr>
-              <w:t xml:space="preserve">3.87 </w:t>
-            </w:r>
-            <w:proofErr w:type="spellStart"/>
-            <w:r>
-              <w:rPr>
-                <w:rFonts w:ascii="Times New Roman" w:hAnsi="Times New Roman"/>
-                <w:color w:val="000000"/>
-                <w:sz w:val="20"/>
-              </w:rPr>
-              <w:t>ms</w:t>
-            </w:r>
-            <w:proofErr w:type="spellEnd"/>
+              <w:t>3.87 ms</w:t>
+            </w:r>
           </w:p>
         </w:tc>
       </w:tr>
@@ -26142,18 +22170,8 @@
                 <w:color w:val="000000"/>
                 <w:sz w:val="20"/>
               </w:rPr>
-              <w:t xml:space="preserve">1.73 </w:t>
-            </w:r>
-            <w:proofErr w:type="spellStart"/>
-            <w:r>
-              <w:rPr>
-                <w:rFonts w:ascii="Times New Roman" w:hAnsi="Times New Roman"/>
-                <w:color w:val="000000"/>
-                <w:sz w:val="20"/>
-              </w:rPr>
-              <w:t>ms</w:t>
-            </w:r>
-            <w:proofErr w:type="spellEnd"/>
+              <w:t>1.73 ms</w:t>
+            </w:r>
           </w:p>
         </w:tc>
       </w:tr>
@@ -26291,18 +22309,8 @@
                 <w:color w:val="000000"/>
                 <w:sz w:val="20"/>
               </w:rPr>
-              <w:t xml:space="preserve">9.72 </w:t>
-            </w:r>
-            <w:proofErr w:type="spellStart"/>
-            <w:r>
-              <w:rPr>
-                <w:rFonts w:ascii="Times New Roman" w:hAnsi="Times New Roman"/>
-                <w:color w:val="000000"/>
-                <w:sz w:val="20"/>
-              </w:rPr>
-              <w:t>ms</w:t>
-            </w:r>
-            <w:proofErr w:type="spellEnd"/>
+              <w:t>9.72 ms</w:t>
+            </w:r>
           </w:p>
         </w:tc>
       </w:tr>
@@ -26319,45 +22327,14 @@
               <w:spacing w:before="40" w:after="40"/>
               <w:jc w:val="both"/>
             </w:pPr>
-            <w:proofErr w:type="spellStart"/>
-            <w:r>
-              <w:rPr>
-                <w:rFonts w:ascii="Times New Roman" w:hAnsi="Times New Roman"/>
-                <w:b/>
-                <w:color w:val="000000"/>
-                <w:sz w:val="20"/>
-              </w:rPr>
-              <w:t>DigitVision</w:t>
-            </w:r>
-            <w:proofErr w:type="spellEnd"/>
-            <w:r>
-              <w:rPr>
-                <w:rFonts w:ascii="Times New Roman" w:hAnsi="Times New Roman"/>
-                <w:b/>
-                <w:color w:val="000000"/>
-                <w:sz w:val="20"/>
-              </w:rPr>
-              <w:t xml:space="preserve"> </w:t>
-            </w:r>
-            <w:proofErr w:type="spellStart"/>
-            <w:r>
-              <w:rPr>
-                <w:rFonts w:ascii="Times New Roman" w:hAnsi="Times New Roman"/>
-                <w:b/>
-                <w:color w:val="000000"/>
-                <w:sz w:val="20"/>
-              </w:rPr>
-              <w:t>DeepConvNet</w:t>
-            </w:r>
-            <w:proofErr w:type="spellEnd"/>
-            <w:r>
-              <w:rPr>
-                <w:rFonts w:ascii="Times New Roman" w:hAnsi="Times New Roman"/>
-                <w:b/>
-                <w:color w:val="000000"/>
-                <w:sz w:val="20"/>
-              </w:rPr>
-              <w:t xml:space="preserve"> (Ours)</w:t>
+            <w:r>
+              <w:rPr>
+                <w:rFonts w:ascii="Times New Roman" w:hAnsi="Times New Roman"/>
+                <w:b/>
+                <w:color w:val="000000"/>
+                <w:sz w:val="20"/>
+              </w:rPr>
+              <w:t>DigitVision DeepConvNet (Ours)</w:t>
             </w:r>
           </w:p>
         </w:tc>
@@ -26477,19 +22454,8 @@
                 <w:color w:val="000000"/>
                 <w:sz w:val="20"/>
               </w:rPr>
-              <w:t xml:space="preserve">9.14 </w:t>
-            </w:r>
-            <w:proofErr w:type="spellStart"/>
-            <w:r>
-              <w:rPr>
-                <w:rFonts w:ascii="Times New Roman" w:hAnsi="Times New Roman"/>
-                <w:b/>
-                <w:color w:val="000000"/>
-                <w:sz w:val="20"/>
-              </w:rPr>
-              <w:t>ms</w:t>
-            </w:r>
-            <w:proofErr w:type="spellEnd"/>
+              <w:t>9.14 ms</w:t>
+            </w:r>
           </w:p>
         </w:tc>
       </w:tr>
@@ -26505,111 +22471,21 @@
           <w:color w:val="000000"/>
           <w:sz w:val="24"/>
         </w:rPr>
-        <w:t xml:space="preserve">Table 7.3 summarizes the comprehensive empirical results obtained across all seven evaluated models on the 10,000 isolated test instances. </w:t>
+        <w:t>Table 7.3 summarizes the comprehensive empirical results obtained across all seven evaluated models on the 10,000 isolated test instances. DigitVision DeepConvNet achieved the highest performance across all accuracy and discriminative metrics, registering a Test Accuracy of 98.31%, Macro Precision of 0.9832, Macro Recall of 0.9830, Macro F1-Score of 0.9831, and Cohen's Kappa of 0.9812. The model achieved an average inference latency of 9.14 ms on CPU, operating comfortably within the 20 ms interactive threshold with a compact model footprint of only 1.61 MB.</w:t>
       </w:r>
-      <w:proofErr w:type="spellStart"/>
+    </w:p>
+    <w:p>
+      <w:pPr>
+        <w:spacing w:before="40" w:after="120" w:line="360" w:lineRule="auto"/>
+        <w:jc w:val="both"/>
+      </w:pPr>
       <w:r>
         <w:rPr>
           <w:rFonts w:ascii="Times New Roman" w:hAnsi="Times New Roman"/>
           <w:color w:val="000000"/>
           <w:sz w:val="24"/>
         </w:rPr>
-        <w:t>DigitVision</w:t>
-      </w:r>
-      <w:proofErr w:type="spellEnd"/>
-      <w:r>
-        <w:rPr>
-          <w:rFonts w:ascii="Times New Roman" w:hAnsi="Times New Roman"/>
-          <w:color w:val="000000"/>
-          <w:sz w:val="24"/>
-        </w:rPr>
-        <w:t xml:space="preserve"> </w:t>
-      </w:r>
-      <w:proofErr w:type="spellStart"/>
-      <w:r>
-        <w:rPr>
-          <w:rFonts w:ascii="Times New Roman" w:hAnsi="Times New Roman"/>
-          <w:color w:val="000000"/>
-          <w:sz w:val="24"/>
-        </w:rPr>
-        <w:t>DeepConvNet</w:t>
-      </w:r>
-      <w:proofErr w:type="spellEnd"/>
-      <w:r>
-        <w:rPr>
-          <w:rFonts w:ascii="Times New Roman" w:hAnsi="Times New Roman"/>
-          <w:color w:val="000000"/>
-          <w:sz w:val="24"/>
-        </w:rPr>
-        <w:t xml:space="preserve"> achieved the highest performance across all accuracy and discriminative metrics, registering a Test Accuracy of 98.31%, Macro Precision of 0.9832, Macro Recall of 0.9830, Macro F1-Score of 0.9831, and Cohen's Kappa of 0.9812. The model achieved an average inference latency of 9.14 </w:t>
-      </w:r>
-      <w:proofErr w:type="spellStart"/>
-      <w:r>
-        <w:rPr>
-          <w:rFonts w:ascii="Times New Roman" w:hAnsi="Times New Roman"/>
-          <w:color w:val="000000"/>
-          <w:sz w:val="24"/>
-        </w:rPr>
-        <w:t>ms</w:t>
-      </w:r>
-      <w:proofErr w:type="spellEnd"/>
-      <w:r>
-        <w:rPr>
-          <w:rFonts w:ascii="Times New Roman" w:hAnsi="Times New Roman"/>
-          <w:color w:val="000000"/>
-          <w:sz w:val="24"/>
-        </w:rPr>
-        <w:t xml:space="preserve"> on CPU, operating comfortably within the 20 </w:t>
-      </w:r>
-      <w:proofErr w:type="spellStart"/>
-      <w:r>
-        <w:rPr>
-          <w:rFonts w:ascii="Times New Roman" w:hAnsi="Times New Roman"/>
-          <w:color w:val="000000"/>
-          <w:sz w:val="24"/>
-        </w:rPr>
-        <w:t>ms</w:t>
-      </w:r>
-      <w:proofErr w:type="spellEnd"/>
-      <w:r>
-        <w:rPr>
-          <w:rFonts w:ascii="Times New Roman" w:hAnsi="Times New Roman"/>
-          <w:color w:val="000000"/>
-          <w:sz w:val="24"/>
-        </w:rPr>
-        <w:t xml:space="preserve"> interactive threshold with a compact model footprint of only 1.61 MB.</w:t>
-      </w:r>
-    </w:p>
-    <w:p>
-      <w:pPr>
-        <w:spacing w:before="40" w:after="120" w:line="360" w:lineRule="auto"/>
-        <w:jc w:val="both"/>
-      </w:pPr>
-      <w:r>
-        <w:rPr>
-          <w:rFonts w:ascii="Times New Roman" w:hAnsi="Times New Roman"/>
-          <w:color w:val="000000"/>
-          <w:sz w:val="24"/>
-        </w:rPr>
-        <w:t xml:space="preserve">Compared to the classical LeNet-5 benchmark (96.25% accuracy), our </w:t>
-      </w:r>
-      <w:proofErr w:type="spellStart"/>
-      <w:r>
-        <w:rPr>
-          <w:rFonts w:ascii="Times New Roman" w:hAnsi="Times New Roman"/>
-          <w:color w:val="000000"/>
-          <w:sz w:val="24"/>
-        </w:rPr>
-        <w:t>DeepConvNet</w:t>
-      </w:r>
-      <w:proofErr w:type="spellEnd"/>
-      <w:r>
-        <w:rPr>
-          <w:rFonts w:ascii="Times New Roman" w:hAnsi="Times New Roman"/>
-          <w:color w:val="000000"/>
-          <w:sz w:val="24"/>
-        </w:rPr>
-        <w:t xml:space="preserve"> delivers a +2.06% accuracy improvement while reducing parameter overhead by 31%, confirming the efficiency of modern batch normalization and spatial pooling.</w:t>
+        <w:t>Compared to the classical LeNet-5 benchmark (96.25% accuracy), our DeepConvNet delivers a +2.06% accuracy improvement while reducing parameter overhead by 31%, confirming the efficiency of modern batch normalization and spatial pooling.</w:t>
       </w:r>
     </w:p>
     <w:p>
@@ -26680,7 +22556,7 @@
                           <pic:cNvPicPr/>
                         </pic:nvPicPr>
                         <pic:blipFill>
-                          <a:blip r:embed="rId18"/>
+                          <a:blip r:embed="rId19"/>
                           <a:stretch>
                             <a:fillRect/>
                           </a:stretch>
@@ -26715,43 +22591,7 @@
           <w:b/>
           <w:color w:val="000000"/>
         </w:rPr>
-        <w:t xml:space="preserve">Fig. 7.1: Confusion Matrix for </w:t>
-      </w:r>
-      <w:proofErr w:type="spellStart"/>
-      <w:r>
-        <w:rPr>
-          <w:rFonts w:ascii="Times New Roman" w:hAnsi="Times New Roman"/>
-          <w:b/>
-          <w:color w:val="000000"/>
-        </w:rPr>
-        <w:t>DigitVision</w:t>
-      </w:r>
-      <w:proofErr w:type="spellEnd"/>
-      <w:r>
-        <w:rPr>
-          <w:rFonts w:ascii="Times New Roman" w:hAnsi="Times New Roman"/>
-          <w:b/>
-          <w:color w:val="000000"/>
-        </w:rPr>
-        <w:t xml:space="preserve"> </w:t>
-      </w:r>
-      <w:proofErr w:type="spellStart"/>
-      <w:r>
-        <w:rPr>
-          <w:rFonts w:ascii="Times New Roman" w:hAnsi="Times New Roman"/>
-          <w:b/>
-          <w:color w:val="000000"/>
-        </w:rPr>
-        <w:t>DeepConvNet</w:t>
-      </w:r>
-      <w:proofErr w:type="spellEnd"/>
-      <w:r>
-        <w:rPr>
-          <w:rFonts w:ascii="Times New Roman" w:hAnsi="Times New Roman"/>
-          <w:b/>
-          <w:color w:val="000000"/>
-        </w:rPr>
-        <w:t xml:space="preserve"> on 10,000 Test Samples</w:t>
+        <w:t>Fig. 7.1: Confusion Matrix for DigitVision DeepConvNet on 10,000 Test Samples</w:t>
       </w:r>
       <w:r>
         <w:rPr>
@@ -26858,7 +22698,7 @@
                           <pic:cNvPicPr/>
                         </pic:nvPicPr>
                         <pic:blipFill>
-                          <a:blip r:embed="rId19"/>
+                          <a:blip r:embed="rId20"/>
                           <a:stretch>
                             <a:fillRect/>
                           </a:stretch>
@@ -26994,7 +22834,6 @@
               <w:spacing w:after="40" w:line="264" w:lineRule="auto"/>
               <w:jc w:val="both"/>
             </w:pPr>
-            <w:proofErr w:type="spellStart"/>
             <w:r>
               <w:rPr>
                 <w:rFonts w:ascii="Times New Roman" w:hAnsi="Times New Roman"/>
@@ -27005,7 +22844,6 @@
               </w:rPr>
               <w:t>S.No</w:t>
             </w:r>
-            <w:proofErr w:type="spellEnd"/>
           </w:p>
         </w:tc>
         <w:tc>
@@ -27465,25 +23303,14 @@
               <w:spacing w:before="40" w:after="40"/>
               <w:jc w:val="both"/>
             </w:pPr>
-            <w:proofErr w:type="spellStart"/>
-            <w:r>
-              <w:rPr>
-                <w:rFonts w:ascii="Times New Roman" w:hAnsi="Times New Roman"/>
-                <w:b/>
-                <w:color w:val="000000"/>
-                <w:sz w:val="20"/>
-              </w:rPr>
-              <w:t>DigitVision</w:t>
-            </w:r>
-            <w:proofErr w:type="spellEnd"/>
-            <w:r>
-              <w:rPr>
-                <w:rFonts w:ascii="Times New Roman" w:hAnsi="Times New Roman"/>
-                <w:b/>
-                <w:color w:val="000000"/>
-                <w:sz w:val="20"/>
-              </w:rPr>
-              <w:t xml:space="preserve"> AI (Ours)</w:t>
+            <w:r>
+              <w:rPr>
+                <w:rFonts w:ascii="Times New Roman" w:hAnsi="Times New Roman"/>
+                <w:b/>
+                <w:color w:val="000000"/>
+                <w:sz w:val="20"/>
+              </w:rPr>
+              <w:t>DigitVision AI (Ours)</w:t>
             </w:r>
           </w:p>
         </w:tc>
@@ -27497,23 +23324,13 @@
               <w:spacing w:before="40" w:after="40"/>
               <w:jc w:val="both"/>
             </w:pPr>
-            <w:proofErr w:type="spellStart"/>
-            <w:r>
-              <w:rPr>
-                <w:rFonts w:ascii="Times New Roman" w:hAnsi="Times New Roman"/>
-                <w:color w:val="000000"/>
-                <w:sz w:val="20"/>
-              </w:rPr>
-              <w:t>DeepConvNet</w:t>
-            </w:r>
-            <w:proofErr w:type="spellEnd"/>
-            <w:r>
-              <w:rPr>
-                <w:rFonts w:ascii="Times New Roman" w:hAnsi="Times New Roman"/>
-                <w:color w:val="000000"/>
-                <w:sz w:val="20"/>
-              </w:rPr>
-              <w:t xml:space="preserve"> + Calib</w:t>
+            <w:r>
+              <w:rPr>
+                <w:rFonts w:ascii="Times New Roman" w:hAnsi="Times New Roman"/>
+                <w:color w:val="000000"/>
+                <w:sz w:val="20"/>
+              </w:rPr>
+              <w:t>DeepConvNet + Calib</w:t>
             </w:r>
           </w:p>
         </w:tc>
@@ -27553,25 +23370,7 @@
                 <w:color w:val="000000"/>
                 <w:sz w:val="20"/>
               </w:rPr>
-              <w:t xml:space="preserve">Higher accuracy, ECE=0.0031, sub-10 </w:t>
-            </w:r>
-            <w:proofErr w:type="spellStart"/>
-            <w:r>
-              <w:rPr>
-                <w:rFonts w:ascii="Times New Roman" w:hAnsi="Times New Roman"/>
-                <w:color w:val="000000"/>
-                <w:sz w:val="20"/>
-              </w:rPr>
-              <w:t>ms</w:t>
-            </w:r>
-            <w:proofErr w:type="spellEnd"/>
-            <w:r>
-              <w:rPr>
-                <w:rFonts w:ascii="Times New Roman" w:hAnsi="Times New Roman"/>
-                <w:color w:val="000000"/>
-                <w:sz w:val="20"/>
-              </w:rPr>
-              <w:t xml:space="preserve"> latency, and Grad-CAM explainability.</w:t>
+              <w:t>Higher accuracy, ECE=0.0031, sub-10 ms latency, and Grad-CAM explainability.</w:t>
             </w:r>
           </w:p>
         </w:tc>
@@ -27588,43 +23387,7 @@
           <w:color w:val="000000"/>
           <w:sz w:val="24"/>
         </w:rPr>
-        <w:t xml:space="preserve">Table 7.4 contextualizes our results against published academic benchmarks. While the original LeNet-5 architecture (LeCun 1998) [1] achieved 98.00% accuracy, our </w:t>
-      </w:r>
-      <w:proofErr w:type="spellStart"/>
-      <w:r>
-        <w:rPr>
-          <w:rFonts w:ascii="Times New Roman" w:hAnsi="Times New Roman"/>
-          <w:color w:val="000000"/>
-          <w:sz w:val="24"/>
-        </w:rPr>
-        <w:t>DeepConvNet</w:t>
-      </w:r>
-      <w:proofErr w:type="spellEnd"/>
-      <w:r>
-        <w:rPr>
-          <w:rFonts w:ascii="Times New Roman" w:hAnsi="Times New Roman"/>
-          <w:color w:val="000000"/>
-          <w:sz w:val="24"/>
-        </w:rPr>
-        <w:t xml:space="preserve"> achieves 98.31% (+0.31% gain) through modern batch normalization and spatial dropout. Furthermore, unlike historical models that functioned as opaque black boxes, </w:t>
-      </w:r>
-      <w:proofErr w:type="spellStart"/>
-      <w:r>
-        <w:rPr>
-          <w:rFonts w:ascii="Times New Roman" w:hAnsi="Times New Roman"/>
-          <w:color w:val="000000"/>
-          <w:sz w:val="24"/>
-        </w:rPr>
-        <w:t>DigitVision</w:t>
-      </w:r>
-      <w:proofErr w:type="spellEnd"/>
-      <w:r>
-        <w:rPr>
-          <w:rFonts w:ascii="Times New Roman" w:hAnsi="Times New Roman"/>
-          <w:color w:val="000000"/>
-          <w:sz w:val="24"/>
-        </w:rPr>
-        <w:t xml:space="preserve"> AI provides post-hoc temperature calibration (reducing ECE to 0.0031) and integrated Grad-CAM explainability, establishing a significantly more trustworthy system.</w:t>
+        <w:t>Table 7.4 contextualizes our results against published academic benchmarks. While the original LeNet-5 architecture (LeCun 1998) [1] achieved 98.00% accuracy, our DeepConvNet achieves 98.31% (+0.31% gain) through modern batch normalization and spatial dropout. Furthermore, unlike historical models that functioned as opaque black boxes, DigitVision AI provides post-hoc temperature calibration (reducing ECE to 0.0031) and integrated Grad-CAM explainability, establishing a significantly more trustworthy system.</w:t>
       </w:r>
     </w:p>
     <w:p>
@@ -27677,25 +23440,7 @@
           <w:sz w:val="24"/>
         </w:rPr>
         <w:lastRenderedPageBreak/>
-        <w:t xml:space="preserve">Notably, 86% of misclassified samples exhibited high Shannon entropy (H &gt; 0.45 </w:t>
-      </w:r>
-      <w:proofErr w:type="spellStart"/>
-      <w:r>
-        <w:rPr>
-          <w:rFonts w:ascii="Times New Roman" w:hAnsi="Times New Roman"/>
-          <w:color w:val="000000"/>
-          <w:sz w:val="24"/>
-        </w:rPr>
-        <w:t>nats</w:t>
-      </w:r>
-      <w:proofErr w:type="spellEnd"/>
-      <w:r>
-        <w:rPr>
-          <w:rFonts w:ascii="Times New Roman" w:hAnsi="Times New Roman"/>
-          <w:color w:val="000000"/>
-          <w:sz w:val="24"/>
-        </w:rPr>
-        <w:t>), confirming that our confidence intelligence module successfully flags uncertain decisions for human oversight.</w:t>
+        <w:t>Notably, 86% of misclassified samples exhibited high Shannon entropy (H &gt; 0.45 nats), confirming that our confidence intelligence module successfully flags uncertain decisions for human oversight.</w:t>
       </w:r>
     </w:p>
     <w:p>
@@ -27725,25 +23470,7 @@
           <w:color w:val="000000"/>
           <w:sz w:val="24"/>
         </w:rPr>
-        <w:t>Model interpretability is established using Gradient-weighted Class Activation Mapping (Grad-CAM) at the final convolutional layer ('</w:t>
-      </w:r>
-      <w:proofErr w:type="spellStart"/>
-      <w:r>
-        <w:rPr>
-          <w:rFonts w:ascii="Times New Roman" w:hAnsi="Times New Roman"/>
-          <w:color w:val="000000"/>
-          <w:sz w:val="24"/>
-        </w:rPr>
-        <w:t>conv_cam</w:t>
-      </w:r>
-      <w:proofErr w:type="spellEnd"/>
-      <w:r>
-        <w:rPr>
-          <w:rFonts w:ascii="Times New Roman" w:hAnsi="Times New Roman"/>
-          <w:color w:val="000000"/>
-          <w:sz w:val="24"/>
-        </w:rPr>
-        <w:t>'). As illustrated in Figure 7.3 across digit classes 0 through 9, the generated heatmaps show localized activation energy focused directly on discriminative morphological strokes: the circular loop of '6', the crossbar of '4', the central intersection of '8', and the diagonal downward stroke of '7'. Regions outside the digit stroke exhibit zero activation, confirming that the network makes decisions based on genuine morphological features rather than background noise.</w:t>
+        <w:t>Model interpretability is established using Gradient-weighted Class Activation Mapping (Grad-CAM) at the final convolutional layer ('conv_cam'). As illustrated in Figure 7.3 across digit classes 0 through 9, the generated heatmaps show localized activation energy focused directly on discriminative morphological strokes: the circular loop of '6', the crossbar of '4', the central intersection of '8', and the diagonal downward stroke of '7'. Regions outside the digit stroke exhibit zero activation, confirming that the network makes decisions based on genuine morphological features rather than background noise.</w:t>
       </w:r>
     </w:p>
     <w:tbl>
@@ -27797,7 +23524,7 @@
                           <pic:cNvPicPr/>
                         </pic:nvPicPr>
                         <pic:blipFill>
-                          <a:blip r:embed="rId20"/>
+                          <a:blip r:embed="rId21"/>
                           <a:stretch>
                             <a:fillRect/>
                           </a:stretch>
@@ -27832,25 +23559,7 @@
           <w:b/>
           <w:color w:val="000000"/>
         </w:rPr>
-        <w:t xml:space="preserve">Fig. 7.3: Grad-CAM Explainability Gallery across Digit Classes (Layer </w:t>
-      </w:r>
-      <w:proofErr w:type="spellStart"/>
-      <w:r>
-        <w:rPr>
-          <w:rFonts w:ascii="Times New Roman" w:hAnsi="Times New Roman"/>
-          <w:b/>
-          <w:color w:val="000000"/>
-        </w:rPr>
-        <w:t>conv_cam</w:t>
-      </w:r>
-      <w:proofErr w:type="spellEnd"/>
-      <w:r>
-        <w:rPr>
-          <w:rFonts w:ascii="Times New Roman" w:hAnsi="Times New Roman"/>
-          <w:b/>
-          <w:color w:val="000000"/>
-        </w:rPr>
-        <w:t>)</w:t>
+        <w:t>Fig. 7.3: Grad-CAM Explainability Gallery across Digit Classes (Layer conv_cam)</w:t>
       </w:r>
       <w:r>
         <w:rPr>
@@ -27867,27 +23576,7 @@
           <w:color w:val="000000"/>
           <w:sz w:val="21"/>
         </w:rPr>
-        <w:t>Observation: Grad-CAM heatmaps from layer '</w:t>
-      </w:r>
-      <w:proofErr w:type="spellStart"/>
-      <w:r>
-        <w:rPr>
-          <w:rFonts w:ascii="Times New Roman" w:hAnsi="Times New Roman"/>
-          <w:i/>
-          <w:color w:val="000000"/>
-          <w:sz w:val="21"/>
-        </w:rPr>
-        <w:t>conv_cam</w:t>
-      </w:r>
-      <w:proofErr w:type="spellEnd"/>
-      <w:r>
-        <w:rPr>
-          <w:rFonts w:ascii="Times New Roman" w:hAnsi="Times New Roman"/>
-          <w:i/>
-          <w:color w:val="000000"/>
-          <w:sz w:val="21"/>
-        </w:rPr>
-        <w:t>' concentrate activation energy precisely along discriminative morphological stroke contours (loops, junctions, and crossbars).</w:t>
+        <w:t>Observation: Grad-CAM heatmaps from layer 'conv_cam' concentrate activation energy precisely along discriminative morphological stroke contours (loops, junctions, and crossbars).</w:t>
       </w:r>
       <w:r>
         <w:rPr>
@@ -27982,7 +23671,7 @@
                     <pic:cNvPicPr/>
                   </pic:nvPicPr>
                   <pic:blipFill>
-                    <a:blip r:embed="rId21"/>
+                    <a:blip r:embed="rId22"/>
                     <a:stretch>
                       <a:fillRect/>
                     </a:stretch>
@@ -28008,23 +23697,7 @@
           <w:b/>
         </w:rPr>
         <w:br/>
-        <w:t xml:space="preserve">Fig. 7.4: Live </w:t>
-      </w:r>
-      <w:proofErr w:type="spellStart"/>
-      <w:r>
-        <w:rPr>
-          <w:rFonts w:ascii="Times New Roman" w:hAnsi="Times New Roman"/>
-          <w:b/>
-        </w:rPr>
-        <w:t>DigitVision</w:t>
-      </w:r>
-      <w:proofErr w:type="spellEnd"/>
-      <w:r>
-        <w:rPr>
-          <w:rFonts w:ascii="Times New Roman" w:hAnsi="Times New Roman"/>
-          <w:b/>
-        </w:rPr>
-        <w:t xml:space="preserve"> AI Mission Control Dashboard and Telemetry HUD</w:t>
+        <w:t>Fig. 7.4: Live DigitVision AI Mission Control Dashboard and Telemetry HUD</w:t>
       </w:r>
       <w:r>
         <w:rPr>
@@ -28039,25 +23712,7 @@
           <w:i/>
           <w:sz w:val="21"/>
         </w:rPr>
-        <w:t xml:space="preserve">Observation: The live Mission Control dashboard accepts user sketches on an interactive HTML5 canvas, executes the canonical invariant preprocessing pipeline, displays the predicted digit with calibrated confidence (99.84%), displays the Top-3 probability spectrum, and renders real-time Grad-CAM activations alongside an end-to-end latency HUD (9.14 </w:t>
-      </w:r>
-      <w:proofErr w:type="spellStart"/>
-      <w:r>
-        <w:rPr>
-          <w:rFonts w:ascii="Times New Roman" w:hAnsi="Times New Roman"/>
-          <w:i/>
-          <w:sz w:val="21"/>
-        </w:rPr>
-        <w:t>ms</w:t>
-      </w:r>
-      <w:proofErr w:type="spellEnd"/>
-      <w:r>
-        <w:rPr>
-          <w:rFonts w:ascii="Times New Roman" w:hAnsi="Times New Roman"/>
-          <w:i/>
-          <w:sz w:val="21"/>
-        </w:rPr>
-        <w:t>).</w:t>
+        <w:t>Observation: The live Mission Control dashboard accepts user sketches on an interactive HTML5 canvas, executes the canonical invariant preprocessing pipeline, displays the predicted digit with calibrated confidence (99.84%), displays the Top-3 probability spectrum, and renders real-time Grad-CAM activations alongside an end-to-end latency HUD (9.14 ms).</w:t>
       </w:r>
       <w:r>
         <w:rPr>
@@ -28066,25 +23721,7 @@
           <w:sz w:val="21"/>
         </w:rPr>
         <w:br/>
-        <w:t xml:space="preserve">Interpretation: Demonstrates that the trained model </w:t>
-      </w:r>
-      <w:proofErr w:type="spellStart"/>
-      <w:r>
-        <w:rPr>
-          <w:rFonts w:ascii="Times New Roman" w:hAnsi="Times New Roman"/>
-          <w:i/>
-          <w:sz w:val="21"/>
-        </w:rPr>
-        <w:t>generalises</w:t>
-      </w:r>
-      <w:proofErr w:type="spellEnd"/>
-      <w:r>
-        <w:rPr>
-          <w:rFonts w:ascii="Times New Roman" w:hAnsi="Times New Roman"/>
-          <w:i/>
-          <w:sz w:val="21"/>
-        </w:rPr>
-        <w:t xml:space="preserve"> effectively to interactive human sketching in real time without domain collapse, providing immediate forensic and visual feedback.</w:t>
+        <w:t>Interpretation: Demonstrates that the trained model generalises effectively to interactive human sketching in real time without domain collapse, providing immediate forensic and visual feedback.</w:t>
       </w:r>
       <w:r>
         <w:rPr>
@@ -28157,25 +23794,23 @@
           <w:sz w:val="24"/>
         </w:rPr>
         <w:br/>
-        <w:t xml:space="preserve">8.1 Fairness and Demographic Representation: While MNIST is balanced across digits, historical handwriting samples collected from high school students and census workers exhibit demographic homogeneity that may not encompass global writing idiosyncrasies (such as European-style crossed sevens or crossed zeros). </w:t>
+        <w:t>8.1 Fairness and Demographic Representation: While MNIST is balanced across digits, historical handwriting samples collected from high school students and census workers exhibit demographic homogeneity that may not encompass global writing idiosyncrasies (such as European-style crossed sevens or crossed zeros). DigitVision AI mitigates this bias through invariant preprocessing and uncertaint</w:t>
       </w:r>
-      <w:proofErr w:type="spellStart"/>
       <w:r>
         <w:rPr>
           <w:rFonts w:ascii="Times New Roman" w:hAnsi="Times New Roman"/>
           <w:color w:val="000000"/>
           <w:sz w:val="24"/>
         </w:rPr>
-        <w:t>DigitVision</w:t>
+        <w:t xml:space="preserve">y </w:t>
       </w:r>
-      <w:proofErr w:type="spellEnd"/>
       <w:r>
         <w:rPr>
           <w:rFonts w:ascii="Times New Roman" w:hAnsi="Times New Roman"/>
           <w:color w:val="000000"/>
           <w:sz w:val="24"/>
         </w:rPr>
-        <w:t xml:space="preserve"> AI mitigates this bias through invariant preprocessing and uncertainty thresholding.</w:t>
+        <w:t>thresholding.</w:t>
       </w:r>
       <w:r>
         <w:rPr>
@@ -28197,7 +23832,7 @@
     </w:p>
     <w:tbl>
       <w:tblPr>
-        <w:tblW w:w="10000" w:type="dxa"/>
+        <w:tblW w:w="10018" w:type="dxa"/>
         <w:jc w:val="center"/>
         <w:tblBorders>
           <w:top w:val="single" w:sz="4" w:space="0" w:color="808080"/>
@@ -28215,18 +23850,19 @@
         <w:tblLook w:val="04A0" w:firstRow="1" w:lastRow="0" w:firstColumn="1" w:lastColumn="0" w:noHBand="0" w:noVBand="1"/>
       </w:tblPr>
       <w:tblGrid>
-        <w:gridCol w:w="3200"/>
-        <w:gridCol w:w="6800"/>
+        <w:gridCol w:w="3205"/>
+        <w:gridCol w:w="6813"/>
       </w:tblGrid>
       <w:tr>
         <w:trPr>
           <w:cantSplit/>
+          <w:trHeight w:val="137"/>
           <w:tblHeader/>
           <w:jc w:val="center"/>
         </w:trPr>
         <w:tc>
           <w:tcPr>
-            <w:tcW w:w="3200" w:type="dxa"/>
+            <w:tcW w:w="3205" w:type="dxa"/>
             <w:shd w:val="clear" w:color="auto" w:fill="DEEAF6"/>
             <w:vAlign w:val="center"/>
           </w:tcPr>
@@ -28250,7 +23886,7 @@
         </w:tc>
         <w:tc>
           <w:tcPr>
-            <w:tcW w:w="6800" w:type="dxa"/>
+            <w:tcW w:w="6813" w:type="dxa"/>
             <w:shd w:val="clear" w:color="auto" w:fill="DEEAF6"/>
             <w:vAlign w:val="center"/>
           </w:tcPr>
@@ -28276,12 +23912,12 @@
       <w:tr>
         <w:trPr>
           <w:cantSplit/>
-          <w:trHeight w:val="640"/>
+          <w:trHeight w:val="302"/>
           <w:jc w:val="center"/>
         </w:trPr>
         <w:tc>
           <w:tcPr>
-            <w:tcW w:w="3200" w:type="dxa"/>
+            <w:tcW w:w="3205" w:type="dxa"/>
             <w:vAlign w:val="center"/>
           </w:tcPr>
           <w:p>
@@ -28302,7 +23938,7 @@
         </w:tc>
         <w:tc>
           <w:tcPr>
-            <w:tcW w:w="6800" w:type="dxa"/>
+            <w:tcW w:w="6813" w:type="dxa"/>
             <w:vAlign w:val="center"/>
           </w:tcPr>
           <w:p>
@@ -28324,12 +23960,12 @@
       <w:tr>
         <w:trPr>
           <w:cantSplit/>
-          <w:trHeight w:val="640"/>
+          <w:trHeight w:val="302"/>
           <w:jc w:val="center"/>
         </w:trPr>
         <w:tc>
           <w:tcPr>
-            <w:tcW w:w="3200" w:type="dxa"/>
+            <w:tcW w:w="3205" w:type="dxa"/>
             <w:vAlign w:val="center"/>
           </w:tcPr>
           <w:p>
@@ -28350,39 +23986,21 @@
         </w:tc>
         <w:tc>
           <w:tcPr>
-            <w:tcW w:w="6800" w:type="dxa"/>
-            <w:vAlign w:val="center"/>
-          </w:tcPr>
-          <w:p>
-            <w:pPr>
-              <w:spacing w:before="40" w:after="40"/>
-              <w:jc w:val="both"/>
-            </w:pPr>
-            <w:r>
-              <w:rPr>
-                <w:rFonts w:ascii="Times New Roman" w:hAnsi="Times New Roman"/>
-                <w:color w:val="000000"/>
-                <w:sz w:val="20"/>
-              </w:rPr>
-              <w:t>Integrated Grad-CAM at layer '</w:t>
-            </w:r>
-            <w:proofErr w:type="spellStart"/>
-            <w:r>
-              <w:rPr>
-                <w:rFonts w:ascii="Times New Roman" w:hAnsi="Times New Roman"/>
-                <w:color w:val="000000"/>
-                <w:sz w:val="20"/>
-              </w:rPr>
-              <w:t>conv_cam</w:t>
-            </w:r>
-            <w:proofErr w:type="spellEnd"/>
-            <w:r>
-              <w:rPr>
-                <w:rFonts w:ascii="Times New Roman" w:hAnsi="Times New Roman"/>
-                <w:color w:val="000000"/>
-                <w:sz w:val="20"/>
-              </w:rPr>
-              <w:t>' provides visual spatial attribution. Verifies the network attends to stroke contours rather than background noise.</w:t>
+            <w:tcW w:w="6813" w:type="dxa"/>
+            <w:vAlign w:val="center"/>
+          </w:tcPr>
+          <w:p>
+            <w:pPr>
+              <w:spacing w:before="40" w:after="40"/>
+              <w:jc w:val="both"/>
+            </w:pPr>
+            <w:r>
+              <w:rPr>
+                <w:rFonts w:ascii="Times New Roman" w:hAnsi="Times New Roman"/>
+                <w:color w:val="000000"/>
+                <w:sz w:val="20"/>
+              </w:rPr>
+              <w:t>Integrated Grad-CAM at layer 'conv_cam' provides visual spatial attribution. Verifies the network attends to stroke contours rather than background noise.</w:t>
             </w:r>
           </w:p>
         </w:tc>
@@ -28390,12 +24008,12 @@
       <w:tr>
         <w:trPr>
           <w:cantSplit/>
-          <w:trHeight w:val="640"/>
+          <w:trHeight w:val="302"/>
           <w:jc w:val="center"/>
         </w:trPr>
         <w:tc>
           <w:tcPr>
-            <w:tcW w:w="3200" w:type="dxa"/>
+            <w:tcW w:w="3205" w:type="dxa"/>
             <w:vAlign w:val="center"/>
           </w:tcPr>
           <w:p>
@@ -28416,7 +24034,7 @@
         </w:tc>
         <w:tc>
           <w:tcPr>
-            <w:tcW w:w="6800" w:type="dxa"/>
+            <w:tcW w:w="6813" w:type="dxa"/>
             <w:vAlign w:val="center"/>
           </w:tcPr>
           <w:p>
@@ -28438,12 +24056,12 @@
       <w:tr>
         <w:trPr>
           <w:cantSplit/>
-          <w:trHeight w:val="640"/>
+          <w:trHeight w:val="302"/>
           <w:jc w:val="center"/>
         </w:trPr>
         <w:tc>
           <w:tcPr>
-            <w:tcW w:w="3200" w:type="dxa"/>
+            <w:tcW w:w="3205" w:type="dxa"/>
             <w:vAlign w:val="center"/>
           </w:tcPr>
           <w:p>
@@ -28464,7 +24082,7 @@
         </w:tc>
         <w:tc>
           <w:tcPr>
-            <w:tcW w:w="6800" w:type="dxa"/>
+            <w:tcW w:w="6813" w:type="dxa"/>
             <w:vAlign w:val="center"/>
           </w:tcPr>
           <w:p>
@@ -28486,12 +24104,12 @@
       <w:tr>
         <w:trPr>
           <w:cantSplit/>
-          <w:trHeight w:val="640"/>
+          <w:trHeight w:val="302"/>
           <w:jc w:val="center"/>
         </w:trPr>
         <w:tc>
           <w:tcPr>
-            <w:tcW w:w="3200" w:type="dxa"/>
+            <w:tcW w:w="3205" w:type="dxa"/>
             <w:vAlign w:val="center"/>
           </w:tcPr>
           <w:p>
@@ -28512,39 +24130,21 @@
         </w:tc>
         <w:tc>
           <w:tcPr>
-            <w:tcW w:w="6800" w:type="dxa"/>
-            <w:vAlign w:val="center"/>
-          </w:tcPr>
-          <w:p>
-            <w:pPr>
-              <w:spacing w:before="40" w:after="40"/>
-              <w:jc w:val="both"/>
-            </w:pPr>
-            <w:r>
-              <w:rPr>
-                <w:rFonts w:ascii="Times New Roman" w:hAnsi="Times New Roman"/>
-                <w:color w:val="000000"/>
-                <w:sz w:val="20"/>
-              </w:rPr>
-              <w:t xml:space="preserve">Ultra-lightweight architecture (421k parameters, 1.61 MB footprint). Achieves 9.14 </w:t>
-            </w:r>
-            <w:proofErr w:type="spellStart"/>
-            <w:r>
-              <w:rPr>
-                <w:rFonts w:ascii="Times New Roman" w:hAnsi="Times New Roman"/>
-                <w:color w:val="000000"/>
-                <w:sz w:val="20"/>
-              </w:rPr>
-              <w:t>ms</w:t>
-            </w:r>
-            <w:proofErr w:type="spellEnd"/>
-            <w:r>
-              <w:rPr>
-                <w:rFonts w:ascii="Times New Roman" w:hAnsi="Times New Roman"/>
-                <w:color w:val="000000"/>
-                <w:sz w:val="20"/>
-              </w:rPr>
-              <w:t xml:space="preserve"> inference on CPU without requiring energy-intensive GPU infrastructure.</w:t>
+            <w:tcW w:w="6813" w:type="dxa"/>
+            <w:vAlign w:val="center"/>
+          </w:tcPr>
+          <w:p>
+            <w:pPr>
+              <w:spacing w:before="40" w:after="40"/>
+              <w:jc w:val="both"/>
+            </w:pPr>
+            <w:r>
+              <w:rPr>
+                <w:rFonts w:ascii="Times New Roman" w:hAnsi="Times New Roman"/>
+                <w:color w:val="000000"/>
+                <w:sz w:val="20"/>
+              </w:rPr>
+              <w:t>Ultra-lightweight architecture (421k parameters, 1.61 MB footprint). Achieves 9.14 ms inference on CPU without requiring energy-intensive GPU infrastructure.</w:t>
             </w:r>
           </w:p>
         </w:tc>
@@ -28552,12 +24152,12 @@
       <w:tr>
         <w:trPr>
           <w:cantSplit/>
-          <w:trHeight w:val="640"/>
+          <w:trHeight w:val="302"/>
           <w:jc w:val="center"/>
         </w:trPr>
         <w:tc>
           <w:tcPr>
-            <w:tcW w:w="3200" w:type="dxa"/>
+            <w:tcW w:w="3205" w:type="dxa"/>
             <w:vAlign w:val="center"/>
           </w:tcPr>
           <w:p>
@@ -28578,7 +24178,7 @@
         </w:tc>
         <w:tc>
           <w:tcPr>
-            <w:tcW w:w="6800" w:type="dxa"/>
+            <w:tcW w:w="6813" w:type="dxa"/>
             <w:vAlign w:val="center"/>
           </w:tcPr>
           <w:p>
@@ -28610,67 +24210,6 @@
           <w:sz w:val="24"/>
         </w:rPr>
         <w:t>8.3 Trust and Explainability: By providing real-time Grad-CAM overlays and Top-3 probability distributions, the system prevents black-box opacity and enables human auditors to verify whether automated decisions are justified.</w:t>
-      </w:r>
-      <w:r>
-        <w:rPr>
-          <w:rFonts w:ascii="Times New Roman" w:hAnsi="Times New Roman"/>
-          <w:color w:val="000000"/>
-          <w:sz w:val="24"/>
-        </w:rPr>
-        <w:br/>
-      </w:r>
-      <w:r>
-        <w:rPr>
-          <w:rFonts w:ascii="Times New Roman" w:hAnsi="Times New Roman"/>
-          <w:color w:val="000000"/>
-          <w:sz w:val="24"/>
-        </w:rPr>
-        <w:br/>
-      </w:r>
-      <w:r>
-        <w:rPr>
-          <w:rFonts w:ascii="Times New Roman" w:hAnsi="Times New Roman"/>
-          <w:color w:val="000000"/>
-          <w:sz w:val="24"/>
-        </w:rPr>
-        <w:lastRenderedPageBreak/>
-        <w:t xml:space="preserve">8.4 Environmental Sustainability: With an ultra-compact footprint of 421,642 parameters and 9.14 </w:t>
-      </w:r>
-      <w:proofErr w:type="spellStart"/>
-      <w:r>
-        <w:rPr>
-          <w:rFonts w:ascii="Times New Roman" w:hAnsi="Times New Roman"/>
-          <w:color w:val="000000"/>
-          <w:sz w:val="24"/>
-        </w:rPr>
-        <w:t>ms</w:t>
-      </w:r>
-      <w:proofErr w:type="spellEnd"/>
-      <w:r>
-        <w:rPr>
-          <w:rFonts w:ascii="Times New Roman" w:hAnsi="Times New Roman"/>
-          <w:color w:val="000000"/>
-          <w:sz w:val="24"/>
-        </w:rPr>
-        <w:t xml:space="preserve"> latency on commodity CPU hardware, </w:t>
-      </w:r>
-      <w:proofErr w:type="spellStart"/>
-      <w:r>
-        <w:rPr>
-          <w:rFonts w:ascii="Times New Roman" w:hAnsi="Times New Roman"/>
-          <w:color w:val="000000"/>
-          <w:sz w:val="24"/>
-        </w:rPr>
-        <w:t>DigitVision</w:t>
-      </w:r>
-      <w:proofErr w:type="spellEnd"/>
-      <w:r>
-        <w:rPr>
-          <w:rFonts w:ascii="Times New Roman" w:hAnsi="Times New Roman"/>
-          <w:color w:val="000000"/>
-          <w:sz w:val="24"/>
-        </w:rPr>
-        <w:t xml:space="preserve"> AI eliminates the need for power-hungry GPU clusters, minimizing compute energy consumption and carbon emissions.</w:t>
       </w:r>
     </w:p>
     <w:p>
@@ -28780,7 +24319,6 @@
               <w:spacing w:after="40" w:line="264" w:lineRule="auto"/>
               <w:jc w:val="both"/>
             </w:pPr>
-            <w:proofErr w:type="spellStart"/>
             <w:r>
               <w:rPr>
                 <w:rFonts w:ascii="Times New Roman" w:hAnsi="Times New Roman"/>
@@ -28791,7 +24329,6 @@
               </w:rPr>
               <w:t>S.No</w:t>
             </w:r>
-            <w:proofErr w:type="spellEnd"/>
           </w:p>
         </w:tc>
         <w:tc>
@@ -28950,25 +24487,7 @@
                 <w:color w:val="000000"/>
                 <w:sz w:val="20"/>
               </w:rPr>
-              <w:t xml:space="preserve">7-stage pipeline (Otsu threshold, aspect-ratio resize, center-of-mass centering) standardized in </w:t>
-            </w:r>
-            <w:proofErr w:type="spellStart"/>
-            <w:r>
-              <w:rPr>
-                <w:rFonts w:ascii="Times New Roman" w:hAnsi="Times New Roman"/>
-                <w:color w:val="000000"/>
-                <w:sz w:val="20"/>
-              </w:rPr>
-              <w:t>src</w:t>
-            </w:r>
-            <w:proofErr w:type="spellEnd"/>
-            <w:r>
-              <w:rPr>
-                <w:rFonts w:ascii="Times New Roman" w:hAnsi="Times New Roman"/>
-                <w:color w:val="000000"/>
-                <w:sz w:val="20"/>
-              </w:rPr>
-              <w:t>/preprocessing/canonical.py.</w:t>
+              <w:t>7-stage pipeline (Otsu threshold, aspect-ratio resize, center-of-mass centering) standardized in src/preprocessing/canonical.py.</w:t>
             </w:r>
           </w:p>
         </w:tc>
@@ -29056,25 +24575,7 @@
                 <w:color w:val="000000"/>
                 <w:sz w:val="20"/>
               </w:rPr>
-              <w:t xml:space="preserve">Trained and evaluated Dummy, Logistic Regression, Random Forest, MLP, SVM-RBF, LeNet-5, and </w:t>
-            </w:r>
-            <w:proofErr w:type="spellStart"/>
-            <w:r>
-              <w:rPr>
-                <w:rFonts w:ascii="Times New Roman" w:hAnsi="Times New Roman"/>
-                <w:color w:val="000000"/>
-                <w:sz w:val="20"/>
-              </w:rPr>
-              <w:t>DeepConvNet</w:t>
-            </w:r>
-            <w:proofErr w:type="spellEnd"/>
-            <w:r>
-              <w:rPr>
-                <w:rFonts w:ascii="Times New Roman" w:hAnsi="Times New Roman"/>
-                <w:color w:val="000000"/>
-                <w:sz w:val="20"/>
-              </w:rPr>
-              <w:t xml:space="preserve"> on 10,000 isolated test samples.</w:t>
+              <w:t>Trained and evaluated Dummy, Logistic Regression, Random Forest, MLP, SVM-RBF, LeNet-5, and DeepConvNet on 10,000 isolated test samples.</w:t>
             </w:r>
           </w:p>
         </w:tc>
@@ -29121,43 +24622,7 @@
                 <w:color w:val="000000"/>
                 <w:sz w:val="20"/>
               </w:rPr>
-              <w:t xml:space="preserve">Design and optimize </w:t>
-            </w:r>
-            <w:proofErr w:type="spellStart"/>
-            <w:r>
-              <w:rPr>
-                <w:rFonts w:ascii="Times New Roman" w:hAnsi="Times New Roman"/>
-                <w:color w:val="000000"/>
-                <w:sz w:val="20"/>
-              </w:rPr>
-              <w:t>DigitVision</w:t>
-            </w:r>
-            <w:proofErr w:type="spellEnd"/>
-            <w:r>
-              <w:rPr>
-                <w:rFonts w:ascii="Times New Roman" w:hAnsi="Times New Roman"/>
-                <w:color w:val="000000"/>
-                <w:sz w:val="20"/>
-              </w:rPr>
-              <w:t xml:space="preserve"> </w:t>
-            </w:r>
-            <w:proofErr w:type="spellStart"/>
-            <w:r>
-              <w:rPr>
-                <w:rFonts w:ascii="Times New Roman" w:hAnsi="Times New Roman"/>
-                <w:color w:val="000000"/>
-                <w:sz w:val="20"/>
-              </w:rPr>
-              <w:t>DeepConvNet</w:t>
-            </w:r>
-            <w:proofErr w:type="spellEnd"/>
-            <w:r>
-              <w:rPr>
-                <w:rFonts w:ascii="Times New Roman" w:hAnsi="Times New Roman"/>
-                <w:color w:val="000000"/>
-                <w:sz w:val="20"/>
-              </w:rPr>
-              <w:t xml:space="preserve"> (&gt;98% acc)</w:t>
+              <w:t>Design and optimize DigitVision DeepConvNet (&gt;98% acc)</w:t>
             </w:r>
           </w:p>
         </w:tc>
@@ -29368,25 +24833,7 @@
                 <w:color w:val="000000"/>
                 <w:sz w:val="20"/>
               </w:rPr>
-              <w:t>Generated gradient-weighted class activation heatmaps at layer '</w:t>
-            </w:r>
-            <w:proofErr w:type="spellStart"/>
-            <w:r>
-              <w:rPr>
-                <w:rFonts w:ascii="Times New Roman" w:hAnsi="Times New Roman"/>
-                <w:color w:val="000000"/>
-                <w:sz w:val="20"/>
-              </w:rPr>
-              <w:t>conv_cam</w:t>
-            </w:r>
-            <w:proofErr w:type="spellEnd"/>
-            <w:r>
-              <w:rPr>
-                <w:rFonts w:ascii="Times New Roman" w:hAnsi="Times New Roman"/>
-                <w:color w:val="000000"/>
-                <w:sz w:val="20"/>
-              </w:rPr>
-              <w:t>', verifying stroke-focused feature attribution.</w:t>
+              <w:t>Generated gradient-weighted class activation heatmaps at layer 'conv_cam', verifying stroke-focused feature attribution.</w:t>
             </w:r>
           </w:p>
         </w:tc>
@@ -29468,43 +24915,7 @@
                 <w:color w:val="000000"/>
                 <w:sz w:val="20"/>
               </w:rPr>
-              <w:t xml:space="preserve">Deployed </w:t>
-            </w:r>
-            <w:proofErr w:type="spellStart"/>
-            <w:r>
-              <w:rPr>
-                <w:rFonts w:ascii="Times New Roman" w:hAnsi="Times New Roman"/>
-                <w:color w:val="000000"/>
-                <w:sz w:val="20"/>
-              </w:rPr>
-              <w:t>FastAPI</w:t>
-            </w:r>
-            <w:proofErr w:type="spellEnd"/>
-            <w:r>
-              <w:rPr>
-                <w:rFonts w:ascii="Times New Roman" w:hAnsi="Times New Roman"/>
-                <w:color w:val="000000"/>
-                <w:sz w:val="20"/>
-              </w:rPr>
-              <w:t xml:space="preserve"> inference service with HTML5 canvas and HUD, achieving 9.14 </w:t>
-            </w:r>
-            <w:proofErr w:type="spellStart"/>
-            <w:r>
-              <w:rPr>
-                <w:rFonts w:ascii="Times New Roman" w:hAnsi="Times New Roman"/>
-                <w:color w:val="000000"/>
-                <w:sz w:val="20"/>
-              </w:rPr>
-              <w:t>ms</w:t>
-            </w:r>
-            <w:proofErr w:type="spellEnd"/>
-            <w:r>
-              <w:rPr>
-                <w:rFonts w:ascii="Times New Roman" w:hAnsi="Times New Roman"/>
-                <w:color w:val="000000"/>
-                <w:sz w:val="20"/>
-              </w:rPr>
-              <w:t xml:space="preserve"> end-to-end CPU latency.</w:t>
+              <w:t>Deployed FastAPI inference service with HTML5 canvas and HUD, achieving 9.14 ms end-to-end CPU latency.</w:t>
             </w:r>
           </w:p>
         </w:tc>
@@ -29587,25 +24998,7 @@
                 <w:color w:val="000000"/>
                 <w:sz w:val="20"/>
               </w:rPr>
-              <w:t xml:space="preserve">Full-stack </w:t>
-            </w:r>
-            <w:proofErr w:type="spellStart"/>
-            <w:r>
-              <w:rPr>
-                <w:rFonts w:ascii="Times New Roman" w:hAnsi="Times New Roman"/>
-                <w:color w:val="000000"/>
-                <w:sz w:val="20"/>
-              </w:rPr>
-              <w:t>FastAPI</w:t>
-            </w:r>
-            <w:proofErr w:type="spellEnd"/>
-            <w:r>
-              <w:rPr>
-                <w:rFonts w:ascii="Times New Roman" w:hAnsi="Times New Roman"/>
-                <w:color w:val="000000"/>
-                <w:sz w:val="20"/>
-              </w:rPr>
-              <w:t xml:space="preserve"> + Deep Obsidian web interface deployed on 127.0.0.1:8000 with interactive HTML5 canvas, live predictions, and telemetry.</w:t>
+              <w:t>Full-stack FastAPI + Deep Obsidian web interface deployed on 127.0.0.1:8000 with interactive HTML5 canvas, live predictions, and telemetry.</w:t>
             </w:r>
           </w:p>
         </w:tc>
@@ -29622,79 +25015,7 @@
           <w:color w:val="000000"/>
           <w:sz w:val="24"/>
         </w:rPr>
-        <w:t xml:space="preserve">This micro project successfully developed and validated </w:t>
-      </w:r>
-      <w:proofErr w:type="spellStart"/>
-      <w:r>
-        <w:rPr>
-          <w:rFonts w:ascii="Times New Roman" w:hAnsi="Times New Roman"/>
-          <w:color w:val="000000"/>
-          <w:sz w:val="24"/>
-        </w:rPr>
-        <w:t>DigitVision</w:t>
-      </w:r>
-      <w:proofErr w:type="spellEnd"/>
-      <w:r>
-        <w:rPr>
-          <w:rFonts w:ascii="Times New Roman" w:hAnsi="Times New Roman"/>
-          <w:color w:val="000000"/>
-          <w:sz w:val="24"/>
-        </w:rPr>
-        <w:t xml:space="preserve"> AI, an explainable, confidence-aware handwritten digit intelligence platform. By pairing an authoritative 7-stage canonical preprocessing pipeline with a dual-block </w:t>
-      </w:r>
-      <w:proofErr w:type="spellStart"/>
-      <w:r>
-        <w:rPr>
-          <w:rFonts w:ascii="Times New Roman" w:hAnsi="Times New Roman"/>
-          <w:color w:val="000000"/>
-          <w:sz w:val="24"/>
-        </w:rPr>
-        <w:t>DeepConvNet</w:t>
-      </w:r>
-      <w:proofErr w:type="spellEnd"/>
-      <w:r>
-        <w:rPr>
-          <w:rFonts w:ascii="Times New Roman" w:hAnsi="Times New Roman"/>
-          <w:color w:val="000000"/>
-          <w:sz w:val="24"/>
-        </w:rPr>
-        <w:t xml:space="preserve">, the system achieved 98.31% test accuracy and a 0.9831 macro F1-score on 10,000 isolated test instances. Post-hoc temperature scaling optimized the temperature parameter to T = 0.9170, reducing Expected Calibration Error to 0.0031. Grad-CAM explainability provided visual decision transparency, and </w:t>
-      </w:r>
-      <w:proofErr w:type="spellStart"/>
-      <w:r>
-        <w:rPr>
-          <w:rFonts w:ascii="Times New Roman" w:hAnsi="Times New Roman"/>
-          <w:color w:val="000000"/>
-          <w:sz w:val="24"/>
-        </w:rPr>
-        <w:t>FastAPI</w:t>
-      </w:r>
-      <w:proofErr w:type="spellEnd"/>
-      <w:r>
-        <w:rPr>
-          <w:rFonts w:ascii="Times New Roman" w:hAnsi="Times New Roman"/>
-          <w:color w:val="000000"/>
-          <w:sz w:val="24"/>
-        </w:rPr>
-        <w:t xml:space="preserve"> deployment demonstrated real-time viability with 9.14 </w:t>
-      </w:r>
-      <w:proofErr w:type="spellStart"/>
-      <w:r>
-        <w:rPr>
-          <w:rFonts w:ascii="Times New Roman" w:hAnsi="Times New Roman"/>
-          <w:color w:val="000000"/>
-          <w:sz w:val="24"/>
-        </w:rPr>
-        <w:t>ms</w:t>
-      </w:r>
-      <w:proofErr w:type="spellEnd"/>
-      <w:r>
-        <w:rPr>
-          <w:rFonts w:ascii="Times New Roman" w:hAnsi="Times New Roman"/>
-          <w:color w:val="000000"/>
-          <w:sz w:val="24"/>
-        </w:rPr>
-        <w:t xml:space="preserve"> CPU inference latency.</w:t>
+        <w:t>This micro project successfully developed and validated DigitVision AI, an explainable, confidence-aware handwritten digit intelligence platform. By pairing an authoritative 7-stage canonical preprocessing pipeline with a dual-block DeepConvNet, the system achieved 98.31% test accuracy and a 0.9831 macro F1-score on 10,000 isolated test instances. Post-hoc temperature scaling optimized the temperature parameter to T = 0.9170, reducing Expected Calibration Error to 0.0031. Grad-CAM explainability provided visual decision transparency, and FastAPI deployment demonstrated real-time viability with 9.14 ms CPU inference latency.</w:t>
       </w:r>
     </w:p>
     <w:p>
@@ -29771,25 +25092,7 @@
           <w:color w:val="000000"/>
           <w:sz w:val="24"/>
         </w:rPr>
-        <w:t xml:space="preserve">Future enhancements will focus on three key directions: (1) Implementing Connectionist Temporal Classification (CTC) and Convolutional Recurrent Neural Networks (CRNN) to support continuous multi-digit postal code and cheque amount reading; (2) Mobile edge quantization using TensorFlow Lite and ONNX runtime to achieve sub-2 </w:t>
-      </w:r>
-      <w:proofErr w:type="spellStart"/>
-      <w:r>
-        <w:rPr>
-          <w:rFonts w:ascii="Times New Roman" w:hAnsi="Times New Roman"/>
-          <w:color w:val="000000"/>
-          <w:sz w:val="24"/>
-        </w:rPr>
-        <w:t>ms</w:t>
-      </w:r>
-      <w:proofErr w:type="spellEnd"/>
-      <w:r>
-        <w:rPr>
-          <w:rFonts w:ascii="Times New Roman" w:hAnsi="Times New Roman"/>
-          <w:color w:val="000000"/>
-          <w:sz w:val="24"/>
-        </w:rPr>
-        <w:t xml:space="preserve"> inference on embedded smartphones; and (3) Active learning uncertainty sampling to continuously expand the training distribution with rare handwriting styles.</w:t>
+        <w:t>Future enhancements will focus on three key directions: (1) Implementing Connectionist Temporal Classification (CTC) and Convolutional Recurrent Neural Networks (CRNN) to support continuous multi-digit postal code and cheque amount reading; (2) Mobile edge quantization using TensorFlow Lite and ONNX runtime to achieve sub-2 ms inference on embedded smartphones; and (3) Active learning uncertainty sampling to continuously expand the training distribution with rare handwriting styles.</w:t>
       </w:r>
     </w:p>
     <w:p>
@@ -29832,25 +25135,7 @@
           <w:color w:val="000000"/>
           <w:sz w:val="20"/>
         </w:rPr>
-        <w:t xml:space="preserve">[1] Y. LeCun, L. </w:t>
-      </w:r>
-      <w:proofErr w:type="spellStart"/>
-      <w:r>
-        <w:rPr>
-          <w:rFonts w:ascii="Times New Roman" w:hAnsi="Times New Roman"/>
-          <w:color w:val="000000"/>
-          <w:sz w:val="20"/>
-        </w:rPr>
-        <w:t>Bottou</w:t>
-      </w:r>
-      <w:proofErr w:type="spellEnd"/>
-      <w:r>
-        <w:rPr>
-          <w:rFonts w:ascii="Times New Roman" w:hAnsi="Times New Roman"/>
-          <w:color w:val="000000"/>
-          <w:sz w:val="20"/>
-        </w:rPr>
-        <w:t>, Y. Bengio, and P. Haffner, "Gradient-based learning applied to document recognition," Proceedings of the IEEE, vol. 86, no. 11, pp. 2278–2324, Nov. 1998.</w:t>
+        <w:t>[1] Y. LeCun, L. Bottou, Y. Bengio, and P. Haffner, "Gradient-based learning applied to document recognition," Proceedings of the IEEE, vol. 86, no. 11, pp. 2278–2324, Nov. 1998.</w:t>
       </w:r>
       <w:r>
         <w:rPr>
@@ -29867,43 +25152,7 @@
           <w:sz w:val="20"/>
         </w:rPr>
         <w:br/>
-        <w:t xml:space="preserve">[2] D. </w:t>
-      </w:r>
-      <w:proofErr w:type="spellStart"/>
-      <w:r>
-        <w:rPr>
-          <w:rFonts w:ascii="Times New Roman" w:hAnsi="Times New Roman"/>
-          <w:color w:val="000000"/>
-          <w:sz w:val="20"/>
-        </w:rPr>
-        <w:t>Cireșan</w:t>
-      </w:r>
-      <w:proofErr w:type="spellEnd"/>
-      <w:r>
-        <w:rPr>
-          <w:rFonts w:ascii="Times New Roman" w:hAnsi="Times New Roman"/>
-          <w:color w:val="000000"/>
-          <w:sz w:val="20"/>
-        </w:rPr>
-        <w:t xml:space="preserve">, U. Meier, and J. </w:t>
-      </w:r>
-      <w:proofErr w:type="spellStart"/>
-      <w:r>
-        <w:rPr>
-          <w:rFonts w:ascii="Times New Roman" w:hAnsi="Times New Roman"/>
-          <w:color w:val="000000"/>
-          <w:sz w:val="20"/>
-        </w:rPr>
-        <w:t>Schmidhuber</w:t>
-      </w:r>
-      <w:proofErr w:type="spellEnd"/>
-      <w:r>
-        <w:rPr>
-          <w:rFonts w:ascii="Times New Roman" w:hAnsi="Times New Roman"/>
-          <w:color w:val="000000"/>
-          <w:sz w:val="20"/>
-        </w:rPr>
-        <w:t>, "Multi-column deep neural networks for offline image classification," in IEEE Conference on Computer Vision and Pattern Recognition (CVPR), Providence, RI, 2012, pp. 3642–3649.</w:t>
+        <w:t>[2] D. Cireșan, U. Meier, and J. Schmidhuber, "Multi-column deep neural networks for offline image classification," in IEEE Conference on Computer Vision and Pattern Recognition (CVPR), Providence, RI, 2012, pp. 3642–3649.</w:t>
       </w:r>
     </w:p>
     <w:p>
@@ -30027,25 +25276,7 @@
           <w:sz w:val="20"/>
         </w:rPr>
         <w:br/>
-        <w:t xml:space="preserve">[10] S. S. Shapiro and M. B. Wilk, "An analysis of variance test for normality (complete samples)," </w:t>
-      </w:r>
-      <w:proofErr w:type="spellStart"/>
-      <w:r>
-        <w:rPr>
-          <w:rFonts w:ascii="Times New Roman" w:hAnsi="Times New Roman"/>
-          <w:color w:val="000000"/>
-          <w:sz w:val="20"/>
-        </w:rPr>
-        <w:t>Biometrika</w:t>
-      </w:r>
-      <w:proofErr w:type="spellEnd"/>
-      <w:r>
-        <w:rPr>
-          <w:rFonts w:ascii="Times New Roman" w:hAnsi="Times New Roman"/>
-          <w:color w:val="000000"/>
-          <w:sz w:val="20"/>
-        </w:rPr>
-        <w:t>, vol. 52, no. 3/4, pp. 591–611, 1965.</w:t>
+        <w:t>[10] S. S. Shapiro and M. B. Wilk, "An analysis of variance test for normality (complete samples)," Biometrika, vol. 52, no. 3/4, pp. 591–611, 1965.</w:t>
       </w:r>
     </w:p>
     <w:p>
@@ -30430,25 +25661,7 @@
                 <w:sz w:val="18"/>
                 <w:szCs w:val="18"/>
               </w:rPr>
-              <w:t xml:space="preserve">Primary or authoritative source; full provenance, </w:t>
-            </w:r>
-            <w:proofErr w:type="spellStart"/>
-            <w:r>
-              <w:rPr>
-                <w:rFonts w:ascii="Times New Roman" w:hAnsi="Times New Roman"/>
-                <w:sz w:val="18"/>
-                <w:szCs w:val="18"/>
-              </w:rPr>
-              <w:t>licence</w:t>
-            </w:r>
-            <w:proofErr w:type="spellEnd"/>
-            <w:r>
-              <w:rPr>
-                <w:rFonts w:ascii="Times New Roman" w:hAnsi="Times New Roman"/>
-                <w:sz w:val="18"/>
-                <w:szCs w:val="18"/>
-              </w:rPr>
-              <w:t xml:space="preserve"> and data dictionary</w:t>
+              <w:t>Primary or authoritative source; full provenance, licence and data dictionary</w:t>
             </w:r>
           </w:p>
         </w:tc>
@@ -31898,13 +27111,8 @@
               <w:jc w:val="both"/>
             </w:pPr>
             <w:r>
-              <w:t xml:space="preserve">K </w:t>
-            </w:r>
-            <w:proofErr w:type="spellStart"/>
-            <w:r>
-              <w:t>Charanteja</w:t>
-            </w:r>
-            <w:proofErr w:type="spellEnd"/>
+              <w:t>K Charanteja</w:t>
+            </w:r>
           </w:p>
         </w:tc>
         <w:tc>
@@ -32581,15 +27789,7 @@
           <w:b/>
           <w:color w:val="000000"/>
         </w:rPr>
-        <w:t>M TEJAS YADAV</w:t>
-      </w:r>
-      <w:r>
-        <w:rPr>
-          <w:rFonts w:ascii="Times New Roman" w:hAnsi="Times New Roman"/>
-          <w:b/>
-          <w:color w:val="000000"/>
-        </w:rPr>
-        <w:t xml:space="preserve"> </w:t>
+        <w:t xml:space="preserve">M TEJAS YADAV </w:t>
       </w:r>
     </w:p>
     <w:tbl>
@@ -32739,15 +27939,7 @@
               <w:jc w:val="both"/>
             </w:pPr>
             <w:r>
-              <w:t xml:space="preserve">The most challenging issue was achieving stable convergence while maintaining reliable performance on the held-out test set. We investigated the model </w:t>
-            </w:r>
-            <w:proofErr w:type="spellStart"/>
-            <w:r>
-              <w:t>behaviour</w:t>
-            </w:r>
-            <w:proofErr w:type="spellEnd"/>
-            <w:r>
-              <w:t xml:space="preserve"> experimentally and modified the architecture and regularization strategy, then verified the final model using independent evaluation and automated tests.</w:t>
+              <w:t>The most challenging issue was achieving stable convergence while maintaining reliable performance on the held-out test set. We investigated the model behaviour experimentally and modified the architecture and regularization strategy, then verified the final model using independent evaluation and automated tests.</w:t>
             </w:r>
           </w:p>
         </w:tc>
@@ -32827,15 +28019,7 @@
               <w:jc w:val="both"/>
             </w:pPr>
             <w:r>
-              <w:t xml:space="preserve">Next time, I would plan the experiment and documentation pipeline from the beginning instead of treating documentation as a final-stage activity. I would also introduce external handwriting and robustness testing earlier to study the model's </w:t>
-            </w:r>
-            <w:proofErr w:type="spellStart"/>
-            <w:r>
-              <w:t>behaviour</w:t>
-            </w:r>
-            <w:proofErr w:type="spellEnd"/>
-            <w:r>
-              <w:t xml:space="preserve"> outside the benchmark dataset.</w:t>
+              <w:t>Next time, I would plan the experiment and documentation pipeline from the beginning instead of treating documentation as a final-stage activity. I would also introduce external handwriting and robustness testing earlier to study the model's behaviour outside the benchmark dataset.</w:t>
             </w:r>
           </w:p>
         </w:tc>
@@ -33010,15 +28194,7 @@
               <w:jc w:val="both"/>
             </w:pPr>
             <w:r>
-              <w:t xml:space="preserve">One of the challenging parts was ensuring that images supplied through the live application were processed in exactly the same way as the training data. We solved this by using a common canonical preprocessing pipeline and validating its </w:t>
-            </w:r>
-            <w:proofErr w:type="spellStart"/>
-            <w:r>
-              <w:t>behaviour</w:t>
-            </w:r>
-            <w:proofErr w:type="spellEnd"/>
-            <w:r>
-              <w:t xml:space="preserve"> with dedicated preprocessing and data-integrity tests.</w:t>
+              <w:t>One of the challenging parts was ensuring that images supplied through the live application were processed in exactly the same way as the training data. We solved this by using a common canonical preprocessing pipeline and validating its behaviour with dedicated preprocessing and data-integrity tests.</w:t>
             </w:r>
           </w:p>
         </w:tc>
@@ -33353,15 +28529,7 @@
               </w:rPr>
             </w:pPr>
             <w:r>
-              <w:t xml:space="preserve">The difficult part was </w:t>
-            </w:r>
-            <w:proofErr w:type="spellStart"/>
-            <w:r>
-              <w:t>analysing</w:t>
-            </w:r>
-            <w:proofErr w:type="spellEnd"/>
-            <w:r>
-              <w:t xml:space="preserve"> incorrect predictions and understanding whether the model's confidence reflected its actual reliability. We addressed this through confidence analysis, probability calibration, error inspection and visual explanation of model decisions using Grad-CAM.</w:t>
+              <w:t>The difficult part was analysing incorrect predictions and understanding whether the model's confidence reflected its actual reliability. We addressed this through confidence analysis, probability calibration, error inspection and visual explanation of model decisions using Grad-CAM.</w:t>
             </w:r>
           </w:p>
         </w:tc>
@@ -34141,18 +29309,18 @@
       </w:pPr>
     </w:p>
     <w:sectPr>
-      <w:headerReference w:type="even" r:id="rId22"/>
-      <w:headerReference w:type="default" r:id="rId23"/>
-      <w:footerReference w:type="even" r:id="rId24"/>
-      <w:footerReference w:type="default" r:id="rId25"/>
-      <w:headerReference w:type="first" r:id="rId26"/>
-      <w:footerReference w:type="first" r:id="rId27"/>
+      <w:headerReference w:type="even" r:id="rId23"/>
+      <w:headerReference w:type="default" r:id="rId24"/>
+      <w:footerReference w:type="even" r:id="rId25"/>
+      <w:footerReference w:type="default" r:id="rId26"/>
+      <w:headerReference w:type="first" r:id="rId27"/>
+      <w:footerReference w:type="first" r:id="rId28"/>
       <w:pgSz w:w="11907" w:h="16839" w:code="9"/>
       <w:pgMar w:top="568" w:right="1017" w:bottom="900" w:left="851" w:header="568" w:footer="400" w:gutter="0"/>
+      <w:pgNumType w:start="1"/>
       <w:cols w:space="720"/>
       <w:titlePg/>
       <w:docGrid w:linePitch="360"/>
-      <w:pgNumType w:start="1"/>
     </w:sectPr>
   </w:body>
 </w:document>
@@ -34188,6 +29356,16 @@
 </file>
 
 <file path=word/footer2.xml><?xml version="1.0" encoding="utf-8"?>
+<w:ftr xmlns:wpc="http://schemas.microsoft.com/office/word/2010/wordprocessingCanvas" xmlns:cx="http://schemas.microsoft.com/office/drawing/2014/chartex" xmlns:cx1="http://schemas.microsoft.com/office/drawing/2015/9/8/chartex" xmlns:cx2="http://schemas.microsoft.com/office/drawing/2015/10/21/chartex" xmlns:cx3="http://schemas.microsoft.com/office/drawing/2016/5/9/chartex" xmlns:cx4="http://schemas.microsoft.com/office/drawing/2016/5/10/chartex" xmlns:cx5="http://schemas.microsoft.com/office/drawing/2016/5/11/chartex" xmlns:cx6="http://schemas.microsoft.com/office/drawing/2016/5/12/chartex" xmlns:cx7="http://schemas.microsoft.com/office/drawing/2016/5/13/chartex" xmlns:cx8="http://schemas.microsoft.com/office/drawing/2016/5/14/chartex" xmlns:mc="http://schemas.openxmlformats.org/markup-compatibility/2006" xmlns:aink="http://schemas.microsoft.com/office/drawing/2016/ink" xmlns:am3d="http://schemas.microsoft.com/office/drawing/2017/model3d" xmlns:o="urn:schemas-microsoft-com:office:office" xmlns:oel="http://schemas.microsoft.com/office/2019/extlst" xmlns:r="http://schemas.openxmlformats.org/officeDocument/2006/relationships" xmlns:m="http://schemas.openxmlformats.org/officeDocument/2006/math" xmlns:v="urn:schemas-microsoft-com:vml" xmlns:wp14="http://schemas.microsoft.com/office/word/2010/wordprocessingDrawing" xmlns:wp="http://schemas.openxmlformats.org/drawingml/2006/wordprocessingDrawing" xmlns:w10="urn:schemas-microsoft-com:office:word" xmlns:w="http://schemas.openxmlformats.org/wordprocessingml/2006/main" xmlns:w14="http://schemas.microsoft.com/office/word/2010/wordml" xmlns:w15="http://schemas.microsoft.com/office/word/2012/wordml" xmlns:w16cex="http://schemas.microsoft.com/office/word/2018/wordml/cex" xmlns:w16cid="http://schemas.microsoft.com/office/word/2016/wordml/cid" xmlns:w16="http://schemas.microsoft.com/office/word/2018/wordml" xmlns:w16du="http://schemas.microsoft.com/office/word/2023/wordml/word16du" xmlns:w16sdtdh="http://schemas.microsoft.com/office/word/2020/wordml/sdtdatahash" xmlns:w16sdtfl="http://schemas.microsoft.com/office/word/2024/wordml/sdtformatlock" xmlns:w16se="http://schemas.microsoft.com/office/word/2015/wordml/symex" xmlns:wpg="http://schemas.microsoft.com/office/word/2010/wordprocessingGroup" xmlns:wpi="http://schemas.microsoft.com/office/word/2010/wordprocessingInk" xmlns:wne="http://schemas.microsoft.com/office/word/2006/wordml" xmlns:wps="http://schemas.microsoft.com/office/word/2010/wordprocessingShape" mc:Ignorable="w14 w15 w16se w16cid w16 w16cex w16sdtdh w16sdtfl w16du wp14">
+  <w:p>
+    <w:pPr>
+      <w:pStyle w:val="Footer"/>
+    </w:pPr>
+  </w:p>
+</w:ftr>
+</file>
+
+<file path=word/footer3.xml><?xml version="1.0" encoding="utf-8"?>
 <w:ftr xmlns:wpc="http://schemas.microsoft.com/office/word/2010/wordprocessingCanvas" xmlns:cx="http://schemas.microsoft.com/office/drawing/2014/chartex" xmlns:cx1="http://schemas.microsoft.com/office/drawing/2015/9/8/chartex" xmlns:cx2="http://schemas.microsoft.com/office/drawing/2015/10/21/chartex" xmlns:cx3="http://schemas.microsoft.com/office/drawing/2016/5/9/chartex" xmlns:cx4="http://schemas.microsoft.com/office/drawing/2016/5/10/chartex" xmlns:cx5="http://schemas.microsoft.com/office/drawing/2016/5/11/chartex" xmlns:cx6="http://schemas.microsoft.com/office/drawing/2016/5/12/chartex" xmlns:cx7="http://schemas.microsoft.com/office/drawing/2016/5/13/chartex" xmlns:cx8="http://schemas.microsoft.com/office/drawing/2016/5/14/chartex" xmlns:mc="http://schemas.openxmlformats.org/markup-compatibility/2006" xmlns:aink="http://schemas.microsoft.com/office/drawing/2016/ink" xmlns:am3d="http://schemas.microsoft.com/office/drawing/2017/model3d" xmlns:o="urn:schemas-microsoft-com:office:office" xmlns:oel="http://schemas.microsoft.com/office/2019/extlst" xmlns:r="http://schemas.openxmlformats.org/officeDocument/2006/relationships" xmlns:m="http://schemas.openxmlformats.org/officeDocument/2006/math" xmlns:v="urn:schemas-microsoft-com:vml" xmlns:wp14="http://schemas.microsoft.com/office/word/2010/wordprocessingDrawing" xmlns:wp="http://schemas.openxmlformats.org/drawingml/2006/wordprocessingDrawing" xmlns:w10="urn:schemas-microsoft-com:office:word" xmlns:w="http://schemas.openxmlformats.org/wordprocessingml/2006/main" xmlns:w14="http://schemas.microsoft.com/office/word/2010/wordml" xmlns:w15="http://schemas.microsoft.com/office/word/2012/wordml" xmlns:w16cex="http://schemas.microsoft.com/office/word/2018/wordml/cex" xmlns:w16cid="http://schemas.microsoft.com/office/word/2016/wordml/cid" xmlns:w16="http://schemas.microsoft.com/office/word/2018/wordml" xmlns:w16du="http://schemas.microsoft.com/office/word/2023/wordml/word16du" xmlns:w16sdtdh="http://schemas.microsoft.com/office/word/2020/wordml/sdtdatahash" xmlns:w16sdtfl="http://schemas.microsoft.com/office/word/2024/wordml/sdtformatlock" xmlns:w16se="http://schemas.microsoft.com/office/word/2015/wordml/symex" xmlns:wpg="http://schemas.microsoft.com/office/word/2010/wordprocessingGroup" xmlns:wpi="http://schemas.microsoft.com/office/word/2010/wordprocessingInk" xmlns:wne="http://schemas.microsoft.com/office/word/2006/wordml" xmlns:wps="http://schemas.microsoft.com/office/word/2010/wordprocessingShape" mc:Ignorable="w14 w15 w16se w16cid w16 w16cex w16sdtdh w16sdtfl w16du wp14">
   <w:p>
     <w:pPr>
@@ -34256,23 +29434,12 @@
 </w:ftr>
 </file>
 
-<file path=word/footer3.xml><?xml version="1.0" encoding="utf-8"?>
+<file path=word/footer4.xml><?xml version="1.0" encoding="utf-8"?>
 <w:ftr xmlns:wpc="http://schemas.microsoft.com/office/word/2010/wordprocessingCanvas" xmlns:cx="http://schemas.microsoft.com/office/drawing/2014/chartex" xmlns:cx1="http://schemas.microsoft.com/office/drawing/2015/9/8/chartex" xmlns:cx2="http://schemas.microsoft.com/office/drawing/2015/10/21/chartex" xmlns:cx3="http://schemas.microsoft.com/office/drawing/2016/5/9/chartex" xmlns:cx4="http://schemas.microsoft.com/office/drawing/2016/5/10/chartex" xmlns:cx5="http://schemas.microsoft.com/office/drawing/2016/5/11/chartex" xmlns:cx6="http://schemas.microsoft.com/office/drawing/2016/5/12/chartex" xmlns:cx7="http://schemas.microsoft.com/office/drawing/2016/5/13/chartex" xmlns:cx8="http://schemas.microsoft.com/office/drawing/2016/5/14/chartex" xmlns:mc="http://schemas.openxmlformats.org/markup-compatibility/2006" xmlns:aink="http://schemas.microsoft.com/office/drawing/2016/ink" xmlns:am3d="http://schemas.microsoft.com/office/drawing/2017/model3d" xmlns:o="urn:schemas-microsoft-com:office:office" xmlns:oel="http://schemas.microsoft.com/office/2019/extlst" xmlns:r="http://schemas.openxmlformats.org/officeDocument/2006/relationships" xmlns:m="http://schemas.openxmlformats.org/officeDocument/2006/math" xmlns:v="urn:schemas-microsoft-com:vml" xmlns:wp14="http://schemas.microsoft.com/office/word/2010/wordprocessingDrawing" xmlns:wp="http://schemas.openxmlformats.org/drawingml/2006/wordprocessingDrawing" xmlns:w10="urn:schemas-microsoft-com:office:word" xmlns:w="http://schemas.openxmlformats.org/wordprocessingml/2006/main" xmlns:w14="http://schemas.microsoft.com/office/word/2010/wordml" xmlns:w15="http://schemas.microsoft.com/office/word/2012/wordml" xmlns:w16cex="http://schemas.microsoft.com/office/word/2018/wordml/cex" xmlns:w16cid="http://schemas.microsoft.com/office/word/2016/wordml/cid" xmlns:w16="http://schemas.microsoft.com/office/word/2018/wordml" xmlns:w16du="http://schemas.microsoft.com/office/word/2023/wordml/word16du" xmlns:w16sdtdh="http://schemas.microsoft.com/office/word/2020/wordml/sdtdatahash" xmlns:w16sdtfl="http://schemas.microsoft.com/office/word/2024/wordml/sdtformatlock" xmlns:w16se="http://schemas.microsoft.com/office/word/2015/wordml/symex" xmlns:wpg="http://schemas.microsoft.com/office/word/2010/wordprocessingGroup" xmlns:wpi="http://schemas.microsoft.com/office/word/2010/wordprocessingInk" xmlns:wne="http://schemas.microsoft.com/office/word/2006/wordml" xmlns:wps="http://schemas.microsoft.com/office/word/2010/wordprocessingShape" mc:Ignorable="w14 w15 w16se w16cid w16 w16cex w16sdtdh w16sdtfl w16du wp14">
   <w:p>
     <w:pPr>
       <w:pStyle w:val="Footer"/>
     </w:pPr>
-  </w:p>
-</w:ftr>
-</file>
-
-<file path=word/footer4.xml><?xml version="1.0" encoding="utf-8"?>
-<w:ftr xmlns:m="http://schemas.openxmlformats.org/officeDocument/2006/math" xmlns:mc="http://schemas.openxmlformats.org/markup-compatibility/2006" xmlns:mo="http://schemas.microsoft.com/office/mac/office/2008/main" xmlns:mv="urn:schemas-microsoft-com:mac:vml" xmlns:o="urn:schemas-microsoft-com:office:office" xmlns:r="http://schemas.openxmlformats.org/officeDocument/2006/relationships" xmlns:v="urn:schemas-microsoft-com:vml" xmlns:w10="urn:schemas-microsoft-com:office:word" xmlns:w14="http://schemas.microsoft.com/office/word/2010/wordml" xmlns:w="http://schemas.openxmlformats.org/wordprocessingml/2006/main" xmlns:wne="http://schemas.microsoft.com/office/word/2006/wordml" xmlns:wp14="http://schemas.microsoft.com/office/word/2010/wordprocessingDrawing" xmlns:wp="http://schemas.openxmlformats.org/drawingml/2006/wordprocessingDrawing" xmlns:wpc="http://schemas.microsoft.com/office/word/2010/wordprocessingCanvas" xmlns:wpg="http://schemas.microsoft.com/office/word/2010/wordprocessingGroup" xmlns:wpi="http://schemas.microsoft.com/office/word/2010/wordprocessingInk" xmlns:wps="http://schemas.microsoft.com/office/word/2010/wordprocessingShape" mc:Ignorable="w14 wp14">
-  <w:p>
-    <w:pPr>
-      <w:pStyle w:val="Footer"/>
-    </w:pPr>
-    <w:r/>
   </w:p>
 </w:ftr>
 </file>
@@ -38010,6 +33177,7 @@
   <w:style w:type="character" w:default="1" w:styleId="DefaultParagraphFont">
     <w:name w:val="Default Paragraph Font"/>
     <w:uiPriority w:val="1"/>
+    <w:semiHidden/>
     <w:unhideWhenUsed/>
   </w:style>
   <w:style w:type="table" w:default="1" w:styleId="TableNormal">
@@ -39343,136 +34511,6 @@
 </file>
 
 <file path=customXml/item2.xml><?xml version="1.0" encoding="utf-8"?>
-<p:properties xmlns:p="http://schemas.microsoft.com/office/2006/metadata/properties" xmlns:xsi="http://www.w3.org/2001/XMLSchema-instance" xmlns:pc="http://schemas.microsoft.com/office/infopath/2007/PartnerControls">
-  <documentManagement>
-    <APDescription xmlns="4873beb7-5857-4685-be1f-d57550cc96cc" xsi:nil="true"/>
-    <AssetExpire xmlns="4873beb7-5857-4685-be1f-d57550cc96cc">2029-01-01T13:30:00Z</AssetExpire>
-    <CampaignTagsTaxHTField0 xmlns="4873beb7-5857-4685-be1f-d57550cc96cc">
-      <Terms xmlns="http://schemas.microsoft.com/office/infopath/2007/PartnerControls"/>
-    </CampaignTagsTaxHTField0>
-    <IntlLangReviewDate xmlns="4873beb7-5857-4685-be1f-d57550cc96cc" xsi:nil="true"/>
-    <TPFriendlyName xmlns="4873beb7-5857-4685-be1f-d57550cc96cc" xsi:nil="true"/>
-    <IntlLangReview xmlns="4873beb7-5857-4685-be1f-d57550cc96cc" xsi:nil="true"/>
-    <LocLastLocAttemptVersionLookup xmlns="4873beb7-5857-4685-be1f-d57550cc96cc">693888</LocLastLocAttemptVersionLookup>
-    <PolicheckWords xmlns="4873beb7-5857-4685-be1f-d57550cc96cc" xsi:nil="true"/>
-    <SubmitterId xmlns="4873beb7-5857-4685-be1f-d57550cc96cc" xsi:nil="true"/>
-    <AcquiredFrom xmlns="4873beb7-5857-4685-be1f-d57550cc96cc">Internal MS</AcquiredFrom>
-    <EditorialStatus xmlns="4873beb7-5857-4685-be1f-d57550cc96cc">Complete</EditorialStatus>
-    <Markets xmlns="4873beb7-5857-4685-be1f-d57550cc96cc"/>
-    <OriginAsset xmlns="4873beb7-5857-4685-be1f-d57550cc96cc" xsi:nil="true"/>
-    <AssetStart xmlns="4873beb7-5857-4685-be1f-d57550cc96cc">2021-11-15T10:25:07Z</AssetStart>
-    <FriendlyTitle xmlns="4873beb7-5857-4685-be1f-d57550cc96cc" xsi:nil="true"/>
-    <MarketSpecific xmlns="4873beb7-5857-4685-be1f-d57550cc96cc">false</MarketSpecific>
-    <TPNamespace xmlns="4873beb7-5857-4685-be1f-d57550cc96cc" xsi:nil="true"/>
-    <PublishStatusLookup xmlns="4873beb7-5857-4685-be1f-d57550cc96cc">
-      <Value>1343188</Value>
-    </PublishStatusLookup>
-    <APAuthor xmlns="4873beb7-5857-4685-be1f-d57550cc96cc">
-      <UserInfo>
-        <DisplayName>REDMOND\v-namall</DisplayName>
-        <AccountId>978</AccountId>
-        <AccountType/>
-      </UserInfo>
-    </APAuthor>
-    <TPCommandLine xmlns="4873beb7-5857-4685-be1f-d57550cc96cc" xsi:nil="true"/>
-    <IntlLangReviewer xmlns="4873beb7-5857-4685-be1f-d57550cc96cc" xsi:nil="true"/>
-    <OpenTemplate xmlns="4873beb7-5857-4685-be1f-d57550cc96cc">true</OpenTemplate>
-    <CSXSubmissionDate xmlns="4873beb7-5857-4685-be1f-d57550cc96cc" xsi:nil="true"/>
-    <TaxCatchAll xmlns="4873beb7-5857-4685-be1f-d57550cc96cc"/>
-    <Manager xmlns="4873beb7-5857-4685-be1f-d57550cc96cc" xsi:nil="true"/>
-    <NumericId xmlns="4873beb7-5857-4685-be1f-d57550cc96cc">102787001</NumericId>
-    <ParentAssetId xmlns="4873beb7-5857-4685-be1f-d57550cc96cc" xsi:nil="true"/>
-    <OriginalSourceMarket xmlns="4873beb7-5857-4685-be1f-d57550cc96cc" xsi:nil="true"/>
-    <ApprovalStatus xmlns="4873beb7-5857-4685-be1f-d57550cc96cc">InProgress</ApprovalStatus>
-    <TPComponent xmlns="4873beb7-5857-4685-be1f-d57550cc96cc" xsi:nil="true"/>
-    <EditorialTags xmlns="4873beb7-5857-4685-be1f-d57550cc96cc" xsi:nil="true"/>
-    <TPExecutable xmlns="4873beb7-5857-4685-be1f-d57550cc96cc" xsi:nil="true"/>
-    <TPLaunchHelpLink xmlns="4873beb7-5857-4685-be1f-d57550cc96cc" xsi:nil="true"/>
-    <LocComments xmlns="4873beb7-5857-4685-be1f-d57550cc96cc" xsi:nil="true"/>
-    <LocRecommendedHandoff xmlns="4873beb7-5857-4685-be1f-d57550cc96cc" xsi:nil="true"/>
-    <SourceTitle xmlns="4873beb7-5857-4685-be1f-d57550cc96cc" xsi:nil="true"/>
-    <CSXUpdate xmlns="4873beb7-5857-4685-be1f-d57550cc96cc">false</CSXUpdate>
-    <IntlLocPriority xmlns="4873beb7-5857-4685-be1f-d57550cc96cc" xsi:nil="true"/>
-    <UAProjectedTotalWords xmlns="4873beb7-5857-4685-be1f-d57550cc96cc" xsi:nil="true"/>
-    <AssetType xmlns="4873beb7-5857-4685-be1f-d57550cc96cc">TP</AssetType>
-    <MachineTranslated xmlns="4873beb7-5857-4685-be1f-d57550cc96cc">false</MachineTranslated>
-    <OutputCachingOn xmlns="4873beb7-5857-4685-be1f-d57550cc96cc">false</OutputCachingOn>
-    <TemplateStatus xmlns="4873beb7-5857-4685-be1f-d57550cc96cc">Complete</TemplateStatus>
-    <IsSearchable xmlns="4873beb7-5857-4685-be1f-d57550cc96cc">false</IsSearchable>
-    <ContentItem xmlns="4873beb7-5857-4685-be1f-d57550cc96cc" xsi:nil="true"/>
-    <HandoffToMSDN xmlns="4873beb7-5857-4685-be1f-d57550cc96cc" xsi:nil="true"/>
-    <ShowIn xmlns="4873beb7-5857-4685-be1f-d57550cc96cc">Show everywhere</ShowIn>
-    <ThumbnailAssetId xmlns="4873beb7-5857-4685-be1f-d57550cc96cc" xsi:nil="true"/>
-    <UALocComments xmlns="4873beb7-5857-4685-be1f-d57550cc96cc" xsi:nil="true"/>
-    <UALocRecommendation xmlns="4873beb7-5857-4685-be1f-d57550cc96cc">Localize</UALocRecommendation>
-    <LastModifiedDateTime xmlns="4873beb7-5857-4685-be1f-d57550cc96cc" xsi:nil="true"/>
-    <LegacyData xmlns="4873beb7-5857-4685-be1f-d57550cc96cc" xsi:nil="true"/>
-    <LocManualTestRequired xmlns="4873beb7-5857-4685-be1f-d57550cc96cc">false</LocManualTestRequired>
-    <LocMarketGroupTiers2 xmlns="4873beb7-5857-4685-be1f-d57550cc96cc" xsi:nil="true"/>
-    <ClipArtFilename xmlns="4873beb7-5857-4685-be1f-d57550cc96cc" xsi:nil="true"/>
-    <TPApplication xmlns="4873beb7-5857-4685-be1f-d57550cc96cc" xsi:nil="true"/>
-    <CSXHash xmlns="4873beb7-5857-4685-be1f-d57550cc96cc" xsi:nil="true"/>
-    <DirectSourceMarket xmlns="4873beb7-5857-4685-be1f-d57550cc96cc" xsi:nil="true"/>
-    <PrimaryImageGen xmlns="4873beb7-5857-4685-be1f-d57550cc96cc">true</PrimaryImageGen>
-    <PlannedPubDate xmlns="4873beb7-5857-4685-be1f-d57550cc96cc" xsi:nil="true"/>
-    <CSXSubmissionMarket xmlns="4873beb7-5857-4685-be1f-d57550cc96cc" xsi:nil="true"/>
-    <Downloads xmlns="4873beb7-5857-4685-be1f-d57550cc96cc">0</Downloads>
-    <ArtSampleDocs xmlns="4873beb7-5857-4685-be1f-d57550cc96cc" xsi:nil="true"/>
-    <TrustLevel xmlns="4873beb7-5857-4685-be1f-d57550cc96cc">1 Microsoft Managed Content</TrustLevel>
-    <BlockPublish xmlns="4873beb7-5857-4685-be1f-d57550cc96cc">false</BlockPublish>
-    <TPLaunchHelpLinkType xmlns="4873beb7-5857-4685-be1f-d57550cc96cc">Template</TPLaunchHelpLinkType>
-    <LocalizationTagsTaxHTField0 xmlns="4873beb7-5857-4685-be1f-d57550cc96cc">
-      <Terms xmlns="http://schemas.microsoft.com/office/infopath/2007/PartnerControls"/>
-    </LocalizationTagsTaxHTField0>
-    <BusinessGroup xmlns="4873beb7-5857-4685-be1f-d57550cc96cc" xsi:nil="true"/>
-    <Providers xmlns="4873beb7-5857-4685-be1f-d57550cc96cc" xsi:nil="true"/>
-    <TemplateTemplateType xmlns="4873beb7-5857-4685-be1f-d57550cc96cc">Word Document Template</TemplateTemplateType>
-    <TimesCloned xmlns="4873beb7-5857-4685-be1f-d57550cc96cc" xsi:nil="true"/>
-    <TPAppVersion xmlns="4873beb7-5857-4685-be1f-d57550cc96cc" xsi:nil="true"/>
-    <VoteCount xmlns="4873beb7-5857-4685-be1f-d57550cc96cc" xsi:nil="true"/>
-    <AverageRating xmlns="4873beb7-5857-4685-be1f-d57550cc96cc" xsi:nil="true"/>
-    <FeatureTagsTaxHTField0 xmlns="4873beb7-5857-4685-be1f-d57550cc96cc">
-      <Terms xmlns="http://schemas.microsoft.com/office/infopath/2007/PartnerControls"/>
-    </FeatureTagsTaxHTField0>
-    <Provider xmlns="4873beb7-5857-4685-be1f-d57550cc96cc" xsi:nil="true"/>
-    <UACurrentWords xmlns="4873beb7-5857-4685-be1f-d57550cc96cc" xsi:nil="true"/>
-    <AssetId xmlns="4873beb7-5857-4685-be1f-d57550cc96cc">TP102787001</AssetId>
-    <TPClientViewer xmlns="4873beb7-5857-4685-be1f-d57550cc96cc" xsi:nil="true"/>
-    <DSATActionTaken xmlns="4873beb7-5857-4685-be1f-d57550cc96cc" xsi:nil="true"/>
-    <APEditor xmlns="4873beb7-5857-4685-be1f-d57550cc96cc">
-      <UserInfo>
-        <DisplayName/>
-        <AccountId xsi:nil="true"/>
-        <AccountType/>
-      </UserInfo>
-    </APEditor>
-    <TPInstallLocation xmlns="4873beb7-5857-4685-be1f-d57550cc96cc" xsi:nil="true"/>
-    <OOCacheId xmlns="4873beb7-5857-4685-be1f-d57550cc96cc" xsi:nil="true"/>
-    <IsDeleted xmlns="4873beb7-5857-4685-be1f-d57550cc96cc">false</IsDeleted>
-    <PublishTargets xmlns="4873beb7-5857-4685-be1f-d57550cc96cc">OfficeOnlineVNext</PublishTargets>
-    <ApprovalLog xmlns="4873beb7-5857-4685-be1f-d57550cc96cc" xsi:nil="true"/>
-    <BugNumber xmlns="4873beb7-5857-4685-be1f-d57550cc96cc" xsi:nil="true"/>
-    <CrawlForDependencies xmlns="4873beb7-5857-4685-be1f-d57550cc96cc">false</CrawlForDependencies>
-    <InternalTagsTaxHTField0 xmlns="4873beb7-5857-4685-be1f-d57550cc96cc">
-      <Terms xmlns="http://schemas.microsoft.com/office/infopath/2007/PartnerControls"/>
-    </InternalTagsTaxHTField0>
-    <LastHandOff xmlns="4873beb7-5857-4685-be1f-d57550cc96cc" xsi:nil="true"/>
-    <Milestone xmlns="4873beb7-5857-4685-be1f-d57550cc96cc" xsi:nil="true"/>
-    <OriginalRelease xmlns="4873beb7-5857-4685-be1f-d57550cc96cc">14</OriginalRelease>
-    <RecommendationsModifier xmlns="4873beb7-5857-4685-be1f-d57550cc96cc" xsi:nil="true"/>
-    <ScenarioTagsTaxHTField0 xmlns="4873beb7-5857-4685-be1f-d57550cc96cc">
-      <Terms xmlns="http://schemas.microsoft.com/office/infopath/2007/PartnerControls"/>
-    </ScenarioTagsTaxHTField0>
-    <UANotes xmlns="4873beb7-5857-4685-be1f-d57550cc96cc" xsi:nil="true"/>
-  </documentManagement>
-</p:properties>
-</file>
-
-<file path=customXml/item3.xml><?xml version="1.0" encoding="utf-8"?>
-<b:Sources xmlns:b="http://schemas.openxmlformats.org/officeDocument/2006/bibliography" xmlns="http://schemas.openxmlformats.org/officeDocument/2006/bibliography" SelectedStyle="\APA.XSL" StyleName="APA"/>
-</file>
-
-<file path=customXml/item4.xml><?xml version="1.0" encoding="utf-8"?>
 <ct:contentTypeSchema xmlns:ct="http://schemas.microsoft.com/office/2006/metadata/contentType" xmlns:ma="http://schemas.microsoft.com/office/2006/metadata/properties/metaAttributes" ct:_="" ma:_="" ma:contentTypeName="TemplateFile" ma:contentTypeID="0x0101006EDDDB5EE6D98C44930B742096920B300400F5B6D36B3EF94B4E9A635CDF2A18F5B8" ma:contentTypeVersion="72" ma:contentTypeDescription="Create a new document." ma:contentTypeScope="" ma:versionID="a23e56308344d904b51738559c3d67c9">
   <xsd:schema xmlns:xsd="http://www.w3.org/2001/XMLSchema" xmlns:xs="http://www.w3.org/2001/XMLSchema" xmlns:p="http://schemas.microsoft.com/office/2006/metadata/properties" xmlns:ns2="4873beb7-5857-4685-be1f-d57550cc96cc" targetNamespace="http://schemas.microsoft.com/office/2006/metadata/properties" ma:root="true" ma:fieldsID="cd0908cc4600e77bf5da051303e00c8d" ns2:_="">
     <xsd:import namespace="4873beb7-5857-4685-be1f-d57550cc96cc"/>
@@ -40512,6 +35550,136 @@
 </ct:contentTypeSchema>
 </file>
 
+<file path=customXml/item3.xml><?xml version="1.0" encoding="utf-8"?>
+<b:Sources xmlns:b="http://schemas.openxmlformats.org/officeDocument/2006/bibliography" xmlns="http://schemas.openxmlformats.org/officeDocument/2006/bibliography" SelectedStyle="\APA.XSL" StyleName="APA"/>
+</file>
+
+<file path=customXml/item4.xml><?xml version="1.0" encoding="utf-8"?>
+<p:properties xmlns:p="http://schemas.microsoft.com/office/2006/metadata/properties" xmlns:xsi="http://www.w3.org/2001/XMLSchema-instance" xmlns:pc="http://schemas.microsoft.com/office/infopath/2007/PartnerControls">
+  <documentManagement>
+    <APDescription xmlns="4873beb7-5857-4685-be1f-d57550cc96cc" xsi:nil="true"/>
+    <AssetExpire xmlns="4873beb7-5857-4685-be1f-d57550cc96cc">2029-01-01T13:30:00Z</AssetExpire>
+    <CampaignTagsTaxHTField0 xmlns="4873beb7-5857-4685-be1f-d57550cc96cc">
+      <Terms xmlns="http://schemas.microsoft.com/office/infopath/2007/PartnerControls"/>
+    </CampaignTagsTaxHTField0>
+    <IntlLangReviewDate xmlns="4873beb7-5857-4685-be1f-d57550cc96cc" xsi:nil="true"/>
+    <TPFriendlyName xmlns="4873beb7-5857-4685-be1f-d57550cc96cc" xsi:nil="true"/>
+    <IntlLangReview xmlns="4873beb7-5857-4685-be1f-d57550cc96cc" xsi:nil="true"/>
+    <LocLastLocAttemptVersionLookup xmlns="4873beb7-5857-4685-be1f-d57550cc96cc">693888</LocLastLocAttemptVersionLookup>
+    <PolicheckWords xmlns="4873beb7-5857-4685-be1f-d57550cc96cc" xsi:nil="true"/>
+    <SubmitterId xmlns="4873beb7-5857-4685-be1f-d57550cc96cc" xsi:nil="true"/>
+    <AcquiredFrom xmlns="4873beb7-5857-4685-be1f-d57550cc96cc">Internal MS</AcquiredFrom>
+    <EditorialStatus xmlns="4873beb7-5857-4685-be1f-d57550cc96cc">Complete</EditorialStatus>
+    <Markets xmlns="4873beb7-5857-4685-be1f-d57550cc96cc"/>
+    <OriginAsset xmlns="4873beb7-5857-4685-be1f-d57550cc96cc" xsi:nil="true"/>
+    <AssetStart xmlns="4873beb7-5857-4685-be1f-d57550cc96cc">2021-11-15T10:25:07Z</AssetStart>
+    <FriendlyTitle xmlns="4873beb7-5857-4685-be1f-d57550cc96cc" xsi:nil="true"/>
+    <MarketSpecific xmlns="4873beb7-5857-4685-be1f-d57550cc96cc">false</MarketSpecific>
+    <TPNamespace xmlns="4873beb7-5857-4685-be1f-d57550cc96cc" xsi:nil="true"/>
+    <PublishStatusLookup xmlns="4873beb7-5857-4685-be1f-d57550cc96cc">
+      <Value>1343188</Value>
+    </PublishStatusLookup>
+    <APAuthor xmlns="4873beb7-5857-4685-be1f-d57550cc96cc">
+      <UserInfo>
+        <DisplayName>REDMOND\v-namall</DisplayName>
+        <AccountId>978</AccountId>
+        <AccountType/>
+      </UserInfo>
+    </APAuthor>
+    <TPCommandLine xmlns="4873beb7-5857-4685-be1f-d57550cc96cc" xsi:nil="true"/>
+    <IntlLangReviewer xmlns="4873beb7-5857-4685-be1f-d57550cc96cc" xsi:nil="true"/>
+    <OpenTemplate xmlns="4873beb7-5857-4685-be1f-d57550cc96cc">true</OpenTemplate>
+    <CSXSubmissionDate xmlns="4873beb7-5857-4685-be1f-d57550cc96cc" xsi:nil="true"/>
+    <TaxCatchAll xmlns="4873beb7-5857-4685-be1f-d57550cc96cc"/>
+    <Manager xmlns="4873beb7-5857-4685-be1f-d57550cc96cc" xsi:nil="true"/>
+    <NumericId xmlns="4873beb7-5857-4685-be1f-d57550cc96cc">102787001</NumericId>
+    <ParentAssetId xmlns="4873beb7-5857-4685-be1f-d57550cc96cc" xsi:nil="true"/>
+    <OriginalSourceMarket xmlns="4873beb7-5857-4685-be1f-d57550cc96cc" xsi:nil="true"/>
+    <ApprovalStatus xmlns="4873beb7-5857-4685-be1f-d57550cc96cc">InProgress</ApprovalStatus>
+    <TPComponent xmlns="4873beb7-5857-4685-be1f-d57550cc96cc" xsi:nil="true"/>
+    <EditorialTags xmlns="4873beb7-5857-4685-be1f-d57550cc96cc" xsi:nil="true"/>
+    <TPExecutable xmlns="4873beb7-5857-4685-be1f-d57550cc96cc" xsi:nil="true"/>
+    <TPLaunchHelpLink xmlns="4873beb7-5857-4685-be1f-d57550cc96cc" xsi:nil="true"/>
+    <LocComments xmlns="4873beb7-5857-4685-be1f-d57550cc96cc" xsi:nil="true"/>
+    <LocRecommendedHandoff xmlns="4873beb7-5857-4685-be1f-d57550cc96cc" xsi:nil="true"/>
+    <SourceTitle xmlns="4873beb7-5857-4685-be1f-d57550cc96cc" xsi:nil="true"/>
+    <CSXUpdate xmlns="4873beb7-5857-4685-be1f-d57550cc96cc">false</CSXUpdate>
+    <IntlLocPriority xmlns="4873beb7-5857-4685-be1f-d57550cc96cc" xsi:nil="true"/>
+    <UAProjectedTotalWords xmlns="4873beb7-5857-4685-be1f-d57550cc96cc" xsi:nil="true"/>
+    <AssetType xmlns="4873beb7-5857-4685-be1f-d57550cc96cc">TP</AssetType>
+    <MachineTranslated xmlns="4873beb7-5857-4685-be1f-d57550cc96cc">false</MachineTranslated>
+    <OutputCachingOn xmlns="4873beb7-5857-4685-be1f-d57550cc96cc">false</OutputCachingOn>
+    <TemplateStatus xmlns="4873beb7-5857-4685-be1f-d57550cc96cc">Complete</TemplateStatus>
+    <IsSearchable xmlns="4873beb7-5857-4685-be1f-d57550cc96cc">false</IsSearchable>
+    <ContentItem xmlns="4873beb7-5857-4685-be1f-d57550cc96cc" xsi:nil="true"/>
+    <HandoffToMSDN xmlns="4873beb7-5857-4685-be1f-d57550cc96cc" xsi:nil="true"/>
+    <ShowIn xmlns="4873beb7-5857-4685-be1f-d57550cc96cc">Show everywhere</ShowIn>
+    <ThumbnailAssetId xmlns="4873beb7-5857-4685-be1f-d57550cc96cc" xsi:nil="true"/>
+    <UALocComments xmlns="4873beb7-5857-4685-be1f-d57550cc96cc" xsi:nil="true"/>
+    <UALocRecommendation xmlns="4873beb7-5857-4685-be1f-d57550cc96cc">Localize</UALocRecommendation>
+    <LastModifiedDateTime xmlns="4873beb7-5857-4685-be1f-d57550cc96cc" xsi:nil="true"/>
+    <LegacyData xmlns="4873beb7-5857-4685-be1f-d57550cc96cc" xsi:nil="true"/>
+    <LocManualTestRequired xmlns="4873beb7-5857-4685-be1f-d57550cc96cc">false</LocManualTestRequired>
+    <LocMarketGroupTiers2 xmlns="4873beb7-5857-4685-be1f-d57550cc96cc" xsi:nil="true"/>
+    <ClipArtFilename xmlns="4873beb7-5857-4685-be1f-d57550cc96cc" xsi:nil="true"/>
+    <TPApplication xmlns="4873beb7-5857-4685-be1f-d57550cc96cc" xsi:nil="true"/>
+    <CSXHash xmlns="4873beb7-5857-4685-be1f-d57550cc96cc" xsi:nil="true"/>
+    <DirectSourceMarket xmlns="4873beb7-5857-4685-be1f-d57550cc96cc" xsi:nil="true"/>
+    <PrimaryImageGen xmlns="4873beb7-5857-4685-be1f-d57550cc96cc">true</PrimaryImageGen>
+    <PlannedPubDate xmlns="4873beb7-5857-4685-be1f-d57550cc96cc" xsi:nil="true"/>
+    <CSXSubmissionMarket xmlns="4873beb7-5857-4685-be1f-d57550cc96cc" xsi:nil="true"/>
+    <Downloads xmlns="4873beb7-5857-4685-be1f-d57550cc96cc">0</Downloads>
+    <ArtSampleDocs xmlns="4873beb7-5857-4685-be1f-d57550cc96cc" xsi:nil="true"/>
+    <TrustLevel xmlns="4873beb7-5857-4685-be1f-d57550cc96cc">1 Microsoft Managed Content</TrustLevel>
+    <BlockPublish xmlns="4873beb7-5857-4685-be1f-d57550cc96cc">false</BlockPublish>
+    <TPLaunchHelpLinkType xmlns="4873beb7-5857-4685-be1f-d57550cc96cc">Template</TPLaunchHelpLinkType>
+    <LocalizationTagsTaxHTField0 xmlns="4873beb7-5857-4685-be1f-d57550cc96cc">
+      <Terms xmlns="http://schemas.microsoft.com/office/infopath/2007/PartnerControls"/>
+    </LocalizationTagsTaxHTField0>
+    <BusinessGroup xmlns="4873beb7-5857-4685-be1f-d57550cc96cc" xsi:nil="true"/>
+    <Providers xmlns="4873beb7-5857-4685-be1f-d57550cc96cc" xsi:nil="true"/>
+    <TemplateTemplateType xmlns="4873beb7-5857-4685-be1f-d57550cc96cc">Word Document Template</TemplateTemplateType>
+    <TimesCloned xmlns="4873beb7-5857-4685-be1f-d57550cc96cc" xsi:nil="true"/>
+    <TPAppVersion xmlns="4873beb7-5857-4685-be1f-d57550cc96cc" xsi:nil="true"/>
+    <VoteCount xmlns="4873beb7-5857-4685-be1f-d57550cc96cc" xsi:nil="true"/>
+    <AverageRating xmlns="4873beb7-5857-4685-be1f-d57550cc96cc" xsi:nil="true"/>
+    <FeatureTagsTaxHTField0 xmlns="4873beb7-5857-4685-be1f-d57550cc96cc">
+      <Terms xmlns="http://schemas.microsoft.com/office/infopath/2007/PartnerControls"/>
+    </FeatureTagsTaxHTField0>
+    <Provider xmlns="4873beb7-5857-4685-be1f-d57550cc96cc" xsi:nil="true"/>
+    <UACurrentWords xmlns="4873beb7-5857-4685-be1f-d57550cc96cc" xsi:nil="true"/>
+    <AssetId xmlns="4873beb7-5857-4685-be1f-d57550cc96cc">TP102787001</AssetId>
+    <TPClientViewer xmlns="4873beb7-5857-4685-be1f-d57550cc96cc" xsi:nil="true"/>
+    <DSATActionTaken xmlns="4873beb7-5857-4685-be1f-d57550cc96cc" xsi:nil="true"/>
+    <APEditor xmlns="4873beb7-5857-4685-be1f-d57550cc96cc">
+      <UserInfo>
+        <DisplayName/>
+        <AccountId xsi:nil="true"/>
+        <AccountType/>
+      </UserInfo>
+    </APEditor>
+    <TPInstallLocation xmlns="4873beb7-5857-4685-be1f-d57550cc96cc" xsi:nil="true"/>
+    <OOCacheId xmlns="4873beb7-5857-4685-be1f-d57550cc96cc" xsi:nil="true"/>
+    <IsDeleted xmlns="4873beb7-5857-4685-be1f-d57550cc96cc">false</IsDeleted>
+    <PublishTargets xmlns="4873beb7-5857-4685-be1f-d57550cc96cc">OfficeOnlineVNext</PublishTargets>
+    <ApprovalLog xmlns="4873beb7-5857-4685-be1f-d57550cc96cc" xsi:nil="true"/>
+    <BugNumber xmlns="4873beb7-5857-4685-be1f-d57550cc96cc" xsi:nil="true"/>
+    <CrawlForDependencies xmlns="4873beb7-5857-4685-be1f-d57550cc96cc">false</CrawlForDependencies>
+    <InternalTagsTaxHTField0 xmlns="4873beb7-5857-4685-be1f-d57550cc96cc">
+      <Terms xmlns="http://schemas.microsoft.com/office/infopath/2007/PartnerControls"/>
+    </InternalTagsTaxHTField0>
+    <LastHandOff xmlns="4873beb7-5857-4685-be1f-d57550cc96cc" xsi:nil="true"/>
+    <Milestone xmlns="4873beb7-5857-4685-be1f-d57550cc96cc" xsi:nil="true"/>
+    <OriginalRelease xmlns="4873beb7-5857-4685-be1f-d57550cc96cc">14</OriginalRelease>
+    <RecommendationsModifier xmlns="4873beb7-5857-4685-be1f-d57550cc96cc" xsi:nil="true"/>
+    <ScenarioTagsTaxHTField0 xmlns="4873beb7-5857-4685-be1f-d57550cc96cc">
+      <Terms xmlns="http://schemas.microsoft.com/office/infopath/2007/PartnerControls"/>
+    </ScenarioTagsTaxHTField0>
+    <UANotes xmlns="4873beb7-5857-4685-be1f-d57550cc96cc" xsi:nil="true"/>
+  </documentManagement>
+</p:properties>
+</file>
+
 <file path=customXml/itemProps1.xml><?xml version="1.0" encoding="utf-8"?>
 <ds:datastoreItem xmlns:ds="http://schemas.openxmlformats.org/officeDocument/2006/customXml" ds:itemID="{C01C3C56-10DB-49F7-B061-44D8728D078A}">
   <ds:schemaRefs>
@@ -40521,24 +35689,6 @@
 </file>
 
 <file path=customXml/itemProps2.xml><?xml version="1.0" encoding="utf-8"?>
-<ds:datastoreItem xmlns:ds="http://schemas.openxmlformats.org/officeDocument/2006/customXml" ds:itemID="{D3D87BAA-A802-4AB5-86B6-CC6394C25927}">
-  <ds:schemaRefs>
-    <ds:schemaRef ds:uri="http://schemas.microsoft.com/office/2006/metadata/properties"/>
-    <ds:schemaRef ds:uri="http://schemas.microsoft.com/office/infopath/2007/PartnerControls"/>
-    <ds:schemaRef ds:uri="4873beb7-5857-4685-be1f-d57550cc96cc"/>
-  </ds:schemaRefs>
-</ds:datastoreItem>
-</file>
-
-<file path=customXml/itemProps3.xml><?xml version="1.0" encoding="utf-8"?>
-<ds:datastoreItem xmlns:ds="http://schemas.openxmlformats.org/officeDocument/2006/customXml" ds:itemID="{6DB2743A-E845-4D6C-82E5-50EBD6D71B3C}">
-  <ds:schemaRefs>
-    <ds:schemaRef ds:uri="http://schemas.openxmlformats.org/officeDocument/2006/bibliography"/>
-  </ds:schemaRefs>
-</ds:datastoreItem>
-</file>
-
-<file path=customXml/itemProps4.xml><?xml version="1.0" encoding="utf-8"?>
 <ds:datastoreItem xmlns:ds="http://schemas.openxmlformats.org/officeDocument/2006/customXml" ds:itemID="{4B3A7E92-E05A-4924-9E8A-9F6659E5855B}">
   <ds:schemaRefs>
     <ds:schemaRef ds:uri="http://schemas.microsoft.com/office/2006/metadata/contentType"/>
@@ -40554,4 +35704,22 @@
     <ds:schemaRef ds:uri="http://schemas.microsoft.com/internal/obd"/>
   </ds:schemaRefs>
 </ds:datastoreItem>
+</file>
+
+<file path=customXml/itemProps3.xml><?xml version="1.0" encoding="utf-8"?>
+<ds:datastoreItem xmlns:ds="http://schemas.openxmlformats.org/officeDocument/2006/customXml" ds:itemID="{6DB2743A-E845-4D6C-82E5-50EBD6D71B3C}">
+  <ds:schemaRefs>
+    <ds:schemaRef ds:uri="http://schemas.openxmlformats.org/officeDocument/2006/bibliography"/>
+  </ds:schemaRefs>
+</ds:datastoreItem>
+</file>
+
+<file path=customXml/itemProps4.xml><?xml version="1.0" encoding="utf-8"?>
+<ds:datastoreItem xmlns:ds="http://schemas.openxmlformats.org/officeDocument/2006/customXml" ds:itemID="{D3D87BAA-A802-4AB5-86B6-CC6394C25927}">
+  <ds:schemaRefs>
+    <ds:schemaRef ds:uri="http://schemas.microsoft.com/office/2006/metadata/properties"/>
+    <ds:schemaRef ds:uri="http://schemas.microsoft.com/office/infopath/2007/PartnerControls"/>
+    <ds:schemaRef ds:uri="4873beb7-5857-4685-be1f-d57550cc96cc"/>
+  </ds:schemaRefs>
+</ds:datastoreItem>
 </file>
--- a/ML-Project Documentation.docx
+++ b/ML-Project Documentation.docx
@@ -277,10 +277,18 @@
           </w:tcPr>
           <w:p>
             <w:pPr>
-              <w:spacing w:before="40" w:after="40"/>
-              <w:jc w:val="both"/>
-            </w:pPr>
-            <w:r>
+              <w:spacing w:before="40" w:after="40" w:line="276" w:lineRule="auto"/>
+              <w:jc w:val="center"/>
+            </w:pPr>
+            <w:r/>
+            <w:r>
+              <w:rPr>
+                <w:rFonts w:ascii="Times New Roman" w:hAnsi="Times New Roman"/>
+                <w:b w:val="0"/>
+                <w:i w:val="0"/>
+                <w:color w:val="1A1A1A"/>
+                <w:sz w:val="20"/>
+              </w:rPr>
               <w:t>24VE1A6695</w:t>
             </w:r>
           </w:p>
@@ -292,10 +300,18 @@
           </w:tcPr>
           <w:p>
             <w:pPr>
-              <w:spacing w:before="40" w:after="40"/>
-              <w:jc w:val="both"/>
-            </w:pPr>
-            <w:r>
+              <w:spacing w:before="40" w:after="40" w:line="276" w:lineRule="auto"/>
+              <w:jc w:val="left"/>
+            </w:pPr>
+            <w:r/>
+            <w:r>
+              <w:rPr>
+                <w:rFonts w:ascii="Times New Roman" w:hAnsi="Times New Roman"/>
+                <w:b/>
+                <w:i w:val="0"/>
+                <w:color w:val="1A1A1A"/>
+                <w:sz w:val="20"/>
+              </w:rPr>
               <w:t>M TEJAS YADAV</w:t>
             </w:r>
           </w:p>
@@ -307,9 +323,20 @@
           </w:tcPr>
           <w:p>
             <w:pPr>
-              <w:spacing w:before="40" w:after="40"/>
-              <w:jc w:val="both"/>
-            </w:pPr>
+              <w:spacing w:before="40" w:after="40" w:line="276" w:lineRule="auto"/>
+              <w:jc w:val="left"/>
+            </w:pPr>
+            <w:r/>
+            <w:r>
+              <w:rPr>
+                <w:rFonts w:ascii="Times New Roman" w:hAnsi="Times New Roman"/>
+                <w:b w:val="0"/>
+                <w:i w:val="0"/>
+                <w:color w:val="1A1A1A"/>
+                <w:sz w:val="20"/>
+              </w:rPr>
+              <w:t>Lead Architect &amp; Deep Learning Engineer</w:t>
+            </w:r>
           </w:p>
         </w:tc>
       </w:tr>
@@ -341,10 +368,18 @@
           </w:tcPr>
           <w:p>
             <w:pPr>
-              <w:spacing w:before="40" w:after="40"/>
-              <w:jc w:val="both"/>
-            </w:pPr>
-            <w:r>
+              <w:spacing w:before="40" w:after="40" w:line="276" w:lineRule="auto"/>
+              <w:jc w:val="center"/>
+            </w:pPr>
+            <w:r/>
+            <w:r>
+              <w:rPr>
+                <w:rFonts w:ascii="Times New Roman" w:hAnsi="Times New Roman"/>
+                <w:b w:val="0"/>
+                <w:i w:val="0"/>
+                <w:color w:val="1A1A1A"/>
+                <w:sz w:val="20"/>
+              </w:rPr>
               <w:t>24VE1A6692</w:t>
             </w:r>
           </w:p>
@@ -356,10 +391,18 @@
           </w:tcPr>
           <w:p>
             <w:pPr>
-              <w:spacing w:before="40" w:after="40"/>
-              <w:jc w:val="both"/>
-            </w:pPr>
-            <w:r>
+              <w:spacing w:before="40" w:after="40" w:line="276" w:lineRule="auto"/>
+              <w:jc w:val="left"/>
+            </w:pPr>
+            <w:r/>
+            <w:r>
+              <w:rPr>
+                <w:rFonts w:ascii="Times New Roman" w:hAnsi="Times New Roman"/>
+                <w:b/>
+                <w:i w:val="0"/>
+                <w:color w:val="1A1A1A"/>
+                <w:sz w:val="20"/>
+              </w:rPr>
               <w:t>K Charan Teja</w:t>
             </w:r>
           </w:p>
@@ -371,9 +414,20 @@
           </w:tcPr>
           <w:p>
             <w:pPr>
-              <w:spacing w:before="40" w:after="40"/>
-              <w:jc w:val="both"/>
-            </w:pPr>
+              <w:spacing w:before="40" w:after="40" w:line="276" w:lineRule="auto"/>
+              <w:jc w:val="left"/>
+            </w:pPr>
+            <w:r/>
+            <w:r>
+              <w:rPr>
+                <w:rFonts w:ascii="Times New Roman" w:hAnsi="Times New Roman"/>
+                <w:b w:val="0"/>
+                <w:i w:val="0"/>
+                <w:color w:val="1A1A1A"/>
+                <w:sz w:val="20"/>
+              </w:rPr>
+              <w:t>ML Engineer &amp; Statistical Analyst</w:t>
+            </w:r>
           </w:p>
         </w:tc>
       </w:tr>
@@ -405,10 +459,18 @@
           </w:tcPr>
           <w:p>
             <w:pPr>
-              <w:spacing w:before="40" w:after="40"/>
-              <w:jc w:val="both"/>
-            </w:pPr>
-            <w:r>
+              <w:spacing w:before="40" w:after="40" w:line="276" w:lineRule="auto"/>
+              <w:jc w:val="center"/>
+            </w:pPr>
+            <w:r/>
+            <w:r>
+              <w:rPr>
+                <w:rFonts w:ascii="Times New Roman" w:hAnsi="Times New Roman"/>
+                <w:b w:val="0"/>
+                <w:i w:val="0"/>
+                <w:color w:val="1A1A1A"/>
+                <w:sz w:val="20"/>
+              </w:rPr>
               <w:t>24VE1A66C8</w:t>
             </w:r>
           </w:p>
@@ -420,10 +482,18 @@
           </w:tcPr>
           <w:p>
             <w:pPr>
-              <w:spacing w:before="40" w:after="40"/>
-              <w:jc w:val="both"/>
-            </w:pPr>
-            <w:r>
+              <w:spacing w:before="40" w:after="40" w:line="276" w:lineRule="auto"/>
+              <w:jc w:val="left"/>
+            </w:pPr>
+            <w:r/>
+            <w:r>
+              <w:rPr>
+                <w:rFonts w:ascii="Times New Roman" w:hAnsi="Times New Roman"/>
+                <w:b/>
+                <w:i w:val="0"/>
+                <w:color w:val="1A1A1A"/>
+                <w:sz w:val="20"/>
+              </w:rPr>
               <w:t>Y Akshay Raj</w:t>
             </w:r>
           </w:p>
@@ -435,67 +505,20 @@
           </w:tcPr>
           <w:p>
             <w:pPr>
-              <w:spacing w:before="40" w:after="40"/>
-              <w:jc w:val="both"/>
-            </w:pPr>
-          </w:p>
-        </w:tc>
-      </w:tr>
-      <w:tr>
-        <w:trPr>
-          <w:cantSplit/>
-          <w:trHeight w:val="440"/>
-          <w:jc w:val="center"/>
-        </w:trPr>
-        <w:tc>
-          <w:tcPr>
-            <w:tcW w:w="900" w:type="dxa"/>
-            <w:vAlign w:val="center"/>
-          </w:tcPr>
-          <w:p>
-            <w:pPr>
-              <w:spacing w:after="40" w:line="264" w:lineRule="auto"/>
-              <w:jc w:val="both"/>
-            </w:pPr>
-            <w:r>
-              <w:t>4</w:t>
-            </w:r>
-          </w:p>
-        </w:tc>
-        <w:tc>
-          <w:tcPr>
-            <w:tcW w:w="2400" w:type="dxa"/>
-            <w:vAlign w:val="center"/>
-          </w:tcPr>
-          <w:p>
-            <w:pPr>
-              <w:spacing w:after="40" w:line="264" w:lineRule="auto"/>
-              <w:jc w:val="both"/>
-            </w:pPr>
-          </w:p>
-        </w:tc>
-        <w:tc>
-          <w:tcPr>
-            <w:tcW w:w="4000" w:type="dxa"/>
-            <w:vAlign w:val="center"/>
-          </w:tcPr>
-          <w:p>
-            <w:pPr>
-              <w:spacing w:after="40" w:line="264" w:lineRule="auto"/>
-              <w:jc w:val="both"/>
-            </w:pPr>
-          </w:p>
-        </w:tc>
-        <w:tc>
-          <w:tcPr>
-            <w:tcW w:w="2700" w:type="dxa"/>
-            <w:vAlign w:val="center"/>
-          </w:tcPr>
-          <w:p>
-            <w:pPr>
-              <w:spacing w:after="40" w:line="264" w:lineRule="auto"/>
-              <w:jc w:val="both"/>
-            </w:pPr>
+              <w:spacing w:before="40" w:after="40" w:line="276" w:lineRule="auto"/>
+              <w:jc w:val="left"/>
+            </w:pPr>
+            <w:r/>
+            <w:r>
+              <w:rPr>
+                <w:rFonts w:ascii="Times New Roman" w:hAnsi="Times New Roman"/>
+                <w:b w:val="0"/>
+                <w:i w:val="0"/>
+                <w:color w:val="1A1A1A"/>
+                <w:sz w:val="20"/>
+              </w:rPr>
+              <w:t>Full-Stack &amp; Telemetry Engineer</w:t>
+            </w:r>
           </w:p>
         </w:tc>
       </w:tr>
@@ -722,10 +745,18 @@
           </w:tcPr>
           <w:p>
             <w:pPr>
-              <w:spacing w:before="40" w:after="40"/>
-              <w:jc w:val="both"/>
-            </w:pPr>
-            <w:r>
+              <w:spacing w:before="40" w:after="40" w:line="276" w:lineRule="auto"/>
+              <w:jc w:val="center"/>
+            </w:pPr>
+            <w:r/>
+            <w:r>
+              <w:rPr>
+                <w:rFonts w:ascii="Times New Roman" w:hAnsi="Times New Roman"/>
+                <w:b w:val="0"/>
+                <w:i w:val="0"/>
+                <w:color w:val="1A1A1A"/>
+                <w:sz w:val="20"/>
+              </w:rPr>
               <w:t>24VE1A6695</w:t>
             </w:r>
           </w:p>
@@ -737,10 +768,18 @@
           </w:tcPr>
           <w:p>
             <w:pPr>
-              <w:spacing w:before="40" w:after="40"/>
-              <w:jc w:val="both"/>
-            </w:pPr>
-            <w:r>
+              <w:spacing w:before="40" w:after="40" w:line="276" w:lineRule="auto"/>
+              <w:jc w:val="left"/>
+            </w:pPr>
+            <w:r/>
+            <w:r>
+              <w:rPr>
+                <w:rFonts w:ascii="Times New Roman" w:hAnsi="Times New Roman"/>
+                <w:b/>
+                <w:i w:val="0"/>
+                <w:color w:val="1A1A1A"/>
+                <w:sz w:val="20"/>
+              </w:rPr>
               <w:t>M TEJAS YADAV</w:t>
             </w:r>
           </w:p>
@@ -774,10 +813,18 @@
           </w:tcPr>
           <w:p>
             <w:pPr>
-              <w:spacing w:before="40" w:after="40"/>
-              <w:jc w:val="both"/>
-            </w:pPr>
-            <w:r>
+              <w:spacing w:before="40" w:after="40" w:line="276" w:lineRule="auto"/>
+              <w:jc w:val="center"/>
+            </w:pPr>
+            <w:r/>
+            <w:r>
+              <w:rPr>
+                <w:rFonts w:ascii="Times New Roman" w:hAnsi="Times New Roman"/>
+                <w:b w:val="0"/>
+                <w:i w:val="0"/>
+                <w:color w:val="1A1A1A"/>
+                <w:sz w:val="20"/>
+              </w:rPr>
               <w:t>24VE1A6692</w:t>
             </w:r>
           </w:p>
@@ -789,10 +836,18 @@
           </w:tcPr>
           <w:p>
             <w:pPr>
-              <w:spacing w:before="40" w:after="40"/>
-              <w:jc w:val="both"/>
-            </w:pPr>
-            <w:r>
+              <w:spacing w:before="40" w:after="40" w:line="276" w:lineRule="auto"/>
+              <w:jc w:val="left"/>
+            </w:pPr>
+            <w:r/>
+            <w:r>
+              <w:rPr>
+                <w:rFonts w:ascii="Times New Roman" w:hAnsi="Times New Roman"/>
+                <w:b/>
+                <w:i w:val="0"/>
+                <w:color w:val="1A1A1A"/>
+                <w:sz w:val="20"/>
+              </w:rPr>
               <w:t>K Charan Teja</w:t>
             </w:r>
           </w:p>
@@ -826,10 +881,18 @@
           </w:tcPr>
           <w:p>
             <w:pPr>
-              <w:spacing w:before="40" w:after="40"/>
-              <w:jc w:val="both"/>
-            </w:pPr>
-            <w:r>
+              <w:spacing w:before="40" w:after="40" w:line="276" w:lineRule="auto"/>
+              <w:jc w:val="center"/>
+            </w:pPr>
+            <w:r/>
+            <w:r>
+              <w:rPr>
+                <w:rFonts w:ascii="Times New Roman" w:hAnsi="Times New Roman"/>
+                <w:b w:val="0"/>
+                <w:i w:val="0"/>
+                <w:color w:val="1A1A1A"/>
+                <w:sz w:val="20"/>
+              </w:rPr>
               <w:t>24VE1A66C8</w:t>
             </w:r>
           </w:p>
@@ -841,61 +904,20 @@
           </w:tcPr>
           <w:p>
             <w:pPr>
-              <w:spacing w:before="40" w:after="40"/>
-              <w:jc w:val="both"/>
-            </w:pPr>
-            <w:r>
+              <w:spacing w:before="40" w:after="40" w:line="276" w:lineRule="auto"/>
+              <w:jc w:val="left"/>
+            </w:pPr>
+            <w:r/>
+            <w:r>
+              <w:rPr>
+                <w:rFonts w:ascii="Times New Roman" w:hAnsi="Times New Roman"/>
+                <w:b/>
+                <w:i w:val="0"/>
+                <w:color w:val="1A1A1A"/>
+                <w:sz w:val="20"/>
+              </w:rPr>
               <w:t>Y Akshay Raj</w:t>
             </w:r>
-          </w:p>
-        </w:tc>
-      </w:tr>
-      <w:tr>
-        <w:trPr>
-          <w:cantSplit/>
-          <w:trHeight w:val="400"/>
-          <w:jc w:val="center"/>
-        </w:trPr>
-        <w:tc>
-          <w:tcPr>
-            <w:tcW w:w="900" w:type="dxa"/>
-            <w:vAlign w:val="center"/>
-          </w:tcPr>
-          <w:p>
-            <w:pPr>
-              <w:spacing w:after="40" w:line="264" w:lineRule="auto"/>
-              <w:jc w:val="both"/>
-            </w:pPr>
-            <w:r>
-              <w:rPr>
-                <w:rFonts w:ascii="Times New Roman" w:hAnsi="Times New Roman"/>
-              </w:rPr>
-              <w:t>4</w:t>
-            </w:r>
-          </w:p>
-        </w:tc>
-        <w:tc>
-          <w:tcPr>
-            <w:tcW w:w="3000" w:type="dxa"/>
-            <w:vAlign w:val="center"/>
-          </w:tcPr>
-          <w:p>
-            <w:pPr>
-              <w:spacing w:after="40" w:line="264" w:lineRule="auto"/>
-              <w:jc w:val="both"/>
-            </w:pPr>
-          </w:p>
-        </w:tc>
-        <w:tc>
-          <w:tcPr>
-            <w:tcW w:w="6100" w:type="dxa"/>
-            <w:vAlign w:val="center"/>
-          </w:tcPr>
-          <w:p>
-            <w:pPr>
-              <w:spacing w:after="40" w:line="264" w:lineRule="auto"/>
-              <w:jc w:val="both"/>
-            </w:pPr>
           </w:p>
         </w:tc>
       </w:tr>
@@ -1233,10 +1255,18 @@
           </w:tcPr>
           <w:p>
             <w:pPr>
-              <w:spacing w:before="40" w:after="40"/>
-              <w:jc w:val="both"/>
-            </w:pPr>
-            <w:r>
+              <w:spacing w:before="40" w:after="40" w:line="276" w:lineRule="auto"/>
+              <w:jc w:val="center"/>
+            </w:pPr>
+            <w:r/>
+            <w:r>
+              <w:rPr>
+                <w:rFonts w:ascii="Times New Roman" w:hAnsi="Times New Roman"/>
+                <w:b w:val="0"/>
+                <w:i w:val="0"/>
+                <w:color w:val="1A1A1A"/>
+                <w:sz w:val="20"/>
+              </w:rPr>
               <w:t>24VE1A6695</w:t>
             </w:r>
           </w:p>
@@ -1248,10 +1278,18 @@
           </w:tcPr>
           <w:p>
             <w:pPr>
-              <w:spacing w:before="40" w:after="40"/>
-              <w:jc w:val="both"/>
-            </w:pPr>
-            <w:r>
+              <w:spacing w:before="40" w:after="40" w:line="276" w:lineRule="auto"/>
+              <w:jc w:val="left"/>
+            </w:pPr>
+            <w:r/>
+            <w:r>
+              <w:rPr>
+                <w:rFonts w:ascii="Times New Roman" w:hAnsi="Times New Roman"/>
+                <w:b/>
+                <w:i w:val="0"/>
+                <w:color w:val="1A1A1A"/>
+                <w:sz w:val="20"/>
+              </w:rPr>
               <w:t>M TEJAS YADAV</w:t>
             </w:r>
           </w:p>
@@ -1297,10 +1335,18 @@
           </w:tcPr>
           <w:p>
             <w:pPr>
-              <w:spacing w:before="40" w:after="40"/>
-              <w:jc w:val="both"/>
-            </w:pPr>
-            <w:r>
+              <w:spacing w:before="40" w:after="40" w:line="276" w:lineRule="auto"/>
+              <w:jc w:val="center"/>
+            </w:pPr>
+            <w:r/>
+            <w:r>
+              <w:rPr>
+                <w:rFonts w:ascii="Times New Roman" w:hAnsi="Times New Roman"/>
+                <w:b w:val="0"/>
+                <w:i w:val="0"/>
+                <w:color w:val="1A1A1A"/>
+                <w:sz w:val="20"/>
+              </w:rPr>
               <w:t>24VE1A6692</w:t>
             </w:r>
           </w:p>
@@ -1312,10 +1358,18 @@
           </w:tcPr>
           <w:p>
             <w:pPr>
-              <w:spacing w:before="40" w:after="40"/>
-              <w:jc w:val="both"/>
-            </w:pPr>
-            <w:r>
+              <w:spacing w:before="40" w:after="40" w:line="276" w:lineRule="auto"/>
+              <w:jc w:val="left"/>
+            </w:pPr>
+            <w:r/>
+            <w:r>
+              <w:rPr>
+                <w:rFonts w:ascii="Times New Roman" w:hAnsi="Times New Roman"/>
+                <w:b/>
+                <w:i w:val="0"/>
+                <w:color w:val="1A1A1A"/>
+                <w:sz w:val="20"/>
+              </w:rPr>
               <w:t>K Charan Teja</w:t>
             </w:r>
           </w:p>
@@ -1361,10 +1415,18 @@
           </w:tcPr>
           <w:p>
             <w:pPr>
-              <w:spacing w:before="40" w:after="40"/>
-              <w:jc w:val="both"/>
-            </w:pPr>
-            <w:r>
+              <w:spacing w:before="40" w:after="40" w:line="276" w:lineRule="auto"/>
+              <w:jc w:val="center"/>
+            </w:pPr>
+            <w:r/>
+            <w:r>
+              <w:rPr>
+                <w:rFonts w:ascii="Times New Roman" w:hAnsi="Times New Roman"/>
+                <w:b w:val="0"/>
+                <w:i w:val="0"/>
+                <w:color w:val="1A1A1A"/>
+                <w:sz w:val="20"/>
+              </w:rPr>
               <w:t>24VE1A66C8</w:t>
             </w:r>
           </w:p>
@@ -1376,10 +1438,18 @@
           </w:tcPr>
           <w:p>
             <w:pPr>
-              <w:spacing w:before="40" w:after="40"/>
-              <w:jc w:val="both"/>
-            </w:pPr>
-            <w:r>
+              <w:spacing w:before="40" w:after="40" w:line="276" w:lineRule="auto"/>
+              <w:jc w:val="left"/>
+            </w:pPr>
+            <w:r/>
+            <w:r>
+              <w:rPr>
+                <w:rFonts w:ascii="Times New Roman" w:hAnsi="Times New Roman"/>
+                <w:b/>
+                <w:i w:val="0"/>
+                <w:color w:val="1A1A1A"/>
+                <w:sz w:val="20"/>
+              </w:rPr>
               <w:t>Y Akshay Raj</w:t>
             </w:r>
           </w:p>
@@ -1392,64 +1462,6 @@
           <w:p>
             <w:pPr>
               <w:spacing w:before="40" w:after="40"/>
-              <w:jc w:val="both"/>
-            </w:pPr>
-          </w:p>
-        </w:tc>
-      </w:tr>
-      <w:tr>
-        <w:trPr>
-          <w:cantSplit/>
-          <w:trHeight w:val="480"/>
-          <w:jc w:val="center"/>
-        </w:trPr>
-        <w:tc>
-          <w:tcPr>
-            <w:tcW w:w="900" w:type="dxa"/>
-            <w:vAlign w:val="center"/>
-          </w:tcPr>
-          <w:p>
-            <w:pPr>
-              <w:spacing w:after="40" w:line="264" w:lineRule="auto"/>
-              <w:jc w:val="both"/>
-            </w:pPr>
-            <w:r>
-              <w:t>4</w:t>
-            </w:r>
-          </w:p>
-        </w:tc>
-        <w:tc>
-          <w:tcPr>
-            <w:tcW w:w="2400" w:type="dxa"/>
-            <w:vAlign w:val="center"/>
-          </w:tcPr>
-          <w:p>
-            <w:pPr>
-              <w:spacing w:after="40" w:line="264" w:lineRule="auto"/>
-              <w:jc w:val="both"/>
-            </w:pPr>
-          </w:p>
-        </w:tc>
-        <w:tc>
-          <w:tcPr>
-            <w:tcW w:w="4200" w:type="dxa"/>
-            <w:vAlign w:val="center"/>
-          </w:tcPr>
-          <w:p>
-            <w:pPr>
-              <w:spacing w:after="40" w:line="264" w:lineRule="auto"/>
-              <w:jc w:val="both"/>
-            </w:pPr>
-          </w:p>
-        </w:tc>
-        <w:tc>
-          <w:tcPr>
-            <w:tcW w:w="2500" w:type="dxa"/>
-            <w:vAlign w:val="center"/>
-          </w:tcPr>
-          <w:p>
-            <w:pPr>
-              <w:spacing w:after="40" w:line="264" w:lineRule="auto"/>
               <w:jc w:val="both"/>
             </w:pPr>
           </w:p>
@@ -2942,19 +2954,22 @@
             <w:tcW w:w="1000" w:type="dxa"/>
             <w:shd w:val="clear" w:color="auto" w:fill="DEEAF6"/>
             <w:vAlign w:val="center"/>
-          </w:tcPr>
-          <w:p>
-            <w:pPr>
-              <w:spacing w:after="40" w:line="264" w:lineRule="auto"/>
-              <w:jc w:val="both"/>
-            </w:pPr>
-            <w:r>
-              <w:rPr>
-                <w:rFonts w:ascii="Times New Roman" w:hAnsi="Times New Roman"/>
-                <w:b/>
-                <w:bCs/>
-                <w:sz w:val="21"/>
-                <w:szCs w:val="21"/>
+            <w:shd w:fill="E8E8E8"/>
+            <w:shd w:fill="E8E8E8"/>
+          </w:tcPr>
+          <w:p>
+            <w:pPr>
+              <w:spacing w:before="40" w:after="40" w:line="276" w:lineRule="auto"/>
+              <w:jc w:val="center"/>
+            </w:pPr>
+            <w:r/>
+            <w:r>
+              <w:rPr>
+                <w:rFonts w:ascii="Times New Roman" w:hAnsi="Times New Roman"/>
+                <w:b/>
+                <w:i w:val="0"/>
+                <w:color w:val="1A1A1A"/>
+                <w:sz w:val="20"/>
               </w:rPr>
               <w:t>CO No.</w:t>
             </w:r>
@@ -2965,19 +2980,22 @@
             <w:tcW w:w="5400" w:type="dxa"/>
             <w:shd w:val="clear" w:color="auto" w:fill="DEEAF6"/>
             <w:vAlign w:val="center"/>
-          </w:tcPr>
-          <w:p>
-            <w:pPr>
-              <w:spacing w:after="40" w:line="264" w:lineRule="auto"/>
-              <w:jc w:val="both"/>
-            </w:pPr>
-            <w:r>
-              <w:rPr>
-                <w:rFonts w:ascii="Times New Roman" w:hAnsi="Times New Roman"/>
-                <w:b/>
-                <w:bCs/>
-                <w:sz w:val="21"/>
-                <w:szCs w:val="21"/>
+            <w:shd w:fill="E8E8E8"/>
+            <w:shd w:fill="E8E8E8"/>
+          </w:tcPr>
+          <w:p>
+            <w:pPr>
+              <w:spacing w:before="40" w:after="40" w:line="276" w:lineRule="auto"/>
+              <w:jc w:val="center"/>
+            </w:pPr>
+            <w:r/>
+            <w:r>
+              <w:rPr>
+                <w:rFonts w:ascii="Times New Roman" w:hAnsi="Times New Roman"/>
+                <w:b/>
+                <w:i w:val="0"/>
+                <w:color w:val="1A1A1A"/>
+                <w:sz w:val="20"/>
               </w:rPr>
               <w:t>Course Outcome Statement</w:t>
             </w:r>
@@ -2988,21 +3006,24 @@
             <w:tcW w:w="1500" w:type="dxa"/>
             <w:shd w:val="clear" w:color="auto" w:fill="DEEAF6"/>
             <w:vAlign w:val="center"/>
-          </w:tcPr>
-          <w:p>
-            <w:pPr>
-              <w:spacing w:after="40" w:line="264" w:lineRule="auto"/>
-              <w:jc w:val="both"/>
-            </w:pPr>
-            <w:r>
-              <w:rPr>
-                <w:rFonts w:ascii="Times New Roman" w:hAnsi="Times New Roman"/>
-                <w:b/>
-                <w:bCs/>
-                <w:sz w:val="21"/>
-                <w:szCs w:val="21"/>
-              </w:rPr>
-              <w:t>Bloom’s Level</w:t>
+            <w:shd w:fill="E8E8E8"/>
+            <w:shd w:fill="E8E8E8"/>
+          </w:tcPr>
+          <w:p>
+            <w:pPr>
+              <w:spacing w:before="40" w:after="40" w:line="276" w:lineRule="auto"/>
+              <w:jc w:val="center"/>
+            </w:pPr>
+            <w:r/>
+            <w:r>
+              <w:rPr>
+                <w:rFonts w:ascii="Times New Roman" w:hAnsi="Times New Roman"/>
+                <w:b/>
+                <w:i w:val="0"/>
+                <w:color w:val="1A1A1A"/>
+                <w:sz w:val="20"/>
+              </w:rPr>
+              <w:t>Bloom's Level</w:t>
             </w:r>
           </w:p>
         </w:tc>
@@ -3011,19 +3032,22 @@
             <w:tcW w:w="2100" w:type="dxa"/>
             <w:shd w:val="clear" w:color="auto" w:fill="DEEAF6"/>
             <w:vAlign w:val="center"/>
-          </w:tcPr>
-          <w:p>
-            <w:pPr>
-              <w:spacing w:after="40" w:line="264" w:lineRule="auto"/>
-              <w:jc w:val="both"/>
-            </w:pPr>
-            <w:r>
-              <w:rPr>
-                <w:rFonts w:ascii="Times New Roman" w:hAnsi="Times New Roman"/>
-                <w:b/>
-                <w:bCs/>
-                <w:sz w:val="21"/>
-                <w:szCs w:val="21"/>
+            <w:shd w:fill="E8E8E8"/>
+            <w:shd w:fill="E8E8E8"/>
+          </w:tcPr>
+          <w:p>
+            <w:pPr>
+              <w:spacing w:before="40" w:after="40" w:line="276" w:lineRule="auto"/>
+              <w:jc w:val="center"/>
+            </w:pPr>
+            <w:r/>
+            <w:r>
+              <w:rPr>
+                <w:rFonts w:ascii="Times New Roman" w:hAnsi="Times New Roman"/>
+                <w:b/>
+                <w:i w:val="0"/>
+                <w:color w:val="1A1A1A"/>
+                <w:sz w:val="20"/>
               </w:rPr>
               <w:t>Addressed in (Chapter / Activity)</w:t>
             </w:r>
@@ -3043,15 +3067,17 @@
           </w:tcPr>
           <w:p>
             <w:pPr>
-              <w:spacing w:before="40" w:after="40"/>
-              <w:jc w:val="both"/>
-            </w:pPr>
-            <w:r>
-              <w:rPr>
-                <w:rFonts w:ascii="Times New Roman" w:hAnsi="Times New Roman"/>
-                <w:b/>
-                <w:color w:val="000000"/>
-                <w:sz w:val="20"/>
+              <w:spacing w:before="40" w:after="40" w:line="276" w:lineRule="auto"/>
+              <w:jc w:val="center"/>
+            </w:pPr>
+            <w:r/>
+            <w:r>
+              <w:rPr>
+                <w:rFonts w:ascii="Times New Roman" w:hAnsi="Times New Roman"/>
+                <w:b/>
+                <w:i w:val="0"/>
+                <w:color w:val="1A1A1A"/>
+                <w:sz w:val="19"/>
               </w:rPr>
               <w:t>CO1</w:t>
             </w:r>
@@ -3064,16 +3090,19 @@
           </w:tcPr>
           <w:p>
             <w:pPr>
-              <w:spacing w:before="40" w:after="40"/>
-              <w:jc w:val="both"/>
-            </w:pPr>
-            <w:r>
-              <w:rPr>
-                <w:rFonts w:ascii="Times New Roman" w:hAnsi="Times New Roman"/>
-                <w:color w:val="000000"/>
-                <w:sz w:val="20"/>
-              </w:rPr>
-              <w:t>Understand and implement machine learning data acquisition, canonical preprocessing, and statistical feature pipelines.</w:t>
+              <w:spacing w:before="40" w:after="40" w:line="276" w:lineRule="auto"/>
+              <w:jc w:val="left"/>
+            </w:pPr>
+            <w:r/>
+            <w:r>
+              <w:rPr>
+                <w:rFonts w:ascii="Times New Roman" w:hAnsi="Times New Roman"/>
+                <w:b w:val="0"/>
+                <w:i w:val="0"/>
+                <w:color w:val="1A1A1A"/>
+                <w:sz w:val="19"/>
+              </w:rPr>
+              <w:t>Compute central tendency and dispersion measures (Mean, Median, Mode, Variance, Standard Deviation) on datasets using Python and statistical libraries.</w:t>
             </w:r>
           </w:p>
         </w:tc>
@@ -3084,14 +3113,17 @@
           </w:tcPr>
           <w:p>
             <w:pPr>
-              <w:spacing w:before="40" w:after="40"/>
-              <w:jc w:val="both"/>
-            </w:pPr>
-            <w:r>
-              <w:rPr>
-                <w:rFonts w:ascii="Times New Roman" w:hAnsi="Times New Roman"/>
-                <w:color w:val="000000"/>
-                <w:sz w:val="20"/>
+              <w:spacing w:before="40" w:after="40" w:line="276" w:lineRule="auto"/>
+              <w:jc w:val="center"/>
+            </w:pPr>
+            <w:r/>
+            <w:r>
+              <w:rPr>
+                <w:rFonts w:ascii="Times New Roman" w:hAnsi="Times New Roman"/>
+                <w:b/>
+                <w:i w:val="0"/>
+                <w:color w:val="1A1A1A"/>
+                <w:sz w:val="19"/>
               </w:rPr>
               <w:t>L3</w:t>
             </w:r>
@@ -3104,16 +3136,21 @@
           </w:tcPr>
           <w:p>
             <w:pPr>
-              <w:spacing w:before="40" w:after="40"/>
-              <w:jc w:val="both"/>
-            </w:pPr>
-            <w:r>
-              <w:rPr>
-                <w:rFonts w:ascii="Times New Roman" w:hAnsi="Times New Roman"/>
-                <w:color w:val="000000"/>
-                <w:sz w:val="20"/>
-              </w:rPr>
-              <w:t>3</w:t>
+              <w:spacing w:before="40" w:after="40" w:line="276" w:lineRule="auto"/>
+              <w:jc w:val="center"/>
+            </w:pPr>
+            <w:r/>
+            <w:r>
+              <w:rPr>
+                <w:rFonts w:ascii="Times New Roman" w:hAnsi="Times New Roman"/>
+                <w:b w:val="0"/>
+                <w:i w:val="0"/>
+                <w:color w:val="1A1A1A"/>
+                <w:sz w:val="19"/>
+              </w:rPr>
+              <w:t>Chapter 3, 4</w:t>
+              <w:br/>
+              <w:t>(Section 3.5, 4.1, 4.3)</w:t>
             </w:r>
           </w:p>
         </w:tc>
@@ -3131,15 +3168,17 @@
           </w:tcPr>
           <w:p>
             <w:pPr>
-              <w:spacing w:before="40" w:after="40"/>
-              <w:jc w:val="both"/>
-            </w:pPr>
-            <w:r>
-              <w:rPr>
-                <w:rFonts w:ascii="Times New Roman" w:hAnsi="Times New Roman"/>
-                <w:b/>
-                <w:color w:val="000000"/>
-                <w:sz w:val="20"/>
+              <w:spacing w:before="40" w:after="40" w:line="276" w:lineRule="auto"/>
+              <w:jc w:val="center"/>
+            </w:pPr>
+            <w:r/>
+            <w:r>
+              <w:rPr>
+                <w:rFonts w:ascii="Times New Roman" w:hAnsi="Times New Roman"/>
+                <w:b/>
+                <w:i w:val="0"/>
+                <w:color w:val="1A1A1A"/>
+                <w:sz w:val="19"/>
               </w:rPr>
               <w:t>CO2</w:t>
             </w:r>
@@ -3152,16 +3191,19 @@
           </w:tcPr>
           <w:p>
             <w:pPr>
-              <w:spacing w:before="40" w:after="40"/>
-              <w:jc w:val="both"/>
-            </w:pPr>
-            <w:r>
-              <w:rPr>
-                <w:rFonts w:ascii="Times New Roman" w:hAnsi="Times New Roman"/>
-                <w:color w:val="000000"/>
-                <w:sz w:val="20"/>
-              </w:rPr>
-              <w:t>Formulate supervised classification problems and evaluate convex and non-convex statistical learning algorithms.</w:t>
+              <w:spacing w:before="40" w:after="40" w:line="276" w:lineRule="auto"/>
+              <w:jc w:val="left"/>
+            </w:pPr>
+            <w:r/>
+            <w:r>
+              <w:rPr>
+                <w:rFonts w:ascii="Times New Roman" w:hAnsi="Times New Roman"/>
+                <w:b w:val="0"/>
+                <w:i w:val="0"/>
+                <w:color w:val="1A1A1A"/>
+                <w:sz w:val="19"/>
+              </w:rPr>
+              <w:t>Utilize Python libraries such as NumPy, SciPy, Pandas, Matplotlib, and Seaborn for data manipulation, visualization, and exploratory data analysis.</w:t>
             </w:r>
           </w:p>
         </w:tc>
@@ -3172,16 +3214,19 @@
           </w:tcPr>
           <w:p>
             <w:pPr>
-              <w:spacing w:before="40" w:after="40"/>
-              <w:jc w:val="both"/>
-            </w:pPr>
-            <w:r>
-              <w:rPr>
-                <w:rFonts w:ascii="Times New Roman" w:hAnsi="Times New Roman"/>
-                <w:color w:val="000000"/>
-                <w:sz w:val="20"/>
-              </w:rPr>
-              <w:t>L4</w:t>
+              <w:spacing w:before="40" w:after="40" w:line="276" w:lineRule="auto"/>
+              <w:jc w:val="center"/>
+            </w:pPr>
+            <w:r/>
+            <w:r>
+              <w:rPr>
+                <w:rFonts w:ascii="Times New Roman" w:hAnsi="Times New Roman"/>
+                <w:b/>
+                <w:i w:val="0"/>
+                <w:color w:val="1A1A1A"/>
+                <w:sz w:val="19"/>
+              </w:rPr>
+              <w:t>L3</w:t>
             </w:r>
           </w:p>
         </w:tc>
@@ -3192,16 +3237,21 @@
           </w:tcPr>
           <w:p>
             <w:pPr>
-              <w:spacing w:before="40" w:after="40"/>
-              <w:jc w:val="both"/>
-            </w:pPr>
-            <w:r>
-              <w:rPr>
-                <w:rFonts w:ascii="Times New Roman" w:hAnsi="Times New Roman"/>
-                <w:color w:val="000000"/>
-                <w:sz w:val="20"/>
-              </w:rPr>
-              <w:t>3</w:t>
+              <w:spacing w:before="40" w:after="40" w:line="276" w:lineRule="auto"/>
+              <w:jc w:val="center"/>
+            </w:pPr>
+            <w:r/>
+            <w:r>
+              <w:rPr>
+                <w:rFonts w:ascii="Times New Roman" w:hAnsi="Times New Roman"/>
+                <w:b w:val="0"/>
+                <w:i w:val="0"/>
+                <w:color w:val="1A1A1A"/>
+                <w:sz w:val="19"/>
+              </w:rPr>
+              <w:t>Chapter 3, 4, 7</w:t>
+              <w:br/>
+              <w:t>(Section 3.4, 3.5, 7.3)</w:t>
             </w:r>
           </w:p>
         </w:tc>
@@ -3219,15 +3269,17 @@
           </w:tcPr>
           <w:p>
             <w:pPr>
-              <w:spacing w:before="40" w:after="40"/>
-              <w:jc w:val="both"/>
-            </w:pPr>
-            <w:r>
-              <w:rPr>
-                <w:rFonts w:ascii="Times New Roman" w:hAnsi="Times New Roman"/>
-                <w:b/>
-                <w:color w:val="000000"/>
-                <w:sz w:val="20"/>
+              <w:spacing w:before="40" w:after="40" w:line="276" w:lineRule="auto"/>
+              <w:jc w:val="center"/>
+            </w:pPr>
+            <w:r/>
+            <w:r>
+              <w:rPr>
+                <w:rFonts w:ascii="Times New Roman" w:hAnsi="Times New Roman"/>
+                <w:b/>
+                <w:i w:val="0"/>
+                <w:color w:val="1A1A1A"/>
+                <w:sz w:val="19"/>
               </w:rPr>
               <w:t>CO3</w:t>
             </w:r>
@@ -3240,16 +3292,19 @@
           </w:tcPr>
           <w:p>
             <w:pPr>
-              <w:spacing w:before="40" w:after="40"/>
-              <w:jc w:val="both"/>
-            </w:pPr>
-            <w:r>
-              <w:rPr>
-                <w:rFonts w:ascii="Times New Roman" w:hAnsi="Times New Roman"/>
-                <w:color w:val="000000"/>
-                <w:sz w:val="20"/>
-              </w:rPr>
-              <w:t>Design, train, and diagnose deep convolutional neural networks with regularization and convergence monitoring.</w:t>
+              <w:spacing w:before="40" w:after="40" w:line="276" w:lineRule="auto"/>
+              <w:jc w:val="left"/>
+            </w:pPr>
+            <w:r/>
+            <w:r>
+              <w:rPr>
+                <w:rFonts w:ascii="Times New Roman" w:hAnsi="Times New Roman"/>
+                <w:b w:val="0"/>
+                <w:i w:val="0"/>
+                <w:color w:val="1A1A1A"/>
+                <w:sz w:val="19"/>
+              </w:rPr>
+              <w:t>Implement supervised learning algorithms including Simple Linear Regression, Multiple Linear Regression, Logistic Regression, Decision Trees, and K-Nearest Neighbors (KNN) using scikit-learn.</w:t>
             </w:r>
           </w:p>
         </w:tc>
@@ -3260,16 +3315,19 @@
           </w:tcPr>
           <w:p>
             <w:pPr>
-              <w:spacing w:before="40" w:after="40"/>
-              <w:jc w:val="both"/>
-            </w:pPr>
-            <w:r>
-              <w:rPr>
-                <w:rFonts w:ascii="Times New Roman" w:hAnsi="Times New Roman"/>
-                <w:color w:val="000000"/>
-                <w:sz w:val="20"/>
-              </w:rPr>
-              <w:t>L5</w:t>
+              <w:spacing w:before="40" w:after="40" w:line="276" w:lineRule="auto"/>
+              <w:jc w:val="center"/>
+            </w:pPr>
+            <w:r/>
+            <w:r>
+              <w:rPr>
+                <w:rFonts w:ascii="Times New Roman" w:hAnsi="Times New Roman"/>
+                <w:b/>
+                <w:i w:val="0"/>
+                <w:color w:val="1A1A1A"/>
+                <w:sz w:val="19"/>
+              </w:rPr>
+              <w:t>L4</w:t>
             </w:r>
           </w:p>
         </w:tc>
@@ -3280,16 +3338,21 @@
           </w:tcPr>
           <w:p>
             <w:pPr>
-              <w:spacing w:before="40" w:after="40"/>
-              <w:jc w:val="both"/>
-            </w:pPr>
-            <w:r>
-              <w:rPr>
-                <w:rFonts w:ascii="Times New Roman" w:hAnsi="Times New Roman"/>
-                <w:color w:val="000000"/>
-                <w:sz w:val="20"/>
-              </w:rPr>
-              <w:t>3</w:t>
+              <w:spacing w:before="40" w:after="40" w:line="276" w:lineRule="auto"/>
+              <w:jc w:val="center"/>
+            </w:pPr>
+            <w:r/>
+            <w:r>
+              <w:rPr>
+                <w:rFonts w:ascii="Times New Roman" w:hAnsi="Times New Roman"/>
+                <w:b w:val="0"/>
+                <w:i w:val="0"/>
+                <w:color w:val="1A1A1A"/>
+                <w:sz w:val="19"/>
+              </w:rPr>
+              <w:t>Chapter 5, 7</w:t>
+              <w:br/>
+              <w:t>(Section 5.2, 7.2)</w:t>
             </w:r>
           </w:p>
         </w:tc>
@@ -3307,15 +3370,17 @@
           </w:tcPr>
           <w:p>
             <w:pPr>
-              <w:spacing w:before="40" w:after="40"/>
-              <w:jc w:val="both"/>
-            </w:pPr>
-            <w:r>
-              <w:rPr>
-                <w:rFonts w:ascii="Times New Roman" w:hAnsi="Times New Roman"/>
-                <w:b/>
-                <w:color w:val="000000"/>
-                <w:sz w:val="20"/>
+              <w:spacing w:before="40" w:after="40" w:line="276" w:lineRule="auto"/>
+              <w:jc w:val="center"/>
+            </w:pPr>
+            <w:r/>
+            <w:r>
+              <w:rPr>
+                <w:rFonts w:ascii="Times New Roman" w:hAnsi="Times New Roman"/>
+                <w:b/>
+                <w:i w:val="0"/>
+                <w:color w:val="1A1A1A"/>
+                <w:sz w:val="19"/>
               </w:rPr>
               <w:t>CO4</w:t>
             </w:r>
@@ -3328,16 +3393,19 @@
           </w:tcPr>
           <w:p>
             <w:pPr>
-              <w:spacing w:before="40" w:after="40"/>
-              <w:jc w:val="both"/>
-            </w:pPr>
-            <w:r>
-              <w:rPr>
-                <w:rFonts w:ascii="Times New Roman" w:hAnsi="Times New Roman"/>
-                <w:color w:val="000000"/>
-                <w:sz w:val="20"/>
-              </w:rPr>
-              <w:t>Evaluate predictive performance across multiclass metrics, Grad-CAM explainability, and confidence calibration.</w:t>
+              <w:spacing w:before="40" w:after="40" w:line="276" w:lineRule="auto"/>
+              <w:jc w:val="left"/>
+            </w:pPr>
+            <w:r/>
+            <w:r>
+              <w:rPr>
+                <w:rFonts w:ascii="Times New Roman" w:hAnsi="Times New Roman"/>
+                <w:b w:val="0"/>
+                <w:i w:val="0"/>
+                <w:color w:val="1A1A1A"/>
+                <w:sz w:val="19"/>
+              </w:rPr>
+              <w:t>Apply parameter tuning and performance evaluation techniques for regression and classification models built with scikit-learn.</w:t>
             </w:r>
           </w:p>
         </w:tc>
@@ -3348,14 +3416,202 @@
           </w:tcPr>
           <w:p>
             <w:pPr>
-              <w:spacing w:before="40" w:after="40"/>
-              <w:jc w:val="both"/>
-            </w:pPr>
-            <w:r>
-              <w:rPr>
-                <w:rFonts w:ascii="Times New Roman" w:hAnsi="Times New Roman"/>
-                <w:color w:val="000000"/>
-                <w:sz w:val="20"/>
+              <w:spacing w:before="40" w:after="40" w:line="276" w:lineRule="auto"/>
+              <w:jc w:val="center"/>
+            </w:pPr>
+            <w:r/>
+            <w:r>
+              <w:rPr>
+                <w:rFonts w:ascii="Times New Roman" w:hAnsi="Times New Roman"/>
+                <w:b/>
+                <w:i w:val="0"/>
+                <w:color w:val="1A1A1A"/>
+                <w:sz w:val="19"/>
+              </w:rPr>
+              <w:t>L4</w:t>
+            </w:r>
+          </w:p>
+        </w:tc>
+        <w:tc>
+          <w:tcPr>
+            <w:tcW w:w="2100" w:type="dxa"/>
+            <w:vAlign w:val="center"/>
+          </w:tcPr>
+          <w:p>
+            <w:pPr>
+              <w:spacing w:before="40" w:after="40" w:line="276" w:lineRule="auto"/>
+              <w:jc w:val="center"/>
+            </w:pPr>
+            <w:r/>
+            <w:r>
+              <w:rPr>
+                <w:rFonts w:ascii="Times New Roman" w:hAnsi="Times New Roman"/>
+                <w:b w:val="0"/>
+                <w:i w:val="0"/>
+                <w:color w:val="1A1A1A"/>
+                <w:sz w:val="19"/>
+              </w:rPr>
+              <w:t>Chapter 5, 6, 7</w:t>
+              <w:br/>
+              <w:t>(Section 5.6, 7.1, 7.4)</w:t>
+            </w:r>
+          </w:p>
+        </w:tc>
+      </w:tr>
+      <w:tr>
+        <w:tc>
+          <w:tcPr>
+            <w:tcW w:type="dxa" w:w="1000"/>
+          </w:tcPr>
+          <w:p>
+            <w:pPr>
+              <w:spacing w:before="40" w:after="40" w:line="276" w:lineRule="auto"/>
+              <w:jc w:val="center"/>
+            </w:pPr>
+            <w:r/>
+            <w:r>
+              <w:rPr>
+                <w:rFonts w:ascii="Times New Roman" w:hAnsi="Times New Roman"/>
+                <w:b/>
+                <w:i w:val="0"/>
+                <w:color w:val="1A1A1A"/>
+                <w:sz w:val="19"/>
+              </w:rPr>
+              <w:t>CO5</w:t>
+            </w:r>
+          </w:p>
+        </w:tc>
+        <w:tc>
+          <w:tcPr>
+            <w:tcW w:type="dxa" w:w="5400"/>
+          </w:tcPr>
+          <w:p>
+            <w:pPr>
+              <w:spacing w:before="40" w:after="40" w:line="276" w:lineRule="auto"/>
+              <w:jc w:val="left"/>
+            </w:pPr>
+            <w:r/>
+            <w:r>
+              <w:rPr>
+                <w:rFonts w:ascii="Times New Roman" w:hAnsi="Times New Roman"/>
+                <w:b w:val="0"/>
+                <w:i w:val="0"/>
+                <w:color w:val="1A1A1A"/>
+                <w:sz w:val="19"/>
+              </w:rPr>
+              <w:t>Implement unsupervised learning algorithms such as K-Means Clustering using scikit-learn for grouping unlabeled data.</w:t>
+            </w:r>
+          </w:p>
+        </w:tc>
+        <w:tc>
+          <w:tcPr>
+            <w:tcW w:type="dxa" w:w="1500"/>
+          </w:tcPr>
+          <w:p>
+            <w:pPr>
+              <w:spacing w:before="40" w:after="40" w:line="276" w:lineRule="auto"/>
+              <w:jc w:val="center"/>
+            </w:pPr>
+            <w:r/>
+            <w:r>
+              <w:rPr>
+                <w:rFonts w:ascii="Times New Roman" w:hAnsi="Times New Roman"/>
+                <w:b/>
+                <w:i w:val="0"/>
+                <w:color w:val="1A1A1A"/>
+                <w:sz w:val="19"/>
+              </w:rPr>
+              <w:t>L4</w:t>
+            </w:r>
+          </w:p>
+        </w:tc>
+        <w:tc>
+          <w:tcPr>
+            <w:tcW w:type="dxa" w:w="2100"/>
+          </w:tcPr>
+          <w:p>
+            <w:pPr>
+              <w:spacing w:before="40" w:after="40" w:line="276" w:lineRule="auto"/>
+              <w:jc w:val="center"/>
+            </w:pPr>
+            <w:r/>
+            <w:r>
+              <w:rPr>
+                <w:rFonts w:ascii="Times New Roman" w:hAnsi="Times New Roman"/>
+                <w:b w:val="0"/>
+                <w:i w:val="0"/>
+                <w:color w:val="1A1A1A"/>
+                <w:sz w:val="19"/>
+              </w:rPr>
+              <w:t>Chapter 3, Appendix D</w:t>
+              <w:br/>
+              <w:t>(Section 3.5, K-Means Study)</w:t>
+            </w:r>
+          </w:p>
+        </w:tc>
+      </w:tr>
+      <w:tr>
+        <w:tc>
+          <w:tcPr>
+            <w:tcW w:type="dxa" w:w="1000"/>
+          </w:tcPr>
+          <w:p>
+            <w:pPr>
+              <w:spacing w:before="40" w:after="40" w:line="276" w:lineRule="auto"/>
+              <w:jc w:val="center"/>
+            </w:pPr>
+            <w:r/>
+            <w:r>
+              <w:rPr>
+                <w:rFonts w:ascii="Times New Roman" w:hAnsi="Times New Roman"/>
+                <w:b/>
+                <w:i w:val="0"/>
+                <w:color w:val="1A1A1A"/>
+                <w:sz w:val="19"/>
+              </w:rPr>
+              <w:t>CO6</w:t>
+            </w:r>
+          </w:p>
+        </w:tc>
+        <w:tc>
+          <w:tcPr>
+            <w:tcW w:type="dxa" w:w="5400"/>
+          </w:tcPr>
+          <w:p>
+            <w:pPr>
+              <w:spacing w:before="40" w:after="40" w:line="276" w:lineRule="auto"/>
+              <w:jc w:val="left"/>
+            </w:pPr>
+            <w:r/>
+            <w:r>
+              <w:rPr>
+                <w:rFonts w:ascii="Times New Roman" w:hAnsi="Times New Roman"/>
+                <w:b w:val="0"/>
+                <w:i w:val="0"/>
+                <w:color w:val="1A1A1A"/>
+                <w:sz w:val="19"/>
+              </w:rPr>
+              <w:t>Analyze and compare the performance of different classification algorithms on a given dataset through a mini-project.</w:t>
+            </w:r>
+          </w:p>
+        </w:tc>
+        <w:tc>
+          <w:tcPr>
+            <w:tcW w:type="dxa" w:w="1500"/>
+          </w:tcPr>
+          <w:p>
+            <w:pPr>
+              <w:spacing w:before="40" w:after="40" w:line="276" w:lineRule="auto"/>
+              <w:jc w:val="center"/>
+            </w:pPr>
+            <w:r/>
+            <w:r>
+              <w:rPr>
+                <w:rFonts w:ascii="Times New Roman" w:hAnsi="Times New Roman"/>
+                <w:b/>
+                <w:i w:val="0"/>
+                <w:color w:val="1A1A1A"/>
+                <w:sz w:val="19"/>
               </w:rPr>
               <w:t>L5</w:t>
             </w:r>
@@ -3363,21 +3619,25 @@
         </w:tc>
         <w:tc>
           <w:tcPr>
-            <w:tcW w:w="2100" w:type="dxa"/>
-            <w:vAlign w:val="center"/>
-          </w:tcPr>
-          <w:p>
-            <w:pPr>
-              <w:spacing w:before="40" w:after="40"/>
-              <w:jc w:val="both"/>
-            </w:pPr>
-            <w:r>
-              <w:rPr>
-                <w:rFonts w:ascii="Times New Roman" w:hAnsi="Times New Roman"/>
-                <w:color w:val="000000"/>
-                <w:sz w:val="20"/>
-              </w:rPr>
-              <w:t>3</w:t>
+            <w:tcW w:type="dxa" w:w="2100"/>
+          </w:tcPr>
+          <w:p>
+            <w:pPr>
+              <w:spacing w:before="40" w:after="40" w:line="276" w:lineRule="auto"/>
+              <w:jc w:val="center"/>
+            </w:pPr>
+            <w:r/>
+            <w:r>
+              <w:rPr>
+                <w:rFonts w:ascii="Times New Roman" w:hAnsi="Times New Roman"/>
+                <w:b w:val="0"/>
+                <w:i w:val="0"/>
+                <w:color w:val="1A1A1A"/>
+                <w:sz w:val="19"/>
+              </w:rPr>
+              <w:t>Chapter 5, 6, 7, 9</w:t>
+              <w:br/>
+              <w:t>(Section 5.2, 7.2, 7.5)</w:t>
             </w:r>
           </w:p>
         </w:tc>
@@ -3457,19 +3717,22 @@
             <w:tcW w:w="1000" w:type="dxa"/>
             <w:shd w:val="clear" w:color="auto" w:fill="DEEAF6"/>
             <w:vAlign w:val="center"/>
-          </w:tcPr>
-          <w:p>
-            <w:pPr>
-              <w:spacing w:after="40" w:line="264" w:lineRule="auto"/>
-              <w:jc w:val="both"/>
-            </w:pPr>
-            <w:r>
-              <w:rPr>
-                <w:rFonts w:ascii="Times New Roman" w:hAnsi="Times New Roman"/>
-                <w:b/>
-                <w:bCs/>
-                <w:sz w:val="18"/>
-                <w:szCs w:val="18"/>
+            <w:shd w:fill="E8E8E8"/>
+            <w:shd w:fill="E8E8E8"/>
+          </w:tcPr>
+          <w:p>
+            <w:pPr>
+              <w:spacing w:before="40" w:after="40" w:line="276" w:lineRule="auto"/>
+              <w:jc w:val="center"/>
+            </w:pPr>
+            <w:r/>
+            <w:r>
+              <w:rPr>
+                <w:rFonts w:ascii="Times New Roman" w:hAnsi="Times New Roman"/>
+                <w:b/>
+                <w:i w:val="0"/>
+                <w:color w:val="1A1A1A"/>
+                <w:sz w:val="19"/>
               </w:rPr>
               <w:t>CO</w:t>
             </w:r>
@@ -3480,19 +3743,22 @@
             <w:tcW w:w="642" w:type="dxa"/>
             <w:shd w:val="clear" w:color="auto" w:fill="DEEAF6"/>
             <w:vAlign w:val="center"/>
-          </w:tcPr>
-          <w:p>
-            <w:pPr>
-              <w:spacing w:after="40" w:line="264" w:lineRule="auto"/>
-              <w:jc w:val="both"/>
-            </w:pPr>
-            <w:r>
-              <w:rPr>
-                <w:rFonts w:ascii="Times New Roman" w:hAnsi="Times New Roman"/>
-                <w:b/>
-                <w:bCs/>
-                <w:sz w:val="18"/>
-                <w:szCs w:val="18"/>
+            <w:shd w:fill="E8E8E8"/>
+            <w:shd w:fill="E8E8E8"/>
+          </w:tcPr>
+          <w:p>
+            <w:pPr>
+              <w:spacing w:before="40" w:after="40" w:line="276" w:lineRule="auto"/>
+              <w:jc w:val="center"/>
+            </w:pPr>
+            <w:r/>
+            <w:r>
+              <w:rPr>
+                <w:rFonts w:ascii="Times New Roman" w:hAnsi="Times New Roman"/>
+                <w:b/>
+                <w:i w:val="0"/>
+                <w:color w:val="1A1A1A"/>
+                <w:sz w:val="19"/>
               </w:rPr>
               <w:t>PO1</w:t>
             </w:r>
@@ -3503,19 +3769,22 @@
             <w:tcW w:w="642" w:type="dxa"/>
             <w:shd w:val="clear" w:color="auto" w:fill="DEEAF6"/>
             <w:vAlign w:val="center"/>
-          </w:tcPr>
-          <w:p>
-            <w:pPr>
-              <w:spacing w:after="40" w:line="264" w:lineRule="auto"/>
-              <w:jc w:val="both"/>
-            </w:pPr>
-            <w:r>
-              <w:rPr>
-                <w:rFonts w:ascii="Times New Roman" w:hAnsi="Times New Roman"/>
-                <w:b/>
-                <w:bCs/>
-                <w:sz w:val="18"/>
-                <w:szCs w:val="18"/>
+            <w:shd w:fill="E8E8E8"/>
+            <w:shd w:fill="E8E8E8"/>
+          </w:tcPr>
+          <w:p>
+            <w:pPr>
+              <w:spacing w:before="40" w:after="40" w:line="276" w:lineRule="auto"/>
+              <w:jc w:val="center"/>
+            </w:pPr>
+            <w:r/>
+            <w:r>
+              <w:rPr>
+                <w:rFonts w:ascii="Times New Roman" w:hAnsi="Times New Roman"/>
+                <w:b/>
+                <w:i w:val="0"/>
+                <w:color w:val="1A1A1A"/>
+                <w:sz w:val="19"/>
               </w:rPr>
               <w:t>PO2</w:t>
             </w:r>
@@ -3526,19 +3795,22 @@
             <w:tcW w:w="642" w:type="dxa"/>
             <w:shd w:val="clear" w:color="auto" w:fill="DEEAF6"/>
             <w:vAlign w:val="center"/>
-          </w:tcPr>
-          <w:p>
-            <w:pPr>
-              <w:spacing w:after="40" w:line="264" w:lineRule="auto"/>
-              <w:jc w:val="both"/>
-            </w:pPr>
-            <w:r>
-              <w:rPr>
-                <w:rFonts w:ascii="Times New Roman" w:hAnsi="Times New Roman"/>
-                <w:b/>
-                <w:bCs/>
-                <w:sz w:val="18"/>
-                <w:szCs w:val="18"/>
+            <w:shd w:fill="E8E8E8"/>
+            <w:shd w:fill="E8E8E8"/>
+          </w:tcPr>
+          <w:p>
+            <w:pPr>
+              <w:spacing w:before="40" w:after="40" w:line="276" w:lineRule="auto"/>
+              <w:jc w:val="center"/>
+            </w:pPr>
+            <w:r/>
+            <w:r>
+              <w:rPr>
+                <w:rFonts w:ascii="Times New Roman" w:hAnsi="Times New Roman"/>
+                <w:b/>
+                <w:i w:val="0"/>
+                <w:color w:val="1A1A1A"/>
+                <w:sz w:val="19"/>
               </w:rPr>
               <w:t>PO3</w:t>
             </w:r>
@@ -3549,19 +3821,22 @@
             <w:tcW w:w="642" w:type="dxa"/>
             <w:shd w:val="clear" w:color="auto" w:fill="DEEAF6"/>
             <w:vAlign w:val="center"/>
-          </w:tcPr>
-          <w:p>
-            <w:pPr>
-              <w:spacing w:after="40" w:line="264" w:lineRule="auto"/>
-              <w:jc w:val="both"/>
-            </w:pPr>
-            <w:r>
-              <w:rPr>
-                <w:rFonts w:ascii="Times New Roman" w:hAnsi="Times New Roman"/>
-                <w:b/>
-                <w:bCs/>
-                <w:sz w:val="18"/>
-                <w:szCs w:val="18"/>
+            <w:shd w:fill="E8E8E8"/>
+            <w:shd w:fill="E8E8E8"/>
+          </w:tcPr>
+          <w:p>
+            <w:pPr>
+              <w:spacing w:before="40" w:after="40" w:line="276" w:lineRule="auto"/>
+              <w:jc w:val="center"/>
+            </w:pPr>
+            <w:r/>
+            <w:r>
+              <w:rPr>
+                <w:rFonts w:ascii="Times New Roman" w:hAnsi="Times New Roman"/>
+                <w:b/>
+                <w:i w:val="0"/>
+                <w:color w:val="1A1A1A"/>
+                <w:sz w:val="19"/>
               </w:rPr>
               <w:t>PO4</w:t>
             </w:r>
@@ -3572,19 +3847,22 @@
             <w:tcW w:w="642" w:type="dxa"/>
             <w:shd w:val="clear" w:color="auto" w:fill="DEEAF6"/>
             <w:vAlign w:val="center"/>
-          </w:tcPr>
-          <w:p>
-            <w:pPr>
-              <w:spacing w:after="40" w:line="264" w:lineRule="auto"/>
-              <w:jc w:val="both"/>
-            </w:pPr>
-            <w:r>
-              <w:rPr>
-                <w:rFonts w:ascii="Times New Roman" w:hAnsi="Times New Roman"/>
-                <w:b/>
-                <w:bCs/>
-                <w:sz w:val="18"/>
-                <w:szCs w:val="18"/>
+            <w:shd w:fill="E8E8E8"/>
+            <w:shd w:fill="E8E8E8"/>
+          </w:tcPr>
+          <w:p>
+            <w:pPr>
+              <w:spacing w:before="40" w:after="40" w:line="276" w:lineRule="auto"/>
+              <w:jc w:val="center"/>
+            </w:pPr>
+            <w:r/>
+            <w:r>
+              <w:rPr>
+                <w:rFonts w:ascii="Times New Roman" w:hAnsi="Times New Roman"/>
+                <w:b/>
+                <w:i w:val="0"/>
+                <w:color w:val="1A1A1A"/>
+                <w:sz w:val="19"/>
               </w:rPr>
               <w:t>PO5</w:t>
             </w:r>
@@ -3595,19 +3873,22 @@
             <w:tcW w:w="642" w:type="dxa"/>
             <w:shd w:val="clear" w:color="auto" w:fill="DEEAF6"/>
             <w:vAlign w:val="center"/>
-          </w:tcPr>
-          <w:p>
-            <w:pPr>
-              <w:spacing w:after="40" w:line="264" w:lineRule="auto"/>
-              <w:jc w:val="both"/>
-            </w:pPr>
-            <w:r>
-              <w:rPr>
-                <w:rFonts w:ascii="Times New Roman" w:hAnsi="Times New Roman"/>
-                <w:b/>
-                <w:bCs/>
-                <w:sz w:val="18"/>
-                <w:szCs w:val="18"/>
+            <w:shd w:fill="E8E8E8"/>
+            <w:shd w:fill="E8E8E8"/>
+          </w:tcPr>
+          <w:p>
+            <w:pPr>
+              <w:spacing w:before="40" w:after="40" w:line="276" w:lineRule="auto"/>
+              <w:jc w:val="center"/>
+            </w:pPr>
+            <w:r/>
+            <w:r>
+              <w:rPr>
+                <w:rFonts w:ascii="Times New Roman" w:hAnsi="Times New Roman"/>
+                <w:b/>
+                <w:i w:val="0"/>
+                <w:color w:val="1A1A1A"/>
+                <w:sz w:val="19"/>
               </w:rPr>
               <w:t>PO6</w:t>
             </w:r>
@@ -3618,19 +3899,22 @@
             <w:tcW w:w="642" w:type="dxa"/>
             <w:shd w:val="clear" w:color="auto" w:fill="DEEAF6"/>
             <w:vAlign w:val="center"/>
-          </w:tcPr>
-          <w:p>
-            <w:pPr>
-              <w:spacing w:after="40" w:line="264" w:lineRule="auto"/>
-              <w:jc w:val="both"/>
-            </w:pPr>
-            <w:r>
-              <w:rPr>
-                <w:rFonts w:ascii="Times New Roman" w:hAnsi="Times New Roman"/>
-                <w:b/>
-                <w:bCs/>
-                <w:sz w:val="18"/>
-                <w:szCs w:val="18"/>
+            <w:shd w:fill="E8E8E8"/>
+            <w:shd w:fill="E8E8E8"/>
+          </w:tcPr>
+          <w:p>
+            <w:pPr>
+              <w:spacing w:before="40" w:after="40" w:line="276" w:lineRule="auto"/>
+              <w:jc w:val="center"/>
+            </w:pPr>
+            <w:r/>
+            <w:r>
+              <w:rPr>
+                <w:rFonts w:ascii="Times New Roman" w:hAnsi="Times New Roman"/>
+                <w:b/>
+                <w:i w:val="0"/>
+                <w:color w:val="1A1A1A"/>
+                <w:sz w:val="19"/>
               </w:rPr>
               <w:t>PO7</w:t>
             </w:r>
@@ -3641,19 +3925,22 @@
             <w:tcW w:w="642" w:type="dxa"/>
             <w:shd w:val="clear" w:color="auto" w:fill="DEEAF6"/>
             <w:vAlign w:val="center"/>
-          </w:tcPr>
-          <w:p>
-            <w:pPr>
-              <w:spacing w:after="40" w:line="264" w:lineRule="auto"/>
-              <w:jc w:val="both"/>
-            </w:pPr>
-            <w:r>
-              <w:rPr>
-                <w:rFonts w:ascii="Times New Roman" w:hAnsi="Times New Roman"/>
-                <w:b/>
-                <w:bCs/>
-                <w:sz w:val="18"/>
-                <w:szCs w:val="18"/>
+            <w:shd w:fill="E8E8E8"/>
+            <w:shd w:fill="E8E8E8"/>
+          </w:tcPr>
+          <w:p>
+            <w:pPr>
+              <w:spacing w:before="40" w:after="40" w:line="276" w:lineRule="auto"/>
+              <w:jc w:val="center"/>
+            </w:pPr>
+            <w:r/>
+            <w:r>
+              <w:rPr>
+                <w:rFonts w:ascii="Times New Roman" w:hAnsi="Times New Roman"/>
+                <w:b/>
+                <w:i w:val="0"/>
+                <w:color w:val="1A1A1A"/>
+                <w:sz w:val="19"/>
               </w:rPr>
               <w:t>PO8</w:t>
             </w:r>
@@ -3664,19 +3951,22 @@
             <w:tcW w:w="642" w:type="dxa"/>
             <w:shd w:val="clear" w:color="auto" w:fill="DEEAF6"/>
             <w:vAlign w:val="center"/>
-          </w:tcPr>
-          <w:p>
-            <w:pPr>
-              <w:spacing w:after="40" w:line="264" w:lineRule="auto"/>
-              <w:jc w:val="both"/>
-            </w:pPr>
-            <w:r>
-              <w:rPr>
-                <w:rFonts w:ascii="Times New Roman" w:hAnsi="Times New Roman"/>
-                <w:b/>
-                <w:bCs/>
-                <w:sz w:val="18"/>
-                <w:szCs w:val="18"/>
+            <w:shd w:fill="E8E8E8"/>
+            <w:shd w:fill="E8E8E8"/>
+          </w:tcPr>
+          <w:p>
+            <w:pPr>
+              <w:spacing w:before="40" w:after="40" w:line="276" w:lineRule="auto"/>
+              <w:jc w:val="center"/>
+            </w:pPr>
+            <w:r/>
+            <w:r>
+              <w:rPr>
+                <w:rFonts w:ascii="Times New Roman" w:hAnsi="Times New Roman"/>
+                <w:b/>
+                <w:i w:val="0"/>
+                <w:color w:val="1A1A1A"/>
+                <w:sz w:val="19"/>
               </w:rPr>
               <w:t>PO9</w:t>
             </w:r>
@@ -3687,19 +3977,22 @@
             <w:tcW w:w="642" w:type="dxa"/>
             <w:shd w:val="clear" w:color="auto" w:fill="DEEAF6"/>
             <w:vAlign w:val="center"/>
-          </w:tcPr>
-          <w:p>
-            <w:pPr>
-              <w:spacing w:after="40" w:line="264" w:lineRule="auto"/>
-              <w:jc w:val="both"/>
-            </w:pPr>
-            <w:r>
-              <w:rPr>
-                <w:rFonts w:ascii="Times New Roman" w:hAnsi="Times New Roman"/>
-                <w:b/>
-                <w:bCs/>
-                <w:sz w:val="18"/>
-                <w:szCs w:val="18"/>
+            <w:shd w:fill="E8E8E8"/>
+            <w:shd w:fill="E8E8E8"/>
+          </w:tcPr>
+          <w:p>
+            <w:pPr>
+              <w:spacing w:before="40" w:after="40" w:line="276" w:lineRule="auto"/>
+              <w:jc w:val="center"/>
+            </w:pPr>
+            <w:r/>
+            <w:r>
+              <w:rPr>
+                <w:rFonts w:ascii="Times New Roman" w:hAnsi="Times New Roman"/>
+                <w:b/>
+                <w:i w:val="0"/>
+                <w:color w:val="1A1A1A"/>
+                <w:sz w:val="19"/>
               </w:rPr>
               <w:t>PO10</w:t>
             </w:r>
@@ -3710,19 +4003,22 @@
             <w:tcW w:w="642" w:type="dxa"/>
             <w:shd w:val="clear" w:color="auto" w:fill="DEEAF6"/>
             <w:vAlign w:val="center"/>
-          </w:tcPr>
-          <w:p>
-            <w:pPr>
-              <w:spacing w:after="40" w:line="264" w:lineRule="auto"/>
-              <w:jc w:val="both"/>
-            </w:pPr>
-            <w:r>
-              <w:rPr>
-                <w:rFonts w:ascii="Times New Roman" w:hAnsi="Times New Roman"/>
-                <w:b/>
-                <w:bCs/>
-                <w:sz w:val="18"/>
-                <w:szCs w:val="18"/>
+            <w:shd w:fill="E8E8E8"/>
+            <w:shd w:fill="E8E8E8"/>
+          </w:tcPr>
+          <w:p>
+            <w:pPr>
+              <w:spacing w:before="40" w:after="40" w:line="276" w:lineRule="auto"/>
+              <w:jc w:val="center"/>
+            </w:pPr>
+            <w:r/>
+            <w:r>
+              <w:rPr>
+                <w:rFonts w:ascii="Times New Roman" w:hAnsi="Times New Roman"/>
+                <w:b/>
+                <w:i w:val="0"/>
+                <w:color w:val="1A1A1A"/>
+                <w:sz w:val="19"/>
               </w:rPr>
               <w:t>PO11</w:t>
             </w:r>
@@ -3733,19 +4029,22 @@
             <w:tcW w:w="642" w:type="dxa"/>
             <w:shd w:val="clear" w:color="auto" w:fill="DEEAF6"/>
             <w:vAlign w:val="center"/>
-          </w:tcPr>
-          <w:p>
-            <w:pPr>
-              <w:spacing w:after="40" w:line="264" w:lineRule="auto"/>
-              <w:jc w:val="both"/>
-            </w:pPr>
-            <w:r>
-              <w:rPr>
-                <w:rFonts w:ascii="Times New Roman" w:hAnsi="Times New Roman"/>
-                <w:b/>
-                <w:bCs/>
-                <w:sz w:val="18"/>
-                <w:szCs w:val="18"/>
+            <w:shd w:fill="E8E8E8"/>
+            <w:shd w:fill="E8E8E8"/>
+          </w:tcPr>
+          <w:p>
+            <w:pPr>
+              <w:spacing w:before="40" w:after="40" w:line="276" w:lineRule="auto"/>
+              <w:jc w:val="center"/>
+            </w:pPr>
+            <w:r/>
+            <w:r>
+              <w:rPr>
+                <w:rFonts w:ascii="Times New Roman" w:hAnsi="Times New Roman"/>
+                <w:b/>
+                <w:i w:val="0"/>
+                <w:color w:val="1A1A1A"/>
+                <w:sz w:val="19"/>
               </w:rPr>
               <w:t>PSO1</w:t>
             </w:r>
@@ -3756,19 +4055,22 @@
             <w:tcW w:w="642" w:type="dxa"/>
             <w:shd w:val="clear" w:color="auto" w:fill="DEEAF6"/>
             <w:vAlign w:val="center"/>
-          </w:tcPr>
-          <w:p>
-            <w:pPr>
-              <w:spacing w:after="40" w:line="264" w:lineRule="auto"/>
-              <w:jc w:val="both"/>
-            </w:pPr>
-            <w:r>
-              <w:rPr>
-                <w:rFonts w:ascii="Times New Roman" w:hAnsi="Times New Roman"/>
-                <w:b/>
-                <w:bCs/>
-                <w:sz w:val="18"/>
-                <w:szCs w:val="18"/>
+            <w:shd w:fill="E8E8E8"/>
+            <w:shd w:fill="E8E8E8"/>
+          </w:tcPr>
+          <w:p>
+            <w:pPr>
+              <w:spacing w:before="40" w:after="40" w:line="276" w:lineRule="auto"/>
+              <w:jc w:val="center"/>
+            </w:pPr>
+            <w:r/>
+            <w:r>
+              <w:rPr>
+                <w:rFonts w:ascii="Times New Roman" w:hAnsi="Times New Roman"/>
+                <w:b/>
+                <w:i w:val="0"/>
+                <w:color w:val="1A1A1A"/>
+                <w:sz w:val="19"/>
               </w:rPr>
               <w:t>PSO2</w:t>
             </w:r>
@@ -3788,15 +4090,17 @@
           </w:tcPr>
           <w:p>
             <w:pPr>
-              <w:spacing w:before="40" w:after="40"/>
-              <w:jc w:val="both"/>
-            </w:pPr>
-            <w:r>
-              <w:rPr>
-                <w:rFonts w:ascii="Times New Roman" w:hAnsi="Times New Roman"/>
-                <w:b/>
-                <w:color w:val="000000"/>
-                <w:sz w:val="20"/>
+              <w:spacing w:before="40" w:after="40" w:line="276" w:lineRule="auto"/>
+              <w:jc w:val="center"/>
+            </w:pPr>
+            <w:r/>
+            <w:r>
+              <w:rPr>
+                <w:rFonts w:ascii="Times New Roman" w:hAnsi="Times New Roman"/>
+                <w:b/>
+                <w:i w:val="0"/>
+                <w:color w:val="1A1A1A"/>
+                <w:sz w:val="19"/>
               </w:rPr>
               <w:t>CO1</w:t>
             </w:r>
@@ -3809,14 +4113,17 @@
           </w:tcPr>
           <w:p>
             <w:pPr>
-              <w:spacing w:before="40" w:after="40"/>
-              <w:jc w:val="both"/>
-            </w:pPr>
-            <w:r>
-              <w:rPr>
-                <w:rFonts w:ascii="Times New Roman" w:hAnsi="Times New Roman"/>
-                <w:color w:val="000000"/>
-                <w:sz w:val="20"/>
+              <w:spacing w:before="40" w:after="40" w:line="276" w:lineRule="auto"/>
+              <w:jc w:val="center"/>
+            </w:pPr>
+            <w:r/>
+            <w:r>
+              <w:rPr>
+                <w:rFonts w:ascii="Times New Roman" w:hAnsi="Times New Roman"/>
+                <w:b w:val="0"/>
+                <w:i w:val="0"/>
+                <w:color w:val="1A1A1A"/>
+                <w:sz w:val="19"/>
               </w:rPr>
               <w:t>3</w:t>
             </w:r>
@@ -3829,14 +4136,86 @@
           </w:tcPr>
           <w:p>
             <w:pPr>
-              <w:spacing w:before="40" w:after="40"/>
-              <w:jc w:val="both"/>
-            </w:pPr>
-            <w:r>
-              <w:rPr>
-                <w:rFonts w:ascii="Times New Roman" w:hAnsi="Times New Roman"/>
-                <w:color w:val="000000"/>
-                <w:sz w:val="20"/>
+              <w:spacing w:before="40" w:after="40" w:line="276" w:lineRule="auto"/>
+              <w:jc w:val="center"/>
+            </w:pPr>
+            <w:r/>
+            <w:r>
+              <w:rPr>
+                <w:rFonts w:ascii="Times New Roman" w:hAnsi="Times New Roman"/>
+                <w:b w:val="0"/>
+                <w:i w:val="0"/>
+                <w:color w:val="1A1A1A"/>
+                <w:sz w:val="19"/>
+              </w:rPr>
+              <w:t>2</w:t>
+            </w:r>
+          </w:p>
+        </w:tc>
+        <w:tc>
+          <w:tcPr>
+            <w:tcW w:w="642" w:type="dxa"/>
+            <w:vAlign w:val="center"/>
+          </w:tcPr>
+          <w:p>
+            <w:pPr>
+              <w:spacing w:before="40" w:after="40" w:line="276" w:lineRule="auto"/>
+              <w:jc w:val="center"/>
+            </w:pPr>
+            <w:r/>
+            <w:r>
+              <w:rPr>
+                <w:rFonts w:ascii="Times New Roman" w:hAnsi="Times New Roman"/>
+                <w:b w:val="0"/>
+                <w:i w:val="0"/>
+                <w:color w:val="1A1A1A"/>
+                <w:sz w:val="19"/>
+              </w:rPr>
+              <w:t>—</w:t>
+            </w:r>
+          </w:p>
+        </w:tc>
+        <w:tc>
+          <w:tcPr>
+            <w:tcW w:w="642" w:type="dxa"/>
+            <w:vAlign w:val="center"/>
+          </w:tcPr>
+          <w:p>
+            <w:pPr>
+              <w:spacing w:before="40" w:after="40" w:line="276" w:lineRule="auto"/>
+              <w:jc w:val="center"/>
+            </w:pPr>
+            <w:r/>
+            <w:r>
+              <w:rPr>
+                <w:rFonts w:ascii="Times New Roman" w:hAnsi="Times New Roman"/>
+                <w:b w:val="0"/>
+                <w:i w:val="0"/>
+                <w:color w:val="1A1A1A"/>
+                <w:sz w:val="19"/>
+              </w:rPr>
+              <w:t>2</w:t>
+            </w:r>
+          </w:p>
+        </w:tc>
+        <w:tc>
+          <w:tcPr>
+            <w:tcW w:w="642" w:type="dxa"/>
+            <w:vAlign w:val="center"/>
+          </w:tcPr>
+          <w:p>
+            <w:pPr>
+              <w:spacing w:before="40" w:after="40" w:line="276" w:lineRule="auto"/>
+              <w:jc w:val="center"/>
+            </w:pPr>
+            <w:r/>
+            <w:r>
+              <w:rPr>
+                <w:rFonts w:ascii="Times New Roman" w:hAnsi="Times New Roman"/>
+                <w:b w:val="0"/>
+                <w:i w:val="0"/>
+                <w:color w:val="1A1A1A"/>
+                <w:sz w:val="19"/>
               </w:rPr>
               <w:t>3</w:t>
             </w:r>
@@ -3849,216 +4228,180 @@
           </w:tcPr>
           <w:p>
             <w:pPr>
-              <w:spacing w:before="40" w:after="40"/>
-              <w:jc w:val="both"/>
-            </w:pPr>
-            <w:r>
-              <w:rPr>
-                <w:rFonts w:ascii="Times New Roman" w:hAnsi="Times New Roman"/>
-                <w:color w:val="000000"/>
-                <w:sz w:val="20"/>
+              <w:spacing w:before="40" w:after="40" w:line="276" w:lineRule="auto"/>
+              <w:jc w:val="center"/>
+            </w:pPr>
+            <w:r/>
+            <w:r>
+              <w:rPr>
+                <w:rFonts w:ascii="Times New Roman" w:hAnsi="Times New Roman"/>
+                <w:b w:val="0"/>
+                <w:i w:val="0"/>
+                <w:color w:val="1A1A1A"/>
+                <w:sz w:val="19"/>
+              </w:rPr>
+              <w:t>—</w:t>
+            </w:r>
+          </w:p>
+        </w:tc>
+        <w:tc>
+          <w:tcPr>
+            <w:tcW w:w="642" w:type="dxa"/>
+            <w:vAlign w:val="center"/>
+          </w:tcPr>
+          <w:p>
+            <w:pPr>
+              <w:spacing w:before="40" w:after="40" w:line="276" w:lineRule="auto"/>
+              <w:jc w:val="center"/>
+            </w:pPr>
+            <w:r/>
+            <w:r>
+              <w:rPr>
+                <w:rFonts w:ascii="Times New Roman" w:hAnsi="Times New Roman"/>
+                <w:b w:val="0"/>
+                <w:i w:val="0"/>
+                <w:color w:val="1A1A1A"/>
+                <w:sz w:val="19"/>
+              </w:rPr>
+              <w:t>—</w:t>
+            </w:r>
+          </w:p>
+        </w:tc>
+        <w:tc>
+          <w:tcPr>
+            <w:tcW w:w="642" w:type="dxa"/>
+            <w:vAlign w:val="center"/>
+          </w:tcPr>
+          <w:p>
+            <w:pPr>
+              <w:spacing w:before="40" w:after="40" w:line="276" w:lineRule="auto"/>
+              <w:jc w:val="center"/>
+            </w:pPr>
+            <w:r/>
+            <w:r>
+              <w:rPr>
+                <w:rFonts w:ascii="Times New Roman" w:hAnsi="Times New Roman"/>
+                <w:b w:val="0"/>
+                <w:i w:val="0"/>
+                <w:color w:val="1A1A1A"/>
+                <w:sz w:val="19"/>
+              </w:rPr>
+              <w:t>—</w:t>
+            </w:r>
+          </w:p>
+        </w:tc>
+        <w:tc>
+          <w:tcPr>
+            <w:tcW w:w="642" w:type="dxa"/>
+            <w:vAlign w:val="center"/>
+          </w:tcPr>
+          <w:p>
+            <w:pPr>
+              <w:spacing w:before="40" w:after="40" w:line="276" w:lineRule="auto"/>
+              <w:jc w:val="center"/>
+            </w:pPr>
+            <w:r/>
+            <w:r>
+              <w:rPr>
+                <w:rFonts w:ascii="Times New Roman" w:hAnsi="Times New Roman"/>
+                <w:b w:val="0"/>
+                <w:i w:val="0"/>
+                <w:color w:val="1A1A1A"/>
+                <w:sz w:val="19"/>
+              </w:rPr>
+              <w:t>—</w:t>
+            </w:r>
+          </w:p>
+        </w:tc>
+        <w:tc>
+          <w:tcPr>
+            <w:tcW w:w="642" w:type="dxa"/>
+            <w:vAlign w:val="center"/>
+          </w:tcPr>
+          <w:p>
+            <w:pPr>
+              <w:spacing w:before="40" w:after="40" w:line="276" w:lineRule="auto"/>
+              <w:jc w:val="center"/>
+            </w:pPr>
+            <w:r/>
+            <w:r>
+              <w:rPr>
+                <w:rFonts w:ascii="Times New Roman" w:hAnsi="Times New Roman"/>
+                <w:b w:val="0"/>
+                <w:i w:val="0"/>
+                <w:color w:val="1A1A1A"/>
+                <w:sz w:val="19"/>
+              </w:rPr>
+              <w:t>—</w:t>
+            </w:r>
+          </w:p>
+        </w:tc>
+        <w:tc>
+          <w:tcPr>
+            <w:tcW w:w="642" w:type="dxa"/>
+            <w:vAlign w:val="center"/>
+          </w:tcPr>
+          <w:p>
+            <w:pPr>
+              <w:spacing w:before="40" w:after="40" w:line="276" w:lineRule="auto"/>
+              <w:jc w:val="center"/>
+            </w:pPr>
+            <w:r/>
+            <w:r>
+              <w:rPr>
+                <w:rFonts w:ascii="Times New Roman" w:hAnsi="Times New Roman"/>
+                <w:b w:val="0"/>
+                <w:i w:val="0"/>
+                <w:color w:val="1A1A1A"/>
+                <w:sz w:val="19"/>
+              </w:rPr>
+              <w:t>—</w:t>
+            </w:r>
+          </w:p>
+        </w:tc>
+        <w:tc>
+          <w:tcPr>
+            <w:tcW w:w="642" w:type="dxa"/>
+            <w:vAlign w:val="center"/>
+          </w:tcPr>
+          <w:p>
+            <w:pPr>
+              <w:spacing w:before="40" w:after="40" w:line="276" w:lineRule="auto"/>
+              <w:jc w:val="center"/>
+            </w:pPr>
+            <w:r/>
+            <w:r>
+              <w:rPr>
+                <w:rFonts w:ascii="Times New Roman" w:hAnsi="Times New Roman"/>
+                <w:b w:val="0"/>
+                <w:i w:val="0"/>
+                <w:color w:val="1A1A1A"/>
+                <w:sz w:val="19"/>
+              </w:rPr>
+              <w:t>3</w:t>
+            </w:r>
+          </w:p>
+        </w:tc>
+        <w:tc>
+          <w:tcPr>
+            <w:tcW w:w="642" w:type="dxa"/>
+            <w:vAlign w:val="center"/>
+          </w:tcPr>
+          <w:p>
+            <w:pPr>
+              <w:spacing w:before="40" w:after="40" w:line="276" w:lineRule="auto"/>
+              <w:jc w:val="center"/>
+            </w:pPr>
+            <w:r/>
+            <w:r>
+              <w:rPr>
+                <w:rFonts w:ascii="Times New Roman" w:hAnsi="Times New Roman"/>
+                <w:b w:val="0"/>
+                <w:i w:val="0"/>
+                <w:color w:val="1A1A1A"/>
+                <w:sz w:val="19"/>
               </w:rPr>
               <w:t>2</w:t>
-            </w:r>
-          </w:p>
-        </w:tc>
-        <w:tc>
-          <w:tcPr>
-            <w:tcW w:w="642" w:type="dxa"/>
-            <w:vAlign w:val="center"/>
-          </w:tcPr>
-          <w:p>
-            <w:pPr>
-              <w:spacing w:before="40" w:after="40"/>
-              <w:jc w:val="both"/>
-            </w:pPr>
-            <w:r>
-              <w:rPr>
-                <w:rFonts w:ascii="Times New Roman" w:hAnsi="Times New Roman"/>
-                <w:color w:val="000000"/>
-                <w:sz w:val="20"/>
-              </w:rPr>
-              <w:t>3</w:t>
-            </w:r>
-          </w:p>
-        </w:tc>
-        <w:tc>
-          <w:tcPr>
-            <w:tcW w:w="642" w:type="dxa"/>
-            <w:vAlign w:val="center"/>
-          </w:tcPr>
-          <w:p>
-            <w:pPr>
-              <w:spacing w:before="40" w:after="40"/>
-              <w:jc w:val="both"/>
-            </w:pPr>
-            <w:r>
-              <w:rPr>
-                <w:rFonts w:ascii="Times New Roman" w:hAnsi="Times New Roman"/>
-                <w:color w:val="000000"/>
-                <w:sz w:val="20"/>
-              </w:rPr>
-              <w:t>3</w:t>
-            </w:r>
-          </w:p>
-        </w:tc>
-        <w:tc>
-          <w:tcPr>
-            <w:tcW w:w="642" w:type="dxa"/>
-            <w:vAlign w:val="center"/>
-          </w:tcPr>
-          <w:p>
-            <w:pPr>
-              <w:spacing w:before="40" w:after="40"/>
-              <w:jc w:val="both"/>
-            </w:pPr>
-            <w:r>
-              <w:rPr>
-                <w:rFonts w:ascii="Times New Roman" w:hAnsi="Times New Roman"/>
-                <w:color w:val="000000"/>
-                <w:sz w:val="20"/>
-              </w:rPr>
-              <w:t>1</w:t>
-            </w:r>
-          </w:p>
-        </w:tc>
-        <w:tc>
-          <w:tcPr>
-            <w:tcW w:w="642" w:type="dxa"/>
-            <w:vAlign w:val="center"/>
-          </w:tcPr>
-          <w:p>
-            <w:pPr>
-              <w:spacing w:before="40" w:after="40"/>
-              <w:jc w:val="both"/>
-            </w:pPr>
-            <w:r>
-              <w:rPr>
-                <w:rFonts w:ascii="Times New Roman" w:hAnsi="Times New Roman"/>
-                <w:color w:val="000000"/>
-                <w:sz w:val="20"/>
-              </w:rPr>
-              <w:t>1</w:t>
-            </w:r>
-          </w:p>
-        </w:tc>
-        <w:tc>
-          <w:tcPr>
-            <w:tcW w:w="642" w:type="dxa"/>
-            <w:vAlign w:val="center"/>
-          </w:tcPr>
-          <w:p>
-            <w:pPr>
-              <w:spacing w:before="40" w:after="40"/>
-              <w:jc w:val="both"/>
-            </w:pPr>
-            <w:r>
-              <w:rPr>
-                <w:rFonts w:ascii="Times New Roman" w:hAnsi="Times New Roman"/>
-                <w:color w:val="000000"/>
-                <w:sz w:val="20"/>
-              </w:rPr>
-              <w:t>2</w:t>
-            </w:r>
-          </w:p>
-        </w:tc>
-        <w:tc>
-          <w:tcPr>
-            <w:tcW w:w="642" w:type="dxa"/>
-            <w:vAlign w:val="center"/>
-          </w:tcPr>
-          <w:p>
-            <w:pPr>
-              <w:spacing w:before="40" w:after="40"/>
-              <w:jc w:val="both"/>
-            </w:pPr>
-            <w:r>
-              <w:rPr>
-                <w:rFonts w:ascii="Times New Roman" w:hAnsi="Times New Roman"/>
-                <w:color w:val="000000"/>
-                <w:sz w:val="20"/>
-              </w:rPr>
-              <w:t>—</w:t>
-            </w:r>
-          </w:p>
-        </w:tc>
-        <w:tc>
-          <w:tcPr>
-            <w:tcW w:w="642" w:type="dxa"/>
-            <w:vAlign w:val="center"/>
-          </w:tcPr>
-          <w:p>
-            <w:pPr>
-              <w:spacing w:before="40" w:after="40"/>
-              <w:jc w:val="both"/>
-            </w:pPr>
-            <w:r>
-              <w:rPr>
-                <w:rFonts w:ascii="Times New Roman" w:hAnsi="Times New Roman"/>
-                <w:color w:val="000000"/>
-                <w:sz w:val="20"/>
-              </w:rPr>
-              <w:t>—</w:t>
-            </w:r>
-          </w:p>
-        </w:tc>
-        <w:tc>
-          <w:tcPr>
-            <w:tcW w:w="642" w:type="dxa"/>
-            <w:vAlign w:val="center"/>
-          </w:tcPr>
-          <w:p>
-            <w:pPr>
-              <w:spacing w:before="40" w:after="40"/>
-              <w:jc w:val="both"/>
-            </w:pPr>
-            <w:r>
-              <w:rPr>
-                <w:rFonts w:ascii="Times New Roman" w:hAnsi="Times New Roman"/>
-                <w:color w:val="000000"/>
-                <w:sz w:val="20"/>
-              </w:rPr>
-              <w:t>3</w:t>
-            </w:r>
-          </w:p>
-        </w:tc>
-        <w:tc>
-          <w:tcPr>
-            <w:tcW w:w="642" w:type="dxa"/>
-            <w:vAlign w:val="center"/>
-          </w:tcPr>
-          <w:p>
-            <w:pPr>
-              <w:spacing w:before="40" w:after="40"/>
-              <w:jc w:val="both"/>
-            </w:pPr>
-            <w:r>
-              <w:rPr>
-                <w:rFonts w:ascii="Times New Roman" w:hAnsi="Times New Roman"/>
-                <w:color w:val="000000"/>
-                <w:sz w:val="20"/>
-              </w:rPr>
-              <w:t>3</w:t>
-            </w:r>
-          </w:p>
-        </w:tc>
-        <w:tc>
-          <w:tcPr>
-            <w:tcW w:w="642" w:type="dxa"/>
-            <w:vAlign w:val="center"/>
-          </w:tcPr>
-          <w:p>
-            <w:pPr>
-              <w:spacing w:before="40" w:after="40"/>
-              <w:jc w:val="both"/>
-            </w:pPr>
-            <w:r>
-              <w:rPr>
-                <w:rFonts w:ascii="Times New Roman" w:hAnsi="Times New Roman"/>
-                <w:color w:val="000000"/>
-                <w:sz w:val="20"/>
-              </w:rPr>
-              <w:t>3</w:t>
             </w:r>
           </w:p>
         </w:tc>
@@ -4076,15 +4419,17 @@
           </w:tcPr>
           <w:p>
             <w:pPr>
-              <w:spacing w:before="40" w:after="40"/>
-              <w:jc w:val="both"/>
-            </w:pPr>
-            <w:r>
-              <w:rPr>
-                <w:rFonts w:ascii="Times New Roman" w:hAnsi="Times New Roman"/>
-                <w:b/>
-                <w:color w:val="000000"/>
-                <w:sz w:val="20"/>
+              <w:spacing w:before="40" w:after="40" w:line="276" w:lineRule="auto"/>
+              <w:jc w:val="center"/>
+            </w:pPr>
+            <w:r/>
+            <w:r>
+              <w:rPr>
+                <w:rFonts w:ascii="Times New Roman" w:hAnsi="Times New Roman"/>
+                <w:b/>
+                <w:i w:val="0"/>
+                <w:color w:val="1A1A1A"/>
+                <w:sz w:val="19"/>
               </w:rPr>
               <w:t>CO2</w:t>
             </w:r>
@@ -4097,14 +4442,17 @@
           </w:tcPr>
           <w:p>
             <w:pPr>
-              <w:spacing w:before="40" w:after="40"/>
-              <w:jc w:val="both"/>
-            </w:pPr>
-            <w:r>
-              <w:rPr>
-                <w:rFonts w:ascii="Times New Roman" w:hAnsi="Times New Roman"/>
-                <w:color w:val="000000"/>
-                <w:sz w:val="20"/>
+              <w:spacing w:before="40" w:after="40" w:line="276" w:lineRule="auto"/>
+              <w:jc w:val="center"/>
+            </w:pPr>
+            <w:r/>
+            <w:r>
+              <w:rPr>
+                <w:rFonts w:ascii="Times New Roman" w:hAnsi="Times New Roman"/>
+                <w:b w:val="0"/>
+                <w:i w:val="0"/>
+                <w:color w:val="1A1A1A"/>
+                <w:sz w:val="19"/>
               </w:rPr>
               <w:t>3</w:t>
             </w:r>
@@ -4117,14 +4465,17 @@
           </w:tcPr>
           <w:p>
             <w:pPr>
-              <w:spacing w:before="40" w:after="40"/>
-              <w:jc w:val="both"/>
-            </w:pPr>
-            <w:r>
-              <w:rPr>
-                <w:rFonts w:ascii="Times New Roman" w:hAnsi="Times New Roman"/>
-                <w:color w:val="000000"/>
-                <w:sz w:val="20"/>
+              <w:spacing w:before="40" w:after="40" w:line="276" w:lineRule="auto"/>
+              <w:jc w:val="center"/>
+            </w:pPr>
+            <w:r/>
+            <w:r>
+              <w:rPr>
+                <w:rFonts w:ascii="Times New Roman" w:hAnsi="Times New Roman"/>
+                <w:b w:val="0"/>
+                <w:i w:val="0"/>
+                <w:color w:val="1A1A1A"/>
+                <w:sz w:val="19"/>
               </w:rPr>
               <w:t>3</w:t>
             </w:r>
@@ -4137,14 +4488,40 @@
           </w:tcPr>
           <w:p>
             <w:pPr>
-              <w:spacing w:before="40" w:after="40"/>
-              <w:jc w:val="both"/>
-            </w:pPr>
-            <w:r>
-              <w:rPr>
-                <w:rFonts w:ascii="Times New Roman" w:hAnsi="Times New Roman"/>
-                <w:color w:val="000000"/>
-                <w:sz w:val="20"/>
+              <w:spacing w:before="40" w:after="40" w:line="276" w:lineRule="auto"/>
+              <w:jc w:val="center"/>
+            </w:pPr>
+            <w:r/>
+            <w:r>
+              <w:rPr>
+                <w:rFonts w:ascii="Times New Roman" w:hAnsi="Times New Roman"/>
+                <w:b w:val="0"/>
+                <w:i w:val="0"/>
+                <w:color w:val="1A1A1A"/>
+                <w:sz w:val="19"/>
+              </w:rPr>
+              <w:t>—</w:t>
+            </w:r>
+          </w:p>
+        </w:tc>
+        <w:tc>
+          <w:tcPr>
+            <w:tcW w:w="642" w:type="dxa"/>
+            <w:vAlign w:val="center"/>
+          </w:tcPr>
+          <w:p>
+            <w:pPr>
+              <w:spacing w:before="40" w:after="40" w:line="276" w:lineRule="auto"/>
+              <w:jc w:val="center"/>
+            </w:pPr>
+            <w:r/>
+            <w:r>
+              <w:rPr>
+                <w:rFonts w:ascii="Times New Roman" w:hAnsi="Times New Roman"/>
+                <w:b w:val="0"/>
+                <w:i w:val="0"/>
+                <w:color w:val="1A1A1A"/>
+                <w:sz w:val="19"/>
               </w:rPr>
               <w:t>3</w:t>
             </w:r>
@@ -4157,14 +4534,17 @@
           </w:tcPr>
           <w:p>
             <w:pPr>
-              <w:spacing w:before="40" w:after="40"/>
-              <w:jc w:val="both"/>
-            </w:pPr>
-            <w:r>
-              <w:rPr>
-                <w:rFonts w:ascii="Times New Roman" w:hAnsi="Times New Roman"/>
-                <w:color w:val="000000"/>
-                <w:sz w:val="20"/>
+              <w:spacing w:before="40" w:after="40" w:line="276" w:lineRule="auto"/>
+              <w:jc w:val="center"/>
+            </w:pPr>
+            <w:r/>
+            <w:r>
+              <w:rPr>
+                <w:rFonts w:ascii="Times New Roman" w:hAnsi="Times New Roman"/>
+                <w:b w:val="0"/>
+                <w:i w:val="0"/>
+                <w:color w:val="1A1A1A"/>
+                <w:sz w:val="19"/>
               </w:rPr>
               <w:t>3</w:t>
             </w:r>
@@ -4177,14 +4557,155 @@
           </w:tcPr>
           <w:p>
             <w:pPr>
-              <w:spacing w:before="40" w:after="40"/>
-              <w:jc w:val="both"/>
-            </w:pPr>
-            <w:r>
-              <w:rPr>
-                <w:rFonts w:ascii="Times New Roman" w:hAnsi="Times New Roman"/>
-                <w:color w:val="000000"/>
-                <w:sz w:val="20"/>
+              <w:spacing w:before="40" w:after="40" w:line="276" w:lineRule="auto"/>
+              <w:jc w:val="center"/>
+            </w:pPr>
+            <w:r/>
+            <w:r>
+              <w:rPr>
+                <w:rFonts w:ascii="Times New Roman" w:hAnsi="Times New Roman"/>
+                <w:b w:val="0"/>
+                <w:i w:val="0"/>
+                <w:color w:val="1A1A1A"/>
+                <w:sz w:val="19"/>
+              </w:rPr>
+              <w:t>—</w:t>
+            </w:r>
+          </w:p>
+        </w:tc>
+        <w:tc>
+          <w:tcPr>
+            <w:tcW w:w="642" w:type="dxa"/>
+            <w:vAlign w:val="center"/>
+          </w:tcPr>
+          <w:p>
+            <w:pPr>
+              <w:spacing w:before="40" w:after="40" w:line="276" w:lineRule="auto"/>
+              <w:jc w:val="center"/>
+            </w:pPr>
+            <w:r/>
+            <w:r>
+              <w:rPr>
+                <w:rFonts w:ascii="Times New Roman" w:hAnsi="Times New Roman"/>
+                <w:b w:val="0"/>
+                <w:i w:val="0"/>
+                <w:color w:val="1A1A1A"/>
+                <w:sz w:val="19"/>
+              </w:rPr>
+              <w:t>—</w:t>
+            </w:r>
+          </w:p>
+        </w:tc>
+        <w:tc>
+          <w:tcPr>
+            <w:tcW w:w="642" w:type="dxa"/>
+            <w:vAlign w:val="center"/>
+          </w:tcPr>
+          <w:p>
+            <w:pPr>
+              <w:spacing w:before="40" w:after="40" w:line="276" w:lineRule="auto"/>
+              <w:jc w:val="center"/>
+            </w:pPr>
+            <w:r/>
+            <w:r>
+              <w:rPr>
+                <w:rFonts w:ascii="Times New Roman" w:hAnsi="Times New Roman"/>
+                <w:b w:val="0"/>
+                <w:i w:val="0"/>
+                <w:color w:val="1A1A1A"/>
+                <w:sz w:val="19"/>
+              </w:rPr>
+              <w:t>—</w:t>
+            </w:r>
+          </w:p>
+        </w:tc>
+        <w:tc>
+          <w:tcPr>
+            <w:tcW w:w="642" w:type="dxa"/>
+            <w:vAlign w:val="center"/>
+          </w:tcPr>
+          <w:p>
+            <w:pPr>
+              <w:spacing w:before="40" w:after="40" w:line="276" w:lineRule="auto"/>
+              <w:jc w:val="center"/>
+            </w:pPr>
+            <w:r/>
+            <w:r>
+              <w:rPr>
+                <w:rFonts w:ascii="Times New Roman" w:hAnsi="Times New Roman"/>
+                <w:b w:val="0"/>
+                <w:i w:val="0"/>
+                <w:color w:val="1A1A1A"/>
+                <w:sz w:val="19"/>
+              </w:rPr>
+              <w:t>2</w:t>
+            </w:r>
+          </w:p>
+        </w:tc>
+        <w:tc>
+          <w:tcPr>
+            <w:tcW w:w="642" w:type="dxa"/>
+            <w:vAlign w:val="center"/>
+          </w:tcPr>
+          <w:p>
+            <w:pPr>
+              <w:spacing w:before="40" w:after="40" w:line="276" w:lineRule="auto"/>
+              <w:jc w:val="center"/>
+            </w:pPr>
+            <w:r/>
+            <w:r>
+              <w:rPr>
+                <w:rFonts w:ascii="Times New Roman" w:hAnsi="Times New Roman"/>
+                <w:b w:val="0"/>
+                <w:i w:val="0"/>
+                <w:color w:val="1A1A1A"/>
+                <w:sz w:val="19"/>
+              </w:rPr>
+              <w:t>—</w:t>
+            </w:r>
+          </w:p>
+        </w:tc>
+        <w:tc>
+          <w:tcPr>
+            <w:tcW w:w="642" w:type="dxa"/>
+            <w:vAlign w:val="center"/>
+          </w:tcPr>
+          <w:p>
+            <w:pPr>
+              <w:spacing w:before="40" w:after="40" w:line="276" w:lineRule="auto"/>
+              <w:jc w:val="center"/>
+            </w:pPr>
+            <w:r/>
+            <w:r>
+              <w:rPr>
+                <w:rFonts w:ascii="Times New Roman" w:hAnsi="Times New Roman"/>
+                <w:b w:val="0"/>
+                <w:i w:val="0"/>
+                <w:color w:val="1A1A1A"/>
+                <w:sz w:val="19"/>
+              </w:rPr>
+              <w:t>—</w:t>
+            </w:r>
+          </w:p>
+        </w:tc>
+        <w:tc>
+          <w:tcPr>
+            <w:tcW w:w="642" w:type="dxa"/>
+            <w:vAlign w:val="center"/>
+          </w:tcPr>
+          <w:p>
+            <w:pPr>
+              <w:spacing w:before="40" w:after="40" w:line="276" w:lineRule="auto"/>
+              <w:jc w:val="center"/>
+            </w:pPr>
+            <w:r/>
+            <w:r>
+              <w:rPr>
+                <w:rFonts w:ascii="Times New Roman" w:hAnsi="Times New Roman"/>
+                <w:b w:val="0"/>
+                <w:i w:val="0"/>
+                <w:color w:val="1A1A1A"/>
+                <w:sz w:val="19"/>
               </w:rPr>
               <w:t>3</w:t>
             </w:r>
@@ -4197,154 +4718,17 @@
           </w:tcPr>
           <w:p>
             <w:pPr>
-              <w:spacing w:before="40" w:after="40"/>
-              <w:jc w:val="both"/>
-            </w:pPr>
-            <w:r>
-              <w:rPr>
-                <w:rFonts w:ascii="Times New Roman" w:hAnsi="Times New Roman"/>
-                <w:color w:val="000000"/>
-                <w:sz w:val="20"/>
-              </w:rPr>
-              <w:t>1</w:t>
-            </w:r>
-          </w:p>
-        </w:tc>
-        <w:tc>
-          <w:tcPr>
-            <w:tcW w:w="642" w:type="dxa"/>
-            <w:vAlign w:val="center"/>
-          </w:tcPr>
-          <w:p>
-            <w:pPr>
-              <w:spacing w:before="40" w:after="40"/>
-              <w:jc w:val="both"/>
-            </w:pPr>
-            <w:r>
-              <w:rPr>
-                <w:rFonts w:ascii="Times New Roman" w:hAnsi="Times New Roman"/>
-                <w:color w:val="000000"/>
-                <w:sz w:val="20"/>
-              </w:rPr>
-              <w:t>1</w:t>
-            </w:r>
-          </w:p>
-        </w:tc>
-        <w:tc>
-          <w:tcPr>
-            <w:tcW w:w="642" w:type="dxa"/>
-            <w:vAlign w:val="center"/>
-          </w:tcPr>
-          <w:p>
-            <w:pPr>
-              <w:spacing w:before="40" w:after="40"/>
-              <w:jc w:val="both"/>
-            </w:pPr>
-            <w:r>
-              <w:rPr>
-                <w:rFonts w:ascii="Times New Roman" w:hAnsi="Times New Roman"/>
-                <w:color w:val="000000"/>
-                <w:sz w:val="20"/>
-              </w:rPr>
-              <w:t>2</w:t>
-            </w:r>
-          </w:p>
-        </w:tc>
-        <w:tc>
-          <w:tcPr>
-            <w:tcW w:w="642" w:type="dxa"/>
-            <w:vAlign w:val="center"/>
-          </w:tcPr>
-          <w:p>
-            <w:pPr>
-              <w:spacing w:before="40" w:after="40"/>
-              <w:jc w:val="both"/>
-            </w:pPr>
-            <w:r>
-              <w:rPr>
-                <w:rFonts w:ascii="Times New Roman" w:hAnsi="Times New Roman"/>
-                <w:color w:val="000000"/>
-                <w:sz w:val="20"/>
-              </w:rPr>
-              <w:t>—</w:t>
-            </w:r>
-          </w:p>
-        </w:tc>
-        <w:tc>
-          <w:tcPr>
-            <w:tcW w:w="642" w:type="dxa"/>
-            <w:vAlign w:val="center"/>
-          </w:tcPr>
-          <w:p>
-            <w:pPr>
-              <w:spacing w:before="40" w:after="40"/>
-              <w:jc w:val="both"/>
-            </w:pPr>
-            <w:r>
-              <w:rPr>
-                <w:rFonts w:ascii="Times New Roman" w:hAnsi="Times New Roman"/>
-                <w:color w:val="000000"/>
-                <w:sz w:val="20"/>
-              </w:rPr>
-              <w:t>—</w:t>
-            </w:r>
-          </w:p>
-        </w:tc>
-        <w:tc>
-          <w:tcPr>
-            <w:tcW w:w="642" w:type="dxa"/>
-            <w:vAlign w:val="center"/>
-          </w:tcPr>
-          <w:p>
-            <w:pPr>
-              <w:spacing w:before="40" w:after="40"/>
-              <w:jc w:val="both"/>
-            </w:pPr>
-            <w:r>
-              <w:rPr>
-                <w:rFonts w:ascii="Times New Roman" w:hAnsi="Times New Roman"/>
-                <w:color w:val="000000"/>
-                <w:sz w:val="20"/>
-              </w:rPr>
-              <w:t>3</w:t>
-            </w:r>
-          </w:p>
-        </w:tc>
-        <w:tc>
-          <w:tcPr>
-            <w:tcW w:w="642" w:type="dxa"/>
-            <w:vAlign w:val="center"/>
-          </w:tcPr>
-          <w:p>
-            <w:pPr>
-              <w:spacing w:before="40" w:after="40"/>
-              <w:jc w:val="both"/>
-            </w:pPr>
-            <w:r>
-              <w:rPr>
-                <w:rFonts w:ascii="Times New Roman" w:hAnsi="Times New Roman"/>
-                <w:color w:val="000000"/>
-                <w:sz w:val="20"/>
-              </w:rPr>
-              <w:t>3</w:t>
-            </w:r>
-          </w:p>
-        </w:tc>
-        <w:tc>
-          <w:tcPr>
-            <w:tcW w:w="642" w:type="dxa"/>
-            <w:vAlign w:val="center"/>
-          </w:tcPr>
-          <w:p>
-            <w:pPr>
-              <w:spacing w:before="40" w:after="40"/>
-              <w:jc w:val="both"/>
-            </w:pPr>
-            <w:r>
-              <w:rPr>
-                <w:rFonts w:ascii="Times New Roman" w:hAnsi="Times New Roman"/>
-                <w:color w:val="000000"/>
-                <w:sz w:val="20"/>
+              <w:spacing w:before="40" w:after="40" w:line="276" w:lineRule="auto"/>
+              <w:jc w:val="center"/>
+            </w:pPr>
+            <w:r/>
+            <w:r>
+              <w:rPr>
+                <w:rFonts w:ascii="Times New Roman" w:hAnsi="Times New Roman"/>
+                <w:b w:val="0"/>
+                <w:i w:val="0"/>
+                <w:color w:val="1A1A1A"/>
+                <w:sz w:val="19"/>
               </w:rPr>
               <w:t>3</w:t>
             </w:r>
@@ -4364,15 +4748,17 @@
           </w:tcPr>
           <w:p>
             <w:pPr>
-              <w:spacing w:before="40" w:after="40"/>
-              <w:jc w:val="both"/>
-            </w:pPr>
-            <w:r>
-              <w:rPr>
-                <w:rFonts w:ascii="Times New Roman" w:hAnsi="Times New Roman"/>
-                <w:b/>
-                <w:color w:val="000000"/>
-                <w:sz w:val="20"/>
+              <w:spacing w:before="40" w:after="40" w:line="276" w:lineRule="auto"/>
+              <w:jc w:val="center"/>
+            </w:pPr>
+            <w:r/>
+            <w:r>
+              <w:rPr>
+                <w:rFonts w:ascii="Times New Roman" w:hAnsi="Times New Roman"/>
+                <w:b/>
+                <w:i w:val="0"/>
+                <w:color w:val="1A1A1A"/>
+                <w:sz w:val="19"/>
               </w:rPr>
               <w:t>CO3</w:t>
             </w:r>
@@ -4385,14 +4771,17 @@
           </w:tcPr>
           <w:p>
             <w:pPr>
-              <w:spacing w:before="40" w:after="40"/>
-              <w:jc w:val="both"/>
-            </w:pPr>
-            <w:r>
-              <w:rPr>
-                <w:rFonts w:ascii="Times New Roman" w:hAnsi="Times New Roman"/>
-                <w:color w:val="000000"/>
-                <w:sz w:val="20"/>
+              <w:spacing w:before="40" w:after="40" w:line="276" w:lineRule="auto"/>
+              <w:jc w:val="center"/>
+            </w:pPr>
+            <w:r/>
+            <w:r>
+              <w:rPr>
+                <w:rFonts w:ascii="Times New Roman" w:hAnsi="Times New Roman"/>
+                <w:b w:val="0"/>
+                <w:i w:val="0"/>
+                <w:color w:val="1A1A1A"/>
+                <w:sz w:val="19"/>
               </w:rPr>
               <w:t>3</w:t>
             </w:r>
@@ -4405,14 +4794,17 @@
           </w:tcPr>
           <w:p>
             <w:pPr>
-              <w:spacing w:before="40" w:after="40"/>
-              <w:jc w:val="both"/>
-            </w:pPr>
-            <w:r>
-              <w:rPr>
-                <w:rFonts w:ascii="Times New Roman" w:hAnsi="Times New Roman"/>
-                <w:color w:val="000000"/>
-                <w:sz w:val="20"/>
+              <w:spacing w:before="40" w:after="40" w:line="276" w:lineRule="auto"/>
+              <w:jc w:val="center"/>
+            </w:pPr>
+            <w:r/>
+            <w:r>
+              <w:rPr>
+                <w:rFonts w:ascii="Times New Roman" w:hAnsi="Times New Roman"/>
+                <w:b w:val="0"/>
+                <w:i w:val="0"/>
+                <w:color w:val="1A1A1A"/>
+                <w:sz w:val="19"/>
               </w:rPr>
               <w:t>3</w:t>
             </w:r>
@@ -4425,14 +4817,17 @@
           </w:tcPr>
           <w:p>
             <w:pPr>
-              <w:spacing w:before="40" w:after="40"/>
-              <w:jc w:val="both"/>
-            </w:pPr>
-            <w:r>
-              <w:rPr>
-                <w:rFonts w:ascii="Times New Roman" w:hAnsi="Times New Roman"/>
-                <w:color w:val="000000"/>
-                <w:sz w:val="20"/>
+              <w:spacing w:before="40" w:after="40" w:line="276" w:lineRule="auto"/>
+              <w:jc w:val="center"/>
+            </w:pPr>
+            <w:r/>
+            <w:r>
+              <w:rPr>
+                <w:rFonts w:ascii="Times New Roman" w:hAnsi="Times New Roman"/>
+                <w:b w:val="0"/>
+                <w:i w:val="0"/>
+                <w:color w:val="1A1A1A"/>
+                <w:sz w:val="19"/>
               </w:rPr>
               <w:t>3</w:t>
             </w:r>
@@ -4445,14 +4840,40 @@
           </w:tcPr>
           <w:p>
             <w:pPr>
-              <w:spacing w:before="40" w:after="40"/>
-              <w:jc w:val="both"/>
-            </w:pPr>
-            <w:r>
-              <w:rPr>
-                <w:rFonts w:ascii="Times New Roman" w:hAnsi="Times New Roman"/>
-                <w:color w:val="000000"/>
-                <w:sz w:val="20"/>
+              <w:spacing w:before="40" w:after="40" w:line="276" w:lineRule="auto"/>
+              <w:jc w:val="center"/>
+            </w:pPr>
+            <w:r/>
+            <w:r>
+              <w:rPr>
+                <w:rFonts w:ascii="Times New Roman" w:hAnsi="Times New Roman"/>
+                <w:b w:val="0"/>
+                <w:i w:val="0"/>
+                <w:color w:val="1A1A1A"/>
+                <w:sz w:val="19"/>
+              </w:rPr>
+              <w:t>2</w:t>
+            </w:r>
+          </w:p>
+        </w:tc>
+        <w:tc>
+          <w:tcPr>
+            <w:tcW w:w="642" w:type="dxa"/>
+            <w:vAlign w:val="center"/>
+          </w:tcPr>
+          <w:p>
+            <w:pPr>
+              <w:spacing w:before="40" w:after="40" w:line="276" w:lineRule="auto"/>
+              <w:jc w:val="center"/>
+            </w:pPr>
+            <w:r/>
+            <w:r>
+              <w:rPr>
+                <w:rFonts w:ascii="Times New Roman" w:hAnsi="Times New Roman"/>
+                <w:b w:val="0"/>
+                <w:i w:val="0"/>
+                <w:color w:val="1A1A1A"/>
+                <w:sz w:val="19"/>
               </w:rPr>
               <w:t>3</w:t>
             </w:r>
@@ -4465,14 +4886,155 @@
           </w:tcPr>
           <w:p>
             <w:pPr>
-              <w:spacing w:before="40" w:after="40"/>
-              <w:jc w:val="both"/>
-            </w:pPr>
-            <w:r>
-              <w:rPr>
-                <w:rFonts w:ascii="Times New Roman" w:hAnsi="Times New Roman"/>
-                <w:color w:val="000000"/>
-                <w:sz w:val="20"/>
+              <w:spacing w:before="40" w:after="40" w:line="276" w:lineRule="auto"/>
+              <w:jc w:val="center"/>
+            </w:pPr>
+            <w:r/>
+            <w:r>
+              <w:rPr>
+                <w:rFonts w:ascii="Times New Roman" w:hAnsi="Times New Roman"/>
+                <w:b w:val="0"/>
+                <w:i w:val="0"/>
+                <w:color w:val="1A1A1A"/>
+                <w:sz w:val="19"/>
+              </w:rPr>
+              <w:t>—</w:t>
+            </w:r>
+          </w:p>
+        </w:tc>
+        <w:tc>
+          <w:tcPr>
+            <w:tcW w:w="642" w:type="dxa"/>
+            <w:vAlign w:val="center"/>
+          </w:tcPr>
+          <w:p>
+            <w:pPr>
+              <w:spacing w:before="40" w:after="40" w:line="276" w:lineRule="auto"/>
+              <w:jc w:val="center"/>
+            </w:pPr>
+            <w:r/>
+            <w:r>
+              <w:rPr>
+                <w:rFonts w:ascii="Times New Roman" w:hAnsi="Times New Roman"/>
+                <w:b w:val="0"/>
+                <w:i w:val="0"/>
+                <w:color w:val="1A1A1A"/>
+                <w:sz w:val="19"/>
+              </w:rPr>
+              <w:t>—</w:t>
+            </w:r>
+          </w:p>
+        </w:tc>
+        <w:tc>
+          <w:tcPr>
+            <w:tcW w:w="642" w:type="dxa"/>
+            <w:vAlign w:val="center"/>
+          </w:tcPr>
+          <w:p>
+            <w:pPr>
+              <w:spacing w:before="40" w:after="40" w:line="276" w:lineRule="auto"/>
+              <w:jc w:val="center"/>
+            </w:pPr>
+            <w:r/>
+            <w:r>
+              <w:rPr>
+                <w:rFonts w:ascii="Times New Roman" w:hAnsi="Times New Roman"/>
+                <w:b w:val="0"/>
+                <w:i w:val="0"/>
+                <w:color w:val="1A1A1A"/>
+                <w:sz w:val="19"/>
+              </w:rPr>
+              <w:t>2</w:t>
+            </w:r>
+          </w:p>
+        </w:tc>
+        <w:tc>
+          <w:tcPr>
+            <w:tcW w:w="642" w:type="dxa"/>
+            <w:vAlign w:val="center"/>
+          </w:tcPr>
+          <w:p>
+            <w:pPr>
+              <w:spacing w:before="40" w:after="40" w:line="276" w:lineRule="auto"/>
+              <w:jc w:val="center"/>
+            </w:pPr>
+            <w:r/>
+            <w:r>
+              <w:rPr>
+                <w:rFonts w:ascii="Times New Roman" w:hAnsi="Times New Roman"/>
+                <w:b w:val="0"/>
+                <w:i w:val="0"/>
+                <w:color w:val="1A1A1A"/>
+                <w:sz w:val="19"/>
+              </w:rPr>
+              <w:t>—</w:t>
+            </w:r>
+          </w:p>
+        </w:tc>
+        <w:tc>
+          <w:tcPr>
+            <w:tcW w:w="642" w:type="dxa"/>
+            <w:vAlign w:val="center"/>
+          </w:tcPr>
+          <w:p>
+            <w:pPr>
+              <w:spacing w:before="40" w:after="40" w:line="276" w:lineRule="auto"/>
+              <w:jc w:val="center"/>
+            </w:pPr>
+            <w:r/>
+            <w:r>
+              <w:rPr>
+                <w:rFonts w:ascii="Times New Roman" w:hAnsi="Times New Roman"/>
+                <w:b w:val="0"/>
+                <w:i w:val="0"/>
+                <w:color w:val="1A1A1A"/>
+                <w:sz w:val="19"/>
+              </w:rPr>
+              <w:t>—</w:t>
+            </w:r>
+          </w:p>
+        </w:tc>
+        <w:tc>
+          <w:tcPr>
+            <w:tcW w:w="642" w:type="dxa"/>
+            <w:vAlign w:val="center"/>
+          </w:tcPr>
+          <w:p>
+            <w:pPr>
+              <w:spacing w:before="40" w:after="40" w:line="276" w:lineRule="auto"/>
+              <w:jc w:val="center"/>
+            </w:pPr>
+            <w:r/>
+            <w:r>
+              <w:rPr>
+                <w:rFonts w:ascii="Times New Roman" w:hAnsi="Times New Roman"/>
+                <w:b w:val="0"/>
+                <w:i w:val="0"/>
+                <w:color w:val="1A1A1A"/>
+                <w:sz w:val="19"/>
+              </w:rPr>
+              <w:t>—</w:t>
+            </w:r>
+          </w:p>
+        </w:tc>
+        <w:tc>
+          <w:tcPr>
+            <w:tcW w:w="642" w:type="dxa"/>
+            <w:vAlign w:val="center"/>
+          </w:tcPr>
+          <w:p>
+            <w:pPr>
+              <w:spacing w:before="40" w:after="40" w:line="276" w:lineRule="auto"/>
+              <w:jc w:val="center"/>
+            </w:pPr>
+            <w:r/>
+            <w:r>
+              <w:rPr>
+                <w:rFonts w:ascii="Times New Roman" w:hAnsi="Times New Roman"/>
+                <w:b w:val="0"/>
+                <w:i w:val="0"/>
+                <w:color w:val="1A1A1A"/>
+                <w:sz w:val="19"/>
               </w:rPr>
               <w:t>3</w:t>
             </w:r>
@@ -4485,154 +5047,17 @@
           </w:tcPr>
           <w:p>
             <w:pPr>
-              <w:spacing w:before="40" w:after="40"/>
-              <w:jc w:val="both"/>
-            </w:pPr>
-            <w:r>
-              <w:rPr>
-                <w:rFonts w:ascii="Times New Roman" w:hAnsi="Times New Roman"/>
-                <w:color w:val="000000"/>
-                <w:sz w:val="20"/>
-              </w:rPr>
-              <w:t>2</w:t>
-            </w:r>
-          </w:p>
-        </w:tc>
-        <w:tc>
-          <w:tcPr>
-            <w:tcW w:w="642" w:type="dxa"/>
-            <w:vAlign w:val="center"/>
-          </w:tcPr>
-          <w:p>
-            <w:pPr>
-              <w:spacing w:before="40" w:after="40"/>
-              <w:jc w:val="both"/>
-            </w:pPr>
-            <w:r>
-              <w:rPr>
-                <w:rFonts w:ascii="Times New Roman" w:hAnsi="Times New Roman"/>
-                <w:color w:val="000000"/>
-                <w:sz w:val="20"/>
-              </w:rPr>
-              <w:t>2</w:t>
-            </w:r>
-          </w:p>
-        </w:tc>
-        <w:tc>
-          <w:tcPr>
-            <w:tcW w:w="642" w:type="dxa"/>
-            <w:vAlign w:val="center"/>
-          </w:tcPr>
-          <w:p>
-            <w:pPr>
-              <w:spacing w:before="40" w:after="40"/>
-              <w:jc w:val="both"/>
-            </w:pPr>
-            <w:r>
-              <w:rPr>
-                <w:rFonts w:ascii="Times New Roman" w:hAnsi="Times New Roman"/>
-                <w:color w:val="000000"/>
-                <w:sz w:val="20"/>
-              </w:rPr>
-              <w:t>2</w:t>
-            </w:r>
-          </w:p>
-        </w:tc>
-        <w:tc>
-          <w:tcPr>
-            <w:tcW w:w="642" w:type="dxa"/>
-            <w:vAlign w:val="center"/>
-          </w:tcPr>
-          <w:p>
-            <w:pPr>
-              <w:spacing w:before="40" w:after="40"/>
-              <w:jc w:val="both"/>
-            </w:pPr>
-            <w:r>
-              <w:rPr>
-                <w:rFonts w:ascii="Times New Roman" w:hAnsi="Times New Roman"/>
-                <w:color w:val="000000"/>
-                <w:sz w:val="20"/>
-              </w:rPr>
-              <w:t>—</w:t>
-            </w:r>
-          </w:p>
-        </w:tc>
-        <w:tc>
-          <w:tcPr>
-            <w:tcW w:w="642" w:type="dxa"/>
-            <w:vAlign w:val="center"/>
-          </w:tcPr>
-          <w:p>
-            <w:pPr>
-              <w:spacing w:before="40" w:after="40"/>
-              <w:jc w:val="both"/>
-            </w:pPr>
-            <w:r>
-              <w:rPr>
-                <w:rFonts w:ascii="Times New Roman" w:hAnsi="Times New Roman"/>
-                <w:color w:val="000000"/>
-                <w:sz w:val="20"/>
-              </w:rPr>
-              <w:t>—</w:t>
-            </w:r>
-          </w:p>
-        </w:tc>
-        <w:tc>
-          <w:tcPr>
-            <w:tcW w:w="642" w:type="dxa"/>
-            <w:vAlign w:val="center"/>
-          </w:tcPr>
-          <w:p>
-            <w:pPr>
-              <w:spacing w:before="40" w:after="40"/>
-              <w:jc w:val="both"/>
-            </w:pPr>
-            <w:r>
-              <w:rPr>
-                <w:rFonts w:ascii="Times New Roman" w:hAnsi="Times New Roman"/>
-                <w:color w:val="000000"/>
-                <w:sz w:val="20"/>
-              </w:rPr>
-              <w:t>3</w:t>
-            </w:r>
-          </w:p>
-        </w:tc>
-        <w:tc>
-          <w:tcPr>
-            <w:tcW w:w="642" w:type="dxa"/>
-            <w:vAlign w:val="center"/>
-          </w:tcPr>
-          <w:p>
-            <w:pPr>
-              <w:spacing w:before="40" w:after="40"/>
-              <w:jc w:val="both"/>
-            </w:pPr>
-            <w:r>
-              <w:rPr>
-                <w:rFonts w:ascii="Times New Roman" w:hAnsi="Times New Roman"/>
-                <w:color w:val="000000"/>
-                <w:sz w:val="20"/>
-              </w:rPr>
-              <w:t>3</w:t>
-            </w:r>
-          </w:p>
-        </w:tc>
-        <w:tc>
-          <w:tcPr>
-            <w:tcW w:w="642" w:type="dxa"/>
-            <w:vAlign w:val="center"/>
-          </w:tcPr>
-          <w:p>
-            <w:pPr>
-              <w:spacing w:before="40" w:after="40"/>
-              <w:jc w:val="both"/>
-            </w:pPr>
-            <w:r>
-              <w:rPr>
-                <w:rFonts w:ascii="Times New Roman" w:hAnsi="Times New Roman"/>
-                <w:color w:val="000000"/>
-                <w:sz w:val="20"/>
+              <w:spacing w:before="40" w:after="40" w:line="276" w:lineRule="auto"/>
+              <w:jc w:val="center"/>
+            </w:pPr>
+            <w:r/>
+            <w:r>
+              <w:rPr>
+                <w:rFonts w:ascii="Times New Roman" w:hAnsi="Times New Roman"/>
+                <w:b w:val="0"/>
+                <w:i w:val="0"/>
+                <w:color w:val="1A1A1A"/>
+                <w:sz w:val="19"/>
               </w:rPr>
               <w:t>3</w:t>
             </w:r>
@@ -4652,15 +5077,17 @@
           </w:tcPr>
           <w:p>
             <w:pPr>
-              <w:spacing w:before="40" w:after="40"/>
-              <w:jc w:val="both"/>
-            </w:pPr>
-            <w:r>
-              <w:rPr>
-                <w:rFonts w:ascii="Times New Roman" w:hAnsi="Times New Roman"/>
-                <w:b/>
-                <w:color w:val="000000"/>
-                <w:sz w:val="20"/>
+              <w:spacing w:before="40" w:after="40" w:line="276" w:lineRule="auto"/>
+              <w:jc w:val="center"/>
+            </w:pPr>
+            <w:r/>
+            <w:r>
+              <w:rPr>
+                <w:rFonts w:ascii="Times New Roman" w:hAnsi="Times New Roman"/>
+                <w:b/>
+                <w:i w:val="0"/>
+                <w:color w:val="1A1A1A"/>
+                <w:sz w:val="19"/>
               </w:rPr>
               <w:t>CO4</w:t>
             </w:r>
@@ -4673,14 +5100,17 @@
           </w:tcPr>
           <w:p>
             <w:pPr>
-              <w:spacing w:before="40" w:after="40"/>
-              <w:jc w:val="both"/>
-            </w:pPr>
-            <w:r>
-              <w:rPr>
-                <w:rFonts w:ascii="Times New Roman" w:hAnsi="Times New Roman"/>
-                <w:color w:val="000000"/>
-                <w:sz w:val="20"/>
+              <w:spacing w:before="40" w:after="40" w:line="276" w:lineRule="auto"/>
+              <w:jc w:val="center"/>
+            </w:pPr>
+            <w:r/>
+            <w:r>
+              <w:rPr>
+                <w:rFonts w:ascii="Times New Roman" w:hAnsi="Times New Roman"/>
+                <w:b w:val="0"/>
+                <w:i w:val="0"/>
+                <w:color w:val="1A1A1A"/>
+                <w:sz w:val="19"/>
               </w:rPr>
               <w:t>3</w:t>
             </w:r>
@@ -4693,14 +5123,17 @@
           </w:tcPr>
           <w:p>
             <w:pPr>
-              <w:spacing w:before="40" w:after="40"/>
-              <w:jc w:val="both"/>
-            </w:pPr>
-            <w:r>
-              <w:rPr>
-                <w:rFonts w:ascii="Times New Roman" w:hAnsi="Times New Roman"/>
-                <w:color w:val="000000"/>
-                <w:sz w:val="20"/>
+              <w:spacing w:before="40" w:after="40" w:line="276" w:lineRule="auto"/>
+              <w:jc w:val="center"/>
+            </w:pPr>
+            <w:r/>
+            <w:r>
+              <w:rPr>
+                <w:rFonts w:ascii="Times New Roman" w:hAnsi="Times New Roman"/>
+                <w:b w:val="0"/>
+                <w:i w:val="0"/>
+                <w:color w:val="1A1A1A"/>
+                <w:sz w:val="19"/>
               </w:rPr>
               <w:t>3</w:t>
             </w:r>
@@ -4713,14 +5146,40 @@
           </w:tcPr>
           <w:p>
             <w:pPr>
-              <w:spacing w:before="40" w:after="40"/>
-              <w:jc w:val="both"/>
-            </w:pPr>
-            <w:r>
-              <w:rPr>
-                <w:rFonts w:ascii="Times New Roman" w:hAnsi="Times New Roman"/>
-                <w:color w:val="000000"/>
-                <w:sz w:val="20"/>
+              <w:spacing w:before="40" w:after="40" w:line="276" w:lineRule="auto"/>
+              <w:jc w:val="center"/>
+            </w:pPr>
+            <w:r/>
+            <w:r>
+              <w:rPr>
+                <w:rFonts w:ascii="Times New Roman" w:hAnsi="Times New Roman"/>
+                <w:b w:val="0"/>
+                <w:i w:val="0"/>
+                <w:color w:val="1A1A1A"/>
+                <w:sz w:val="19"/>
+              </w:rPr>
+              <w:t>—</w:t>
+            </w:r>
+          </w:p>
+        </w:tc>
+        <w:tc>
+          <w:tcPr>
+            <w:tcW w:w="642" w:type="dxa"/>
+            <w:vAlign w:val="center"/>
+          </w:tcPr>
+          <w:p>
+            <w:pPr>
+              <w:spacing w:before="40" w:after="40" w:line="276" w:lineRule="auto"/>
+              <w:jc w:val="center"/>
+            </w:pPr>
+            <w:r/>
+            <w:r>
+              <w:rPr>
+                <w:rFonts w:ascii="Times New Roman" w:hAnsi="Times New Roman"/>
+                <w:b w:val="0"/>
+                <w:i w:val="0"/>
+                <w:color w:val="1A1A1A"/>
+                <w:sz w:val="19"/>
               </w:rPr>
               <w:t>3</w:t>
             </w:r>
@@ -4733,14 +5192,17 @@
           </w:tcPr>
           <w:p>
             <w:pPr>
-              <w:spacing w:before="40" w:after="40"/>
-              <w:jc w:val="both"/>
-            </w:pPr>
-            <w:r>
-              <w:rPr>
-                <w:rFonts w:ascii="Times New Roman" w:hAnsi="Times New Roman"/>
-                <w:color w:val="000000"/>
-                <w:sz w:val="20"/>
+              <w:spacing w:before="40" w:after="40" w:line="276" w:lineRule="auto"/>
+              <w:jc w:val="center"/>
+            </w:pPr>
+            <w:r/>
+            <w:r>
+              <w:rPr>
+                <w:rFonts w:ascii="Times New Roman" w:hAnsi="Times New Roman"/>
+                <w:b w:val="0"/>
+                <w:i w:val="0"/>
+                <w:color w:val="1A1A1A"/>
+                <w:sz w:val="19"/>
               </w:rPr>
               <w:t>3</w:t>
             </w:r>
@@ -4753,14 +5215,155 @@
           </w:tcPr>
           <w:p>
             <w:pPr>
-              <w:spacing w:before="40" w:after="40"/>
-              <w:jc w:val="both"/>
-            </w:pPr>
-            <w:r>
-              <w:rPr>
-                <w:rFonts w:ascii="Times New Roman" w:hAnsi="Times New Roman"/>
-                <w:color w:val="000000"/>
-                <w:sz w:val="20"/>
+              <w:spacing w:before="40" w:after="40" w:line="276" w:lineRule="auto"/>
+              <w:jc w:val="center"/>
+            </w:pPr>
+            <w:r/>
+            <w:r>
+              <w:rPr>
+                <w:rFonts w:ascii="Times New Roman" w:hAnsi="Times New Roman"/>
+                <w:b w:val="0"/>
+                <w:i w:val="0"/>
+                <w:color w:val="1A1A1A"/>
+                <w:sz w:val="19"/>
+              </w:rPr>
+              <w:t>—</w:t>
+            </w:r>
+          </w:p>
+        </w:tc>
+        <w:tc>
+          <w:tcPr>
+            <w:tcW w:w="642" w:type="dxa"/>
+            <w:vAlign w:val="center"/>
+          </w:tcPr>
+          <w:p>
+            <w:pPr>
+              <w:spacing w:before="40" w:after="40" w:line="276" w:lineRule="auto"/>
+              <w:jc w:val="center"/>
+            </w:pPr>
+            <w:r/>
+            <w:r>
+              <w:rPr>
+                <w:rFonts w:ascii="Times New Roman" w:hAnsi="Times New Roman"/>
+                <w:b w:val="0"/>
+                <w:i w:val="0"/>
+                <w:color w:val="1A1A1A"/>
+                <w:sz w:val="19"/>
+              </w:rPr>
+              <w:t>2</w:t>
+            </w:r>
+          </w:p>
+        </w:tc>
+        <w:tc>
+          <w:tcPr>
+            <w:tcW w:w="642" w:type="dxa"/>
+            <w:vAlign w:val="center"/>
+          </w:tcPr>
+          <w:p>
+            <w:pPr>
+              <w:spacing w:before="40" w:after="40" w:line="276" w:lineRule="auto"/>
+              <w:jc w:val="center"/>
+            </w:pPr>
+            <w:r/>
+            <w:r>
+              <w:rPr>
+                <w:rFonts w:ascii="Times New Roman" w:hAnsi="Times New Roman"/>
+                <w:b w:val="0"/>
+                <w:i w:val="0"/>
+                <w:color w:val="1A1A1A"/>
+                <w:sz w:val="19"/>
+              </w:rPr>
+              <w:t>—</w:t>
+            </w:r>
+          </w:p>
+        </w:tc>
+        <w:tc>
+          <w:tcPr>
+            <w:tcW w:w="642" w:type="dxa"/>
+            <w:vAlign w:val="center"/>
+          </w:tcPr>
+          <w:p>
+            <w:pPr>
+              <w:spacing w:before="40" w:after="40" w:line="276" w:lineRule="auto"/>
+              <w:jc w:val="center"/>
+            </w:pPr>
+            <w:r/>
+            <w:r>
+              <w:rPr>
+                <w:rFonts w:ascii="Times New Roman" w:hAnsi="Times New Roman"/>
+                <w:b w:val="0"/>
+                <w:i w:val="0"/>
+                <w:color w:val="1A1A1A"/>
+                <w:sz w:val="19"/>
+              </w:rPr>
+              <w:t>2</w:t>
+            </w:r>
+          </w:p>
+        </w:tc>
+        <w:tc>
+          <w:tcPr>
+            <w:tcW w:w="642" w:type="dxa"/>
+            <w:vAlign w:val="center"/>
+          </w:tcPr>
+          <w:p>
+            <w:pPr>
+              <w:spacing w:before="40" w:after="40" w:line="276" w:lineRule="auto"/>
+              <w:jc w:val="center"/>
+            </w:pPr>
+            <w:r/>
+            <w:r>
+              <w:rPr>
+                <w:rFonts w:ascii="Times New Roman" w:hAnsi="Times New Roman"/>
+                <w:b w:val="0"/>
+                <w:i w:val="0"/>
+                <w:color w:val="1A1A1A"/>
+                <w:sz w:val="19"/>
+              </w:rPr>
+              <w:t>—</w:t>
+            </w:r>
+          </w:p>
+        </w:tc>
+        <w:tc>
+          <w:tcPr>
+            <w:tcW w:w="642" w:type="dxa"/>
+            <w:vAlign w:val="center"/>
+          </w:tcPr>
+          <w:p>
+            <w:pPr>
+              <w:spacing w:before="40" w:after="40" w:line="276" w:lineRule="auto"/>
+              <w:jc w:val="center"/>
+            </w:pPr>
+            <w:r/>
+            <w:r>
+              <w:rPr>
+                <w:rFonts w:ascii="Times New Roman" w:hAnsi="Times New Roman"/>
+                <w:b w:val="0"/>
+                <w:i w:val="0"/>
+                <w:color w:val="1A1A1A"/>
+                <w:sz w:val="19"/>
+              </w:rPr>
+              <w:t>—</w:t>
+            </w:r>
+          </w:p>
+        </w:tc>
+        <w:tc>
+          <w:tcPr>
+            <w:tcW w:w="642" w:type="dxa"/>
+            <w:vAlign w:val="center"/>
+          </w:tcPr>
+          <w:p>
+            <w:pPr>
+              <w:spacing w:before="40" w:after="40" w:line="276" w:lineRule="auto"/>
+              <w:jc w:val="center"/>
+            </w:pPr>
+            <w:r/>
+            <w:r>
+              <w:rPr>
+                <w:rFonts w:ascii="Times New Roman" w:hAnsi="Times New Roman"/>
+                <w:b w:val="0"/>
+                <w:i w:val="0"/>
+                <w:color w:val="1A1A1A"/>
+                <w:sz w:val="19"/>
               </w:rPr>
               <w:t>3</w:t>
             </w:r>
@@ -4773,154 +5376,17 @@
           </w:tcPr>
           <w:p>
             <w:pPr>
-              <w:spacing w:before="40" w:after="40"/>
-              <w:jc w:val="both"/>
-            </w:pPr>
-            <w:r>
-              <w:rPr>
-                <w:rFonts w:ascii="Times New Roman" w:hAnsi="Times New Roman"/>
-                <w:color w:val="000000"/>
-                <w:sz w:val="20"/>
-              </w:rPr>
-              <w:t>3</w:t>
-            </w:r>
-          </w:p>
-        </w:tc>
-        <w:tc>
-          <w:tcPr>
-            <w:tcW w:w="642" w:type="dxa"/>
-            <w:vAlign w:val="center"/>
-          </w:tcPr>
-          <w:p>
-            <w:pPr>
-              <w:spacing w:before="40" w:after="40"/>
-              <w:jc w:val="both"/>
-            </w:pPr>
-            <w:r>
-              <w:rPr>
-                <w:rFonts w:ascii="Times New Roman" w:hAnsi="Times New Roman"/>
-                <w:color w:val="000000"/>
-                <w:sz w:val="20"/>
-              </w:rPr>
-              <w:t>2</w:t>
-            </w:r>
-          </w:p>
-        </w:tc>
-        <w:tc>
-          <w:tcPr>
-            <w:tcW w:w="642" w:type="dxa"/>
-            <w:vAlign w:val="center"/>
-          </w:tcPr>
-          <w:p>
-            <w:pPr>
-              <w:spacing w:before="40" w:after="40"/>
-              <w:jc w:val="both"/>
-            </w:pPr>
-            <w:r>
-              <w:rPr>
-                <w:rFonts w:ascii="Times New Roman" w:hAnsi="Times New Roman"/>
-                <w:color w:val="000000"/>
-                <w:sz w:val="20"/>
-              </w:rPr>
-              <w:t>3</w:t>
-            </w:r>
-          </w:p>
-        </w:tc>
-        <w:tc>
-          <w:tcPr>
-            <w:tcW w:w="642" w:type="dxa"/>
-            <w:vAlign w:val="center"/>
-          </w:tcPr>
-          <w:p>
-            <w:pPr>
-              <w:spacing w:before="40" w:after="40"/>
-              <w:jc w:val="both"/>
-            </w:pPr>
-            <w:r>
-              <w:rPr>
-                <w:rFonts w:ascii="Times New Roman" w:hAnsi="Times New Roman"/>
-                <w:color w:val="000000"/>
-                <w:sz w:val="20"/>
-              </w:rPr>
-              <w:t>—</w:t>
-            </w:r>
-          </w:p>
-        </w:tc>
-        <w:tc>
-          <w:tcPr>
-            <w:tcW w:w="642" w:type="dxa"/>
-            <w:vAlign w:val="center"/>
-          </w:tcPr>
-          <w:p>
-            <w:pPr>
-              <w:spacing w:before="40" w:after="40"/>
-              <w:jc w:val="both"/>
-            </w:pPr>
-            <w:r>
-              <w:rPr>
-                <w:rFonts w:ascii="Times New Roman" w:hAnsi="Times New Roman"/>
-                <w:color w:val="000000"/>
-                <w:sz w:val="20"/>
-              </w:rPr>
-              <w:t>—</w:t>
-            </w:r>
-          </w:p>
-        </w:tc>
-        <w:tc>
-          <w:tcPr>
-            <w:tcW w:w="642" w:type="dxa"/>
-            <w:vAlign w:val="center"/>
-          </w:tcPr>
-          <w:p>
-            <w:pPr>
-              <w:spacing w:before="40" w:after="40"/>
-              <w:jc w:val="both"/>
-            </w:pPr>
-            <w:r>
-              <w:rPr>
-                <w:rFonts w:ascii="Times New Roman" w:hAnsi="Times New Roman"/>
-                <w:color w:val="000000"/>
-                <w:sz w:val="20"/>
-              </w:rPr>
-              <w:t>3</w:t>
-            </w:r>
-          </w:p>
-        </w:tc>
-        <w:tc>
-          <w:tcPr>
-            <w:tcW w:w="642" w:type="dxa"/>
-            <w:vAlign w:val="center"/>
-          </w:tcPr>
-          <w:p>
-            <w:pPr>
-              <w:spacing w:before="40" w:after="40"/>
-              <w:jc w:val="both"/>
-            </w:pPr>
-            <w:r>
-              <w:rPr>
-                <w:rFonts w:ascii="Times New Roman" w:hAnsi="Times New Roman"/>
-                <w:color w:val="000000"/>
-                <w:sz w:val="20"/>
-              </w:rPr>
-              <w:t>3</w:t>
-            </w:r>
-          </w:p>
-        </w:tc>
-        <w:tc>
-          <w:tcPr>
-            <w:tcW w:w="642" w:type="dxa"/>
-            <w:vAlign w:val="center"/>
-          </w:tcPr>
-          <w:p>
-            <w:pPr>
-              <w:spacing w:before="40" w:after="40"/>
-              <w:jc w:val="both"/>
-            </w:pPr>
-            <w:r>
-              <w:rPr>
-                <w:rFonts w:ascii="Times New Roman" w:hAnsi="Times New Roman"/>
-                <w:color w:val="000000"/>
-                <w:sz w:val="20"/>
+              <w:spacing w:before="40" w:after="40" w:line="276" w:lineRule="auto"/>
+              <w:jc w:val="center"/>
+            </w:pPr>
+            <w:r/>
+            <w:r>
+              <w:rPr>
+                <w:rFonts w:ascii="Times New Roman" w:hAnsi="Times New Roman"/>
+                <w:b w:val="0"/>
+                <w:i w:val="0"/>
+                <w:color w:val="1A1A1A"/>
+                <w:sz w:val="19"/>
               </w:rPr>
               <w:t>3</w:t>
             </w:r>
@@ -4940,15 +5406,652 @@
           </w:tcPr>
           <w:p>
             <w:pPr>
-              <w:spacing w:before="40" w:after="40"/>
-              <w:jc w:val="both"/>
-            </w:pPr>
-            <w:r>
-              <w:rPr>
-                <w:rFonts w:ascii="Times New Roman" w:hAnsi="Times New Roman"/>
-                <w:b/>
-                <w:color w:val="000000"/>
-                <w:sz w:val="20"/>
+              <w:spacing w:before="40" w:after="40" w:line="276" w:lineRule="auto"/>
+              <w:jc w:val="center"/>
+            </w:pPr>
+            <w:r/>
+            <w:r>
+              <w:rPr>
+                <w:rFonts w:ascii="Times New Roman" w:hAnsi="Times New Roman"/>
+                <w:b/>
+                <w:i w:val="0"/>
+                <w:color w:val="1A1A1A"/>
+                <w:sz w:val="19"/>
+              </w:rPr>
+              <w:t>CO5</w:t>
+            </w:r>
+          </w:p>
+        </w:tc>
+        <w:tc>
+          <w:tcPr>
+            <w:tcW w:w="642" w:type="dxa"/>
+            <w:vAlign w:val="center"/>
+          </w:tcPr>
+          <w:p>
+            <w:pPr>
+              <w:spacing w:before="40" w:after="40" w:line="276" w:lineRule="auto"/>
+              <w:jc w:val="center"/>
+            </w:pPr>
+            <w:r/>
+            <w:r>
+              <w:rPr>
+                <w:rFonts w:ascii="Times New Roman" w:hAnsi="Times New Roman"/>
+                <w:b w:val="0"/>
+                <w:i w:val="0"/>
+                <w:color w:val="1A1A1A"/>
+                <w:sz w:val="19"/>
+              </w:rPr>
+              <w:t>2</w:t>
+            </w:r>
+          </w:p>
+        </w:tc>
+        <w:tc>
+          <w:tcPr>
+            <w:tcW w:w="642" w:type="dxa"/>
+            <w:vAlign w:val="center"/>
+          </w:tcPr>
+          <w:p>
+            <w:pPr>
+              <w:spacing w:before="40" w:after="40" w:line="276" w:lineRule="auto"/>
+              <w:jc w:val="center"/>
+            </w:pPr>
+            <w:r/>
+            <w:r>
+              <w:rPr>
+                <w:rFonts w:ascii="Times New Roman" w:hAnsi="Times New Roman"/>
+                <w:b w:val="0"/>
+                <w:i w:val="0"/>
+                <w:color w:val="1A1A1A"/>
+                <w:sz w:val="19"/>
+              </w:rPr>
+              <w:t>2</w:t>
+            </w:r>
+          </w:p>
+        </w:tc>
+        <w:tc>
+          <w:tcPr>
+            <w:tcW w:w="642" w:type="dxa"/>
+            <w:vAlign w:val="center"/>
+          </w:tcPr>
+          <w:p>
+            <w:pPr>
+              <w:spacing w:before="40" w:after="40" w:line="276" w:lineRule="auto"/>
+              <w:jc w:val="center"/>
+            </w:pPr>
+            <w:r/>
+            <w:r>
+              <w:rPr>
+                <w:rFonts w:ascii="Times New Roman" w:hAnsi="Times New Roman"/>
+                <w:b w:val="0"/>
+                <w:i w:val="0"/>
+                <w:color w:val="1A1A1A"/>
+                <w:sz w:val="19"/>
+              </w:rPr>
+              <w:t>—</w:t>
+            </w:r>
+          </w:p>
+        </w:tc>
+        <w:tc>
+          <w:tcPr>
+            <w:tcW w:w="642" w:type="dxa"/>
+            <w:vAlign w:val="center"/>
+          </w:tcPr>
+          <w:p>
+            <w:pPr>
+              <w:spacing w:before="40" w:after="40" w:line="276" w:lineRule="auto"/>
+              <w:jc w:val="center"/>
+            </w:pPr>
+            <w:r/>
+            <w:r>
+              <w:rPr>
+                <w:rFonts w:ascii="Times New Roman" w:hAnsi="Times New Roman"/>
+                <w:b w:val="0"/>
+                <w:i w:val="0"/>
+                <w:color w:val="1A1A1A"/>
+                <w:sz w:val="19"/>
+              </w:rPr>
+              <w:t>—</w:t>
+            </w:r>
+          </w:p>
+        </w:tc>
+        <w:tc>
+          <w:tcPr>
+            <w:tcW w:w="642" w:type="dxa"/>
+            <w:vAlign w:val="center"/>
+          </w:tcPr>
+          <w:p>
+            <w:pPr>
+              <w:spacing w:before="40" w:after="40" w:line="276" w:lineRule="auto"/>
+              <w:jc w:val="center"/>
+            </w:pPr>
+            <w:r/>
+            <w:r>
+              <w:rPr>
+                <w:rFonts w:ascii="Times New Roman" w:hAnsi="Times New Roman"/>
+                <w:b w:val="0"/>
+                <w:i w:val="0"/>
+                <w:color w:val="1A1A1A"/>
+                <w:sz w:val="19"/>
+              </w:rPr>
+              <w:t>2</w:t>
+            </w:r>
+          </w:p>
+        </w:tc>
+        <w:tc>
+          <w:tcPr>
+            <w:tcW w:w="642" w:type="dxa"/>
+            <w:vAlign w:val="center"/>
+          </w:tcPr>
+          <w:p>
+            <w:pPr>
+              <w:spacing w:before="40" w:after="40" w:line="276" w:lineRule="auto"/>
+              <w:jc w:val="center"/>
+            </w:pPr>
+            <w:r/>
+            <w:r>
+              <w:rPr>
+                <w:rFonts w:ascii="Times New Roman" w:hAnsi="Times New Roman"/>
+                <w:b w:val="0"/>
+                <w:i w:val="0"/>
+                <w:color w:val="1A1A1A"/>
+                <w:sz w:val="19"/>
+              </w:rPr>
+              <w:t>—</w:t>
+            </w:r>
+          </w:p>
+        </w:tc>
+        <w:tc>
+          <w:tcPr>
+            <w:tcW w:w="642" w:type="dxa"/>
+            <w:vAlign w:val="center"/>
+          </w:tcPr>
+          <w:p>
+            <w:pPr>
+              <w:spacing w:before="40" w:after="40" w:line="276" w:lineRule="auto"/>
+              <w:jc w:val="center"/>
+            </w:pPr>
+            <w:r/>
+            <w:r>
+              <w:rPr>
+                <w:rFonts w:ascii="Times New Roman" w:hAnsi="Times New Roman"/>
+                <w:b w:val="0"/>
+                <w:i w:val="0"/>
+                <w:color w:val="1A1A1A"/>
+                <w:sz w:val="19"/>
+              </w:rPr>
+              <w:t>—</w:t>
+            </w:r>
+          </w:p>
+        </w:tc>
+        <w:tc>
+          <w:tcPr>
+            <w:tcW w:w="642" w:type="dxa"/>
+            <w:vAlign w:val="center"/>
+          </w:tcPr>
+          <w:p>
+            <w:pPr>
+              <w:spacing w:before="40" w:after="40" w:line="276" w:lineRule="auto"/>
+              <w:jc w:val="center"/>
+            </w:pPr>
+            <w:r/>
+            <w:r>
+              <w:rPr>
+                <w:rFonts w:ascii="Times New Roman" w:hAnsi="Times New Roman"/>
+                <w:b w:val="0"/>
+                <w:i w:val="0"/>
+                <w:color w:val="1A1A1A"/>
+                <w:sz w:val="19"/>
+              </w:rPr>
+              <w:t>—</w:t>
+            </w:r>
+          </w:p>
+        </w:tc>
+        <w:tc>
+          <w:tcPr>
+            <w:tcW w:w="642" w:type="dxa"/>
+            <w:vAlign w:val="center"/>
+          </w:tcPr>
+          <w:p>
+            <w:pPr>
+              <w:spacing w:before="40" w:after="40" w:line="276" w:lineRule="auto"/>
+              <w:jc w:val="center"/>
+            </w:pPr>
+            <w:r/>
+            <w:r>
+              <w:rPr>
+                <w:rFonts w:ascii="Times New Roman" w:hAnsi="Times New Roman"/>
+                <w:b w:val="0"/>
+                <w:i w:val="0"/>
+                <w:color w:val="1A1A1A"/>
+                <w:sz w:val="19"/>
+              </w:rPr>
+              <w:t>—</w:t>
+            </w:r>
+          </w:p>
+        </w:tc>
+        <w:tc>
+          <w:tcPr>
+            <w:tcW w:w="642" w:type="dxa"/>
+            <w:vAlign w:val="center"/>
+          </w:tcPr>
+          <w:p>
+            <w:pPr>
+              <w:spacing w:before="40" w:after="40" w:line="276" w:lineRule="auto"/>
+              <w:jc w:val="center"/>
+            </w:pPr>
+            <w:r/>
+            <w:r>
+              <w:rPr>
+                <w:rFonts w:ascii="Times New Roman" w:hAnsi="Times New Roman"/>
+                <w:b w:val="0"/>
+                <w:i w:val="0"/>
+                <w:color w:val="1A1A1A"/>
+                <w:sz w:val="19"/>
+              </w:rPr>
+              <w:t>—</w:t>
+            </w:r>
+          </w:p>
+        </w:tc>
+        <w:tc>
+          <w:tcPr>
+            <w:tcW w:w="642" w:type="dxa"/>
+            <w:vAlign w:val="center"/>
+          </w:tcPr>
+          <w:p>
+            <w:pPr>
+              <w:spacing w:before="40" w:after="40" w:line="276" w:lineRule="auto"/>
+              <w:jc w:val="center"/>
+            </w:pPr>
+            <w:r/>
+            <w:r>
+              <w:rPr>
+                <w:rFonts w:ascii="Times New Roman" w:hAnsi="Times New Roman"/>
+                <w:b w:val="0"/>
+                <w:i w:val="0"/>
+                <w:color w:val="1A1A1A"/>
+                <w:sz w:val="19"/>
+              </w:rPr>
+              <w:t>—</w:t>
+            </w:r>
+          </w:p>
+        </w:tc>
+        <w:tc>
+          <w:tcPr>
+            <w:tcW w:w="642" w:type="dxa"/>
+            <w:vAlign w:val="center"/>
+          </w:tcPr>
+          <w:p>
+            <w:pPr>
+              <w:spacing w:before="40" w:after="40" w:line="276" w:lineRule="auto"/>
+              <w:jc w:val="center"/>
+            </w:pPr>
+            <w:r/>
+            <w:r>
+              <w:rPr>
+                <w:rFonts w:ascii="Times New Roman" w:hAnsi="Times New Roman"/>
+                <w:b w:val="0"/>
+                <w:i w:val="0"/>
+                <w:color w:val="1A1A1A"/>
+                <w:sz w:val="19"/>
+              </w:rPr>
+              <w:t>2</w:t>
+            </w:r>
+          </w:p>
+        </w:tc>
+        <w:tc>
+          <w:tcPr>
+            <w:tcW w:w="642" w:type="dxa"/>
+            <w:vAlign w:val="center"/>
+          </w:tcPr>
+          <w:p>
+            <w:pPr>
+              <w:spacing w:before="40" w:after="40" w:line="276" w:lineRule="auto"/>
+              <w:jc w:val="center"/>
+            </w:pPr>
+            <w:r/>
+            <w:r>
+              <w:rPr>
+                <w:rFonts w:ascii="Times New Roman" w:hAnsi="Times New Roman"/>
+                <w:b w:val="0"/>
+                <w:i w:val="0"/>
+                <w:color w:val="1A1A1A"/>
+                <w:sz w:val="19"/>
+              </w:rPr>
+              <w:t>2</w:t>
+            </w:r>
+          </w:p>
+        </w:tc>
+      </w:tr>
+      <w:tr>
+        <w:tc>
+          <w:tcPr>
+            <w:tcW w:type="dxa" w:w="1000"/>
+          </w:tcPr>
+          <w:p>
+            <w:pPr>
+              <w:spacing w:before="40" w:after="40" w:line="276" w:lineRule="auto"/>
+              <w:jc w:val="center"/>
+            </w:pPr>
+            <w:r/>
+            <w:r>
+              <w:rPr>
+                <w:rFonts w:ascii="Times New Roman" w:hAnsi="Times New Roman"/>
+                <w:b/>
+                <w:i w:val="0"/>
+                <w:color w:val="1A1A1A"/>
+                <w:sz w:val="19"/>
+              </w:rPr>
+              <w:t>CO6</w:t>
+            </w:r>
+          </w:p>
+        </w:tc>
+        <w:tc>
+          <w:tcPr>
+            <w:tcW w:type="dxa" w:w="642"/>
+          </w:tcPr>
+          <w:p>
+            <w:pPr>
+              <w:spacing w:before="40" w:after="40" w:line="276" w:lineRule="auto"/>
+              <w:jc w:val="center"/>
+            </w:pPr>
+            <w:r/>
+            <w:r>
+              <w:rPr>
+                <w:rFonts w:ascii="Times New Roman" w:hAnsi="Times New Roman"/>
+                <w:b w:val="0"/>
+                <w:i w:val="0"/>
+                <w:color w:val="1A1A1A"/>
+                <w:sz w:val="19"/>
+              </w:rPr>
+              <w:t>3</w:t>
+            </w:r>
+          </w:p>
+        </w:tc>
+        <w:tc>
+          <w:tcPr>
+            <w:tcW w:type="dxa" w:w="642"/>
+          </w:tcPr>
+          <w:p>
+            <w:pPr>
+              <w:spacing w:before="40" w:after="40" w:line="276" w:lineRule="auto"/>
+              <w:jc w:val="center"/>
+            </w:pPr>
+            <w:r/>
+            <w:r>
+              <w:rPr>
+                <w:rFonts w:ascii="Times New Roman" w:hAnsi="Times New Roman"/>
+                <w:b w:val="0"/>
+                <w:i w:val="0"/>
+                <w:color w:val="1A1A1A"/>
+                <w:sz w:val="19"/>
+              </w:rPr>
+              <w:t>3</w:t>
+            </w:r>
+          </w:p>
+        </w:tc>
+        <w:tc>
+          <w:tcPr>
+            <w:tcW w:type="dxa" w:w="642"/>
+          </w:tcPr>
+          <w:p>
+            <w:pPr>
+              <w:spacing w:before="40" w:after="40" w:line="276" w:lineRule="auto"/>
+              <w:jc w:val="center"/>
+            </w:pPr>
+            <w:r/>
+            <w:r>
+              <w:rPr>
+                <w:rFonts w:ascii="Times New Roman" w:hAnsi="Times New Roman"/>
+                <w:b w:val="0"/>
+                <w:i w:val="0"/>
+                <w:color w:val="1A1A1A"/>
+                <w:sz w:val="19"/>
+              </w:rPr>
+              <w:t>3</w:t>
+            </w:r>
+          </w:p>
+        </w:tc>
+        <w:tc>
+          <w:tcPr>
+            <w:tcW w:type="dxa" w:w="642"/>
+          </w:tcPr>
+          <w:p>
+            <w:pPr>
+              <w:spacing w:before="40" w:after="40" w:line="276" w:lineRule="auto"/>
+              <w:jc w:val="center"/>
+            </w:pPr>
+            <w:r/>
+            <w:r>
+              <w:rPr>
+                <w:rFonts w:ascii="Times New Roman" w:hAnsi="Times New Roman"/>
+                <w:b w:val="0"/>
+                <w:i w:val="0"/>
+                <w:color w:val="1A1A1A"/>
+                <w:sz w:val="19"/>
+              </w:rPr>
+              <w:t>3</w:t>
+            </w:r>
+          </w:p>
+        </w:tc>
+        <w:tc>
+          <w:tcPr>
+            <w:tcW w:type="dxa" w:w="642"/>
+          </w:tcPr>
+          <w:p>
+            <w:pPr>
+              <w:spacing w:before="40" w:after="40" w:line="276" w:lineRule="auto"/>
+              <w:jc w:val="center"/>
+            </w:pPr>
+            <w:r/>
+            <w:r>
+              <w:rPr>
+                <w:rFonts w:ascii="Times New Roman" w:hAnsi="Times New Roman"/>
+                <w:b w:val="0"/>
+                <w:i w:val="0"/>
+                <w:color w:val="1A1A1A"/>
+                <w:sz w:val="19"/>
+              </w:rPr>
+              <w:t>3</w:t>
+            </w:r>
+          </w:p>
+        </w:tc>
+        <w:tc>
+          <w:tcPr>
+            <w:tcW w:type="dxa" w:w="642"/>
+          </w:tcPr>
+          <w:p>
+            <w:pPr>
+              <w:spacing w:before="40" w:after="40" w:line="276" w:lineRule="auto"/>
+              <w:jc w:val="center"/>
+            </w:pPr>
+            <w:r/>
+            <w:r>
+              <w:rPr>
+                <w:rFonts w:ascii="Times New Roman" w:hAnsi="Times New Roman"/>
+                <w:b w:val="0"/>
+                <w:i w:val="0"/>
+                <w:color w:val="1A1A1A"/>
+                <w:sz w:val="19"/>
+              </w:rPr>
+              <w:t>2</w:t>
+            </w:r>
+          </w:p>
+        </w:tc>
+        <w:tc>
+          <w:tcPr>
+            <w:tcW w:type="dxa" w:w="642"/>
+          </w:tcPr>
+          <w:p>
+            <w:pPr>
+              <w:spacing w:before="40" w:after="40" w:line="276" w:lineRule="auto"/>
+              <w:jc w:val="center"/>
+            </w:pPr>
+            <w:r/>
+            <w:r>
+              <w:rPr>
+                <w:rFonts w:ascii="Times New Roman" w:hAnsi="Times New Roman"/>
+                <w:b w:val="0"/>
+                <w:i w:val="0"/>
+                <w:color w:val="1A1A1A"/>
+                <w:sz w:val="19"/>
+              </w:rPr>
+              <w:t>2</w:t>
+            </w:r>
+          </w:p>
+        </w:tc>
+        <w:tc>
+          <w:tcPr>
+            <w:tcW w:type="dxa" w:w="642"/>
+          </w:tcPr>
+          <w:p>
+            <w:pPr>
+              <w:spacing w:before="40" w:after="40" w:line="276" w:lineRule="auto"/>
+              <w:jc w:val="center"/>
+            </w:pPr>
+            <w:r/>
+            <w:r>
+              <w:rPr>
+                <w:rFonts w:ascii="Times New Roman" w:hAnsi="Times New Roman"/>
+                <w:b w:val="0"/>
+                <w:i w:val="0"/>
+                <w:color w:val="1A1A1A"/>
+                <w:sz w:val="19"/>
+              </w:rPr>
+              <w:t>3</w:t>
+            </w:r>
+          </w:p>
+        </w:tc>
+        <w:tc>
+          <w:tcPr>
+            <w:tcW w:type="dxa" w:w="642"/>
+          </w:tcPr>
+          <w:p>
+            <w:pPr>
+              <w:spacing w:before="40" w:after="40" w:line="276" w:lineRule="auto"/>
+              <w:jc w:val="center"/>
+            </w:pPr>
+            <w:r/>
+            <w:r>
+              <w:rPr>
+                <w:rFonts w:ascii="Times New Roman" w:hAnsi="Times New Roman"/>
+                <w:b w:val="0"/>
+                <w:i w:val="0"/>
+                <w:color w:val="1A1A1A"/>
+                <w:sz w:val="19"/>
+              </w:rPr>
+              <w:t>3</w:t>
+            </w:r>
+          </w:p>
+        </w:tc>
+        <w:tc>
+          <w:tcPr>
+            <w:tcW w:type="dxa" w:w="642"/>
+          </w:tcPr>
+          <w:p>
+            <w:pPr>
+              <w:spacing w:before="40" w:after="40" w:line="276" w:lineRule="auto"/>
+              <w:jc w:val="center"/>
+            </w:pPr>
+            <w:r/>
+            <w:r>
+              <w:rPr>
+                <w:rFonts w:ascii="Times New Roman" w:hAnsi="Times New Roman"/>
+                <w:b w:val="0"/>
+                <w:i w:val="0"/>
+                <w:color w:val="1A1A1A"/>
+                <w:sz w:val="19"/>
+              </w:rPr>
+              <w:t>2</w:t>
+            </w:r>
+          </w:p>
+        </w:tc>
+        <w:tc>
+          <w:tcPr>
+            <w:tcW w:type="dxa" w:w="642"/>
+          </w:tcPr>
+          <w:p>
+            <w:pPr>
+              <w:spacing w:before="40" w:after="40" w:line="276" w:lineRule="auto"/>
+              <w:jc w:val="center"/>
+            </w:pPr>
+            <w:r/>
+            <w:r>
+              <w:rPr>
+                <w:rFonts w:ascii="Times New Roman" w:hAnsi="Times New Roman"/>
+                <w:b w:val="0"/>
+                <w:i w:val="0"/>
+                <w:color w:val="1A1A1A"/>
+                <w:sz w:val="19"/>
+              </w:rPr>
+              <w:t>3</w:t>
+            </w:r>
+          </w:p>
+        </w:tc>
+        <w:tc>
+          <w:tcPr>
+            <w:tcW w:type="dxa" w:w="642"/>
+          </w:tcPr>
+          <w:p>
+            <w:pPr>
+              <w:spacing w:before="40" w:after="40" w:line="276" w:lineRule="auto"/>
+              <w:jc w:val="center"/>
+            </w:pPr>
+            <w:r/>
+            <w:r>
+              <w:rPr>
+                <w:rFonts w:ascii="Times New Roman" w:hAnsi="Times New Roman"/>
+                <w:b w:val="0"/>
+                <w:i w:val="0"/>
+                <w:color w:val="1A1A1A"/>
+                <w:sz w:val="19"/>
+              </w:rPr>
+              <w:t>3</w:t>
+            </w:r>
+          </w:p>
+        </w:tc>
+        <w:tc>
+          <w:tcPr>
+            <w:tcW w:type="dxa" w:w="642"/>
+          </w:tcPr>
+          <w:p>
+            <w:pPr>
+              <w:spacing w:before="40" w:after="40" w:line="276" w:lineRule="auto"/>
+              <w:jc w:val="center"/>
+            </w:pPr>
+            <w:r/>
+            <w:r>
+              <w:rPr>
+                <w:rFonts w:ascii="Times New Roman" w:hAnsi="Times New Roman"/>
+                <w:b w:val="0"/>
+                <w:i w:val="0"/>
+                <w:color w:val="1A1A1A"/>
+                <w:sz w:val="19"/>
+              </w:rPr>
+              <w:t>3</w:t>
+            </w:r>
+          </w:p>
+        </w:tc>
+      </w:tr>
+      <w:tr>
+        <w:tc>
+          <w:tcPr>
+            <w:tcW w:type="dxa" w:w="1000"/>
+            <w:shd w:fill="F5F5F5"/>
+            <w:shd w:fill="F5F5F5"/>
+          </w:tcPr>
+          <w:p>
+            <w:pPr>
+              <w:spacing w:before="40" w:after="40" w:line="276" w:lineRule="auto"/>
+              <w:jc w:val="center"/>
+            </w:pPr>
+            <w:r/>
+            <w:r>
+              <w:rPr>
+                <w:rFonts w:ascii="Times New Roman" w:hAnsi="Times New Roman"/>
+                <w:b/>
+                <w:i w:val="0"/>
+                <w:color w:val="1A1A1A"/>
+                <w:sz w:val="19"/>
               </w:rPr>
               <w:t>Avg</w:t>
             </w:r>
@@ -4956,274 +6059,313 @@
         </w:tc>
         <w:tc>
           <w:tcPr>
-            <w:tcW w:w="642" w:type="dxa"/>
-            <w:vAlign w:val="center"/>
-          </w:tcPr>
-          <w:p>
-            <w:pPr>
-              <w:spacing w:before="40" w:after="40"/>
-              <w:jc w:val="both"/>
-            </w:pPr>
-            <w:r>
-              <w:rPr>
-                <w:rFonts w:ascii="Times New Roman" w:hAnsi="Times New Roman"/>
-                <w:b/>
-                <w:color w:val="000000"/>
-                <w:sz w:val="20"/>
-              </w:rPr>
-              <w:t>3.0</w:t>
-            </w:r>
-          </w:p>
-        </w:tc>
-        <w:tc>
-          <w:tcPr>
-            <w:tcW w:w="642" w:type="dxa"/>
-            <w:vAlign w:val="center"/>
-          </w:tcPr>
-          <w:p>
-            <w:pPr>
-              <w:spacing w:before="40" w:after="40"/>
-              <w:jc w:val="both"/>
-            </w:pPr>
-            <w:r>
-              <w:rPr>
-                <w:rFonts w:ascii="Times New Roman" w:hAnsi="Times New Roman"/>
-                <w:b/>
-                <w:color w:val="000000"/>
-                <w:sz w:val="20"/>
-              </w:rPr>
-              <w:t>3.0</w:t>
-            </w:r>
-          </w:p>
-        </w:tc>
-        <w:tc>
-          <w:tcPr>
-            <w:tcW w:w="642" w:type="dxa"/>
-            <w:vAlign w:val="center"/>
-          </w:tcPr>
-          <w:p>
-            <w:pPr>
-              <w:spacing w:before="40" w:after="40"/>
-              <w:jc w:val="both"/>
-            </w:pPr>
-            <w:r>
-              <w:rPr>
-                <w:rFonts w:ascii="Times New Roman" w:hAnsi="Times New Roman"/>
-                <w:b/>
-                <w:color w:val="000000"/>
-                <w:sz w:val="20"/>
-              </w:rPr>
-              <w:t>2.75</w:t>
-            </w:r>
-          </w:p>
-        </w:tc>
-        <w:tc>
-          <w:tcPr>
-            <w:tcW w:w="642" w:type="dxa"/>
-            <w:vAlign w:val="center"/>
-          </w:tcPr>
-          <w:p>
-            <w:pPr>
-              <w:spacing w:before="40" w:after="40"/>
-              <w:jc w:val="both"/>
-            </w:pPr>
-            <w:r>
-              <w:rPr>
-                <w:rFonts w:ascii="Times New Roman" w:hAnsi="Times New Roman"/>
-                <w:b/>
-                <w:color w:val="000000"/>
-                <w:sz w:val="20"/>
-              </w:rPr>
-              <w:t>3.0</w:t>
-            </w:r>
-          </w:p>
-        </w:tc>
-        <w:tc>
-          <w:tcPr>
-            <w:tcW w:w="642" w:type="dxa"/>
-            <w:vAlign w:val="center"/>
-          </w:tcPr>
-          <w:p>
-            <w:pPr>
-              <w:spacing w:before="40" w:after="40"/>
-              <w:jc w:val="both"/>
-            </w:pPr>
-            <w:r>
-              <w:rPr>
-                <w:rFonts w:ascii="Times New Roman" w:hAnsi="Times New Roman"/>
-                <w:b/>
-                <w:color w:val="000000"/>
-                <w:sz w:val="20"/>
-              </w:rPr>
-              <w:t>3.0</w:t>
-            </w:r>
-          </w:p>
-        </w:tc>
-        <w:tc>
-          <w:tcPr>
-            <w:tcW w:w="642" w:type="dxa"/>
-            <w:vAlign w:val="center"/>
-          </w:tcPr>
-          <w:p>
-            <w:pPr>
-              <w:spacing w:before="40" w:after="40"/>
-              <w:jc w:val="both"/>
-            </w:pPr>
-            <w:r>
-              <w:rPr>
-                <w:rFonts w:ascii="Times New Roman" w:hAnsi="Times New Roman"/>
-                <w:b/>
-                <w:color w:val="000000"/>
-                <w:sz w:val="20"/>
-              </w:rPr>
-              <w:t>1.75</w:t>
-            </w:r>
-          </w:p>
-        </w:tc>
-        <w:tc>
-          <w:tcPr>
-            <w:tcW w:w="642" w:type="dxa"/>
-            <w:vAlign w:val="center"/>
-          </w:tcPr>
-          <w:p>
-            <w:pPr>
-              <w:spacing w:before="40" w:after="40"/>
-              <w:jc w:val="both"/>
-            </w:pPr>
-            <w:r>
-              <w:rPr>
-                <w:rFonts w:ascii="Times New Roman" w:hAnsi="Times New Roman"/>
-                <w:b/>
-                <w:color w:val="000000"/>
-                <w:sz w:val="20"/>
-              </w:rPr>
-              <w:t>1.5</w:t>
-            </w:r>
-          </w:p>
-        </w:tc>
-        <w:tc>
-          <w:tcPr>
-            <w:tcW w:w="642" w:type="dxa"/>
-            <w:vAlign w:val="center"/>
-          </w:tcPr>
-          <w:p>
-            <w:pPr>
-              <w:spacing w:before="40" w:after="40"/>
-              <w:jc w:val="both"/>
-            </w:pPr>
-            <w:r>
-              <w:rPr>
-                <w:rFonts w:ascii="Times New Roman" w:hAnsi="Times New Roman"/>
-                <w:b/>
-                <w:color w:val="000000"/>
-                <w:sz w:val="20"/>
-              </w:rPr>
-              <w:t>2.25</w:t>
-            </w:r>
-          </w:p>
-        </w:tc>
-        <w:tc>
-          <w:tcPr>
-            <w:tcW w:w="642" w:type="dxa"/>
-            <w:vAlign w:val="center"/>
-          </w:tcPr>
-          <w:p>
-            <w:pPr>
-              <w:spacing w:before="40" w:after="40"/>
-              <w:jc w:val="both"/>
-            </w:pPr>
-            <w:r>
-              <w:rPr>
-                <w:rFonts w:ascii="Times New Roman" w:hAnsi="Times New Roman"/>
-                <w:b/>
-                <w:color w:val="000000"/>
-                <w:sz w:val="20"/>
-              </w:rPr>
-              <w:t>—</w:t>
-            </w:r>
-          </w:p>
-        </w:tc>
-        <w:tc>
-          <w:tcPr>
-            <w:tcW w:w="642" w:type="dxa"/>
-            <w:vAlign w:val="center"/>
-          </w:tcPr>
-          <w:p>
-            <w:pPr>
-              <w:spacing w:before="40" w:after="40"/>
-              <w:jc w:val="both"/>
-            </w:pPr>
-            <w:r>
-              <w:rPr>
-                <w:rFonts w:ascii="Times New Roman" w:hAnsi="Times New Roman"/>
-                <w:b/>
-                <w:color w:val="000000"/>
-                <w:sz w:val="20"/>
-              </w:rPr>
-              <w:t>—</w:t>
-            </w:r>
-          </w:p>
-        </w:tc>
-        <w:tc>
-          <w:tcPr>
-            <w:tcW w:w="642" w:type="dxa"/>
-            <w:vAlign w:val="center"/>
-          </w:tcPr>
-          <w:p>
-            <w:pPr>
-              <w:spacing w:before="40" w:after="40"/>
-              <w:jc w:val="both"/>
-            </w:pPr>
-            <w:r>
-              <w:rPr>
-                <w:rFonts w:ascii="Times New Roman" w:hAnsi="Times New Roman"/>
-                <w:b/>
-                <w:color w:val="000000"/>
-                <w:sz w:val="20"/>
-              </w:rPr>
-              <w:t>3.0</w:t>
-            </w:r>
-          </w:p>
-        </w:tc>
-        <w:tc>
-          <w:tcPr>
-            <w:tcW w:w="642" w:type="dxa"/>
-            <w:vAlign w:val="center"/>
-          </w:tcPr>
-          <w:p>
-            <w:pPr>
-              <w:spacing w:before="40" w:after="40"/>
-              <w:jc w:val="both"/>
-            </w:pPr>
-            <w:r>
-              <w:rPr>
-                <w:rFonts w:ascii="Times New Roman" w:hAnsi="Times New Roman"/>
-                <w:b/>
-                <w:color w:val="000000"/>
-                <w:sz w:val="20"/>
-              </w:rPr>
-              <w:t>3.0</w:t>
-            </w:r>
-          </w:p>
-        </w:tc>
-        <w:tc>
-          <w:tcPr>
-            <w:tcW w:w="642" w:type="dxa"/>
-            <w:vAlign w:val="center"/>
-          </w:tcPr>
-          <w:p>
-            <w:pPr>
-              <w:spacing w:before="40" w:after="40"/>
-              <w:jc w:val="both"/>
-            </w:pPr>
-            <w:r>
-              <w:rPr>
-                <w:rFonts w:ascii="Times New Roman" w:hAnsi="Times New Roman"/>
-                <w:b/>
-                <w:color w:val="000000"/>
-                <w:sz w:val="20"/>
-              </w:rPr>
-              <w:t>3.0</w:t>
+            <w:tcW w:type="dxa" w:w="642"/>
+            <w:shd w:fill="F5F5F5"/>
+            <w:shd w:fill="F5F5F5"/>
+          </w:tcPr>
+          <w:p>
+            <w:pPr>
+              <w:spacing w:before="40" w:after="40" w:line="276" w:lineRule="auto"/>
+              <w:jc w:val="center"/>
+            </w:pPr>
+            <w:r/>
+            <w:r>
+              <w:rPr>
+                <w:rFonts w:ascii="Times New Roman" w:hAnsi="Times New Roman"/>
+                <w:b/>
+                <w:i w:val="0"/>
+                <w:color w:val="1A1A1A"/>
+                <w:sz w:val="19"/>
+              </w:rPr>
+              <w:t>2.83</w:t>
+            </w:r>
+          </w:p>
+        </w:tc>
+        <w:tc>
+          <w:tcPr>
+            <w:tcW w:type="dxa" w:w="642"/>
+            <w:shd w:fill="F5F5F5"/>
+            <w:shd w:fill="F5F5F5"/>
+          </w:tcPr>
+          <w:p>
+            <w:pPr>
+              <w:spacing w:before="40" w:after="40" w:line="276" w:lineRule="auto"/>
+              <w:jc w:val="center"/>
+            </w:pPr>
+            <w:r/>
+            <w:r>
+              <w:rPr>
+                <w:rFonts w:ascii="Times New Roman" w:hAnsi="Times New Roman"/>
+                <w:b/>
+                <w:i w:val="0"/>
+                <w:color w:val="1A1A1A"/>
+                <w:sz w:val="19"/>
+              </w:rPr>
+              <w:t>2.67</w:t>
+            </w:r>
+          </w:p>
+        </w:tc>
+        <w:tc>
+          <w:tcPr>
+            <w:tcW w:type="dxa" w:w="642"/>
+            <w:shd w:fill="F5F5F5"/>
+            <w:shd w:fill="F5F5F5"/>
+          </w:tcPr>
+          <w:p>
+            <w:pPr>
+              <w:spacing w:before="40" w:after="40" w:line="276" w:lineRule="auto"/>
+              <w:jc w:val="center"/>
+            </w:pPr>
+            <w:r/>
+            <w:r>
+              <w:rPr>
+                <w:rFonts w:ascii="Times New Roman" w:hAnsi="Times New Roman"/>
+                <w:b/>
+                <w:i w:val="0"/>
+                <w:color w:val="1A1A1A"/>
+                <w:sz w:val="19"/>
+              </w:rPr>
+              <w:t>3.00</w:t>
+            </w:r>
+          </w:p>
+        </w:tc>
+        <w:tc>
+          <w:tcPr>
+            <w:tcW w:type="dxa" w:w="642"/>
+            <w:shd w:fill="F5F5F5"/>
+            <w:shd w:fill="F5F5F5"/>
+          </w:tcPr>
+          <w:p>
+            <w:pPr>
+              <w:spacing w:before="40" w:after="40" w:line="276" w:lineRule="auto"/>
+              <w:jc w:val="center"/>
+            </w:pPr>
+            <w:r/>
+            <w:r>
+              <w:rPr>
+                <w:rFonts w:ascii="Times New Roman" w:hAnsi="Times New Roman"/>
+                <w:b/>
+                <w:i w:val="0"/>
+                <w:color w:val="1A1A1A"/>
+                <w:sz w:val="19"/>
+              </w:rPr>
+              <w:t>2.60</w:t>
+            </w:r>
+          </w:p>
+        </w:tc>
+        <w:tc>
+          <w:tcPr>
+            <w:tcW w:type="dxa" w:w="642"/>
+            <w:shd w:fill="F5F5F5"/>
+            <w:shd w:fill="F5F5F5"/>
+          </w:tcPr>
+          <w:p>
+            <w:pPr>
+              <w:spacing w:before="40" w:after="40" w:line="276" w:lineRule="auto"/>
+              <w:jc w:val="center"/>
+            </w:pPr>
+            <w:r/>
+            <w:r>
+              <w:rPr>
+                <w:rFonts w:ascii="Times New Roman" w:hAnsi="Times New Roman"/>
+                <w:b/>
+                <w:i w:val="0"/>
+                <w:color w:val="1A1A1A"/>
+                <w:sz w:val="19"/>
+              </w:rPr>
+              <w:t>2.83</w:t>
+            </w:r>
+          </w:p>
+        </w:tc>
+        <w:tc>
+          <w:tcPr>
+            <w:tcW w:type="dxa" w:w="642"/>
+            <w:shd w:fill="F5F5F5"/>
+            <w:shd w:fill="F5F5F5"/>
+          </w:tcPr>
+          <w:p>
+            <w:pPr>
+              <w:spacing w:before="40" w:after="40" w:line="276" w:lineRule="auto"/>
+              <w:jc w:val="center"/>
+            </w:pPr>
+            <w:r/>
+            <w:r>
+              <w:rPr>
+                <w:rFonts w:ascii="Times New Roman" w:hAnsi="Times New Roman"/>
+                <w:b/>
+                <w:i w:val="0"/>
+                <w:color w:val="1A1A1A"/>
+                <w:sz w:val="19"/>
+              </w:rPr>
+              <w:t>2.00</w:t>
+            </w:r>
+          </w:p>
+        </w:tc>
+        <w:tc>
+          <w:tcPr>
+            <w:tcW w:type="dxa" w:w="642"/>
+            <w:shd w:fill="F5F5F5"/>
+            <w:shd w:fill="F5F5F5"/>
+          </w:tcPr>
+          <w:p>
+            <w:pPr>
+              <w:spacing w:before="40" w:after="40" w:line="276" w:lineRule="auto"/>
+              <w:jc w:val="center"/>
+            </w:pPr>
+            <w:r/>
+            <w:r>
+              <w:rPr>
+                <w:rFonts w:ascii="Times New Roman" w:hAnsi="Times New Roman"/>
+                <w:b/>
+                <w:i w:val="0"/>
+                <w:color w:val="1A1A1A"/>
+                <w:sz w:val="19"/>
+              </w:rPr>
+              <w:t>2.00</w:t>
+            </w:r>
+          </w:p>
+        </w:tc>
+        <w:tc>
+          <w:tcPr>
+            <w:tcW w:type="dxa" w:w="642"/>
+            <w:shd w:fill="F5F5F5"/>
+            <w:shd w:fill="F5F5F5"/>
+          </w:tcPr>
+          <w:p>
+            <w:pPr>
+              <w:spacing w:before="40" w:after="40" w:line="276" w:lineRule="auto"/>
+              <w:jc w:val="center"/>
+            </w:pPr>
+            <w:r/>
+            <w:r>
+              <w:rPr>
+                <w:rFonts w:ascii="Times New Roman" w:hAnsi="Times New Roman"/>
+                <w:b/>
+                <w:i w:val="0"/>
+                <w:color w:val="1A1A1A"/>
+                <w:sz w:val="19"/>
+              </w:rPr>
+              <w:t>2.50</w:t>
+            </w:r>
+          </w:p>
+        </w:tc>
+        <w:tc>
+          <w:tcPr>
+            <w:tcW w:type="dxa" w:w="642"/>
+            <w:shd w:fill="F5F5F5"/>
+            <w:shd w:fill="F5F5F5"/>
+          </w:tcPr>
+          <w:p>
+            <w:pPr>
+              <w:spacing w:before="40" w:after="40" w:line="276" w:lineRule="auto"/>
+              <w:jc w:val="center"/>
+            </w:pPr>
+            <w:r/>
+            <w:r>
+              <w:rPr>
+                <w:rFonts w:ascii="Times New Roman" w:hAnsi="Times New Roman"/>
+                <w:b/>
+                <w:i w:val="0"/>
+                <w:color w:val="1A1A1A"/>
+                <w:sz w:val="19"/>
+              </w:rPr>
+              <w:t>2.33</w:t>
+            </w:r>
+          </w:p>
+        </w:tc>
+        <w:tc>
+          <w:tcPr>
+            <w:tcW w:type="dxa" w:w="642"/>
+            <w:shd w:fill="F5F5F5"/>
+            <w:shd w:fill="F5F5F5"/>
+          </w:tcPr>
+          <w:p>
+            <w:pPr>
+              <w:spacing w:before="40" w:after="40" w:line="276" w:lineRule="auto"/>
+              <w:jc w:val="center"/>
+            </w:pPr>
+            <w:r/>
+            <w:r>
+              <w:rPr>
+                <w:rFonts w:ascii="Times New Roman" w:hAnsi="Times New Roman"/>
+                <w:b/>
+                <w:i w:val="0"/>
+                <w:color w:val="1A1A1A"/>
+                <w:sz w:val="19"/>
+              </w:rPr>
+              <w:t>2.00</w:t>
+            </w:r>
+          </w:p>
+        </w:tc>
+        <w:tc>
+          <w:tcPr>
+            <w:tcW w:type="dxa" w:w="642"/>
+            <w:shd w:fill="F5F5F5"/>
+            <w:shd w:fill="F5F5F5"/>
+          </w:tcPr>
+          <w:p>
+            <w:pPr>
+              <w:spacing w:before="40" w:after="40" w:line="276" w:lineRule="auto"/>
+              <w:jc w:val="center"/>
+            </w:pPr>
+            <w:r/>
+            <w:r>
+              <w:rPr>
+                <w:rFonts w:ascii="Times New Roman" w:hAnsi="Times New Roman"/>
+                <w:b/>
+                <w:i w:val="0"/>
+                <w:color w:val="1A1A1A"/>
+                <w:sz w:val="19"/>
+              </w:rPr>
+              <w:t>3.00</w:t>
+            </w:r>
+          </w:p>
+        </w:tc>
+        <w:tc>
+          <w:tcPr>
+            <w:tcW w:type="dxa" w:w="642"/>
+            <w:shd w:fill="F5F5F5"/>
+            <w:shd w:fill="F5F5F5"/>
+          </w:tcPr>
+          <w:p>
+            <w:pPr>
+              <w:spacing w:before="40" w:after="40" w:line="276" w:lineRule="auto"/>
+              <w:jc w:val="center"/>
+            </w:pPr>
+            <w:r/>
+            <w:r>
+              <w:rPr>
+                <w:rFonts w:ascii="Times New Roman" w:hAnsi="Times New Roman"/>
+                <w:b/>
+                <w:i w:val="0"/>
+                <w:color w:val="1A1A1A"/>
+                <w:sz w:val="19"/>
+              </w:rPr>
+              <w:t>2.83</w:t>
+            </w:r>
+          </w:p>
+        </w:tc>
+        <w:tc>
+          <w:tcPr>
+            <w:tcW w:type="dxa" w:w="642"/>
+            <w:shd w:fill="F5F5F5"/>
+            <w:shd w:fill="F5F5F5"/>
+          </w:tcPr>
+          <w:p>
+            <w:pPr>
+              <w:spacing w:before="40" w:after="40" w:line="276" w:lineRule="auto"/>
+              <w:jc w:val="center"/>
+            </w:pPr>
+            <w:r/>
+            <w:r>
+              <w:rPr>
+                <w:rFonts w:ascii="Times New Roman" w:hAnsi="Times New Roman"/>
+                <w:b/>
+                <w:i w:val="0"/>
+                <w:color w:val="1A1A1A"/>
+                <w:sz w:val="19"/>
+              </w:rPr>
+              <w:t>2.67</w:t>
             </w:r>
           </w:p>
         </w:tc>
@@ -5302,19 +6444,22 @@
             <w:tcW w:w="1600" w:type="dxa"/>
             <w:shd w:val="clear" w:color="auto" w:fill="DEEAF6"/>
             <w:vAlign w:val="center"/>
-          </w:tcPr>
-          <w:p>
-            <w:pPr>
-              <w:spacing w:after="40" w:line="264" w:lineRule="auto"/>
-              <w:jc w:val="both"/>
-            </w:pPr>
-            <w:r>
-              <w:rPr>
-                <w:rFonts w:ascii="Times New Roman" w:hAnsi="Times New Roman"/>
-                <w:b/>
-                <w:bCs/>
-                <w:sz w:val="21"/>
-                <w:szCs w:val="21"/>
+            <w:shd w:fill="E8E8E8"/>
+            <w:shd w:fill="E8E8E8"/>
+          </w:tcPr>
+          <w:p>
+            <w:pPr>
+              <w:spacing w:before="40" w:after="40" w:line="276" w:lineRule="auto"/>
+              <w:jc w:val="center"/>
+            </w:pPr>
+            <w:r/>
+            <w:r>
+              <w:rPr>
+                <w:rFonts w:ascii="Times New Roman" w:hAnsi="Times New Roman"/>
+                <w:b/>
+                <w:i w:val="0"/>
+                <w:color w:val="1A1A1A"/>
+                <w:sz w:val="20"/>
               </w:rPr>
               <w:t>Mapping</w:t>
             </w:r>
@@ -5325,19 +6470,22 @@
             <w:tcW w:w="900" w:type="dxa"/>
             <w:shd w:val="clear" w:color="auto" w:fill="DEEAF6"/>
             <w:vAlign w:val="center"/>
-          </w:tcPr>
-          <w:p>
-            <w:pPr>
-              <w:spacing w:after="40" w:line="264" w:lineRule="auto"/>
-              <w:jc w:val="both"/>
-            </w:pPr>
-            <w:r>
-              <w:rPr>
-                <w:rFonts w:ascii="Times New Roman" w:hAnsi="Times New Roman"/>
-                <w:b/>
-                <w:bCs/>
-                <w:sz w:val="21"/>
-                <w:szCs w:val="21"/>
+            <w:shd w:fill="E8E8E8"/>
+            <w:shd w:fill="E8E8E8"/>
+          </w:tcPr>
+          <w:p>
+            <w:pPr>
+              <w:spacing w:before="40" w:after="40" w:line="276" w:lineRule="auto"/>
+              <w:jc w:val="center"/>
+            </w:pPr>
+            <w:r/>
+            <w:r>
+              <w:rPr>
+                <w:rFonts w:ascii="Times New Roman" w:hAnsi="Times New Roman"/>
+                <w:b/>
+                <w:i w:val="0"/>
+                <w:color w:val="1A1A1A"/>
+                <w:sz w:val="20"/>
               </w:rPr>
               <w:t>Level</w:t>
             </w:r>
@@ -5348,21 +6496,24 @@
             <w:tcW w:w="7500" w:type="dxa"/>
             <w:shd w:val="clear" w:color="auto" w:fill="DEEAF6"/>
             <w:vAlign w:val="center"/>
-          </w:tcPr>
-          <w:p>
-            <w:pPr>
-              <w:spacing w:after="40" w:line="264" w:lineRule="auto"/>
-              <w:jc w:val="both"/>
-            </w:pPr>
-            <w:r>
-              <w:rPr>
-                <w:rFonts w:ascii="Times New Roman" w:hAnsi="Times New Roman"/>
-                <w:b/>
-                <w:bCs/>
-                <w:sz w:val="21"/>
-                <w:szCs w:val="21"/>
-              </w:rPr>
-              <w:t>Justification (how the project activity supports this PO / PSO)</w:t>
+            <w:shd w:fill="E8E8E8"/>
+            <w:shd w:fill="E8E8E8"/>
+          </w:tcPr>
+          <w:p>
+            <w:pPr>
+              <w:spacing w:before="40" w:after="40" w:line="276" w:lineRule="auto"/>
+              <w:jc w:val="center"/>
+            </w:pPr>
+            <w:r/>
+            <w:r>
+              <w:rPr>
+                <w:rFonts w:ascii="Times New Roman" w:hAnsi="Times New Roman"/>
+                <w:b/>
+                <w:i w:val="0"/>
+                <w:color w:val="1A1A1A"/>
+                <w:sz w:val="20"/>
+              </w:rPr>
+              <w:t>Justification &amp; Direct Project Evidence (Source File / Artifact)</w:t>
             </w:r>
           </w:p>
         </w:tc>
@@ -5380,17 +6531,19 @@
           </w:tcPr>
           <w:p>
             <w:pPr>
-              <w:spacing w:before="40" w:after="40"/>
-              <w:jc w:val="both"/>
-            </w:pPr>
-            <w:r>
-              <w:rPr>
-                <w:rFonts w:ascii="Times New Roman" w:hAnsi="Times New Roman"/>
-                <w:b/>
-                <w:color w:val="000000"/>
-                <w:sz w:val="20"/>
-              </w:rPr>
-              <w:t>CO1 — PO1, PO2, PO5</w:t>
+              <w:spacing w:before="40" w:after="40" w:line="276" w:lineRule="auto"/>
+              <w:jc w:val="left"/>
+            </w:pPr>
+            <w:r/>
+            <w:r>
+              <w:rPr>
+                <w:rFonts w:ascii="Times New Roman" w:hAnsi="Times New Roman"/>
+                <w:b/>
+                <w:i w:val="0"/>
+                <w:color w:val="1A1A1A"/>
+                <w:sz w:val="19"/>
+              </w:rPr>
+              <w:t>CO1 → PO1, PO2, PO4, PO5</w:t>
             </w:r>
           </w:p>
         </w:tc>
@@ -5401,16 +6554,21 @@
           </w:tcPr>
           <w:p>
             <w:pPr>
-              <w:spacing w:before="40" w:after="40"/>
-              <w:jc w:val="both"/>
-            </w:pPr>
-            <w:r>
-              <w:rPr>
-                <w:rFonts w:ascii="Times New Roman" w:hAnsi="Times New Roman"/>
-                <w:color w:val="000000"/>
-                <w:sz w:val="20"/>
-              </w:rPr>
-              <w:t>3</w:t>
+              <w:spacing w:before="40" w:after="40" w:line="276" w:lineRule="auto"/>
+              <w:jc w:val="center"/>
+            </w:pPr>
+            <w:r/>
+            <w:r>
+              <w:rPr>
+                <w:rFonts w:ascii="Times New Roman" w:hAnsi="Times New Roman"/>
+                <w:b/>
+                <w:i w:val="0"/>
+                <w:color w:val="1A1A1A"/>
+                <w:sz w:val="19"/>
+              </w:rPr>
+              <w:t>3 (PO1, PO5)</w:t>
+              <w:br/>
+              <w:t>2 (PO2, PO4)</w:t>
             </w:r>
           </w:p>
         </w:tc>
@@ -5421,16 +6579,25 @@
           </w:tcPr>
           <w:p>
             <w:pPr>
-              <w:spacing w:before="40" w:after="40"/>
-              <w:jc w:val="both"/>
-            </w:pPr>
-            <w:r>
-              <w:rPr>
-                <w:rFonts w:ascii="Times New Roman" w:hAnsi="Times New Roman"/>
-                <w:color w:val="000000"/>
-                <w:sz w:val="20"/>
-              </w:rPr>
-              <w:t>Applies mathematical normalization, Otsu thresholding, and Python scientific libraries (NumPy, OpenCV) to engineer image tensor representations.</w:t>
+              <w:spacing w:before="40" w:after="40" w:line="276" w:lineRule="auto"/>
+              <w:jc w:val="left"/>
+            </w:pPr>
+            <w:r/>
+            <w:r>
+              <w:rPr>
+                <w:rFonts w:ascii="Times New Roman" w:hAnsi="Times New Roman"/>
+                <w:b w:val="0"/>
+                <w:i w:val="0"/>
+                <w:color w:val="1A1A1A"/>
+                <w:sz w:val="18"/>
+              </w:rPr>
+              <w:t>• PO1 (3): Applied mathematical moments, mean pixel intensity (μ=0.1307), standard deviation (σ=0.3081), and variance across 70,000 image tensors (src/data/dataset.py:compute_dataset_statistics()).</w:t>
+              <w:br/>
+              <w:t>• PO2 (2): Formulated bimodal intensity spectrum and canvas sparsity (&gt;70% pure zero background) to establish normalization boundaries (src/data/eda.py).</w:t>
+              <w:br/>
+              <w:t>• PO4 (2): Evaluated statistical parity across partitioned splits (train/val/test) to prove zero data leakage (tests/test_data.py:test_no_data_leakage()).</w:t>
+              <w:br/>
+              <w:t>• PO5 (3): Employed NumPy vectorized mathematical primitives (np.mean, np.std, np.bincount) for sub-millisecond statistical profiling on 784-D arrays.</w:t>
             </w:r>
           </w:p>
         </w:tc>
@@ -5448,17 +6615,19 @@
           </w:tcPr>
           <w:p>
             <w:pPr>
-              <w:spacing w:before="40" w:after="40"/>
-              <w:jc w:val="both"/>
-            </w:pPr>
-            <w:r>
-              <w:rPr>
-                <w:rFonts w:ascii="Times New Roman" w:hAnsi="Times New Roman"/>
-                <w:b/>
-                <w:color w:val="000000"/>
-                <w:sz w:val="20"/>
-              </w:rPr>
-              <w:t>CO2 — PO2, PO3, PO4</w:t>
+              <w:spacing w:before="40" w:after="40" w:line="276" w:lineRule="auto"/>
+              <w:jc w:val="left"/>
+            </w:pPr>
+            <w:r/>
+            <w:r>
+              <w:rPr>
+                <w:rFonts w:ascii="Times New Roman" w:hAnsi="Times New Roman"/>
+                <w:b/>
+                <w:i w:val="0"/>
+                <w:color w:val="1A1A1A"/>
+                <w:sz w:val="19"/>
+              </w:rPr>
+              <w:t>CO2 → PO1, PO2, PO4, PO5, PO9</w:t>
             </w:r>
           </w:p>
         </w:tc>
@@ -5469,16 +6638,21 @@
           </w:tcPr>
           <w:p>
             <w:pPr>
-              <w:spacing w:before="40" w:after="40"/>
-              <w:jc w:val="both"/>
-            </w:pPr>
-            <w:r>
-              <w:rPr>
-                <w:rFonts w:ascii="Times New Roman" w:hAnsi="Times New Roman"/>
-                <w:color w:val="000000"/>
-                <w:sz w:val="20"/>
-              </w:rPr>
-              <w:t>3</w:t>
+              <w:spacing w:before="40" w:after="40" w:line="276" w:lineRule="auto"/>
+              <w:jc w:val="center"/>
+            </w:pPr>
+            <w:r/>
+            <w:r>
+              <w:rPr>
+                <w:rFonts w:ascii="Times New Roman" w:hAnsi="Times New Roman"/>
+                <w:b/>
+                <w:i w:val="0"/>
+                <w:color w:val="1A1A1A"/>
+                <w:sz w:val="19"/>
+              </w:rPr>
+              <w:t>3 (PO1, PO2, PO4, PO5)</w:t>
+              <w:br/>
+              <w:t>2 (PO9)</w:t>
             </w:r>
           </w:p>
         </w:tc>
@@ -5489,16 +6663,27 @@
           </w:tcPr>
           <w:p>
             <w:pPr>
-              <w:spacing w:before="40" w:after="40"/>
-              <w:jc w:val="both"/>
-            </w:pPr>
-            <w:r>
-              <w:rPr>
-                <w:rFonts w:ascii="Times New Roman" w:hAnsi="Times New Roman"/>
-                <w:color w:val="000000"/>
-                <w:sz w:val="20"/>
-              </w:rPr>
-              <w:t>Formulates multi-class supervised learning, evaluates convex loss formulations, and benchmarks classical baselines against empirical criteria.</w:t>
+              <w:spacing w:before="40" w:after="40" w:line="276" w:lineRule="auto"/>
+              <w:jc w:val="left"/>
+            </w:pPr>
+            <w:r/>
+            <w:r>
+              <w:rPr>
+                <w:rFonts w:ascii="Times New Roman" w:hAnsi="Times New Roman"/>
+                <w:b w:val="0"/>
+                <w:i w:val="0"/>
+                <w:color w:val="1A1A1A"/>
+                <w:sz w:val="18"/>
+              </w:rPr>
+              <w:t>• PO1 (3): Leveraged computing fundamentals and library abstractions to transform 4D tensors (N×28×28×1) into 2D flattened representations (N×784).</w:t>
+              <w:br/>
+              <w:t>• PO2 (3): Analyzed data quality issues (aspect-ratio distortion, stroke width variation) through visual EDA plots (Report Chapter 3).</w:t>
+              <w:br/>
+              <w:t>• PO4 (3): Generated 5 publication-grade visual investigations: 10×10 sample matrix, partition balance bars, bimodal histograms, mean stroke spines, and centroid vs. outlier contrasts (artifacts/data/).</w:t>
+              <w:br/>
+              <w:t>• PO5 (3): Proficient use of NumPy, Matplotlib, SciPy, and OpenCV for multi-stage image manipulation and visualization (src/data/eda.py).</w:t>
+              <w:br/>
+              <w:t>• PO9 (2): Communicated data insights through annotated charts and data dictionaries in formal report format.</w:t>
             </w:r>
           </w:p>
         </w:tc>
@@ -5516,17 +6701,19 @@
           </w:tcPr>
           <w:p>
             <w:pPr>
-              <w:spacing w:before="40" w:after="40"/>
-              <w:jc w:val="both"/>
-            </w:pPr>
-            <w:r>
-              <w:rPr>
-                <w:rFonts w:ascii="Times New Roman" w:hAnsi="Times New Roman"/>
-                <w:b/>
-                <w:color w:val="000000"/>
-                <w:sz w:val="20"/>
-              </w:rPr>
-              <w:t>CO3 — PO3, PO5, PO11</w:t>
+              <w:spacing w:before="40" w:after="40" w:line="276" w:lineRule="auto"/>
+              <w:jc w:val="left"/>
+            </w:pPr>
+            <w:r/>
+            <w:r>
+              <w:rPr>
+                <w:rFonts w:ascii="Times New Roman" w:hAnsi="Times New Roman"/>
+                <w:b/>
+                <w:i w:val="0"/>
+                <w:color w:val="1A1A1A"/>
+                <w:sz w:val="19"/>
+              </w:rPr>
+              <w:t>CO3 → PO1, PO2, PO3, PO4, PO5, PO8</w:t>
             </w:r>
           </w:p>
         </w:tc>
@@ -5537,16 +6724,21 @@
           </w:tcPr>
           <w:p>
             <w:pPr>
-              <w:spacing w:before="40" w:after="40"/>
-              <w:jc w:val="both"/>
-            </w:pPr>
-            <w:r>
-              <w:rPr>
-                <w:rFonts w:ascii="Times New Roman" w:hAnsi="Times New Roman"/>
-                <w:color w:val="000000"/>
-                <w:sz w:val="20"/>
-              </w:rPr>
-              <w:t>3</w:t>
+              <w:spacing w:before="40" w:after="40" w:line="276" w:lineRule="auto"/>
+              <w:jc w:val="center"/>
+            </w:pPr>
+            <w:r/>
+            <w:r>
+              <w:rPr>
+                <w:rFonts w:ascii="Times New Roman" w:hAnsi="Times New Roman"/>
+                <w:b/>
+                <w:i w:val="0"/>
+                <w:color w:val="1A1A1A"/>
+                <w:sz w:val="19"/>
+              </w:rPr>
+              <w:t>3 (PO1, PO2, PO3, PO5)</w:t>
+              <w:br/>
+              <w:t>2 (PO4, PO8)</w:t>
             </w:r>
           </w:p>
         </w:tc>
@@ -5557,16 +6749,29 @@
           </w:tcPr>
           <w:p>
             <w:pPr>
-              <w:spacing w:before="40" w:after="40"/>
-              <w:jc w:val="both"/>
-            </w:pPr>
-            <w:r>
-              <w:rPr>
-                <w:rFonts w:ascii="Times New Roman" w:hAnsi="Times New Roman"/>
-                <w:color w:val="000000"/>
-                <w:sz w:val="20"/>
-              </w:rPr>
-              <w:t>Designs dual-block ConvNet architectures with spatial dropout and monitors gradient convergence and loss decay over training epochs.</w:t>
+              <w:spacing w:before="40" w:after="40" w:line="276" w:lineRule="auto"/>
+              <w:jc w:val="left"/>
+            </w:pPr>
+            <w:r/>
+            <w:r>
+              <w:rPr>
+                <w:rFonts w:ascii="Times New Roman" w:hAnsi="Times New Roman"/>
+                <w:b w:val="0"/>
+                <w:i w:val="0"/>
+                <w:color w:val="1A1A1A"/>
+                <w:sz w:val="18"/>
+              </w:rPr>
+              <w:t>• PO1 (3): Formulated convex L2-regularized multinomial logistic regression (L-BFGS solver) and non-linear RBF kernel Support Vector Machine mathematics (src/models/classical.py).</w:t>
+              <w:br/>
+              <w:t>• PO2 (3): Analyzed decision boundary limitations between linear classifiers (Logistic Regression: 91.49%) and non-linear ensembles (Random Forest: 95.48%, SVM: 96.11%).</w:t>
+              <w:br/>
+              <w:t>• PO3 (3): Architected unified ClassicalModelWrapper implementing common model interface (predict, predict_proba, save, load) for drop-in deployment.</w:t>
+              <w:br/>
+              <w:t>• PO4 (2): Benchmarked classical algorithms on 10,000 isolated test samples to establish empirical baseline criteria before deep modeling.</w:t>
+              <w:br/>
+              <w:t>• PO5 (3): Applied scikit-learn (LogisticRegression, SVC, RandomForestClassifier, DummyClassifier) and Joblib serialization.</w:t>
+              <w:br/>
+              <w:t>• PO8 (2): Modular engineering division where classical model benchmarking was assigned and integrated across the student team (Section 6.6).</w:t>
             </w:r>
           </w:p>
         </w:tc>
@@ -5584,17 +6789,19 @@
           </w:tcPr>
           <w:p>
             <w:pPr>
-              <w:spacing w:before="40" w:after="40"/>
-              <w:jc w:val="both"/>
-            </w:pPr>
-            <w:r>
-              <w:rPr>
-                <w:rFonts w:ascii="Times New Roman" w:hAnsi="Times New Roman"/>
-                <w:b/>
-                <w:color w:val="000000"/>
-                <w:sz w:val="20"/>
-              </w:rPr>
-              <w:t>CO4 — PO4, PO8, PSO1</w:t>
+              <w:spacing w:before="40" w:after="40" w:line="276" w:lineRule="auto"/>
+              <w:jc w:val="left"/>
+            </w:pPr>
+            <w:r/>
+            <w:r>
+              <w:rPr>
+                <w:rFonts w:ascii="Times New Roman" w:hAnsi="Times New Roman"/>
+                <w:b/>
+                <w:i w:val="0"/>
+                <w:color w:val="1A1A1A"/>
+                <w:sz w:val="19"/>
+              </w:rPr>
+              <w:t>CO4 → PO1, PO2, PO4, PO5, PO7, PO9</w:t>
             </w:r>
           </w:p>
         </w:tc>
@@ -5605,16 +6812,21 @@
           </w:tcPr>
           <w:p>
             <w:pPr>
-              <w:spacing w:before="40" w:after="40"/>
-              <w:jc w:val="both"/>
-            </w:pPr>
-            <w:r>
-              <w:rPr>
-                <w:rFonts w:ascii="Times New Roman" w:hAnsi="Times New Roman"/>
-                <w:color w:val="000000"/>
-                <w:sz w:val="20"/>
-              </w:rPr>
-              <w:t>3</w:t>
+              <w:spacing w:before="40" w:after="40" w:line="276" w:lineRule="auto"/>
+              <w:jc w:val="center"/>
+            </w:pPr>
+            <w:r/>
+            <w:r>
+              <w:rPr>
+                <w:rFonts w:ascii="Times New Roman" w:hAnsi="Times New Roman"/>
+                <w:b/>
+                <w:i w:val="0"/>
+                <w:color w:val="1A1A1A"/>
+                <w:sz w:val="19"/>
+              </w:rPr>
+              <w:t>3 (PO1, PO2, PO4, PO5)</w:t>
+              <w:br/>
+              <w:t>2 (PO7, PO9)</w:t>
             </w:r>
           </w:p>
         </w:tc>
@@ -5625,16 +6837,29 @@
           </w:tcPr>
           <w:p>
             <w:pPr>
-              <w:spacing w:before="40" w:after="40"/>
-              <w:jc w:val="both"/>
-            </w:pPr>
-            <w:r>
-              <w:rPr>
-                <w:rFonts w:ascii="Times New Roman" w:hAnsi="Times New Roman"/>
-                <w:color w:val="000000"/>
-                <w:sz w:val="20"/>
-              </w:rPr>
-              <w:t>Conducts empirical evaluations across 7 metrics, computes Grad-CAM activation maps, and quantifies predictive calibration via temperature scaling.</w:t>
+              <w:spacing w:before="40" w:after="40" w:line="276" w:lineRule="auto"/>
+              <w:jc w:val="left"/>
+            </w:pPr>
+            <w:r/>
+            <w:r>
+              <w:rPr>
+                <w:rFonts w:ascii="Times New Roman" w:hAnsi="Times New Roman"/>
+                <w:b w:val="0"/>
+                <w:i w:val="0"/>
+                <w:color w:val="1A1A1A"/>
+                <w:sz w:val="18"/>
+              </w:rPr>
+              <w:t>• PO1 (3): Mathematical formulation of multiclass precision, recall, macro/weighted F1, and post-hoc temperature scaling (T=0.9170) to optimize Expected Calibration Error (ECE) to 0.0031.</w:t>
+              <w:br/>
+              <w:t>• PO2 (3): Diagnosed misclassification residuals on top confusion pairs (e.g., true 4 misclassified as 9) and analyzed training loss convergence (Report Section 7.3 &amp; 7.6).</w:t>
+              <w:br/>
+              <w:t>• PO4 (3): Conducted rigorous empirical tests across 7 metrics, multi-class ROC/PR envelopes, and out-of-distribution noise/blur stress testing (src/evaluation/robustness.py).</w:t>
+              <w:br/>
+              <w:t>• PO5 (3): Employed scikit-learn evaluation suite (classification_report, confusion_matrix, roc_auc_score) and custom calibration binning (src/evaluation/metrics.py).</w:t>
+              <w:br/>
+              <w:t>• PO7 (2): Addressed algorithmic fairness by auditing per-class error parity to ensure no digit class suffers disproportionate rejection in downstream applications.</w:t>
+              <w:br/>
+              <w:t>• PO9 (2): Documented evaluation methodology, metrics, and error forensically in technical report Chapter 7.</w:t>
             </w:r>
           </w:p>
         </w:tc>
@@ -5652,18 +6877,19 @@
           </w:tcPr>
           <w:p>
             <w:pPr>
-              <w:spacing w:before="40" w:after="40"/>
-              <w:jc w:val="both"/>
-            </w:pPr>
-            <w:r>
-              <w:rPr>
-                <w:rFonts w:ascii="Times New Roman" w:hAnsi="Times New Roman"/>
-                <w:b/>
-                <w:color w:val="000000"/>
-                <w:sz w:val="20"/>
-              </w:rPr>
-              <w:lastRenderedPageBreak/>
-              <w:t>CO — PO6, PO7</w:t>
+              <w:spacing w:before="40" w:after="40" w:line="276" w:lineRule="auto"/>
+              <w:jc w:val="left"/>
+            </w:pPr>
+            <w:r/>
+            <w:r>
+              <w:rPr>
+                <w:rFonts w:ascii="Times New Roman" w:hAnsi="Times New Roman"/>
+                <w:b/>
+                <w:i w:val="0"/>
+                <w:color w:val="1A1A1A"/>
+                <w:sz w:val="19"/>
+              </w:rPr>
+              <w:t>CO5 → PO1, PO2, PO5</w:t>
             </w:r>
           </w:p>
         </w:tc>
@@ -5674,16 +6900,19 @@
           </w:tcPr>
           <w:p>
             <w:pPr>
-              <w:spacing w:before="40" w:after="40"/>
-              <w:jc w:val="both"/>
-            </w:pPr>
-            <w:r>
-              <w:rPr>
-                <w:rFonts w:ascii="Times New Roman" w:hAnsi="Times New Roman"/>
-                <w:color w:val="000000"/>
-                <w:sz w:val="20"/>
-              </w:rPr>
-              <w:t>2</w:t>
+              <w:spacing w:before="40" w:after="40" w:line="276" w:lineRule="auto"/>
+              <w:jc w:val="center"/>
+            </w:pPr>
+            <w:r/>
+            <w:r>
+              <w:rPr>
+                <w:rFonts w:ascii="Times New Roman" w:hAnsi="Times New Roman"/>
+                <w:b/>
+                <w:i w:val="0"/>
+                <w:color w:val="1A1A1A"/>
+                <w:sz w:val="19"/>
+              </w:rPr>
+              <w:t>2 (PO1, PO2, PO5)</w:t>
             </w:r>
           </w:p>
         </w:tc>
@@ -5694,16 +6923,23 @@
           </w:tcPr>
           <w:p>
             <w:pPr>
-              <w:spacing w:before="40" w:after="40"/>
-              <w:jc w:val="both"/>
-            </w:pPr>
-            <w:r>
-              <w:rPr>
-                <w:rFonts w:ascii="Times New Roman" w:hAnsi="Times New Roman"/>
-                <w:color w:val="000000"/>
-                <w:sz w:val="20"/>
-              </w:rPr>
-              <w:t>Evaluates societal impact on cheque/mail automation, documents demographic data limitations, and analyzes environmental CPU compute efficiency.</w:t>
+              <w:spacing w:before="40" w:after="40" w:line="276" w:lineRule="auto"/>
+              <w:jc w:val="left"/>
+            </w:pPr>
+            <w:r/>
+            <w:r>
+              <w:rPr>
+                <w:rFonts w:ascii="Times New Roman" w:hAnsi="Times New Roman"/>
+                <w:b w:val="0"/>
+                <w:i w:val="0"/>
+                <w:color w:val="1A1A1A"/>
+                <w:sz w:val="18"/>
+              </w:rPr>
+              <w:t>• PO1 (2): Applied Euclidean distance metrics (||x - c||_2) and cluster inertia concepts to group unlabeled 784-D digit representations into K=10 centroids.</w:t>
+              <w:br/>
+              <w:t>• PO2 (2): Investigated unsupervised separability of handwritten digits, discovering an overall cluster purity of 58.87% (e.g., Cluster 4 achieves 92.71% purity for digit 0, Cluster 3 achieves 89.48% for digit 6; src/evaluation/clustering.py).</w:t>
+              <w:br/>
+              <w:t>• PO5 (2): Implemented scikit-learn KMeans (K=10, n_init=10) and generated cluster centroid visual artifacts (artifacts/data/kmeans_cluster_distribution.png).</w:t>
             </w:r>
           </w:p>
         </w:tc>
@@ -5721,17 +6957,19 @@
           </w:tcPr>
           <w:p>
             <w:pPr>
-              <w:spacing w:before="40" w:after="40"/>
-              <w:jc w:val="both"/>
-            </w:pPr>
-            <w:r>
-              <w:rPr>
-                <w:rFonts w:ascii="Times New Roman" w:hAnsi="Times New Roman"/>
-                <w:b/>
-                <w:color w:val="000000"/>
-                <w:sz w:val="20"/>
-              </w:rPr>
-              <w:t>CO — PSO1, PSO2</w:t>
+              <w:spacing w:before="40" w:after="40" w:line="276" w:lineRule="auto"/>
+              <w:jc w:val="left"/>
+            </w:pPr>
+            <w:r/>
+            <w:r>
+              <w:rPr>
+                <w:rFonts w:ascii="Times New Roman" w:hAnsi="Times New Roman"/>
+                <w:b/>
+                <w:i w:val="0"/>
+                <w:color w:val="1A1A1A"/>
+                <w:sz w:val="19"/>
+              </w:rPr>
+              <w:t>CO6 → PO1, PO2, PO3, PO4, PO5, PO6, PO7, PO8, PO9, PO10, PO11</w:t>
             </w:r>
           </w:p>
         </w:tc>
@@ -5742,16 +6980,21 @@
           </w:tcPr>
           <w:p>
             <w:pPr>
-              <w:spacing w:before="40" w:after="40"/>
-              <w:jc w:val="both"/>
-            </w:pPr>
-            <w:r>
-              <w:rPr>
-                <w:rFonts w:ascii="Times New Roman" w:hAnsi="Times New Roman"/>
-                <w:color w:val="000000"/>
-                <w:sz w:val="20"/>
-              </w:rPr>
-              <w:t>3</w:t>
+              <w:spacing w:before="40" w:after="40" w:line="276" w:lineRule="auto"/>
+              <w:jc w:val="center"/>
+            </w:pPr>
+            <w:r/>
+            <w:r>
+              <w:rPr>
+                <w:rFonts w:ascii="Times New Roman" w:hAnsi="Times New Roman"/>
+                <w:b/>
+                <w:i w:val="0"/>
+                <w:color w:val="1A1A1A"/>
+                <w:sz w:val="19"/>
+              </w:rPr>
+              <w:t>3 (PO1, PO2, PO3, PO4, PO5, PO8, PO9, PO11)</w:t>
+              <w:br/>
+              <w:t>2 (PO6, PO7, PO10)</w:t>
             </w:r>
           </w:p>
         </w:tc>
@@ -5762,16 +7005,1328 @@
           </w:tcPr>
           <w:p>
             <w:pPr>
-              <w:spacing w:before="40" w:after="40"/>
-              <w:jc w:val="both"/>
-            </w:pPr>
-            <w:r>
-              <w:rPr>
-                <w:rFonts w:ascii="Times New Roman" w:hAnsi="Times New Roman"/>
-                <w:color w:val="000000"/>
-                <w:sz w:val="20"/>
-              </w:rPr>
-              <w:t>Demonstrates end-to-end AI system deployment with integrated FastAPI backend, interactive canvas, and real-time telemetry console.</w:t>
+              <w:spacing w:before="40" w:after="40" w:line="276" w:lineRule="auto"/>
+              <w:jc w:val="left"/>
+            </w:pPr>
+            <w:r/>
+            <w:r>
+              <w:rPr>
+                <w:rFonts w:ascii="Times New Roman" w:hAnsi="Times New Roman"/>
+                <w:b w:val="0"/>
+                <w:i w:val="0"/>
+                <w:color w:val="1A1A1A"/>
+                <w:sz w:val="18"/>
+              </w:rPr>
+              <w:t>• PO1 (3): Integrated end-to-end ML engineering: canonical preprocessing, 6-model landscape, uncertainty quantification, and spatial Grad-CAM explainability.</w:t>
+              <w:br/>
+              <w:t>• PO2 (3): Solved four fundamental research gaps: interactive domain shift, uncalibrated overconfidence, black-box opacity, and edge inference latency.</w:t>
+              <w:br/>
+              <w:t>• PO3 (3): Designed and realized the DigitVision DeepConvNet platform with dual-block CNN, GAP, temperature calibration, and sub-10 ms CPU inference.</w:t>
+              <w:br/>
+              <w:t>• PO4 (3): Controlled comparative evaluation of 7 distinct models on 10,000 isolated test samples under identical empirical conditions (experiments/metrics/experiment_results.json).</w:t>
+              <w:br/>
+              <w:t>• PO5 (3): Modern production stack: Python 3.13, TensorFlow/Keras 3, scikit-learn, FastAPI, Uvicorn, Matplotlib, and HTML5 Canvas API.</w:t>
+              <w:br/>
+              <w:t>• PO6 (2): Analyzed societal impacts on automated postal sortation and banking cheque reading, and carbon efficiency of CPU-optimized inference.</w:t>
+              <w:br/>
+              <w:t>• PO7 (2): Ethical AI compliance through Grad-CAM visual transparency, calibrated rejection of ambiguous inputs, and data provenance auditing.</w:t>
+              <w:br/>
+              <w:t>• PO8 (3): Executed collaboratively by M Tejas Yadav, K Charan Teja, and Y Akshay Raj with verified git commits, sprint reviews, and individual contribution logs.</w:t>
+              <w:br/>
+              <w:t>• PO9 (3): Communicated across institutional report, 20-slide technical presentation deck, and live interactive web application.</w:t>
+              <w:br/>
+              <w:t>• PO10 (2): Applied project lifecycle management, CPU hardware cost optimization, and runtime latency budgets.</w:t>
+              <w:br/>
+              <w:t>• PO11 (3): Self-directed mastery of modern deep learning frameworks (Keras 3 multi-backend), XAI formulations, and RESTful telemetry serving.</w:t>
+            </w:r>
+          </w:p>
+        </w:tc>
+      </w:tr>
+      <w:tr>
+        <w:tc>
+          <w:tcPr>
+            <w:tcW w:type="dxa" w:w="1600"/>
+          </w:tcPr>
+          <w:p>
+            <w:pPr>
+              <w:spacing w:before="40" w:after="40" w:line="276" w:lineRule="auto"/>
+              <w:jc w:val="left"/>
+            </w:pPr>
+            <w:r/>
+            <w:r>
+              <w:rPr>
+                <w:rFonts w:ascii="Times New Roman" w:hAnsi="Times New Roman"/>
+                <w:b/>
+                <w:i w:val="0"/>
+                <w:color w:val="1A1A1A"/>
+                <w:sz w:val="19"/>
+              </w:rPr>
+              <w:t>CO → PSO1, PSO2</w:t>
+            </w:r>
+          </w:p>
+        </w:tc>
+        <w:tc>
+          <w:tcPr>
+            <w:tcW w:type="dxa" w:w="900"/>
+          </w:tcPr>
+          <w:p>
+            <w:pPr>
+              <w:spacing w:before="40" w:after="40" w:line="276" w:lineRule="auto"/>
+              <w:jc w:val="center"/>
+            </w:pPr>
+            <w:r/>
+            <w:r>
+              <w:rPr>
+                <w:rFonts w:ascii="Times New Roman" w:hAnsi="Times New Roman"/>
+                <w:b/>
+                <w:i w:val="0"/>
+                <w:color w:val="1A1A1A"/>
+                <w:sz w:val="19"/>
+              </w:rPr>
+              <w:t>3 (PSO1, PSO2)</w:t>
+            </w:r>
+          </w:p>
+        </w:tc>
+        <w:tc>
+          <w:tcPr>
+            <w:tcW w:type="dxa" w:w="7500"/>
+          </w:tcPr>
+          <w:p>
+            <w:pPr>
+              <w:spacing w:before="40" w:after="40" w:line="276" w:lineRule="auto"/>
+              <w:jc w:val="left"/>
+            </w:pPr>
+            <w:r/>
+            <w:r>
+              <w:rPr>
+                <w:rFonts w:ascii="Times New Roman" w:hAnsi="Times New Roman"/>
+                <w:b w:val="0"/>
+                <w:i w:val="0"/>
+                <w:color w:val="1A1A1A"/>
+                <w:sz w:val="18"/>
+              </w:rPr>
+              <w:t>• PSO1 (3): Demonstrates end-to-end design, training, and deployment of machine learning and computer vision architectures on real-world sensory inputs.</w:t>
+              <w:br/>
+              <w:t>• PSO2 (3): Implements defense-grade software engineering: asynchronous FastAPI backend, interactive canvas HUD, 33/33 passing unit tests, and production REST APIs.</w:t>
+            </w:r>
+          </w:p>
+        </w:tc>
+      </w:tr>
+    </w:tbl>
+    <w:p>
+      <w:pPr>
+        <w:spacing w:before="280" w:after="80"/>
+      </w:pPr>
+      <w:r>
+        <w:rPr>
+          <w:rFonts w:ascii="Times New Roman" w:hAnsi="Times New Roman"/>
+          <w:b/>
+          <w:color w:val="003366"/>
+          <w:sz w:val="24"/>
+        </w:rPr>
+        <w:t>Course Outcome (CO) Evidence &amp; Attainment Status Audit (CO1 – CO6)</w:t>
+      </w:r>
+    </w:p>
+    <w:p>
+      <w:pPr>
+        <w:spacing w:before="40" w:after="120"/>
+      </w:pPr>
+      <w:r>
+        <w:rPr>
+          <w:rFonts w:ascii="Times New Roman" w:hAnsi="Times New Roman"/>
+          <w:i/>
+          <w:color w:val="333333"/>
+          <w:sz w:val="19"/>
+        </w:rPr>
+        <w:t>The following audit table provides a forensic evaluation of the actual DigitVision AI repository code, empirical experiments, and supporting artifacts against each of the official Machine Learning Lab Course Outcomes (CO1–CO6). In strict adherence to NBA accreditation guidelines, direct continuous internal evaluation (CIE) attainment marks and percentage thresholds are marked as 'Pending Faculty Assessment' to prevent unsupported data fabrication prior to official faculty evaluation.</w:t>
+      </w:r>
+    </w:p>
+    <w:tbl>
+      <w:tblPr>
+        <w:tblW w:type="auto" w:w="0"/>
+        <w:jc w:val="center"/>
+        <w:tblLook w:firstColumn="1" w:firstRow="1" w:lastColumn="0" w:lastRow="0" w:noHBand="0" w:noVBand="1" w:val="04A0"/>
+      </w:tblPr>
+      <w:tblGrid>
+        <w:gridCol w:w="1434"/>
+        <w:gridCol w:w="1434"/>
+        <w:gridCol w:w="1434"/>
+        <w:gridCol w:w="1434"/>
+        <w:gridCol w:w="1434"/>
+        <w:gridCol w:w="1434"/>
+        <w:gridCol w:w="1434"/>
+      </w:tblGrid>
+      <w:tr>
+        <w:tc>
+          <w:tcPr>
+            <w:tcW w:type="dxa" w:w="1434"/>
+            <w:shd w:fill="E8E8E8"/>
+          </w:tcPr>
+          <w:p>
+            <w:pPr>
+              <w:spacing w:before="40" w:after="40" w:line="276" w:lineRule="auto"/>
+              <w:jc w:val="center"/>
+            </w:pPr>
+            <w:r/>
+            <w:r>
+              <w:rPr>
+                <w:rFonts w:ascii="Times New Roman" w:hAnsi="Times New Roman"/>
+                <w:b/>
+                <w:i w:val="0"/>
+                <w:color w:val="1A1A1A"/>
+                <w:sz w:val="18"/>
+              </w:rPr>
+              <w:t>CO &amp; Bloom</w:t>
+            </w:r>
+          </w:p>
+        </w:tc>
+        <w:tc>
+          <w:tcPr>
+            <w:tcW w:type="dxa" w:w="1434"/>
+            <w:shd w:fill="E8E8E8"/>
+          </w:tcPr>
+          <w:p>
+            <w:pPr>
+              <w:spacing w:before="40" w:after="40" w:line="276" w:lineRule="auto"/>
+              <w:jc w:val="center"/>
+            </w:pPr>
+            <w:r/>
+            <w:r>
+              <w:rPr>
+                <w:rFonts w:ascii="Times New Roman" w:hAnsi="Times New Roman"/>
+                <w:b/>
+                <w:i w:val="0"/>
+                <w:color w:val="1A1A1A"/>
+                <w:sz w:val="18"/>
+              </w:rPr>
+              <w:t>Course Outcome Statement</w:t>
+            </w:r>
+          </w:p>
+        </w:tc>
+        <w:tc>
+          <w:tcPr>
+            <w:tcW w:type="dxa" w:w="1434"/>
+            <w:shd w:fill="E8E8E8"/>
+          </w:tcPr>
+          <w:p>
+            <w:pPr>
+              <w:spacing w:before="40" w:after="40" w:line="276" w:lineRule="auto"/>
+              <w:jc w:val="center"/>
+            </w:pPr>
+            <w:r/>
+            <w:r>
+              <w:rPr>
+                <w:rFonts w:ascii="Times New Roman" w:hAnsi="Times New Roman"/>
+                <w:b/>
+                <w:i w:val="0"/>
+                <w:color w:val="1A1A1A"/>
+                <w:sz w:val="18"/>
+              </w:rPr>
+              <w:t>Specific Project Work &amp; Repository Evidence</w:t>
+            </w:r>
+          </w:p>
+        </w:tc>
+        <w:tc>
+          <w:tcPr>
+            <w:tcW w:type="dxa" w:w="1434"/>
+            <w:shd w:fill="E8E8E8"/>
+          </w:tcPr>
+          <w:p>
+            <w:pPr>
+              <w:spacing w:before="40" w:after="40" w:line="276" w:lineRule="auto"/>
+              <w:jc w:val="center"/>
+            </w:pPr>
+            <w:r/>
+            <w:r>
+              <w:rPr>
+                <w:rFonts w:ascii="Times New Roman" w:hAnsi="Times New Roman"/>
+                <w:b/>
+                <w:i w:val="0"/>
+                <w:color w:val="1A1A1A"/>
+                <w:sz w:val="18"/>
+              </w:rPr>
+              <w:t>Demonstration Status</w:t>
+            </w:r>
+          </w:p>
+        </w:tc>
+        <w:tc>
+          <w:tcPr>
+            <w:tcW w:type="dxa" w:w="1434"/>
+            <w:shd w:fill="E8E8E8"/>
+          </w:tcPr>
+          <w:p>
+            <w:pPr>
+              <w:spacing w:before="40" w:after="40" w:line="276" w:lineRule="auto"/>
+              <w:jc w:val="center"/>
+            </w:pPr>
+            <w:r/>
+            <w:r>
+              <w:rPr>
+                <w:rFonts w:ascii="Times New Roman" w:hAnsi="Times New Roman"/>
+                <w:b/>
+                <w:i w:val="0"/>
+                <w:color w:val="1A1A1A"/>
+                <w:sz w:val="18"/>
+              </w:rPr>
+              <w:t>Target Threshold</w:t>
+            </w:r>
+          </w:p>
+        </w:tc>
+        <w:tc>
+          <w:tcPr>
+            <w:tcW w:type="dxa" w:w="1434"/>
+            <w:shd w:fill="E8E8E8"/>
+          </w:tcPr>
+          <w:p>
+            <w:pPr>
+              <w:spacing w:before="40" w:after="40" w:line="276" w:lineRule="auto"/>
+              <w:jc w:val="center"/>
+            </w:pPr>
+            <w:r/>
+            <w:r>
+              <w:rPr>
+                <w:rFonts w:ascii="Times New Roman" w:hAnsi="Times New Roman"/>
+                <w:b/>
+                <w:i w:val="0"/>
+                <w:color w:val="1A1A1A"/>
+                <w:sz w:val="18"/>
+              </w:rPr>
+              <w:t>Direct Internal Attainment</w:t>
+            </w:r>
+          </w:p>
+        </w:tc>
+        <w:tc>
+          <w:tcPr>
+            <w:tcW w:type="dxa" w:w="1434"/>
+            <w:shd w:fill="E8E8E8"/>
+          </w:tcPr>
+          <w:p>
+            <w:pPr>
+              <w:spacing w:before="40" w:after="40" w:line="276" w:lineRule="auto"/>
+              <w:jc w:val="center"/>
+            </w:pPr>
+            <w:r/>
+            <w:r>
+              <w:rPr>
+                <w:rFonts w:ascii="Times New Roman" w:hAnsi="Times New Roman"/>
+                <w:b/>
+                <w:i w:val="0"/>
+                <w:color w:val="1A1A1A"/>
+                <w:sz w:val="18"/>
+              </w:rPr>
+              <w:t>Overall Attainment Status</w:t>
+            </w:r>
+          </w:p>
+        </w:tc>
+      </w:tr>
+      <w:tr>
+        <w:tc>
+          <w:tcPr>
+            <w:tcW w:type="dxa" w:w="1434"/>
+          </w:tcPr>
+          <w:p>
+            <w:pPr>
+              <w:spacing w:before="40" w:after="40" w:line="276" w:lineRule="auto"/>
+              <w:jc w:val="center"/>
+            </w:pPr>
+            <w:r/>
+            <w:r>
+              <w:rPr>
+                <w:rFonts w:ascii="Times New Roman" w:hAnsi="Times New Roman"/>
+                <w:b/>
+                <w:i w:val="0"/>
+                <w:color w:val="1A1A1A"/>
+                <w:sz w:val="17"/>
+              </w:rPr>
+              <w:t>CO1</w:t>
+              <w:br/>
+              <w:t>(L3)</w:t>
+            </w:r>
+          </w:p>
+        </w:tc>
+        <w:tc>
+          <w:tcPr>
+            <w:tcW w:type="dxa" w:w="1434"/>
+          </w:tcPr>
+          <w:p>
+            <w:pPr>
+              <w:spacing w:before="40" w:after="40" w:line="276" w:lineRule="auto"/>
+              <w:jc w:val="left"/>
+            </w:pPr>
+            <w:r/>
+            <w:r>
+              <w:rPr>
+                <w:rFonts w:ascii="Times New Roman" w:hAnsi="Times New Roman"/>
+                <w:b w:val="0"/>
+                <w:i w:val="0"/>
+                <w:color w:val="1A1A1A"/>
+                <w:sz w:val="17"/>
+              </w:rPr>
+              <w:t>Compute central tendency and dispersion measures (Mean, Median, Mode, Variance, Standard Deviation) on datasets using Python and statistical libraries.</w:t>
+            </w:r>
+          </w:p>
+        </w:tc>
+        <w:tc>
+          <w:tcPr>
+            <w:tcW w:type="dxa" w:w="1434"/>
+          </w:tcPr>
+          <w:p>
+            <w:pPr>
+              <w:spacing w:before="40" w:after="40" w:line="276" w:lineRule="auto"/>
+              <w:jc w:val="left"/>
+            </w:pPr>
+            <w:r/>
+            <w:r>
+              <w:rPr>
+                <w:rFonts w:ascii="Times New Roman" w:hAnsi="Times New Roman"/>
+                <w:b w:val="0"/>
+                <w:i w:val="0"/>
+                <w:color w:val="1A1A1A"/>
+                <w:sz w:val="16"/>
+              </w:rPr>
+              <w:t>• Computed global pixel intensity mean (μ = 0.1307), standard deviation (σ = 0.3081), and variance across 70,000 image tensors (src/data/dataset.py:compute_dataset_statistics()).</w:t>
+              <w:br/>
+              <w:t>• Evaluated per-class density distributions, sparsity metrics (&gt;80% background), and border variance maps (src/data/eda.py).</w:t>
+            </w:r>
+          </w:p>
+        </w:tc>
+        <w:tc>
+          <w:tcPr>
+            <w:tcW w:type="dxa" w:w="1434"/>
+          </w:tcPr>
+          <w:p>
+            <w:pPr>
+              <w:spacing w:before="40" w:after="40" w:line="276" w:lineRule="auto"/>
+              <w:jc w:val="center"/>
+            </w:pPr>
+            <w:r/>
+            <w:r>
+              <w:rPr>
+                <w:rFonts w:ascii="Times New Roman" w:hAnsi="Times New Roman"/>
+                <w:b/>
+                <w:i w:val="0"/>
+                <w:color w:val="1A1A1A"/>
+                <w:sz w:val="17"/>
+              </w:rPr>
+              <w:t>Fully</w:t>
+              <w:br/>
+              <w:t>Demonstrated</w:t>
+            </w:r>
+          </w:p>
+        </w:tc>
+        <w:tc>
+          <w:tcPr>
+            <w:tcW w:type="dxa" w:w="1434"/>
+          </w:tcPr>
+          <w:p>
+            <w:pPr>
+              <w:spacing w:before="40" w:after="40" w:line="276" w:lineRule="auto"/>
+              <w:jc w:val="center"/>
+            </w:pPr>
+            <w:r/>
+            <w:r>
+              <w:rPr>
+                <w:rFonts w:ascii="Times New Roman" w:hAnsi="Times New Roman"/>
+                <w:b w:val="0"/>
+                <w:i w:val="0"/>
+                <w:color w:val="1A1A1A"/>
+                <w:sz w:val="16"/>
+              </w:rPr>
+              <w:t>Set by Faculty</w:t>
+              <w:br/>
+              <w:t>(Default: 70%)</w:t>
+            </w:r>
+          </w:p>
+        </w:tc>
+        <w:tc>
+          <w:tcPr>
+            <w:tcW w:type="dxa" w:w="1434"/>
+          </w:tcPr>
+          <w:p>
+            <w:pPr>
+              <w:spacing w:before="40" w:after="40" w:line="276" w:lineRule="auto"/>
+              <w:jc w:val="center"/>
+            </w:pPr>
+            <w:r/>
+            <w:r>
+              <w:rPr>
+                <w:rFonts w:ascii="Times New Roman" w:hAnsi="Times New Roman"/>
+                <w:b/>
+                <w:i w:val="0"/>
+                <w:color w:val="1A1A1A"/>
+                <w:sz w:val="16"/>
+              </w:rPr>
+              <w:t>Pending Faculty Assessment</w:t>
+              <w:br/>
+              <w:t>(CIE Rubric)</w:t>
+            </w:r>
+          </w:p>
+        </w:tc>
+        <w:tc>
+          <w:tcPr>
+            <w:tcW w:type="dxa" w:w="1434"/>
+          </w:tcPr>
+          <w:p>
+            <w:pPr>
+              <w:spacing w:before="40" w:after="40" w:line="276" w:lineRule="auto"/>
+              <w:jc w:val="center"/>
+            </w:pPr>
+            <w:r/>
+            <w:r>
+              <w:rPr>
+                <w:rFonts w:ascii="Times New Roman" w:hAnsi="Times New Roman"/>
+                <w:b/>
+                <w:i w:val="0"/>
+                <w:color w:val="1A1A1A"/>
+                <w:sz w:val="16"/>
+              </w:rPr>
+              <w:t>Evidence Complete</w:t>
+              <w:br/>
+              <w:t>(Pending Assessment)</w:t>
+            </w:r>
+          </w:p>
+        </w:tc>
+      </w:tr>
+      <w:tr>
+        <w:tc>
+          <w:tcPr>
+            <w:tcW w:type="dxa" w:w="1434"/>
+          </w:tcPr>
+          <w:p>
+            <w:pPr>
+              <w:spacing w:before="40" w:after="40" w:line="276" w:lineRule="auto"/>
+              <w:jc w:val="center"/>
+            </w:pPr>
+            <w:r/>
+            <w:r>
+              <w:rPr>
+                <w:rFonts w:ascii="Times New Roman" w:hAnsi="Times New Roman"/>
+                <w:b/>
+                <w:i w:val="0"/>
+                <w:color w:val="1A1A1A"/>
+                <w:sz w:val="17"/>
+              </w:rPr>
+              <w:t>CO2</w:t>
+              <w:br/>
+              <w:t>(L3)</w:t>
+            </w:r>
+          </w:p>
+        </w:tc>
+        <w:tc>
+          <w:tcPr>
+            <w:tcW w:type="dxa" w:w="1434"/>
+          </w:tcPr>
+          <w:p>
+            <w:pPr>
+              <w:spacing w:before="40" w:after="40" w:line="276" w:lineRule="auto"/>
+              <w:jc w:val="left"/>
+            </w:pPr>
+            <w:r/>
+            <w:r>
+              <w:rPr>
+                <w:rFonts w:ascii="Times New Roman" w:hAnsi="Times New Roman"/>
+                <w:b w:val="0"/>
+                <w:i w:val="0"/>
+                <w:color w:val="1A1A1A"/>
+                <w:sz w:val="17"/>
+              </w:rPr>
+              <w:t>Utilize Python libraries such as NumPy, SciPy, Pandas, Matplotlib, and Seaborn for data manipulation, visualization, and exploratory data analysis.</w:t>
+            </w:r>
+          </w:p>
+        </w:tc>
+        <w:tc>
+          <w:tcPr>
+            <w:tcW w:type="dxa" w:w="1434"/>
+          </w:tcPr>
+          <w:p>
+            <w:pPr>
+              <w:spacing w:before="40" w:after="40" w:line="276" w:lineRule="auto"/>
+              <w:jc w:val="left"/>
+            </w:pPr>
+            <w:r/>
+            <w:r>
+              <w:rPr>
+                <w:rFonts w:ascii="Times New Roman" w:hAnsi="Times New Roman"/>
+                <w:b w:val="0"/>
+                <w:i w:val="0"/>
+                <w:color w:val="1A1A1A"/>
+                <w:sz w:val="16"/>
+              </w:rPr>
+              <w:t>• NumPy vectorized array transformations on 784-D tensors; SciPy spatial distance metrics; Pandas data dictionaries (src/data/dataset.py).</w:t>
+              <w:br/>
+              <w:t>• Generated 5 publication-grade visualization artifacts: 10×10 sample matrix, partition balance bars, bimodal histograms, mean stroke spines, and outlier contrasts (src/data/eda.py).</w:t>
+            </w:r>
+          </w:p>
+        </w:tc>
+        <w:tc>
+          <w:tcPr>
+            <w:tcW w:type="dxa" w:w="1434"/>
+          </w:tcPr>
+          <w:p>
+            <w:pPr>
+              <w:spacing w:before="40" w:after="40" w:line="276" w:lineRule="auto"/>
+              <w:jc w:val="center"/>
+            </w:pPr>
+            <w:r/>
+            <w:r>
+              <w:rPr>
+                <w:rFonts w:ascii="Times New Roman" w:hAnsi="Times New Roman"/>
+                <w:b/>
+                <w:i w:val="0"/>
+                <w:color w:val="1A1A1A"/>
+                <w:sz w:val="17"/>
+              </w:rPr>
+              <w:t>Fully</w:t>
+              <w:br/>
+              <w:t>Demonstrated</w:t>
+            </w:r>
+          </w:p>
+        </w:tc>
+        <w:tc>
+          <w:tcPr>
+            <w:tcW w:type="dxa" w:w="1434"/>
+          </w:tcPr>
+          <w:p>
+            <w:pPr>
+              <w:spacing w:before="40" w:after="40" w:line="276" w:lineRule="auto"/>
+              <w:jc w:val="center"/>
+            </w:pPr>
+            <w:r/>
+            <w:r>
+              <w:rPr>
+                <w:rFonts w:ascii="Times New Roman" w:hAnsi="Times New Roman"/>
+                <w:b w:val="0"/>
+                <w:i w:val="0"/>
+                <w:color w:val="1A1A1A"/>
+                <w:sz w:val="16"/>
+              </w:rPr>
+              <w:t>Set by Faculty</w:t>
+              <w:br/>
+              <w:t>(Default: 70%)</w:t>
+            </w:r>
+          </w:p>
+        </w:tc>
+        <w:tc>
+          <w:tcPr>
+            <w:tcW w:type="dxa" w:w="1434"/>
+          </w:tcPr>
+          <w:p>
+            <w:pPr>
+              <w:spacing w:before="40" w:after="40" w:line="276" w:lineRule="auto"/>
+              <w:jc w:val="center"/>
+            </w:pPr>
+            <w:r/>
+            <w:r>
+              <w:rPr>
+                <w:rFonts w:ascii="Times New Roman" w:hAnsi="Times New Roman"/>
+                <w:b/>
+                <w:i w:val="0"/>
+                <w:color w:val="1A1A1A"/>
+                <w:sz w:val="16"/>
+              </w:rPr>
+              <w:t>Pending Faculty Assessment</w:t>
+              <w:br/>
+              <w:t>(CIE Rubric)</w:t>
+            </w:r>
+          </w:p>
+        </w:tc>
+        <w:tc>
+          <w:tcPr>
+            <w:tcW w:type="dxa" w:w="1434"/>
+          </w:tcPr>
+          <w:p>
+            <w:pPr>
+              <w:spacing w:before="40" w:after="40" w:line="276" w:lineRule="auto"/>
+              <w:jc w:val="center"/>
+            </w:pPr>
+            <w:r/>
+            <w:r>
+              <w:rPr>
+                <w:rFonts w:ascii="Times New Roman" w:hAnsi="Times New Roman"/>
+                <w:b/>
+                <w:i w:val="0"/>
+                <w:color w:val="1A1A1A"/>
+                <w:sz w:val="16"/>
+              </w:rPr>
+              <w:t>Evidence Complete</w:t>
+              <w:br/>
+              <w:t>(Pending Assessment)</w:t>
+            </w:r>
+          </w:p>
+        </w:tc>
+      </w:tr>
+      <w:tr>
+        <w:tc>
+          <w:tcPr>
+            <w:tcW w:type="dxa" w:w="1434"/>
+          </w:tcPr>
+          <w:p>
+            <w:pPr>
+              <w:spacing w:before="40" w:after="40" w:line="276" w:lineRule="auto"/>
+              <w:jc w:val="center"/>
+            </w:pPr>
+            <w:r/>
+            <w:r>
+              <w:rPr>
+                <w:rFonts w:ascii="Times New Roman" w:hAnsi="Times New Roman"/>
+                <w:b/>
+                <w:i w:val="0"/>
+                <w:color w:val="1A1A1A"/>
+                <w:sz w:val="17"/>
+              </w:rPr>
+              <w:t>CO3</w:t>
+              <w:br/>
+              <w:t>(L4)</w:t>
+            </w:r>
+          </w:p>
+        </w:tc>
+        <w:tc>
+          <w:tcPr>
+            <w:tcW w:type="dxa" w:w="1434"/>
+          </w:tcPr>
+          <w:p>
+            <w:pPr>
+              <w:spacing w:before="40" w:after="40" w:line="276" w:lineRule="auto"/>
+              <w:jc w:val="left"/>
+            </w:pPr>
+            <w:r/>
+            <w:r>
+              <w:rPr>
+                <w:rFonts w:ascii="Times New Roman" w:hAnsi="Times New Roman"/>
+                <w:b w:val="0"/>
+                <w:i w:val="0"/>
+                <w:color w:val="1A1A1A"/>
+                <w:sz w:val="17"/>
+              </w:rPr>
+              <w:t>Implement supervised learning algorithms including Simple Linear Regression, Multiple Linear Regression, Logistic Regression, Decision Trees, and K-Nearest Neighbors (KNN) using scikit-learn.</w:t>
+            </w:r>
+          </w:p>
+        </w:tc>
+        <w:tc>
+          <w:tcPr>
+            <w:tcW w:type="dxa" w:w="1434"/>
+          </w:tcPr>
+          <w:p>
+            <w:pPr>
+              <w:spacing w:before="40" w:after="40" w:line="276" w:lineRule="auto"/>
+              <w:jc w:val="left"/>
+            </w:pPr>
+            <w:r/>
+            <w:r>
+              <w:rPr>
+                <w:rFonts w:ascii="Times New Roman" w:hAnsi="Times New Roman"/>
+                <w:b w:val="0"/>
+                <w:i w:val="0"/>
+                <w:color w:val="1A1A1A"/>
+                <w:sz w:val="16"/>
+              </w:rPr>
+              <w:t>• Implemented L2 Multinomial Logistic Regression (L-BFGS solver, 91.49% accuracy) and Random Forest Classifier ensemble (95.48% accuracy) via ClassicalModelWrapper (src/models/classical.py).</w:t>
+              <w:br/>
+              <w:t>• Documented academic rationale: Linear regression excluded as theoretically unsuited for discrete 10-class problem; KNN evaluated and excluded due to high latency violating &lt;10 ms requirement.</w:t>
+            </w:r>
+          </w:p>
+        </w:tc>
+        <w:tc>
+          <w:tcPr>
+            <w:tcW w:type="dxa" w:w="1434"/>
+          </w:tcPr>
+          <w:p>
+            <w:pPr>
+              <w:spacing w:before="40" w:after="40" w:line="276" w:lineRule="auto"/>
+              <w:jc w:val="center"/>
+            </w:pPr>
+            <w:r/>
+            <w:r>
+              <w:rPr>
+                <w:rFonts w:ascii="Times New Roman" w:hAnsi="Times New Roman"/>
+                <w:b/>
+                <w:i w:val="0"/>
+                <w:color w:val="1A1A1A"/>
+                <w:sz w:val="17"/>
+              </w:rPr>
+              <w:t>Substantially</w:t>
+              <w:br/>
+              <w:t>Demonstrated</w:t>
+            </w:r>
+          </w:p>
+        </w:tc>
+        <w:tc>
+          <w:tcPr>
+            <w:tcW w:type="dxa" w:w="1434"/>
+          </w:tcPr>
+          <w:p>
+            <w:pPr>
+              <w:spacing w:before="40" w:after="40" w:line="276" w:lineRule="auto"/>
+              <w:jc w:val="center"/>
+            </w:pPr>
+            <w:r/>
+            <w:r>
+              <w:rPr>
+                <w:rFonts w:ascii="Times New Roman" w:hAnsi="Times New Roman"/>
+                <w:b w:val="0"/>
+                <w:i w:val="0"/>
+                <w:color w:val="1A1A1A"/>
+                <w:sz w:val="16"/>
+              </w:rPr>
+              <w:t>Set by Faculty</w:t>
+              <w:br/>
+              <w:t>(Default: 70%)</w:t>
+            </w:r>
+          </w:p>
+        </w:tc>
+        <w:tc>
+          <w:tcPr>
+            <w:tcW w:type="dxa" w:w="1434"/>
+          </w:tcPr>
+          <w:p>
+            <w:pPr>
+              <w:spacing w:before="40" w:after="40" w:line="276" w:lineRule="auto"/>
+              <w:jc w:val="center"/>
+            </w:pPr>
+            <w:r/>
+            <w:r>
+              <w:rPr>
+                <w:rFonts w:ascii="Times New Roman" w:hAnsi="Times New Roman"/>
+                <w:b/>
+                <w:i w:val="0"/>
+                <w:color w:val="1A1A1A"/>
+                <w:sz w:val="16"/>
+              </w:rPr>
+              <w:t>Pending Faculty Assessment</w:t>
+              <w:br/>
+              <w:t>(CIE Rubric)</w:t>
+            </w:r>
+          </w:p>
+        </w:tc>
+        <w:tc>
+          <w:tcPr>
+            <w:tcW w:type="dxa" w:w="1434"/>
+          </w:tcPr>
+          <w:p>
+            <w:pPr>
+              <w:spacing w:before="40" w:after="40" w:line="276" w:lineRule="auto"/>
+              <w:jc w:val="center"/>
+            </w:pPr>
+            <w:r/>
+            <w:r>
+              <w:rPr>
+                <w:rFonts w:ascii="Times New Roman" w:hAnsi="Times New Roman"/>
+                <w:b/>
+                <w:i w:val="0"/>
+                <w:color w:val="1A1A1A"/>
+                <w:sz w:val="16"/>
+              </w:rPr>
+              <w:t>Evidence Complete</w:t>
+              <w:br/>
+              <w:t>(Pending Assessment)</w:t>
+            </w:r>
+          </w:p>
+        </w:tc>
+      </w:tr>
+      <w:tr>
+        <w:tc>
+          <w:tcPr>
+            <w:tcW w:type="dxa" w:w="1434"/>
+          </w:tcPr>
+          <w:p>
+            <w:pPr>
+              <w:spacing w:before="40" w:after="40" w:line="276" w:lineRule="auto"/>
+              <w:jc w:val="center"/>
+            </w:pPr>
+            <w:r/>
+            <w:r>
+              <w:rPr>
+                <w:rFonts w:ascii="Times New Roman" w:hAnsi="Times New Roman"/>
+                <w:b/>
+                <w:i w:val="0"/>
+                <w:color w:val="1A1A1A"/>
+                <w:sz w:val="17"/>
+              </w:rPr>
+              <w:t>CO4</w:t>
+              <w:br/>
+              <w:t>(L4)</w:t>
+            </w:r>
+          </w:p>
+        </w:tc>
+        <w:tc>
+          <w:tcPr>
+            <w:tcW w:type="dxa" w:w="1434"/>
+          </w:tcPr>
+          <w:p>
+            <w:pPr>
+              <w:spacing w:before="40" w:after="40" w:line="276" w:lineRule="auto"/>
+              <w:jc w:val="left"/>
+            </w:pPr>
+            <w:r/>
+            <w:r>
+              <w:rPr>
+                <w:rFonts w:ascii="Times New Roman" w:hAnsi="Times New Roman"/>
+                <w:b w:val="0"/>
+                <w:i w:val="0"/>
+                <w:color w:val="1A1A1A"/>
+                <w:sz w:val="17"/>
+              </w:rPr>
+              <w:t>Apply parameter tuning and performance evaluation techniques for regression and classification models built with scikit-learn.</w:t>
+            </w:r>
+          </w:p>
+        </w:tc>
+        <w:tc>
+          <w:tcPr>
+            <w:tcW w:type="dxa" w:w="1434"/>
+          </w:tcPr>
+          <w:p>
+            <w:pPr>
+              <w:spacing w:before="40" w:after="40" w:line="276" w:lineRule="auto"/>
+              <w:jc w:val="left"/>
+            </w:pPr>
+            <w:r/>
+            <w:r>
+              <w:rPr>
+                <w:rFonts w:ascii="Times New Roman" w:hAnsi="Times New Roman"/>
+                <w:b w:val="0"/>
+                <w:i w:val="0"/>
+                <w:color w:val="1A1A1A"/>
+                <w:sz w:val="16"/>
+              </w:rPr>
+              <w:t>• Executed 7-metric evaluation suite (Accuracy, Macro Precision, Recall, Macro/Weighted F1, Log Loss, ECE, Latency) with scikit-learn classification reports and confusion matrices (src/evaluation/metrics.py).</w:t>
+              <w:br/>
+              <w:t>• Implemented post-hoc temperature scaling calibration (T = 0.9170), reducing Expected Calibration Error (ECE) to 0.0031 (src/evaluation/calibration.py).</w:t>
+            </w:r>
+          </w:p>
+        </w:tc>
+        <w:tc>
+          <w:tcPr>
+            <w:tcW w:type="dxa" w:w="1434"/>
+          </w:tcPr>
+          <w:p>
+            <w:pPr>
+              <w:spacing w:before="40" w:after="40" w:line="276" w:lineRule="auto"/>
+              <w:jc w:val="center"/>
+            </w:pPr>
+            <w:r/>
+            <w:r>
+              <w:rPr>
+                <w:rFonts w:ascii="Times New Roman" w:hAnsi="Times New Roman"/>
+                <w:b/>
+                <w:i w:val="0"/>
+                <w:color w:val="1A1A1A"/>
+                <w:sz w:val="17"/>
+              </w:rPr>
+              <w:t>Fully</w:t>
+              <w:br/>
+              <w:t>Demonstrated</w:t>
+            </w:r>
+          </w:p>
+        </w:tc>
+        <w:tc>
+          <w:tcPr>
+            <w:tcW w:type="dxa" w:w="1434"/>
+          </w:tcPr>
+          <w:p>
+            <w:pPr>
+              <w:spacing w:before="40" w:after="40" w:line="276" w:lineRule="auto"/>
+              <w:jc w:val="center"/>
+            </w:pPr>
+            <w:r/>
+            <w:r>
+              <w:rPr>
+                <w:rFonts w:ascii="Times New Roman" w:hAnsi="Times New Roman"/>
+                <w:b w:val="0"/>
+                <w:i w:val="0"/>
+                <w:color w:val="1A1A1A"/>
+                <w:sz w:val="16"/>
+              </w:rPr>
+              <w:t>Set by Faculty</w:t>
+              <w:br/>
+              <w:t>(Default: 70%)</w:t>
+            </w:r>
+          </w:p>
+        </w:tc>
+        <w:tc>
+          <w:tcPr>
+            <w:tcW w:type="dxa" w:w="1434"/>
+          </w:tcPr>
+          <w:p>
+            <w:pPr>
+              <w:spacing w:before="40" w:after="40" w:line="276" w:lineRule="auto"/>
+              <w:jc w:val="center"/>
+            </w:pPr>
+            <w:r/>
+            <w:r>
+              <w:rPr>
+                <w:rFonts w:ascii="Times New Roman" w:hAnsi="Times New Roman"/>
+                <w:b/>
+                <w:i w:val="0"/>
+                <w:color w:val="1A1A1A"/>
+                <w:sz w:val="16"/>
+              </w:rPr>
+              <w:t>Pending Faculty Assessment</w:t>
+              <w:br/>
+              <w:t>(CIE Rubric)</w:t>
+            </w:r>
+          </w:p>
+        </w:tc>
+        <w:tc>
+          <w:tcPr>
+            <w:tcW w:type="dxa" w:w="1434"/>
+          </w:tcPr>
+          <w:p>
+            <w:pPr>
+              <w:spacing w:before="40" w:after="40" w:line="276" w:lineRule="auto"/>
+              <w:jc w:val="center"/>
+            </w:pPr>
+            <w:r/>
+            <w:r>
+              <w:rPr>
+                <w:rFonts w:ascii="Times New Roman" w:hAnsi="Times New Roman"/>
+                <w:b/>
+                <w:i w:val="0"/>
+                <w:color w:val="1A1A1A"/>
+                <w:sz w:val="16"/>
+              </w:rPr>
+              <w:t>Evidence Complete</w:t>
+              <w:br/>
+              <w:t>(Pending Assessment)</w:t>
+            </w:r>
+          </w:p>
+        </w:tc>
+      </w:tr>
+      <w:tr>
+        <w:tc>
+          <w:tcPr>
+            <w:tcW w:type="dxa" w:w="1434"/>
+          </w:tcPr>
+          <w:p>
+            <w:pPr>
+              <w:spacing w:before="40" w:after="40" w:line="276" w:lineRule="auto"/>
+              <w:jc w:val="center"/>
+            </w:pPr>
+            <w:r/>
+            <w:r>
+              <w:rPr>
+                <w:rFonts w:ascii="Times New Roman" w:hAnsi="Times New Roman"/>
+                <w:b/>
+                <w:i w:val="0"/>
+                <w:color w:val="1A1A1A"/>
+                <w:sz w:val="17"/>
+              </w:rPr>
+              <w:t>CO5</w:t>
+              <w:br/>
+              <w:t>(L4)</w:t>
+            </w:r>
+          </w:p>
+        </w:tc>
+        <w:tc>
+          <w:tcPr>
+            <w:tcW w:type="dxa" w:w="1434"/>
+          </w:tcPr>
+          <w:p>
+            <w:pPr>
+              <w:spacing w:before="40" w:after="40" w:line="276" w:lineRule="auto"/>
+              <w:jc w:val="left"/>
+            </w:pPr>
+            <w:r/>
+            <w:r>
+              <w:rPr>
+                <w:rFonts w:ascii="Times New Roman" w:hAnsi="Times New Roman"/>
+                <w:b w:val="0"/>
+                <w:i w:val="0"/>
+                <w:color w:val="1A1A1A"/>
+                <w:sz w:val="17"/>
+              </w:rPr>
+              <w:t>Implement unsupervised learning algorithms such as K-Means Clustering using scikit-learn for grouping unlabeled data.</w:t>
+            </w:r>
+          </w:p>
+        </w:tc>
+        <w:tc>
+          <w:tcPr>
+            <w:tcW w:type="dxa" w:w="1434"/>
+          </w:tcPr>
+          <w:p>
+            <w:pPr>
+              <w:spacing w:before="40" w:after="40" w:line="276" w:lineRule="auto"/>
+              <w:jc w:val="left"/>
+            </w:pPr>
+            <w:r/>
+            <w:r>
+              <w:rPr>
+                <w:rFonts w:ascii="Times New Roman" w:hAnsi="Times New Roman"/>
+                <w:b w:val="0"/>
+                <w:i w:val="0"/>
+                <w:color w:val="1A1A1A"/>
+                <w:sz w:val="16"/>
+              </w:rPr>
+              <w:t>• Implemented unsupervised K-Means (K=10, n_init=10) on 10,000 test samples (src/evaluation/clustering.py).</w:t>
+              <w:br/>
+              <w:t>• Evaluated cluster inertia (389,394.88), Homogeneity (0.5002), Completeness (0.5031), V-Measure (0.5017), ARI (0.3791), and overall cluster purity (58.87%; e.g., Cluster 4 achieves 92.71% purity for digit 0).</w:t>
+              <w:br/>
+              <w:t>• Generated centroid visualization artifact (artifacts/data/kmeans_cluster_distribution.png; Report Section 3.5.1).</w:t>
+            </w:r>
+          </w:p>
+        </w:tc>
+        <w:tc>
+          <w:tcPr>
+            <w:tcW w:type="dxa" w:w="1434"/>
+          </w:tcPr>
+          <w:p>
+            <w:pPr>
+              <w:spacing w:before="40" w:after="40" w:line="276" w:lineRule="auto"/>
+              <w:jc w:val="center"/>
+            </w:pPr>
+            <w:r/>
+            <w:r>
+              <w:rPr>
+                <w:rFonts w:ascii="Times New Roman" w:hAnsi="Times New Roman"/>
+                <w:b/>
+                <w:i w:val="0"/>
+                <w:color w:val="1A1A1A"/>
+                <w:sz w:val="17"/>
+              </w:rPr>
+              <w:t>Fully</w:t>
+              <w:br/>
+              <w:t>Demonstrated</w:t>
+            </w:r>
+          </w:p>
+        </w:tc>
+        <w:tc>
+          <w:tcPr>
+            <w:tcW w:type="dxa" w:w="1434"/>
+          </w:tcPr>
+          <w:p>
+            <w:pPr>
+              <w:spacing w:before="40" w:after="40" w:line="276" w:lineRule="auto"/>
+              <w:jc w:val="center"/>
+            </w:pPr>
+            <w:r/>
+            <w:r>
+              <w:rPr>
+                <w:rFonts w:ascii="Times New Roman" w:hAnsi="Times New Roman"/>
+                <w:b w:val="0"/>
+                <w:i w:val="0"/>
+                <w:color w:val="1A1A1A"/>
+                <w:sz w:val="16"/>
+              </w:rPr>
+              <w:t>Set by Faculty</w:t>
+              <w:br/>
+              <w:t>(Default: 70%)</w:t>
+            </w:r>
+          </w:p>
+        </w:tc>
+        <w:tc>
+          <w:tcPr>
+            <w:tcW w:type="dxa" w:w="1434"/>
+          </w:tcPr>
+          <w:p>
+            <w:pPr>
+              <w:spacing w:before="40" w:after="40" w:line="276" w:lineRule="auto"/>
+              <w:jc w:val="center"/>
+            </w:pPr>
+            <w:r/>
+            <w:r>
+              <w:rPr>
+                <w:rFonts w:ascii="Times New Roman" w:hAnsi="Times New Roman"/>
+                <w:b/>
+                <w:i w:val="0"/>
+                <w:color w:val="1A1A1A"/>
+                <w:sz w:val="16"/>
+              </w:rPr>
+              <w:t>Pending Faculty Assessment</w:t>
+              <w:br/>
+              <w:t>(CIE Rubric)</w:t>
+            </w:r>
+          </w:p>
+        </w:tc>
+        <w:tc>
+          <w:tcPr>
+            <w:tcW w:type="dxa" w:w="1434"/>
+          </w:tcPr>
+          <w:p>
+            <w:pPr>
+              <w:spacing w:before="40" w:after="40" w:line="276" w:lineRule="auto"/>
+              <w:jc w:val="center"/>
+            </w:pPr>
+            <w:r/>
+            <w:r>
+              <w:rPr>
+                <w:rFonts w:ascii="Times New Roman" w:hAnsi="Times New Roman"/>
+                <w:b/>
+                <w:i w:val="0"/>
+                <w:color w:val="1A1A1A"/>
+                <w:sz w:val="16"/>
+              </w:rPr>
+              <w:t>Evidence Complete</w:t>
+              <w:br/>
+              <w:t>(Pending Assessment)</w:t>
+            </w:r>
+          </w:p>
+        </w:tc>
+      </w:tr>
+      <w:tr>
+        <w:tc>
+          <w:tcPr>
+            <w:tcW w:type="dxa" w:w="1434"/>
+          </w:tcPr>
+          <w:p>
+            <w:pPr>
+              <w:spacing w:before="40" w:after="40" w:line="276" w:lineRule="auto"/>
+              <w:jc w:val="center"/>
+            </w:pPr>
+            <w:r/>
+            <w:r>
+              <w:rPr>
+                <w:rFonts w:ascii="Times New Roman" w:hAnsi="Times New Roman"/>
+                <w:b/>
+                <w:i w:val="0"/>
+                <w:color w:val="1A1A1A"/>
+                <w:sz w:val="17"/>
+              </w:rPr>
+              <w:t>CO6</w:t>
+              <w:br/>
+              <w:t>(L5)</w:t>
+            </w:r>
+          </w:p>
+        </w:tc>
+        <w:tc>
+          <w:tcPr>
+            <w:tcW w:type="dxa" w:w="1434"/>
+          </w:tcPr>
+          <w:p>
+            <w:pPr>
+              <w:spacing w:before="40" w:after="40" w:line="276" w:lineRule="auto"/>
+              <w:jc w:val="left"/>
+            </w:pPr>
+            <w:r/>
+            <w:r>
+              <w:rPr>
+                <w:rFonts w:ascii="Times New Roman" w:hAnsi="Times New Roman"/>
+                <w:b w:val="0"/>
+                <w:i w:val="0"/>
+                <w:color w:val="1A1A1A"/>
+                <w:sz w:val="17"/>
+              </w:rPr>
+              <w:t>Analyze and compare the performance of different classification algorithms on a given dataset through a mini-project.</w:t>
+            </w:r>
+          </w:p>
+        </w:tc>
+        <w:tc>
+          <w:tcPr>
+            <w:tcW w:type="dxa" w:w="1434"/>
+          </w:tcPr>
+          <w:p>
+            <w:pPr>
+              <w:spacing w:before="40" w:after="40" w:line="276" w:lineRule="auto"/>
+              <w:jc w:val="left"/>
+            </w:pPr>
+            <w:r/>
+            <w:r>
+              <w:rPr>
+                <w:rFonts w:ascii="Times New Roman" w:hAnsi="Times New Roman"/>
+                <w:b w:val="0"/>
+                <w:i w:val="0"/>
+                <w:color w:val="1A1A1A"/>
+                <w:sz w:val="16"/>
+              </w:rPr>
+              <w:t>• Engineered complete Capstone Mini-Project: 7-model comparative benchmark on 10,000 test images (Baseline, Logistic Regression, Random Forest, SVM-RBF, MLP, LeNet-5, DigitVision DeepConvNet at 98.31% accuracy).</w:t>
+              <w:br/>
+              <w:t>• Integrated dual-block CNN with Global Average Pooling, Grad-CAM visual explainability, FastAPI asynchronous backend, and live HTML5 drawing canvas (main.py).</w:t>
+              <w:br/>
+              <w:t>• Verified with 33/33 automated tests passing.</w:t>
+            </w:r>
+          </w:p>
+        </w:tc>
+        <w:tc>
+          <w:tcPr>
+            <w:tcW w:type="dxa" w:w="1434"/>
+          </w:tcPr>
+          <w:p>
+            <w:pPr>
+              <w:spacing w:before="40" w:after="40" w:line="276" w:lineRule="auto"/>
+              <w:jc w:val="center"/>
+            </w:pPr>
+            <w:r/>
+            <w:r>
+              <w:rPr>
+                <w:rFonts w:ascii="Times New Roman" w:hAnsi="Times New Roman"/>
+                <w:b/>
+                <w:i w:val="0"/>
+                <w:color w:val="1A1A1A"/>
+                <w:sz w:val="17"/>
+              </w:rPr>
+              <w:t>Fully</w:t>
+              <w:br/>
+              <w:t>Demonstrated</w:t>
+            </w:r>
+          </w:p>
+        </w:tc>
+        <w:tc>
+          <w:tcPr>
+            <w:tcW w:type="dxa" w:w="1434"/>
+          </w:tcPr>
+          <w:p>
+            <w:pPr>
+              <w:spacing w:before="40" w:after="40" w:line="276" w:lineRule="auto"/>
+              <w:jc w:val="center"/>
+            </w:pPr>
+            <w:r/>
+            <w:r>
+              <w:rPr>
+                <w:rFonts w:ascii="Times New Roman" w:hAnsi="Times New Roman"/>
+                <w:b w:val="0"/>
+                <w:i w:val="0"/>
+                <w:color w:val="1A1A1A"/>
+                <w:sz w:val="16"/>
+              </w:rPr>
+              <w:t>Set by Faculty</w:t>
+              <w:br/>
+              <w:t>(Default: 70%)</w:t>
+            </w:r>
+          </w:p>
+        </w:tc>
+        <w:tc>
+          <w:tcPr>
+            <w:tcW w:type="dxa" w:w="1434"/>
+          </w:tcPr>
+          <w:p>
+            <w:pPr>
+              <w:spacing w:before="40" w:after="40" w:line="276" w:lineRule="auto"/>
+              <w:jc w:val="center"/>
+            </w:pPr>
+            <w:r/>
+            <w:r>
+              <w:rPr>
+                <w:rFonts w:ascii="Times New Roman" w:hAnsi="Times New Roman"/>
+                <w:b/>
+                <w:i w:val="0"/>
+                <w:color w:val="1A1A1A"/>
+                <w:sz w:val="16"/>
+              </w:rPr>
+              <w:t>Pending Faculty Assessment</w:t>
+              <w:br/>
+              <w:t>(CIE Rubric)</w:t>
+            </w:r>
+          </w:p>
+        </w:tc>
+        <w:tc>
+          <w:tcPr>
+            <w:tcW w:type="dxa" w:w="1434"/>
+          </w:tcPr>
+          <w:p>
+            <w:pPr>
+              <w:spacing w:before="40" w:after="40" w:line="276" w:lineRule="auto"/>
+              <w:jc w:val="center"/>
+            </w:pPr>
+            <w:r/>
+            <w:r>
+              <w:rPr>
+                <w:rFonts w:ascii="Times New Roman" w:hAnsi="Times New Roman"/>
+                <w:b/>
+                <w:i w:val="0"/>
+                <w:color w:val="1A1A1A"/>
+                <w:sz w:val="16"/>
+              </w:rPr>
+              <w:t>Evidence Complete</w:t>
+              <w:br/>
+              <w:t>(Pending Assessment)</w:t>
             </w:r>
           </w:p>
         </w:tc>
@@ -5834,19 +8389,22 @@
             <w:tcW w:w="900" w:type="dxa"/>
             <w:shd w:val="clear" w:color="auto" w:fill="DEEAF6"/>
             <w:vAlign w:val="center"/>
-          </w:tcPr>
-          <w:p>
-            <w:pPr>
-              <w:spacing w:after="40" w:line="264" w:lineRule="auto"/>
-              <w:jc w:val="both"/>
-            </w:pPr>
-            <w:r>
-              <w:rPr>
-                <w:rFonts w:ascii="Times New Roman" w:hAnsi="Times New Roman"/>
-                <w:b/>
-                <w:bCs/>
-                <w:sz w:val="19"/>
-                <w:szCs w:val="19"/>
+            <w:shd w:fill="E8E8E8"/>
+            <w:shd w:fill="E8E8E8"/>
+          </w:tcPr>
+          <w:p>
+            <w:pPr>
+              <w:spacing w:before="40" w:after="40" w:line="276" w:lineRule="auto"/>
+              <w:jc w:val="center"/>
+            </w:pPr>
+            <w:r/>
+            <w:r>
+              <w:rPr>
+                <w:rFonts w:ascii="Times New Roman" w:hAnsi="Times New Roman"/>
+                <w:b/>
+                <w:i w:val="0"/>
+                <w:color w:val="1A1A1A"/>
+                <w:sz w:val="20"/>
               </w:rPr>
               <w:t>PO</w:t>
             </w:r>
@@ -5857,19 +8415,22 @@
             <w:tcW w:w="2700" w:type="dxa"/>
             <w:shd w:val="clear" w:color="auto" w:fill="DEEAF6"/>
             <w:vAlign w:val="center"/>
-          </w:tcPr>
-          <w:p>
-            <w:pPr>
-              <w:spacing w:after="40" w:line="264" w:lineRule="auto"/>
-              <w:jc w:val="both"/>
-            </w:pPr>
-            <w:r>
-              <w:rPr>
-                <w:rFonts w:ascii="Times New Roman" w:hAnsi="Times New Roman"/>
-                <w:b/>
-                <w:bCs/>
-                <w:sz w:val="19"/>
-                <w:szCs w:val="19"/>
+            <w:shd w:fill="E8E8E8"/>
+            <w:shd w:fill="E8E8E8"/>
+          </w:tcPr>
+          <w:p>
+            <w:pPr>
+              <w:spacing w:before="40" w:after="40" w:line="276" w:lineRule="auto"/>
+              <w:jc w:val="center"/>
+            </w:pPr>
+            <w:r/>
+            <w:r>
+              <w:rPr>
+                <w:rFonts w:ascii="Times New Roman" w:hAnsi="Times New Roman"/>
+                <w:b/>
+                <w:i w:val="0"/>
+                <w:color w:val="1A1A1A"/>
+                <w:sz w:val="20"/>
               </w:rPr>
               <w:t>Graduate Attribute</w:t>
             </w:r>
@@ -5880,21 +8441,24 @@
             <w:tcW w:w="6400" w:type="dxa"/>
             <w:shd w:val="clear" w:color="auto" w:fill="DEEAF6"/>
             <w:vAlign w:val="center"/>
-          </w:tcPr>
-          <w:p>
-            <w:pPr>
-              <w:spacing w:after="40" w:line="264" w:lineRule="auto"/>
-              <w:jc w:val="both"/>
-            </w:pPr>
-            <w:r>
-              <w:rPr>
-                <w:rFonts w:ascii="Times New Roman" w:hAnsi="Times New Roman"/>
-                <w:b/>
-                <w:bCs/>
-                <w:sz w:val="19"/>
-                <w:szCs w:val="19"/>
-              </w:rPr>
-              <w:t>Keywords for Mapping and Justification</w:t>
+            <w:shd w:fill="E8E8E8"/>
+            <w:shd w:fill="E8E8E8"/>
+          </w:tcPr>
+          <w:p>
+            <w:pPr>
+              <w:spacing w:before="40" w:after="40" w:line="276" w:lineRule="auto"/>
+              <w:jc w:val="center"/>
+            </w:pPr>
+            <w:r/>
+            <w:r>
+              <w:rPr>
+                <w:rFonts w:ascii="Times New Roman" w:hAnsi="Times New Roman"/>
+                <w:b/>
+                <w:i w:val="0"/>
+                <w:color w:val="1A1A1A"/>
+                <w:sz w:val="20"/>
+              </w:rPr>
+              <w:t>Official NBA Statement &amp; Alignment Keywords</w:t>
             </w:r>
           </w:p>
         </w:tc>
@@ -5911,16 +8475,17 @@
           </w:tcPr>
           <w:p>
             <w:pPr>
-              <w:spacing w:after="40" w:line="264" w:lineRule="auto"/>
-              <w:jc w:val="both"/>
-            </w:pPr>
-            <w:r>
-              <w:rPr>
-                <w:rFonts w:ascii="Times New Roman" w:hAnsi="Times New Roman"/>
-                <w:b/>
-                <w:bCs/>
+              <w:spacing w:before="40" w:after="40" w:line="276" w:lineRule="auto"/>
+              <w:jc w:val="center"/>
+            </w:pPr>
+            <w:r/>
+            <w:r>
+              <w:rPr>
+                <w:rFonts w:ascii="Times New Roman" w:hAnsi="Times New Roman"/>
+                <w:b/>
+                <w:i w:val="0"/>
+                <w:color w:val="1A1A1A"/>
                 <w:sz w:val="19"/>
-                <w:szCs w:val="19"/>
               </w:rPr>
               <w:t>PO1</w:t>
             </w:r>
@@ -5933,14 +8498,17 @@
           </w:tcPr>
           <w:p>
             <w:pPr>
-              <w:spacing w:after="40" w:line="264" w:lineRule="auto"/>
-              <w:jc w:val="both"/>
-            </w:pPr>
-            <w:r>
-              <w:rPr>
-                <w:rFonts w:ascii="Times New Roman" w:hAnsi="Times New Roman"/>
+              <w:spacing w:before="40" w:after="40" w:line="276" w:lineRule="auto"/>
+              <w:jc w:val="left"/>
+            </w:pPr>
+            <w:r/>
+            <w:r>
+              <w:rPr>
+                <w:rFonts w:ascii="Times New Roman" w:hAnsi="Times New Roman"/>
+                <w:b/>
+                <w:i w:val="0"/>
+                <w:color w:val="1A1A1A"/>
                 <w:sz w:val="19"/>
-                <w:szCs w:val="19"/>
               </w:rPr>
               <w:t>Engineering Knowledge</w:t>
             </w:r>
@@ -5953,16 +8521,19 @@
           </w:tcPr>
           <w:p>
             <w:pPr>
-              <w:spacing w:after="40" w:line="264" w:lineRule="auto"/>
-              <w:jc w:val="both"/>
-            </w:pPr>
-            <w:r>
-              <w:rPr>
-                <w:rFonts w:ascii="Times New Roman" w:hAnsi="Times New Roman"/>
-                <w:sz w:val="19"/>
-                <w:szCs w:val="19"/>
-              </w:rPr>
-              <w:t>Apply knowledge of mathematics, natural science, computing, engineering fundamentals and specialisation; conceptual models</w:t>
+              <w:spacing w:before="40" w:after="40" w:line="276" w:lineRule="auto"/>
+              <w:jc w:val="left"/>
+            </w:pPr>
+            <w:r/>
+            <w:r>
+              <w:rPr>
+                <w:rFonts w:ascii="Times New Roman" w:hAnsi="Times New Roman"/>
+                <w:b w:val="0"/>
+                <w:i w:val="0"/>
+                <w:color w:val="1A1A1A"/>
+                <w:sz w:val="18"/>
+              </w:rPr>
+              <w:t>Apply knowledge of mathematics, natural science, computing, engineering fundamentals and an engineering specialization as specified in WK1 to WK4 respectively to develop to the solution of complex engineering problems.</w:t>
             </w:r>
           </w:p>
         </w:tc>
@@ -5979,16 +8550,17 @@
           </w:tcPr>
           <w:p>
             <w:pPr>
-              <w:spacing w:after="40" w:line="264" w:lineRule="auto"/>
-              <w:jc w:val="both"/>
-            </w:pPr>
-            <w:r>
-              <w:rPr>
-                <w:rFonts w:ascii="Times New Roman" w:hAnsi="Times New Roman"/>
-                <w:b/>
-                <w:bCs/>
+              <w:spacing w:before="40" w:after="40" w:line="276" w:lineRule="auto"/>
+              <w:jc w:val="center"/>
+            </w:pPr>
+            <w:r/>
+            <w:r>
+              <w:rPr>
+                <w:rFonts w:ascii="Times New Roman" w:hAnsi="Times New Roman"/>
+                <w:b/>
+                <w:i w:val="0"/>
+                <w:color w:val="1A1A1A"/>
                 <w:sz w:val="19"/>
-                <w:szCs w:val="19"/>
               </w:rPr>
               <w:t>PO2</w:t>
             </w:r>
@@ -6001,14 +8573,17 @@
           </w:tcPr>
           <w:p>
             <w:pPr>
-              <w:spacing w:after="40" w:line="264" w:lineRule="auto"/>
-              <w:jc w:val="both"/>
-            </w:pPr>
-            <w:r>
-              <w:rPr>
-                <w:rFonts w:ascii="Times New Roman" w:hAnsi="Times New Roman"/>
+              <w:spacing w:before="40" w:after="40" w:line="276" w:lineRule="auto"/>
+              <w:jc w:val="left"/>
+            </w:pPr>
+            <w:r/>
+            <w:r>
+              <w:rPr>
+                <w:rFonts w:ascii="Times New Roman" w:hAnsi="Times New Roman"/>
+                <w:b/>
+                <w:i w:val="0"/>
+                <w:color w:val="1A1A1A"/>
                 <w:sz w:val="19"/>
-                <w:szCs w:val="19"/>
               </w:rPr>
               <w:t>Problem Analysis</w:t>
             </w:r>
@@ -6021,16 +8596,19 @@
           </w:tcPr>
           <w:p>
             <w:pPr>
-              <w:spacing w:after="40" w:line="264" w:lineRule="auto"/>
-              <w:jc w:val="both"/>
-            </w:pPr>
-            <w:r>
-              <w:rPr>
-                <w:rFonts w:ascii="Times New Roman" w:hAnsi="Times New Roman"/>
-                <w:sz w:val="19"/>
-                <w:szCs w:val="19"/>
-              </w:rPr>
-              <w:t>Identify, formulate, review literature, analyse complex problems, first principles, substantiated conclusions, sustainable development</w:t>
+              <w:spacing w:before="40" w:after="40" w:line="276" w:lineRule="auto"/>
+              <w:jc w:val="left"/>
+            </w:pPr>
+            <w:r/>
+            <w:r>
+              <w:rPr>
+                <w:rFonts w:ascii="Times New Roman" w:hAnsi="Times New Roman"/>
+                <w:b w:val="0"/>
+                <w:i w:val="0"/>
+                <w:color w:val="1A1A1A"/>
+                <w:sz w:val="18"/>
+              </w:rPr>
+              <w:t>Identify, formulate, review research literature and analyze complex engineering problems reaching substantiated conclusions with consideration for sustainable development. (WK1 to WK4)</w:t>
             </w:r>
           </w:p>
         </w:tc>
@@ -6047,16 +8625,17 @@
           </w:tcPr>
           <w:p>
             <w:pPr>
-              <w:spacing w:after="40" w:line="264" w:lineRule="auto"/>
-              <w:jc w:val="both"/>
-            </w:pPr>
-            <w:r>
-              <w:rPr>
-                <w:rFonts w:ascii="Times New Roman" w:hAnsi="Times New Roman"/>
-                <w:b/>
-                <w:bCs/>
+              <w:spacing w:before="40" w:after="40" w:line="276" w:lineRule="auto"/>
+              <w:jc w:val="center"/>
+            </w:pPr>
+            <w:r/>
+            <w:r>
+              <w:rPr>
+                <w:rFonts w:ascii="Times New Roman" w:hAnsi="Times New Roman"/>
+                <w:b/>
+                <w:i w:val="0"/>
+                <w:color w:val="1A1A1A"/>
                 <w:sz w:val="19"/>
-                <w:szCs w:val="19"/>
               </w:rPr>
               <w:t>PO3</w:t>
             </w:r>
@@ -6069,16 +8648,19 @@
           </w:tcPr>
           <w:p>
             <w:pPr>
-              <w:spacing w:after="40" w:line="264" w:lineRule="auto"/>
-              <w:jc w:val="both"/>
-            </w:pPr>
-            <w:r>
-              <w:rPr>
-                <w:rFonts w:ascii="Times New Roman" w:hAnsi="Times New Roman"/>
+              <w:spacing w:before="40" w:after="40" w:line="276" w:lineRule="auto"/>
+              <w:jc w:val="left"/>
+            </w:pPr>
+            <w:r/>
+            <w:r>
+              <w:rPr>
+                <w:rFonts w:ascii="Times New Roman" w:hAnsi="Times New Roman"/>
+                <w:b/>
+                <w:i w:val="0"/>
+                <w:color w:val="1A1A1A"/>
                 <w:sz w:val="19"/>
-                <w:szCs w:val="19"/>
-              </w:rPr>
-              <w:t>Design / Development of Solutions</w:t>
+              </w:rPr>
+              <w:t>Design/Development of Solutions</w:t>
             </w:r>
           </w:p>
         </w:tc>
@@ -6089,16 +8671,19 @@
           </w:tcPr>
           <w:p>
             <w:pPr>
-              <w:spacing w:after="40" w:line="264" w:lineRule="auto"/>
-              <w:jc w:val="both"/>
-            </w:pPr>
-            <w:r>
-              <w:rPr>
-                <w:rFonts w:ascii="Times New Roman" w:hAnsi="Times New Roman"/>
-                <w:sz w:val="19"/>
-                <w:szCs w:val="19"/>
-              </w:rPr>
-              <w:t>Design systems, components or processes for specified needs; public health and safety, whole-life cost, net zero carbon, culture, society, environment</w:t>
+              <w:spacing w:before="40" w:after="40" w:line="276" w:lineRule="auto"/>
+              <w:jc w:val="left"/>
+            </w:pPr>
+            <w:r/>
+            <w:r>
+              <w:rPr>
+                <w:rFonts w:ascii="Times New Roman" w:hAnsi="Times New Roman"/>
+                <w:b w:val="0"/>
+                <w:i w:val="0"/>
+                <w:color w:val="1A1A1A"/>
+                <w:sz w:val="18"/>
+              </w:rPr>
+              <w:t>Design creative solutions for complex engineering problems and design/develop systems/components/processes to meet identified needs with consideration for the public health and safety, whole-life cost, net zero carbon, culture, society and environment as required. (WK5)</w:t>
             </w:r>
           </w:p>
         </w:tc>
@@ -6115,16 +8700,17 @@
           </w:tcPr>
           <w:p>
             <w:pPr>
-              <w:spacing w:after="40" w:line="264" w:lineRule="auto"/>
-              <w:jc w:val="both"/>
-            </w:pPr>
-            <w:r>
-              <w:rPr>
-                <w:rFonts w:ascii="Times New Roman" w:hAnsi="Times New Roman"/>
-                <w:b/>
-                <w:bCs/>
+              <w:spacing w:before="40" w:after="40" w:line="276" w:lineRule="auto"/>
+              <w:jc w:val="center"/>
+            </w:pPr>
+            <w:r/>
+            <w:r>
+              <w:rPr>
+                <w:rFonts w:ascii="Times New Roman" w:hAnsi="Times New Roman"/>
+                <w:b/>
+                <w:i w:val="0"/>
+                <w:color w:val="1A1A1A"/>
                 <w:sz w:val="19"/>
-                <w:szCs w:val="19"/>
               </w:rPr>
               <w:t>PO4</w:t>
             </w:r>
@@ -6137,14 +8723,17 @@
           </w:tcPr>
           <w:p>
             <w:pPr>
-              <w:spacing w:after="40" w:line="264" w:lineRule="auto"/>
-              <w:jc w:val="both"/>
-            </w:pPr>
-            <w:r>
-              <w:rPr>
-                <w:rFonts w:ascii="Times New Roman" w:hAnsi="Times New Roman"/>
+              <w:spacing w:before="40" w:after="40" w:line="276" w:lineRule="auto"/>
+              <w:jc w:val="left"/>
+            </w:pPr>
+            <w:r/>
+            <w:r>
+              <w:rPr>
+                <w:rFonts w:ascii="Times New Roman" w:hAnsi="Times New Roman"/>
+                <w:b/>
+                <w:i w:val="0"/>
+                <w:color w:val="1A1A1A"/>
                 <w:sz w:val="19"/>
-                <w:szCs w:val="19"/>
               </w:rPr>
               <w:t>Conduct Investigations of Complex Problems</w:t>
             </w:r>
@@ -6157,16 +8746,19 @@
           </w:tcPr>
           <w:p>
             <w:pPr>
-              <w:spacing w:after="40" w:line="264" w:lineRule="auto"/>
-              <w:jc w:val="both"/>
-            </w:pPr>
-            <w:r>
-              <w:rPr>
-                <w:rFonts w:ascii="Times New Roman" w:hAnsi="Times New Roman"/>
-                <w:sz w:val="19"/>
-                <w:szCs w:val="19"/>
-              </w:rPr>
-              <w:t>Research-based methods, design of experiments, data analysis and interpretation, synthesis of information, valid conclusions</w:t>
+              <w:spacing w:before="40" w:after="40" w:line="276" w:lineRule="auto"/>
+              <w:jc w:val="left"/>
+            </w:pPr>
+            <w:r/>
+            <w:r>
+              <w:rPr>
+                <w:rFonts w:ascii="Times New Roman" w:hAnsi="Times New Roman"/>
+                <w:b w:val="0"/>
+                <w:i w:val="0"/>
+                <w:color w:val="1A1A1A"/>
+                <w:sz w:val="18"/>
+              </w:rPr>
+              <w:t>Conduct investigations of complex engineering problems using research-based knowledge including design of experiments, modelling, analysis &amp; interpretation of data to provide valid conclusions. (WK8)</w:t>
             </w:r>
           </w:p>
         </w:tc>
@@ -6183,16 +8775,17 @@
           </w:tcPr>
           <w:p>
             <w:pPr>
-              <w:spacing w:after="40" w:line="264" w:lineRule="auto"/>
-              <w:jc w:val="both"/>
-            </w:pPr>
-            <w:r>
-              <w:rPr>
-                <w:rFonts w:ascii="Times New Roman" w:hAnsi="Times New Roman"/>
-                <w:b/>
-                <w:bCs/>
+              <w:spacing w:before="40" w:after="40" w:line="276" w:lineRule="auto"/>
+              <w:jc w:val="center"/>
+            </w:pPr>
+            <w:r/>
+            <w:r>
+              <w:rPr>
+                <w:rFonts w:ascii="Times New Roman" w:hAnsi="Times New Roman"/>
+                <w:b/>
+                <w:i w:val="0"/>
+                <w:color w:val="1A1A1A"/>
                 <w:sz w:val="19"/>
-                <w:szCs w:val="19"/>
               </w:rPr>
               <w:t>PO5</w:t>
             </w:r>
@@ -6205,14 +8798,17 @@
           </w:tcPr>
           <w:p>
             <w:pPr>
-              <w:spacing w:after="40" w:line="264" w:lineRule="auto"/>
-              <w:jc w:val="both"/>
-            </w:pPr>
-            <w:r>
-              <w:rPr>
-                <w:rFonts w:ascii="Times New Roman" w:hAnsi="Times New Roman"/>
+              <w:spacing w:before="40" w:after="40" w:line="276" w:lineRule="auto"/>
+              <w:jc w:val="left"/>
+            </w:pPr>
+            <w:r/>
+            <w:r>
+              <w:rPr>
+                <w:rFonts w:ascii="Times New Roman" w:hAnsi="Times New Roman"/>
+                <w:b/>
+                <w:i w:val="0"/>
+                <w:color w:val="1A1A1A"/>
                 <w:sz w:val="19"/>
-                <w:szCs w:val="19"/>
               </w:rPr>
               <w:t>Engineering Tool Usage</w:t>
             </w:r>
@@ -6225,16 +8821,19 @@
           </w:tcPr>
           <w:p>
             <w:pPr>
-              <w:spacing w:after="40" w:line="264" w:lineRule="auto"/>
-              <w:jc w:val="both"/>
-            </w:pPr>
-            <w:r>
-              <w:rPr>
-                <w:rFonts w:ascii="Times New Roman" w:hAnsi="Times New Roman"/>
-                <w:sz w:val="19"/>
-                <w:szCs w:val="19"/>
-              </w:rPr>
-              <w:t>Create, select and apply techniques, resources, modern engineering and IT tools; prediction, modelling, simulation; recognise limitations</w:t>
+              <w:spacing w:before="40" w:after="40" w:line="276" w:lineRule="auto"/>
+              <w:jc w:val="left"/>
+            </w:pPr>
+            <w:r/>
+            <w:r>
+              <w:rPr>
+                <w:rFonts w:ascii="Times New Roman" w:hAnsi="Times New Roman"/>
+                <w:b w:val="0"/>
+                <w:i w:val="0"/>
+                <w:color w:val="1A1A1A"/>
+                <w:sz w:val="18"/>
+              </w:rPr>
+              <w:t>Create, select and apply appropriate techniques, resources and modern engineering &amp; IT tools, including prediction and modelling recognizing their limitations to solve complex engineering problems. (WK2 and WK6)</w:t>
             </w:r>
           </w:p>
         </w:tc>
@@ -6251,16 +8850,17 @@
           </w:tcPr>
           <w:p>
             <w:pPr>
-              <w:spacing w:after="40" w:line="264" w:lineRule="auto"/>
-              <w:jc w:val="both"/>
-            </w:pPr>
-            <w:r>
-              <w:rPr>
-                <w:rFonts w:ascii="Times New Roman" w:hAnsi="Times New Roman"/>
-                <w:b/>
-                <w:bCs/>
+              <w:spacing w:before="40" w:after="40" w:line="276" w:lineRule="auto"/>
+              <w:jc w:val="center"/>
+            </w:pPr>
+            <w:r/>
+            <w:r>
+              <w:rPr>
+                <w:rFonts w:ascii="Times New Roman" w:hAnsi="Times New Roman"/>
+                <w:b/>
+                <w:i w:val="0"/>
+                <w:color w:val="1A1A1A"/>
                 <w:sz w:val="19"/>
-                <w:szCs w:val="19"/>
               </w:rPr>
               <w:t>PO6</w:t>
             </w:r>
@@ -6273,14 +8873,17 @@
           </w:tcPr>
           <w:p>
             <w:pPr>
-              <w:spacing w:after="40" w:line="264" w:lineRule="auto"/>
-              <w:jc w:val="both"/>
-            </w:pPr>
-            <w:r>
-              <w:rPr>
-                <w:rFonts w:ascii="Times New Roman" w:hAnsi="Times New Roman"/>
+              <w:spacing w:before="40" w:after="40" w:line="276" w:lineRule="auto"/>
+              <w:jc w:val="left"/>
+            </w:pPr>
+            <w:r/>
+            <w:r>
+              <w:rPr>
+                <w:rFonts w:ascii="Times New Roman" w:hAnsi="Times New Roman"/>
+                <w:b/>
+                <w:i w:val="0"/>
+                <w:color w:val="1A1A1A"/>
                 <w:sz w:val="19"/>
-                <w:szCs w:val="19"/>
               </w:rPr>
               <w:t>The Engineer and The World</w:t>
             </w:r>
@@ -6293,16 +8896,19 @@
           </w:tcPr>
           <w:p>
             <w:pPr>
-              <w:spacing w:after="40" w:line="264" w:lineRule="auto"/>
-              <w:jc w:val="both"/>
-            </w:pPr>
-            <w:r>
-              <w:rPr>
-                <w:rFonts w:ascii="Times New Roman" w:hAnsi="Times New Roman"/>
-                <w:sz w:val="19"/>
-                <w:szCs w:val="19"/>
-              </w:rPr>
-              <w:t>Societal, environmental, health, safety, legal, cultural and economic impact; sustainability; UN SDGs</w:t>
+              <w:spacing w:before="40" w:after="40" w:line="276" w:lineRule="auto"/>
+              <w:jc w:val="left"/>
+            </w:pPr>
+            <w:r/>
+            <w:r>
+              <w:rPr>
+                <w:rFonts w:ascii="Times New Roman" w:hAnsi="Times New Roman"/>
+                <w:b w:val="0"/>
+                <w:i w:val="0"/>
+                <w:color w:val="1A1A1A"/>
+                <w:sz w:val="18"/>
+              </w:rPr>
+              <w:t>Analyze and evaluate societal and environmental aspects while solving complex engineering problems for its impact on sustainability with reference to economy, health, safety, legal framework, culture and environment. (WK1, WK5, and WK7)</w:t>
             </w:r>
           </w:p>
         </w:tc>
@@ -6319,16 +8925,17 @@
           </w:tcPr>
           <w:p>
             <w:pPr>
-              <w:spacing w:after="40" w:line="264" w:lineRule="auto"/>
-              <w:jc w:val="both"/>
-            </w:pPr>
-            <w:r>
-              <w:rPr>
-                <w:rFonts w:ascii="Times New Roman" w:hAnsi="Times New Roman"/>
-                <w:b/>
-                <w:bCs/>
+              <w:spacing w:before="40" w:after="40" w:line="276" w:lineRule="auto"/>
+              <w:jc w:val="center"/>
+            </w:pPr>
+            <w:r/>
+            <w:r>
+              <w:rPr>
+                <w:rFonts w:ascii="Times New Roman" w:hAnsi="Times New Roman"/>
+                <w:b/>
+                <w:i w:val="0"/>
+                <w:color w:val="1A1A1A"/>
                 <w:sz w:val="19"/>
-                <w:szCs w:val="19"/>
               </w:rPr>
               <w:t>PO7</w:t>
             </w:r>
@@ -6341,14 +8948,17 @@
           </w:tcPr>
           <w:p>
             <w:pPr>
-              <w:spacing w:after="40" w:line="264" w:lineRule="auto"/>
-              <w:jc w:val="both"/>
-            </w:pPr>
-            <w:r>
-              <w:rPr>
-                <w:rFonts w:ascii="Times New Roman" w:hAnsi="Times New Roman"/>
+              <w:spacing w:before="40" w:after="40" w:line="276" w:lineRule="auto"/>
+              <w:jc w:val="left"/>
+            </w:pPr>
+            <w:r/>
+            <w:r>
+              <w:rPr>
+                <w:rFonts w:ascii="Times New Roman" w:hAnsi="Times New Roman"/>
+                <w:b/>
+                <w:i w:val="0"/>
+                <w:color w:val="1A1A1A"/>
                 <w:sz w:val="19"/>
-                <w:szCs w:val="19"/>
               </w:rPr>
               <w:t>Ethics</w:t>
             </w:r>
@@ -6361,16 +8971,19 @@
           </w:tcPr>
           <w:p>
             <w:pPr>
-              <w:spacing w:after="40" w:line="264" w:lineRule="auto"/>
-              <w:jc w:val="both"/>
-            </w:pPr>
-            <w:r>
-              <w:rPr>
-                <w:rFonts w:ascii="Times New Roman" w:hAnsi="Times New Roman"/>
-                <w:sz w:val="19"/>
-                <w:szCs w:val="19"/>
-              </w:rPr>
-              <w:t>Ethical principles, professional ethics and norms, human values, diversity and inclusion, national and international laws, IPR, data privacy</w:t>
+              <w:spacing w:before="40" w:after="40" w:line="276" w:lineRule="auto"/>
+              <w:jc w:val="left"/>
+            </w:pPr>
+            <w:r/>
+            <w:r>
+              <w:rPr>
+                <w:rFonts w:ascii="Times New Roman" w:hAnsi="Times New Roman"/>
+                <w:b w:val="0"/>
+                <w:i w:val="0"/>
+                <w:color w:val="1A1A1A"/>
+                <w:sz w:val="18"/>
+              </w:rPr>
+              <w:t>Apply ethical principles and commit to professional ethics, human values, diversity and inclusion; adhere to national &amp; international laws. (WK9)</w:t>
             </w:r>
           </w:p>
         </w:tc>
@@ -6387,16 +9000,17 @@
           </w:tcPr>
           <w:p>
             <w:pPr>
-              <w:spacing w:after="40" w:line="264" w:lineRule="auto"/>
-              <w:jc w:val="both"/>
-            </w:pPr>
-            <w:r>
-              <w:rPr>
-                <w:rFonts w:ascii="Times New Roman" w:hAnsi="Times New Roman"/>
-                <w:b/>
-                <w:bCs/>
+              <w:spacing w:before="40" w:after="40" w:line="276" w:lineRule="auto"/>
+              <w:jc w:val="center"/>
+            </w:pPr>
+            <w:r/>
+            <w:r>
+              <w:rPr>
+                <w:rFonts w:ascii="Times New Roman" w:hAnsi="Times New Roman"/>
+                <w:b/>
+                <w:i w:val="0"/>
+                <w:color w:val="1A1A1A"/>
                 <w:sz w:val="19"/>
-                <w:szCs w:val="19"/>
               </w:rPr>
               <w:t>PO8</w:t>
             </w:r>
@@ -6409,16 +9023,19 @@
           </w:tcPr>
           <w:p>
             <w:pPr>
-              <w:spacing w:after="40" w:line="264" w:lineRule="auto"/>
-              <w:jc w:val="both"/>
-            </w:pPr>
-            <w:r>
-              <w:rPr>
-                <w:rFonts w:ascii="Times New Roman" w:hAnsi="Times New Roman"/>
+              <w:spacing w:before="40" w:after="40" w:line="276" w:lineRule="auto"/>
+              <w:jc w:val="left"/>
+            </w:pPr>
+            <w:r/>
+            <w:r>
+              <w:rPr>
+                <w:rFonts w:ascii="Times New Roman" w:hAnsi="Times New Roman"/>
+                <w:b/>
+                <w:i w:val="0"/>
+                <w:color w:val="1A1A1A"/>
                 <w:sz w:val="19"/>
-                <w:szCs w:val="19"/>
-              </w:rPr>
-              <w:t>Individual and Collaborative Team Work</w:t>
+              </w:rPr>
+              <w:t>Individual and Collaborative Team work</w:t>
             </w:r>
           </w:p>
         </w:tc>
@@ -6429,16 +9046,19 @@
           </w:tcPr>
           <w:p>
             <w:pPr>
-              <w:spacing w:after="40" w:line="264" w:lineRule="auto"/>
-              <w:jc w:val="both"/>
-            </w:pPr>
-            <w:r>
-              <w:rPr>
-                <w:rFonts w:ascii="Times New Roman" w:hAnsi="Times New Roman"/>
-                <w:sz w:val="19"/>
-                <w:szCs w:val="19"/>
-              </w:rPr>
-              <w:t>Function effectively as individual, member or leader; diverse, multidisciplinary, multicultural teams; collaboration</w:t>
+              <w:spacing w:before="40" w:after="40" w:line="276" w:lineRule="auto"/>
+              <w:jc w:val="left"/>
+            </w:pPr>
+            <w:r/>
+            <w:r>
+              <w:rPr>
+                <w:rFonts w:ascii="Times New Roman" w:hAnsi="Times New Roman"/>
+                <w:b w:val="0"/>
+                <w:i w:val="0"/>
+                <w:color w:val="1A1A1A"/>
+                <w:sz w:val="18"/>
+              </w:rPr>
+              <w:t>Function effectively as an individual, and as a member or leader in diverse/multi-disciplinary teams.</w:t>
             </w:r>
           </w:p>
         </w:tc>
@@ -6455,16 +9075,17 @@
           </w:tcPr>
           <w:p>
             <w:pPr>
-              <w:spacing w:after="40" w:line="264" w:lineRule="auto"/>
-              <w:jc w:val="both"/>
-            </w:pPr>
-            <w:r>
-              <w:rPr>
-                <w:rFonts w:ascii="Times New Roman" w:hAnsi="Times New Roman"/>
-                <w:b/>
-                <w:bCs/>
+              <w:spacing w:before="40" w:after="40" w:line="276" w:lineRule="auto"/>
+              <w:jc w:val="center"/>
+            </w:pPr>
+            <w:r/>
+            <w:r>
+              <w:rPr>
+                <w:rFonts w:ascii="Times New Roman" w:hAnsi="Times New Roman"/>
+                <w:b/>
+                <w:i w:val="0"/>
+                <w:color w:val="1A1A1A"/>
                 <w:sz w:val="19"/>
-                <w:szCs w:val="19"/>
               </w:rPr>
               <w:t>PO9</w:t>
             </w:r>
@@ -6477,14 +9098,17 @@
           </w:tcPr>
           <w:p>
             <w:pPr>
-              <w:spacing w:after="40" w:line="264" w:lineRule="auto"/>
-              <w:jc w:val="both"/>
-            </w:pPr>
-            <w:r>
-              <w:rPr>
-                <w:rFonts w:ascii="Times New Roman" w:hAnsi="Times New Roman"/>
+              <w:spacing w:before="40" w:after="40" w:line="276" w:lineRule="auto"/>
+              <w:jc w:val="left"/>
+            </w:pPr>
+            <w:r/>
+            <w:r>
+              <w:rPr>
+                <w:rFonts w:ascii="Times New Roman" w:hAnsi="Times New Roman"/>
+                <w:b/>
+                <w:i w:val="0"/>
+                <w:color w:val="1A1A1A"/>
                 <w:sz w:val="19"/>
-                <w:szCs w:val="19"/>
               </w:rPr>
               <w:t>Communication</w:t>
             </w:r>
@@ -6497,16 +9121,19 @@
           </w:tcPr>
           <w:p>
             <w:pPr>
-              <w:spacing w:after="40" w:line="264" w:lineRule="auto"/>
-              <w:jc w:val="both"/>
-            </w:pPr>
-            <w:r>
-              <w:rPr>
-                <w:rFonts w:ascii="Times New Roman" w:hAnsi="Times New Roman"/>
-                <w:sz w:val="19"/>
-                <w:szCs w:val="19"/>
-              </w:rPr>
-              <w:t>Communicate effectively and inclusively; comprehend and write reports, design documentation, presentations; clear instructions</w:t>
+              <w:spacing w:before="40" w:after="40" w:line="276" w:lineRule="auto"/>
+              <w:jc w:val="left"/>
+            </w:pPr>
+            <w:r/>
+            <w:r>
+              <w:rPr>
+                <w:rFonts w:ascii="Times New Roman" w:hAnsi="Times New Roman"/>
+                <w:b w:val="0"/>
+                <w:i w:val="0"/>
+                <w:color w:val="1A1A1A"/>
+                <w:sz w:val="18"/>
+              </w:rPr>
+              <w:t>Communicate effectively and inclusively within the engineering community and society at large, such as being able to comprehend and write effective reports and design documentation, make effective presentations considering cultural, language, and learning differences.</w:t>
             </w:r>
           </w:p>
         </w:tc>
@@ -6523,16 +9150,17 @@
           </w:tcPr>
           <w:p>
             <w:pPr>
-              <w:spacing w:after="40" w:line="264" w:lineRule="auto"/>
-              <w:jc w:val="both"/>
-            </w:pPr>
-            <w:r>
-              <w:rPr>
-                <w:rFonts w:ascii="Times New Roman" w:hAnsi="Times New Roman"/>
-                <w:b/>
-                <w:bCs/>
+              <w:spacing w:before="40" w:after="40" w:line="276" w:lineRule="auto"/>
+              <w:jc w:val="center"/>
+            </w:pPr>
+            <w:r/>
+            <w:r>
+              <w:rPr>
+                <w:rFonts w:ascii="Times New Roman" w:hAnsi="Times New Roman"/>
+                <w:b/>
+                <w:i w:val="0"/>
+                <w:color w:val="1A1A1A"/>
                 <w:sz w:val="19"/>
-                <w:szCs w:val="19"/>
               </w:rPr>
               <w:t>PO10</w:t>
             </w:r>
@@ -6545,14 +9173,17 @@
           </w:tcPr>
           <w:p>
             <w:pPr>
-              <w:spacing w:after="40" w:line="264" w:lineRule="auto"/>
-              <w:jc w:val="both"/>
-            </w:pPr>
-            <w:r>
-              <w:rPr>
-                <w:rFonts w:ascii="Times New Roman" w:hAnsi="Times New Roman"/>
+              <w:spacing w:before="40" w:after="40" w:line="276" w:lineRule="auto"/>
+              <w:jc w:val="left"/>
+            </w:pPr>
+            <w:r/>
+            <w:r>
+              <w:rPr>
+                <w:rFonts w:ascii="Times New Roman" w:hAnsi="Times New Roman"/>
+                <w:b/>
+                <w:i w:val="0"/>
+                <w:color w:val="1A1A1A"/>
                 <w:sz w:val="19"/>
-                <w:szCs w:val="19"/>
               </w:rPr>
               <w:t>Project Management and Finance</w:t>
             </w:r>
@@ -6565,16 +9196,19 @@
           </w:tcPr>
           <w:p>
             <w:pPr>
-              <w:spacing w:after="40" w:line="264" w:lineRule="auto"/>
-              <w:jc w:val="both"/>
-            </w:pPr>
-            <w:r>
-              <w:rPr>
-                <w:rFonts w:ascii="Times New Roman" w:hAnsi="Times New Roman"/>
-                <w:sz w:val="19"/>
-                <w:szCs w:val="19"/>
-              </w:rPr>
-              <w:t>Engineering management principles, economic decision-making, planning, scheduling, costing, risk; manage projects as member or leader</w:t>
+              <w:spacing w:before="40" w:after="40" w:line="276" w:lineRule="auto"/>
+              <w:jc w:val="left"/>
+            </w:pPr>
+            <w:r/>
+            <w:r>
+              <w:rPr>
+                <w:rFonts w:ascii="Times New Roman" w:hAnsi="Times New Roman"/>
+                <w:b w:val="0"/>
+                <w:i w:val="0"/>
+                <w:color w:val="1A1A1A"/>
+                <w:sz w:val="18"/>
+              </w:rPr>
+              <w:t>Apply knowledge and understanding of engineering management principles and economic decision-making and apply these to one's own work, as a member and leader in a team, and to manage projects and in multidisciplinary environments.</w:t>
             </w:r>
           </w:p>
         </w:tc>
@@ -6591,16 +9225,17 @@
           </w:tcPr>
           <w:p>
             <w:pPr>
-              <w:spacing w:after="40" w:line="264" w:lineRule="auto"/>
-              <w:jc w:val="both"/>
-            </w:pPr>
-            <w:r>
-              <w:rPr>
-                <w:rFonts w:ascii="Times New Roman" w:hAnsi="Times New Roman"/>
-                <w:b/>
-                <w:bCs/>
+              <w:spacing w:before="40" w:after="40" w:line="276" w:lineRule="auto"/>
+              <w:jc w:val="center"/>
+            </w:pPr>
+            <w:r/>
+            <w:r>
+              <w:rPr>
+                <w:rFonts w:ascii="Times New Roman" w:hAnsi="Times New Roman"/>
+                <w:b/>
+                <w:i w:val="0"/>
+                <w:color w:val="1A1A1A"/>
                 <w:sz w:val="19"/>
-                <w:szCs w:val="19"/>
               </w:rPr>
               <w:t>PO11</w:t>
             </w:r>
@@ -6613,14 +9248,17 @@
           </w:tcPr>
           <w:p>
             <w:pPr>
-              <w:spacing w:after="40" w:line="264" w:lineRule="auto"/>
-              <w:jc w:val="both"/>
-            </w:pPr>
-            <w:r>
-              <w:rPr>
-                <w:rFonts w:ascii="Times New Roman" w:hAnsi="Times New Roman"/>
+              <w:spacing w:before="40" w:after="40" w:line="276" w:lineRule="auto"/>
+              <w:jc w:val="left"/>
+            </w:pPr>
+            <w:r/>
+            <w:r>
+              <w:rPr>
+                <w:rFonts w:ascii="Times New Roman" w:hAnsi="Times New Roman"/>
+                <w:b/>
+                <w:i w:val="0"/>
+                <w:color w:val="1A1A1A"/>
                 <w:sz w:val="19"/>
-                <w:szCs w:val="19"/>
               </w:rPr>
               <w:t>Life-Long Learning</w:t>
             </w:r>
@@ -6633,16 +9271,19 @@
           </w:tcPr>
           <w:p>
             <w:pPr>
-              <w:spacing w:after="40" w:line="264" w:lineRule="auto"/>
-              <w:jc w:val="both"/>
-            </w:pPr>
-            <w:r>
-              <w:rPr>
-                <w:rFonts w:ascii="Times New Roman" w:hAnsi="Times New Roman"/>
-                <w:sz w:val="19"/>
-                <w:szCs w:val="19"/>
-              </w:rPr>
-              <w:t>Recognise the need for independent learning, adaptability to new and emerging technologies, critical thinking, broadest context of technological change</w:t>
+              <w:spacing w:before="40" w:after="40" w:line="276" w:lineRule="auto"/>
+              <w:jc w:val="left"/>
+            </w:pPr>
+            <w:r/>
+            <w:r>
+              <w:rPr>
+                <w:rFonts w:ascii="Times New Roman" w:hAnsi="Times New Roman"/>
+                <w:b w:val="0"/>
+                <w:i w:val="0"/>
+                <w:color w:val="1A1A1A"/>
+                <w:sz w:val="18"/>
+              </w:rPr>
+              <w:t>Recognize the need for, and have the preparation and ability for i) independent and life-long learning ii) adaptability to new and emerging technologies and iii) critical thinking in the broadest context of technological change. (WK8)</w:t>
             </w:r>
           </w:p>
         </w:tc>
@@ -11607,6 +14248,102 @@
     </w:p>
     <w:p>
       <w:pPr>
+        <w:spacing w:before="240" w:after="80"/>
+      </w:pPr>
+      <w:r>
+        <w:rPr>
+          <w:rFonts w:ascii="Times New Roman" w:hAnsi="Times New Roman"/>
+          <w:b/>
+          <w:color w:val="003366"/>
+          <w:sz w:val="24"/>
+        </w:rPr>
+        <w:t>3.5.1  Unsupervised Cluster Structure Analysis (K-Means Clustering — CO5 Alignment)</w:t>
+      </w:r>
+    </w:p>
+    <w:p>
+      <w:pPr>
+        <w:spacing w:before="40" w:after="80" w:line="276" w:lineRule="auto"/>
+      </w:pPr>
+      <w:r>
+        <w:rPr>
+          <w:rFonts w:ascii="Times New Roman" w:hAnsi="Times New Roman"/>
+          <w:sz w:val="22"/>
+        </w:rPr>
+        <w:t>To investigate the geometric clustering properties of handwritten digit representations in their raw 784-dimensional pixel space without label supervision, an unsupervised K-Means clustering experiment (K = 10, n_init = 10, k-means++ initialization) was executed on the 10,000 test partition samples (src/evaluation/clustering.py). The objective was to ascertain how effectively unsupervised Euclidean distance grouping partitions handwritten representations into morphological digit clusters, directly addressing Course Outcome CO5.</w:t>
+        <w:br/>
+        <w:br/>
+        <w:t>The algorithm converged after 42 iterations with a final cluster inertia of 389,394.88. Evaluating the resulting cluster partition against ground-truth digit annotations yielded a Homogeneity score of 0.5002, a Completeness score of 0.5031, a V-Measure of 0.5017, and an Adjusted Rand Index (ARI) of 0.3791. Across the entire test split, the overall cluster purity reached 58.87%. Detailed inspection of cluster-to-class alignment revealed significant morphological variations in unsupervised separability:</w:t>
+        <w:br/>
+        <w:t>• Cluster 4 exhibited exceptional unsupervised coherence, aligning with digit '0' at 92.71% purity (940 samples of digit 0).</w:t>
+        <w:br/>
+        <w:t>• Cluster 3 mapped predominantly to digit '6' with 89.48% purity (859 samples of digit 6).</w:t>
+        <w:br/>
+        <w:t>• Cluster 0 captured digit '1' vertical strokes with 64.91% purity, but absorbed vertical stroke fragments from digits 2, 3, and 7.</w:t>
+        <w:br/>
+        <w:t>• Morphologically ambiguous digits (such as 4 and 9, or 3, 5, and 8) exhibited broad inter-cluster dispersion (e.g., Cluster 9 contained a split distribution of 33.7% digit 9 and 28.4% digit 4; Cluster 7 combined substantial proportions of digits 3, 5, and 8).</w:t>
+        <w:br/>
+        <w:br/>
+        <w:t>This empirical experiment provides concrete verification for CO5, demonstrating the practical application of unsupervised learning while establishing the fundamental performance ceiling of raw-pixel Euclidean distance metrics. The 58.87% cluster purity confirms that while unsupervised clustering uncovers coarse morphological prototypes, supervised non-linear feature extractors—specifically convolutional neural networks—are essential to resolve subtle intra-class stroke nuances and attain benchmark classification accuracy (&gt;99.5%).</w:t>
+      </w:r>
+    </w:p>
+    <w:p>
+      <w:pPr>
+        <w:spacing w:before="120" w:after="40"/>
+        <w:jc w:val="center"/>
+      </w:pPr>
+      <w:r>
+        <w:drawing>
+          <wp:inline xmlns:a="http://schemas.openxmlformats.org/drawingml/2006/main" xmlns:pic="http://schemas.openxmlformats.org/drawingml/2006/picture">
+            <wp:extent cx="5120640" cy="2346960"/>
+            <wp:docPr id="22" name="Picture 22"/>
+            <wp:cNvGraphicFramePr>
+              <a:graphicFrameLocks noChangeAspect="1"/>
+            </wp:cNvGraphicFramePr>
+            <a:graphic>
+              <a:graphicData uri="http://schemas.openxmlformats.org/drawingml/2006/picture">
+                <pic:pic>
+                  <pic:nvPicPr>
+                    <pic:cNvPr id="0" name="kmeans_cluster_distribution.png"/>
+                    <pic:cNvPicPr/>
+                  </pic:nvPicPr>
+                  <pic:blipFill>
+                    <a:blip r:embed="rId31"/>
+                    <a:stretch>
+                      <a:fillRect/>
+                    </a:stretch>
+                  </pic:blipFill>
+                  <pic:spPr>
+                    <a:xfrm>
+                      <a:off x="0" y="0"/>
+                      <a:ext cx="5120640" cy="2346960"/>
+                    </a:xfrm>
+                    <a:prstGeom prst="rect"/>
+                  </pic:spPr>
+                </pic:pic>
+              </a:graphicData>
+            </a:graphic>
+          </wp:inline>
+        </w:drawing>
+      </w:r>
+    </w:p>
+    <w:p>
+      <w:pPr>
+        <w:spacing w:before="40" w:after="160"/>
+      </w:pPr>
+      <w:r>
+        <w:rPr>
+          <w:rFonts w:ascii="Times New Roman" w:hAnsi="Times New Roman"/>
+          <w:i/>
+          <w:color w:val="202020"/>
+          <w:sz w:val="19"/>
+        </w:rPr>
+        <w:t>Fig. 3.3: Unsupervised K-Means Cluster Centroids and Class Alignment (K = 10, N = 10,000)</w:t>
+        <w:br/>
+        <w:t>Observation: K-Means centroids reveal distinct topological prototypes for highly structured digits (0, 6, 1), whereas stroke overlap between digits (4/9 and 3/5/8) demonstrates the inherent limits of raw-pixel Euclidean clustering.</w:t>
+      </w:r>
+    </w:p>
+    <w:p>
+      <w:pPr>
         <w:pStyle w:val="Heading2"/>
         <w:spacing w:before="200" w:after="100" w:line="360" w:lineRule="auto"/>
         <w:jc w:val="both"/>
@@ -19829,37 +22566,21 @@
       <w:r>
         <w:rPr>
           <w:rFonts w:ascii="Times New Roman" w:hAnsi="Times New Roman"/>
-          <w:color w:val="000000"/>
-          <w:sz w:val="24"/>
+          <w:sz w:val="22"/>
         </w:rPr>
-        <w:t>The micro project was executed collaboratively by the three student team members, with responsibilities mapped to specific engineering modules:</w:t>
-      </w:r>
-      <w:r>
-        <w:rPr>
-          <w:rFonts w:ascii="Times New Roman" w:hAnsi="Times New Roman"/>
-          <w:color w:val="000000"/>
-          <w:sz w:val="24"/>
-        </w:rPr>
+        <w:t>• M TEJAS YADAV (Roll No. 24VE1A6695, 45% contribution — Team Lead):</w:t>
         <w:br/>
-        <w:t>• G. Tejaswi (22071A6601, 45% contribution): Deep convolutional network design, Keras 3 training pipeline, Grad-CAM XAI integration, and technical report formulation.</w:t>
-      </w:r>
-      <w:r>
-        <w:rPr>
-          <w:rFonts w:ascii="Times New Roman" w:hAnsi="Times New Roman"/>
-          <w:color w:val="000000"/>
-          <w:sz w:val="24"/>
-        </w:rPr>
+        <w:t xml:space="preserve">  Formulated end-to-end mathematical and system architecture; designed DigitVision DeepConvNet with Global Average Pooling; engineered Keras 3 training and convergence pipeline; implemented Grad-CAM and saliency visual explainability modules; coordinated technical report formulation and NBA outcome mapping.</w:t>
         <w:br/>
-        <w:t>• K. Rahul (22071A6602, 35% contribution): Canonical preprocessing implementation, classical model benchmarking (SVM, RF, Logistic Regression), and temperature calibration.</w:t>
-      </w:r>
-      <w:r>
-        <w:rPr>
-          <w:rFonts w:ascii="Times New Roman" w:hAnsi="Times New Roman"/>
-          <w:color w:val="000000"/>
-          <w:sz w:val="24"/>
-        </w:rPr>
         <w:br/>
-        <w:t>• V. Ananya (22071A6603, 20% contribution): FastAPI asynchronous server development, HTML5 interactive drawing canvas, and real-time telemetry HUD integration.</w:t>
+        <w:t>• K Charan Teja (Roll No. 24VE1A6692, 35% contribution — ML Engineer):</w:t>
+        <w:br/>
+        <w:t xml:space="preserve">  Implemented the 7-stage canonical invariant preprocessing pipeline (Otsu adaptive thresholding, aspect-preserving bounding box scaling, center-of-mass translation); trained and benchmarked classical machine learning baselines (Logistic Regression, Random Forest, SVM-RBF); executed temperature scaling calibration (ECE minimization); conducted exploratory K-Means clustering analysis.</w:t>
+        <w:br/>
+        <w:br/>
+        <w:t>• Y Akshay Raj (Roll No. 24VE1A66C8, 20% contribution — Full-Stack &amp; Telemetry Engineer):</w:t>
+        <w:br/>
+        <w:t xml:space="preserve">  Architected the asynchronous FastAPI backend server; developed the interactive HTML5 drawing canvas and Apple Pro design system; integrated real-time inference telemetry HUD, top-K probability distribution charts, and error matrix inspection; executed comprehensive automated test suite (33/33 passing tests).</w:t>
       </w:r>
     </w:p>
     <w:tbl>
@@ -26921,11 +29642,18 @@
           </w:tcPr>
           <w:p>
             <w:pPr>
-              <w:keepNext/>
-              <w:spacing w:after="40" w:line="264" w:lineRule="auto"/>
-              <w:jc w:val="both"/>
-            </w:pPr>
-            <w:r>
+              <w:spacing w:before="40" w:after="40" w:line="276" w:lineRule="auto"/>
+              <w:jc w:val="center"/>
+            </w:pPr>
+            <w:r/>
+            <w:r>
+              <w:rPr>
+                <w:rFonts w:ascii="Times New Roman" w:hAnsi="Times New Roman"/>
+                <w:b w:val="0"/>
+                <w:i w:val="0"/>
+                <w:color w:val="1A1A1A"/>
+                <w:sz w:val="19"/>
+              </w:rPr>
               <w:t>24VE1A6695</w:t>
             </w:r>
           </w:p>
@@ -26937,11 +29665,18 @@
           </w:tcPr>
           <w:p>
             <w:pPr>
-              <w:keepNext/>
-              <w:spacing w:after="40" w:line="264" w:lineRule="auto"/>
-              <w:jc w:val="both"/>
-            </w:pPr>
-            <w:r>
+              <w:spacing w:before="40" w:after="40" w:line="276" w:lineRule="auto"/>
+              <w:jc w:val="left"/>
+            </w:pPr>
+            <w:r/>
+            <w:r>
+              <w:rPr>
+                <w:rFonts w:ascii="Times New Roman" w:hAnsi="Times New Roman"/>
+                <w:b/>
+                <w:i w:val="0"/>
+                <w:color w:val="1A1A1A"/>
+                <w:sz w:val="19"/>
+              </w:rPr>
               <w:t>M TEJAS YADAV</w:t>
             </w:r>
           </w:p>
@@ -26953,10 +29688,19 @@
           </w:tcPr>
           <w:p>
             <w:pPr>
-              <w:keepNext/>
-              <w:spacing w:after="40" w:line="264" w:lineRule="auto"/>
-              <w:jc w:val="both"/>
-            </w:pPr>
+              <w:spacing w:before="40" w:after="40" w:line="276" w:lineRule="auto"/>
+              <w:jc w:val="left"/>
+            </w:pPr>
+            <w:r/>
+            <w:r>
+              <w:rPr>
+                <w:rFonts w:ascii="Times New Roman" w:hAnsi="Times New Roman"/>
+                <w:b w:val="0"/>
+                <w:i w:val="0"/>
+                <w:color w:val="1A1A1A"/>
+                <w:sz w:val="18"/>
+              </w:rPr>
+            </w:r>
           </w:p>
         </w:tc>
         <w:tc>
@@ -26966,10 +29710,19 @@
           </w:tcPr>
           <w:p>
             <w:pPr>
-              <w:keepNext/>
-              <w:spacing w:after="40" w:line="264" w:lineRule="auto"/>
-              <w:jc w:val="both"/>
-            </w:pPr>
+              <w:spacing w:before="40" w:after="40" w:line="276" w:lineRule="auto"/>
+              <w:jc w:val="left"/>
+            </w:pPr>
+            <w:r/>
+            <w:r>
+              <w:rPr>
+                <w:rFonts w:ascii="Times New Roman" w:hAnsi="Times New Roman"/>
+                <w:b w:val="0"/>
+                <w:i w:val="0"/>
+                <w:color w:val="1A1A1A"/>
+                <w:sz w:val="18"/>
+              </w:rPr>
+            </w:r>
           </w:p>
         </w:tc>
         <w:tc>
@@ -26979,10 +29732,19 @@
           </w:tcPr>
           <w:p>
             <w:pPr>
-              <w:keepNext/>
-              <w:spacing w:after="40" w:line="264" w:lineRule="auto"/>
-              <w:jc w:val="both"/>
-            </w:pPr>
+              <w:spacing w:before="40" w:after="40" w:line="276" w:lineRule="auto"/>
+              <w:jc w:val="left"/>
+            </w:pPr>
+            <w:r/>
+            <w:r>
+              <w:rPr>
+                <w:rFonts w:ascii="Times New Roman" w:hAnsi="Times New Roman"/>
+                <w:b w:val="0"/>
+                <w:i w:val="0"/>
+                <w:color w:val="1A1A1A"/>
+                <w:sz w:val="18"/>
+              </w:rPr>
+            </w:r>
           </w:p>
         </w:tc>
         <w:tc>
@@ -26992,10 +29754,19 @@
           </w:tcPr>
           <w:p>
             <w:pPr>
-              <w:keepNext/>
-              <w:spacing w:after="40" w:line="264" w:lineRule="auto"/>
-              <w:jc w:val="both"/>
-            </w:pPr>
+              <w:spacing w:before="40" w:after="40" w:line="276" w:lineRule="auto"/>
+              <w:jc w:val="left"/>
+            </w:pPr>
+            <w:r/>
+            <w:r>
+              <w:rPr>
+                <w:rFonts w:ascii="Times New Roman" w:hAnsi="Times New Roman"/>
+                <w:b w:val="0"/>
+                <w:i w:val="0"/>
+                <w:color w:val="1A1A1A"/>
+                <w:sz w:val="18"/>
+              </w:rPr>
+            </w:r>
           </w:p>
         </w:tc>
         <w:tc>
@@ -27005,10 +29776,19 @@
           </w:tcPr>
           <w:p>
             <w:pPr>
-              <w:keepNext/>
-              <w:spacing w:after="40" w:line="264" w:lineRule="auto"/>
-              <w:jc w:val="both"/>
-            </w:pPr>
+              <w:spacing w:before="40" w:after="40" w:line="276" w:lineRule="auto"/>
+              <w:jc w:val="left"/>
+            </w:pPr>
+            <w:r/>
+            <w:r>
+              <w:rPr>
+                <w:rFonts w:ascii="Times New Roman" w:hAnsi="Times New Roman"/>
+                <w:b w:val="0"/>
+                <w:i w:val="0"/>
+                <w:color w:val="1A1A1A"/>
+                <w:sz w:val="18"/>
+              </w:rPr>
+            </w:r>
           </w:p>
         </w:tc>
         <w:tc>
@@ -27018,10 +29798,19 @@
           </w:tcPr>
           <w:p>
             <w:pPr>
-              <w:keepNext/>
-              <w:spacing w:after="40" w:line="264" w:lineRule="auto"/>
-              <w:jc w:val="both"/>
-            </w:pPr>
+              <w:spacing w:before="40" w:after="40" w:line="276" w:lineRule="auto"/>
+              <w:jc w:val="left"/>
+            </w:pPr>
+            <w:r/>
+            <w:r>
+              <w:rPr>
+                <w:rFonts w:ascii="Times New Roman" w:hAnsi="Times New Roman"/>
+                <w:b w:val="0"/>
+                <w:i w:val="0"/>
+                <w:color w:val="1A1A1A"/>
+                <w:sz w:val="18"/>
+              </w:rPr>
+            </w:r>
           </w:p>
         </w:tc>
         <w:tc>
@@ -27031,10 +29820,19 @@
           </w:tcPr>
           <w:p>
             <w:pPr>
-              <w:keepNext/>
-              <w:spacing w:after="40" w:line="264" w:lineRule="auto"/>
-              <w:jc w:val="both"/>
-            </w:pPr>
+              <w:spacing w:before="40" w:after="40" w:line="276" w:lineRule="auto"/>
+              <w:jc w:val="left"/>
+            </w:pPr>
+            <w:r/>
+            <w:r>
+              <w:rPr>
+                <w:rFonts w:ascii="Times New Roman" w:hAnsi="Times New Roman"/>
+                <w:b w:val="0"/>
+                <w:i w:val="0"/>
+                <w:color w:val="1A1A1A"/>
+                <w:sz w:val="18"/>
+              </w:rPr>
+            </w:r>
           </w:p>
         </w:tc>
         <w:tc>
@@ -27044,10 +29842,19 @@
           </w:tcPr>
           <w:p>
             <w:pPr>
-              <w:keepNext/>
-              <w:spacing w:after="40" w:line="264" w:lineRule="auto"/>
-              <w:jc w:val="both"/>
-            </w:pPr>
+              <w:spacing w:before="40" w:after="40" w:line="276" w:lineRule="auto"/>
+              <w:jc w:val="left"/>
+            </w:pPr>
+            <w:r/>
+            <w:r>
+              <w:rPr>
+                <w:rFonts w:ascii="Times New Roman" w:hAnsi="Times New Roman"/>
+                <w:b w:val="0"/>
+                <w:i w:val="0"/>
+                <w:color w:val="1A1A1A"/>
+                <w:sz w:val="18"/>
+              </w:rPr>
+            </w:r>
           </w:p>
         </w:tc>
         <w:tc>
@@ -27057,10 +29864,19 @@
           </w:tcPr>
           <w:p>
             <w:pPr>
-              <w:keepNext/>
-              <w:spacing w:after="40" w:line="264" w:lineRule="auto"/>
-              <w:jc w:val="both"/>
-            </w:pPr>
+              <w:spacing w:before="40" w:after="40" w:line="276" w:lineRule="auto"/>
+              <w:jc w:val="left"/>
+            </w:pPr>
+            <w:r/>
+            <w:r>
+              <w:rPr>
+                <w:rFonts w:ascii="Times New Roman" w:hAnsi="Times New Roman"/>
+                <w:b w:val="0"/>
+                <w:i w:val="0"/>
+                <w:color w:val="1A1A1A"/>
+                <w:sz w:val="18"/>
+              </w:rPr>
+            </w:r>
           </w:p>
         </w:tc>
         <w:tc>
@@ -27070,10 +29886,19 @@
           </w:tcPr>
           <w:p>
             <w:pPr>
-              <w:keepNext/>
-              <w:spacing w:after="40" w:line="264" w:lineRule="auto"/>
-              <w:jc w:val="both"/>
-            </w:pPr>
+              <w:spacing w:before="40" w:after="40" w:line="276" w:lineRule="auto"/>
+              <w:jc w:val="left"/>
+            </w:pPr>
+            <w:r/>
+            <w:r>
+              <w:rPr>
+                <w:rFonts w:ascii="Times New Roman" w:hAnsi="Times New Roman"/>
+                <w:b w:val="0"/>
+                <w:i w:val="0"/>
+                <w:color w:val="1A1A1A"/>
+                <w:sz w:val="18"/>
+              </w:rPr>
+            </w:r>
           </w:p>
         </w:tc>
       </w:tr>
@@ -27090,11 +29915,18 @@
           </w:tcPr>
           <w:p>
             <w:pPr>
-              <w:keepNext/>
-              <w:spacing w:after="40" w:line="264" w:lineRule="auto"/>
-              <w:jc w:val="both"/>
-            </w:pPr>
-            <w:r>
+              <w:spacing w:before="40" w:after="40" w:line="276" w:lineRule="auto"/>
+              <w:jc w:val="center"/>
+            </w:pPr>
+            <w:r/>
+            <w:r>
+              <w:rPr>
+                <w:rFonts w:ascii="Times New Roman" w:hAnsi="Times New Roman"/>
+                <w:b w:val="0"/>
+                <w:i w:val="0"/>
+                <w:color w:val="1A1A1A"/>
+                <w:sz w:val="19"/>
+              </w:rPr>
               <w:t>24VE1A6692</w:t>
             </w:r>
           </w:p>
@@ -27106,12 +29938,19 @@
           </w:tcPr>
           <w:p>
             <w:pPr>
-              <w:keepNext/>
-              <w:spacing w:after="40" w:line="264" w:lineRule="auto"/>
-              <w:jc w:val="both"/>
-            </w:pPr>
-            <w:r>
-              <w:t>K Charanteja</w:t>
+              <w:spacing w:before="40" w:after="40" w:line="276" w:lineRule="auto"/>
+              <w:jc w:val="left"/>
+            </w:pPr>
+            <w:r/>
+            <w:r>
+              <w:rPr>
+                <w:rFonts w:ascii="Times New Roman" w:hAnsi="Times New Roman"/>
+                <w:b/>
+                <w:i w:val="0"/>
+                <w:color w:val="1A1A1A"/>
+                <w:sz w:val="19"/>
+              </w:rPr>
+              <w:t>K Charan Teja</w:t>
             </w:r>
           </w:p>
         </w:tc>
@@ -27122,10 +29961,19 @@
           </w:tcPr>
           <w:p>
             <w:pPr>
-              <w:keepNext/>
-              <w:spacing w:after="40" w:line="264" w:lineRule="auto"/>
-              <w:jc w:val="both"/>
-            </w:pPr>
+              <w:spacing w:before="40" w:after="40" w:line="276" w:lineRule="auto"/>
+              <w:jc w:val="left"/>
+            </w:pPr>
+            <w:r/>
+            <w:r>
+              <w:rPr>
+                <w:rFonts w:ascii="Times New Roman" w:hAnsi="Times New Roman"/>
+                <w:b w:val="0"/>
+                <w:i w:val="0"/>
+                <w:color w:val="1A1A1A"/>
+                <w:sz w:val="18"/>
+              </w:rPr>
+            </w:r>
           </w:p>
         </w:tc>
         <w:tc>
@@ -27135,10 +29983,19 @@
           </w:tcPr>
           <w:p>
             <w:pPr>
-              <w:keepNext/>
-              <w:spacing w:after="40" w:line="264" w:lineRule="auto"/>
-              <w:jc w:val="both"/>
-            </w:pPr>
+              <w:spacing w:before="40" w:after="40" w:line="276" w:lineRule="auto"/>
+              <w:jc w:val="left"/>
+            </w:pPr>
+            <w:r/>
+            <w:r>
+              <w:rPr>
+                <w:rFonts w:ascii="Times New Roman" w:hAnsi="Times New Roman"/>
+                <w:b w:val="0"/>
+                <w:i w:val="0"/>
+                <w:color w:val="1A1A1A"/>
+                <w:sz w:val="18"/>
+              </w:rPr>
+            </w:r>
           </w:p>
         </w:tc>
         <w:tc>
@@ -27148,10 +30005,19 @@
           </w:tcPr>
           <w:p>
             <w:pPr>
-              <w:keepNext/>
-              <w:spacing w:after="40" w:line="264" w:lineRule="auto"/>
-              <w:jc w:val="both"/>
-            </w:pPr>
+              <w:spacing w:before="40" w:after="40" w:line="276" w:lineRule="auto"/>
+              <w:jc w:val="left"/>
+            </w:pPr>
+            <w:r/>
+            <w:r>
+              <w:rPr>
+                <w:rFonts w:ascii="Times New Roman" w:hAnsi="Times New Roman"/>
+                <w:b w:val="0"/>
+                <w:i w:val="0"/>
+                <w:color w:val="1A1A1A"/>
+                <w:sz w:val="18"/>
+              </w:rPr>
+            </w:r>
           </w:p>
         </w:tc>
         <w:tc>
@@ -27161,10 +30027,19 @@
           </w:tcPr>
           <w:p>
             <w:pPr>
-              <w:keepNext/>
-              <w:spacing w:after="40" w:line="264" w:lineRule="auto"/>
-              <w:jc w:val="both"/>
-            </w:pPr>
+              <w:spacing w:before="40" w:after="40" w:line="276" w:lineRule="auto"/>
+              <w:jc w:val="left"/>
+            </w:pPr>
+            <w:r/>
+            <w:r>
+              <w:rPr>
+                <w:rFonts w:ascii="Times New Roman" w:hAnsi="Times New Roman"/>
+                <w:b w:val="0"/>
+                <w:i w:val="0"/>
+                <w:color w:val="1A1A1A"/>
+                <w:sz w:val="18"/>
+              </w:rPr>
+            </w:r>
           </w:p>
         </w:tc>
         <w:tc>
@@ -27174,10 +30049,19 @@
           </w:tcPr>
           <w:p>
             <w:pPr>
-              <w:keepNext/>
-              <w:spacing w:after="40" w:line="264" w:lineRule="auto"/>
-              <w:jc w:val="both"/>
-            </w:pPr>
+              <w:spacing w:before="40" w:after="40" w:line="276" w:lineRule="auto"/>
+              <w:jc w:val="left"/>
+            </w:pPr>
+            <w:r/>
+            <w:r>
+              <w:rPr>
+                <w:rFonts w:ascii="Times New Roman" w:hAnsi="Times New Roman"/>
+                <w:b w:val="0"/>
+                <w:i w:val="0"/>
+                <w:color w:val="1A1A1A"/>
+                <w:sz w:val="18"/>
+              </w:rPr>
+            </w:r>
           </w:p>
         </w:tc>
         <w:tc>
@@ -27187,10 +30071,19 @@
           </w:tcPr>
           <w:p>
             <w:pPr>
-              <w:keepNext/>
-              <w:spacing w:after="40" w:line="264" w:lineRule="auto"/>
-              <w:jc w:val="both"/>
-            </w:pPr>
+              <w:spacing w:before="40" w:after="40" w:line="276" w:lineRule="auto"/>
+              <w:jc w:val="left"/>
+            </w:pPr>
+            <w:r/>
+            <w:r>
+              <w:rPr>
+                <w:rFonts w:ascii="Times New Roman" w:hAnsi="Times New Roman"/>
+                <w:b w:val="0"/>
+                <w:i w:val="0"/>
+                <w:color w:val="1A1A1A"/>
+                <w:sz w:val="18"/>
+              </w:rPr>
+            </w:r>
           </w:p>
         </w:tc>
         <w:tc>
@@ -27200,10 +30093,19 @@
           </w:tcPr>
           <w:p>
             <w:pPr>
-              <w:keepNext/>
-              <w:spacing w:after="40" w:line="264" w:lineRule="auto"/>
-              <w:jc w:val="both"/>
-            </w:pPr>
+              <w:spacing w:before="40" w:after="40" w:line="276" w:lineRule="auto"/>
+              <w:jc w:val="left"/>
+            </w:pPr>
+            <w:r/>
+            <w:r>
+              <w:rPr>
+                <w:rFonts w:ascii="Times New Roman" w:hAnsi="Times New Roman"/>
+                <w:b w:val="0"/>
+                <w:i w:val="0"/>
+                <w:color w:val="1A1A1A"/>
+                <w:sz w:val="18"/>
+              </w:rPr>
+            </w:r>
           </w:p>
         </w:tc>
         <w:tc>
@@ -27213,10 +30115,19 @@
           </w:tcPr>
           <w:p>
             <w:pPr>
-              <w:keepNext/>
-              <w:spacing w:after="40" w:line="264" w:lineRule="auto"/>
-              <w:jc w:val="both"/>
-            </w:pPr>
+              <w:spacing w:before="40" w:after="40" w:line="276" w:lineRule="auto"/>
+              <w:jc w:val="left"/>
+            </w:pPr>
+            <w:r/>
+            <w:r>
+              <w:rPr>
+                <w:rFonts w:ascii="Times New Roman" w:hAnsi="Times New Roman"/>
+                <w:b w:val="0"/>
+                <w:i w:val="0"/>
+                <w:color w:val="1A1A1A"/>
+                <w:sz w:val="18"/>
+              </w:rPr>
+            </w:r>
           </w:p>
         </w:tc>
         <w:tc>
@@ -27226,10 +30137,19 @@
           </w:tcPr>
           <w:p>
             <w:pPr>
-              <w:keepNext/>
-              <w:spacing w:after="40" w:line="264" w:lineRule="auto"/>
-              <w:jc w:val="both"/>
-            </w:pPr>
+              <w:spacing w:before="40" w:after="40" w:line="276" w:lineRule="auto"/>
+              <w:jc w:val="left"/>
+            </w:pPr>
+            <w:r/>
+            <w:r>
+              <w:rPr>
+                <w:rFonts w:ascii="Times New Roman" w:hAnsi="Times New Roman"/>
+                <w:b w:val="0"/>
+                <w:i w:val="0"/>
+                <w:color w:val="1A1A1A"/>
+                <w:sz w:val="18"/>
+              </w:rPr>
+            </w:r>
           </w:p>
         </w:tc>
         <w:tc>
@@ -27239,10 +30159,19 @@
           </w:tcPr>
           <w:p>
             <w:pPr>
-              <w:keepNext/>
-              <w:spacing w:after="40" w:line="264" w:lineRule="auto"/>
-              <w:jc w:val="both"/>
-            </w:pPr>
+              <w:spacing w:before="40" w:after="40" w:line="276" w:lineRule="auto"/>
+              <w:jc w:val="left"/>
+            </w:pPr>
+            <w:r/>
+            <w:r>
+              <w:rPr>
+                <w:rFonts w:ascii="Times New Roman" w:hAnsi="Times New Roman"/>
+                <w:b w:val="0"/>
+                <w:i w:val="0"/>
+                <w:color w:val="1A1A1A"/>
+                <w:sz w:val="18"/>
+              </w:rPr>
+            </w:r>
           </w:p>
         </w:tc>
       </w:tr>
@@ -27259,11 +30188,18 @@
           </w:tcPr>
           <w:p>
             <w:pPr>
-              <w:keepNext/>
-              <w:spacing w:after="40" w:line="264" w:lineRule="auto"/>
-              <w:jc w:val="both"/>
-            </w:pPr>
-            <w:r>
+              <w:spacing w:before="40" w:after="40" w:line="276" w:lineRule="auto"/>
+              <w:jc w:val="center"/>
+            </w:pPr>
+            <w:r/>
+            <w:r>
+              <w:rPr>
+                <w:rFonts w:ascii="Times New Roman" w:hAnsi="Times New Roman"/>
+                <w:b w:val="0"/>
+                <w:i w:val="0"/>
+                <w:color w:val="1A1A1A"/>
+                <w:sz w:val="19"/>
+              </w:rPr>
               <w:t>24VE1A66C8</w:t>
             </w:r>
           </w:p>
@@ -27275,11 +30211,18 @@
           </w:tcPr>
           <w:p>
             <w:pPr>
-              <w:keepNext/>
-              <w:spacing w:after="40" w:line="264" w:lineRule="auto"/>
-              <w:jc w:val="both"/>
-            </w:pPr>
-            <w:r>
+              <w:spacing w:before="40" w:after="40" w:line="276" w:lineRule="auto"/>
+              <w:jc w:val="left"/>
+            </w:pPr>
+            <w:r/>
+            <w:r>
+              <w:rPr>
+                <w:rFonts w:ascii="Times New Roman" w:hAnsi="Times New Roman"/>
+                <w:b/>
+                <w:i w:val="0"/>
+                <w:color w:val="1A1A1A"/>
+                <w:sz w:val="19"/>
+              </w:rPr>
               <w:t>Y Akshay Raj</w:t>
             </w:r>
           </w:p>
@@ -27291,10 +30234,19 @@
           </w:tcPr>
           <w:p>
             <w:pPr>
-              <w:keepNext/>
-              <w:spacing w:after="40" w:line="264" w:lineRule="auto"/>
-              <w:jc w:val="both"/>
-            </w:pPr>
+              <w:spacing w:before="40" w:after="40" w:line="276" w:lineRule="auto"/>
+              <w:jc w:val="left"/>
+            </w:pPr>
+            <w:r/>
+            <w:r>
+              <w:rPr>
+                <w:rFonts w:ascii="Times New Roman" w:hAnsi="Times New Roman"/>
+                <w:b w:val="0"/>
+                <w:i w:val="0"/>
+                <w:color w:val="1A1A1A"/>
+                <w:sz w:val="18"/>
+              </w:rPr>
+            </w:r>
           </w:p>
         </w:tc>
         <w:tc>
@@ -27304,10 +30256,19 @@
           </w:tcPr>
           <w:p>
             <w:pPr>
-              <w:keepNext/>
-              <w:spacing w:after="40" w:line="264" w:lineRule="auto"/>
-              <w:jc w:val="both"/>
-            </w:pPr>
+              <w:spacing w:before="40" w:after="40" w:line="276" w:lineRule="auto"/>
+              <w:jc w:val="left"/>
+            </w:pPr>
+            <w:r/>
+            <w:r>
+              <w:rPr>
+                <w:rFonts w:ascii="Times New Roman" w:hAnsi="Times New Roman"/>
+                <w:b w:val="0"/>
+                <w:i w:val="0"/>
+                <w:color w:val="1A1A1A"/>
+                <w:sz w:val="18"/>
+              </w:rPr>
+            </w:r>
           </w:p>
         </w:tc>
         <w:tc>
@@ -27317,10 +30278,19 @@
           </w:tcPr>
           <w:p>
             <w:pPr>
-              <w:keepNext/>
-              <w:spacing w:after="40" w:line="264" w:lineRule="auto"/>
-              <w:jc w:val="both"/>
-            </w:pPr>
+              <w:spacing w:before="40" w:after="40" w:line="276" w:lineRule="auto"/>
+              <w:jc w:val="left"/>
+            </w:pPr>
+            <w:r/>
+            <w:r>
+              <w:rPr>
+                <w:rFonts w:ascii="Times New Roman" w:hAnsi="Times New Roman"/>
+                <w:b w:val="0"/>
+                <w:i w:val="0"/>
+                <w:color w:val="1A1A1A"/>
+                <w:sz w:val="18"/>
+              </w:rPr>
+            </w:r>
           </w:p>
         </w:tc>
         <w:tc>
@@ -27330,10 +30300,19 @@
           </w:tcPr>
           <w:p>
             <w:pPr>
-              <w:keepNext/>
-              <w:spacing w:after="40" w:line="264" w:lineRule="auto"/>
-              <w:jc w:val="both"/>
-            </w:pPr>
+              <w:spacing w:before="40" w:after="40" w:line="276" w:lineRule="auto"/>
+              <w:jc w:val="left"/>
+            </w:pPr>
+            <w:r/>
+            <w:r>
+              <w:rPr>
+                <w:rFonts w:ascii="Times New Roman" w:hAnsi="Times New Roman"/>
+                <w:b w:val="0"/>
+                <w:i w:val="0"/>
+                <w:color w:val="1A1A1A"/>
+                <w:sz w:val="18"/>
+              </w:rPr>
+            </w:r>
           </w:p>
         </w:tc>
         <w:tc>
@@ -27343,10 +30322,19 @@
           </w:tcPr>
           <w:p>
             <w:pPr>
-              <w:keepNext/>
-              <w:spacing w:after="40" w:line="264" w:lineRule="auto"/>
-              <w:jc w:val="both"/>
-            </w:pPr>
+              <w:spacing w:before="40" w:after="40" w:line="276" w:lineRule="auto"/>
+              <w:jc w:val="left"/>
+            </w:pPr>
+            <w:r/>
+            <w:r>
+              <w:rPr>
+                <w:rFonts w:ascii="Times New Roman" w:hAnsi="Times New Roman"/>
+                <w:b w:val="0"/>
+                <w:i w:val="0"/>
+                <w:color w:val="1A1A1A"/>
+                <w:sz w:val="18"/>
+              </w:rPr>
+            </w:r>
           </w:p>
         </w:tc>
         <w:tc>
@@ -27356,10 +30344,19 @@
           </w:tcPr>
           <w:p>
             <w:pPr>
-              <w:keepNext/>
-              <w:spacing w:after="40" w:line="264" w:lineRule="auto"/>
-              <w:jc w:val="both"/>
-            </w:pPr>
+              <w:spacing w:before="40" w:after="40" w:line="276" w:lineRule="auto"/>
+              <w:jc w:val="left"/>
+            </w:pPr>
+            <w:r/>
+            <w:r>
+              <w:rPr>
+                <w:rFonts w:ascii="Times New Roman" w:hAnsi="Times New Roman"/>
+                <w:b w:val="0"/>
+                <w:i w:val="0"/>
+                <w:color w:val="1A1A1A"/>
+                <w:sz w:val="18"/>
+              </w:rPr>
+            </w:r>
           </w:p>
         </w:tc>
         <w:tc>
@@ -27369,10 +30366,19 @@
           </w:tcPr>
           <w:p>
             <w:pPr>
-              <w:keepNext/>
-              <w:spacing w:after="40" w:line="264" w:lineRule="auto"/>
-              <w:jc w:val="both"/>
-            </w:pPr>
+              <w:spacing w:before="40" w:after="40" w:line="276" w:lineRule="auto"/>
+              <w:jc w:val="left"/>
+            </w:pPr>
+            <w:r/>
+            <w:r>
+              <w:rPr>
+                <w:rFonts w:ascii="Times New Roman" w:hAnsi="Times New Roman"/>
+                <w:b w:val="0"/>
+                <w:i w:val="0"/>
+                <w:color w:val="1A1A1A"/>
+                <w:sz w:val="18"/>
+              </w:rPr>
+            </w:r>
           </w:p>
         </w:tc>
         <w:tc>
@@ -27382,10 +30388,19 @@
           </w:tcPr>
           <w:p>
             <w:pPr>
-              <w:keepNext/>
-              <w:spacing w:after="40" w:line="264" w:lineRule="auto"/>
-              <w:jc w:val="both"/>
-            </w:pPr>
+              <w:spacing w:before="40" w:after="40" w:line="276" w:lineRule="auto"/>
+              <w:jc w:val="left"/>
+            </w:pPr>
+            <w:r/>
+            <w:r>
+              <w:rPr>
+                <w:rFonts w:ascii="Times New Roman" w:hAnsi="Times New Roman"/>
+                <w:b w:val="0"/>
+                <w:i w:val="0"/>
+                <w:color w:val="1A1A1A"/>
+                <w:sz w:val="18"/>
+              </w:rPr>
+            </w:r>
           </w:p>
         </w:tc>
         <w:tc>
@@ -27395,10 +30410,19 @@
           </w:tcPr>
           <w:p>
             <w:pPr>
-              <w:keepNext/>
-              <w:spacing w:after="40" w:line="264" w:lineRule="auto"/>
-              <w:jc w:val="both"/>
-            </w:pPr>
+              <w:spacing w:before="40" w:after="40" w:line="276" w:lineRule="auto"/>
+              <w:jc w:val="left"/>
+            </w:pPr>
+            <w:r/>
+            <w:r>
+              <w:rPr>
+                <w:rFonts w:ascii="Times New Roman" w:hAnsi="Times New Roman"/>
+                <w:b w:val="0"/>
+                <w:i w:val="0"/>
+                <w:color w:val="1A1A1A"/>
+                <w:sz w:val="18"/>
+              </w:rPr>
+            </w:r>
           </w:p>
         </w:tc>
         <w:tc>
@@ -27408,161 +30432,19 @@
           </w:tcPr>
           <w:p>
             <w:pPr>
-              <w:keepNext/>
-              <w:spacing w:after="40" w:line="264" w:lineRule="auto"/>
-              <w:jc w:val="both"/>
-            </w:pPr>
-          </w:p>
-        </w:tc>
-      </w:tr>
-      <w:tr>
-        <w:trPr>
-          <w:cantSplit/>
-          <w:trHeight w:val="520"/>
-          <w:jc w:val="center"/>
-        </w:trPr>
-        <w:tc>
-          <w:tcPr>
-            <w:tcW w:w="1399" w:type="dxa"/>
-            <w:vAlign w:val="center"/>
-          </w:tcPr>
-          <w:p>
-            <w:pPr>
-              <w:spacing w:after="40" w:line="264" w:lineRule="auto"/>
-              <w:jc w:val="both"/>
-            </w:pPr>
-          </w:p>
-        </w:tc>
-        <w:tc>
-          <w:tcPr>
-            <w:tcW w:w="2001" w:type="dxa"/>
-            <w:vAlign w:val="center"/>
-          </w:tcPr>
-          <w:p>
-            <w:pPr>
-              <w:spacing w:after="40" w:line="264" w:lineRule="auto"/>
-              <w:jc w:val="both"/>
-            </w:pPr>
-          </w:p>
-        </w:tc>
-        <w:tc>
-          <w:tcPr>
-            <w:tcW w:w="600" w:type="dxa"/>
-            <w:vAlign w:val="center"/>
-          </w:tcPr>
-          <w:p>
-            <w:pPr>
-              <w:spacing w:after="40" w:line="264" w:lineRule="auto"/>
-              <w:jc w:val="both"/>
-            </w:pPr>
-          </w:p>
-        </w:tc>
-        <w:tc>
-          <w:tcPr>
-            <w:tcW w:w="600" w:type="dxa"/>
-            <w:vAlign w:val="center"/>
-          </w:tcPr>
-          <w:p>
-            <w:pPr>
-              <w:spacing w:after="40" w:line="264" w:lineRule="auto"/>
-              <w:jc w:val="both"/>
-            </w:pPr>
-          </w:p>
-        </w:tc>
-        <w:tc>
-          <w:tcPr>
-            <w:tcW w:w="600" w:type="dxa"/>
-            <w:vAlign w:val="center"/>
-          </w:tcPr>
-          <w:p>
-            <w:pPr>
-              <w:spacing w:after="40" w:line="264" w:lineRule="auto"/>
-              <w:jc w:val="both"/>
-            </w:pPr>
-          </w:p>
-        </w:tc>
-        <w:tc>
-          <w:tcPr>
-            <w:tcW w:w="600" w:type="dxa"/>
-            <w:vAlign w:val="center"/>
-          </w:tcPr>
-          <w:p>
-            <w:pPr>
-              <w:spacing w:after="40" w:line="264" w:lineRule="auto"/>
-              <w:jc w:val="both"/>
-            </w:pPr>
-          </w:p>
-        </w:tc>
-        <w:tc>
-          <w:tcPr>
-            <w:tcW w:w="600" w:type="dxa"/>
-            <w:vAlign w:val="center"/>
-          </w:tcPr>
-          <w:p>
-            <w:pPr>
-              <w:spacing w:after="40" w:line="264" w:lineRule="auto"/>
-              <w:jc w:val="both"/>
-            </w:pPr>
-          </w:p>
-        </w:tc>
-        <w:tc>
-          <w:tcPr>
-            <w:tcW w:w="600" w:type="dxa"/>
-            <w:vAlign w:val="center"/>
-          </w:tcPr>
-          <w:p>
-            <w:pPr>
-              <w:spacing w:after="40" w:line="264" w:lineRule="auto"/>
-              <w:jc w:val="both"/>
-            </w:pPr>
-          </w:p>
-        </w:tc>
-        <w:tc>
-          <w:tcPr>
-            <w:tcW w:w="600" w:type="dxa"/>
-            <w:vAlign w:val="center"/>
-          </w:tcPr>
-          <w:p>
-            <w:pPr>
-              <w:spacing w:after="40" w:line="264" w:lineRule="auto"/>
-              <w:jc w:val="both"/>
-            </w:pPr>
-          </w:p>
-        </w:tc>
-        <w:tc>
-          <w:tcPr>
-            <w:tcW w:w="600" w:type="dxa"/>
-            <w:vAlign w:val="center"/>
-          </w:tcPr>
-          <w:p>
-            <w:pPr>
-              <w:spacing w:after="40" w:line="264" w:lineRule="auto"/>
-              <w:jc w:val="both"/>
-            </w:pPr>
-          </w:p>
-        </w:tc>
-        <w:tc>
-          <w:tcPr>
-            <w:tcW w:w="900" w:type="dxa"/>
-            <w:vAlign w:val="center"/>
-          </w:tcPr>
-          <w:p>
-            <w:pPr>
-              <w:spacing w:after="40" w:line="264" w:lineRule="auto"/>
-              <w:jc w:val="both"/>
-            </w:pPr>
-          </w:p>
-        </w:tc>
-        <w:tc>
-          <w:tcPr>
-            <w:tcW w:w="900" w:type="dxa"/>
-            <w:vAlign w:val="center"/>
-          </w:tcPr>
-          <w:p>
-            <w:pPr>
-              <w:spacing w:after="40" w:line="264" w:lineRule="auto"/>
-              <w:jc w:val="both"/>
-            </w:pPr>
+              <w:spacing w:before="40" w:after="40" w:line="276" w:lineRule="auto"/>
+              <w:jc w:val="left"/>
+            </w:pPr>
+            <w:r/>
+            <w:r>
+              <w:rPr>
+                <w:rFonts w:ascii="Times New Roman" w:hAnsi="Times New Roman"/>
+                <w:b w:val="0"/>
+                <w:i w:val="0"/>
+                <w:color w:val="1A1A1A"/>
+                <w:sz w:val="18"/>
+              </w:rPr>
+            </w:r>
           </w:p>
         </w:tc>
       </w:tr>
@@ -27770,26 +30652,8 @@
       <w:r>
         <w:rPr>
           <w:rFonts w:ascii="Times New Roman" w:hAnsi="Times New Roman"/>
-          <w:b/>
-          <w:color w:val="000000"/>
         </w:rPr>
-        <w:t xml:space="preserve">Student 1: Roll No. 24VE1A6695 </w:t>
-      </w:r>
-      <w:r>
-        <w:rPr>
-          <w:rFonts w:ascii="Times New Roman" w:hAnsi="Times New Roman"/>
-          <w:b/>
-          <w:color w:val="000000"/>
-        </w:rPr>
-        <w:t xml:space="preserve"> Name : </w:t>
-      </w:r>
-      <w:r>
-        <w:rPr>
-          <w:rFonts w:ascii="Times New Roman" w:hAnsi="Times New Roman"/>
-          <w:b/>
-          <w:color w:val="000000"/>
-        </w:rPr>
-        <w:t xml:space="preserve">M TEJAS YADAV </w:t>
+        <w:t>Student 1: Roll No. 24VE1A6695  —  M TEJAS YADAV</w:t>
       </w:r>
     </w:p>
     <w:tbl>
@@ -28040,10 +30904,8 @@
       <w:r>
         <w:rPr>
           <w:rFonts w:ascii="Times New Roman" w:hAnsi="Times New Roman"/>
-          <w:b/>
-          <w:color w:val="000000"/>
         </w:rPr>
-        <w:t>Student 2: Roll No. 24VE1A6692 — K Charan Teja</w:t>
+        <w:t>Student 2: Roll No. 24VE1A6692  —  K Charan Teja</w:t>
       </w:r>
     </w:p>
     <w:tbl>
@@ -28305,10 +31167,8 @@
       <w:r>
         <w:rPr>
           <w:rFonts w:ascii="Times New Roman" w:hAnsi="Times New Roman"/>
-          <w:b/>
-          <w:bCs/>
         </w:rPr>
-        <w:t>Student 3: Roll No. 24VE1A66C8 — Y Akshay Raj</w:t>
+        <w:t>Student 3: Roll No. 24VE1A66C8  —  Y Akshay Raj</w:t>
       </w:r>
     </w:p>
     <w:tbl>

--- a/ML-Project Documentation.docx
+++ b/ML-Project Documentation.docx
@@ -623,7 +623,13 @@
         <w:rPr>
           <w:rFonts w:ascii="Times New Roman" w:hAnsi="Times New Roman"/>
         </w:rPr>
-        <w:t>This is to certify that the micro project entitled 'DigitVision AI: Explainable, Confidence-Aware Handwritten Digit Intelligence Platform' is a bonafide work carried out by the students listed below of B.Tech III Year II Semester, Department of CSE (Artificial Intelligence &amp; Machine Learning), Sreyas Institute of Engineering and Technology, in partial fulfilment of the requirements of the course Machine Learning (Course Code: CS501PC) during the academic year 2025–2026. The work has been carried out under my supervision and has been evaluated using the departmental assessment rubrics.</w:t>
+        <w:t>This is to certify that the micro project entitled 'DigitVision AI: Explainable, Confidence-Aware Handwritten Digit Intelligence Platform' is a bonafide work carried out by the students listed below of B.Tech III Year II Semester, Department of CSE (Artificial Intelligence &amp; Machine Learning), Sreyas Institute of Engineering and Technology, in partial fulfilment of the requirements of the course Machine Learning (Course Code: CS501PC) during the academic year 2025–2026. The work has been carried out under m</w:t>
+      </w:r>
+      <w:r>
+        <w:rPr>
+          <w:rFonts w:ascii="Times New Roman" w:hAnsi="Times New Roman"/>
+        </w:rPr>
+        <w:t>y supervision and has been evaluated using the departmental assessment rubrics.</w:t>
       </w:r>
     </w:p>
     <w:tbl>
@@ -1111,7 +1117,13 @@
         <w:rPr>
           <w:rFonts w:ascii="Times New Roman" w:hAnsi="Times New Roman"/>
         </w:rPr>
-        <w:t>We hereby declare that the micro project report entitled 'DigitVision AI: Explainable, Confidence-Aware Handwritten Digit Intelligence Platform' submitted to the Department of CSE (AI &amp; ML), Sreyas Institute of Engineering and Technology, is a record of original work done by us under the guidance of Dr. K. Srinivas. The content of this report has not been submitted elsewhere for the award of any credit. All sources of information have been duly acknowledged and cited, and no part of this work is plagiarised.</w:t>
+        <w:t>We hereby declare that the micro project report entitled 'DigitVision AI: Explainable, Confidence-Aware Handwritten Digit Intelligence Platform' submitted to the Department of CSE (AI &amp; ML), Sreyas Institute of Engineering and Technology, is a record of original work done by us under the guidance of Dr. K. Srinivas. The content of this report has not been submitted elsewhere for the award of any credit. All sources of information have been duly acknowledged and cited, and no part of this work is plagiarised</w:t>
+      </w:r>
+      <w:r>
+        <w:rPr>
+          <w:rFonts w:ascii="Times New Roman" w:hAnsi="Times New Roman"/>
+        </w:rPr>
+        <w:t>.</w:t>
       </w:r>
     </w:p>
     <w:tbl>
@@ -1512,7 +1524,14 @@
           <w:rFonts w:ascii="Times New Roman" w:hAnsi="Times New Roman"/>
           <w:sz w:val="24"/>
         </w:rPr>
-        <w:t>We express our profound gratitude to our internal guide, Dr. K. Srinivas, Associate Professor, Department of CSE (AI &amp; ML), for his continuous technical mentorship, constructive suggestions, and meticulous reviews throughout the duration of this machine learning micro project. We also thank our Head of the Department, Dr. M. V. Ramana, for providing state-of-the-art computational infrastructure and fostering a rigorous research environment. We are also thankful to our Principal, Management of Sreyas Institute of Engineering and Technology, and the laboratory staff for their support in making this work possible.</w:t>
+        <w:t>We express our profound gratitude to our internal guide, Dr. K. Srinivas, Associate Professor, Department of CSE (AI &amp; ML), for his continuous technical mentorship, constructive suggestions, and meticulous reviews throughout the duration of this machine learning micro project. We also thank our Head of the Department, Dr. M. V. Ramana, for providing state-of-the-art computational infrastructure and fostering a rigorous research environment. We are also thankful to our Principal, Management of Sreyas Institu</w:t>
+      </w:r>
+      <w:r>
+        <w:rPr>
+          <w:rFonts w:ascii="Times New Roman" w:hAnsi="Times New Roman"/>
+          <w:sz w:val="24"/>
+        </w:rPr>
+        <w:t>te of Engineering and Technology, and the laboratory staff for their support in making this work possible.</w:t>
       </w:r>
     </w:p>
     <w:p>
@@ -1558,7 +1577,6 @@
           <w:b/>
           <w:bCs/>
         </w:rPr>
-        <w:lastRenderedPageBreak/>
         <w:t>ABSTRACT</w:t>
       </w:r>
     </w:p>
@@ -1572,7 +1590,28 @@
           <w:rFonts w:ascii="Times New Roman" w:hAnsi="Times New Roman"/>
           <w:sz w:val="24"/>
         </w:rPr>
-        <w:t>Handwritten digit recognition is a foundational computer vision problem vital to automated banking cheque processing, postal sorting, and archival digitization. However, conventional classifiers frequently generate uncalibrated overconfident predictions without interpretability or forensic input-quality validation. This project presents DigitVision AI, an explainable, confidence-aware machine learning platform evaluated on the authentic NIST Special Database 19/3 (MNIST) benchmark. A leak-free canonical preprocessing pipeline standardizes arbitrary sketch and sensor inputs via Otsu adaptive thresholding, aspect-ratio-preserving proportional scaling, and center-of-mass alignment. We empirically train and benchmark seven distinct learning paradigms: Zero-Rule Dummy Baseline (11.35%), Multinomial Logistic Regression (91.49%), Random Forest (95.48%), Multi-Layer Perceptron (95.91%), Support Vector Classifier with RBF kernel (96.11%), Classic LeNet-5 (96.25%), and our proposed DigitVision DeepConvNet, which attains a superior test accuracy of 98.31%, macro F1-score of 0.9831, and inference latency of 9.14 ms on 10,000 isolated test samples. To mitigate uncalibrated overconfidence, post-hoc temperature scaling optimizes the temperature parameter to T = 0.9170, reducing Expected Calibration Error (ECE) from 0.0124 to 0.0031, while Shannon entropy quantification flags high-uncertainty samples. Visual explainability is established using Gradient-weighted Class Activation Mapping (Grad-CAM) at the final convolutional layer, confirming that predictions correlate with genuine morphological stroke contours rather than background artifacts. The entire platform is integrated into a real-time Mission Control dashboard adhering to ethical and sustainable AI principles.</w:t>
+        <w:t>Handwritten digit recognition is a foundational computer vision problem vital to automated banking cheque processing, postal sorting, and archival digitization. However, conventional classifiers frequently generate uncalibrated overconfident predictions without interpretability or forensic input-quality validation. This project presents DigitVision AI, an explainable, confidence-aware machine learning platform evaluated on the authentic NIST Special Database 19/3 (MNIST) benchmark. A leak-free canonical pre</w:t>
+      </w:r>
+      <w:r>
+        <w:rPr>
+          <w:rFonts w:ascii="Times New Roman" w:hAnsi="Times New Roman"/>
+          <w:sz w:val="24"/>
+        </w:rPr>
+        <w:t>processing pipeline standardizes arbitrary sketch and sensor inputs via Otsu adaptive thresholding, aspect-ratio-preserving proportional scaling, and center-of-mass alignment. We empirically train and benchmark seven distinct learning paradigms: Zero-Rule Dummy Baseline (11.35%), Multinomial Logistic Regression (91.49%), Random Forest (95.48%), Multi-Layer Perceptron (95.91%), Support Vector Classifier with RBF kernel (96.11%), Classic LeNet-5 (96.25%), and our proposed DigitVision DeepConvNet, which attain</w:t>
+      </w:r>
+      <w:r>
+        <w:rPr>
+          <w:rFonts w:ascii="Times New Roman" w:hAnsi="Times New Roman"/>
+          <w:sz w:val="24"/>
+        </w:rPr>
+        <w:t>s a superior test accuracy of 98.31%, macro F1-score of 0.9831, and inference latency of 9.14 ms on 10,000 isolated test samples. To mitigate uncalibrated overconfidence, post-hoc temperature scaling optimizes the temperature parameter to T = 0.9170, reducing Expected Calibration Error (ECE) from 0.0124 to 0.0031, while Shannon entropy quantification flags high-uncertainty samples. Visual explainability is established using Gradient-weighted Class Activation Mapping (Grad-CAM) at the final convolutional lay</w:t>
+      </w:r>
+      <w:r>
+        <w:rPr>
+          <w:rFonts w:ascii="Times New Roman" w:hAnsi="Times New Roman"/>
+          <w:sz w:val="24"/>
+        </w:rPr>
+        <w:t>er, confirming that predictions correlate with genuine morphological stroke contours rather than background artifacts. The entire platform is integrated into a real-time Mission Control dashboard adhering to ethical and sustainable AI principles.</w:t>
       </w:r>
     </w:p>
     <w:p>
@@ -1619,7 +1658,6 @@
           <w:b/>
           <w:bCs/>
         </w:rPr>
-        <w:lastRenderedPageBreak/>
         <w:t>TABLE OF CONTENTS</w:t>
       </w:r>
     </w:p>
@@ -1987,8 +2025,17 @@
           <w:p>
             <w:pPr>
               <w:spacing w:after="40" w:line="264" w:lineRule="auto"/>
-              <w:jc w:val="both"/>
-            </w:pPr>
+              <w:jc w:val="center"/>
+              <w:rPr>
+                <w:rFonts w:ascii="Times New Roman" w:hAnsi="Times New Roman"/>
+              </w:rPr>
+            </w:pPr>
+            <w:r>
+              <w:rPr>
+                <w:rFonts w:ascii="Times New Roman" w:hAnsi="Times New Roman"/>
+              </w:rPr>
+              <w:t>1</w:t>
+            </w:r>
           </w:p>
         </w:tc>
       </w:tr>
@@ -2042,8 +2089,17 @@
           <w:p>
             <w:pPr>
               <w:spacing w:after="40" w:line="264" w:lineRule="auto"/>
-              <w:jc w:val="both"/>
-            </w:pPr>
+              <w:jc w:val="center"/>
+              <w:rPr>
+                <w:rFonts w:ascii="Times New Roman" w:hAnsi="Times New Roman"/>
+              </w:rPr>
+            </w:pPr>
+            <w:r>
+              <w:rPr>
+                <w:rFonts w:ascii="Times New Roman" w:hAnsi="Times New Roman"/>
+              </w:rPr>
+              <w:t>5</w:t>
+            </w:r>
           </w:p>
         </w:tc>
       </w:tr>
@@ -2097,8 +2153,17 @@
           <w:p>
             <w:pPr>
               <w:spacing w:after="40" w:line="264" w:lineRule="auto"/>
-              <w:jc w:val="both"/>
-            </w:pPr>
+              <w:jc w:val="center"/>
+              <w:rPr>
+                <w:rFonts w:ascii="Times New Roman" w:hAnsi="Times New Roman"/>
+              </w:rPr>
+            </w:pPr>
+            <w:r>
+              <w:rPr>
+                <w:rFonts w:ascii="Times New Roman" w:hAnsi="Times New Roman"/>
+              </w:rPr>
+              <w:t>8</w:t>
+            </w:r>
           </w:p>
         </w:tc>
       </w:tr>
@@ -2152,8 +2217,17 @@
           <w:p>
             <w:pPr>
               <w:spacing w:after="40" w:line="264" w:lineRule="auto"/>
-              <w:jc w:val="both"/>
-            </w:pPr>
+              <w:jc w:val="center"/>
+              <w:rPr>
+                <w:rFonts w:ascii="Times New Roman" w:hAnsi="Times New Roman"/>
+              </w:rPr>
+            </w:pPr>
+            <w:r>
+              <w:rPr>
+                <w:rFonts w:ascii="Times New Roman" w:hAnsi="Times New Roman"/>
+              </w:rPr>
+              <w:t>14</w:t>
+            </w:r>
           </w:p>
         </w:tc>
       </w:tr>
@@ -2207,8 +2281,17 @@
           <w:p>
             <w:pPr>
               <w:spacing w:after="40" w:line="264" w:lineRule="auto"/>
-              <w:jc w:val="both"/>
-            </w:pPr>
+              <w:jc w:val="center"/>
+              <w:rPr>
+                <w:rFonts w:ascii="Times New Roman" w:hAnsi="Times New Roman"/>
+              </w:rPr>
+            </w:pPr>
+            <w:r>
+              <w:rPr>
+                <w:rFonts w:ascii="Times New Roman" w:hAnsi="Times New Roman"/>
+              </w:rPr>
+              <w:t>17</w:t>
+            </w:r>
           </w:p>
         </w:tc>
       </w:tr>
@@ -2262,8 +2345,17 @@
           <w:p>
             <w:pPr>
               <w:spacing w:after="40" w:line="264" w:lineRule="auto"/>
-              <w:jc w:val="both"/>
-            </w:pPr>
+              <w:jc w:val="center"/>
+              <w:rPr>
+                <w:rFonts w:ascii="Times New Roman" w:hAnsi="Times New Roman"/>
+              </w:rPr>
+            </w:pPr>
+            <w:r>
+              <w:rPr>
+                <w:rFonts w:ascii="Times New Roman" w:hAnsi="Times New Roman"/>
+              </w:rPr>
+              <w:t>21</w:t>
+            </w:r>
           </w:p>
         </w:tc>
       </w:tr>
@@ -2317,8 +2409,17 @@
           <w:p>
             <w:pPr>
               <w:spacing w:after="40" w:line="264" w:lineRule="auto"/>
-              <w:jc w:val="both"/>
-            </w:pPr>
+              <w:jc w:val="center"/>
+              <w:rPr>
+                <w:rFonts w:ascii="Times New Roman" w:hAnsi="Times New Roman"/>
+              </w:rPr>
+            </w:pPr>
+            <w:r>
+              <w:rPr>
+                <w:rFonts w:ascii="Times New Roman" w:hAnsi="Times New Roman"/>
+              </w:rPr>
+              <w:t>28</w:t>
+            </w:r>
           </w:p>
         </w:tc>
       </w:tr>
@@ -2372,8 +2473,17 @@
           <w:p>
             <w:pPr>
               <w:spacing w:after="40" w:line="264" w:lineRule="auto"/>
-              <w:jc w:val="both"/>
-            </w:pPr>
+              <w:jc w:val="center"/>
+              <w:rPr>
+                <w:rFonts w:ascii="Times New Roman" w:hAnsi="Times New Roman"/>
+              </w:rPr>
+            </w:pPr>
+            <w:r>
+              <w:rPr>
+                <w:rFonts w:ascii="Times New Roman" w:hAnsi="Times New Roman"/>
+              </w:rPr>
+              <w:t>34</w:t>
+            </w:r>
           </w:p>
         </w:tc>
       </w:tr>
@@ -2427,8 +2537,17 @@
           <w:p>
             <w:pPr>
               <w:spacing w:after="40" w:line="264" w:lineRule="auto"/>
-              <w:jc w:val="both"/>
-            </w:pPr>
+              <w:jc w:val="center"/>
+              <w:rPr>
+                <w:rFonts w:ascii="Times New Roman" w:hAnsi="Times New Roman"/>
+              </w:rPr>
+            </w:pPr>
+            <w:r>
+              <w:rPr>
+                <w:rFonts w:ascii="Times New Roman" w:hAnsi="Times New Roman"/>
+              </w:rPr>
+              <w:t>35</w:t>
+            </w:r>
           </w:p>
         </w:tc>
       </w:tr>
@@ -2476,8 +2595,17 @@
           <w:p>
             <w:pPr>
               <w:spacing w:after="40" w:line="264" w:lineRule="auto"/>
-              <w:jc w:val="both"/>
-            </w:pPr>
+              <w:jc w:val="center"/>
+              <w:rPr>
+                <w:rFonts w:ascii="Times New Roman" w:hAnsi="Times New Roman"/>
+              </w:rPr>
+            </w:pPr>
+            <w:r>
+              <w:rPr>
+                <w:rFonts w:ascii="Times New Roman" w:hAnsi="Times New Roman"/>
+              </w:rPr>
+              <w:t>37</w:t>
+            </w:r>
           </w:p>
         </w:tc>
       </w:tr>
@@ -2531,8 +2659,17 @@
           <w:p>
             <w:pPr>
               <w:spacing w:after="40" w:line="264" w:lineRule="auto"/>
-              <w:jc w:val="both"/>
-            </w:pPr>
+              <w:jc w:val="center"/>
+              <w:rPr>
+                <w:rFonts w:ascii="Times New Roman" w:hAnsi="Times New Roman"/>
+              </w:rPr>
+            </w:pPr>
+            <w:r>
+              <w:rPr>
+                <w:rFonts w:ascii="Times New Roman" w:hAnsi="Times New Roman"/>
+              </w:rPr>
+              <w:t>38</w:t>
+            </w:r>
           </w:p>
         </w:tc>
       </w:tr>
@@ -2586,8 +2723,17 @@
           <w:p>
             <w:pPr>
               <w:spacing w:after="40" w:line="264" w:lineRule="auto"/>
-              <w:jc w:val="both"/>
-            </w:pPr>
+              <w:jc w:val="center"/>
+              <w:rPr>
+                <w:rFonts w:ascii="Times New Roman" w:hAnsi="Times New Roman"/>
+              </w:rPr>
+            </w:pPr>
+            <w:r>
+              <w:rPr>
+                <w:rFonts w:ascii="Times New Roman" w:hAnsi="Times New Roman"/>
+              </w:rPr>
+              <w:t>39</w:t>
+            </w:r>
           </w:p>
         </w:tc>
       </w:tr>
@@ -2641,8 +2787,17 @@
           <w:p>
             <w:pPr>
               <w:spacing w:after="40" w:line="264" w:lineRule="auto"/>
-              <w:jc w:val="both"/>
-            </w:pPr>
+              <w:jc w:val="center"/>
+              <w:rPr>
+                <w:rFonts w:ascii="Times New Roman" w:hAnsi="Times New Roman"/>
+              </w:rPr>
+            </w:pPr>
+            <w:r>
+              <w:rPr>
+                <w:rFonts w:ascii="Times New Roman" w:hAnsi="Times New Roman"/>
+              </w:rPr>
+              <w:t>40</w:t>
+            </w:r>
           </w:p>
         </w:tc>
       </w:tr>
@@ -2696,8 +2851,17 @@
           <w:p>
             <w:pPr>
               <w:spacing w:after="40" w:line="264" w:lineRule="auto"/>
-              <w:jc w:val="both"/>
-            </w:pPr>
+              <w:jc w:val="center"/>
+              <w:rPr>
+                <w:rFonts w:ascii="Times New Roman" w:hAnsi="Times New Roman"/>
+              </w:rPr>
+            </w:pPr>
+            <w:r>
+              <w:rPr>
+                <w:rFonts w:ascii="Times New Roman" w:hAnsi="Times New Roman"/>
+              </w:rPr>
+              <w:t>41</w:t>
+            </w:r>
           </w:p>
         </w:tc>
       </w:tr>
@@ -2751,8 +2915,17 @@
           <w:p>
             <w:pPr>
               <w:spacing w:after="40" w:line="264" w:lineRule="auto"/>
-              <w:jc w:val="both"/>
-            </w:pPr>
+              <w:jc w:val="center"/>
+              <w:rPr>
+                <w:rFonts w:ascii="Times New Roman" w:hAnsi="Times New Roman"/>
+              </w:rPr>
+            </w:pPr>
+            <w:r>
+              <w:rPr>
+                <w:rFonts w:ascii="Times New Roman" w:hAnsi="Times New Roman"/>
+              </w:rPr>
+              <w:t>42</w:t>
+            </w:r>
           </w:p>
         </w:tc>
       </w:tr>
@@ -2806,8 +2979,17 @@
           <w:p>
             <w:pPr>
               <w:spacing w:after="40" w:line="264" w:lineRule="auto"/>
-              <w:jc w:val="both"/>
-            </w:pPr>
+              <w:jc w:val="center"/>
+              <w:rPr>
+                <w:rFonts w:ascii="Times New Roman" w:hAnsi="Times New Roman"/>
+              </w:rPr>
+            </w:pPr>
+            <w:r>
+              <w:rPr>
+                <w:rFonts w:ascii="Times New Roman" w:hAnsi="Times New Roman"/>
+              </w:rPr>
+              <w:t>43</w:t>
+            </w:r>
           </w:p>
         </w:tc>
       </w:tr>
@@ -2861,8 +3043,17 @@
           <w:p>
             <w:pPr>
               <w:spacing w:after="40" w:line="264" w:lineRule="auto"/>
-              <w:jc w:val="both"/>
-            </w:pPr>
+              <w:jc w:val="center"/>
+              <w:rPr>
+                <w:rFonts w:ascii="Times New Roman" w:hAnsi="Times New Roman"/>
+              </w:rPr>
+            </w:pPr>
+            <w:r>
+              <w:rPr>
+                <w:rFonts w:ascii="Times New Roman" w:hAnsi="Times New Roman"/>
+              </w:rPr>
+              <w:t>44</w:t>
+            </w:r>
           </w:p>
         </w:tc>
       </w:tr>
@@ -2892,7 +3083,6 @@
           <w:b/>
           <w:bCs/>
         </w:rPr>
-        <w:lastRenderedPageBreak/>
         <w:t>OUTCOME MAPPING (CO – PO – PSO)</w:t>
       </w:r>
     </w:p>
@@ -2952,9 +3142,8 @@
         <w:tc>
           <w:tcPr>
             <w:tcW w:w="1000" w:type="dxa"/>
-            <w:shd w:val="clear" w:color="auto" w:fill="DEEAF6"/>
-            <w:vAlign w:val="center"/>
-            <w:shd w:fill="E8E8E8"/>
+            <w:shd w:val="clear" w:color="auto" w:fill="E8E8E8"/>
+            <w:vAlign w:val="center"/>
             <w:shd w:fill="E8E8E8"/>
           </w:tcPr>
           <w:p>
@@ -2978,9 +3167,8 @@
         <w:tc>
           <w:tcPr>
             <w:tcW w:w="5400" w:type="dxa"/>
-            <w:shd w:val="clear" w:color="auto" w:fill="DEEAF6"/>
-            <w:vAlign w:val="center"/>
-            <w:shd w:fill="E8E8E8"/>
+            <w:shd w:val="clear" w:color="auto" w:fill="E8E8E8"/>
+            <w:vAlign w:val="center"/>
             <w:shd w:fill="E8E8E8"/>
           </w:tcPr>
           <w:p>
@@ -3004,9 +3192,8 @@
         <w:tc>
           <w:tcPr>
             <w:tcW w:w="1500" w:type="dxa"/>
-            <w:shd w:val="clear" w:color="auto" w:fill="DEEAF6"/>
-            <w:vAlign w:val="center"/>
-            <w:shd w:fill="E8E8E8"/>
+            <w:shd w:val="clear" w:color="auto" w:fill="E8E8E8"/>
+            <w:vAlign w:val="center"/>
             <w:shd w:fill="E8E8E8"/>
           </w:tcPr>
           <w:p>
@@ -3030,9 +3217,8 @@
         <w:tc>
           <w:tcPr>
             <w:tcW w:w="2100" w:type="dxa"/>
-            <w:shd w:val="clear" w:color="auto" w:fill="DEEAF6"/>
-            <w:vAlign w:val="center"/>
-            <w:shd w:fill="E8E8E8"/>
+            <w:shd w:val="clear" w:color="auto" w:fill="E8E8E8"/>
+            <w:vAlign w:val="center"/>
             <w:shd w:fill="E8E8E8"/>
           </w:tcPr>
           <w:p>
@@ -3459,9 +3645,12 @@
         </w:tc>
       </w:tr>
       <w:tr>
-        <w:tc>
-          <w:tcPr>
-            <w:tcW w:type="dxa" w:w="1000"/>
+        <w:trPr>
+          <w:jc w:val="center"/>
+        </w:trPr>
+        <w:tc>
+          <w:tcPr>
+            <w:tcW w:w="1000" w:type="dxa"/>
           </w:tcPr>
           <w:p>
             <w:pPr>
@@ -3483,7 +3672,7 @@
         </w:tc>
         <w:tc>
           <w:tcPr>
-            <w:tcW w:type="dxa" w:w="5400"/>
+            <w:tcW w:w="5400" w:type="dxa"/>
           </w:tcPr>
           <w:p>
             <w:pPr>
@@ -3505,7 +3694,7 @@
         </w:tc>
         <w:tc>
           <w:tcPr>
-            <w:tcW w:type="dxa" w:w="1500"/>
+            <w:tcW w:w="1500" w:type="dxa"/>
           </w:tcPr>
           <w:p>
             <w:pPr>
@@ -3527,7 +3716,7 @@
         </w:tc>
         <w:tc>
           <w:tcPr>
-            <w:tcW w:type="dxa" w:w="2100"/>
+            <w:tcW w:w="2100" w:type="dxa"/>
           </w:tcPr>
           <w:p>
             <w:pPr>
@@ -3551,9 +3740,12 @@
         </w:tc>
       </w:tr>
       <w:tr>
-        <w:tc>
-          <w:tcPr>
-            <w:tcW w:type="dxa" w:w="1000"/>
+        <w:trPr>
+          <w:jc w:val="center"/>
+        </w:trPr>
+        <w:tc>
+          <w:tcPr>
+            <w:tcW w:w="1000" w:type="dxa"/>
           </w:tcPr>
           <w:p>
             <w:pPr>
@@ -3575,7 +3767,7 @@
         </w:tc>
         <w:tc>
           <w:tcPr>
-            <w:tcW w:type="dxa" w:w="5400"/>
+            <w:tcW w:w="5400" w:type="dxa"/>
           </w:tcPr>
           <w:p>
             <w:pPr>
@@ -3597,7 +3789,7 @@
         </w:tc>
         <w:tc>
           <w:tcPr>
-            <w:tcW w:type="dxa" w:w="1500"/>
+            <w:tcW w:w="1500" w:type="dxa"/>
           </w:tcPr>
           <w:p>
             <w:pPr>
@@ -3619,7 +3811,7 @@
         </w:tc>
         <w:tc>
           <w:tcPr>
-            <w:tcW w:type="dxa" w:w="2100"/>
+            <w:tcW w:w="2100" w:type="dxa"/>
           </w:tcPr>
           <w:p>
             <w:pPr>
@@ -3715,9 +3907,8 @@
         <w:tc>
           <w:tcPr>
             <w:tcW w:w="1000" w:type="dxa"/>
-            <w:shd w:val="clear" w:color="auto" w:fill="DEEAF6"/>
-            <w:vAlign w:val="center"/>
-            <w:shd w:fill="E8E8E8"/>
+            <w:shd w:val="clear" w:color="auto" w:fill="E8E8E8"/>
+            <w:vAlign w:val="center"/>
             <w:shd w:fill="E8E8E8"/>
           </w:tcPr>
           <w:p>
@@ -3741,9 +3932,8 @@
         <w:tc>
           <w:tcPr>
             <w:tcW w:w="642" w:type="dxa"/>
-            <w:shd w:val="clear" w:color="auto" w:fill="DEEAF6"/>
-            <w:vAlign w:val="center"/>
-            <w:shd w:fill="E8E8E8"/>
+            <w:shd w:val="clear" w:color="auto" w:fill="E8E8E8"/>
+            <w:vAlign w:val="center"/>
             <w:shd w:fill="E8E8E8"/>
           </w:tcPr>
           <w:p>
@@ -3767,9 +3957,8 @@
         <w:tc>
           <w:tcPr>
             <w:tcW w:w="642" w:type="dxa"/>
-            <w:shd w:val="clear" w:color="auto" w:fill="DEEAF6"/>
-            <w:vAlign w:val="center"/>
-            <w:shd w:fill="E8E8E8"/>
+            <w:shd w:val="clear" w:color="auto" w:fill="E8E8E8"/>
+            <w:vAlign w:val="center"/>
             <w:shd w:fill="E8E8E8"/>
           </w:tcPr>
           <w:p>
@@ -3793,9 +3982,8 @@
         <w:tc>
           <w:tcPr>
             <w:tcW w:w="642" w:type="dxa"/>
-            <w:shd w:val="clear" w:color="auto" w:fill="DEEAF6"/>
-            <w:vAlign w:val="center"/>
-            <w:shd w:fill="E8E8E8"/>
+            <w:shd w:val="clear" w:color="auto" w:fill="E8E8E8"/>
+            <w:vAlign w:val="center"/>
             <w:shd w:fill="E8E8E8"/>
           </w:tcPr>
           <w:p>
@@ -3819,9 +4007,8 @@
         <w:tc>
           <w:tcPr>
             <w:tcW w:w="642" w:type="dxa"/>
-            <w:shd w:val="clear" w:color="auto" w:fill="DEEAF6"/>
-            <w:vAlign w:val="center"/>
-            <w:shd w:fill="E8E8E8"/>
+            <w:shd w:val="clear" w:color="auto" w:fill="E8E8E8"/>
+            <w:vAlign w:val="center"/>
             <w:shd w:fill="E8E8E8"/>
           </w:tcPr>
           <w:p>
@@ -3845,9 +4032,8 @@
         <w:tc>
           <w:tcPr>
             <w:tcW w:w="642" w:type="dxa"/>
-            <w:shd w:val="clear" w:color="auto" w:fill="DEEAF6"/>
-            <w:vAlign w:val="center"/>
-            <w:shd w:fill="E8E8E8"/>
+            <w:shd w:val="clear" w:color="auto" w:fill="E8E8E8"/>
+            <w:vAlign w:val="center"/>
             <w:shd w:fill="E8E8E8"/>
           </w:tcPr>
           <w:p>
@@ -3871,9 +4057,8 @@
         <w:tc>
           <w:tcPr>
             <w:tcW w:w="642" w:type="dxa"/>
-            <w:shd w:val="clear" w:color="auto" w:fill="DEEAF6"/>
-            <w:vAlign w:val="center"/>
-            <w:shd w:fill="E8E8E8"/>
+            <w:shd w:val="clear" w:color="auto" w:fill="E8E8E8"/>
+            <w:vAlign w:val="center"/>
             <w:shd w:fill="E8E8E8"/>
           </w:tcPr>
           <w:p>
@@ -3897,9 +4082,8 @@
         <w:tc>
           <w:tcPr>
             <w:tcW w:w="642" w:type="dxa"/>
-            <w:shd w:val="clear" w:color="auto" w:fill="DEEAF6"/>
-            <w:vAlign w:val="center"/>
-            <w:shd w:fill="E8E8E8"/>
+            <w:shd w:val="clear" w:color="auto" w:fill="E8E8E8"/>
+            <w:vAlign w:val="center"/>
             <w:shd w:fill="E8E8E8"/>
           </w:tcPr>
           <w:p>
@@ -3923,9 +4107,8 @@
         <w:tc>
           <w:tcPr>
             <w:tcW w:w="642" w:type="dxa"/>
-            <w:shd w:val="clear" w:color="auto" w:fill="DEEAF6"/>
-            <w:vAlign w:val="center"/>
-            <w:shd w:fill="E8E8E8"/>
+            <w:shd w:val="clear" w:color="auto" w:fill="E8E8E8"/>
+            <w:vAlign w:val="center"/>
             <w:shd w:fill="E8E8E8"/>
           </w:tcPr>
           <w:p>
@@ -3949,9 +4132,8 @@
         <w:tc>
           <w:tcPr>
             <w:tcW w:w="642" w:type="dxa"/>
-            <w:shd w:val="clear" w:color="auto" w:fill="DEEAF6"/>
-            <w:vAlign w:val="center"/>
-            <w:shd w:fill="E8E8E8"/>
+            <w:shd w:val="clear" w:color="auto" w:fill="E8E8E8"/>
+            <w:vAlign w:val="center"/>
             <w:shd w:fill="E8E8E8"/>
           </w:tcPr>
           <w:p>
@@ -3975,9 +4157,8 @@
         <w:tc>
           <w:tcPr>
             <w:tcW w:w="642" w:type="dxa"/>
-            <w:shd w:val="clear" w:color="auto" w:fill="DEEAF6"/>
-            <w:vAlign w:val="center"/>
-            <w:shd w:fill="E8E8E8"/>
+            <w:shd w:val="clear" w:color="auto" w:fill="E8E8E8"/>
+            <w:vAlign w:val="center"/>
             <w:shd w:fill="E8E8E8"/>
           </w:tcPr>
           <w:p>
@@ -4001,9 +4182,8 @@
         <w:tc>
           <w:tcPr>
             <w:tcW w:w="642" w:type="dxa"/>
-            <w:shd w:val="clear" w:color="auto" w:fill="DEEAF6"/>
-            <w:vAlign w:val="center"/>
-            <w:shd w:fill="E8E8E8"/>
+            <w:shd w:val="clear" w:color="auto" w:fill="E8E8E8"/>
+            <w:vAlign w:val="center"/>
             <w:shd w:fill="E8E8E8"/>
           </w:tcPr>
           <w:p>
@@ -4027,9 +4207,8 @@
         <w:tc>
           <w:tcPr>
             <w:tcW w:w="642" w:type="dxa"/>
-            <w:shd w:val="clear" w:color="auto" w:fill="DEEAF6"/>
-            <w:vAlign w:val="center"/>
-            <w:shd w:fill="E8E8E8"/>
+            <w:shd w:val="clear" w:color="auto" w:fill="E8E8E8"/>
+            <w:vAlign w:val="center"/>
             <w:shd w:fill="E8E8E8"/>
           </w:tcPr>
           <w:p>
@@ -4053,9 +4232,8 @@
         <w:tc>
           <w:tcPr>
             <w:tcW w:w="642" w:type="dxa"/>
-            <w:shd w:val="clear" w:color="auto" w:fill="DEEAF6"/>
-            <w:vAlign w:val="center"/>
-            <w:shd w:fill="E8E8E8"/>
+            <w:shd w:val="clear" w:color="auto" w:fill="E8E8E8"/>
+            <w:vAlign w:val="center"/>
             <w:shd w:fill="E8E8E8"/>
           </w:tcPr>
           <w:p>
@@ -5723,9 +5901,12 @@
         </w:tc>
       </w:tr>
       <w:tr>
-        <w:tc>
-          <w:tcPr>
-            <w:tcW w:type="dxa" w:w="1000"/>
+        <w:trPr>
+          <w:jc w:val="center"/>
+        </w:trPr>
+        <w:tc>
+          <w:tcPr>
+            <w:tcW w:w="1000" w:type="dxa"/>
           </w:tcPr>
           <w:p>
             <w:pPr>
@@ -5747,7 +5928,7 @@
         </w:tc>
         <w:tc>
           <w:tcPr>
-            <w:tcW w:type="dxa" w:w="642"/>
+            <w:tcW w:w="642" w:type="dxa"/>
           </w:tcPr>
           <w:p>
             <w:pPr>
@@ -5769,7 +5950,7 @@
         </w:tc>
         <w:tc>
           <w:tcPr>
-            <w:tcW w:type="dxa" w:w="642"/>
+            <w:tcW w:w="642" w:type="dxa"/>
           </w:tcPr>
           <w:p>
             <w:pPr>
@@ -5791,7 +5972,7 @@
         </w:tc>
         <w:tc>
           <w:tcPr>
-            <w:tcW w:type="dxa" w:w="642"/>
+            <w:tcW w:w="642" w:type="dxa"/>
           </w:tcPr>
           <w:p>
             <w:pPr>
@@ -5813,7 +5994,7 @@
         </w:tc>
         <w:tc>
           <w:tcPr>
-            <w:tcW w:type="dxa" w:w="642"/>
+            <w:tcW w:w="642" w:type="dxa"/>
           </w:tcPr>
           <w:p>
             <w:pPr>
@@ -5835,7 +6016,7 @@
         </w:tc>
         <w:tc>
           <w:tcPr>
-            <w:tcW w:type="dxa" w:w="642"/>
+            <w:tcW w:w="642" w:type="dxa"/>
           </w:tcPr>
           <w:p>
             <w:pPr>
@@ -5857,7 +6038,7 @@
         </w:tc>
         <w:tc>
           <w:tcPr>
-            <w:tcW w:type="dxa" w:w="642"/>
+            <w:tcW w:w="642" w:type="dxa"/>
           </w:tcPr>
           <w:p>
             <w:pPr>
@@ -5879,7 +6060,7 @@
         </w:tc>
         <w:tc>
           <w:tcPr>
-            <w:tcW w:type="dxa" w:w="642"/>
+            <w:tcW w:w="642" w:type="dxa"/>
           </w:tcPr>
           <w:p>
             <w:pPr>
@@ -5901,7 +6082,7 @@
         </w:tc>
         <w:tc>
           <w:tcPr>
-            <w:tcW w:type="dxa" w:w="642"/>
+            <w:tcW w:w="642" w:type="dxa"/>
           </w:tcPr>
           <w:p>
             <w:pPr>
@@ -5923,7 +6104,7 @@
         </w:tc>
         <w:tc>
           <w:tcPr>
-            <w:tcW w:type="dxa" w:w="642"/>
+            <w:tcW w:w="642" w:type="dxa"/>
           </w:tcPr>
           <w:p>
             <w:pPr>
@@ -5945,7 +6126,7 @@
         </w:tc>
         <w:tc>
           <w:tcPr>
-            <w:tcW w:type="dxa" w:w="642"/>
+            <w:tcW w:w="642" w:type="dxa"/>
           </w:tcPr>
           <w:p>
             <w:pPr>
@@ -5967,7 +6148,7 @@
         </w:tc>
         <w:tc>
           <w:tcPr>
-            <w:tcW w:type="dxa" w:w="642"/>
+            <w:tcW w:w="642" w:type="dxa"/>
           </w:tcPr>
           <w:p>
             <w:pPr>
@@ -5989,7 +6170,7 @@
         </w:tc>
         <w:tc>
           <w:tcPr>
-            <w:tcW w:type="dxa" w:w="642"/>
+            <w:tcW w:w="642" w:type="dxa"/>
           </w:tcPr>
           <w:p>
             <w:pPr>
@@ -6011,7 +6192,7 @@
         </w:tc>
         <w:tc>
           <w:tcPr>
-            <w:tcW w:type="dxa" w:w="642"/>
+            <w:tcW w:w="642" w:type="dxa"/>
           </w:tcPr>
           <w:p>
             <w:pPr>
@@ -6033,10 +6214,13 @@
         </w:tc>
       </w:tr>
       <w:tr>
-        <w:tc>
-          <w:tcPr>
-            <w:tcW w:type="dxa" w:w="1000"/>
-            <w:shd w:fill="F5F5F5"/>
+        <w:trPr>
+          <w:jc w:val="center"/>
+        </w:trPr>
+        <w:tc>
+          <w:tcPr>
+            <w:tcW w:w="1000" w:type="dxa"/>
+            <w:shd w:val="clear" w:color="auto" w:fill="F5F5F5"/>
             <w:shd w:fill="F5F5F5"/>
           </w:tcPr>
           <w:p>
@@ -6059,8 +6243,8 @@
         </w:tc>
         <w:tc>
           <w:tcPr>
-            <w:tcW w:type="dxa" w:w="642"/>
-            <w:shd w:fill="F5F5F5"/>
+            <w:tcW w:w="642" w:type="dxa"/>
+            <w:shd w:val="clear" w:color="auto" w:fill="F5F5F5"/>
             <w:shd w:fill="F5F5F5"/>
           </w:tcPr>
           <w:p>
@@ -6083,8 +6267,8 @@
         </w:tc>
         <w:tc>
           <w:tcPr>
-            <w:tcW w:type="dxa" w:w="642"/>
-            <w:shd w:fill="F5F5F5"/>
+            <w:tcW w:w="642" w:type="dxa"/>
+            <w:shd w:val="clear" w:color="auto" w:fill="F5F5F5"/>
             <w:shd w:fill="F5F5F5"/>
           </w:tcPr>
           <w:p>
@@ -6107,8 +6291,8 @@
         </w:tc>
         <w:tc>
           <w:tcPr>
-            <w:tcW w:type="dxa" w:w="642"/>
-            <w:shd w:fill="F5F5F5"/>
+            <w:tcW w:w="642" w:type="dxa"/>
+            <w:shd w:val="clear" w:color="auto" w:fill="F5F5F5"/>
             <w:shd w:fill="F5F5F5"/>
           </w:tcPr>
           <w:p>
@@ -6131,8 +6315,8 @@
         </w:tc>
         <w:tc>
           <w:tcPr>
-            <w:tcW w:type="dxa" w:w="642"/>
-            <w:shd w:fill="F5F5F5"/>
+            <w:tcW w:w="642" w:type="dxa"/>
+            <w:shd w:val="clear" w:color="auto" w:fill="F5F5F5"/>
             <w:shd w:fill="F5F5F5"/>
           </w:tcPr>
           <w:p>
@@ -6155,8 +6339,8 @@
         </w:tc>
         <w:tc>
           <w:tcPr>
-            <w:tcW w:type="dxa" w:w="642"/>
-            <w:shd w:fill="F5F5F5"/>
+            <w:tcW w:w="642" w:type="dxa"/>
+            <w:shd w:val="clear" w:color="auto" w:fill="F5F5F5"/>
             <w:shd w:fill="F5F5F5"/>
           </w:tcPr>
           <w:p>
@@ -6179,8 +6363,8 @@
         </w:tc>
         <w:tc>
           <w:tcPr>
-            <w:tcW w:type="dxa" w:w="642"/>
-            <w:shd w:fill="F5F5F5"/>
+            <w:tcW w:w="642" w:type="dxa"/>
+            <w:shd w:val="clear" w:color="auto" w:fill="F5F5F5"/>
             <w:shd w:fill="F5F5F5"/>
           </w:tcPr>
           <w:p>
@@ -6203,8 +6387,8 @@
         </w:tc>
         <w:tc>
           <w:tcPr>
-            <w:tcW w:type="dxa" w:w="642"/>
-            <w:shd w:fill="F5F5F5"/>
+            <w:tcW w:w="642" w:type="dxa"/>
+            <w:shd w:val="clear" w:color="auto" w:fill="F5F5F5"/>
             <w:shd w:fill="F5F5F5"/>
           </w:tcPr>
           <w:p>
@@ -6227,8 +6411,8 @@
         </w:tc>
         <w:tc>
           <w:tcPr>
-            <w:tcW w:type="dxa" w:w="642"/>
-            <w:shd w:fill="F5F5F5"/>
+            <w:tcW w:w="642" w:type="dxa"/>
+            <w:shd w:val="clear" w:color="auto" w:fill="F5F5F5"/>
             <w:shd w:fill="F5F5F5"/>
           </w:tcPr>
           <w:p>
@@ -6251,8 +6435,8 @@
         </w:tc>
         <w:tc>
           <w:tcPr>
-            <w:tcW w:type="dxa" w:w="642"/>
-            <w:shd w:fill="F5F5F5"/>
+            <w:tcW w:w="642" w:type="dxa"/>
+            <w:shd w:val="clear" w:color="auto" w:fill="F5F5F5"/>
             <w:shd w:fill="F5F5F5"/>
           </w:tcPr>
           <w:p>
@@ -6275,8 +6459,8 @@
         </w:tc>
         <w:tc>
           <w:tcPr>
-            <w:tcW w:type="dxa" w:w="642"/>
-            <w:shd w:fill="F5F5F5"/>
+            <w:tcW w:w="642" w:type="dxa"/>
+            <w:shd w:val="clear" w:color="auto" w:fill="F5F5F5"/>
             <w:shd w:fill="F5F5F5"/>
           </w:tcPr>
           <w:p>
@@ -6299,8 +6483,8 @@
         </w:tc>
         <w:tc>
           <w:tcPr>
-            <w:tcW w:type="dxa" w:w="642"/>
-            <w:shd w:fill="F5F5F5"/>
+            <w:tcW w:w="642" w:type="dxa"/>
+            <w:shd w:val="clear" w:color="auto" w:fill="F5F5F5"/>
             <w:shd w:fill="F5F5F5"/>
           </w:tcPr>
           <w:p>
@@ -6323,8 +6507,8 @@
         </w:tc>
         <w:tc>
           <w:tcPr>
-            <w:tcW w:type="dxa" w:w="642"/>
-            <w:shd w:fill="F5F5F5"/>
+            <w:tcW w:w="642" w:type="dxa"/>
+            <w:shd w:val="clear" w:color="auto" w:fill="F5F5F5"/>
             <w:shd w:fill="F5F5F5"/>
           </w:tcPr>
           <w:p>
@@ -6347,8 +6531,8 @@
         </w:tc>
         <w:tc>
           <w:tcPr>
-            <w:tcW w:type="dxa" w:w="642"/>
-            <w:shd w:fill="F5F5F5"/>
+            <w:tcW w:w="642" w:type="dxa"/>
+            <w:shd w:val="clear" w:color="auto" w:fill="F5F5F5"/>
             <w:shd w:fill="F5F5F5"/>
           </w:tcPr>
           <w:p>
@@ -6442,9 +6626,8 @@
         <w:tc>
           <w:tcPr>
             <w:tcW w:w="1600" w:type="dxa"/>
-            <w:shd w:val="clear" w:color="auto" w:fill="DEEAF6"/>
-            <w:vAlign w:val="center"/>
-            <w:shd w:fill="E8E8E8"/>
+            <w:shd w:val="clear" w:color="auto" w:fill="E8E8E8"/>
+            <w:vAlign w:val="center"/>
             <w:shd w:fill="E8E8E8"/>
           </w:tcPr>
           <w:p>
@@ -6468,9 +6651,8 @@
         <w:tc>
           <w:tcPr>
             <w:tcW w:w="900" w:type="dxa"/>
-            <w:shd w:val="clear" w:color="auto" w:fill="DEEAF6"/>
-            <w:vAlign w:val="center"/>
-            <w:shd w:fill="E8E8E8"/>
+            <w:shd w:val="clear" w:color="auto" w:fill="E8E8E8"/>
+            <w:vAlign w:val="center"/>
             <w:shd w:fill="E8E8E8"/>
           </w:tcPr>
           <w:p>
@@ -6494,9 +6676,8 @@
         <w:tc>
           <w:tcPr>
             <w:tcW w:w="7500" w:type="dxa"/>
-            <w:shd w:val="clear" w:color="auto" w:fill="DEEAF6"/>
-            <w:vAlign w:val="center"/>
-            <w:shd w:fill="E8E8E8"/>
+            <w:shd w:val="clear" w:color="auto" w:fill="E8E8E8"/>
+            <w:vAlign w:val="center"/>
             <w:shd w:fill="E8E8E8"/>
           </w:tcPr>
           <w:p>
@@ -7043,9 +7224,12 @@
         </w:tc>
       </w:tr>
       <w:tr>
-        <w:tc>
-          <w:tcPr>
-            <w:tcW w:type="dxa" w:w="1600"/>
+        <w:trPr>
+          <w:jc w:val="center"/>
+        </w:trPr>
+        <w:tc>
+          <w:tcPr>
+            <w:tcW w:w="1600" w:type="dxa"/>
           </w:tcPr>
           <w:p>
             <w:pPr>
@@ -7067,7 +7251,7 @@
         </w:tc>
         <w:tc>
           <w:tcPr>
-            <w:tcW w:type="dxa" w:w="900"/>
+            <w:tcW w:w="900" w:type="dxa"/>
           </w:tcPr>
           <w:p>
             <w:pPr>
@@ -7089,7 +7273,7 @@
         </w:tc>
         <w:tc>
           <w:tcPr>
-            <w:tcW w:type="dxa" w:w="7500"/>
+            <w:tcW w:w="7500" w:type="dxa"/>
           </w:tcPr>
           <w:p>
             <w:pPr>
@@ -7143,36 +7327,37 @@
     </w:p>
     <w:tbl>
       <w:tblPr>
-        <w:tblW w:type="auto" w:w="0"/>
+        <w:tblW w:w="0" w:type="auto"/>
         <w:jc w:val="center"/>
-        <w:tblLook w:firstColumn="1" w:firstRow="1" w:lastColumn="0" w:lastRow="0" w:noHBand="0" w:noVBand="1" w:val="04A0"/>
+        <w:tblLook w:val="04A0" w:firstRow="1" w:lastRow="0" w:firstColumn="1" w:lastColumn="0" w:noHBand="0" w:noVBand="1"/>
       </w:tblPr>
       <w:tblGrid>
-        <w:gridCol w:w="1434"/>
-        <w:gridCol w:w="1434"/>
-        <w:gridCol w:w="1434"/>
-        <w:gridCol w:w="1434"/>
-        <w:gridCol w:w="1434"/>
-        <w:gridCol w:w="1434"/>
-        <w:gridCol w:w="1434"/>
+        <w:gridCol w:w="700"/>
+        <w:gridCol w:w="1126"/>
+        <w:gridCol w:w="3303"/>
+        <w:gridCol w:w="1329"/>
+        <w:gridCol w:w="982"/>
+        <w:gridCol w:w="1068"/>
+        <w:gridCol w:w="1068"/>
       </w:tblGrid>
       <w:tr>
-        <w:tc>
-          <w:tcPr>
-            <w:tcW w:type="dxa" w:w="1434"/>
-            <w:shd w:fill="E8E8E8"/>
+        <w:trPr>
+          <w:jc w:val="center"/>
+        </w:trPr>
+        <w:tc>
+          <w:tcPr>
+            <w:tcW w:w="1434" w:type="dxa"/>
+            <w:shd w:val="clear" w:color="auto" w:fill="E8E8E8"/>
           </w:tcPr>
           <w:p>
             <w:pPr>
               <w:spacing w:before="40" w:after="40" w:line="276" w:lineRule="auto"/>
               <w:jc w:val="center"/>
             </w:pPr>
-            <w:r/>
-            <w:r>
-              <w:rPr>
-                <w:rFonts w:ascii="Times New Roman" w:hAnsi="Times New Roman"/>
-                <w:b/>
-                <w:i w:val="0"/>
+            <w:r>
+              <w:rPr>
+                <w:rFonts w:ascii="Times New Roman" w:hAnsi="Times New Roman"/>
+                <w:b/>
                 <w:color w:val="1A1A1A"/>
                 <w:sz w:val="18"/>
               </w:rPr>
@@ -7182,20 +7367,18 @@
         </w:tc>
         <w:tc>
           <w:tcPr>
-            <w:tcW w:type="dxa" w:w="1434"/>
-            <w:shd w:fill="E8E8E8"/>
+            <w:tcW w:w="1434" w:type="dxa"/>
+            <w:shd w:val="clear" w:color="auto" w:fill="E8E8E8"/>
           </w:tcPr>
           <w:p>
             <w:pPr>
               <w:spacing w:before="40" w:after="40" w:line="276" w:lineRule="auto"/>
               <w:jc w:val="center"/>
             </w:pPr>
-            <w:r/>
-            <w:r>
-              <w:rPr>
-                <w:rFonts w:ascii="Times New Roman" w:hAnsi="Times New Roman"/>
-                <w:b/>
-                <w:i w:val="0"/>
+            <w:r>
+              <w:rPr>
+                <w:rFonts w:ascii="Times New Roman" w:hAnsi="Times New Roman"/>
+                <w:b/>
                 <w:color w:val="1A1A1A"/>
                 <w:sz w:val="18"/>
               </w:rPr>
@@ -7205,20 +7388,18 @@
         </w:tc>
         <w:tc>
           <w:tcPr>
-            <w:tcW w:type="dxa" w:w="1434"/>
-            <w:shd w:fill="E8E8E8"/>
+            <w:tcW w:w="1434" w:type="dxa"/>
+            <w:shd w:val="clear" w:color="auto" w:fill="E8E8E8"/>
           </w:tcPr>
           <w:p>
             <w:pPr>
               <w:spacing w:before="40" w:after="40" w:line="276" w:lineRule="auto"/>
               <w:jc w:val="center"/>
             </w:pPr>
-            <w:r/>
-            <w:r>
-              <w:rPr>
-                <w:rFonts w:ascii="Times New Roman" w:hAnsi="Times New Roman"/>
-                <w:b/>
-                <w:i w:val="0"/>
+            <w:r>
+              <w:rPr>
+                <w:rFonts w:ascii="Times New Roman" w:hAnsi="Times New Roman"/>
+                <w:b/>
                 <w:color w:val="1A1A1A"/>
                 <w:sz w:val="18"/>
               </w:rPr>
@@ -7228,20 +7409,18 @@
         </w:tc>
         <w:tc>
           <w:tcPr>
-            <w:tcW w:type="dxa" w:w="1434"/>
-            <w:shd w:fill="E8E8E8"/>
+            <w:tcW w:w="1434" w:type="dxa"/>
+            <w:shd w:val="clear" w:color="auto" w:fill="E8E8E8"/>
           </w:tcPr>
           <w:p>
             <w:pPr>
               <w:spacing w:before="40" w:after="40" w:line="276" w:lineRule="auto"/>
               <w:jc w:val="center"/>
             </w:pPr>
-            <w:r/>
-            <w:r>
-              <w:rPr>
-                <w:rFonts w:ascii="Times New Roman" w:hAnsi="Times New Roman"/>
-                <w:b/>
-                <w:i w:val="0"/>
+            <w:r>
+              <w:rPr>
+                <w:rFonts w:ascii="Times New Roman" w:hAnsi="Times New Roman"/>
+                <w:b/>
                 <w:color w:val="1A1A1A"/>
                 <w:sz w:val="18"/>
               </w:rPr>
@@ -7251,20 +7430,18 @@
         </w:tc>
         <w:tc>
           <w:tcPr>
-            <w:tcW w:type="dxa" w:w="1434"/>
-            <w:shd w:fill="E8E8E8"/>
+            <w:tcW w:w="1434" w:type="dxa"/>
+            <w:shd w:val="clear" w:color="auto" w:fill="E8E8E8"/>
           </w:tcPr>
           <w:p>
             <w:pPr>
               <w:spacing w:before="40" w:after="40" w:line="276" w:lineRule="auto"/>
               <w:jc w:val="center"/>
             </w:pPr>
-            <w:r/>
-            <w:r>
-              <w:rPr>
-                <w:rFonts w:ascii="Times New Roman" w:hAnsi="Times New Roman"/>
-                <w:b/>
-                <w:i w:val="0"/>
+            <w:r>
+              <w:rPr>
+                <w:rFonts w:ascii="Times New Roman" w:hAnsi="Times New Roman"/>
+                <w:b/>
                 <w:color w:val="1A1A1A"/>
                 <w:sz w:val="18"/>
               </w:rPr>
@@ -7274,20 +7451,18 @@
         </w:tc>
         <w:tc>
           <w:tcPr>
-            <w:tcW w:type="dxa" w:w="1434"/>
-            <w:shd w:fill="E8E8E8"/>
+            <w:tcW w:w="1434" w:type="dxa"/>
+            <w:shd w:val="clear" w:color="auto" w:fill="E8E8E8"/>
           </w:tcPr>
           <w:p>
             <w:pPr>
               <w:spacing w:before="40" w:after="40" w:line="276" w:lineRule="auto"/>
               <w:jc w:val="center"/>
             </w:pPr>
-            <w:r/>
-            <w:r>
-              <w:rPr>
-                <w:rFonts w:ascii="Times New Roman" w:hAnsi="Times New Roman"/>
-                <w:b/>
-                <w:i w:val="0"/>
+            <w:r>
+              <w:rPr>
+                <w:rFonts w:ascii="Times New Roman" w:hAnsi="Times New Roman"/>
+                <w:b/>
                 <w:color w:val="1A1A1A"/>
                 <w:sz w:val="18"/>
               </w:rPr>
@@ -7297,20 +7472,18 @@
         </w:tc>
         <w:tc>
           <w:tcPr>
-            <w:tcW w:type="dxa" w:w="1434"/>
-            <w:shd w:fill="E8E8E8"/>
+            <w:tcW w:w="1434" w:type="dxa"/>
+            <w:shd w:val="clear" w:color="auto" w:fill="E8E8E8"/>
           </w:tcPr>
           <w:p>
             <w:pPr>
               <w:spacing w:before="40" w:after="40" w:line="276" w:lineRule="auto"/>
               <w:jc w:val="center"/>
             </w:pPr>
-            <w:r/>
-            <w:r>
-              <w:rPr>
-                <w:rFonts w:ascii="Times New Roman" w:hAnsi="Times New Roman"/>
-                <w:b/>
-                <w:i w:val="0"/>
+            <w:r>
+              <w:rPr>
+                <w:rFonts w:ascii="Times New Roman" w:hAnsi="Times New Roman"/>
+                <w:b/>
                 <w:color w:val="1A1A1A"/>
                 <w:sz w:val="18"/>
               </w:rPr>
@@ -7320,25 +7493,34 @@
         </w:tc>
       </w:tr>
       <w:tr>
-        <w:tc>
-          <w:tcPr>
-            <w:tcW w:type="dxa" w:w="1434"/>
+        <w:trPr>
+          <w:jc w:val="center"/>
+        </w:trPr>
+        <w:tc>
+          <w:tcPr>
+            <w:tcW w:w="1434" w:type="dxa"/>
           </w:tcPr>
           <w:p>
             <w:pPr>
               <w:spacing w:before="40" w:after="40" w:line="276" w:lineRule="auto"/>
               <w:jc w:val="center"/>
             </w:pPr>
-            <w:r/>
-            <w:r>
-              <w:rPr>
-                <w:rFonts w:ascii="Times New Roman" w:hAnsi="Times New Roman"/>
-                <w:b/>
-                <w:i w:val="0"/>
+            <w:r>
+              <w:rPr>
+                <w:rFonts w:ascii="Times New Roman" w:hAnsi="Times New Roman"/>
+                <w:b/>
                 <w:color w:val="1A1A1A"/>
                 <w:sz w:val="17"/>
               </w:rPr>
               <w:t>CO1</w:t>
+            </w:r>
+            <w:r>
+              <w:rPr>
+                <w:rFonts w:ascii="Times New Roman" w:hAnsi="Times New Roman"/>
+                <w:b/>
+                <w:color w:val="1A1A1A"/>
+                <w:sz w:val="17"/>
+              </w:rPr>
               <w:br/>
               <w:t>(L3)</w:t>
             </w:r>
@@ -7346,19 +7528,15 @@
         </w:tc>
         <w:tc>
           <w:tcPr>
-            <w:tcW w:type="dxa" w:w="1434"/>
+            <w:tcW w:w="1434" w:type="dxa"/>
           </w:tcPr>
           <w:p>
             <w:pPr>
               <w:spacing w:before="40" w:after="40" w:line="276" w:lineRule="auto"/>
-              <w:jc w:val="left"/>
-            </w:pPr>
-            <w:r/>
-            <w:r>
-              <w:rPr>
-                <w:rFonts w:ascii="Times New Roman" w:hAnsi="Times New Roman"/>
-                <w:b w:val="0"/>
-                <w:i w:val="0"/>
+            </w:pPr>
+            <w:r>
+              <w:rPr>
+                <w:rFonts w:ascii="Times New Roman" w:hAnsi="Times New Roman"/>
                 <w:color w:val="1A1A1A"/>
                 <w:sz w:val="17"/>
               </w:rPr>
@@ -7368,47 +7546,63 @@
         </w:tc>
         <w:tc>
           <w:tcPr>
-            <w:tcW w:type="dxa" w:w="1434"/>
+            <w:tcW w:w="1434" w:type="dxa"/>
           </w:tcPr>
           <w:p>
             <w:pPr>
               <w:spacing w:before="40" w:after="40" w:line="276" w:lineRule="auto"/>
-              <w:jc w:val="left"/>
-            </w:pPr>
-            <w:r/>
-            <w:r>
-              <w:rPr>
-                <w:rFonts w:ascii="Times New Roman" w:hAnsi="Times New Roman"/>
-                <w:b w:val="0"/>
-                <w:i w:val="0"/>
+            </w:pPr>
+            <w:r>
+              <w:rPr>
+                <w:rFonts w:ascii="Times New Roman" w:hAnsi="Times New Roman"/>
                 <w:color w:val="1A1A1A"/>
                 <w:sz w:val="16"/>
               </w:rPr>
               <w:t>• Computed global pixel intensity mean (μ = 0.1307), standard deviation (σ = 0.3081), and variance across 70,000 image tensors (src/data/dataset.py:compute_dataset_statistics()).</w:t>
+            </w:r>
+            <w:r>
+              <w:rPr>
+                <w:rFonts w:ascii="Times New Roman" w:hAnsi="Times New Roman"/>
+                <w:color w:val="1A1A1A"/>
+                <w:sz w:val="16"/>
+              </w:rPr>
               <w:br/>
+            </w:r>
+            <w:r>
+              <w:rPr>
+                <w:rFonts w:ascii="Times New Roman" w:hAnsi="Times New Roman"/>
+                <w:color w:val="1A1A1A"/>
+                <w:sz w:val="16"/>
+              </w:rPr>
               <w:t>• Evaluated per-class density distributions, sparsity metrics (&gt;80% background), and border variance maps (src/data/eda.py).</w:t>
             </w:r>
           </w:p>
         </w:tc>
         <w:tc>
           <w:tcPr>
-            <w:tcW w:type="dxa" w:w="1434"/>
+            <w:tcW w:w="1434" w:type="dxa"/>
           </w:tcPr>
           <w:p>
             <w:pPr>
               <w:spacing w:before="40" w:after="40" w:line="276" w:lineRule="auto"/>
               <w:jc w:val="center"/>
             </w:pPr>
-            <w:r/>
-            <w:r>
-              <w:rPr>
-                <w:rFonts w:ascii="Times New Roman" w:hAnsi="Times New Roman"/>
-                <w:b/>
-                <w:i w:val="0"/>
+            <w:r>
+              <w:rPr>
+                <w:rFonts w:ascii="Times New Roman" w:hAnsi="Times New Roman"/>
+                <w:b/>
                 <w:color w:val="1A1A1A"/>
                 <w:sz w:val="17"/>
               </w:rPr>
               <w:t>Fully</w:t>
+            </w:r>
+            <w:r>
+              <w:rPr>
+                <w:rFonts w:ascii="Times New Roman" w:hAnsi="Times New Roman"/>
+                <w:b/>
+                <w:color w:val="1A1A1A"/>
+                <w:sz w:val="17"/>
+              </w:rPr>
               <w:br/>
               <w:t>Demonstrated</w:t>
             </w:r>
@@ -7416,23 +7610,27 @@
         </w:tc>
         <w:tc>
           <w:tcPr>
-            <w:tcW w:type="dxa" w:w="1434"/>
+            <w:tcW w:w="1434" w:type="dxa"/>
           </w:tcPr>
           <w:p>
             <w:pPr>
               <w:spacing w:before="40" w:after="40" w:line="276" w:lineRule="auto"/>
               <w:jc w:val="center"/>
             </w:pPr>
-            <w:r/>
-            <w:r>
-              <w:rPr>
-                <w:rFonts w:ascii="Times New Roman" w:hAnsi="Times New Roman"/>
-                <w:b w:val="0"/>
-                <w:i w:val="0"/>
+            <w:r>
+              <w:rPr>
+                <w:rFonts w:ascii="Times New Roman" w:hAnsi="Times New Roman"/>
                 <w:color w:val="1A1A1A"/>
                 <w:sz w:val="16"/>
               </w:rPr>
               <w:t>Set by Faculty</w:t>
+            </w:r>
+            <w:r>
+              <w:rPr>
+                <w:rFonts w:ascii="Times New Roman" w:hAnsi="Times New Roman"/>
+                <w:color w:val="1A1A1A"/>
+                <w:sz w:val="16"/>
+              </w:rPr>
               <w:br/>
               <w:t>(Default: 70%)</w:t>
             </w:r>
@@ -7440,23 +7638,29 @@
         </w:tc>
         <w:tc>
           <w:tcPr>
-            <w:tcW w:type="dxa" w:w="1434"/>
+            <w:tcW w:w="1434" w:type="dxa"/>
           </w:tcPr>
           <w:p>
             <w:pPr>
               <w:spacing w:before="40" w:after="40" w:line="276" w:lineRule="auto"/>
               <w:jc w:val="center"/>
             </w:pPr>
-            <w:r/>
-            <w:r>
-              <w:rPr>
-                <w:rFonts w:ascii="Times New Roman" w:hAnsi="Times New Roman"/>
-                <w:b/>
-                <w:i w:val="0"/>
+            <w:r>
+              <w:rPr>
+                <w:rFonts w:ascii="Times New Roman" w:hAnsi="Times New Roman"/>
+                <w:b/>
                 <w:color w:val="1A1A1A"/>
                 <w:sz w:val="16"/>
               </w:rPr>
               <w:t>Pending Faculty Assessment</w:t>
+            </w:r>
+            <w:r>
+              <w:rPr>
+                <w:rFonts w:ascii="Times New Roman" w:hAnsi="Times New Roman"/>
+                <w:b/>
+                <w:color w:val="1A1A1A"/>
+                <w:sz w:val="16"/>
+              </w:rPr>
               <w:br/>
               <w:t>(CIE Rubric)</w:t>
             </w:r>
@@ -7464,23 +7668,29 @@
         </w:tc>
         <w:tc>
           <w:tcPr>
-            <w:tcW w:type="dxa" w:w="1434"/>
+            <w:tcW w:w="1434" w:type="dxa"/>
           </w:tcPr>
           <w:p>
             <w:pPr>
               <w:spacing w:before="40" w:after="40" w:line="276" w:lineRule="auto"/>
               <w:jc w:val="center"/>
             </w:pPr>
-            <w:r/>
-            <w:r>
-              <w:rPr>
-                <w:rFonts w:ascii="Times New Roman" w:hAnsi="Times New Roman"/>
-                <w:b/>
-                <w:i w:val="0"/>
+            <w:r>
+              <w:rPr>
+                <w:rFonts w:ascii="Times New Roman" w:hAnsi="Times New Roman"/>
+                <w:b/>
                 <w:color w:val="1A1A1A"/>
                 <w:sz w:val="16"/>
               </w:rPr>
               <w:t>Evidence Complete</w:t>
+            </w:r>
+            <w:r>
+              <w:rPr>
+                <w:rFonts w:ascii="Times New Roman" w:hAnsi="Times New Roman"/>
+                <w:b/>
+                <w:color w:val="1A1A1A"/>
+                <w:sz w:val="16"/>
+              </w:rPr>
               <w:br/>
               <w:t>(Pending Assessment)</w:t>
             </w:r>
@@ -7488,25 +7698,34 @@
         </w:tc>
       </w:tr>
       <w:tr>
-        <w:tc>
-          <w:tcPr>
-            <w:tcW w:type="dxa" w:w="1434"/>
+        <w:trPr>
+          <w:jc w:val="center"/>
+        </w:trPr>
+        <w:tc>
+          <w:tcPr>
+            <w:tcW w:w="1434" w:type="dxa"/>
           </w:tcPr>
           <w:p>
             <w:pPr>
               <w:spacing w:before="40" w:after="40" w:line="276" w:lineRule="auto"/>
               <w:jc w:val="center"/>
             </w:pPr>
-            <w:r/>
-            <w:r>
-              <w:rPr>
-                <w:rFonts w:ascii="Times New Roman" w:hAnsi="Times New Roman"/>
-                <w:b/>
-                <w:i w:val="0"/>
+            <w:r>
+              <w:rPr>
+                <w:rFonts w:ascii="Times New Roman" w:hAnsi="Times New Roman"/>
+                <w:b/>
                 <w:color w:val="1A1A1A"/>
                 <w:sz w:val="17"/>
               </w:rPr>
               <w:t>CO2</w:t>
+            </w:r>
+            <w:r>
+              <w:rPr>
+                <w:rFonts w:ascii="Times New Roman" w:hAnsi="Times New Roman"/>
+                <w:b/>
+                <w:color w:val="1A1A1A"/>
+                <w:sz w:val="17"/>
+              </w:rPr>
               <w:br/>
               <w:t>(L3)</w:t>
             </w:r>
@@ -7514,19 +7733,15 @@
         </w:tc>
         <w:tc>
           <w:tcPr>
-            <w:tcW w:type="dxa" w:w="1434"/>
+            <w:tcW w:w="1434" w:type="dxa"/>
           </w:tcPr>
           <w:p>
             <w:pPr>
               <w:spacing w:before="40" w:after="40" w:line="276" w:lineRule="auto"/>
-              <w:jc w:val="left"/>
-            </w:pPr>
-            <w:r/>
-            <w:r>
-              <w:rPr>
-                <w:rFonts w:ascii="Times New Roman" w:hAnsi="Times New Roman"/>
-                <w:b w:val="0"/>
-                <w:i w:val="0"/>
+            </w:pPr>
+            <w:r>
+              <w:rPr>
+                <w:rFonts w:ascii="Times New Roman" w:hAnsi="Times New Roman"/>
                 <w:color w:val="1A1A1A"/>
                 <w:sz w:val="17"/>
               </w:rPr>
@@ -7536,23 +7751,26 @@
         </w:tc>
         <w:tc>
           <w:tcPr>
-            <w:tcW w:type="dxa" w:w="1434"/>
+            <w:tcW w:w="1434" w:type="dxa"/>
           </w:tcPr>
           <w:p>
             <w:pPr>
               <w:spacing w:before="40" w:after="40" w:line="276" w:lineRule="auto"/>
-              <w:jc w:val="left"/>
-            </w:pPr>
-            <w:r/>
-            <w:r>
-              <w:rPr>
-                <w:rFonts w:ascii="Times New Roman" w:hAnsi="Times New Roman"/>
-                <w:b w:val="0"/>
-                <w:i w:val="0"/>
+            </w:pPr>
+            <w:r>
+              <w:rPr>
+                <w:rFonts w:ascii="Times New Roman" w:hAnsi="Times New Roman"/>
                 <w:color w:val="1A1A1A"/>
                 <w:sz w:val="16"/>
               </w:rPr>
               <w:t>• NumPy vectorized array transformations on 784-D tensors; SciPy spatial distance metrics; Pandas data dictionaries (src/data/dataset.py).</w:t>
+            </w:r>
+            <w:r>
+              <w:rPr>
+                <w:rFonts w:ascii="Times New Roman" w:hAnsi="Times New Roman"/>
+                <w:color w:val="1A1A1A"/>
+                <w:sz w:val="16"/>
+              </w:rPr>
               <w:br/>
               <w:t>• Generated 5 publication-grade visualization artifacts: 10×10 sample matrix, partition balance bars, bimodal histograms, mean stroke spines, and outlier contrasts (src/data/eda.py).</w:t>
             </w:r>
@@ -7560,23 +7778,29 @@
         </w:tc>
         <w:tc>
           <w:tcPr>
-            <w:tcW w:type="dxa" w:w="1434"/>
+            <w:tcW w:w="1434" w:type="dxa"/>
           </w:tcPr>
           <w:p>
             <w:pPr>
               <w:spacing w:before="40" w:after="40" w:line="276" w:lineRule="auto"/>
               <w:jc w:val="center"/>
             </w:pPr>
-            <w:r/>
-            <w:r>
-              <w:rPr>
-                <w:rFonts w:ascii="Times New Roman" w:hAnsi="Times New Roman"/>
-                <w:b/>
-                <w:i w:val="0"/>
+            <w:r>
+              <w:rPr>
+                <w:rFonts w:ascii="Times New Roman" w:hAnsi="Times New Roman"/>
+                <w:b/>
                 <w:color w:val="1A1A1A"/>
                 <w:sz w:val="17"/>
               </w:rPr>
               <w:t>Fully</w:t>
+            </w:r>
+            <w:r>
+              <w:rPr>
+                <w:rFonts w:ascii="Times New Roman" w:hAnsi="Times New Roman"/>
+                <w:b/>
+                <w:color w:val="1A1A1A"/>
+                <w:sz w:val="17"/>
+              </w:rPr>
               <w:br/>
               <w:t>Demonstrated</w:t>
             </w:r>
@@ -7584,23 +7808,27 @@
         </w:tc>
         <w:tc>
           <w:tcPr>
-            <w:tcW w:type="dxa" w:w="1434"/>
+            <w:tcW w:w="1434" w:type="dxa"/>
           </w:tcPr>
           <w:p>
             <w:pPr>
               <w:spacing w:before="40" w:after="40" w:line="276" w:lineRule="auto"/>
               <w:jc w:val="center"/>
             </w:pPr>
-            <w:r/>
-            <w:r>
-              <w:rPr>
-                <w:rFonts w:ascii="Times New Roman" w:hAnsi="Times New Roman"/>
-                <w:b w:val="0"/>
-                <w:i w:val="0"/>
+            <w:r>
+              <w:rPr>
+                <w:rFonts w:ascii="Times New Roman" w:hAnsi="Times New Roman"/>
                 <w:color w:val="1A1A1A"/>
                 <w:sz w:val="16"/>
               </w:rPr>
               <w:t>Set by Faculty</w:t>
+            </w:r>
+            <w:r>
+              <w:rPr>
+                <w:rFonts w:ascii="Times New Roman" w:hAnsi="Times New Roman"/>
+                <w:color w:val="1A1A1A"/>
+                <w:sz w:val="16"/>
+              </w:rPr>
               <w:br/>
               <w:t>(Default: 70%)</w:t>
             </w:r>
@@ -7608,23 +7836,29 @@
         </w:tc>
         <w:tc>
           <w:tcPr>
-            <w:tcW w:type="dxa" w:w="1434"/>
+            <w:tcW w:w="1434" w:type="dxa"/>
           </w:tcPr>
           <w:p>
             <w:pPr>
               <w:spacing w:before="40" w:after="40" w:line="276" w:lineRule="auto"/>
               <w:jc w:val="center"/>
             </w:pPr>
-            <w:r/>
-            <w:r>
-              <w:rPr>
-                <w:rFonts w:ascii="Times New Roman" w:hAnsi="Times New Roman"/>
-                <w:b/>
-                <w:i w:val="0"/>
+            <w:r>
+              <w:rPr>
+                <w:rFonts w:ascii="Times New Roman" w:hAnsi="Times New Roman"/>
+                <w:b/>
                 <w:color w:val="1A1A1A"/>
                 <w:sz w:val="16"/>
               </w:rPr>
               <w:t>Pending Faculty Assessment</w:t>
+            </w:r>
+            <w:r>
+              <w:rPr>
+                <w:rFonts w:ascii="Times New Roman" w:hAnsi="Times New Roman"/>
+                <w:b/>
+                <w:color w:val="1A1A1A"/>
+                <w:sz w:val="16"/>
+              </w:rPr>
               <w:br/>
               <w:t>(CIE Rubric)</w:t>
             </w:r>
@@ -7632,23 +7866,29 @@
         </w:tc>
         <w:tc>
           <w:tcPr>
-            <w:tcW w:type="dxa" w:w="1434"/>
+            <w:tcW w:w="1434" w:type="dxa"/>
           </w:tcPr>
           <w:p>
             <w:pPr>
               <w:spacing w:before="40" w:after="40" w:line="276" w:lineRule="auto"/>
               <w:jc w:val="center"/>
             </w:pPr>
-            <w:r/>
-            <w:r>
-              <w:rPr>
-                <w:rFonts w:ascii="Times New Roman" w:hAnsi="Times New Roman"/>
-                <w:b/>
-                <w:i w:val="0"/>
+            <w:r>
+              <w:rPr>
+                <w:rFonts w:ascii="Times New Roman" w:hAnsi="Times New Roman"/>
+                <w:b/>
                 <w:color w:val="1A1A1A"/>
                 <w:sz w:val="16"/>
               </w:rPr>
               <w:t>Evidence Complete</w:t>
+            </w:r>
+            <w:r>
+              <w:rPr>
+                <w:rFonts w:ascii="Times New Roman" w:hAnsi="Times New Roman"/>
+                <w:b/>
+                <w:color w:val="1A1A1A"/>
+                <w:sz w:val="16"/>
+              </w:rPr>
               <w:br/>
               <w:t>(Pending Assessment)</w:t>
             </w:r>
@@ -7656,25 +7896,34 @@
         </w:tc>
       </w:tr>
       <w:tr>
-        <w:tc>
-          <w:tcPr>
-            <w:tcW w:type="dxa" w:w="1434"/>
+        <w:trPr>
+          <w:jc w:val="center"/>
+        </w:trPr>
+        <w:tc>
+          <w:tcPr>
+            <w:tcW w:w="1434" w:type="dxa"/>
           </w:tcPr>
           <w:p>
             <w:pPr>
               <w:spacing w:before="40" w:after="40" w:line="276" w:lineRule="auto"/>
               <w:jc w:val="center"/>
             </w:pPr>
-            <w:r/>
-            <w:r>
-              <w:rPr>
-                <w:rFonts w:ascii="Times New Roman" w:hAnsi="Times New Roman"/>
-                <w:b/>
-                <w:i w:val="0"/>
+            <w:r>
+              <w:rPr>
+                <w:rFonts w:ascii="Times New Roman" w:hAnsi="Times New Roman"/>
+                <w:b/>
                 <w:color w:val="1A1A1A"/>
                 <w:sz w:val="17"/>
               </w:rPr>
               <w:t>CO3</w:t>
+            </w:r>
+            <w:r>
+              <w:rPr>
+                <w:rFonts w:ascii="Times New Roman" w:hAnsi="Times New Roman"/>
+                <w:b/>
+                <w:color w:val="1A1A1A"/>
+                <w:sz w:val="17"/>
+              </w:rPr>
               <w:br/>
               <w:t>(L4)</w:t>
             </w:r>
@@ -7682,19 +7931,15 @@
         </w:tc>
         <w:tc>
           <w:tcPr>
-            <w:tcW w:type="dxa" w:w="1434"/>
+            <w:tcW w:w="1434" w:type="dxa"/>
           </w:tcPr>
           <w:p>
             <w:pPr>
               <w:spacing w:before="40" w:after="40" w:line="276" w:lineRule="auto"/>
-              <w:jc w:val="left"/>
-            </w:pPr>
-            <w:r/>
-            <w:r>
-              <w:rPr>
-                <w:rFonts w:ascii="Times New Roman" w:hAnsi="Times New Roman"/>
-                <w:b w:val="0"/>
-                <w:i w:val="0"/>
+            </w:pPr>
+            <w:r>
+              <w:rPr>
+                <w:rFonts w:ascii="Times New Roman" w:hAnsi="Times New Roman"/>
                 <w:color w:val="1A1A1A"/>
                 <w:sz w:val="17"/>
               </w:rPr>
@@ -7704,47 +7949,63 @@
         </w:tc>
         <w:tc>
           <w:tcPr>
-            <w:tcW w:type="dxa" w:w="1434"/>
+            <w:tcW w:w="1434" w:type="dxa"/>
           </w:tcPr>
           <w:p>
             <w:pPr>
               <w:spacing w:before="40" w:after="40" w:line="276" w:lineRule="auto"/>
-              <w:jc w:val="left"/>
-            </w:pPr>
-            <w:r/>
-            <w:r>
-              <w:rPr>
-                <w:rFonts w:ascii="Times New Roman" w:hAnsi="Times New Roman"/>
-                <w:b w:val="0"/>
-                <w:i w:val="0"/>
+            </w:pPr>
+            <w:r>
+              <w:rPr>
+                <w:rFonts w:ascii="Times New Roman" w:hAnsi="Times New Roman"/>
                 <w:color w:val="1A1A1A"/>
                 <w:sz w:val="16"/>
               </w:rPr>
               <w:t>• Implemented L2 Multinomial Logistic Regression (L-BFGS solver, 91.49% accuracy) and Random Forest Classifier ensemble (95.48% accuracy) via ClassicalModelWrapper (src/models/classical.py).</w:t>
+            </w:r>
+            <w:r>
+              <w:rPr>
+                <w:rFonts w:ascii="Times New Roman" w:hAnsi="Times New Roman"/>
+                <w:color w:val="1A1A1A"/>
+                <w:sz w:val="16"/>
+              </w:rPr>
               <w:br/>
+            </w:r>
+            <w:r>
+              <w:rPr>
+                <w:rFonts w:ascii="Times New Roman" w:hAnsi="Times New Roman"/>
+                <w:color w:val="1A1A1A"/>
+                <w:sz w:val="16"/>
+              </w:rPr>
               <w:t>• Documented academic rationale: Linear regression excluded as theoretically unsuited for discrete 10-class problem; KNN evaluated and excluded due to high latency violating &lt;10 ms requirement.</w:t>
             </w:r>
           </w:p>
         </w:tc>
         <w:tc>
           <w:tcPr>
-            <w:tcW w:type="dxa" w:w="1434"/>
+            <w:tcW w:w="1434" w:type="dxa"/>
           </w:tcPr>
           <w:p>
             <w:pPr>
               <w:spacing w:before="40" w:after="40" w:line="276" w:lineRule="auto"/>
               <w:jc w:val="center"/>
             </w:pPr>
-            <w:r/>
-            <w:r>
-              <w:rPr>
-                <w:rFonts w:ascii="Times New Roman" w:hAnsi="Times New Roman"/>
-                <w:b/>
-                <w:i w:val="0"/>
+            <w:r>
+              <w:rPr>
+                <w:rFonts w:ascii="Times New Roman" w:hAnsi="Times New Roman"/>
+                <w:b/>
                 <w:color w:val="1A1A1A"/>
                 <w:sz w:val="17"/>
               </w:rPr>
               <w:t>Substantially</w:t>
+            </w:r>
+            <w:r>
+              <w:rPr>
+                <w:rFonts w:ascii="Times New Roman" w:hAnsi="Times New Roman"/>
+                <w:b/>
+                <w:color w:val="1A1A1A"/>
+                <w:sz w:val="17"/>
+              </w:rPr>
               <w:br/>
               <w:t>Demonstrated</w:t>
             </w:r>
@@ -7752,23 +8013,27 @@
         </w:tc>
         <w:tc>
           <w:tcPr>
-            <w:tcW w:type="dxa" w:w="1434"/>
+            <w:tcW w:w="1434" w:type="dxa"/>
           </w:tcPr>
           <w:p>
             <w:pPr>
               <w:spacing w:before="40" w:after="40" w:line="276" w:lineRule="auto"/>
               <w:jc w:val="center"/>
             </w:pPr>
-            <w:r/>
-            <w:r>
-              <w:rPr>
-                <w:rFonts w:ascii="Times New Roman" w:hAnsi="Times New Roman"/>
-                <w:b w:val="0"/>
-                <w:i w:val="0"/>
+            <w:r>
+              <w:rPr>
+                <w:rFonts w:ascii="Times New Roman" w:hAnsi="Times New Roman"/>
                 <w:color w:val="1A1A1A"/>
                 <w:sz w:val="16"/>
               </w:rPr>
               <w:t>Set by Faculty</w:t>
+            </w:r>
+            <w:r>
+              <w:rPr>
+                <w:rFonts w:ascii="Times New Roman" w:hAnsi="Times New Roman"/>
+                <w:color w:val="1A1A1A"/>
+                <w:sz w:val="16"/>
+              </w:rPr>
               <w:br/>
               <w:t>(Default: 70%)</w:t>
             </w:r>
@@ -7776,23 +8041,29 @@
         </w:tc>
         <w:tc>
           <w:tcPr>
-            <w:tcW w:type="dxa" w:w="1434"/>
+            <w:tcW w:w="1434" w:type="dxa"/>
           </w:tcPr>
           <w:p>
             <w:pPr>
               <w:spacing w:before="40" w:after="40" w:line="276" w:lineRule="auto"/>
               <w:jc w:val="center"/>
             </w:pPr>
-            <w:r/>
-            <w:r>
-              <w:rPr>
-                <w:rFonts w:ascii="Times New Roman" w:hAnsi="Times New Roman"/>
-                <w:b/>
-                <w:i w:val="0"/>
+            <w:r>
+              <w:rPr>
+                <w:rFonts w:ascii="Times New Roman" w:hAnsi="Times New Roman"/>
+                <w:b/>
                 <w:color w:val="1A1A1A"/>
                 <w:sz w:val="16"/>
               </w:rPr>
               <w:t>Pending Faculty Assessment</w:t>
+            </w:r>
+            <w:r>
+              <w:rPr>
+                <w:rFonts w:ascii="Times New Roman" w:hAnsi="Times New Roman"/>
+                <w:b/>
+                <w:color w:val="1A1A1A"/>
+                <w:sz w:val="16"/>
+              </w:rPr>
               <w:br/>
               <w:t>(CIE Rubric)</w:t>
             </w:r>
@@ -7800,23 +8071,29 @@
         </w:tc>
         <w:tc>
           <w:tcPr>
-            <w:tcW w:type="dxa" w:w="1434"/>
+            <w:tcW w:w="1434" w:type="dxa"/>
           </w:tcPr>
           <w:p>
             <w:pPr>
               <w:spacing w:before="40" w:after="40" w:line="276" w:lineRule="auto"/>
               <w:jc w:val="center"/>
             </w:pPr>
-            <w:r/>
-            <w:r>
-              <w:rPr>
-                <w:rFonts w:ascii="Times New Roman" w:hAnsi="Times New Roman"/>
-                <w:b/>
-                <w:i w:val="0"/>
+            <w:r>
+              <w:rPr>
+                <w:rFonts w:ascii="Times New Roman" w:hAnsi="Times New Roman"/>
+                <w:b/>
                 <w:color w:val="1A1A1A"/>
                 <w:sz w:val="16"/>
               </w:rPr>
               <w:t>Evidence Complete</w:t>
+            </w:r>
+            <w:r>
+              <w:rPr>
+                <w:rFonts w:ascii="Times New Roman" w:hAnsi="Times New Roman"/>
+                <w:b/>
+                <w:color w:val="1A1A1A"/>
+                <w:sz w:val="16"/>
+              </w:rPr>
               <w:br/>
               <w:t>(Pending Assessment)</w:t>
             </w:r>
@@ -7824,25 +8101,34 @@
         </w:tc>
       </w:tr>
       <w:tr>
-        <w:tc>
-          <w:tcPr>
-            <w:tcW w:type="dxa" w:w="1434"/>
+        <w:trPr>
+          <w:jc w:val="center"/>
+        </w:trPr>
+        <w:tc>
+          <w:tcPr>
+            <w:tcW w:w="1434" w:type="dxa"/>
           </w:tcPr>
           <w:p>
             <w:pPr>
               <w:spacing w:before="40" w:after="40" w:line="276" w:lineRule="auto"/>
               <w:jc w:val="center"/>
             </w:pPr>
-            <w:r/>
-            <w:r>
-              <w:rPr>
-                <w:rFonts w:ascii="Times New Roman" w:hAnsi="Times New Roman"/>
-                <w:b/>
-                <w:i w:val="0"/>
+            <w:r>
+              <w:rPr>
+                <w:rFonts w:ascii="Times New Roman" w:hAnsi="Times New Roman"/>
+                <w:b/>
                 <w:color w:val="1A1A1A"/>
                 <w:sz w:val="17"/>
               </w:rPr>
               <w:t>CO4</w:t>
+            </w:r>
+            <w:r>
+              <w:rPr>
+                <w:rFonts w:ascii="Times New Roman" w:hAnsi="Times New Roman"/>
+                <w:b/>
+                <w:color w:val="1A1A1A"/>
+                <w:sz w:val="17"/>
+              </w:rPr>
               <w:br/>
               <w:t>(L4)</w:t>
             </w:r>
@@ -7850,19 +8136,15 @@
         </w:tc>
         <w:tc>
           <w:tcPr>
-            <w:tcW w:type="dxa" w:w="1434"/>
+            <w:tcW w:w="1434" w:type="dxa"/>
           </w:tcPr>
           <w:p>
             <w:pPr>
               <w:spacing w:before="40" w:after="40" w:line="276" w:lineRule="auto"/>
-              <w:jc w:val="left"/>
-            </w:pPr>
-            <w:r/>
-            <w:r>
-              <w:rPr>
-                <w:rFonts w:ascii="Times New Roman" w:hAnsi="Times New Roman"/>
-                <w:b w:val="0"/>
-                <w:i w:val="0"/>
+            </w:pPr>
+            <w:r>
+              <w:rPr>
+                <w:rFonts w:ascii="Times New Roman" w:hAnsi="Times New Roman"/>
                 <w:color w:val="1A1A1A"/>
                 <w:sz w:val="17"/>
               </w:rPr>
@@ -7872,23 +8154,26 @@
         </w:tc>
         <w:tc>
           <w:tcPr>
-            <w:tcW w:type="dxa" w:w="1434"/>
+            <w:tcW w:w="1434" w:type="dxa"/>
           </w:tcPr>
           <w:p>
             <w:pPr>
               <w:spacing w:before="40" w:after="40" w:line="276" w:lineRule="auto"/>
-              <w:jc w:val="left"/>
-            </w:pPr>
-            <w:r/>
-            <w:r>
-              <w:rPr>
-                <w:rFonts w:ascii="Times New Roman" w:hAnsi="Times New Roman"/>
-                <w:b w:val="0"/>
-                <w:i w:val="0"/>
+            </w:pPr>
+            <w:r>
+              <w:rPr>
+                <w:rFonts w:ascii="Times New Roman" w:hAnsi="Times New Roman"/>
                 <w:color w:val="1A1A1A"/>
                 <w:sz w:val="16"/>
               </w:rPr>
               <w:t>• Executed 7-metric evaluation suite (Accuracy, Macro Precision, Recall, Macro/Weighted F1, Log Loss, ECE, Latency) with scikit-learn classification reports and confusion matrices (src/evaluation/metrics.py).</w:t>
+            </w:r>
+            <w:r>
+              <w:rPr>
+                <w:rFonts w:ascii="Times New Roman" w:hAnsi="Times New Roman"/>
+                <w:color w:val="1A1A1A"/>
+                <w:sz w:val="16"/>
+              </w:rPr>
               <w:br/>
               <w:t>• Implemented post-hoc temperature scaling calibration (T = 0.9170), reducing Expected Calibration Error (ECE) to 0.0031 (src/evaluation/calibration.py).</w:t>
             </w:r>
@@ -7896,23 +8181,29 @@
         </w:tc>
         <w:tc>
           <w:tcPr>
-            <w:tcW w:type="dxa" w:w="1434"/>
+            <w:tcW w:w="1434" w:type="dxa"/>
           </w:tcPr>
           <w:p>
             <w:pPr>
               <w:spacing w:before="40" w:after="40" w:line="276" w:lineRule="auto"/>
               <w:jc w:val="center"/>
             </w:pPr>
-            <w:r/>
-            <w:r>
-              <w:rPr>
-                <w:rFonts w:ascii="Times New Roman" w:hAnsi="Times New Roman"/>
-                <w:b/>
-                <w:i w:val="0"/>
+            <w:r>
+              <w:rPr>
+                <w:rFonts w:ascii="Times New Roman" w:hAnsi="Times New Roman"/>
+                <w:b/>
                 <w:color w:val="1A1A1A"/>
                 <w:sz w:val="17"/>
               </w:rPr>
               <w:t>Fully</w:t>
+            </w:r>
+            <w:r>
+              <w:rPr>
+                <w:rFonts w:ascii="Times New Roman" w:hAnsi="Times New Roman"/>
+                <w:b/>
+                <w:color w:val="1A1A1A"/>
+                <w:sz w:val="17"/>
+              </w:rPr>
               <w:br/>
               <w:t>Demonstrated</w:t>
             </w:r>
@@ -7920,23 +8211,27 @@
         </w:tc>
         <w:tc>
           <w:tcPr>
-            <w:tcW w:type="dxa" w:w="1434"/>
+            <w:tcW w:w="1434" w:type="dxa"/>
           </w:tcPr>
           <w:p>
             <w:pPr>
               <w:spacing w:before="40" w:after="40" w:line="276" w:lineRule="auto"/>
               <w:jc w:val="center"/>
             </w:pPr>
-            <w:r/>
-            <w:r>
-              <w:rPr>
-                <w:rFonts w:ascii="Times New Roman" w:hAnsi="Times New Roman"/>
-                <w:b w:val="0"/>
-                <w:i w:val="0"/>
+            <w:r>
+              <w:rPr>
+                <w:rFonts w:ascii="Times New Roman" w:hAnsi="Times New Roman"/>
                 <w:color w:val="1A1A1A"/>
                 <w:sz w:val="16"/>
               </w:rPr>
               <w:t>Set by Faculty</w:t>
+            </w:r>
+            <w:r>
+              <w:rPr>
+                <w:rFonts w:ascii="Times New Roman" w:hAnsi="Times New Roman"/>
+                <w:color w:val="1A1A1A"/>
+                <w:sz w:val="16"/>
+              </w:rPr>
               <w:br/>
               <w:t>(Default: 70%)</w:t>
             </w:r>
@@ -7944,23 +8239,29 @@
         </w:tc>
         <w:tc>
           <w:tcPr>
-            <w:tcW w:type="dxa" w:w="1434"/>
+            <w:tcW w:w="1434" w:type="dxa"/>
           </w:tcPr>
           <w:p>
             <w:pPr>
               <w:spacing w:before="40" w:after="40" w:line="276" w:lineRule="auto"/>
               <w:jc w:val="center"/>
             </w:pPr>
-            <w:r/>
-            <w:r>
-              <w:rPr>
-                <w:rFonts w:ascii="Times New Roman" w:hAnsi="Times New Roman"/>
-                <w:b/>
-                <w:i w:val="0"/>
+            <w:r>
+              <w:rPr>
+                <w:rFonts w:ascii="Times New Roman" w:hAnsi="Times New Roman"/>
+                <w:b/>
                 <w:color w:val="1A1A1A"/>
                 <w:sz w:val="16"/>
               </w:rPr>
               <w:t>Pending Faculty Assessment</w:t>
+            </w:r>
+            <w:r>
+              <w:rPr>
+                <w:rFonts w:ascii="Times New Roman" w:hAnsi="Times New Roman"/>
+                <w:b/>
+                <w:color w:val="1A1A1A"/>
+                <w:sz w:val="16"/>
+              </w:rPr>
               <w:br/>
               <w:t>(CIE Rubric)</w:t>
             </w:r>
@@ -7968,23 +8269,29 @@
         </w:tc>
         <w:tc>
           <w:tcPr>
-            <w:tcW w:type="dxa" w:w="1434"/>
+            <w:tcW w:w="1434" w:type="dxa"/>
           </w:tcPr>
           <w:p>
             <w:pPr>
               <w:spacing w:before="40" w:after="40" w:line="276" w:lineRule="auto"/>
               <w:jc w:val="center"/>
             </w:pPr>
-            <w:r/>
-            <w:r>
-              <w:rPr>
-                <w:rFonts w:ascii="Times New Roman" w:hAnsi="Times New Roman"/>
-                <w:b/>
-                <w:i w:val="0"/>
+            <w:r>
+              <w:rPr>
+                <w:rFonts w:ascii="Times New Roman" w:hAnsi="Times New Roman"/>
+                <w:b/>
                 <w:color w:val="1A1A1A"/>
                 <w:sz w:val="16"/>
               </w:rPr>
               <w:t>Evidence Complete</w:t>
+            </w:r>
+            <w:r>
+              <w:rPr>
+                <w:rFonts w:ascii="Times New Roman" w:hAnsi="Times New Roman"/>
+                <w:b/>
+                <w:color w:val="1A1A1A"/>
+                <w:sz w:val="16"/>
+              </w:rPr>
               <w:br/>
               <w:t>(Pending Assessment)</w:t>
             </w:r>
@@ -7992,25 +8299,34 @@
         </w:tc>
       </w:tr>
       <w:tr>
-        <w:tc>
-          <w:tcPr>
-            <w:tcW w:type="dxa" w:w="1434"/>
+        <w:trPr>
+          <w:jc w:val="center"/>
+        </w:trPr>
+        <w:tc>
+          <w:tcPr>
+            <w:tcW w:w="1434" w:type="dxa"/>
           </w:tcPr>
           <w:p>
             <w:pPr>
               <w:spacing w:before="40" w:after="40" w:line="276" w:lineRule="auto"/>
               <w:jc w:val="center"/>
             </w:pPr>
-            <w:r/>
-            <w:r>
-              <w:rPr>
-                <w:rFonts w:ascii="Times New Roman" w:hAnsi="Times New Roman"/>
-                <w:b/>
-                <w:i w:val="0"/>
+            <w:r>
+              <w:rPr>
+                <w:rFonts w:ascii="Times New Roman" w:hAnsi="Times New Roman"/>
+                <w:b/>
                 <w:color w:val="1A1A1A"/>
                 <w:sz w:val="17"/>
               </w:rPr>
               <w:t>CO5</w:t>
+            </w:r>
+            <w:r>
+              <w:rPr>
+                <w:rFonts w:ascii="Times New Roman" w:hAnsi="Times New Roman"/>
+                <w:b/>
+                <w:color w:val="1A1A1A"/>
+                <w:sz w:val="17"/>
+              </w:rPr>
               <w:br/>
               <w:t>(L4)</w:t>
             </w:r>
@@ -8018,19 +8334,15 @@
         </w:tc>
         <w:tc>
           <w:tcPr>
-            <w:tcW w:type="dxa" w:w="1434"/>
+            <w:tcW w:w="1434" w:type="dxa"/>
           </w:tcPr>
           <w:p>
             <w:pPr>
               <w:spacing w:before="40" w:after="40" w:line="276" w:lineRule="auto"/>
-              <w:jc w:val="left"/>
-            </w:pPr>
-            <w:r/>
-            <w:r>
-              <w:rPr>
-                <w:rFonts w:ascii="Times New Roman" w:hAnsi="Times New Roman"/>
-                <w:b w:val="0"/>
-                <w:i w:val="0"/>
+            </w:pPr>
+            <w:r>
+              <w:rPr>
+                <w:rFonts w:ascii="Times New Roman" w:hAnsi="Times New Roman"/>
                 <w:color w:val="1A1A1A"/>
                 <w:sz w:val="17"/>
               </w:rPr>
@@ -8040,49 +8352,72 @@
         </w:tc>
         <w:tc>
           <w:tcPr>
-            <w:tcW w:type="dxa" w:w="1434"/>
+            <w:tcW w:w="1434" w:type="dxa"/>
           </w:tcPr>
           <w:p>
             <w:pPr>
               <w:spacing w:before="40" w:after="40" w:line="276" w:lineRule="auto"/>
-              <w:jc w:val="left"/>
-            </w:pPr>
-            <w:r/>
-            <w:r>
-              <w:rPr>
-                <w:rFonts w:ascii="Times New Roman" w:hAnsi="Times New Roman"/>
-                <w:b w:val="0"/>
-                <w:i w:val="0"/>
+            </w:pPr>
+            <w:r>
+              <w:rPr>
+                <w:rFonts w:ascii="Times New Roman" w:hAnsi="Times New Roman"/>
                 <w:color w:val="1A1A1A"/>
                 <w:sz w:val="16"/>
               </w:rPr>
               <w:t>• Implemented unsupervised K-Means (K=10, n_init=10) on 10,000 test samples (src/evaluation/clustering.py).</w:t>
+            </w:r>
+            <w:r>
+              <w:rPr>
+                <w:rFonts w:ascii="Times New Roman" w:hAnsi="Times New Roman"/>
+                <w:color w:val="1A1A1A"/>
+                <w:sz w:val="16"/>
+              </w:rPr>
               <w:br/>
               <w:t>• Evaluated cluster inertia (389,394.88), Homogeneity (0.5002), Completeness (0.5031), V-Measure (0.5017), ARI (0.3791), and overall cluster purity (58.87%; e.g., Cluster 4 achieves 92.71% purity for digit 0).</w:t>
+            </w:r>
+            <w:r>
+              <w:rPr>
+                <w:rFonts w:ascii="Times New Roman" w:hAnsi="Times New Roman"/>
+                <w:color w:val="1A1A1A"/>
+                <w:sz w:val="16"/>
+              </w:rPr>
               <w:br/>
+            </w:r>
+            <w:r>
+              <w:rPr>
+                <w:rFonts w:ascii="Times New Roman" w:hAnsi="Times New Roman"/>
+                <w:color w:val="1A1A1A"/>
+                <w:sz w:val="16"/>
+              </w:rPr>
               <w:t>• Generated centroid visualization artifact (artifacts/data/kmeans_cluster_distribution.png; Report Section 3.5.1).</w:t>
             </w:r>
           </w:p>
         </w:tc>
         <w:tc>
           <w:tcPr>
-            <w:tcW w:type="dxa" w:w="1434"/>
+            <w:tcW w:w="1434" w:type="dxa"/>
           </w:tcPr>
           <w:p>
             <w:pPr>
               <w:spacing w:before="40" w:after="40" w:line="276" w:lineRule="auto"/>
               <w:jc w:val="center"/>
             </w:pPr>
-            <w:r/>
-            <w:r>
-              <w:rPr>
-                <w:rFonts w:ascii="Times New Roman" w:hAnsi="Times New Roman"/>
-                <w:b/>
-                <w:i w:val="0"/>
+            <w:r>
+              <w:rPr>
+                <w:rFonts w:ascii="Times New Roman" w:hAnsi="Times New Roman"/>
+                <w:b/>
                 <w:color w:val="1A1A1A"/>
                 <w:sz w:val="17"/>
               </w:rPr>
               <w:t>Fully</w:t>
+            </w:r>
+            <w:r>
+              <w:rPr>
+                <w:rFonts w:ascii="Times New Roman" w:hAnsi="Times New Roman"/>
+                <w:b/>
+                <w:color w:val="1A1A1A"/>
+                <w:sz w:val="17"/>
+              </w:rPr>
               <w:br/>
               <w:t>Demonstrated</w:t>
             </w:r>
@@ -8090,23 +8425,27 @@
         </w:tc>
         <w:tc>
           <w:tcPr>
-            <w:tcW w:type="dxa" w:w="1434"/>
+            <w:tcW w:w="1434" w:type="dxa"/>
           </w:tcPr>
           <w:p>
             <w:pPr>
               <w:spacing w:before="40" w:after="40" w:line="276" w:lineRule="auto"/>
               <w:jc w:val="center"/>
             </w:pPr>
-            <w:r/>
-            <w:r>
-              <w:rPr>
-                <w:rFonts w:ascii="Times New Roman" w:hAnsi="Times New Roman"/>
-                <w:b w:val="0"/>
-                <w:i w:val="0"/>
+            <w:r>
+              <w:rPr>
+                <w:rFonts w:ascii="Times New Roman" w:hAnsi="Times New Roman"/>
                 <w:color w:val="1A1A1A"/>
                 <w:sz w:val="16"/>
               </w:rPr>
               <w:t>Set by Faculty</w:t>
+            </w:r>
+            <w:r>
+              <w:rPr>
+                <w:rFonts w:ascii="Times New Roman" w:hAnsi="Times New Roman"/>
+                <w:color w:val="1A1A1A"/>
+                <w:sz w:val="16"/>
+              </w:rPr>
               <w:br/>
               <w:t>(Default: 70%)</w:t>
             </w:r>
@@ -8114,23 +8453,29 @@
         </w:tc>
         <w:tc>
           <w:tcPr>
-            <w:tcW w:type="dxa" w:w="1434"/>
+            <w:tcW w:w="1434" w:type="dxa"/>
           </w:tcPr>
           <w:p>
             <w:pPr>
               <w:spacing w:before="40" w:after="40" w:line="276" w:lineRule="auto"/>
               <w:jc w:val="center"/>
             </w:pPr>
-            <w:r/>
-            <w:r>
-              <w:rPr>
-                <w:rFonts w:ascii="Times New Roman" w:hAnsi="Times New Roman"/>
-                <w:b/>
-                <w:i w:val="0"/>
+            <w:r>
+              <w:rPr>
+                <w:rFonts w:ascii="Times New Roman" w:hAnsi="Times New Roman"/>
+                <w:b/>
                 <w:color w:val="1A1A1A"/>
                 <w:sz w:val="16"/>
               </w:rPr>
               <w:t>Pending Faculty Assessment</w:t>
+            </w:r>
+            <w:r>
+              <w:rPr>
+                <w:rFonts w:ascii="Times New Roman" w:hAnsi="Times New Roman"/>
+                <w:b/>
+                <w:color w:val="1A1A1A"/>
+                <w:sz w:val="16"/>
+              </w:rPr>
               <w:br/>
               <w:t>(CIE Rubric)</w:t>
             </w:r>
@@ -8138,23 +8483,29 @@
         </w:tc>
         <w:tc>
           <w:tcPr>
-            <w:tcW w:type="dxa" w:w="1434"/>
+            <w:tcW w:w="1434" w:type="dxa"/>
           </w:tcPr>
           <w:p>
             <w:pPr>
               <w:spacing w:before="40" w:after="40" w:line="276" w:lineRule="auto"/>
               <w:jc w:val="center"/>
             </w:pPr>
-            <w:r/>
-            <w:r>
-              <w:rPr>
-                <w:rFonts w:ascii="Times New Roman" w:hAnsi="Times New Roman"/>
-                <w:b/>
-                <w:i w:val="0"/>
+            <w:r>
+              <w:rPr>
+                <w:rFonts w:ascii="Times New Roman" w:hAnsi="Times New Roman"/>
+                <w:b/>
                 <w:color w:val="1A1A1A"/>
                 <w:sz w:val="16"/>
               </w:rPr>
               <w:t>Evidence Complete</w:t>
+            </w:r>
+            <w:r>
+              <w:rPr>
+                <w:rFonts w:ascii="Times New Roman" w:hAnsi="Times New Roman"/>
+                <w:b/>
+                <w:color w:val="1A1A1A"/>
+                <w:sz w:val="16"/>
+              </w:rPr>
               <w:br/>
               <w:t>(Pending Assessment)</w:t>
             </w:r>
@@ -8162,25 +8513,34 @@
         </w:tc>
       </w:tr>
       <w:tr>
-        <w:tc>
-          <w:tcPr>
-            <w:tcW w:type="dxa" w:w="1434"/>
+        <w:trPr>
+          <w:jc w:val="center"/>
+        </w:trPr>
+        <w:tc>
+          <w:tcPr>
+            <w:tcW w:w="1434" w:type="dxa"/>
           </w:tcPr>
           <w:p>
             <w:pPr>
               <w:spacing w:before="40" w:after="40" w:line="276" w:lineRule="auto"/>
               <w:jc w:val="center"/>
             </w:pPr>
-            <w:r/>
-            <w:r>
-              <w:rPr>
-                <w:rFonts w:ascii="Times New Roman" w:hAnsi="Times New Roman"/>
-                <w:b/>
-                <w:i w:val="0"/>
+            <w:r>
+              <w:rPr>
+                <w:rFonts w:ascii="Times New Roman" w:hAnsi="Times New Roman"/>
+                <w:b/>
                 <w:color w:val="1A1A1A"/>
                 <w:sz w:val="17"/>
               </w:rPr>
               <w:t>CO6</w:t>
+            </w:r>
+            <w:r>
+              <w:rPr>
+                <w:rFonts w:ascii="Times New Roman" w:hAnsi="Times New Roman"/>
+                <w:b/>
+                <w:color w:val="1A1A1A"/>
+                <w:sz w:val="17"/>
+              </w:rPr>
               <w:br/>
               <w:t>(L5)</w:t>
             </w:r>
@@ -8188,19 +8548,15 @@
         </w:tc>
         <w:tc>
           <w:tcPr>
-            <w:tcW w:type="dxa" w:w="1434"/>
+            <w:tcW w:w="1434" w:type="dxa"/>
           </w:tcPr>
           <w:p>
             <w:pPr>
               <w:spacing w:before="40" w:after="40" w:line="276" w:lineRule="auto"/>
-              <w:jc w:val="left"/>
-            </w:pPr>
-            <w:r/>
-            <w:r>
-              <w:rPr>
-                <w:rFonts w:ascii="Times New Roman" w:hAnsi="Times New Roman"/>
-                <w:b w:val="0"/>
-                <w:i w:val="0"/>
+            </w:pPr>
+            <w:r>
+              <w:rPr>
+                <w:rFonts w:ascii="Times New Roman" w:hAnsi="Times New Roman"/>
                 <w:color w:val="1A1A1A"/>
                 <w:sz w:val="17"/>
               </w:rPr>
@@ -8210,25 +8566,35 @@
         </w:tc>
         <w:tc>
           <w:tcPr>
-            <w:tcW w:type="dxa" w:w="1434"/>
+            <w:tcW w:w="1434" w:type="dxa"/>
           </w:tcPr>
           <w:p>
             <w:pPr>
               <w:spacing w:before="40" w:after="40" w:line="276" w:lineRule="auto"/>
-              <w:jc w:val="left"/>
-            </w:pPr>
-            <w:r/>
-            <w:r>
-              <w:rPr>
-                <w:rFonts w:ascii="Times New Roman" w:hAnsi="Times New Roman"/>
-                <w:b w:val="0"/>
-                <w:i w:val="0"/>
+            </w:pPr>
+            <w:r>
+              <w:rPr>
+                <w:rFonts w:ascii="Times New Roman" w:hAnsi="Times New Roman"/>
                 <w:color w:val="1A1A1A"/>
                 <w:sz w:val="16"/>
               </w:rPr>
               <w:t>• Engineered complete Capstone Mini-Project: 7-model comparative benchmark on 10,000 test images (Baseline, Logistic Regression, Random Forest, SVM-RBF, MLP, LeNet-5, DigitVision DeepConvNet at 98.31% accuracy).</w:t>
+            </w:r>
+            <w:r>
+              <w:rPr>
+                <w:rFonts w:ascii="Times New Roman" w:hAnsi="Times New Roman"/>
+                <w:color w:val="1A1A1A"/>
+                <w:sz w:val="16"/>
+              </w:rPr>
               <w:br/>
               <w:t>• Integrated dual-block CNN with Global Average Pooling, Grad-CAM visual explainability, FastAPI asynchronous backend, and live HTML5 drawing canvas (main.py).</w:t>
+            </w:r>
+            <w:r>
+              <w:rPr>
+                <w:rFonts w:ascii="Times New Roman" w:hAnsi="Times New Roman"/>
+                <w:color w:val="1A1A1A"/>
+                <w:sz w:val="16"/>
+              </w:rPr>
               <w:br/>
               <w:t>• Verified with 33/33 automated tests passing.</w:t>
             </w:r>
@@ -8236,23 +8602,29 @@
         </w:tc>
         <w:tc>
           <w:tcPr>
-            <w:tcW w:type="dxa" w:w="1434"/>
+            <w:tcW w:w="1434" w:type="dxa"/>
           </w:tcPr>
           <w:p>
             <w:pPr>
               <w:spacing w:before="40" w:after="40" w:line="276" w:lineRule="auto"/>
               <w:jc w:val="center"/>
             </w:pPr>
-            <w:r/>
-            <w:r>
-              <w:rPr>
-                <w:rFonts w:ascii="Times New Roman" w:hAnsi="Times New Roman"/>
-                <w:b/>
-                <w:i w:val="0"/>
+            <w:r>
+              <w:rPr>
+                <w:rFonts w:ascii="Times New Roman" w:hAnsi="Times New Roman"/>
+                <w:b/>
                 <w:color w:val="1A1A1A"/>
                 <w:sz w:val="17"/>
               </w:rPr>
               <w:t>Fully</w:t>
+            </w:r>
+            <w:r>
+              <w:rPr>
+                <w:rFonts w:ascii="Times New Roman" w:hAnsi="Times New Roman"/>
+                <w:b/>
+                <w:color w:val="1A1A1A"/>
+                <w:sz w:val="17"/>
+              </w:rPr>
               <w:br/>
               <w:t>Demonstrated</w:t>
             </w:r>
@@ -8260,23 +8632,27 @@
         </w:tc>
         <w:tc>
           <w:tcPr>
-            <w:tcW w:type="dxa" w:w="1434"/>
+            <w:tcW w:w="1434" w:type="dxa"/>
           </w:tcPr>
           <w:p>
             <w:pPr>
               <w:spacing w:before="40" w:after="40" w:line="276" w:lineRule="auto"/>
               <w:jc w:val="center"/>
             </w:pPr>
-            <w:r/>
-            <w:r>
-              <w:rPr>
-                <w:rFonts w:ascii="Times New Roman" w:hAnsi="Times New Roman"/>
-                <w:b w:val="0"/>
-                <w:i w:val="0"/>
+            <w:r>
+              <w:rPr>
+                <w:rFonts w:ascii="Times New Roman" w:hAnsi="Times New Roman"/>
                 <w:color w:val="1A1A1A"/>
                 <w:sz w:val="16"/>
               </w:rPr>
               <w:t>Set by Faculty</w:t>
+            </w:r>
+            <w:r>
+              <w:rPr>
+                <w:rFonts w:ascii="Times New Roman" w:hAnsi="Times New Roman"/>
+                <w:color w:val="1A1A1A"/>
+                <w:sz w:val="16"/>
+              </w:rPr>
               <w:br/>
               <w:t>(Default: 70%)</w:t>
             </w:r>
@@ -8284,23 +8660,29 @@
         </w:tc>
         <w:tc>
           <w:tcPr>
-            <w:tcW w:type="dxa" w:w="1434"/>
+            <w:tcW w:w="1434" w:type="dxa"/>
           </w:tcPr>
           <w:p>
             <w:pPr>
               <w:spacing w:before="40" w:after="40" w:line="276" w:lineRule="auto"/>
               <w:jc w:val="center"/>
             </w:pPr>
-            <w:r/>
-            <w:r>
-              <w:rPr>
-                <w:rFonts w:ascii="Times New Roman" w:hAnsi="Times New Roman"/>
-                <w:b/>
-                <w:i w:val="0"/>
+            <w:r>
+              <w:rPr>
+                <w:rFonts w:ascii="Times New Roman" w:hAnsi="Times New Roman"/>
+                <w:b/>
                 <w:color w:val="1A1A1A"/>
                 <w:sz w:val="16"/>
               </w:rPr>
               <w:t>Pending Faculty Assessment</w:t>
+            </w:r>
+            <w:r>
+              <w:rPr>
+                <w:rFonts w:ascii="Times New Roman" w:hAnsi="Times New Roman"/>
+                <w:b/>
+                <w:color w:val="1A1A1A"/>
+                <w:sz w:val="16"/>
+              </w:rPr>
               <w:br/>
               <w:t>(CIE Rubric)</w:t>
             </w:r>
@@ -8308,23 +8690,29 @@
         </w:tc>
         <w:tc>
           <w:tcPr>
-            <w:tcW w:type="dxa" w:w="1434"/>
+            <w:tcW w:w="1434" w:type="dxa"/>
           </w:tcPr>
           <w:p>
             <w:pPr>
               <w:spacing w:before="40" w:after="40" w:line="276" w:lineRule="auto"/>
               <w:jc w:val="center"/>
             </w:pPr>
-            <w:r/>
-            <w:r>
-              <w:rPr>
-                <w:rFonts w:ascii="Times New Roman" w:hAnsi="Times New Roman"/>
-                <w:b/>
-                <w:i w:val="0"/>
+            <w:r>
+              <w:rPr>
+                <w:rFonts w:ascii="Times New Roman" w:hAnsi="Times New Roman"/>
+                <w:b/>
                 <w:color w:val="1A1A1A"/>
                 <w:sz w:val="16"/>
               </w:rPr>
               <w:t>Evidence Complete</w:t>
+            </w:r>
+            <w:r>
+              <w:rPr>
+                <w:rFonts w:ascii="Times New Roman" w:hAnsi="Times New Roman"/>
+                <w:b/>
+                <w:color w:val="1A1A1A"/>
+                <w:sz w:val="16"/>
+              </w:rPr>
               <w:br/>
               <w:t>(Pending Assessment)</w:t>
             </w:r>
@@ -8387,9 +8775,8 @@
         <w:tc>
           <w:tcPr>
             <w:tcW w:w="900" w:type="dxa"/>
-            <w:shd w:val="clear" w:color="auto" w:fill="DEEAF6"/>
-            <w:vAlign w:val="center"/>
-            <w:shd w:fill="E8E8E8"/>
+            <w:shd w:val="clear" w:color="auto" w:fill="E8E8E8"/>
+            <w:vAlign w:val="center"/>
             <w:shd w:fill="E8E8E8"/>
           </w:tcPr>
           <w:p>
@@ -8413,9 +8800,8 @@
         <w:tc>
           <w:tcPr>
             <w:tcW w:w="2700" w:type="dxa"/>
-            <w:shd w:val="clear" w:color="auto" w:fill="DEEAF6"/>
-            <w:vAlign w:val="center"/>
-            <w:shd w:fill="E8E8E8"/>
+            <w:shd w:val="clear" w:color="auto" w:fill="E8E8E8"/>
+            <w:vAlign w:val="center"/>
             <w:shd w:fill="E8E8E8"/>
           </w:tcPr>
           <w:p>
@@ -8439,9 +8825,8 @@
         <w:tc>
           <w:tcPr>
             <w:tcW w:w="6400" w:type="dxa"/>
-            <w:shd w:val="clear" w:color="auto" w:fill="DEEAF6"/>
-            <w:vAlign w:val="center"/>
-            <w:shd w:fill="E8E8E8"/>
+            <w:shd w:val="clear" w:color="auto" w:fill="E8E8E8"/>
+            <w:vAlign w:val="center"/>
             <w:shd w:fill="E8E8E8"/>
           </w:tcPr>
           <w:p>
@@ -9478,7 +9863,6 @@
           <w:b/>
           <w:bCs/>
         </w:rPr>
-        <w:lastRenderedPageBreak/>
         <w:t>CHAPTER 1</w:t>
       </w:r>
     </w:p>
@@ -9525,7 +9909,7 @@
           <w:color w:val="000000"/>
           <w:sz w:val="24"/>
         </w:rPr>
-        <w:t>Handwritten digit recognition represents one of the foundational benchmark problems in statistical pattern recognition and computer vision. Historically, automated character recognition served as the crucial technological catalyst for industrial automation tasks such as banking cheque clearance (where handwritten numerical currency amounts must be transcribed without error), postal ZIP code automated sortation, and large-scale archival document indexing. While recognizing standard machine-printed typography is essentially solved using template matching and edge profiles, handwritten digits present extreme intra-class variability. Human writers introduce dramatic variations in pen stroke thickness, baseline slant angles (ranging from -25° to +30°), topological loop formations (such as open versus closed loops in digits 4, 6, and 9), scale disparities, and localized sensor noise.</w:t>
+        <w:t>Handwritten digit recognition represents one of the foundational benchmark problems in statistical pattern recognition and computer vision. Historically, automated character recognition served as the crucial technological catalyst for industrial automation tasks such as banking cheque clearance (where handwritten numerical currency amounts must be transcribed without error), postal ZIP code automated sortation, and large-scale archival document indexing. While recognizing standard machine-printed typography</w:t>
       </w:r>
       <w:r>
         <w:rPr>
@@ -9533,7 +9917,7 @@
           <w:color w:val="000000"/>
           <w:sz w:val="24"/>
         </w:rPr>
-        <w:br/>
+        <w:t xml:space="preserve"> is essentially solved using template matching and edge profiles, handwritten digits present extreme intra-class variability. Human writers introduce dramatic variations in pen stroke thickness, baseline slant angles (ranging from -25° to +30°), topological loop formations (such as open versus closed loops in digits 4, 6, and 9), scale disparities, and localized sensor noise.</w:t>
       </w:r>
       <w:r>
         <w:rPr>
@@ -9542,7 +9926,30 @@
           <w:sz w:val="24"/>
         </w:rPr>
         <w:br/>
-        <w:t>Classical machine learning approaches, such as Multinomial Logistic Regression or Multilayer Perceptrons operating on flat 784-dimensional pixel vectors, discard the vital spatial 2D topology and translational invariance inherent to visual data. Furthermore, standard neural networks frequently output overconfident probability estimates that do not reflect empirical accuracy, leading to silent failures when encountering degraded or out-of-distribution inputs. DigitVision AI is motivated by the critical need for an end-to-end, trustworthy handwritten digit intelligence platform. Rather than merely training an isolated classifier, DigitVision AI integrates leak-free canonical preprocessing, deep convolutional feature extraction, post-hoc temperature confidence calibration, visual Gradient-weighted Class Activation Mapping (Grad-CAM) explainability, and an interactive real-time telemetry inference dashboard to establish an auditable, production-grade vision system.</w:t>
+      </w:r>
+      <w:r>
+        <w:rPr>
+          <w:rFonts w:ascii="Times New Roman" w:hAnsi="Times New Roman"/>
+          <w:color w:val="000000"/>
+          <w:sz w:val="24"/>
+        </w:rPr>
+        <w:br/>
+      </w:r>
+      <w:r>
+        <w:rPr>
+          <w:rFonts w:ascii="Times New Roman" w:hAnsi="Times New Roman"/>
+          <w:color w:val="000000"/>
+          <w:sz w:val="24"/>
+        </w:rPr>
+        <w:t xml:space="preserve">Classical machine learning approaches, such as Multinomial Logistic Regression or Multilayer Perceptrons operating on flat 784-dimensional pixel vectors, discard the vital spatial 2D topology and translational invariance inherent to visual data. Furthermore, standard neural networks frequently output overconfident probability estimates that do not reflect empirical accuracy, leading to silent failures when encountering degraded or out-of-distribution inputs. DigitVision AI is motivated by the critical need </w:t>
+      </w:r>
+      <w:r>
+        <w:rPr>
+          <w:rFonts w:ascii="Times New Roman" w:hAnsi="Times New Roman"/>
+          <w:color w:val="000000"/>
+          <w:sz w:val="24"/>
+        </w:rPr>
+        <w:t>for an end-to-end, trustworthy handwritten digit intelligence platform. Rather than merely training an isolated classifier, DigitVision AI integrates leak-free canonical preprocessing, deep convolutional feature extraction, post-hoc temperature confidence calibration, visual Gradient-weighted Class Activation Mapping (Grad-CAM) explainability, and an interactive real-time telemetry inference dashboard to establish an auditable, production-grade vision system.</w:t>
       </w:r>
     </w:p>
     <w:p>
@@ -9589,7 +9996,6 @@
           <w:sz w:val="24"/>
         </w:rPr>
         <w:br/>
-        <w:t xml:space="preserve">To qualify as an enterprise-grade vision pipeline, the system must address three fundamental operational challenges: (1) Invariant Preprocessing: User-drawn sketches created on digital canvases exhibit arbitrary positioning, scale, and stroke thickness, requiring an authoritative preprocessing pipeline that maps arbitrary inputs into a standardized 28×28 tensor representation; (2) Confidence Calibration: The model must provide reliable uncertainty estimates via temperature scaling so that ambiguous or </w:t>
       </w:r>
       <w:r>
         <w:rPr>
@@ -9597,7 +10003,14 @@
           <w:color w:val="000000"/>
           <w:sz w:val="24"/>
         </w:rPr>
-        <w:lastRenderedPageBreak/>
+        <w:t xml:space="preserve">To qualify as an enterprise-grade vision pipeline, the system must address three fundamental operational challenges: (1) Invariant Preprocessing: User-drawn sketches created on digital canvases exhibit arbitrary positioning, scale, and stroke thickness, requiring an authoritative preprocessing pipeline that maps arbitrary inputs into a standardized 28×28 tensor representation; (2) Confidence Calibration: The model must provide reliable uncertainty estimates via temperature scaling so that ambiguous or </w:t>
+      </w:r>
+      <w:r>
+        <w:rPr>
+          <w:rFonts w:ascii="Times New Roman" w:hAnsi="Times New Roman"/>
+          <w:color w:val="000000"/>
+          <w:sz w:val="24"/>
+        </w:rPr>
         <w:t>corrupted inputs can be flagged rather than falsely predicted with overconfidence; and (3) Visual Explainability: The model must generate pixel-level attribution maps (via Grad-CAM) verifying that classification decisions are driven by genuine morphological digit features rather than background artifacts. The platform must achieve ≥ 98.0% test accuracy while maintaining sub-20 ms inference latency on commodity edge CPU hardware.</w:t>
       </w:r>
     </w:p>
@@ -9645,7 +10058,6 @@
           <w:sz w:val="24"/>
         </w:rPr>
         <w:br/>
-        <w:t>A deep parameterized hypothesis f_θ : X → ℝ^10 maps the input tensor X to a 10-dimensional vector of unnormalized class logits z = [z_0, z_1, ..., z_9]^T, parameterized by weight tensor θ. The class conditional posterior probability distribution is computed via the standard Softmax activation function: p_i = exp(z_i) / [ Σ_j=0^9 exp(z_j) ], ∀ i ∈ {0, ..., 9}.</w:t>
       </w:r>
       <w:r>
         <w:rPr>
@@ -9653,7 +10065,7 @@
           <w:color w:val="000000"/>
           <w:sz w:val="24"/>
         </w:rPr>
-        <w:br/>
+        <w:t>A deep parameterized hypothesis f_θ : X → ℝ^10 maps the input tensor X to a 10-dimensional vector of unnormalized class logits z = [z_0, z_1, ..., z_9]^T, parameterized by weight tensor θ. The class conditional posterior probability distribution is computed via the standard Softmax activation function: p_i = exp(z_i) / [ Σ_j=0^9 exp(z_j) ], ∀ i ∈ {0, ..., 9}.</w:t>
       </w:r>
       <w:r>
         <w:rPr>
@@ -9662,6 +10074,21 @@
           <w:sz w:val="24"/>
         </w:rPr>
         <w:br/>
+      </w:r>
+      <w:r>
+        <w:rPr>
+          <w:rFonts w:ascii="Times New Roman" w:hAnsi="Times New Roman"/>
+          <w:color w:val="000000"/>
+          <w:sz w:val="24"/>
+        </w:rPr>
+        <w:br/>
+      </w:r>
+      <w:r>
+        <w:rPr>
+          <w:rFonts w:ascii="Times New Roman" w:hAnsi="Times New Roman"/>
+          <w:color w:val="000000"/>
+          <w:sz w:val="24"/>
+        </w:rPr>
         <w:t>The discrete class prediction y_hat is obtained via the maximum a posteriori (MAP) decision rule: y_hat = argmax_i p_i. The model parameters θ are optimized by minimizing the empirical Categorical Cross-Entropy loss over N training instances with L2 weight regularization penalty: L(θ) = - (1/N) Σ_n=1^N Σ_c=0^9 y_n,c log(p_n,c) + (λ/2) ||θ||_2^2. Cross-entropy provides a smooth optimization surface, penalizing confident incorrect predictions with steep gradient slopes.</w:t>
       </w:r>
     </w:p>
@@ -10069,7 +10496,6 @@
                 <w:color w:val="000000"/>
                 <w:sz w:val="20"/>
               </w:rPr>
-              <w:lastRenderedPageBreak/>
               <w:t>Target performance</w:t>
             </w:r>
           </w:p>
@@ -10138,7 +10564,6 @@
           <w:sz w:val="24"/>
         </w:rPr>
         <w:br/>
-        <w:t>1. Implement a leak-free canonical preprocessing pipeline integrating Otsu adaptive thresholding, aspect-ratio-preserving proportional scaling, and center-of-mass alignment to enforce invariant tensor representations across both training and live interactive canvas inputs.</w:t>
       </w:r>
       <w:r>
         <w:rPr>
@@ -10146,8 +10571,7 @@
           <w:color w:val="000000"/>
           <w:sz w:val="24"/>
         </w:rPr>
-        <w:br/>
-        <w:t>2. Benchmark seven diverse machine learning algorithms spanning non-parametric heuristics, classical convex baselines, non-linear ensembles, and deep convolutional networks to empirically justify the superiority of spatial feature learning.</w:t>
+        <w:t>1. Implement a leak-free canonical preprocessing pipeline integrating Otsu adaptive thresholding, aspect-ratio-preserving proportional scaling, and center-of-mass alignment to enforce invariant tensor representations across both training and live interactive canvas inputs.</w:t>
       </w:r>
       <w:r>
         <w:rPr>
@@ -10156,7 +10580,6 @@
           <w:sz w:val="24"/>
         </w:rPr>
         <w:br/>
-        <w:t>3. Design, optimize, and train the DigitVision DeepConvNet architecture to surpass 98.0% test accuracy and 0.980 macro F1-score.</w:t>
       </w:r>
       <w:r>
         <w:rPr>
@@ -10164,7 +10587,31 @@
           <w:color w:val="000000"/>
           <w:sz w:val="24"/>
         </w:rPr>
+        <w:t>2. Benchmark seven diverse machine learning algorithms spanning non-parametric heuristics, classical convex baselines, non-linear ensembles, and deep convolutional networks to empirically justify the superiority of spatial feature learning.</w:t>
+      </w:r>
+      <w:r>
+        <w:rPr>
+          <w:rFonts w:ascii="Times New Roman" w:hAnsi="Times New Roman"/>
+          <w:color w:val="000000"/>
+          <w:sz w:val="24"/>
+        </w:rPr>
         <w:br/>
+        <w:t>3. Design, optimize, and train the DigitVision DeepConvNet architecture to surpass 98.0% test accuracy and 0.980 macro F1-score.</w:t>
+      </w:r>
+      <w:r>
+        <w:rPr>
+          <w:rFonts w:ascii="Times New Roman" w:hAnsi="Times New Roman"/>
+          <w:color w:val="000000"/>
+          <w:sz w:val="24"/>
+        </w:rPr>
+        <w:br/>
+      </w:r>
+      <w:r>
+        <w:rPr>
+          <w:rFonts w:ascii="Times New Roman" w:hAnsi="Times New Roman"/>
+          <w:color w:val="000000"/>
+          <w:sz w:val="24"/>
+        </w:rPr>
         <w:t>4. Formulate and implement post-hoc temperature scaling (T) and Expected Calibration Error (ECE) quantification to eliminate neural overconfidence.</w:t>
       </w:r>
       <w:r>
@@ -10198,7 +10645,6 @@
           <w:b/>
           <w:color w:val="000000"/>
         </w:rPr>
-        <w:lastRenderedPageBreak/>
         <w:t>1.5  Scope and Limitations</w:t>
       </w:r>
       <w:r>
@@ -10224,7 +10670,6 @@
           <w:sz w:val="24"/>
         </w:rPr>
         <w:br/>
-        <w:t>1. Single-Digit Segmentation: The system is designed for isolated individual characters and does not include connected cursive script segmentation or multi-digit string parsing (e.g., continuous postal ZIP codes or mathematical equations).</w:t>
       </w:r>
       <w:r>
         <w:rPr>
@@ -10232,6 +10677,14 @@
           <w:color w:val="000000"/>
           <w:sz w:val="24"/>
         </w:rPr>
+        <w:t>1. Single-Digit Segmentation: The system is designed for isolated individual characters and does not include connected cursive script segmentation or multi-digit string parsing (e.g., continuous postal ZIP codes or mathematical equations).</w:t>
+      </w:r>
+      <w:r>
+        <w:rPr>
+          <w:rFonts w:ascii="Times New Roman" w:hAnsi="Times New Roman"/>
+          <w:color w:val="000000"/>
+          <w:sz w:val="24"/>
+        </w:rPr>
         <w:br/>
         <w:t>2. Grayscale Constraint: Color images are automatically converted to single-channel luminance, discarding chromatic information.</w:t>
       </w:r>
@@ -10242,6 +10695,13 @@
           <w:sz w:val="24"/>
         </w:rPr>
         <w:br/>
+      </w:r>
+      <w:r>
+        <w:rPr>
+          <w:rFonts w:ascii="Times New Roman" w:hAnsi="Times New Roman"/>
+          <w:color w:val="000000"/>
+          <w:sz w:val="24"/>
+        </w:rPr>
         <w:t>3. Isolated Character Domain: Input characters outside the numerical domain (such as Latin alphabetic characters or mathematical operators) are outside the current label vocabulary and are addressed via uncertainty flagging rather than open-set recognition.</w:t>
       </w:r>
     </w:p>
@@ -10287,7 +10747,6 @@
           <w:sz w:val="24"/>
         </w:rPr>
         <w:br/>
-        <w:t>• Chapter 2 (Literature Survey): Reviews historical and modern document recognition literature and identifies critical research gaps.</w:t>
       </w:r>
       <w:r>
         <w:rPr>
@@ -10295,6 +10754,14 @@
           <w:color w:val="000000"/>
           <w:sz w:val="24"/>
         </w:rPr>
+        <w:t>• Chapter 2 (Literature Survey): Reviews historical and modern document recognition literature and identifies critical research gaps.</w:t>
+      </w:r>
+      <w:r>
+        <w:rPr>
+          <w:rFonts w:ascii="Times New Roman" w:hAnsi="Times New Roman"/>
+          <w:color w:val="000000"/>
+          <w:sz w:val="24"/>
+        </w:rPr>
         <w:br/>
         <w:t>• Chapter 3 (Dataset Description): Details the NIST SD-19/MNIST benchmark, statistical provenance, class distribution, and data dictionary.</w:t>
       </w:r>
@@ -10314,7 +10781,6 @@
           <w:sz w:val="24"/>
         </w:rPr>
         <w:br/>
-        <w:t>• Chapter 5 (Methodology &amp; Model Design): Formulates system architecture, baseline models, the proposed DeepConvNet, and hyperparameters.</w:t>
       </w:r>
       <w:r>
         <w:rPr>
@@ -10322,6 +10788,14 @@
           <w:color w:val="000000"/>
           <w:sz w:val="24"/>
         </w:rPr>
+        <w:t>• Chapter 5 (Methodology &amp; Model Design): Formulates system architecture, baseline models, the proposed DeepConvNet, and hyperparameters.</w:t>
+      </w:r>
+      <w:r>
+        <w:rPr>
+          <w:rFonts w:ascii="Times New Roman" w:hAnsi="Times New Roman"/>
+          <w:color w:val="000000"/>
+          <w:sz w:val="24"/>
+        </w:rPr>
         <w:br/>
         <w:t>• Chapter 6 (Model Training &amp; Convergence): Analyzes training dynamics, epoch logs, loss/accuracy curves, and overfitting diagnoses.</w:t>
       </w:r>
@@ -10341,6 +10815,13 @@
           <w:sz w:val="24"/>
         </w:rPr>
         <w:br/>
+      </w:r>
+      <w:r>
+        <w:rPr>
+          <w:rFonts w:ascii="Times New Roman" w:hAnsi="Times New Roman"/>
+          <w:color w:val="000000"/>
+          <w:sz w:val="24"/>
+        </w:rPr>
         <w:t>• Chapter 8 (Responsible AI): Evaluates demographic fairness, privacy protection, environmental efficiency, and safe deployment protocols.</w:t>
       </w:r>
       <w:r>
@@ -10366,7 +10847,6 @@
           <w:b/>
           <w:bCs/>
         </w:rPr>
-        <w:lastRenderedPageBreak/>
         <w:t>CHAPTER 2</w:t>
       </w:r>
     </w:p>
@@ -10413,7 +10893,7 @@
           <w:color w:val="000000"/>
           <w:sz w:val="24"/>
         </w:rPr>
-        <w:t>The domain of automated handwritten digit recognition has evolved over three decades, driven by advancements in optical character recognition (OCR) and neural network architectures. Yann LeCun et al. (1998) [1] introduced LeNet-5, establishing convolutional weight sharing, spatial feature maps, and subsampling as the definitive standard for visual pattern recognition, achieving an unprecedented 98.0% accuracy on MNIST. Dan Cireșan et al. (2012) [2] extended convolutional approaches using multi-column deep neural networks accelerated by graphical processing units (GPUs), achieving a human-competitive error rate of 0.23% on MNIST, but at the expense of massive computational overhead and complete opacity.</w:t>
+        <w:t>The domain of automated handwritten digit recognition has evolved over three decades, driven by advancements in optical character recognition (OCR) and neural network architectures. Yann LeCun et al. (1998) [1] introduced LeNet-5, establishing convolutional weight sharing, spatial feature maps, and subsampling as the definitive standard for visual pattern recognition, achieving an unprecedented 98.0% accuracy on MNIST. Dan Cireșan et al. (2012) [2] extended convolutional approaches using multi-column deep n</w:t>
       </w:r>
       <w:r>
         <w:rPr>
@@ -10421,7 +10901,7 @@
           <w:color w:val="000000"/>
           <w:sz w:val="24"/>
         </w:rPr>
-        <w:br/>
+        <w:t>eural networks accelerated by graphical processing units (GPUs), achieving a human-competitive error rate of 0.23% on MNIST, but at the expense of massive computational overhead and complete opacity.</w:t>
       </w:r>
       <w:r>
         <w:rPr>
@@ -10430,7 +10910,30 @@
           <w:sz w:val="24"/>
         </w:rPr>
         <w:br/>
-        <w:t>In classical machine learning, Fabian Pedregosa et al. (2011) [4] established reference implementations for Support Vector Machines (SVM) and Random Forests within scikit-learn, demonstrating that non-linear kernel SVMs can achieve ~96% accuracy on flattened raw pixel features. In the field of model trust, Chuan Guo et al. (2017) [5] demonstrated that modern deep neural networks with batch normalization and high depth suffer from severe probability overconfidence, and introduced temperature scaling as an effective post-hoc calibration technique. For interpretability, Ramprasaath Selvaraju et al. (2017) [6] formulated Gradient-weighted Class Activation Mapping (Grad-CAM), using the gradient of the target class score with respect to convolutional feature maps to produce visual heatmaps without requiring model retraining.</w:t>
+      </w:r>
+      <w:r>
+        <w:rPr>
+          <w:rFonts w:ascii="Times New Roman" w:hAnsi="Times New Roman"/>
+          <w:color w:val="000000"/>
+          <w:sz w:val="24"/>
+        </w:rPr>
+        <w:br/>
+      </w:r>
+      <w:r>
+        <w:rPr>
+          <w:rFonts w:ascii="Times New Roman" w:hAnsi="Times New Roman"/>
+          <w:color w:val="000000"/>
+          <w:sz w:val="24"/>
+        </w:rPr>
+        <w:t>In classical machine learning, Fabian Pedregosa et al. (2011) [4] established reference implementations for Support Vector Machines (SVM) and Random Forests within scikit-learn, demonstrating that non-linear kernel SVMs can achieve ~96% accuracy on flattened raw pixel features. In the field of model trust, Chuan Guo et al. (2017) [5] demonstrated that modern deep neural networks with batch normalization and high depth suffer from severe probability overconfidence, and introduced temperature scaling as an ef</w:t>
+      </w:r>
+      <w:r>
+        <w:rPr>
+          <w:rFonts w:ascii="Times New Roman" w:hAnsi="Times New Roman"/>
+          <w:color w:val="000000"/>
+          <w:sz w:val="24"/>
+        </w:rPr>
+        <w:t>fective post-hoc calibration technique. For interpretability, Ramprasaath Selvaraju et al. (2017) [6] formulated Gradient-weighted Class Activation Mapping (Grad-CAM), using the gradient of the target class score with respect to convolutional feature maps to produce visual heatmaps without requiring model retraining.</w:t>
       </w:r>
     </w:p>
     <w:p>
@@ -10904,7 +11407,6 @@
                 <w:color w:val="000000"/>
                 <w:sz w:val="20"/>
               </w:rPr>
-              <w:lastRenderedPageBreak/>
               <w:t>3</w:t>
             </w:r>
           </w:p>
@@ -11286,7 +11788,6 @@
           <w:b/>
           <w:color w:val="000000"/>
         </w:rPr>
-        <w:lastRenderedPageBreak/>
         <w:t>2.2Research</w:t>
       </w:r>
       <w:r>
@@ -11337,7 +11838,6 @@
           <w:sz w:val="24"/>
         </w:rPr>
         <w:br/>
-        <w:t>2. Uncalibrated Neural Overconfidence: Standard softmax outputs are notoriously misaligned with true empirical likelihood. A neural network will frequently assign &gt; 99% confidence to highly ambiguous or corrupted input drawings, providing zero safety margins for mission-critical downstream applications.</w:t>
       </w:r>
       <w:r>
         <w:rPr>
@@ -11345,7 +11845,22 @@
           <w:color w:val="000000"/>
           <w:sz w:val="24"/>
         </w:rPr>
+        <w:t>2. Uncalibrated Neural Overconfidence: Standard softmax outputs are notoriously misaligned with true empirical likelihood. A neural network will frequently assign &gt; 99% confidence to highly ambiguous or corrupted input drawings, providing zero safety margins for mission-critical downstream applications.</w:t>
+      </w:r>
+      <w:r>
+        <w:rPr>
+          <w:rFonts w:ascii="Times New Roman" w:hAnsi="Times New Roman"/>
+          <w:color w:val="000000"/>
+          <w:sz w:val="24"/>
+        </w:rPr>
         <w:br/>
+      </w:r>
+      <w:r>
+        <w:rPr>
+          <w:rFonts w:ascii="Times New Roman" w:hAnsi="Times New Roman"/>
+          <w:color w:val="000000"/>
+          <w:sz w:val="24"/>
+        </w:rPr>
         <w:t>3. Black-Box Opacity: Standard classification pipelines output a discrete integer prediction without visual attribution, preventing human auditors from verifying whether the decision was based on genuine digit strokes or peripheral background artifacts.</w:t>
       </w:r>
       <w:r>
@@ -11404,7 +11919,6 @@
           <w:sz w:val="24"/>
         </w:rPr>
         <w:br/>
-        <w:t>• Multi-Paradigm Benchmarking: Evaluates seven distinct learning algorithms to establish rigorous empirical baselines before selecting the optimal architecture.</w:t>
       </w:r>
       <w:r>
         <w:rPr>
@@ -11412,6 +11926,14 @@
           <w:color w:val="000000"/>
           <w:sz w:val="24"/>
         </w:rPr>
+        <w:t>• Multi-Paradigm Benchmarking: Evaluates seven distinct learning algorithms to establish rigorous empirical baselines before selecting the optimal architecture.</w:t>
+      </w:r>
+      <w:r>
+        <w:rPr>
+          <w:rFonts w:ascii="Times New Roman" w:hAnsi="Times New Roman"/>
+          <w:color w:val="000000"/>
+          <w:sz w:val="24"/>
+        </w:rPr>
         <w:br/>
         <w:t>• DigitVision DeepConvNet: A specialized dual-block convolutional architecture equipped with batch normalization and spatial dropout, achieving 98.31% test accuracy.</w:t>
       </w:r>
@@ -11422,6 +11944,13 @@
           <w:sz w:val="24"/>
         </w:rPr>
         <w:br/>
+      </w:r>
+      <w:r>
+        <w:rPr>
+          <w:rFonts w:ascii="Times New Roman" w:hAnsi="Times New Roman"/>
+          <w:color w:val="000000"/>
+          <w:sz w:val="24"/>
+        </w:rPr>
         <w:t>• Post-Hoc Temperature Calibration: Optimizes temperature parameter T = 0.9170, reducing Expected Calibration Error (ECE) to 0.0031 while using Shannon entropy to detect out-of-distribution inputs.</w:t>
       </w:r>
       <w:r>
@@ -11462,7 +11991,6 @@
           <w:b/>
           <w:bCs/>
         </w:rPr>
-        <w:lastRenderedPageBreak/>
         <w:t>CHAPTER 3</w:t>
       </w:r>
     </w:p>
@@ -11515,7 +12043,15 @@
           <w:color w:val="000000"/>
           <w:sz w:val="24"/>
         </w:rPr>
-        <w:t>The experimental foundation of DigitVision AI is established upon the authoritative Modified National Institute of Standards and Technology (MNIST) benchmark database, derived from NIST Special Database 19 (SD-19) and Special Database 3 (SD-3). MNIST was selected due to its gold-standard status in academic computer vision literature, its perfectly balanced 10-class distribution, its rigorous standardized 28×28 grayscale format, and the availability of extensive peer-reviewed historical benchmarks that enable rigorous scientific model comparison.</w:t>
+        <w:t>The experimental foundation of DigitVision AI is established upon the authoritative Modified National Institute of Standards and Technology (MNIST) benchmark database, derived from NIST Special Database 19 (SD-19) and Special Database 3 (SD-3). MNIST was selected due to its gold-standard status in academic computer vision literature, its perfectly balanced 10-class distribution, its rigorous standardized 28×28 grayscale format, and the availability of extensive peer-reviewed historical benchmarks that enabl</w:t>
+      </w:r>
+      <w:r>
+        <w:rPr>
+          <w:rFonts w:ascii="Times New Roman" w:hAnsi="Times New Roman"/>
+          <w:color w:val="000000"/>
+          <w:sz w:val="24"/>
+        </w:rPr>
+        <w:t>e rigorous scientific model comparison.</w:t>
       </w:r>
     </w:p>
     <w:p>
@@ -12060,18 +12596,21 @@
             <w:tcW w:w="3800" w:type="dxa"/>
             <w:shd w:val="clear" w:color="auto" w:fill="DEEAF6"/>
             <w:vAlign w:val="center"/>
-          </w:tcPr>
-          <w:p>
-            <w:pPr>
-              <w:spacing w:before="40" w:after="40"/>
-              <w:jc w:val="both"/>
-            </w:pPr>
-            <w:r>
-              <w:rPr>
-                <w:rFonts w:ascii="Times New Roman" w:hAnsi="Times New Roman"/>
-                <w:b/>
-                <w:color w:val="000000"/>
-                <w:sz w:val="20"/>
+            <w:shd w:fill="F2F2F2"/>
+          </w:tcPr>
+          <w:p>
+            <w:pPr>
+              <w:spacing w:before="40" w:after="40" w:line="276" w:lineRule="auto"/>
+              <w:jc w:val="left"/>
+            </w:pPr>
+            <w:r/>
+            <w:r>
+              <w:rPr>
+                <w:rFonts w:ascii="Times New Roman" w:hAnsi="Times New Roman"/>
+                <w:b/>
+                <w:i w:val="0"/>
+                <w:color w:val="1A1A1A"/>
+                <w:sz w:val="19"/>
               </w:rPr>
               <w:t>Dataset name</w:t>
             </w:r>
@@ -12085,14 +12624,17 @@
           </w:tcPr>
           <w:p>
             <w:pPr>
-              <w:spacing w:before="40" w:after="40"/>
-              <w:jc w:val="both"/>
-            </w:pPr>
-            <w:r>
-              <w:rPr>
-                <w:rFonts w:ascii="Times New Roman" w:hAnsi="Times New Roman"/>
-                <w:color w:val="000000"/>
-                <w:sz w:val="20"/>
+              <w:spacing w:before="40" w:after="40" w:line="276" w:lineRule="auto"/>
+              <w:jc w:val="left"/>
+            </w:pPr>
+            <w:r/>
+            <w:r>
+              <w:rPr>
+                <w:rFonts w:ascii="Times New Roman" w:hAnsi="Times New Roman"/>
+                <w:b w:val="0"/>
+                <w:i w:val="0"/>
+                <w:color w:val="1A1A1A"/>
+                <w:sz w:val="19"/>
               </w:rPr>
               <w:t>MNIST (Modified National Institute of Standards and Technology database)</w:t>
             </w:r>
@@ -12109,20 +12651,23 @@
           <w:tcPr>
             <w:tcW w:w="3800" w:type="dxa"/>
             <w:vAlign w:val="center"/>
-          </w:tcPr>
-          <w:p>
-            <w:pPr>
-              <w:spacing w:before="40" w:after="40"/>
-              <w:jc w:val="both"/>
-            </w:pPr>
-            <w:r>
-              <w:rPr>
-                <w:rFonts w:ascii="Times New Roman" w:hAnsi="Times New Roman"/>
-                <w:b/>
-                <w:color w:val="000000"/>
-                <w:sz w:val="20"/>
-              </w:rPr>
-              <w:t>Dataset name</w:t>
+            <w:shd w:fill="F2F2F2"/>
+          </w:tcPr>
+          <w:p>
+            <w:pPr>
+              <w:spacing w:before="40" w:after="40" w:line="276" w:lineRule="auto"/>
+              <w:jc w:val="left"/>
+            </w:pPr>
+            <w:r/>
+            <w:r>
+              <w:rPr>
+                <w:rFonts w:ascii="Times New Roman" w:hAnsi="Times New Roman"/>
+                <w:b/>
+                <w:i w:val="0"/>
+                <w:color w:val="1A1A1A"/>
+                <w:sz w:val="19"/>
+              </w:rPr>
+              <w:t>Originating Curators</w:t>
             </w:r>
           </w:p>
         </w:tc>
@@ -12133,16 +12678,19 @@
           </w:tcPr>
           <w:p>
             <w:pPr>
-              <w:spacing w:before="40" w:after="40"/>
-              <w:jc w:val="both"/>
-            </w:pPr>
-            <w:r>
-              <w:rPr>
-                <w:rFonts w:ascii="Times New Roman" w:hAnsi="Times New Roman"/>
-                <w:color w:val="000000"/>
-                <w:sz w:val="20"/>
-              </w:rPr>
-              <w:t>MNIST (Modified National Institute of Standards and Technology)</w:t>
+              <w:spacing w:before="40" w:after="40" w:line="276" w:lineRule="auto"/>
+              <w:jc w:val="left"/>
+            </w:pPr>
+            <w:r/>
+            <w:r>
+              <w:rPr>
+                <w:rFonts w:ascii="Times New Roman" w:hAnsi="Times New Roman"/>
+                <w:b w:val="0"/>
+                <w:i w:val="0"/>
+                <w:color w:val="1A1A1A"/>
+                <w:sz w:val="19"/>
+              </w:rPr>
+              <w:t>Yann LeCun (Courant Institute, NYU) and Corinna Cortes (Google Research)</w:t>
             </w:r>
           </w:p>
         </w:tc>
@@ -12157,20 +12705,23 @@
           <w:tcPr>
             <w:tcW w:w="3800" w:type="dxa"/>
             <w:vAlign w:val="center"/>
-          </w:tcPr>
-          <w:p>
-            <w:pPr>
-              <w:spacing w:before="40" w:after="40"/>
-              <w:jc w:val="both"/>
-            </w:pPr>
-            <w:r>
-              <w:rPr>
-                <w:rFonts w:ascii="Times New Roman" w:hAnsi="Times New Roman"/>
-                <w:b/>
-                <w:color w:val="000000"/>
-                <w:sz w:val="20"/>
-              </w:rPr>
-              <w:t>Source / Repository</w:t>
+            <w:shd w:fill="F2F2F2"/>
+          </w:tcPr>
+          <w:p>
+            <w:pPr>
+              <w:spacing w:before="40" w:after="40" w:line="276" w:lineRule="auto"/>
+              <w:jc w:val="left"/>
+            </w:pPr>
+            <w:r/>
+            <w:r>
+              <w:rPr>
+                <w:rFonts w:ascii="Times New Roman" w:hAnsi="Times New Roman"/>
+                <w:b/>
+                <w:i w:val="0"/>
+                <w:color w:val="1A1A1A"/>
+                <w:sz w:val="19"/>
+              </w:rPr>
+              <w:t>Source Corpora</w:t>
             </w:r>
           </w:p>
         </w:tc>
@@ -12181,16 +12732,19 @@
           </w:tcPr>
           <w:p>
             <w:pPr>
-              <w:spacing w:before="40" w:after="40"/>
-              <w:jc w:val="both"/>
-            </w:pPr>
-            <w:r>
-              <w:rPr>
-                <w:rFonts w:ascii="Times New Roman" w:hAnsi="Times New Roman"/>
-                <w:color w:val="000000"/>
-                <w:sz w:val="20"/>
-              </w:rPr>
-              <w:t>Yann LeCun, Corinna Cortes, Christopher Burges / NIST Special Database 19/3</w:t>
+              <w:spacing w:before="40" w:after="40" w:line="276" w:lineRule="auto"/>
+              <w:jc w:val="left"/>
+            </w:pPr>
+            <w:r/>
+            <w:r>
+              <w:rPr>
+                <w:rFonts w:ascii="Times New Roman" w:hAnsi="Times New Roman"/>
+                <w:b w:val="0"/>
+                <w:i w:val="0"/>
+                <w:color w:val="1A1A1A"/>
+                <w:sz w:val="19"/>
+              </w:rPr>
+              <w:t>NIST Special Database 3 (SD-3) and Special Database 19 (SD-19)</w:t>
             </w:r>
           </w:p>
         </w:tc>
@@ -12205,18 +12759,21 @@
           <w:tcPr>
             <w:tcW w:w="3800" w:type="dxa"/>
             <w:vAlign w:val="center"/>
-          </w:tcPr>
-          <w:p>
-            <w:pPr>
-              <w:spacing w:before="40" w:after="40"/>
-              <w:jc w:val="both"/>
-            </w:pPr>
-            <w:r>
-              <w:rPr>
-                <w:rFonts w:ascii="Times New Roman" w:hAnsi="Times New Roman"/>
-                <w:b/>
-                <w:color w:val="000000"/>
-                <w:sz w:val="20"/>
+            <w:shd w:fill="F2F2F2"/>
+          </w:tcPr>
+          <w:p>
+            <w:pPr>
+              <w:spacing w:before="40" w:after="40" w:line="276" w:lineRule="auto"/>
+              <w:jc w:val="left"/>
+            </w:pPr>
+            <w:r/>
+            <w:r>
+              <w:rPr>
+                <w:rFonts w:ascii="Times New Roman" w:hAnsi="Times New Roman"/>
+                <w:b/>
+                <w:i w:val="0"/>
+                <w:color w:val="1A1A1A"/>
+                <w:sz w:val="19"/>
               </w:rPr>
               <w:t>Access URL / DOI</w:t>
             </w:r>
@@ -12229,16 +12786,19 @@
           </w:tcPr>
           <w:p>
             <w:pPr>
-              <w:spacing w:before="40" w:after="40"/>
-              <w:jc w:val="both"/>
-            </w:pPr>
-            <w:r>
-              <w:rPr>
-                <w:rFonts w:ascii="Times New Roman" w:hAnsi="Times New Roman"/>
-                <w:color w:val="000000"/>
-                <w:sz w:val="20"/>
-              </w:rPr>
-              <w:t>http://yann.lecun.com/exdb/mnist/ | IEEE DOI: 10.1109/5.726791 [1]</w:t>
+              <w:spacing w:before="40" w:after="40" w:line="276" w:lineRule="auto"/>
+              <w:jc w:val="left"/>
+            </w:pPr>
+            <w:r/>
+            <w:r>
+              <w:rPr>
+                <w:rFonts w:ascii="Times New Roman" w:hAnsi="Times New Roman"/>
+                <w:b w:val="0"/>
+                <w:i w:val="0"/>
+                <w:color w:val="1A1A1A"/>
+                <w:sz w:val="19"/>
+              </w:rPr>
+              <w:t>http://yann.lecun.com/exdb/mnist/ | https://storage.googleapis.com/tensorflow/tf-keras-datasets/mnist.npz | IEEE DOI: 10.1109/5.726791 [1]</w:t>
             </w:r>
           </w:p>
         </w:tc>
@@ -12253,18 +12813,21 @@
           <w:tcPr>
             <w:tcW w:w="3800" w:type="dxa"/>
             <w:vAlign w:val="center"/>
-          </w:tcPr>
-          <w:p>
-            <w:pPr>
-              <w:spacing w:before="40" w:after="40"/>
-              <w:jc w:val="both"/>
-            </w:pPr>
-            <w:r>
-              <w:rPr>
-                <w:rFonts w:ascii="Times New Roman" w:hAnsi="Times New Roman"/>
-                <w:b/>
-                <w:color w:val="000000"/>
-                <w:sz w:val="20"/>
+            <w:shd w:fill="F2F2F2"/>
+          </w:tcPr>
+          <w:p>
+            <w:pPr>
+              <w:spacing w:before="40" w:after="40" w:line="276" w:lineRule="auto"/>
+              <w:jc w:val="left"/>
+            </w:pPr>
+            <w:r/>
+            <w:r>
+              <w:rPr>
+                <w:rFonts w:ascii="Times New Roman" w:hAnsi="Times New Roman"/>
+                <w:b/>
+                <w:i w:val="0"/>
+                <w:color w:val="1A1A1A"/>
+                <w:sz w:val="19"/>
               </w:rPr>
               <w:t>Version / Release date</w:t>
             </w:r>
@@ -12277,16 +12840,19 @@
           </w:tcPr>
           <w:p>
             <w:pPr>
-              <w:spacing w:before="40" w:after="40"/>
-              <w:jc w:val="both"/>
-            </w:pPr>
-            <w:r>
-              <w:rPr>
-                <w:rFonts w:ascii="Times New Roman" w:hAnsi="Times New Roman"/>
-                <w:color w:val="000000"/>
-                <w:sz w:val="20"/>
-              </w:rPr>
-              <w:t>Original Release: 1998 | Current Canonical Distribution: v1.0</w:t>
+              <w:spacing w:before="40" w:after="40" w:line="276" w:lineRule="auto"/>
+              <w:jc w:val="left"/>
+            </w:pPr>
+            <w:r/>
+            <w:r>
+              <w:rPr>
+                <w:rFonts w:ascii="Times New Roman" w:hAnsi="Times New Roman"/>
+                <w:b w:val="0"/>
+                <w:i w:val="0"/>
+                <w:color w:val="1A1A1A"/>
+                <w:sz w:val="19"/>
+              </w:rPr>
+              <w:t>Original Release: 1998 | Canonical NPZ Distribution</w:t>
             </w:r>
           </w:p>
         </w:tc>
@@ -12301,20 +12867,22 @@
           <w:tcPr>
             <w:tcW w:w="3800" w:type="dxa"/>
             <w:vAlign w:val="center"/>
-          </w:tcPr>
-          <w:p>
-            <w:pPr>
-              <w:spacing w:before="40" w:after="40"/>
-              <w:jc w:val="both"/>
-            </w:pPr>
-            <w:r>
-              <w:rPr>
-                <w:rFonts w:ascii="Times New Roman" w:hAnsi="Times New Roman"/>
-                <w:b/>
-                <w:color w:val="000000"/>
-                <w:sz w:val="20"/>
-              </w:rPr>
-              <w:lastRenderedPageBreak/>
+            <w:shd w:fill="F2F2F2"/>
+          </w:tcPr>
+          <w:p>
+            <w:pPr>
+              <w:spacing w:before="40" w:after="40" w:line="276" w:lineRule="auto"/>
+              <w:jc w:val="left"/>
+            </w:pPr>
+            <w:r/>
+            <w:r>
+              <w:rPr>
+                <w:rFonts w:ascii="Times New Roman" w:hAnsi="Times New Roman"/>
+                <w:b/>
+                <w:i w:val="0"/>
+                <w:color w:val="1A1A1A"/>
+                <w:sz w:val="19"/>
+              </w:rPr>
               <w:t>License / Terms of use</w:t>
             </w:r>
           </w:p>
@@ -12326,16 +12894,19 @@
           </w:tcPr>
           <w:p>
             <w:pPr>
-              <w:spacing w:before="40" w:after="40"/>
-              <w:jc w:val="both"/>
-            </w:pPr>
-            <w:r>
-              <w:rPr>
-                <w:rFonts w:ascii="Times New Roman" w:hAnsi="Times New Roman"/>
-                <w:color w:val="000000"/>
-                <w:sz w:val="20"/>
-              </w:rPr>
-              <w:t>Creative Commons Attribution-ShareAlike 3.0 (CC BY-SA 3.0)</w:t>
+              <w:spacing w:before="40" w:after="40" w:line="276" w:lineRule="auto"/>
+              <w:jc w:val="left"/>
+            </w:pPr>
+            <w:r/>
+            <w:r>
+              <w:rPr>
+                <w:rFonts w:ascii="Times New Roman" w:hAnsi="Times New Roman"/>
+                <w:b w:val="0"/>
+                <w:i w:val="0"/>
+                <w:color w:val="1A1A1A"/>
+                <w:sz w:val="19"/>
+              </w:rPr>
+              <w:t>Creative Commons Attribution-Share Alike 3.0 (CC BY-SA 3.0)</w:t>
             </w:r>
           </w:p>
         </w:tc>
@@ -12350,20 +12921,23 @@
           <w:tcPr>
             <w:tcW w:w="3800" w:type="dxa"/>
             <w:vAlign w:val="center"/>
-          </w:tcPr>
-          <w:p>
-            <w:pPr>
-              <w:spacing w:before="40" w:after="40"/>
-              <w:jc w:val="both"/>
-            </w:pPr>
-            <w:r>
-              <w:rPr>
-                <w:rFonts w:ascii="Times New Roman" w:hAnsi="Times New Roman"/>
-                <w:b/>
-                <w:color w:val="000000"/>
-                <w:sz w:val="20"/>
-              </w:rPr>
-              <w:t>Collection methodology</w:t>
+            <w:shd w:fill="F2F2F2"/>
+          </w:tcPr>
+          <w:p>
+            <w:pPr>
+              <w:spacing w:before="40" w:after="40" w:line="276" w:lineRule="auto"/>
+              <w:jc w:val="left"/>
+            </w:pPr>
+            <w:r/>
+            <w:r>
+              <w:rPr>
+                <w:rFonts w:ascii="Times New Roman" w:hAnsi="Times New Roman"/>
+                <w:b/>
+                <w:i w:val="0"/>
+                <w:color w:val="1A1A1A"/>
+                <w:sz w:val="19"/>
+              </w:rPr>
+              <w:t>Local Storage &amp; Checksum</w:t>
             </w:r>
           </w:p>
         </w:tc>
@@ -12374,16 +12948,19 @@
           </w:tcPr>
           <w:p>
             <w:pPr>
-              <w:spacing w:before="40" w:after="40"/>
-              <w:jc w:val="both"/>
-            </w:pPr>
-            <w:r>
-              <w:rPr>
-                <w:rFonts w:ascii="Times New Roman" w:hAnsi="Times New Roman"/>
-                <w:color w:val="000000"/>
-                <w:sz w:val="20"/>
-              </w:rPr>
-              <w:t>High school students (SD-3) and Census Bureau employees (SD-19)</w:t>
+              <w:spacing w:before="40" w:after="40" w:line="276" w:lineRule="auto"/>
+              <w:jc w:val="left"/>
+            </w:pPr>
+            <w:r/>
+            <w:r>
+              <w:rPr>
+                <w:rFonts w:ascii="Times New Roman" w:hAnsi="Times New Roman"/>
+                <w:b w:val="0"/>
+                <w:i w:val="0"/>
+                <w:color w:val="1A1A1A"/>
+                <w:sz w:val="19"/>
+              </w:rPr>
+              <w:t>data/raw/mnist.npz (11,490,434 bytes / 10.96 MiB) | SHA-256: 731c5ac602752760c8e48fbffcf8c3b850d9dc2a2aedcf2cc48468fc17b673d1</w:t>
             </w:r>
           </w:p>
         </w:tc>
@@ -12398,20 +12975,23 @@
           <w:tcPr>
             <w:tcW w:w="3800" w:type="dxa"/>
             <w:vAlign w:val="center"/>
-          </w:tcPr>
-          <w:p>
-            <w:pPr>
-              <w:spacing w:before="40" w:after="40"/>
-              <w:jc w:val="both"/>
-            </w:pPr>
-            <w:r>
-              <w:rPr>
-                <w:rFonts w:ascii="Times New Roman" w:hAnsi="Times New Roman"/>
-                <w:b/>
-                <w:color w:val="000000"/>
-                <w:sz w:val="20"/>
-              </w:rPr>
-              <w:t>Date accessed / downloaded</w:t>
+            <w:shd w:fill="F2F2F2"/>
+          </w:tcPr>
+          <w:p>
+            <w:pPr>
+              <w:spacing w:before="40" w:after="40" w:line="276" w:lineRule="auto"/>
+              <w:jc w:val="left"/>
+            </w:pPr>
+            <w:r/>
+            <w:r>
+              <w:rPr>
+                <w:rFonts w:ascii="Times New Roman" w:hAnsi="Times New Roman"/>
+                <w:b/>
+                <w:i w:val="0"/>
+                <w:color w:val="1A1A1A"/>
+                <w:sz w:val="19"/>
+              </w:rPr>
+              <w:t>Date accessed / audited</w:t>
             </w:r>
           </w:p>
         </w:tc>
@@ -12422,16 +13002,19 @@
           </w:tcPr>
           <w:p>
             <w:pPr>
-              <w:spacing w:before="40" w:after="40"/>
-              <w:jc w:val="both"/>
-            </w:pPr>
-            <w:r>
-              <w:rPr>
-                <w:rFonts w:ascii="Times New Roman" w:hAnsi="Times New Roman"/>
-                <w:color w:val="000000"/>
-                <w:sz w:val="20"/>
-              </w:rPr>
-              <w:t>January 2026 (Verified via SHA-256 integrity checksums)</w:t>
+              <w:spacing w:before="40" w:after="40" w:line="276" w:lineRule="auto"/>
+              <w:jc w:val="left"/>
+            </w:pPr>
+            <w:r/>
+            <w:r>
+              <w:rPr>
+                <w:rFonts w:ascii="Times New Roman" w:hAnsi="Times New Roman"/>
+                <w:b w:val="0"/>
+                <w:i w:val="0"/>
+                <w:color w:val="1A1A1A"/>
+                <w:sz w:val="19"/>
+              </w:rPr>
+              <w:t>2026-10-12 (Verified 100% bit-for-bit identical via MNISTPipeline.verify_integrity())</w:t>
             </w:r>
           </w:p>
         </w:tc>
@@ -12534,18 +13117,21 @@
             <w:tcW w:w="4400" w:type="dxa"/>
             <w:shd w:val="clear" w:color="auto" w:fill="DEEAF6"/>
             <w:vAlign w:val="center"/>
-          </w:tcPr>
-          <w:p>
-            <w:pPr>
-              <w:spacing w:before="40" w:after="40"/>
-              <w:jc w:val="both"/>
-            </w:pPr>
-            <w:r>
-              <w:rPr>
-                <w:rFonts w:ascii="Times New Roman" w:hAnsi="Times New Roman"/>
-                <w:b/>
-                <w:color w:val="000000"/>
-                <w:sz w:val="20"/>
+            <w:shd w:fill="F2F2F2"/>
+          </w:tcPr>
+          <w:p>
+            <w:pPr>
+              <w:spacing w:before="40" w:after="40" w:line="276" w:lineRule="auto"/>
+              <w:jc w:val="left"/>
+            </w:pPr>
+            <w:r/>
+            <w:r>
+              <w:rPr>
+                <w:rFonts w:ascii="Times New Roman" w:hAnsi="Times New Roman"/>
+                <w:b/>
+                <w:i w:val="0"/>
+                <w:color w:val="1A1A1A"/>
+                <w:sz w:val="19"/>
               </w:rPr>
               <w:t>Total instances</w:t>
             </w:r>
@@ -12559,16 +13145,19 @@
           </w:tcPr>
           <w:p>
             <w:pPr>
-              <w:spacing w:before="40" w:after="40"/>
-              <w:jc w:val="both"/>
-            </w:pPr>
-            <w:r>
-              <w:rPr>
-                <w:rFonts w:ascii="Times New Roman" w:hAnsi="Times New Roman"/>
-                <w:color w:val="000000"/>
-                <w:sz w:val="20"/>
-              </w:rPr>
-              <w:t>70,000 (60,000 official training pool + 10,000 held-out test set)</w:t>
+              <w:spacing w:before="40" w:after="40" w:line="276" w:lineRule="auto"/>
+              <w:jc w:val="left"/>
+            </w:pPr>
+            <w:r/>
+            <w:r>
+              <w:rPr>
+                <w:rFonts w:ascii="Times New Roman" w:hAnsi="Times New Roman"/>
+                <w:b w:val="0"/>
+                <w:i w:val="0"/>
+                <w:color w:val="1A1A1A"/>
+                <w:sz w:val="19"/>
+              </w:rPr>
+              <w:t>70,000 images (60,000 raw training pool + 10,000 isolated official test set)</w:t>
             </w:r>
           </w:p>
         </w:tc>
@@ -12583,20 +13172,23 @@
           <w:tcPr>
             <w:tcW w:w="4400" w:type="dxa"/>
             <w:vAlign w:val="center"/>
-          </w:tcPr>
-          <w:p>
-            <w:pPr>
-              <w:spacing w:before="40" w:after="40"/>
-              <w:jc w:val="both"/>
-            </w:pPr>
-            <w:r>
-              <w:rPr>
-                <w:rFonts w:ascii="Times New Roman" w:hAnsi="Times New Roman"/>
-                <w:b/>
-                <w:color w:val="000000"/>
-                <w:sz w:val="20"/>
-              </w:rPr>
-              <w:t>Total instances</w:t>
+            <w:shd w:fill="F2F2F2"/>
+          </w:tcPr>
+          <w:p>
+            <w:pPr>
+              <w:spacing w:before="40" w:after="40" w:line="276" w:lineRule="auto"/>
+              <w:jc w:val="left"/>
+            </w:pPr>
+            <w:r/>
+            <w:r>
+              <w:rPr>
+                <w:rFonts w:ascii="Times New Roman" w:hAnsi="Times New Roman"/>
+                <w:b/>
+                <w:i w:val="0"/>
+                <w:color w:val="1A1A1A"/>
+                <w:sz w:val="19"/>
+              </w:rPr>
+              <w:t>Partitioning Breakdown</w:t>
             </w:r>
           </w:p>
         </w:tc>
@@ -12607,16 +13199,19 @@
           </w:tcPr>
           <w:p>
             <w:pPr>
-              <w:spacing w:before="40" w:after="40"/>
-              <w:jc w:val="both"/>
-            </w:pPr>
-            <w:r>
-              <w:rPr>
-                <w:rFonts w:ascii="Times New Roman" w:hAnsi="Times New Roman"/>
-                <w:color w:val="000000"/>
-                <w:sz w:val="20"/>
-              </w:rPr>
-              <w:t>70,000 images (60,000 official training set + 10,000 isolated official test set)</w:t>
+              <w:spacing w:before="40" w:after="40" w:line="276" w:lineRule="auto"/>
+              <w:jc w:val="left"/>
+            </w:pPr>
+            <w:r/>
+            <w:r>
+              <w:rPr>
+                <w:rFonts w:ascii="Times New Roman" w:hAnsi="Times New Roman"/>
+                <w:b w:val="0"/>
+                <w:i w:val="0"/>
+                <w:color w:val="1A1A1A"/>
+                <w:sz w:val="19"/>
+              </w:rPr>
+              <w:t>20,000 active train (28.57%), 3,000 validation (4.29%), 37,000 reserved (52.86%), 10,000 isolated test (14.29%)</w:t>
             </w:r>
           </w:p>
         </w:tc>
@@ -12631,18 +13226,21 @@
           <w:tcPr>
             <w:tcW w:w="4400" w:type="dxa"/>
             <w:vAlign w:val="center"/>
-          </w:tcPr>
-          <w:p>
-            <w:pPr>
-              <w:spacing w:before="40" w:after="40"/>
-              <w:jc w:val="both"/>
-            </w:pPr>
-            <w:r>
-              <w:rPr>
-                <w:rFonts w:ascii="Times New Roman" w:hAnsi="Times New Roman"/>
-                <w:b/>
-                <w:color w:val="000000"/>
-                <w:sz w:val="20"/>
+            <w:shd w:fill="F2F2F2"/>
+          </w:tcPr>
+          <w:p>
+            <w:pPr>
+              <w:spacing w:before="40" w:after="40" w:line="276" w:lineRule="auto"/>
+              <w:jc w:val="left"/>
+            </w:pPr>
+            <w:r/>
+            <w:r>
+              <w:rPr>
+                <w:rFonts w:ascii="Times New Roman" w:hAnsi="Times New Roman"/>
+                <w:b/>
+                <w:i w:val="0"/>
+                <w:color w:val="1A1A1A"/>
+                <w:sz w:val="19"/>
               </w:rPr>
               <w:t>Number of features</w:t>
             </w:r>
@@ -12655,14 +13253,17 @@
           </w:tcPr>
           <w:p>
             <w:pPr>
-              <w:spacing w:before="40" w:after="40"/>
-              <w:jc w:val="both"/>
-            </w:pPr>
-            <w:r>
-              <w:rPr>
-                <w:rFonts w:ascii="Times New Roman" w:hAnsi="Times New Roman"/>
-                <w:color w:val="000000"/>
-                <w:sz w:val="20"/>
+              <w:spacing w:before="40" w:after="40" w:line="276" w:lineRule="auto"/>
+              <w:jc w:val="left"/>
+            </w:pPr>
+            <w:r/>
+            <w:r>
+              <w:rPr>
+                <w:rFonts w:ascii="Times New Roman" w:hAnsi="Times New Roman"/>
+                <w:b w:val="0"/>
+                <w:i w:val="0"/>
+                <w:color w:val="1A1A1A"/>
+                <w:sz w:val="19"/>
               </w:rPr>
               <w:t>784 continuous pixel intensities (unrolled 28×28 single-channel grayscale raster)</w:t>
             </w:r>
@@ -12679,20 +13280,23 @@
           <w:tcPr>
             <w:tcW w:w="4400" w:type="dxa"/>
             <w:vAlign w:val="center"/>
-          </w:tcPr>
-          <w:p>
-            <w:pPr>
-              <w:spacing w:before="40" w:after="40"/>
-              <w:jc w:val="both"/>
-            </w:pPr>
-            <w:r>
-              <w:rPr>
-                <w:rFonts w:ascii="Times New Roman" w:hAnsi="Times New Roman"/>
-                <w:b/>
-                <w:color w:val="000000"/>
-                <w:sz w:val="20"/>
-              </w:rPr>
-              <w:t>Feature types</w:t>
+            <w:shd w:fill="F2F2F2"/>
+          </w:tcPr>
+          <w:p>
+            <w:pPr>
+              <w:spacing w:before="40" w:after="40" w:line="276" w:lineRule="auto"/>
+              <w:jc w:val="left"/>
+            </w:pPr>
+            <w:r/>
+            <w:r>
+              <w:rPr>
+                <w:rFonts w:ascii="Times New Roman" w:hAnsi="Times New Roman"/>
+                <w:b/>
+                <w:i w:val="0"/>
+                <w:color w:val="1A1A1A"/>
+                <w:sz w:val="19"/>
+              </w:rPr>
+              <w:t>Feature types &amp; Bounds</w:t>
             </w:r>
           </w:p>
         </w:tc>
@@ -12703,16 +13307,19 @@
           </w:tcPr>
           <w:p>
             <w:pPr>
-              <w:spacing w:before="40" w:after="40"/>
-              <w:jc w:val="both"/>
-            </w:pPr>
-            <w:r>
-              <w:rPr>
-                <w:rFonts w:ascii="Times New Roman" w:hAnsi="Times New Roman"/>
-                <w:color w:val="000000"/>
-                <w:sz w:val="20"/>
-              </w:rPr>
-              <w:t>Numerical continuous pixel intensities in [0.0, 1.0] (raw 8-bit unsigned integers [0, 255])</w:t>
+              <w:spacing w:before="40" w:after="40" w:line="276" w:lineRule="auto"/>
+              <w:jc w:val="left"/>
+            </w:pPr>
+            <w:r/>
+            <w:r>
+              <w:rPr>
+                <w:rFonts w:ascii="Times New Roman" w:hAnsi="Times New Roman"/>
+                <w:b w:val="0"/>
+                <w:i w:val="0"/>
+                <w:color w:val="1A1A1A"/>
+                <w:sz w:val="19"/>
+              </w:rPr>
+              <w:t>Normalized float32 in [0.0, 1.0] (raw 8-bit unsigned integers [0, 255])</w:t>
             </w:r>
           </w:p>
         </w:tc>
@@ -12727,20 +13334,23 @@
           <w:tcPr>
             <w:tcW w:w="4400" w:type="dxa"/>
             <w:vAlign w:val="center"/>
-          </w:tcPr>
-          <w:p>
-            <w:pPr>
-              <w:spacing w:before="40" w:after="40"/>
-              <w:jc w:val="both"/>
-            </w:pPr>
-            <w:r>
-              <w:rPr>
-                <w:rFonts w:ascii="Times New Roman" w:hAnsi="Times New Roman"/>
-                <w:b/>
-                <w:color w:val="000000"/>
-                <w:sz w:val="20"/>
-              </w:rPr>
-              <w:t>Target variable name</w:t>
+            <w:shd w:fill="F2F2F2"/>
+          </w:tcPr>
+          <w:p>
+            <w:pPr>
+              <w:spacing w:before="40" w:after="40" w:line="276" w:lineRule="auto"/>
+              <w:jc w:val="left"/>
+            </w:pPr>
+            <w:r/>
+            <w:r>
+              <w:rPr>
+                <w:rFonts w:ascii="Times New Roman" w:hAnsi="Times New Roman"/>
+                <w:b/>
+                <w:i w:val="0"/>
+                <w:color w:val="1A1A1A"/>
+                <w:sz w:val="19"/>
+              </w:rPr>
+              <w:t>Statistical Moments</w:t>
             </w:r>
           </w:p>
         </w:tc>
@@ -12751,16 +13361,19 @@
           </w:tcPr>
           <w:p>
             <w:pPr>
-              <w:spacing w:before="40" w:after="40"/>
-              <w:jc w:val="both"/>
-            </w:pPr>
-            <w:r>
-              <w:rPr>
-                <w:rFonts w:ascii="Times New Roman" w:hAnsi="Times New Roman"/>
-                <w:color w:val="000000"/>
-                <w:sz w:val="20"/>
-              </w:rPr>
-              <w:t>Digit Class Label (Target class integer)</w:t>
+              <w:spacing w:before="40" w:after="40" w:line="276" w:lineRule="auto"/>
+              <w:jc w:val="left"/>
+            </w:pPr>
+            <w:r/>
+            <w:r>
+              <w:rPr>
+                <w:rFonts w:ascii="Times New Roman" w:hAnsi="Times New Roman"/>
+                <w:b w:val="0"/>
+                <w:i w:val="0"/>
+                <w:color w:val="1A1A1A"/>
+                <w:sz w:val="19"/>
+              </w:rPr>
+              <w:t>Global Mean μ = 0.13093, Standard Deviation σ = 0.30845, Variance σ² = 0.09514</w:t>
             </w:r>
           </w:p>
         </w:tc>
@@ -12775,20 +13388,23 @@
           <w:tcPr>
             <w:tcW w:w="4400" w:type="dxa"/>
             <w:vAlign w:val="center"/>
-          </w:tcPr>
-          <w:p>
-            <w:pPr>
-              <w:spacing w:before="40" w:after="40"/>
-              <w:jc w:val="both"/>
-            </w:pPr>
-            <w:r>
-              <w:rPr>
-                <w:rFonts w:ascii="Times New Roman" w:hAnsi="Times New Roman"/>
-                <w:b/>
-                <w:color w:val="000000"/>
-                <w:sz w:val="20"/>
-              </w:rPr>
-              <w:t>Target variable type</w:t>
+            <w:shd w:fill="F2F2F2"/>
+          </w:tcPr>
+          <w:p>
+            <w:pPr>
+              <w:spacing w:before="40" w:after="40" w:line="276" w:lineRule="auto"/>
+              <w:jc w:val="left"/>
+            </w:pPr>
+            <w:r/>
+            <w:r>
+              <w:rPr>
+                <w:rFonts w:ascii="Times New Roman" w:hAnsi="Times New Roman"/>
+                <w:b/>
+                <w:i w:val="0"/>
+                <w:color w:val="1A1A1A"/>
+                <w:sz w:val="19"/>
+              </w:rPr>
+              <w:t>Sparsity Metrics</w:t>
             </w:r>
           </w:p>
         </w:tc>
@@ -12799,16 +13415,19 @@
           </w:tcPr>
           <w:p>
             <w:pPr>
-              <w:spacing w:before="40" w:after="40"/>
-              <w:jc w:val="both"/>
-            </w:pPr>
-            <w:r>
-              <w:rPr>
-                <w:rFonts w:ascii="Times New Roman" w:hAnsi="Times New Roman"/>
-                <w:color w:val="000000"/>
-                <w:sz w:val="20"/>
-              </w:rPr>
-              <w:t>Categorical / Discrete nominal with 10 mutually exclusive classes (0 to 9)</w:t>
+              <w:spacing w:before="40" w:after="40" w:line="276" w:lineRule="auto"/>
+              <w:jc w:val="left"/>
+            </w:pPr>
+            <w:r/>
+            <w:r>
+              <w:rPr>
+                <w:rFonts w:ascii="Times New Roman" w:hAnsi="Times New Roman"/>
+                <w:b w:val="0"/>
+                <w:i w:val="0"/>
+                <w:color w:val="1A1A1A"/>
+                <w:sz w:val="19"/>
+              </w:rPr>
+              <w:t>80.86% pure black background (0.0), 18.25% active foreground stroke (&gt;0.05)</w:t>
             </w:r>
           </w:p>
         </w:tc>
@@ -12823,20 +13442,23 @@
           <w:tcPr>
             <w:tcW w:w="4400" w:type="dxa"/>
             <w:vAlign w:val="center"/>
-          </w:tcPr>
-          <w:p>
-            <w:pPr>
-              <w:spacing w:before="40" w:after="40"/>
-              <w:jc w:val="both"/>
-            </w:pPr>
-            <w:r>
-              <w:rPr>
-                <w:rFonts w:ascii="Times New Roman" w:hAnsi="Times New Roman"/>
-                <w:b/>
-                <w:color w:val="000000"/>
-                <w:sz w:val="20"/>
-              </w:rPr>
-              <w:t>Number of classes</w:t>
+            <w:shd w:fill="F2F2F2"/>
+          </w:tcPr>
+          <w:p>
+            <w:pPr>
+              <w:spacing w:before="40" w:after="40" w:line="276" w:lineRule="auto"/>
+              <w:jc w:val="left"/>
+            </w:pPr>
+            <w:r/>
+            <w:r>
+              <w:rPr>
+                <w:rFonts w:ascii="Times New Roman" w:hAnsi="Times New Roman"/>
+                <w:b/>
+                <w:i w:val="0"/>
+                <w:color w:val="1A1A1A"/>
+                <w:sz w:val="19"/>
+              </w:rPr>
+              <w:t>Target variable name</w:t>
             </w:r>
           </w:p>
         </w:tc>
@@ -12847,16 +13469,19 @@
           </w:tcPr>
           <w:p>
             <w:pPr>
-              <w:spacing w:before="40" w:after="40"/>
-              <w:jc w:val="both"/>
-            </w:pPr>
-            <w:r>
-              <w:rPr>
-                <w:rFonts w:ascii="Times New Roman" w:hAnsi="Times New Roman"/>
-                <w:color w:val="000000"/>
-                <w:sz w:val="20"/>
-              </w:rPr>
-              <w:t>10 classes ({0, 1, 2, 3, 4, 5, 6, 7, 8, 9})</w:t>
+              <w:spacing w:before="40" w:after="40" w:line="276" w:lineRule="auto"/>
+              <w:jc w:val="left"/>
+            </w:pPr>
+            <w:r/>
+            <w:r>
+              <w:rPr>
+                <w:rFonts w:ascii="Times New Roman" w:hAnsi="Times New Roman"/>
+                <w:b w:val="0"/>
+                <w:i w:val="0"/>
+                <w:color w:val="1A1A1A"/>
+                <w:sz w:val="19"/>
+              </w:rPr>
+              <w:t>Digit Class Label (Target class integer {0, 1, ..., 9})</w:t>
             </w:r>
           </w:p>
         </w:tc>
@@ -12871,20 +13496,23 @@
           <w:tcPr>
             <w:tcW w:w="4400" w:type="dxa"/>
             <w:vAlign w:val="center"/>
-          </w:tcPr>
-          <w:p>
-            <w:pPr>
-              <w:spacing w:before="40" w:after="40"/>
-              <w:jc w:val="both"/>
-            </w:pPr>
-            <w:r>
-              <w:rPr>
-                <w:rFonts w:ascii="Times New Roman" w:hAnsi="Times New Roman"/>
-                <w:b/>
-                <w:color w:val="000000"/>
-                <w:sz w:val="20"/>
-              </w:rPr>
-              <w:t>Missing values</w:t>
+            <w:shd w:fill="F2F2F2"/>
+          </w:tcPr>
+          <w:p>
+            <w:pPr>
+              <w:spacing w:before="40" w:after="40" w:line="276" w:lineRule="auto"/>
+              <w:jc w:val="left"/>
+            </w:pPr>
+            <w:r/>
+            <w:r>
+              <w:rPr>
+                <w:rFonts w:ascii="Times New Roman" w:hAnsi="Times New Roman"/>
+                <w:b/>
+                <w:i w:val="0"/>
+                <w:color w:val="1A1A1A"/>
+                <w:sz w:val="19"/>
+              </w:rPr>
+              <w:t>Number of classes</w:t>
             </w:r>
           </w:p>
         </w:tc>
@@ -12895,16 +13523,19 @@
           </w:tcPr>
           <w:p>
             <w:pPr>
-              <w:spacing w:before="40" w:after="40"/>
-              <w:jc w:val="both"/>
-            </w:pPr>
-            <w:r>
-              <w:rPr>
-                <w:rFonts w:ascii="Times New Roman" w:hAnsi="Times New Roman"/>
-                <w:color w:val="000000"/>
-                <w:sz w:val="20"/>
-              </w:rPr>
-              <w:t>0 instances (0.00% missing; perfectly complete matrix representation)</w:t>
+              <w:spacing w:before="40" w:after="40" w:line="276" w:lineRule="auto"/>
+              <w:jc w:val="left"/>
+            </w:pPr>
+            <w:r/>
+            <w:r>
+              <w:rPr>
+                <w:rFonts w:ascii="Times New Roman" w:hAnsi="Times New Roman"/>
+                <w:b w:val="0"/>
+                <w:i w:val="0"/>
+                <w:color w:val="1A1A1A"/>
+                <w:sz w:val="19"/>
+              </w:rPr>
+              <w:t>10 mutually exclusive classes ({0, 1, 2, 3, 4, 5, 6, 7, 8, 9})</w:t>
             </w:r>
           </w:p>
         </w:tc>
@@ -12919,20 +13550,23 @@
           <w:tcPr>
             <w:tcW w:w="4400" w:type="dxa"/>
             <w:vAlign w:val="center"/>
-          </w:tcPr>
-          <w:p>
-            <w:pPr>
-              <w:spacing w:before="40" w:after="40"/>
-              <w:jc w:val="both"/>
-            </w:pPr>
-            <w:r>
-              <w:rPr>
-                <w:rFonts w:ascii="Times New Roman" w:hAnsi="Times New Roman"/>
-                <w:b/>
-                <w:color w:val="000000"/>
-                <w:sz w:val="20"/>
-              </w:rPr>
-              <w:t>Class distribution</w:t>
+            <w:shd w:fill="F2F2F2"/>
+          </w:tcPr>
+          <w:p>
+            <w:pPr>
+              <w:spacing w:before="40" w:after="40" w:line="276" w:lineRule="auto"/>
+              <w:jc w:val="left"/>
+            </w:pPr>
+            <w:r/>
+            <w:r>
+              <w:rPr>
+                <w:rFonts w:ascii="Times New Roman" w:hAnsi="Times New Roman"/>
+                <w:b/>
+                <w:i w:val="0"/>
+                <w:color w:val="1A1A1A"/>
+                <w:sz w:val="19"/>
+              </w:rPr>
+              <w:t>Missing / Corrupt / Leakage</w:t>
             </w:r>
           </w:p>
         </w:tc>
@@ -12943,16 +13577,19 @@
           </w:tcPr>
           <w:p>
             <w:pPr>
-              <w:spacing w:before="40" w:after="40"/>
-              <w:jc w:val="both"/>
-            </w:pPr>
-            <w:r>
-              <w:rPr>
-                <w:rFonts w:ascii="Times New Roman" w:hAnsi="Times New Roman"/>
-                <w:color w:val="000000"/>
-                <w:sz w:val="20"/>
-              </w:rPr>
-              <w:t>Balanced across digits: ~7,000 instances per class (~10% per class)</w:t>
+              <w:spacing w:before="40" w:after="40" w:line="276" w:lineRule="auto"/>
+              <w:jc w:val="left"/>
+            </w:pPr>
+            <w:r/>
+            <w:r>
+              <w:rPr>
+                <w:rFonts w:ascii="Times New Roman" w:hAnsi="Times New Roman"/>
+                <w:b w:val="0"/>
+                <w:i w:val="0"/>
+                <w:color w:val="1A1A1A"/>
+                <w:sz w:val="19"/>
+              </w:rPr>
+              <w:t>0 missing (0.00%), 0 corrupt, 0 cross-partition leakage, 0 internal raster duplicates</w:t>
             </w:r>
           </w:p>
         </w:tc>
@@ -12967,20 +13604,23 @@
           <w:tcPr>
             <w:tcW w:w="4400" w:type="dxa"/>
             <w:vAlign w:val="center"/>
-          </w:tcPr>
-          <w:p>
-            <w:pPr>
-              <w:spacing w:before="40" w:after="40"/>
-              <w:jc w:val="both"/>
-            </w:pPr>
-            <w:r>
-              <w:rPr>
-                <w:rFonts w:ascii="Times New Roman" w:hAnsi="Times New Roman"/>
-                <w:b/>
-                <w:color w:val="000000"/>
-                <w:sz w:val="20"/>
-              </w:rPr>
-              <w:t>Domain-specific notes</w:t>
+            <w:shd w:fill="F2F2F2"/>
+          </w:tcPr>
+          <w:p>
+            <w:pPr>
+              <w:spacing w:before="40" w:after="40" w:line="276" w:lineRule="auto"/>
+              <w:jc w:val="left"/>
+            </w:pPr>
+            <w:r/>
+            <w:r>
+              <w:rPr>
+                <w:rFonts w:ascii="Times New Roman" w:hAnsi="Times New Roman"/>
+                <w:b/>
+                <w:i w:val="0"/>
+                <w:color w:val="1A1A1A"/>
+                <w:sz w:val="19"/>
+              </w:rPr>
+              <w:t>Class distribution</w:t>
             </w:r>
           </w:p>
         </w:tc>
@@ -12991,16 +13631,19 @@
           </w:tcPr>
           <w:p>
             <w:pPr>
-              <w:spacing w:before="40" w:after="40"/>
-              <w:jc w:val="both"/>
-            </w:pPr>
-            <w:r>
-              <w:rPr>
-                <w:rFonts w:ascii="Times New Roman" w:hAnsi="Times New Roman"/>
-                <w:color w:val="000000"/>
-                <w:sz w:val="20"/>
-              </w:rPr>
-              <w:t>Pre-filtered, size-normalized to fit 20×20 box, anti-aliased into 28×28 canvas</w:t>
+              <w:spacing w:before="40" w:after="40" w:line="276" w:lineRule="auto"/>
+              <w:jc w:val="left"/>
+            </w:pPr>
+            <w:r/>
+            <w:r>
+              <w:rPr>
+                <w:rFonts w:ascii="Times New Roman" w:hAnsi="Times New Roman"/>
+                <w:b w:val="0"/>
+                <w:i w:val="0"/>
+                <w:color w:val="1A1A1A"/>
+                <w:sz w:val="19"/>
+              </w:rPr>
+              <w:t>Near-uniform balance across digits (min '5': 8.88%, max '1': 11.40%, imbalance ratio &lt; 1.28)</w:t>
             </w:r>
           </w:p>
         </w:tc>
@@ -13017,16 +13660,7 @@
           <w:color w:val="000000"/>
           <w:sz w:val="24"/>
         </w:rPr>
-        <w:t xml:space="preserve">The complete dataset comprises exactly 70,000 isolated handwritten digit images. In accordance with the canonical benchmark protocol, the data is partitioned into 60,000 training patterns and 10,000 official test patterns. Each image is represented as a 28×28 raster array (784 continuous features) with pixel values normalized to the interval [0.0, 1.0]. A value of 0.0 corresponds to pure background (black), while 1.0 represents maximum foreground stroke intensity (white). The target variable is an </w:t>
-      </w:r>
-      <w:r>
-        <w:rPr>
-          <w:rFonts w:ascii="Times New Roman" w:hAnsi="Times New Roman"/>
-          <w:color w:val="000000"/>
-          <w:sz w:val="24"/>
-        </w:rPr>
-        <w:lastRenderedPageBreak/>
-        <w:t>integer label y ∈ {0, 1, ..., 9}. There are zero missing values across the entire dataset, and all classes maintain approximately uniform distribution (~7,000 instances per class).</w:t>
+        <w:t>The complete dataset comprises exactly 70,000 isolated handwritten digit images. In accordance with the canonical benchmark protocol, the data is partitioned into 60,000 training patterns and 10,000 official test patterns. Each image is represented as a 28×28 raster array (784 continuous features) with pixel values normalized to the interval [0.0, 1.0]. A value of 0.0 corresponds to pure background (black), while 1.0 represents maximum foreground stroke intensity (white). The target variable is an integer label y ∈ {0, 1, ..., 9}. There are zero missing values across the entire dataset, and all classes maintain approximately uniform distribution (~7,000 instances per class).</w:t>
       </w:r>
     </w:p>
     <w:p>
@@ -13973,7 +14607,6 @@
           <w:sz w:val="24"/>
         </w:rPr>
         <w:br/>
-        <w:t xml:space="preserve">Figure 3.2 illustrates the pixel intensity distribution and spatial correlation structure. The pixel intensity histogram exhibits extreme bimodality: approximately 81.2% of all pixels represent pure background </w:t>
       </w:r>
       <w:r>
         <w:rPr>
@@ -13981,7 +14614,14 @@
           <w:color w:val="000000"/>
           <w:sz w:val="24"/>
         </w:rPr>
-        <w:lastRenderedPageBreak/>
+        <w:t xml:space="preserve">Figure 3.2 illustrates the pixel intensity distribution and spatial correlation structure. The pixel intensity histogram exhibits extreme bimodality: approximately 81.2% of all pixels represent pure background </w:t>
+      </w:r>
+      <w:r>
+        <w:rPr>
+          <w:rFonts w:ascii="Times New Roman" w:hAnsi="Times New Roman"/>
+          <w:color w:val="000000"/>
+          <w:sz w:val="24"/>
+        </w:rPr>
         <w:t>(intensity = 0.0), while foreground stroke pixels cluster predominantly between 0.70 and 1.00. The spatial variance map reveals that the 4-pixel border perimeter contains zero variance across all 70,000 samples, whereas the central 16×16 region exhibits high standard deviation (σ &gt; 0.35), confirming that spatial translation invariance is a critical modeling requirement.</w:t>
       </w:r>
     </w:p>
@@ -14108,6 +14748,14 @@
           <w:sz w:val="21"/>
         </w:rPr>
         <w:br/>
+      </w:r>
+      <w:r>
+        <w:rPr>
+          <w:rFonts w:ascii="Times New Roman" w:hAnsi="Times New Roman"/>
+          <w:i/>
+          <w:color w:val="000000"/>
+          <w:sz w:val="21"/>
+        </w:rPr>
         <w:t>Engineering Implication: Standard multi-class cross-entropy loss functions and unweighted macro F1 metrics serve as unbiased evaluators of model performance.</w:t>
       </w:r>
     </w:p>
@@ -14224,7 +14872,6 @@
           <w:sz w:val="21"/>
         </w:rPr>
         <w:br/>
-        <w:t>Interpretation: Confirms that digit strokes are strictly bounded within a central receptive field, while the four-pixel perimeter contains zero statistical variance across all samples.</w:t>
       </w:r>
       <w:r>
         <w:rPr>
@@ -14233,7 +14880,7 @@
           <w:color w:val="000000"/>
           <w:sz w:val="21"/>
         </w:rPr>
-        <w:br/>
+        <w:t>Interpretation: Confirms that digit strokes are strictly bounded within a central receptive field, while the four-pixel perimeter contains zero statistical variance across all samples.</w:t>
       </w:r>
       <w:r>
         <w:rPr>
@@ -14242,7 +14889,7 @@
           <w:color w:val="000000"/>
           <w:sz w:val="21"/>
         </w:rPr>
-        <w:lastRenderedPageBreak/>
+        <w:br/>
         <w:t>Engineering Implication: Preprocessing must preserve this exact spatial centering and border margin; models that leverage 2D local spatial locality (CNNs) will substantially outperform flat vector classifiers.</w:t>
       </w:r>
     </w:p>
@@ -14267,23 +14914,89 @@
       <w:r>
         <w:rPr>
           <w:rFonts w:ascii="Times New Roman" w:hAnsi="Times New Roman"/>
-          <w:sz w:val="22"/>
-        </w:rPr>
-        <w:t>To investigate the geometric clustering properties of handwritten digit representations in their raw 784-dimensional pixel space without label supervision, an unsupervised K-Means clustering experiment (K = 10, n_init = 10, k-means++ initialization) was executed on the 10,000 test partition samples (src/evaluation/clustering.py). The objective was to ascertain how effectively unsupervised Euclidean distance grouping partitions handwritten representations into morphological digit clusters, directly addressing Course Outcome CO5.</w:t>
+        </w:rPr>
+        <w:t>To investigate the geometric clustering properties of handwritten digit representations in their raw 784-dimensional pixel space without label supervision, an unsupervised K-Means clustering experiment (K = 10, n_init = 10, k-means++ initialization) was executed on the 10,000 test partition samples (src/evaluation/clustering.py). The objective was to ascertain how effectively unsupervised Euclidean distance grouping partitions handwritten representations into morphological digit clusters, directly addressin</w:t>
+      </w:r>
+      <w:r>
+        <w:rPr>
+          <w:rFonts w:ascii="Times New Roman" w:hAnsi="Times New Roman"/>
+        </w:rPr>
+        <w:t>g Course Outcome CO5.</w:t>
+      </w:r>
+      <w:r>
+        <w:rPr>
+          <w:rFonts w:ascii="Times New Roman" w:hAnsi="Times New Roman"/>
+        </w:rPr>
         <w:br/>
+      </w:r>
+      <w:r>
+        <w:rPr>
+          <w:rFonts w:ascii="Times New Roman" w:hAnsi="Times New Roman"/>
+        </w:rPr>
         <w:br/>
         <w:t>The algorithm converged after 42 iterations with a final cluster inertia of 389,394.88. Evaluating the resulting cluster partition against ground-truth digit annotations yielded a Homogeneity score of 0.5002, a Completeness score of 0.5031, a V-Measure of 0.5017, and an Adjusted Rand Index (ARI) of 0.3791. Across the entire test split, the overall cluster purity reached 58.87%. Detailed inspection of cluster-to-class alignment revealed significant morphological variations in unsupervised separability:</w:t>
+      </w:r>
+      <w:r>
+        <w:rPr>
+          <w:rFonts w:ascii="Times New Roman" w:hAnsi="Times New Roman"/>
+        </w:rPr>
         <w:br/>
+      </w:r>
+      <w:r>
+        <w:rPr>
+          <w:rFonts w:ascii="Times New Roman" w:hAnsi="Times New Roman"/>
+        </w:rPr>
         <w:t>• Cluster 4 exhibited exceptional unsupervised coherence, aligning with digit '0' at 92.71% purity (940 samples of digit 0).</w:t>
+      </w:r>
+      <w:r>
+        <w:rPr>
+          <w:rFonts w:ascii="Times New Roman" w:hAnsi="Times New Roman"/>
+        </w:rPr>
         <w:br/>
         <w:t>• Cluster 3 mapped predominantly to digit '6' with 89.48% purity (859 samples of digit 6).</w:t>
+      </w:r>
+      <w:r>
+        <w:rPr>
+          <w:rFonts w:ascii="Times New Roman" w:hAnsi="Times New Roman"/>
+        </w:rPr>
         <w:br/>
         <w:t>• Cluster 0 captured digit '1' vertical strokes with 64.91% purity, but absorbed vertical stroke fragments from digits 2, 3, and 7.</w:t>
+      </w:r>
+      <w:r>
+        <w:rPr>
+          <w:rFonts w:ascii="Times New Roman" w:hAnsi="Times New Roman"/>
+        </w:rPr>
         <w:br/>
+      </w:r>
+      <w:r>
+        <w:rPr>
+          <w:rFonts w:ascii="Times New Roman" w:hAnsi="Times New Roman"/>
+        </w:rPr>
         <w:t>• Morphologically ambiguous digits (such as 4 and 9, or 3, 5, and 8) exhibited broad inter-cluster dispersion (e.g., Cluster 9 contained a split distribution of 33.7% digit 9 and 28.4% digit 4; Cluster 7 combined substantial proportions of digits 3, 5, and 8).</w:t>
+      </w:r>
+      <w:r>
+        <w:rPr>
+          <w:rFonts w:ascii="Times New Roman" w:hAnsi="Times New Roman"/>
+        </w:rPr>
         <w:br/>
+      </w:r>
+      <w:r>
+        <w:rPr>
+          <w:rFonts w:ascii="Times New Roman" w:hAnsi="Times New Roman"/>
+        </w:rPr>
         <w:br/>
-        <w:t>This empirical experiment provides concrete verification for CO5, demonstrating the practical application of unsupervised learning while establishing the fundamental performance ceiling of raw-pixel Euclidean distance metrics. The 58.87% cluster purity confirms that while unsupervised clustering uncovers coarse morphological prototypes, supervised non-linear feature extractors—specifically convolutional neural networks—are essential to resolve subtle intra-class stroke nuances and attain benchmark classification accuracy (&gt;99.5%).</w:t>
+      </w:r>
+      <w:r>
+        <w:rPr>
+          <w:rFonts w:ascii="Times New Roman" w:hAnsi="Times New Roman"/>
+        </w:rPr>
+        <w:t>This empirical experiment provides concrete verification for CO5, demonstrating the practical application of unsupervised learning while establishing the fundamental performance ceiling of raw-pixel Euclidean distance metrics. The 58.87% cluster purity confirms that while unsupervised clustering uncovers coarse morphological prototypes, supervised non-linear feature extractors—specifically convolutional neural networks—are essential to resolve subtle intra-class stroke nuances and attain benchmark classific</w:t>
+      </w:r>
+      <w:r>
+        <w:rPr>
+          <w:rFonts w:ascii="Times New Roman" w:hAnsi="Times New Roman"/>
+        </w:rPr>
+        <w:t>ation accuracy (&gt;99.5%).</w:t>
       </w:r>
     </w:p>
     <w:p>
@@ -14292,22 +15005,26 @@
         <w:jc w:val="center"/>
       </w:pPr>
       <w:r>
+        <w:rPr>
+          <w:noProof/>
+        </w:rPr>
         <w:drawing>
-          <wp:inline xmlns:a="http://schemas.openxmlformats.org/drawingml/2006/main" xmlns:pic="http://schemas.openxmlformats.org/drawingml/2006/picture">
+          <wp:inline distT="0" distB="0" distL="0" distR="0" wp14:anchorId="2CFAFA56" wp14:editId="33628498">
             <wp:extent cx="5120640" cy="2346960"/>
+            <wp:effectExtent l="0" t="0" r="0" b="0"/>
             <wp:docPr id="22" name="Picture 22"/>
             <wp:cNvGraphicFramePr>
-              <a:graphicFrameLocks noChangeAspect="1"/>
+              <a:graphicFrameLocks xmlns:a="http://schemas.openxmlformats.org/drawingml/2006/main" noChangeAspect="1"/>
             </wp:cNvGraphicFramePr>
-            <a:graphic>
+            <a:graphic xmlns:a="http://schemas.openxmlformats.org/drawingml/2006/main">
               <a:graphicData uri="http://schemas.openxmlformats.org/drawingml/2006/picture">
-                <pic:pic>
+                <pic:pic xmlns:pic="http://schemas.openxmlformats.org/drawingml/2006/picture">
                   <pic:nvPicPr>
                     <pic:cNvPr id="0" name="kmeans_cluster_distribution.png"/>
                     <pic:cNvPicPr/>
                   </pic:nvPicPr>
                   <pic:blipFill>
-                    <a:blip r:embed="rId31"/>
+                    <a:blip r:embed="rId14"/>
                     <a:stretch>
                       <a:fillRect/>
                     </a:stretch>
@@ -14317,7 +15034,9 @@
                       <a:off x="0" y="0"/>
                       <a:ext cx="5120640" cy="2346960"/>
                     </a:xfrm>
-                    <a:prstGeom prst="rect"/>
+                    <a:prstGeom prst="rect">
+                      <a:avLst/>
+                    </a:prstGeom>
                   </pic:spPr>
                 </pic:pic>
               </a:graphicData>
@@ -14338,6 +15057,14 @@
           <w:sz w:val="19"/>
         </w:rPr>
         <w:t>Fig. 3.3: Unsupervised K-Means Cluster Centroids and Class Alignment (K = 10, N = 10,000)</w:t>
+      </w:r>
+      <w:r>
+        <w:rPr>
+          <w:rFonts w:ascii="Times New Roman" w:hAnsi="Times New Roman"/>
+          <w:i/>
+          <w:color w:val="202020"/>
+          <w:sz w:val="19"/>
+        </w:rPr>
         <w:br/>
         <w:t>Observation: K-Means centroids reveal distinct topological prototypes for highly structured digits (0, 6, 1), whereas stroke overlap between digits (4/9 and 3/5/8) demonstrates the inherent limits of raw-pixel Euclidean clustering.</w:t>
       </w:r>
@@ -14915,7 +15642,6 @@
           <w:b/>
           <w:bCs/>
         </w:rPr>
-        <w:lastRenderedPageBreak/>
         <w:t>CHAPTER 4</w:t>
       </w:r>
     </w:p>
@@ -15002,7 +15728,7 @@
                           <pic:cNvPicPr/>
                         </pic:nvPicPr>
                         <pic:blipFill>
-                          <a:blip r:embed="rId14"/>
+                          <a:blip r:embed="rId15"/>
                           <a:stretch>
                             <a:fillRect/>
                           </a:stretch>
@@ -15074,6 +15800,14 @@
           <w:sz w:val="21"/>
         </w:rPr>
         <w:br/>
+      </w:r>
+      <w:r>
+        <w:rPr>
+          <w:rFonts w:ascii="Times New Roman" w:hAnsi="Times New Roman"/>
+          <w:i/>
+          <w:color w:val="000000"/>
+          <w:sz w:val="21"/>
+        </w:rPr>
         <w:t>Engineering Implication: The exact canonical preprocessing function is enforced across offline training, offline evaluation, and live web serving as an immutable engineering invariant.</w:t>
       </w:r>
     </w:p>
@@ -16022,14 +16756,6 @@
           <w:sz w:val="24"/>
         </w:rPr>
         <w:br/>
-      </w:r>
-      <w:r>
-        <w:rPr>
-          <w:rFonts w:ascii="Times New Roman" w:hAnsi="Times New Roman"/>
-          <w:color w:val="000000"/>
-          <w:sz w:val="24"/>
-        </w:rPr>
-        <w:lastRenderedPageBreak/>
         <w:t>1. Luminance Conversion: RGB buffers are converted to single-channel grayscale: Y = 0.299R + 0.587G + 0.114B.</w:t>
       </w:r>
       <w:r>
@@ -16140,7 +16866,6 @@
           <w:sz w:val="24"/>
         </w:rPr>
         <w:br/>
-        <w:t>• 2D Spatial Tensors (28×28×1): Employed by deep learning architectures (DigitVision DeepConvNet and LeNet-5). Preserving the 2D grid structure allows convolutional kernels to learn translationally invariant local receptive fields, edge detectors, and hierarchical morphological stroke patterns.</w:t>
       </w:r>
       <w:r>
         <w:rPr>
@@ -16148,7 +16873,22 @@
           <w:color w:val="000000"/>
           <w:sz w:val="24"/>
         </w:rPr>
+        <w:t>• 2D Spatial Tensors (28×28×1): Employed by deep learning architectures (DigitVision DeepConvNet and LeNet-5). Preserving the 2D grid structure allows convolutional kernels to learn translationally invariant local receptive fields, edge detectors, and hierarchical morphological stroke patterns.</w:t>
+      </w:r>
+      <w:r>
+        <w:rPr>
+          <w:rFonts w:ascii="Times New Roman" w:hAnsi="Times New Roman"/>
+          <w:color w:val="000000"/>
+          <w:sz w:val="24"/>
+        </w:rPr>
         <w:br/>
+      </w:r>
+      <w:r>
+        <w:rPr>
+          <w:rFonts w:ascii="Times New Roman" w:hAnsi="Times New Roman"/>
+          <w:color w:val="000000"/>
+          <w:sz w:val="24"/>
+        </w:rPr>
         <w:t>• Flattened Feature Vectors (784-D): Employed by classical algorithms (Logistic Regression, Random Forest, SVM-RBF, and MLP). The 28×28 grid is reshaped into a 1D vector x ∈ ℝ^784. Zero-variance border features are retained to maintain consistent input dimensionality across all standard libraries.</w:t>
       </w:r>
     </w:p>
@@ -16176,19 +16916,9 @@
       <w:r>
         <w:rPr>
           <w:rFonts w:ascii="Times New Roman" w:hAnsi="Times New Roman"/>
-          <w:color w:val="000000"/>
-          <w:sz w:val="24"/>
-        </w:rPr>
-        <w:t xml:space="preserve">To ensure rigorous statistical validation and eliminate data leakage, the 70,000 dataset samples were partitioned into three strictly disjoint subsets: 20,000 stratified training samples (60.6%), 3,000 stratified validation samples (9.1%), and 10,000 isolated test samples (30.3%). The test set corresponds exactly to the official NIST test partition and was strictly quarantined until final model evaluation. Validation </w:t>
-      </w:r>
-      <w:r>
-        <w:rPr>
-          <w:rFonts w:ascii="Times New Roman" w:hAnsi="Times New Roman"/>
-          <w:color w:val="000000"/>
-          <w:sz w:val="24"/>
-        </w:rPr>
-        <w:lastRenderedPageBreak/>
-        <w:t>samples were used exclusively for hyperparameter tuning, early stopping monitoring, and temperature calibration. Stratified sampling guaranteed identical class proportions across all three folds.</w:t>
+          <w:sz w:val="22"/>
+        </w:rPr>
+        <w:t>To ensure rigorous statistical validation and eliminate data leakage, the 70,000 dataset samples were partitioned into four strictly disjoint subsets: 20,000 active training samples (28.57% of total corpus; 33.33% of the 60,000 training pool), 3,000 validation samples (4.29% of total corpus; 5.00% of the training pool), 37,000 reserved training samples (52.86% of total corpus; 61.67% of the training pool), and 10,000 isolated test samples (14.29% of total corpus; 100.0% of the official NIST test pool). The 20,000 / 3,000 split was selected to guarantee sub-minute CPU training convergence for classical machine learning baselines—particularly the Support Vector Machine with an RBF kernel, where full 60,000-sample training would require an intractable 28.8 GB Gram matrix (O(N^2) space complexity) and excessive computation time. The official 10,000 test set was strictly quarantined and air-gapped with zero exposure during model fitting, ensuring that all reported benchmark metrics reflect genuine out-of-sample generalization. Stratified analysis confirmed identical, near-uniform class proportions across all partitions.</w:t>
       </w:r>
     </w:p>
     <w:p>
@@ -16242,22 +16972,23 @@
             <w:tcW w:w="2200" w:type="dxa"/>
             <w:shd w:val="clear" w:color="auto" w:fill="DEEAF6"/>
             <w:vAlign w:val="center"/>
-          </w:tcPr>
-          <w:p>
-            <w:pPr>
-              <w:keepNext/>
-              <w:spacing w:after="40" w:line="264" w:lineRule="auto"/>
-              <w:jc w:val="both"/>
-            </w:pPr>
-            <w:r>
-              <w:rPr>
-                <w:rFonts w:ascii="Times New Roman" w:hAnsi="Times New Roman"/>
-                <w:b/>
-                <w:bCs/>
-                <w:sz w:val="20"/>
-                <w:szCs w:val="20"/>
-              </w:rPr>
-              <w:t>Subset</w:t>
+            <w:shd w:fill="E8E8E8"/>
+          </w:tcPr>
+          <w:p>
+            <w:pPr>
+              <w:spacing w:before="40" w:after="40" w:line="276" w:lineRule="auto"/>
+              <w:jc w:val="center"/>
+            </w:pPr>
+            <w:r/>
+            <w:r>
+              <w:rPr>
+                <w:rFonts w:ascii="Times New Roman" w:hAnsi="Times New Roman"/>
+                <w:b/>
+                <w:i w:val="0"/>
+                <w:color w:val="1A1A1A"/>
+                <w:sz w:val="19"/>
+              </w:rPr>
+              <w:t>Subset / Partition</w:t>
             </w:r>
           </w:p>
         </w:tc>
@@ -16266,22 +16997,23 @@
             <w:tcW w:w="1500" w:type="dxa"/>
             <w:shd w:val="clear" w:color="auto" w:fill="DEEAF6"/>
             <w:vAlign w:val="center"/>
-          </w:tcPr>
-          <w:p>
-            <w:pPr>
-              <w:keepNext/>
-              <w:spacing w:after="40" w:line="264" w:lineRule="auto"/>
-              <w:jc w:val="both"/>
-            </w:pPr>
-            <w:r>
-              <w:rPr>
-                <w:rFonts w:ascii="Times New Roman" w:hAnsi="Times New Roman"/>
-                <w:b/>
-                <w:bCs/>
-                <w:sz w:val="20"/>
-                <w:szCs w:val="20"/>
-              </w:rPr>
-              <w:t>Ratio (%)</w:t>
+            <w:shd w:fill="E8E8E8"/>
+          </w:tcPr>
+          <w:p>
+            <w:pPr>
+              <w:spacing w:before="40" w:after="40" w:line="276" w:lineRule="auto"/>
+              <w:jc w:val="center"/>
+            </w:pPr>
+            <w:r/>
+            <w:r>
+              <w:rPr>
+                <w:rFonts w:ascii="Times New Roman" w:hAnsi="Times New Roman"/>
+                <w:b/>
+                <w:i w:val="0"/>
+                <w:color w:val="1A1A1A"/>
+                <w:sz w:val="19"/>
+              </w:rPr>
+              <w:t>No. of Samples</w:t>
             </w:r>
           </w:p>
         </w:tc>
@@ -16290,22 +17022,23 @@
             <w:tcW w:w="2100" w:type="dxa"/>
             <w:shd w:val="clear" w:color="auto" w:fill="DEEAF6"/>
             <w:vAlign w:val="center"/>
-          </w:tcPr>
-          <w:p>
-            <w:pPr>
-              <w:keepNext/>
-              <w:spacing w:after="40" w:line="264" w:lineRule="auto"/>
-              <w:jc w:val="both"/>
-            </w:pPr>
-            <w:r>
-              <w:rPr>
-                <w:rFonts w:ascii="Times New Roman" w:hAnsi="Times New Roman"/>
-                <w:b/>
-                <w:bCs/>
-                <w:sz w:val="20"/>
-                <w:szCs w:val="20"/>
-              </w:rPr>
-              <w:t>No. of Samples</w:t>
+            <w:shd w:fill="E8E8E8"/>
+          </w:tcPr>
+          <w:p>
+            <w:pPr>
+              <w:spacing w:before="40" w:after="40" w:line="276" w:lineRule="auto"/>
+              <w:jc w:val="center"/>
+            </w:pPr>
+            <w:r/>
+            <w:r>
+              <w:rPr>
+                <w:rFonts w:ascii="Times New Roman" w:hAnsi="Times New Roman"/>
+                <w:b/>
+                <w:i w:val="0"/>
+                <w:color w:val="1A1A1A"/>
+                <w:sz w:val="19"/>
+              </w:rPr>
+              <w:t>Corpus Ratio (%)</w:t>
             </w:r>
           </w:p>
         </w:tc>
@@ -16314,22 +17047,23 @@
             <w:tcW w:w="4200" w:type="dxa"/>
             <w:shd w:val="clear" w:color="auto" w:fill="DEEAF6"/>
             <w:vAlign w:val="center"/>
-          </w:tcPr>
-          <w:p>
-            <w:pPr>
-              <w:keepNext/>
-              <w:spacing w:after="40" w:line="264" w:lineRule="auto"/>
-              <w:jc w:val="both"/>
-            </w:pPr>
-            <w:r>
-              <w:rPr>
-                <w:rFonts w:ascii="Times New Roman" w:hAnsi="Times New Roman"/>
-                <w:b/>
-                <w:bCs/>
-                <w:sz w:val="20"/>
-                <w:szCs w:val="20"/>
-              </w:rPr>
-              <w:t>Class Distribution / Target Range</w:t>
+            <w:shd w:fill="E8E8E8"/>
+          </w:tcPr>
+          <w:p>
+            <w:pPr>
+              <w:spacing w:before="40" w:after="40" w:line="276" w:lineRule="auto"/>
+              <w:jc w:val="center"/>
+            </w:pPr>
+            <w:r/>
+            <w:r>
+              <w:rPr>
+                <w:rFonts w:ascii="Times New Roman" w:hAnsi="Times New Roman"/>
+                <w:b/>
+                <w:i w:val="0"/>
+                <w:color w:val="1A1A1A"/>
+                <w:sz w:val="19"/>
+              </w:rPr>
+              <w:t>Role &amp; Target Usage</w:t>
             </w:r>
           </w:p>
         </w:tc>
@@ -16347,17 +17081,19 @@
           </w:tcPr>
           <w:p>
             <w:pPr>
-              <w:spacing w:before="40" w:after="40"/>
-              <w:jc w:val="both"/>
-            </w:pPr>
-            <w:r>
-              <w:rPr>
-                <w:rFonts w:ascii="Times New Roman" w:hAnsi="Times New Roman"/>
-                <w:b/>
-                <w:color w:val="000000"/>
-                <w:sz w:val="20"/>
-              </w:rPr>
-              <w:t>Training Set</w:t>
+              <w:spacing w:before="40" w:after="40" w:line="276" w:lineRule="auto"/>
+              <w:jc w:val="left"/>
+            </w:pPr>
+            <w:r/>
+            <w:r>
+              <w:rPr>
+                <w:rFonts w:ascii="Times New Roman" w:hAnsi="Times New Roman"/>
+                <w:b/>
+                <w:i w:val="0"/>
+                <w:color w:val="1A1A1A"/>
+                <w:sz w:val="19"/>
+              </w:rPr>
+              <w:t>Active Training Set</w:t>
             </w:r>
           </w:p>
         </w:tc>
@@ -16368,14 +17104,17 @@
           </w:tcPr>
           <w:p>
             <w:pPr>
-              <w:spacing w:before="40" w:after="40"/>
-              <w:jc w:val="both"/>
-            </w:pPr>
-            <w:r>
-              <w:rPr>
-                <w:rFonts w:ascii="Times New Roman" w:hAnsi="Times New Roman"/>
-                <w:color w:val="000000"/>
-                <w:sz w:val="20"/>
+              <w:spacing w:before="40" w:after="40" w:line="276" w:lineRule="auto"/>
+              <w:jc w:val="center"/>
+            </w:pPr>
+            <w:r/>
+            <w:r>
+              <w:rPr>
+                <w:rFonts w:ascii="Times New Roman" w:hAnsi="Times New Roman"/>
+                <w:b w:val="0"/>
+                <w:i w:val="0"/>
+                <w:color w:val="1A1A1A"/>
+                <w:sz w:val="19"/>
               </w:rPr>
               <w:t>20,000</w:t>
             </w:r>
@@ -16388,16 +17127,19 @@
           </w:tcPr>
           <w:p>
             <w:pPr>
-              <w:spacing w:before="40" w:after="40"/>
-              <w:jc w:val="both"/>
-            </w:pPr>
-            <w:r>
-              <w:rPr>
-                <w:rFonts w:ascii="Times New Roman" w:hAnsi="Times New Roman"/>
-                <w:color w:val="000000"/>
-                <w:sz w:val="20"/>
-              </w:rPr>
-              <w:t>60.6% of training pool</w:t>
+              <w:spacing w:before="40" w:after="40" w:line="276" w:lineRule="auto"/>
+              <w:jc w:val="center"/>
+            </w:pPr>
+            <w:r/>
+            <w:r>
+              <w:rPr>
+                <w:rFonts w:ascii="Times New Roman" w:hAnsi="Times New Roman"/>
+                <w:b w:val="0"/>
+                <w:i w:val="0"/>
+                <w:color w:val="1A1A1A"/>
+                <w:sz w:val="19"/>
+              </w:rPr>
+              <w:t>28.57% (33.3% of train pool)</w:t>
             </w:r>
           </w:p>
         </w:tc>
@@ -16408,14 +17150,17 @@
           </w:tcPr>
           <w:p>
             <w:pPr>
-              <w:spacing w:before="40" w:after="40"/>
-              <w:jc w:val="both"/>
-            </w:pPr>
-            <w:r>
-              <w:rPr>
-                <w:rFonts w:ascii="Times New Roman" w:hAnsi="Times New Roman"/>
-                <w:color w:val="000000"/>
-                <w:sz w:val="20"/>
+              <w:spacing w:before="40" w:after="40" w:line="276" w:lineRule="auto"/>
+              <w:jc w:val="left"/>
+            </w:pPr>
+            <w:r/>
+            <w:r>
+              <w:rPr>
+                <w:rFonts w:ascii="Times New Roman" w:hAnsi="Times New Roman"/>
+                <w:b w:val="0"/>
+                <w:i w:val="0"/>
+                <w:color w:val="1A1A1A"/>
+                <w:sz w:val="18"/>
               </w:rPr>
               <w:t>Gradient backpropagation &amp; model parameter optimization.</w:t>
             </w:r>
@@ -16435,15 +17180,17 @@
           </w:tcPr>
           <w:p>
             <w:pPr>
-              <w:spacing w:before="40" w:after="40"/>
-              <w:jc w:val="both"/>
-            </w:pPr>
-            <w:r>
-              <w:rPr>
-                <w:rFonts w:ascii="Times New Roman" w:hAnsi="Times New Roman"/>
-                <w:b/>
-                <w:color w:val="000000"/>
-                <w:sz w:val="20"/>
+              <w:spacing w:before="40" w:after="40" w:line="276" w:lineRule="auto"/>
+              <w:jc w:val="left"/>
+            </w:pPr>
+            <w:r/>
+            <w:r>
+              <w:rPr>
+                <w:rFonts w:ascii="Times New Roman" w:hAnsi="Times New Roman"/>
+                <w:b/>
+                <w:i w:val="0"/>
+                <w:color w:val="1A1A1A"/>
+                <w:sz w:val="19"/>
               </w:rPr>
               <w:t>Validation Set</w:t>
             </w:r>
@@ -16456,14 +17203,17 @@
           </w:tcPr>
           <w:p>
             <w:pPr>
-              <w:spacing w:before="40" w:after="40"/>
-              <w:jc w:val="both"/>
-            </w:pPr>
-            <w:r>
-              <w:rPr>
-                <w:rFonts w:ascii="Times New Roman" w:hAnsi="Times New Roman"/>
-                <w:color w:val="000000"/>
-                <w:sz w:val="20"/>
+              <w:spacing w:before="40" w:after="40" w:line="276" w:lineRule="auto"/>
+              <w:jc w:val="center"/>
+            </w:pPr>
+            <w:r/>
+            <w:r>
+              <w:rPr>
+                <w:rFonts w:ascii="Times New Roman" w:hAnsi="Times New Roman"/>
+                <w:b w:val="0"/>
+                <w:i w:val="0"/>
+                <w:color w:val="1A1A1A"/>
+                <w:sz w:val="19"/>
               </w:rPr>
               <w:t>3,000</w:t>
             </w:r>
@@ -16476,16 +17226,19 @@
           </w:tcPr>
           <w:p>
             <w:pPr>
-              <w:spacing w:before="40" w:after="40"/>
-              <w:jc w:val="both"/>
-            </w:pPr>
-            <w:r>
-              <w:rPr>
-                <w:rFonts w:ascii="Times New Roman" w:hAnsi="Times New Roman"/>
-                <w:color w:val="000000"/>
-                <w:sz w:val="20"/>
-              </w:rPr>
-              <w:t>9.1% of training pool</w:t>
+              <w:spacing w:before="40" w:after="40" w:line="276" w:lineRule="auto"/>
+              <w:jc w:val="center"/>
+            </w:pPr>
+            <w:r/>
+            <w:r>
+              <w:rPr>
+                <w:rFonts w:ascii="Times New Roman" w:hAnsi="Times New Roman"/>
+                <w:b w:val="0"/>
+                <w:i w:val="0"/>
+                <w:color w:val="1A1A1A"/>
+                <w:sz w:val="19"/>
+              </w:rPr>
+              <w:t>4.29% (5.0% of train pool)</w:t>
             </w:r>
           </w:p>
         </w:tc>
@@ -16496,14 +17249,17 @@
           </w:tcPr>
           <w:p>
             <w:pPr>
-              <w:spacing w:before="40" w:after="40"/>
-              <w:jc w:val="both"/>
-            </w:pPr>
-            <w:r>
-              <w:rPr>
-                <w:rFonts w:ascii="Times New Roman" w:hAnsi="Times New Roman"/>
-                <w:color w:val="000000"/>
-                <w:sz w:val="20"/>
+              <w:spacing w:before="40" w:after="40" w:line="276" w:lineRule="auto"/>
+              <w:jc w:val="left"/>
+            </w:pPr>
+            <w:r/>
+            <w:r>
+              <w:rPr>
+                <w:rFonts w:ascii="Times New Roman" w:hAnsi="Times New Roman"/>
+                <w:b w:val="0"/>
+                <w:i w:val="0"/>
+                <w:color w:val="1A1A1A"/>
+                <w:sz w:val="18"/>
               </w:rPr>
               <w:t>Early stopping, convergence monitoring, and temperature calibration (T).</w:t>
             </w:r>
@@ -16523,17 +17279,19 @@
           </w:tcPr>
           <w:p>
             <w:pPr>
-              <w:spacing w:before="40" w:after="40"/>
-              <w:jc w:val="both"/>
-            </w:pPr>
-            <w:r>
-              <w:rPr>
-                <w:rFonts w:ascii="Times New Roman" w:hAnsi="Times New Roman"/>
-                <w:b/>
-                <w:color w:val="000000"/>
-                <w:sz w:val="20"/>
-              </w:rPr>
-              <w:t>Test Set (Isolated)</w:t>
+              <w:spacing w:before="40" w:after="40" w:line="276" w:lineRule="auto"/>
+              <w:jc w:val="left"/>
+            </w:pPr>
+            <w:r/>
+            <w:r>
+              <w:rPr>
+                <w:rFonts w:ascii="Times New Roman" w:hAnsi="Times New Roman"/>
+                <w:b/>
+                <w:i w:val="0"/>
+                <w:color w:val="1A1A1A"/>
+                <w:sz w:val="19"/>
+              </w:rPr>
+              <w:t>Reserved Training Pool</w:t>
             </w:r>
           </w:p>
         </w:tc>
@@ -16544,14 +17302,109 @@
           </w:tcPr>
           <w:p>
             <w:pPr>
-              <w:spacing w:before="40" w:after="40"/>
-              <w:jc w:val="both"/>
-            </w:pPr>
-            <w:r>
-              <w:rPr>
-                <w:rFonts w:ascii="Times New Roman" w:hAnsi="Times New Roman"/>
-                <w:color w:val="000000"/>
-                <w:sz w:val="20"/>
+              <w:spacing w:before="40" w:after="40" w:line="276" w:lineRule="auto"/>
+              <w:jc w:val="center"/>
+            </w:pPr>
+            <w:r/>
+            <w:r>
+              <w:rPr>
+                <w:rFonts w:ascii="Times New Roman" w:hAnsi="Times New Roman"/>
+                <w:b w:val="0"/>
+                <w:i w:val="0"/>
+                <w:color w:val="1A1A1A"/>
+                <w:sz w:val="19"/>
+              </w:rPr>
+              <w:t>37,000</w:t>
+            </w:r>
+          </w:p>
+        </w:tc>
+        <w:tc>
+          <w:tcPr>
+            <w:tcW w:w="2100" w:type="dxa"/>
+            <w:vAlign w:val="center"/>
+          </w:tcPr>
+          <w:p>
+            <w:pPr>
+              <w:spacing w:before="40" w:after="40" w:line="276" w:lineRule="auto"/>
+              <w:jc w:val="center"/>
+            </w:pPr>
+            <w:r/>
+            <w:r>
+              <w:rPr>
+                <w:rFonts w:ascii="Times New Roman" w:hAnsi="Times New Roman"/>
+                <w:b w:val="0"/>
+                <w:i w:val="0"/>
+                <w:color w:val="1A1A1A"/>
+                <w:sz w:val="19"/>
+              </w:rPr>
+              <w:t>52.86% (61.7% of train pool)</w:t>
+            </w:r>
+          </w:p>
+        </w:tc>
+        <w:tc>
+          <w:tcPr>
+            <w:tcW w:w="4200" w:type="dxa"/>
+            <w:vAlign w:val="center"/>
+          </w:tcPr>
+          <w:p>
+            <w:pPr>
+              <w:spacing w:before="40" w:after="40" w:line="276" w:lineRule="auto"/>
+              <w:jc w:val="left"/>
+            </w:pPr>
+            <w:r/>
+            <w:r>
+              <w:rPr>
+                <w:rFonts w:ascii="Times New Roman" w:hAnsi="Times New Roman"/>
+                <w:b w:val="0"/>
+                <w:i w:val="0"/>
+                <w:color w:val="1A1A1A"/>
+                <w:sz w:val="18"/>
+              </w:rPr>
+              <w:t>Preserved untouched in data/raw/mnist.npz for offline reproducibility and scale benchmarks.</w:t>
+            </w:r>
+          </w:p>
+        </w:tc>
+      </w:tr>
+      <w:tr>
+        <w:tc>
+          <w:tcPr>
+            <w:tcW w:type="dxa" w:w="2200"/>
+          </w:tcPr>
+          <w:p>
+            <w:pPr>
+              <w:spacing w:before="40" w:after="40" w:line="276" w:lineRule="auto"/>
+              <w:jc w:val="left"/>
+            </w:pPr>
+            <w:r/>
+            <w:r>
+              <w:rPr>
+                <w:rFonts w:ascii="Times New Roman" w:hAnsi="Times New Roman"/>
+                <w:b/>
+                <w:i w:val="0"/>
+                <w:color w:val="1A1A1A"/>
+                <w:sz w:val="19"/>
+              </w:rPr>
+              <w:t>Isolated Test Set</w:t>
+            </w:r>
+          </w:p>
+        </w:tc>
+        <w:tc>
+          <w:tcPr>
+            <w:tcW w:type="dxa" w:w="1500"/>
+          </w:tcPr>
+          <w:p>
+            <w:pPr>
+              <w:spacing w:before="40" w:after="40" w:line="276" w:lineRule="auto"/>
+              <w:jc w:val="center"/>
+            </w:pPr>
+            <w:r/>
+            <w:r>
+              <w:rPr>
+                <w:rFonts w:ascii="Times New Roman" w:hAnsi="Times New Roman"/>
+                <w:b w:val="0"/>
+                <w:i w:val="0"/>
+                <w:color w:val="1A1A1A"/>
+                <w:sz w:val="19"/>
               </w:rPr>
               <w:t>10,000</w:t>
             </w:r>
@@ -16559,41 +17412,139 @@
         </w:tc>
         <w:tc>
           <w:tcPr>
-            <w:tcW w:w="2100" w:type="dxa"/>
-            <w:vAlign w:val="center"/>
-          </w:tcPr>
-          <w:p>
-            <w:pPr>
-              <w:spacing w:before="40" w:after="40"/>
-              <w:jc w:val="both"/>
-            </w:pPr>
-            <w:r>
-              <w:rPr>
-                <w:rFonts w:ascii="Times New Roman" w:hAnsi="Times New Roman"/>
-                <w:color w:val="000000"/>
-                <w:sz w:val="20"/>
-              </w:rPr>
-              <w:t>30.3% of total dataset</w:t>
-            </w:r>
-          </w:p>
-        </w:tc>
-        <w:tc>
-          <w:tcPr>
-            <w:tcW w:w="4200" w:type="dxa"/>
-            <w:vAlign w:val="center"/>
-          </w:tcPr>
-          <w:p>
-            <w:pPr>
-              <w:spacing w:before="40" w:after="40"/>
-              <w:jc w:val="both"/>
-            </w:pPr>
-            <w:r>
-              <w:rPr>
-                <w:rFonts w:ascii="Times New Roman" w:hAnsi="Times New Roman"/>
-                <w:color w:val="000000"/>
-                <w:sz w:val="20"/>
-              </w:rPr>
-              <w:t>Final unbiased performance evaluation. STRICTLY ISOLATED (zero leakage).</w:t>
+            <w:tcW w:type="dxa" w:w="2100"/>
+          </w:tcPr>
+          <w:p>
+            <w:pPr>
+              <w:spacing w:before="40" w:after="40" w:line="276" w:lineRule="auto"/>
+              <w:jc w:val="center"/>
+            </w:pPr>
+            <w:r/>
+            <w:r>
+              <w:rPr>
+                <w:rFonts w:ascii="Times New Roman" w:hAnsi="Times New Roman"/>
+                <w:b w:val="0"/>
+                <w:i w:val="0"/>
+                <w:color w:val="1A1A1A"/>
+                <w:sz w:val="19"/>
+              </w:rPr>
+              <w:t>14.29% (100% of test pool)</w:t>
+            </w:r>
+          </w:p>
+        </w:tc>
+        <w:tc>
+          <w:tcPr>
+            <w:tcW w:type="dxa" w:w="4200"/>
+          </w:tcPr>
+          <w:p>
+            <w:pPr>
+              <w:spacing w:before="40" w:after="40" w:line="276" w:lineRule="auto"/>
+              <w:jc w:val="left"/>
+            </w:pPr>
+            <w:r/>
+            <w:r>
+              <w:rPr>
+                <w:rFonts w:ascii="Times New Roman" w:hAnsi="Times New Roman"/>
+                <w:b w:val="0"/>
+                <w:i w:val="0"/>
+                <w:color w:val="1A1A1A"/>
+                <w:sz w:val="18"/>
+              </w:rPr>
+              <w:t>Final unbiased performance benchmarking. STRICTLY ISOLATED (zero leakage).</w:t>
+            </w:r>
+          </w:p>
+        </w:tc>
+      </w:tr>
+      <w:tr>
+        <w:tc>
+          <w:tcPr>
+            <w:tcW w:type="dxa" w:w="2200"/>
+            <w:shd w:fill="F5F5F5"/>
+          </w:tcPr>
+          <w:p>
+            <w:pPr>
+              <w:spacing w:before="40" w:after="40" w:line="276" w:lineRule="auto"/>
+              <w:jc w:val="left"/>
+            </w:pPr>
+            <w:r/>
+            <w:r>
+              <w:rPr>
+                <w:rFonts w:ascii="Times New Roman" w:hAnsi="Times New Roman"/>
+                <w:b/>
+                <w:i w:val="0"/>
+                <w:color w:val="1A1A1A"/>
+                <w:sz w:val="19"/>
+              </w:rPr>
+              <w:t>Total Combined Corpus</w:t>
+            </w:r>
+          </w:p>
+        </w:tc>
+        <w:tc>
+          <w:tcPr>
+            <w:tcW w:type="dxa" w:w="1500"/>
+            <w:shd w:fill="F5F5F5"/>
+          </w:tcPr>
+          <w:p>
+            <w:pPr>
+              <w:spacing w:before="40" w:after="40" w:line="276" w:lineRule="auto"/>
+              <w:jc w:val="center"/>
+            </w:pPr>
+            <w:r/>
+            <w:r>
+              <w:rPr>
+                <w:rFonts w:ascii="Times New Roman" w:hAnsi="Times New Roman"/>
+                <w:b/>
+                <w:i w:val="0"/>
+                <w:color w:val="1A1A1A"/>
+                <w:sz w:val="19"/>
+              </w:rPr>
+              <w:t>70,000</w:t>
+            </w:r>
+          </w:p>
+        </w:tc>
+        <w:tc>
+          <w:tcPr>
+            <w:tcW w:type="dxa" w:w="2100"/>
+            <w:shd w:fill="F5F5F5"/>
+          </w:tcPr>
+          <w:p>
+            <w:pPr>
+              <w:spacing w:before="40" w:after="40" w:line="276" w:lineRule="auto"/>
+              <w:jc w:val="center"/>
+            </w:pPr>
+            <w:r/>
+            <w:r>
+              <w:rPr>
+                <w:rFonts w:ascii="Times New Roman" w:hAnsi="Times New Roman"/>
+                <w:b/>
+                <w:i w:val="0"/>
+                <w:color w:val="1A1A1A"/>
+                <w:sz w:val="19"/>
+              </w:rPr>
+              <w:t>100.00%</w:t>
+            </w:r>
+          </w:p>
+        </w:tc>
+        <w:tc>
+          <w:tcPr>
+            <w:tcW w:type="dxa" w:w="4200"/>
+            <w:shd w:fill="F5F5F5"/>
+          </w:tcPr>
+          <w:p>
+            <w:pPr>
+              <w:spacing w:before="40" w:after="40" w:line="276" w:lineRule="auto"/>
+              <w:jc w:val="left"/>
+            </w:pPr>
+            <w:r/>
+            <w:r>
+              <w:rPr>
+                <w:rFonts w:ascii="Times New Roman" w:hAnsi="Times New Roman"/>
+                <w:b w:val="0"/>
+                <w:i w:val="0"/>
+                <w:color w:val="1A1A1A"/>
+                <w:sz w:val="18"/>
+              </w:rPr>
+              <w:t>Complete audited dataset population (10 classes, 28×28 grayscale).</w:t>
             </w:r>
           </w:p>
         </w:tc>
@@ -16640,7 +17591,6 @@
           <w:b/>
           <w:bCs/>
         </w:rPr>
-        <w:lastRenderedPageBreak/>
         <w:t>CHAPTER 5</w:t>
       </w:r>
     </w:p>
@@ -16727,7 +17677,7 @@
                           <pic:cNvPicPr/>
                         </pic:nvPicPr>
                         <pic:blipFill>
-                          <a:blip r:embed="rId15"/>
+                          <a:blip r:embed="rId16"/>
                           <a:stretch>
                             <a:fillRect/>
                           </a:stretch>
@@ -16799,6 +17749,14 @@
           <w:sz w:val="21"/>
         </w:rPr>
         <w:br/>
+      </w:r>
+      <w:r>
+        <w:rPr>
+          <w:rFonts w:ascii="Times New Roman" w:hAnsi="Times New Roman"/>
+          <w:i/>
+          <w:color w:val="000000"/>
+          <w:sz w:val="21"/>
+        </w:rPr>
         <w:t>Engineering Implication: Enables real-time execution (&lt;10 ms latency) on standard commodity CPU hardware without requiring dedicated GPU server infrastructure.</w:t>
       </w:r>
     </w:p>
@@ -16829,7 +17787,15 @@
           <w:color w:val="000000"/>
           <w:sz w:val="24"/>
         </w:rPr>
-        <w:t>To establish rigorous performance baselines, two classical reference models were implemented: (1) Zero-Rule Dummy Classifier, which predicts the prior majority class regardless of input, establishing the empirical chance baseline of 11.35% accuracy; and (2) Multinomial Logistic Regression, a convex linear classifier using softmax regression with L2 weight regularization, which achieved 91.49% test accuracy. The 6.82% accuracy gap between linear logistic regression and our proposed convolutional network quantitatively demonstrates the necessity of non-linear spatial feature learning.</w:t>
+        <w:t>To establish rigorous performance baselines, two classical reference models were implemented: (1) Zero-Rule Dummy Classifier, which predicts the prior majority class regardless of input, establishing the empirical chance baseline of 11.35% accuracy; and (2) Multinomial Logistic Regression, a convex linear classifier using softmax regression with L2 weight regularization, which achieved 91.49% test accuracy. The 6.82% accuracy gap between linear logistic regression and our proposed convolutional network quan</w:t>
+      </w:r>
+      <w:r>
+        <w:rPr>
+          <w:rFonts w:ascii="Times New Roman" w:hAnsi="Times New Roman"/>
+          <w:color w:val="000000"/>
+          <w:sz w:val="24"/>
+        </w:rPr>
+        <w:t>titatively demonstrates the necessity of non-linear spatial feature learning.</w:t>
       </w:r>
     </w:p>
     <w:p>
@@ -16867,7 +17833,6 @@
           <w:color w:val="000000"/>
           <w:sz w:val="24"/>
         </w:rPr>
-        <w:lastRenderedPageBreak/>
         <w:t>(91.49%), Random Forest with 100 bagging trees (95.48%), Deep MLP with two dense hidden layers (95.91%), Support Vector Classifier with Radial Basis Function kernel (96.11%), Classic LeNet-5 CNN (96.25%), and the proposed DigitVision DeepConvNet (98.31%). This structured comparison demonstrates how predictive power scales from flat linear models up to deep hierarchical convolutional representations.</w:t>
       </w:r>
     </w:p>
@@ -17694,7 +18659,6 @@
                 <w:color w:val="000000"/>
                 <w:sz w:val="20"/>
               </w:rPr>
-              <w:lastRenderedPageBreak/>
               <w:t>Conv2D_1 + BN</w:t>
             </w:r>
           </w:p>
@@ -18655,7 +19619,6 @@
                 <w:color w:val="000000"/>
                 <w:sz w:val="20"/>
               </w:rPr>
-              <w:lastRenderedPageBreak/>
               <w:t>Epochs</w:t>
             </w:r>
           </w:p>
@@ -18919,7 +19882,6 @@
           <w:b/>
           <w:bCs/>
         </w:rPr>
-        <w:lastRenderedPageBreak/>
         <w:t>CHAPTER 6</w:t>
       </w:r>
     </w:p>
@@ -19831,7 +20793,6 @@
                 <w:color w:val="000000"/>
                 <w:sz w:val="20"/>
               </w:rPr>
-              <w:lastRenderedPageBreak/>
               <w:t>Random seed</w:t>
             </w:r>
           </w:p>
@@ -19964,7 +20925,22 @@
           <w:sz w:val="24"/>
         </w:rPr>
         <w:br/>
-        <w:t>Concurrently, training accuracy advanced from 87.25% to 98.45%, while validation accuracy rose from 96.40% to 98.23%. During early epochs (Epochs 1 through 6), validation accuracy consistently exceeded training accuracy. This phenomenon is a direct mathematical consequence of Dropout regularization (rates 0.25 and 0.50), which is actively dropping neuron activations during training forward passes but is completely deactivated during evaluation passes, allowing the full ensemble capacity to predict validation samples.</w:t>
+      </w:r>
+      <w:r>
+        <w:rPr>
+          <w:rFonts w:ascii="Times New Roman" w:hAnsi="Times New Roman"/>
+          <w:color w:val="000000"/>
+          <w:sz w:val="24"/>
+        </w:rPr>
+        <w:t>Concurrently, training accuracy advanced from 87.25% to 98.45%, while validation accuracy rose from 96.40% to 98.23%. During early epochs (Epochs 1 through 6), validation accuracy consistently exceeded training accuracy. This phenomenon is a direct mathematical consequence of Dropout regularization (rates 0.25 and 0.50), which is actively dropping neuron activations during training forward passes but is completely deactivated during evaluation passes, allowing the full ensemble capacity to predict validatio</w:t>
+      </w:r>
+      <w:r>
+        <w:rPr>
+          <w:rFonts w:ascii="Times New Roman" w:hAnsi="Times New Roman"/>
+          <w:color w:val="000000"/>
+          <w:sz w:val="24"/>
+        </w:rPr>
+        <w:t>n samples.</w:t>
       </w:r>
     </w:p>
     <w:tbl>
@@ -20002,138 +20978,11 @@
               <w:rPr>
                 <w:noProof/>
               </w:rPr>
-              <w:lastRenderedPageBreak/>
               <w:drawing>
                 <wp:inline distT="0" distB="0" distL="0" distR="0" wp14:anchorId="4E8DFF2A" wp14:editId="3882D1B0">
                   <wp:extent cx="4754880" cy="2852928"/>
                   <wp:effectExtent l="0" t="0" r="0" b="0"/>
                   <wp:docPr id="15" name="Picture 15"/>
-                  <wp:cNvGraphicFramePr>
-                    <a:graphicFrameLocks xmlns:a="http://schemas.openxmlformats.org/drawingml/2006/main" noChangeAspect="1"/>
-                  </wp:cNvGraphicFramePr>
-                  <a:graphic xmlns:a="http://schemas.openxmlformats.org/drawingml/2006/main">
-                    <a:graphicData uri="http://schemas.openxmlformats.org/drawingml/2006/picture">
-                      <pic:pic xmlns:pic="http://schemas.openxmlformats.org/drawingml/2006/picture">
-                        <pic:nvPicPr>
-                          <pic:cNvPr id="0" name="image.png"/>
-                          <pic:cNvPicPr/>
-                        </pic:nvPicPr>
-                        <pic:blipFill>
-                          <a:blip r:embed="rId16"/>
-                          <a:stretch>
-                            <a:fillRect/>
-                          </a:stretch>
-                        </pic:blipFill>
-                        <pic:spPr>
-                          <a:xfrm>
-                            <a:off x="0" y="0"/>
-                            <a:ext cx="4754880" cy="2852928"/>
-                          </a:xfrm>
-                          <a:prstGeom prst="rect">
-                            <a:avLst/>
-                          </a:prstGeom>
-                        </pic:spPr>
-                      </pic:pic>
-                    </a:graphicData>
-                  </a:graphic>
-                </wp:inline>
-              </w:drawing>
-            </w:r>
-          </w:p>
-        </w:tc>
-      </w:tr>
-    </w:tbl>
-    <w:p>
-      <w:pPr>
-        <w:spacing w:before="60" w:after="120" w:line="312" w:lineRule="auto"/>
-        <w:jc w:val="both"/>
-      </w:pPr>
-      <w:r>
-        <w:rPr>
-          <w:rFonts w:ascii="Times New Roman" w:hAnsi="Times New Roman"/>
-          <w:b/>
-          <w:color w:val="000000"/>
-        </w:rPr>
-        <w:t>Fig. 6.1: Loss Curves – Training vs Validation</w:t>
-      </w:r>
-      <w:r>
-        <w:rPr>
-          <w:rFonts w:ascii="Times New Roman" w:hAnsi="Times New Roman"/>
-          <w:b/>
-          <w:color w:val="000000"/>
-        </w:rPr>
-        <w:br/>
-      </w:r>
-      <w:r>
-        <w:rPr>
-          <w:rFonts w:ascii="Times New Roman" w:hAnsi="Times New Roman"/>
-          <w:i/>
-          <w:color w:val="000000"/>
-          <w:sz w:val="21"/>
-        </w:rPr>
-        <w:t>Observation: Training loss declines monotonically from 0.4120 in Epoch 1 to 0.0534 in Epoch 15, while validation loss stabilizes at 0.0482 by Epoch 12.</w:t>
-      </w:r>
-      <w:r>
-        <w:rPr>
-          <w:rFonts w:ascii="Times New Roman" w:hAnsi="Times New Roman"/>
-          <w:i/>
-          <w:color w:val="000000"/>
-          <w:sz w:val="21"/>
-        </w:rPr>
-        <w:br/>
-        <w:t>Interpretation: Smooth asymptotic loss decay demonstrates stable gradient backpropagation without vanishing gradients, loss spikes, or numerical instability.</w:t>
-      </w:r>
-      <w:r>
-        <w:rPr>
-          <w:rFonts w:ascii="Times New Roman" w:hAnsi="Times New Roman"/>
-          <w:i/>
-          <w:color w:val="000000"/>
-          <w:sz w:val="21"/>
-        </w:rPr>
-        <w:br/>
-        <w:t>Engineering Implication: Validates Adam optimizer hyperparameters (η = 0.001) and early stopping criteria (patience = 5), retaining the optimal model weights at Epoch 12.</w:t>
-      </w:r>
-    </w:p>
-    <w:tbl>
-      <w:tblPr>
-        <w:tblW w:w="8000" w:type="dxa"/>
-        <w:jc w:val="center"/>
-        <w:tblBorders>
-          <w:top w:val="dashed" w:sz="6" w:space="0" w:color="8EAADB"/>
-          <w:left w:val="dashed" w:sz="6" w:space="0" w:color="8EAADB"/>
-          <w:bottom w:val="dashed" w:sz="6" w:space="0" w:color="8EAADB"/>
-          <w:right w:val="dashed" w:sz="6" w:space="0" w:color="8EAADB"/>
-        </w:tblBorders>
-        <w:tblLayout w:type="fixed"/>
-        <w:tblLook w:val="04A0" w:firstRow="1" w:lastRow="0" w:firstColumn="1" w:lastColumn="0" w:noHBand="0" w:noVBand="1"/>
-      </w:tblPr>
-      <w:tblGrid>
-        <w:gridCol w:w="8000"/>
-      </w:tblGrid>
-      <w:tr>
-        <w:trPr>
-          <w:trHeight w:val="2200"/>
-          <w:jc w:val="center"/>
-        </w:trPr>
-        <w:tc>
-          <w:tcPr>
-            <w:tcW w:w="8000" w:type="dxa"/>
-            <w:vAlign w:val="center"/>
-          </w:tcPr>
-          <w:p>
-            <w:pPr>
-              <w:spacing w:before="60" w:after="60"/>
-              <w:jc w:val="both"/>
-            </w:pPr>
-            <w:r>
-              <w:rPr>
-                <w:noProof/>
-              </w:rPr>
-              <w:drawing>
-                <wp:inline distT="0" distB="0" distL="0" distR="0" wp14:anchorId="0DB32834" wp14:editId="2D1A0F82">
-                  <wp:extent cx="4754880" cy="2852928"/>
-                  <wp:effectExtent l="0" t="0" r="0" b="0"/>
-                  <wp:docPr id="16" name="Picture 16"/>
                   <wp:cNvGraphicFramePr>
                     <a:graphicFrameLocks xmlns:a="http://schemas.openxmlformats.org/drawingml/2006/main" noChangeAspect="1"/>
                   </wp:cNvGraphicFramePr>
@@ -20180,7 +21029,7 @@
           <w:b/>
           <w:color w:val="000000"/>
         </w:rPr>
-        <w:t>Fig. 6.2: Metric Curves – Training vs Validation</w:t>
+        <w:t>Fig. 6.1: Loss Curves – Training vs Validation</w:t>
       </w:r>
       <w:r>
         <w:rPr>
@@ -20197,7 +21046,7 @@
           <w:color w:val="000000"/>
           <w:sz w:val="21"/>
         </w:rPr>
-        <w:t>Observation: Training accuracy converges to 98.45% while validation accuracy reaches 98.23%, with validation accuracy exceeding training accuracy during early epochs (Epochs 1–6).</w:t>
+        <w:t>Observation: Training loss declines monotonically from 0.4120 in Epoch 1 to 0.0534 in Epoch 15, while validation loss stabilizes at 0.0482 by Epoch 12.</w:t>
       </w:r>
       <w:r>
         <w:rPr>
@@ -20207,7 +21056,7 @@
           <w:sz w:val="21"/>
         </w:rPr>
         <w:br/>
-        <w:t>Interpretation: Validation accuracy exceeding training accuracy is a direct consequence of Dropout regularization (rates 0.25 and 0.50), which is active during training but disabled during evaluation.</w:t>
+        <w:t>Interpretation: Smooth asymptotic loss decay demonstrates stable gradient backpropagation without vanishing gradients, loss spikes, or numerical instability.</w:t>
       </w:r>
       <w:r>
         <w:rPr>
@@ -20225,7 +21074,140 @@
           <w:color w:val="000000"/>
           <w:sz w:val="21"/>
         </w:rPr>
-        <w:lastRenderedPageBreak/>
+        <w:t>Engineering Implication: Validates Adam optimizer hyperparameters (η = 0.001) and early stopping criteria (patience = 5), retaining the optimal model weights at Epoch 12.</w:t>
+      </w:r>
+    </w:p>
+    <w:tbl>
+      <w:tblPr>
+        <w:tblW w:w="8000" w:type="dxa"/>
+        <w:jc w:val="center"/>
+        <w:tblBorders>
+          <w:top w:val="dashed" w:sz="6" w:space="0" w:color="8EAADB"/>
+          <w:left w:val="dashed" w:sz="6" w:space="0" w:color="8EAADB"/>
+          <w:bottom w:val="dashed" w:sz="6" w:space="0" w:color="8EAADB"/>
+          <w:right w:val="dashed" w:sz="6" w:space="0" w:color="8EAADB"/>
+        </w:tblBorders>
+        <w:tblLayout w:type="fixed"/>
+        <w:tblLook w:val="04A0" w:firstRow="1" w:lastRow="0" w:firstColumn="1" w:lastColumn="0" w:noHBand="0" w:noVBand="1"/>
+      </w:tblPr>
+      <w:tblGrid>
+        <w:gridCol w:w="8000"/>
+      </w:tblGrid>
+      <w:tr>
+        <w:trPr>
+          <w:trHeight w:val="2200"/>
+          <w:jc w:val="center"/>
+        </w:trPr>
+        <w:tc>
+          <w:tcPr>
+            <w:tcW w:w="8000" w:type="dxa"/>
+            <w:vAlign w:val="center"/>
+          </w:tcPr>
+          <w:p>
+            <w:pPr>
+              <w:spacing w:before="60" w:after="60"/>
+              <w:jc w:val="both"/>
+            </w:pPr>
+            <w:r>
+              <w:rPr>
+                <w:noProof/>
+              </w:rPr>
+              <w:drawing>
+                <wp:inline distT="0" distB="0" distL="0" distR="0" wp14:anchorId="0DB32834" wp14:editId="2D1A0F82">
+                  <wp:extent cx="4754880" cy="2852928"/>
+                  <wp:effectExtent l="0" t="0" r="0" b="0"/>
+                  <wp:docPr id="16" name="Picture 16"/>
+                  <wp:cNvGraphicFramePr>
+                    <a:graphicFrameLocks xmlns:a="http://schemas.openxmlformats.org/drawingml/2006/main" noChangeAspect="1"/>
+                  </wp:cNvGraphicFramePr>
+                  <a:graphic xmlns:a="http://schemas.openxmlformats.org/drawingml/2006/main">
+                    <a:graphicData uri="http://schemas.openxmlformats.org/drawingml/2006/picture">
+                      <pic:pic xmlns:pic="http://schemas.openxmlformats.org/drawingml/2006/picture">
+                        <pic:nvPicPr>
+                          <pic:cNvPr id="0" name="image.png"/>
+                          <pic:cNvPicPr/>
+                        </pic:nvPicPr>
+                        <pic:blipFill>
+                          <a:blip r:embed="rId18"/>
+                          <a:stretch>
+                            <a:fillRect/>
+                          </a:stretch>
+                        </pic:blipFill>
+                        <pic:spPr>
+                          <a:xfrm>
+                            <a:off x="0" y="0"/>
+                            <a:ext cx="4754880" cy="2852928"/>
+                          </a:xfrm>
+                          <a:prstGeom prst="rect">
+                            <a:avLst/>
+                          </a:prstGeom>
+                        </pic:spPr>
+                      </pic:pic>
+                    </a:graphicData>
+                  </a:graphic>
+                </wp:inline>
+              </w:drawing>
+            </w:r>
+          </w:p>
+        </w:tc>
+      </w:tr>
+    </w:tbl>
+    <w:p>
+      <w:pPr>
+        <w:spacing w:before="60" w:after="120" w:line="312" w:lineRule="auto"/>
+        <w:jc w:val="both"/>
+      </w:pPr>
+      <w:r>
+        <w:rPr>
+          <w:rFonts w:ascii="Times New Roman" w:hAnsi="Times New Roman"/>
+          <w:b/>
+          <w:color w:val="000000"/>
+        </w:rPr>
+        <w:t>Fig. 6.2: Metric Curves – Training vs Validation</w:t>
+      </w:r>
+      <w:r>
+        <w:rPr>
+          <w:rFonts w:ascii="Times New Roman" w:hAnsi="Times New Roman"/>
+          <w:b/>
+          <w:color w:val="000000"/>
+        </w:rPr>
+        <w:br/>
+      </w:r>
+      <w:r>
+        <w:rPr>
+          <w:rFonts w:ascii="Times New Roman" w:hAnsi="Times New Roman"/>
+          <w:i/>
+          <w:color w:val="000000"/>
+          <w:sz w:val="21"/>
+        </w:rPr>
+        <w:t>Observation: Training accuracy converges to 98.45% while validation accuracy reaches 98.23%, with validation accuracy exceeding training accuracy during early epochs (Epochs 1–6).</w:t>
+      </w:r>
+      <w:r>
+        <w:rPr>
+          <w:rFonts w:ascii="Times New Roman" w:hAnsi="Times New Roman"/>
+          <w:i/>
+          <w:color w:val="000000"/>
+          <w:sz w:val="21"/>
+        </w:rPr>
+        <w:br/>
+      </w:r>
+      <w:r>
+        <w:rPr>
+          <w:rFonts w:ascii="Times New Roman" w:hAnsi="Times New Roman"/>
+          <w:i/>
+          <w:color w:val="000000"/>
+          <w:sz w:val="21"/>
+        </w:rPr>
+        <w:t>Interpretation: Validation accuracy exceeding training accuracy is a direct consequence of Dropout regularization (rates 0.25 and 0.50), which is active during training but disabled during evaluation.</w:t>
+      </w:r>
+      <w:r>
+        <w:rPr>
+          <w:rFonts w:ascii="Times New Roman" w:hAnsi="Times New Roman"/>
+          <w:i/>
+          <w:color w:val="000000"/>
+          <w:sz w:val="21"/>
+        </w:rPr>
+        <w:br/>
         <w:t>Engineering Implication: Confirms that spatial dropout effectively prevents co-adaptation among feature detectors, ensuring robust generalization to unseen data.</w:t>
       </w:r>
     </w:p>
@@ -21327,7 +22309,15 @@
           <w:color w:val="000000"/>
           <w:sz w:val="24"/>
         </w:rPr>
-        <w:t>Overfitting was quantitatively audited by computing the final generalization gap: Δ = |Training Accuracy - Validation Accuracy| = |98.45% - 98.23%| = 0.22%. This minimal delta confirms that the model achieved an optimal bias-variance trade-off without memorizing training noise. Table 6.5 compares diagnosis across models: while a deep MLP exhibited a 1.30% gap due to lack of spatial locality constraints, DeepConvNet's combination of spatial dropout, batch normalization, and L2 regularization prevented overfitting entirely.</w:t>
+        <w:t>Overfitting was quantitatively audited by computing the final generalization gap: Δ = |Training Accuracy - Validation Accuracy| = |98.45% - 98.23%| = 0.22%. This minimal delta confirms that the model achieved an optimal bias-variance trade-off without memorizing training noise. Table 6.5 compares diagnosis across models: while a deep MLP exhibited a 1.30% gap due to lack of spatial locality constraints, DeepConvNet's combination of spatial dropout, batch normalization, and L2 regularization prevented overfi</w:t>
+      </w:r>
+      <w:r>
+        <w:rPr>
+          <w:rFonts w:ascii="Times New Roman" w:hAnsi="Times New Roman"/>
+          <w:color w:val="000000"/>
+          <w:sz w:val="24"/>
+        </w:rPr>
+        <w:t>tting entirely.</w:t>
       </w:r>
     </w:p>
     <w:tbl>
@@ -21365,7 +22355,6 @@
               <w:rPr>
                 <w:noProof/>
               </w:rPr>
-              <w:lastRenderedPageBreak/>
               <w:drawing>
                 <wp:inline distT="0" distB="0" distL="0" distR="0" wp14:anchorId="5BD1C60B" wp14:editId="19A76958">
                   <wp:extent cx="4754880" cy="1867989"/>
@@ -21382,7 +22371,7 @@
                           <pic:cNvPicPr/>
                         </pic:nvPicPr>
                         <pic:blipFill>
-                          <a:blip r:embed="rId18"/>
+                          <a:blip r:embed="rId19"/>
                           <a:stretch>
                             <a:fillRect/>
                           </a:stretch>
@@ -21454,6 +22443,14 @@
           <w:sz w:val="21"/>
         </w:rPr>
         <w:br/>
+      </w:r>
+      <w:r>
+        <w:rPr>
+          <w:rFonts w:ascii="Times New Roman" w:hAnsi="Times New Roman"/>
+          <w:i/>
+          <w:color w:val="000000"/>
+          <w:sz w:val="21"/>
+        </w:rPr>
         <w:t>Engineering Implication: Eliminates the need for aggressive data augmentation or heavy architectural pruning, ensuring reproducible and stable model performance.</w:t>
       </w:r>
     </w:p>
@@ -22110,6 +23107,13 @@
                 <w:sz w:val="17"/>
               </w:rPr>
               <w:br/>
+            </w:r>
+            <w:r>
+              <w:rPr>
+                <w:rFonts w:ascii="Courier New" w:hAnsi="Courier New"/>
+                <w:color w:val="000000"/>
+                <w:sz w:val="17"/>
+              </w:rPr>
               <w:t># File: src/preprocessing/canonical.py &amp; src/models/deep.py</w:t>
             </w:r>
             <w:r>
@@ -22126,7 +23130,6 @@
                 <w:color w:val="000000"/>
                 <w:sz w:val="17"/>
               </w:rPr>
-              <w:lastRenderedPageBreak/>
               <w:br/>
               <w:t>import cv2, numpy as np, tensorflow as tf</w:t>
             </w:r>
@@ -22208,6 +23211,13 @@
                 <w:sz w:val="17"/>
               </w:rPr>
               <w:br/>
+            </w:r>
+            <w:r>
+              <w:rPr>
+                <w:rFonts w:ascii="Courier New" w:hAnsi="Courier New"/>
+                <w:color w:val="000000"/>
+                <w:sz w:val="17"/>
+              </w:rPr>
               <w:t xml:space="preserve">    _, thresh = cv2.threshold(gray, 0, 255, cv2.THRESH_BINARY + cv2.THRESH_OTSU)</w:t>
             </w:r>
             <w:r>
@@ -22307,6 +23317,13 @@
                 <w:sz w:val="17"/>
               </w:rPr>
               <w:br/>
+            </w:r>
+            <w:r>
+              <w:rPr>
+                <w:rFonts w:ascii="Courier New" w:hAnsi="Courier New"/>
+                <w:color w:val="000000"/>
+                <w:sz w:val="17"/>
+              </w:rPr>
               <w:t xml:space="preserve">    cy = int(M['m01'] / (M['m00'] + 1e-5))</w:t>
             </w:r>
             <w:r>
@@ -22387,6 +23404,13 @@
                 <w:sz w:val="17"/>
               </w:rPr>
               <w:br/>
+            </w:r>
+            <w:r>
+              <w:rPr>
+                <w:rFonts w:ascii="Courier New" w:hAnsi="Courier New"/>
+                <w:color w:val="000000"/>
+                <w:sz w:val="17"/>
+              </w:rPr>
               <w:t xml:space="preserve">        layers.Conv2D(32, (3, 3), activation='relu', padding='same'),</w:t>
             </w:r>
             <w:r>
@@ -22486,6 +23510,13 @@
                 <w:sz w:val="17"/>
               </w:rPr>
               <w:br/>
+            </w:r>
+            <w:r>
+              <w:rPr>
+                <w:rFonts w:ascii="Courier New" w:hAnsi="Courier New"/>
+                <w:color w:val="000000"/>
+                <w:sz w:val="17"/>
+              </w:rPr>
               <w:t xml:space="preserve">        layers.BatchNormalization(),</w:t>
             </w:r>
             <w:r>
@@ -22634,7 +23665,6 @@
                 <w:sz w:val="20"/>
                 <w:szCs w:val="20"/>
               </w:rPr>
-              <w:lastRenderedPageBreak/>
               <w:t>S.No</w:t>
             </w:r>
           </w:p>
@@ -23093,7 +24123,6 @@
           <w:b/>
           <w:bCs/>
         </w:rPr>
-        <w:lastRenderedPageBreak/>
         <w:t>CHAPTER 7</w:t>
       </w:r>
     </w:p>
@@ -23167,7 +24196,6 @@
           <w:sz w:val="24"/>
         </w:rPr>
         <w:br/>
-        <w:t>3. Macro Recall: Unweighted average of per-class recall scores: Rec_macro = (1/10) Σ_c [TP_c / (TP_c + FN_c)].</w:t>
       </w:r>
       <w:r>
         <w:rPr>
@@ -23175,6 +24203,14 @@
           <w:color w:val="000000"/>
           <w:sz w:val="24"/>
         </w:rPr>
+        <w:t>3. Macro Recall: Unweighted average of per-class recall scores: Rec_macro = (1/10) Σ_c [TP_c / (TP_c + FN_c)].</w:t>
+      </w:r>
+      <w:r>
+        <w:rPr>
+          <w:rFonts w:ascii="Times New Roman" w:hAnsi="Times New Roman"/>
+          <w:color w:val="000000"/>
+          <w:sz w:val="24"/>
+        </w:rPr>
         <w:br/>
         <w:t>4. Macro F1-Score: Harmonic mean of macro precision and macro recall: F1_macro = 2 · (Prec_macro · Rec_macro) / (Prec_macro + Rec_macro).</w:t>
       </w:r>
@@ -23194,6 +24230,13 @@
           <w:sz w:val="24"/>
         </w:rPr>
         <w:br/>
+      </w:r>
+      <w:r>
+        <w:rPr>
+          <w:rFonts w:ascii="Times New Roman" w:hAnsi="Times New Roman"/>
+          <w:color w:val="000000"/>
+          <w:sz w:val="24"/>
+        </w:rPr>
         <w:t>6. Expected Calibration Error (ECE): Weighted average difference between predicted confidence and empirical accuracy across M probability bins.</w:t>
       </w:r>
       <w:r>
@@ -23619,7 +24662,6 @@
           <w:b/>
           <w:bCs/>
         </w:rPr>
-        <w:lastRenderedPageBreak/>
         <w:t>Table 7.2: Metrics Selected for this Project</w:t>
       </w:r>
     </w:p>
@@ -25222,7 +26264,6 @@
           <w:bCs/>
           <w:color w:val="000000"/>
         </w:rPr>
-        <w:lastRenderedPageBreak/>
         <w:t>7.3  Confusion Matrix / Residual Analysis</w:t>
       </w:r>
     </w:p>
@@ -25277,7 +26318,7 @@
                           <pic:cNvPicPr/>
                         </pic:nvPicPr>
                         <pic:blipFill>
-                          <a:blip r:embed="rId19"/>
+                          <a:blip r:embed="rId20"/>
                           <a:stretch>
                             <a:fillRect/>
                           </a:stretch>
@@ -25419,7 +26460,7 @@
                           <pic:cNvPicPr/>
                         </pic:nvPicPr>
                         <pic:blipFill>
-                          <a:blip r:embed="rId20"/>
+                          <a:blip r:embed="rId21"/>
                           <a:stretch>
                             <a:fillRect/>
                           </a:stretch>
@@ -25454,7 +26495,6 @@
           <w:b/>
           <w:color w:val="000000"/>
         </w:rPr>
-        <w:lastRenderedPageBreak/>
         <w:t>Fig. 7.2: Multiclass Receiver Operating Characteristic (ROC) and Precision–Recall Curves</w:t>
       </w:r>
       <w:r>
@@ -25492,6 +26532,14 @@
           <w:sz w:val="21"/>
         </w:rPr>
         <w:br/>
+      </w:r>
+      <w:r>
+        <w:rPr>
+          <w:rFonts w:ascii="Times New Roman" w:hAnsi="Times New Roman"/>
+          <w:i/>
+          <w:color w:val="000000"/>
+          <w:sz w:val="21"/>
+        </w:rPr>
         <w:t>Engineering Implication: Allows decision thresholds to be tuned conservatively for high-stakes financial environments where precision takes precedence over raw recall.</w:t>
       </w:r>
     </w:p>
@@ -26160,7 +27208,6 @@
           <w:color w:val="000000"/>
           <w:sz w:val="24"/>
         </w:rPr>
-        <w:lastRenderedPageBreak/>
         <w:t>Notably, 86% of misclassified samples exhibited high Shannon entropy (H &gt; 0.45 nats), confirming that our confidence intelligence module successfully flags uncertain decisions for human oversight.</w:t>
       </w:r>
     </w:p>
@@ -26191,7 +27238,15 @@
           <w:color w:val="000000"/>
           <w:sz w:val="24"/>
         </w:rPr>
-        <w:t>Model interpretability is established using Gradient-weighted Class Activation Mapping (Grad-CAM) at the final convolutional layer ('conv_cam'). As illustrated in Figure 7.3 across digit classes 0 through 9, the generated heatmaps show localized activation energy focused directly on discriminative morphological strokes: the circular loop of '6', the crossbar of '4', the central intersection of '8', and the diagonal downward stroke of '7'. Regions outside the digit stroke exhibit zero activation, confirming that the network makes decisions based on genuine morphological features rather than background noise.</w:t>
+        <w:t xml:space="preserve">Model interpretability is established using Gradient-weighted Class Activation Mapping (Grad-CAM) at the final convolutional layer ('conv_cam'). As illustrated in Figure 7.3 across digit classes 0 through 9, the generated heatmaps show localized activation energy focused directly on discriminative morphological strokes: the circular loop of '6', the crossbar of '4', the central intersection of '8', and the diagonal downward stroke of '7'. Regions outside the digit stroke exhibit zero activation, confirming </w:t>
+      </w:r>
+      <w:r>
+        <w:rPr>
+          <w:rFonts w:ascii="Times New Roman" w:hAnsi="Times New Roman"/>
+          <w:color w:val="000000"/>
+          <w:sz w:val="24"/>
+        </w:rPr>
+        <w:t>that the network makes decisions based on genuine morphological features rather than background noise.</w:t>
       </w:r>
     </w:p>
     <w:tbl>
@@ -26245,7 +27300,7 @@
                           <pic:cNvPicPr/>
                         </pic:nvPicPr>
                         <pic:blipFill>
-                          <a:blip r:embed="rId21"/>
+                          <a:blip r:embed="rId22"/>
                           <a:stretch>
                             <a:fillRect/>
                           </a:stretch>
@@ -26317,6 +27372,14 @@
           <w:sz w:val="21"/>
         </w:rPr>
         <w:br/>
+      </w:r>
+      <w:r>
+        <w:rPr>
+          <w:rFonts w:ascii="Times New Roman" w:hAnsi="Times New Roman"/>
+          <w:i/>
+          <w:color w:val="000000"/>
+          <w:sz w:val="21"/>
+        </w:rPr>
         <w:t>Engineering Implication: Provides transparent, interpretable visual evidence for regulatory compliance, model auditing, and trustworthy deployment in institutional workflows.</w:t>
       </w:r>
     </w:p>
@@ -26347,7 +27410,15 @@
           <w:color w:val="000000"/>
           <w:sz w:val="24"/>
         </w:rPr>
-        <w:t>An ablation study was conducted to quantify the empirical contribution of key architectural components: (1) Removing Batch Normalization reduced test accuracy from 98.31% to 97.45% and doubled training convergence time; (2) Removing Spatial Dropout caused validation loss divergence after Epoch 8, resulting in a 1.15% overfitting gap; and (3) Bypassing Center-of-Mass preprocessing caused interactive canvas sketch accuracy to collapse from 98.3% down to 54.2%, proving that invariant preprocessing is the single most vital component for practical real-world inference.</w:t>
+        <w:t>An ablation study was conducted to quantify the empirical contribution of key architectural components: (1) Removing Batch Normalization reduced test accuracy from 98.31% to 97.45% and doubled training convergence time; (2) Removing Spatial Dropout caused validation loss divergence after Epoch 8, resulting in a 1.15% overfitting gap; and (3) Bypassing Center-of-Mass preprocessing caused interactive canvas sketch accuracy to collapse from 98.3% down to 54.2%, proving that invariant preprocessing is the singl</w:t>
+      </w:r>
+      <w:r>
+        <w:rPr>
+          <w:rFonts w:ascii="Times New Roman" w:hAnsi="Times New Roman"/>
+          <w:color w:val="000000"/>
+          <w:sz w:val="24"/>
+        </w:rPr>
+        <w:t>e most vital component for practical real-world inference.</w:t>
       </w:r>
     </w:p>
     <w:p>
@@ -26363,7 +27434,6 @@
           <w:bCs/>
           <w:color w:val="000000"/>
         </w:rPr>
-        <w:lastRenderedPageBreak/>
         <w:t>7.9  Output Screenshots / Demo (if deployed)</w:t>
       </w:r>
     </w:p>
@@ -26392,7 +27462,7 @@
                     <pic:cNvPicPr/>
                   </pic:nvPicPr>
                   <pic:blipFill>
-                    <a:blip r:embed="rId22"/>
+                    <a:blip r:embed="rId23"/>
                     <a:stretch>
                       <a:fillRect/>
                     </a:stretch>
@@ -26442,6 +27512,13 @@
           <w:sz w:val="21"/>
         </w:rPr>
         <w:br/>
+      </w:r>
+      <w:r>
+        <w:rPr>
+          <w:rFonts w:ascii="Times New Roman" w:hAnsi="Times New Roman"/>
+          <w:i/>
+          <w:sz w:val="21"/>
+        </w:rPr>
         <w:t>Interpretation: Demonstrates that the trained model generalises effectively to interactive human sketching in real time without domain collapse, providing immediate forensic and visual feedback.</w:t>
       </w:r>
       <w:r>
@@ -26467,7 +27544,6 @@
           <w:b/>
           <w:bCs/>
         </w:rPr>
-        <w:lastRenderedPageBreak/>
         <w:t>CHAPTER 8</w:t>
       </w:r>
     </w:p>
@@ -26515,7 +27591,6 @@
           <w:sz w:val="24"/>
         </w:rPr>
         <w:br/>
-        <w:t>8.1 Fairness and Demographic Representation: While MNIST is balanced across digits, historical handwriting samples collected from high school students and census workers exhibit demographic homogeneity that may not encompass global writing idiosyncrasies (such as European-style crossed sevens or crossed zeros). DigitVision AI mitigates this bias through invariant preprocessing and uncertaint</w:t>
       </w:r>
       <w:r>
         <w:rPr>
@@ -26523,7 +27598,7 @@
           <w:color w:val="000000"/>
           <w:sz w:val="24"/>
         </w:rPr>
-        <w:t xml:space="preserve">y </w:t>
+        <w:t>8.1 Fairness and Demographic Representation: While MNIST is balanced across digits, historical handwriting samples collected from high school students and census workers exhibit demographic homogeneity that may not encompass global writing idiosyncrasies (such as European-style crossed sevens or crossed zeros). DigitVision AI mitigates this bias through invariant preprocessing and uncertaint</w:t>
       </w:r>
       <w:r>
         <w:rPr>
@@ -26531,7 +27606,7 @@
           <w:color w:val="000000"/>
           <w:sz w:val="24"/>
         </w:rPr>
-        <w:t>thresholding.</w:t>
+        <w:t xml:space="preserve">y </w:t>
       </w:r>
       <w:r>
         <w:rPr>
@@ -26539,7 +27614,7 @@
           <w:color w:val="000000"/>
           <w:sz w:val="24"/>
         </w:rPr>
-        <w:br/>
+        <w:t>thresholding.</w:t>
       </w:r>
       <w:r>
         <w:rPr>
@@ -26548,6 +27623,21 @@
           <w:sz w:val="24"/>
         </w:rPr>
         <w:br/>
+      </w:r>
+      <w:r>
+        <w:rPr>
+          <w:rFonts w:ascii="Times New Roman" w:hAnsi="Times New Roman"/>
+          <w:color w:val="000000"/>
+          <w:sz w:val="24"/>
+        </w:rPr>
+        <w:br/>
+      </w:r>
+      <w:r>
+        <w:rPr>
+          <w:rFonts w:ascii="Times New Roman" w:hAnsi="Times New Roman"/>
+          <w:color w:val="000000"/>
+          <w:sz w:val="24"/>
+        </w:rPr>
         <w:t>8.2 Privacy and Data Minimization: The platform enforces strict edge privacy principles. User canvas sketches are processed in-memory and immediately purged upon inference completion; zero personally identifiable biometric handwriting data is persisted to disk or transmitted to third-party cloud servers.</w:t>
       </w:r>
     </w:p>
@@ -26946,7 +28036,6 @@
           <w:b/>
           <w:bCs/>
         </w:rPr>
-        <w:lastRenderedPageBreak/>
         <w:t>CHAPTER 9</w:t>
       </w:r>
     </w:p>
@@ -27765,7 +28854,6 @@
           <w:b/>
           <w:color w:val="000000"/>
         </w:rPr>
-        <w:lastRenderedPageBreak/>
         <w:t>9.2  Limitations</w:t>
       </w:r>
       <w:r>
@@ -27835,7 +28923,6 @@
           <w:b/>
           <w:bCs/>
         </w:rPr>
-        <w:lastRenderedPageBreak/>
         <w:t>REFERENCES</w:t>
       </w:r>
     </w:p>
@@ -28013,7 +29100,6 @@
           <w:b/>
           <w:bCs/>
         </w:rPr>
-        <w:lastRenderedPageBreak/>
         <w:t xml:space="preserve">APPENDIX </w:t>
       </w:r>
       <w:r>
@@ -29255,7 +30341,6 @@
           <w:b/>
           <w:bCs/>
         </w:rPr>
-        <w:lastRenderedPageBreak/>
         <w:t xml:space="preserve">APPENDIX </w:t>
       </w:r>
       <w:r>
@@ -30623,7 +31708,6 @@
           <w:b/>
           <w:bCs/>
         </w:rPr>
-        <w:lastRenderedPageBreak/>
         <w:t xml:space="preserve">APPENDIX </w:t>
       </w:r>
       <w:r>
@@ -31081,7 +32165,6 @@
               <w:rPr>
                 <w:rStyle w:val="Strong"/>
               </w:rPr>
-              <w:lastRenderedPageBreak/>
               <w:t>What new tool or library did I learn on my own?</w:t>
             </w:r>
           </w:p>
@@ -31547,7 +32630,6 @@
           <w:b/>
           <w:bCs/>
         </w:rPr>
-        <w:lastRenderedPageBreak/>
         <w:t>REPORT PREPARATION GUIDELINES</w:t>
       </w:r>
     </w:p>
@@ -32169,12 +33251,12 @@
       </w:pPr>
     </w:p>
     <w:sectPr>
-      <w:headerReference w:type="even" r:id="rId23"/>
-      <w:headerReference w:type="default" r:id="rId24"/>
-      <w:footerReference w:type="even" r:id="rId25"/>
-      <w:footerReference w:type="default" r:id="rId26"/>
-      <w:headerReference w:type="first" r:id="rId27"/>
-      <w:footerReference w:type="first" r:id="rId28"/>
+      <w:headerReference w:type="even" r:id="rId24"/>
+      <w:headerReference w:type="default" r:id="rId25"/>
+      <w:footerReference w:type="even" r:id="rId26"/>
+      <w:footerReference w:type="default" r:id="rId27"/>
+      <w:headerReference w:type="first" r:id="rId28"/>
+      <w:footerReference w:type="first" r:id="rId29"/>
       <w:pgSz w:w="11907" w:h="16839" w:code="9"/>
       <w:pgMar w:top="568" w:right="1017" w:bottom="900" w:left="851" w:header="568" w:footer="400" w:gutter="0"/>
       <w:pgNumType w:start="1"/>
@@ -37371,6 +38453,136 @@
 </file>
 
 <file path=customXml/item2.xml><?xml version="1.0" encoding="utf-8"?>
+<p:properties xmlns:p="http://schemas.microsoft.com/office/2006/metadata/properties" xmlns:xsi="http://www.w3.org/2001/XMLSchema-instance" xmlns:pc="http://schemas.microsoft.com/office/infopath/2007/PartnerControls">
+  <documentManagement>
+    <APDescription xmlns="4873beb7-5857-4685-be1f-d57550cc96cc" xsi:nil="true"/>
+    <AssetExpire xmlns="4873beb7-5857-4685-be1f-d57550cc96cc">2029-01-01T13:30:00Z</AssetExpire>
+    <CampaignTagsTaxHTField0 xmlns="4873beb7-5857-4685-be1f-d57550cc96cc">
+      <Terms xmlns="http://schemas.microsoft.com/office/infopath/2007/PartnerControls"/>
+    </CampaignTagsTaxHTField0>
+    <IntlLangReviewDate xmlns="4873beb7-5857-4685-be1f-d57550cc96cc" xsi:nil="true"/>
+    <TPFriendlyName xmlns="4873beb7-5857-4685-be1f-d57550cc96cc" xsi:nil="true"/>
+    <IntlLangReview xmlns="4873beb7-5857-4685-be1f-d57550cc96cc" xsi:nil="true"/>
+    <LocLastLocAttemptVersionLookup xmlns="4873beb7-5857-4685-be1f-d57550cc96cc">693888</LocLastLocAttemptVersionLookup>
+    <PolicheckWords xmlns="4873beb7-5857-4685-be1f-d57550cc96cc" xsi:nil="true"/>
+    <SubmitterId xmlns="4873beb7-5857-4685-be1f-d57550cc96cc" xsi:nil="true"/>
+    <AcquiredFrom xmlns="4873beb7-5857-4685-be1f-d57550cc96cc">Internal MS</AcquiredFrom>
+    <EditorialStatus xmlns="4873beb7-5857-4685-be1f-d57550cc96cc">Complete</EditorialStatus>
+    <Markets xmlns="4873beb7-5857-4685-be1f-d57550cc96cc"/>
+    <OriginAsset xmlns="4873beb7-5857-4685-be1f-d57550cc96cc" xsi:nil="true"/>
+    <AssetStart xmlns="4873beb7-5857-4685-be1f-d57550cc96cc">2021-11-15T10:25:07Z</AssetStart>
+    <FriendlyTitle xmlns="4873beb7-5857-4685-be1f-d57550cc96cc" xsi:nil="true"/>
+    <MarketSpecific xmlns="4873beb7-5857-4685-be1f-d57550cc96cc">false</MarketSpecific>
+    <TPNamespace xmlns="4873beb7-5857-4685-be1f-d57550cc96cc" xsi:nil="true"/>
+    <PublishStatusLookup xmlns="4873beb7-5857-4685-be1f-d57550cc96cc">
+      <Value>1343188</Value>
+    </PublishStatusLookup>
+    <APAuthor xmlns="4873beb7-5857-4685-be1f-d57550cc96cc">
+      <UserInfo>
+        <DisplayName>REDMOND\v-namall</DisplayName>
+        <AccountId>978</AccountId>
+        <AccountType/>
+      </UserInfo>
+    </APAuthor>
+    <TPCommandLine xmlns="4873beb7-5857-4685-be1f-d57550cc96cc" xsi:nil="true"/>
+    <IntlLangReviewer xmlns="4873beb7-5857-4685-be1f-d57550cc96cc" xsi:nil="true"/>
+    <OpenTemplate xmlns="4873beb7-5857-4685-be1f-d57550cc96cc">true</OpenTemplate>
+    <CSXSubmissionDate xmlns="4873beb7-5857-4685-be1f-d57550cc96cc" xsi:nil="true"/>
+    <TaxCatchAll xmlns="4873beb7-5857-4685-be1f-d57550cc96cc"/>
+    <Manager xmlns="4873beb7-5857-4685-be1f-d57550cc96cc" xsi:nil="true"/>
+    <NumericId xmlns="4873beb7-5857-4685-be1f-d57550cc96cc">102787001</NumericId>
+    <ParentAssetId xmlns="4873beb7-5857-4685-be1f-d57550cc96cc" xsi:nil="true"/>
+    <OriginalSourceMarket xmlns="4873beb7-5857-4685-be1f-d57550cc96cc" xsi:nil="true"/>
+    <ApprovalStatus xmlns="4873beb7-5857-4685-be1f-d57550cc96cc">InProgress</ApprovalStatus>
+    <TPComponent xmlns="4873beb7-5857-4685-be1f-d57550cc96cc" xsi:nil="true"/>
+    <EditorialTags xmlns="4873beb7-5857-4685-be1f-d57550cc96cc" xsi:nil="true"/>
+    <TPExecutable xmlns="4873beb7-5857-4685-be1f-d57550cc96cc" xsi:nil="true"/>
+    <TPLaunchHelpLink xmlns="4873beb7-5857-4685-be1f-d57550cc96cc" xsi:nil="true"/>
+    <LocComments xmlns="4873beb7-5857-4685-be1f-d57550cc96cc" xsi:nil="true"/>
+    <LocRecommendedHandoff xmlns="4873beb7-5857-4685-be1f-d57550cc96cc" xsi:nil="true"/>
+    <SourceTitle xmlns="4873beb7-5857-4685-be1f-d57550cc96cc" xsi:nil="true"/>
+    <CSXUpdate xmlns="4873beb7-5857-4685-be1f-d57550cc96cc">false</CSXUpdate>
+    <IntlLocPriority xmlns="4873beb7-5857-4685-be1f-d57550cc96cc" xsi:nil="true"/>
+    <UAProjectedTotalWords xmlns="4873beb7-5857-4685-be1f-d57550cc96cc" xsi:nil="true"/>
+    <AssetType xmlns="4873beb7-5857-4685-be1f-d57550cc96cc">TP</AssetType>
+    <MachineTranslated xmlns="4873beb7-5857-4685-be1f-d57550cc96cc">false</MachineTranslated>
+    <OutputCachingOn xmlns="4873beb7-5857-4685-be1f-d57550cc96cc">false</OutputCachingOn>
+    <TemplateStatus xmlns="4873beb7-5857-4685-be1f-d57550cc96cc">Complete</TemplateStatus>
+    <IsSearchable xmlns="4873beb7-5857-4685-be1f-d57550cc96cc">false</IsSearchable>
+    <ContentItem xmlns="4873beb7-5857-4685-be1f-d57550cc96cc" xsi:nil="true"/>
+    <HandoffToMSDN xmlns="4873beb7-5857-4685-be1f-d57550cc96cc" xsi:nil="true"/>
+    <ShowIn xmlns="4873beb7-5857-4685-be1f-d57550cc96cc">Show everywhere</ShowIn>
+    <ThumbnailAssetId xmlns="4873beb7-5857-4685-be1f-d57550cc96cc" xsi:nil="true"/>
+    <UALocComments xmlns="4873beb7-5857-4685-be1f-d57550cc96cc" xsi:nil="true"/>
+    <UALocRecommendation xmlns="4873beb7-5857-4685-be1f-d57550cc96cc">Localize</UALocRecommendation>
+    <LastModifiedDateTime xmlns="4873beb7-5857-4685-be1f-d57550cc96cc" xsi:nil="true"/>
+    <LegacyData xmlns="4873beb7-5857-4685-be1f-d57550cc96cc" xsi:nil="true"/>
+    <LocManualTestRequired xmlns="4873beb7-5857-4685-be1f-d57550cc96cc">false</LocManualTestRequired>
+    <LocMarketGroupTiers2 xmlns="4873beb7-5857-4685-be1f-d57550cc96cc" xsi:nil="true"/>
+    <ClipArtFilename xmlns="4873beb7-5857-4685-be1f-d57550cc96cc" xsi:nil="true"/>
+    <TPApplication xmlns="4873beb7-5857-4685-be1f-d57550cc96cc" xsi:nil="true"/>
+    <CSXHash xmlns="4873beb7-5857-4685-be1f-d57550cc96cc" xsi:nil="true"/>
+    <DirectSourceMarket xmlns="4873beb7-5857-4685-be1f-d57550cc96cc" xsi:nil="true"/>
+    <PrimaryImageGen xmlns="4873beb7-5857-4685-be1f-d57550cc96cc">true</PrimaryImageGen>
+    <PlannedPubDate xmlns="4873beb7-5857-4685-be1f-d57550cc96cc" xsi:nil="true"/>
+    <CSXSubmissionMarket xmlns="4873beb7-5857-4685-be1f-d57550cc96cc" xsi:nil="true"/>
+    <Downloads xmlns="4873beb7-5857-4685-be1f-d57550cc96cc">0</Downloads>
+    <ArtSampleDocs xmlns="4873beb7-5857-4685-be1f-d57550cc96cc" xsi:nil="true"/>
+    <TrustLevel xmlns="4873beb7-5857-4685-be1f-d57550cc96cc">1 Microsoft Managed Content</TrustLevel>
+    <BlockPublish xmlns="4873beb7-5857-4685-be1f-d57550cc96cc">false</BlockPublish>
+    <TPLaunchHelpLinkType xmlns="4873beb7-5857-4685-be1f-d57550cc96cc">Template</TPLaunchHelpLinkType>
+    <LocalizationTagsTaxHTField0 xmlns="4873beb7-5857-4685-be1f-d57550cc96cc">
+      <Terms xmlns="http://schemas.microsoft.com/office/infopath/2007/PartnerControls"/>
+    </LocalizationTagsTaxHTField0>
+    <BusinessGroup xmlns="4873beb7-5857-4685-be1f-d57550cc96cc" xsi:nil="true"/>
+    <Providers xmlns="4873beb7-5857-4685-be1f-d57550cc96cc" xsi:nil="true"/>
+    <TemplateTemplateType xmlns="4873beb7-5857-4685-be1f-d57550cc96cc">Word Document Template</TemplateTemplateType>
+    <TimesCloned xmlns="4873beb7-5857-4685-be1f-d57550cc96cc" xsi:nil="true"/>
+    <TPAppVersion xmlns="4873beb7-5857-4685-be1f-d57550cc96cc" xsi:nil="true"/>
+    <VoteCount xmlns="4873beb7-5857-4685-be1f-d57550cc96cc" xsi:nil="true"/>
+    <AverageRating xmlns="4873beb7-5857-4685-be1f-d57550cc96cc" xsi:nil="true"/>
+    <FeatureTagsTaxHTField0 xmlns="4873beb7-5857-4685-be1f-d57550cc96cc">
+      <Terms xmlns="http://schemas.microsoft.com/office/infopath/2007/PartnerControls"/>
+    </FeatureTagsTaxHTField0>
+    <Provider xmlns="4873beb7-5857-4685-be1f-d57550cc96cc" xsi:nil="true"/>
+    <UACurrentWords xmlns="4873beb7-5857-4685-be1f-d57550cc96cc" xsi:nil="true"/>
+    <AssetId xmlns="4873beb7-5857-4685-be1f-d57550cc96cc">TP102787001</AssetId>
+    <TPClientViewer xmlns="4873beb7-5857-4685-be1f-d57550cc96cc" xsi:nil="true"/>
+    <DSATActionTaken xmlns="4873beb7-5857-4685-be1f-d57550cc96cc" xsi:nil="true"/>
+    <APEditor xmlns="4873beb7-5857-4685-be1f-d57550cc96cc">
+      <UserInfo>
+        <DisplayName/>
+        <AccountId xsi:nil="true"/>
+        <AccountType/>
+      </UserInfo>
+    </APEditor>
+    <TPInstallLocation xmlns="4873beb7-5857-4685-be1f-d57550cc96cc" xsi:nil="true"/>
+    <OOCacheId xmlns="4873beb7-5857-4685-be1f-d57550cc96cc" xsi:nil="true"/>
+    <IsDeleted xmlns="4873beb7-5857-4685-be1f-d57550cc96cc">false</IsDeleted>
+    <PublishTargets xmlns="4873beb7-5857-4685-be1f-d57550cc96cc">OfficeOnlineVNext</PublishTargets>
+    <ApprovalLog xmlns="4873beb7-5857-4685-be1f-d57550cc96cc" xsi:nil="true"/>
+    <BugNumber xmlns="4873beb7-5857-4685-be1f-d57550cc96cc" xsi:nil="true"/>
+    <CrawlForDependencies xmlns="4873beb7-5857-4685-be1f-d57550cc96cc">false</CrawlForDependencies>
+    <InternalTagsTaxHTField0 xmlns="4873beb7-5857-4685-be1f-d57550cc96cc">
+      <Terms xmlns="http://schemas.microsoft.com/office/infopath/2007/PartnerControls"/>
+    </InternalTagsTaxHTField0>
+    <LastHandOff xmlns="4873beb7-5857-4685-be1f-d57550cc96cc" xsi:nil="true"/>
+    <Milestone xmlns="4873beb7-5857-4685-be1f-d57550cc96cc" xsi:nil="true"/>
+    <OriginalRelease xmlns="4873beb7-5857-4685-be1f-d57550cc96cc">14</OriginalRelease>
+    <RecommendationsModifier xmlns="4873beb7-5857-4685-be1f-d57550cc96cc" xsi:nil="true"/>
+    <ScenarioTagsTaxHTField0 xmlns="4873beb7-5857-4685-be1f-d57550cc96cc">
+      <Terms xmlns="http://schemas.microsoft.com/office/infopath/2007/PartnerControls"/>
+    </ScenarioTagsTaxHTField0>
+    <UANotes xmlns="4873beb7-5857-4685-be1f-d57550cc96cc" xsi:nil="true"/>
+  </documentManagement>
+</p:properties>
+</file>
+
+<file path=customXml/item3.xml><?xml version="1.0" encoding="utf-8"?>
+<b:Sources xmlns:b="http://schemas.openxmlformats.org/officeDocument/2006/bibliography" xmlns="http://schemas.openxmlformats.org/officeDocument/2006/bibliography" SelectedStyle="\APA.XSL" StyleName="APA"/>
+</file>
+
+<file path=customXml/item4.xml><?xml version="1.0" encoding="utf-8"?>
 <ct:contentTypeSchema xmlns:ct="http://schemas.microsoft.com/office/2006/metadata/contentType" xmlns:ma="http://schemas.microsoft.com/office/2006/metadata/properties/metaAttributes" ct:_="" ma:_="" ma:contentTypeName="TemplateFile" ma:contentTypeID="0x0101006EDDDB5EE6D98C44930B742096920B300400F5B6D36B3EF94B4E9A635CDF2A18F5B8" ma:contentTypeVersion="72" ma:contentTypeDescription="Create a new document." ma:contentTypeScope="" ma:versionID="a23e56308344d904b51738559c3d67c9">
   <xsd:schema xmlns:xsd="http://www.w3.org/2001/XMLSchema" xmlns:xs="http://www.w3.org/2001/XMLSchema" xmlns:p="http://schemas.microsoft.com/office/2006/metadata/properties" xmlns:ns2="4873beb7-5857-4685-be1f-d57550cc96cc" targetNamespace="http://schemas.microsoft.com/office/2006/metadata/properties" ma:root="true" ma:fieldsID="cd0908cc4600e77bf5da051303e00c8d" ns2:_="">
     <xsd:import namespace="4873beb7-5857-4685-be1f-d57550cc96cc"/>
@@ -38410,136 +39622,6 @@
 </ct:contentTypeSchema>
 </file>
 
-<file path=customXml/item3.xml><?xml version="1.0" encoding="utf-8"?>
-<b:Sources xmlns:b="http://schemas.openxmlformats.org/officeDocument/2006/bibliography" xmlns="http://schemas.openxmlformats.org/officeDocument/2006/bibliography" SelectedStyle="\APA.XSL" StyleName="APA"/>
-</file>
-
-<file path=customXml/item4.xml><?xml version="1.0" encoding="utf-8"?>
-<p:properties xmlns:p="http://schemas.microsoft.com/office/2006/metadata/properties" xmlns:xsi="http://www.w3.org/2001/XMLSchema-instance" xmlns:pc="http://schemas.microsoft.com/office/infopath/2007/PartnerControls">
-  <documentManagement>
-    <APDescription xmlns="4873beb7-5857-4685-be1f-d57550cc96cc" xsi:nil="true"/>
-    <AssetExpire xmlns="4873beb7-5857-4685-be1f-d57550cc96cc">2029-01-01T13:30:00Z</AssetExpire>
-    <CampaignTagsTaxHTField0 xmlns="4873beb7-5857-4685-be1f-d57550cc96cc">
-      <Terms xmlns="http://schemas.microsoft.com/office/infopath/2007/PartnerControls"/>
-    </CampaignTagsTaxHTField0>
-    <IntlLangReviewDate xmlns="4873beb7-5857-4685-be1f-d57550cc96cc" xsi:nil="true"/>
-    <TPFriendlyName xmlns="4873beb7-5857-4685-be1f-d57550cc96cc" xsi:nil="true"/>
-    <IntlLangReview xmlns="4873beb7-5857-4685-be1f-d57550cc96cc" xsi:nil="true"/>
-    <LocLastLocAttemptVersionLookup xmlns="4873beb7-5857-4685-be1f-d57550cc96cc">693888</LocLastLocAttemptVersionLookup>
-    <PolicheckWords xmlns="4873beb7-5857-4685-be1f-d57550cc96cc" xsi:nil="true"/>
-    <SubmitterId xmlns="4873beb7-5857-4685-be1f-d57550cc96cc" xsi:nil="true"/>
-    <AcquiredFrom xmlns="4873beb7-5857-4685-be1f-d57550cc96cc">Internal MS</AcquiredFrom>
-    <EditorialStatus xmlns="4873beb7-5857-4685-be1f-d57550cc96cc">Complete</EditorialStatus>
-    <Markets xmlns="4873beb7-5857-4685-be1f-d57550cc96cc"/>
-    <OriginAsset xmlns="4873beb7-5857-4685-be1f-d57550cc96cc" xsi:nil="true"/>
-    <AssetStart xmlns="4873beb7-5857-4685-be1f-d57550cc96cc">2021-11-15T10:25:07Z</AssetStart>
-    <FriendlyTitle xmlns="4873beb7-5857-4685-be1f-d57550cc96cc" xsi:nil="true"/>
-    <MarketSpecific xmlns="4873beb7-5857-4685-be1f-d57550cc96cc">false</MarketSpecific>
-    <TPNamespace xmlns="4873beb7-5857-4685-be1f-d57550cc96cc" xsi:nil="true"/>
-    <PublishStatusLookup xmlns="4873beb7-5857-4685-be1f-d57550cc96cc">
-      <Value>1343188</Value>
-    </PublishStatusLookup>
-    <APAuthor xmlns="4873beb7-5857-4685-be1f-d57550cc96cc">
-      <UserInfo>
-        <DisplayName>REDMOND\v-namall</DisplayName>
-        <AccountId>978</AccountId>
-        <AccountType/>
-      </UserInfo>
-    </APAuthor>
-    <TPCommandLine xmlns="4873beb7-5857-4685-be1f-d57550cc96cc" xsi:nil="true"/>
-    <IntlLangReviewer xmlns="4873beb7-5857-4685-be1f-d57550cc96cc" xsi:nil="true"/>
-    <OpenTemplate xmlns="4873beb7-5857-4685-be1f-d57550cc96cc">true</OpenTemplate>
-    <CSXSubmissionDate xmlns="4873beb7-5857-4685-be1f-d57550cc96cc" xsi:nil="true"/>
-    <TaxCatchAll xmlns="4873beb7-5857-4685-be1f-d57550cc96cc"/>
-    <Manager xmlns="4873beb7-5857-4685-be1f-d57550cc96cc" xsi:nil="true"/>
-    <NumericId xmlns="4873beb7-5857-4685-be1f-d57550cc96cc">102787001</NumericId>
-    <ParentAssetId xmlns="4873beb7-5857-4685-be1f-d57550cc96cc" xsi:nil="true"/>
-    <OriginalSourceMarket xmlns="4873beb7-5857-4685-be1f-d57550cc96cc" xsi:nil="true"/>
-    <ApprovalStatus xmlns="4873beb7-5857-4685-be1f-d57550cc96cc">InProgress</ApprovalStatus>
-    <TPComponent xmlns="4873beb7-5857-4685-be1f-d57550cc96cc" xsi:nil="true"/>
-    <EditorialTags xmlns="4873beb7-5857-4685-be1f-d57550cc96cc" xsi:nil="true"/>
-    <TPExecutable xmlns="4873beb7-5857-4685-be1f-d57550cc96cc" xsi:nil="true"/>
-    <TPLaunchHelpLink xmlns="4873beb7-5857-4685-be1f-d57550cc96cc" xsi:nil="true"/>
-    <LocComments xmlns="4873beb7-5857-4685-be1f-d57550cc96cc" xsi:nil="true"/>
-    <LocRecommendedHandoff xmlns="4873beb7-5857-4685-be1f-d57550cc96cc" xsi:nil="true"/>
-    <SourceTitle xmlns="4873beb7-5857-4685-be1f-d57550cc96cc" xsi:nil="true"/>
-    <CSXUpdate xmlns="4873beb7-5857-4685-be1f-d57550cc96cc">false</CSXUpdate>
-    <IntlLocPriority xmlns="4873beb7-5857-4685-be1f-d57550cc96cc" xsi:nil="true"/>
-    <UAProjectedTotalWords xmlns="4873beb7-5857-4685-be1f-d57550cc96cc" xsi:nil="true"/>
-    <AssetType xmlns="4873beb7-5857-4685-be1f-d57550cc96cc">TP</AssetType>
-    <MachineTranslated xmlns="4873beb7-5857-4685-be1f-d57550cc96cc">false</MachineTranslated>
-    <OutputCachingOn xmlns="4873beb7-5857-4685-be1f-d57550cc96cc">false</OutputCachingOn>
-    <TemplateStatus xmlns="4873beb7-5857-4685-be1f-d57550cc96cc">Complete</TemplateStatus>
-    <IsSearchable xmlns="4873beb7-5857-4685-be1f-d57550cc96cc">false</IsSearchable>
-    <ContentItem xmlns="4873beb7-5857-4685-be1f-d57550cc96cc" xsi:nil="true"/>
-    <HandoffToMSDN xmlns="4873beb7-5857-4685-be1f-d57550cc96cc" xsi:nil="true"/>
-    <ShowIn xmlns="4873beb7-5857-4685-be1f-d57550cc96cc">Show everywhere</ShowIn>
-    <ThumbnailAssetId xmlns="4873beb7-5857-4685-be1f-d57550cc96cc" xsi:nil="true"/>
-    <UALocComments xmlns="4873beb7-5857-4685-be1f-d57550cc96cc" xsi:nil="true"/>
-    <UALocRecommendation xmlns="4873beb7-5857-4685-be1f-d57550cc96cc">Localize</UALocRecommendation>
-    <LastModifiedDateTime xmlns="4873beb7-5857-4685-be1f-d57550cc96cc" xsi:nil="true"/>
-    <LegacyData xmlns="4873beb7-5857-4685-be1f-d57550cc96cc" xsi:nil="true"/>
-    <LocManualTestRequired xmlns="4873beb7-5857-4685-be1f-d57550cc96cc">false</LocManualTestRequired>
-    <LocMarketGroupTiers2 xmlns="4873beb7-5857-4685-be1f-d57550cc96cc" xsi:nil="true"/>
-    <ClipArtFilename xmlns="4873beb7-5857-4685-be1f-d57550cc96cc" xsi:nil="true"/>
-    <TPApplication xmlns="4873beb7-5857-4685-be1f-d57550cc96cc" xsi:nil="true"/>
-    <CSXHash xmlns="4873beb7-5857-4685-be1f-d57550cc96cc" xsi:nil="true"/>
-    <DirectSourceMarket xmlns="4873beb7-5857-4685-be1f-d57550cc96cc" xsi:nil="true"/>
-    <PrimaryImageGen xmlns="4873beb7-5857-4685-be1f-d57550cc96cc">true</PrimaryImageGen>
-    <PlannedPubDate xmlns="4873beb7-5857-4685-be1f-d57550cc96cc" xsi:nil="true"/>
-    <CSXSubmissionMarket xmlns="4873beb7-5857-4685-be1f-d57550cc96cc" xsi:nil="true"/>
-    <Downloads xmlns="4873beb7-5857-4685-be1f-d57550cc96cc">0</Downloads>
-    <ArtSampleDocs xmlns="4873beb7-5857-4685-be1f-d57550cc96cc" xsi:nil="true"/>
-    <TrustLevel xmlns="4873beb7-5857-4685-be1f-d57550cc96cc">1 Microsoft Managed Content</TrustLevel>
-    <BlockPublish xmlns="4873beb7-5857-4685-be1f-d57550cc96cc">false</BlockPublish>
-    <TPLaunchHelpLinkType xmlns="4873beb7-5857-4685-be1f-d57550cc96cc">Template</TPLaunchHelpLinkType>
-    <LocalizationTagsTaxHTField0 xmlns="4873beb7-5857-4685-be1f-d57550cc96cc">
-      <Terms xmlns="http://schemas.microsoft.com/office/infopath/2007/PartnerControls"/>
-    </LocalizationTagsTaxHTField0>
-    <BusinessGroup xmlns="4873beb7-5857-4685-be1f-d57550cc96cc" xsi:nil="true"/>
-    <Providers xmlns="4873beb7-5857-4685-be1f-d57550cc96cc" xsi:nil="true"/>
-    <TemplateTemplateType xmlns="4873beb7-5857-4685-be1f-d57550cc96cc">Word Document Template</TemplateTemplateType>
-    <TimesCloned xmlns="4873beb7-5857-4685-be1f-d57550cc96cc" xsi:nil="true"/>
-    <TPAppVersion xmlns="4873beb7-5857-4685-be1f-d57550cc96cc" xsi:nil="true"/>
-    <VoteCount xmlns="4873beb7-5857-4685-be1f-d57550cc96cc" xsi:nil="true"/>
-    <AverageRating xmlns="4873beb7-5857-4685-be1f-d57550cc96cc" xsi:nil="true"/>
-    <FeatureTagsTaxHTField0 xmlns="4873beb7-5857-4685-be1f-d57550cc96cc">
-      <Terms xmlns="http://schemas.microsoft.com/office/infopath/2007/PartnerControls"/>
-    </FeatureTagsTaxHTField0>
-    <Provider xmlns="4873beb7-5857-4685-be1f-d57550cc96cc" xsi:nil="true"/>
-    <UACurrentWords xmlns="4873beb7-5857-4685-be1f-d57550cc96cc" xsi:nil="true"/>
-    <AssetId xmlns="4873beb7-5857-4685-be1f-d57550cc96cc">TP102787001</AssetId>
-    <TPClientViewer xmlns="4873beb7-5857-4685-be1f-d57550cc96cc" xsi:nil="true"/>
-    <DSATActionTaken xmlns="4873beb7-5857-4685-be1f-d57550cc96cc" xsi:nil="true"/>
-    <APEditor xmlns="4873beb7-5857-4685-be1f-d57550cc96cc">
-      <UserInfo>
-        <DisplayName/>
-        <AccountId xsi:nil="true"/>
-        <AccountType/>
-      </UserInfo>
-    </APEditor>
-    <TPInstallLocation xmlns="4873beb7-5857-4685-be1f-d57550cc96cc" xsi:nil="true"/>
-    <OOCacheId xmlns="4873beb7-5857-4685-be1f-d57550cc96cc" xsi:nil="true"/>
-    <IsDeleted xmlns="4873beb7-5857-4685-be1f-d57550cc96cc">false</IsDeleted>
-    <PublishTargets xmlns="4873beb7-5857-4685-be1f-d57550cc96cc">OfficeOnlineVNext</PublishTargets>
-    <ApprovalLog xmlns="4873beb7-5857-4685-be1f-d57550cc96cc" xsi:nil="true"/>
-    <BugNumber xmlns="4873beb7-5857-4685-be1f-d57550cc96cc" xsi:nil="true"/>
-    <CrawlForDependencies xmlns="4873beb7-5857-4685-be1f-d57550cc96cc">false</CrawlForDependencies>
-    <InternalTagsTaxHTField0 xmlns="4873beb7-5857-4685-be1f-d57550cc96cc">
-      <Terms xmlns="http://schemas.microsoft.com/office/infopath/2007/PartnerControls"/>
-    </InternalTagsTaxHTField0>
-    <LastHandOff xmlns="4873beb7-5857-4685-be1f-d57550cc96cc" xsi:nil="true"/>
-    <Milestone xmlns="4873beb7-5857-4685-be1f-d57550cc96cc" xsi:nil="true"/>
-    <OriginalRelease xmlns="4873beb7-5857-4685-be1f-d57550cc96cc">14</OriginalRelease>
-    <RecommendationsModifier xmlns="4873beb7-5857-4685-be1f-d57550cc96cc" xsi:nil="true"/>
-    <ScenarioTagsTaxHTField0 xmlns="4873beb7-5857-4685-be1f-d57550cc96cc">
-      <Terms xmlns="http://schemas.microsoft.com/office/infopath/2007/PartnerControls"/>
-    </ScenarioTagsTaxHTField0>
-    <UANotes xmlns="4873beb7-5857-4685-be1f-d57550cc96cc" xsi:nil="true"/>
-  </documentManagement>
-</p:properties>
-</file>
-
 <file path=customXml/itemProps1.xml><?xml version="1.0" encoding="utf-8"?>
 <ds:datastoreItem xmlns:ds="http://schemas.openxmlformats.org/officeDocument/2006/customXml" ds:itemID="{C01C3C56-10DB-49F7-B061-44D8728D078A}">
   <ds:schemaRefs>
@@ -38549,6 +39631,24 @@
 </file>
 
 <file path=customXml/itemProps2.xml><?xml version="1.0" encoding="utf-8"?>
+<ds:datastoreItem xmlns:ds="http://schemas.openxmlformats.org/officeDocument/2006/customXml" ds:itemID="{D3D87BAA-A802-4AB5-86B6-CC6394C25927}">
+  <ds:schemaRefs>
+    <ds:schemaRef ds:uri="http://schemas.microsoft.com/office/2006/metadata/properties"/>
+    <ds:schemaRef ds:uri="http://schemas.microsoft.com/office/infopath/2007/PartnerControls"/>
+    <ds:schemaRef ds:uri="4873beb7-5857-4685-be1f-d57550cc96cc"/>
+  </ds:schemaRefs>
+</ds:datastoreItem>
+</file>
+
+<file path=customXml/itemProps3.xml><?xml version="1.0" encoding="utf-8"?>
+<ds:datastoreItem xmlns:ds="http://schemas.openxmlformats.org/officeDocument/2006/customXml" ds:itemID="{6DB2743A-E845-4D6C-82E5-50EBD6D71B3C}">
+  <ds:schemaRefs>
+    <ds:schemaRef ds:uri="http://schemas.openxmlformats.org/officeDocument/2006/bibliography"/>
+  </ds:schemaRefs>
+</ds:datastoreItem>
+</file>
+
+<file path=customXml/itemProps4.xml><?xml version="1.0" encoding="utf-8"?>
 <ds:datastoreItem xmlns:ds="http://schemas.openxmlformats.org/officeDocument/2006/customXml" ds:itemID="{4B3A7E92-E05A-4924-9E8A-9F6659E5855B}">
   <ds:schemaRefs>
     <ds:schemaRef ds:uri="http://schemas.microsoft.com/office/2006/metadata/contentType"/>
@@ -38564,22 +39664,4 @@
     <ds:schemaRef ds:uri="http://schemas.microsoft.com/internal/obd"/>
   </ds:schemaRefs>
 </ds:datastoreItem>
-</file>
-
-<file path=customXml/itemProps3.xml><?xml version="1.0" encoding="utf-8"?>
-<ds:datastoreItem xmlns:ds="http://schemas.openxmlformats.org/officeDocument/2006/customXml" ds:itemID="{6DB2743A-E845-4D6C-82E5-50EBD6D71B3C}">
-  <ds:schemaRefs>
-    <ds:schemaRef ds:uri="http://schemas.openxmlformats.org/officeDocument/2006/bibliography"/>
-  </ds:schemaRefs>
-</ds:datastoreItem>
-</file>
-
-<file path=customXml/itemProps4.xml><?xml version="1.0" encoding="utf-8"?>
-<ds:datastoreItem xmlns:ds="http://schemas.openxmlformats.org/officeDocument/2006/customXml" ds:itemID="{D3D87BAA-A802-4AB5-86B6-CC6394C25927}">
-  <ds:schemaRefs>
-    <ds:schemaRef ds:uri="http://schemas.microsoft.com/office/2006/metadata/properties"/>
-    <ds:schemaRef ds:uri="http://schemas.microsoft.com/office/infopath/2007/PartnerControls"/>
-    <ds:schemaRef ds:uri="4873beb7-5857-4685-be1f-d57550cc96cc"/>
-  </ds:schemaRefs>
-</ds:datastoreItem>
 </file>
--- a/ML-Project Documentation.docx
+++ b/ML-Project Documentation.docx
@@ -3145,6 +3145,7 @@
             <w:shd w:val="clear" w:color="auto" w:fill="E8E8E8"/>
             <w:vAlign w:val="center"/>
             <w:shd w:fill="E8E8E8"/>
+            <w:shd w:fill="E8E8E8"/>
           </w:tcPr>
           <w:p>
             <w:pPr>
@@ -3170,6 +3171,7 @@
             <w:shd w:val="clear" w:color="auto" w:fill="E8E8E8"/>
             <w:vAlign w:val="center"/>
             <w:shd w:fill="E8E8E8"/>
+            <w:shd w:fill="E8E8E8"/>
           </w:tcPr>
           <w:p>
             <w:pPr>
@@ -3195,6 +3197,7 @@
             <w:shd w:val="clear" w:color="auto" w:fill="E8E8E8"/>
             <w:vAlign w:val="center"/>
             <w:shd w:fill="E8E8E8"/>
+            <w:shd w:fill="E8E8E8"/>
           </w:tcPr>
           <w:p>
             <w:pPr>
@@ -3219,6 +3222,7 @@
             <w:tcW w:w="2100" w:type="dxa"/>
             <w:shd w:val="clear" w:color="auto" w:fill="E8E8E8"/>
             <w:vAlign w:val="center"/>
+            <w:shd w:fill="E8E8E8"/>
             <w:shd w:fill="E8E8E8"/>
           </w:tcPr>
           <w:p>
@@ -3910,6 +3914,7 @@
             <w:shd w:val="clear" w:color="auto" w:fill="E8E8E8"/>
             <w:vAlign w:val="center"/>
             <w:shd w:fill="E8E8E8"/>
+            <w:shd w:fill="E8E8E8"/>
           </w:tcPr>
           <w:p>
             <w:pPr>
@@ -3935,6 +3940,7 @@
             <w:shd w:val="clear" w:color="auto" w:fill="E8E8E8"/>
             <w:vAlign w:val="center"/>
             <w:shd w:fill="E8E8E8"/>
+            <w:shd w:fill="E8E8E8"/>
           </w:tcPr>
           <w:p>
             <w:pPr>
@@ -3960,6 +3966,7 @@
             <w:shd w:val="clear" w:color="auto" w:fill="E8E8E8"/>
             <w:vAlign w:val="center"/>
             <w:shd w:fill="E8E8E8"/>
+            <w:shd w:fill="E8E8E8"/>
           </w:tcPr>
           <w:p>
             <w:pPr>
@@ -3985,6 +3992,7 @@
             <w:shd w:val="clear" w:color="auto" w:fill="E8E8E8"/>
             <w:vAlign w:val="center"/>
             <w:shd w:fill="E8E8E8"/>
+            <w:shd w:fill="E8E8E8"/>
           </w:tcPr>
           <w:p>
             <w:pPr>
@@ -4010,6 +4018,7 @@
             <w:shd w:val="clear" w:color="auto" w:fill="E8E8E8"/>
             <w:vAlign w:val="center"/>
             <w:shd w:fill="E8E8E8"/>
+            <w:shd w:fill="E8E8E8"/>
           </w:tcPr>
           <w:p>
             <w:pPr>
@@ -4035,6 +4044,7 @@
             <w:shd w:val="clear" w:color="auto" w:fill="E8E8E8"/>
             <w:vAlign w:val="center"/>
             <w:shd w:fill="E8E8E8"/>
+            <w:shd w:fill="E8E8E8"/>
           </w:tcPr>
           <w:p>
             <w:pPr>
@@ -4060,6 +4070,7 @@
             <w:shd w:val="clear" w:color="auto" w:fill="E8E8E8"/>
             <w:vAlign w:val="center"/>
             <w:shd w:fill="E8E8E8"/>
+            <w:shd w:fill="E8E8E8"/>
           </w:tcPr>
           <w:p>
             <w:pPr>
@@ -4085,6 +4096,7 @@
             <w:shd w:val="clear" w:color="auto" w:fill="E8E8E8"/>
             <w:vAlign w:val="center"/>
             <w:shd w:fill="E8E8E8"/>
+            <w:shd w:fill="E8E8E8"/>
           </w:tcPr>
           <w:p>
             <w:pPr>
@@ -4110,6 +4122,7 @@
             <w:shd w:val="clear" w:color="auto" w:fill="E8E8E8"/>
             <w:vAlign w:val="center"/>
             <w:shd w:fill="E8E8E8"/>
+            <w:shd w:fill="E8E8E8"/>
           </w:tcPr>
           <w:p>
             <w:pPr>
@@ -4135,6 +4148,7 @@
             <w:shd w:val="clear" w:color="auto" w:fill="E8E8E8"/>
             <w:vAlign w:val="center"/>
             <w:shd w:fill="E8E8E8"/>
+            <w:shd w:fill="E8E8E8"/>
           </w:tcPr>
           <w:p>
             <w:pPr>
@@ -4160,6 +4174,7 @@
             <w:shd w:val="clear" w:color="auto" w:fill="E8E8E8"/>
             <w:vAlign w:val="center"/>
             <w:shd w:fill="E8E8E8"/>
+            <w:shd w:fill="E8E8E8"/>
           </w:tcPr>
           <w:p>
             <w:pPr>
@@ -4185,6 +4200,7 @@
             <w:shd w:val="clear" w:color="auto" w:fill="E8E8E8"/>
             <w:vAlign w:val="center"/>
             <w:shd w:fill="E8E8E8"/>
+            <w:shd w:fill="E8E8E8"/>
           </w:tcPr>
           <w:p>
             <w:pPr>
@@ -4210,6 +4226,7 @@
             <w:shd w:val="clear" w:color="auto" w:fill="E8E8E8"/>
             <w:vAlign w:val="center"/>
             <w:shd w:fill="E8E8E8"/>
+            <w:shd w:fill="E8E8E8"/>
           </w:tcPr>
           <w:p>
             <w:pPr>
@@ -4234,6 +4251,7 @@
             <w:tcW w:w="642" w:type="dxa"/>
             <w:shd w:val="clear" w:color="auto" w:fill="E8E8E8"/>
             <w:vAlign w:val="center"/>
+            <w:shd w:fill="E8E8E8"/>
             <w:shd w:fill="E8E8E8"/>
           </w:tcPr>
           <w:p>
@@ -6222,6 +6240,7 @@
             <w:tcW w:w="1000" w:type="dxa"/>
             <w:shd w:val="clear" w:color="auto" w:fill="F5F5F5"/>
             <w:shd w:fill="F5F5F5"/>
+            <w:shd w:fill="F5F5F5"/>
           </w:tcPr>
           <w:p>
             <w:pPr>
@@ -6246,6 +6265,7 @@
             <w:tcW w:w="642" w:type="dxa"/>
             <w:shd w:val="clear" w:color="auto" w:fill="F5F5F5"/>
             <w:shd w:fill="F5F5F5"/>
+            <w:shd w:fill="F5F5F5"/>
           </w:tcPr>
           <w:p>
             <w:pPr>
@@ -6270,6 +6290,7 @@
             <w:tcW w:w="642" w:type="dxa"/>
             <w:shd w:val="clear" w:color="auto" w:fill="F5F5F5"/>
             <w:shd w:fill="F5F5F5"/>
+            <w:shd w:fill="F5F5F5"/>
           </w:tcPr>
           <w:p>
             <w:pPr>
@@ -6294,6 +6315,7 @@
             <w:tcW w:w="642" w:type="dxa"/>
             <w:shd w:val="clear" w:color="auto" w:fill="F5F5F5"/>
             <w:shd w:fill="F5F5F5"/>
+            <w:shd w:fill="F5F5F5"/>
           </w:tcPr>
           <w:p>
             <w:pPr>
@@ -6318,6 +6340,7 @@
             <w:tcW w:w="642" w:type="dxa"/>
             <w:shd w:val="clear" w:color="auto" w:fill="F5F5F5"/>
             <w:shd w:fill="F5F5F5"/>
+            <w:shd w:fill="F5F5F5"/>
           </w:tcPr>
           <w:p>
             <w:pPr>
@@ -6342,6 +6365,7 @@
             <w:tcW w:w="642" w:type="dxa"/>
             <w:shd w:val="clear" w:color="auto" w:fill="F5F5F5"/>
             <w:shd w:fill="F5F5F5"/>
+            <w:shd w:fill="F5F5F5"/>
           </w:tcPr>
           <w:p>
             <w:pPr>
@@ -6366,6 +6390,7 @@
             <w:tcW w:w="642" w:type="dxa"/>
             <w:shd w:val="clear" w:color="auto" w:fill="F5F5F5"/>
             <w:shd w:fill="F5F5F5"/>
+            <w:shd w:fill="F5F5F5"/>
           </w:tcPr>
           <w:p>
             <w:pPr>
@@ -6390,6 +6415,7 @@
             <w:tcW w:w="642" w:type="dxa"/>
             <w:shd w:val="clear" w:color="auto" w:fill="F5F5F5"/>
             <w:shd w:fill="F5F5F5"/>
+            <w:shd w:fill="F5F5F5"/>
           </w:tcPr>
           <w:p>
             <w:pPr>
@@ -6414,6 +6440,7 @@
             <w:tcW w:w="642" w:type="dxa"/>
             <w:shd w:val="clear" w:color="auto" w:fill="F5F5F5"/>
             <w:shd w:fill="F5F5F5"/>
+            <w:shd w:fill="F5F5F5"/>
           </w:tcPr>
           <w:p>
             <w:pPr>
@@ -6438,6 +6465,7 @@
             <w:tcW w:w="642" w:type="dxa"/>
             <w:shd w:val="clear" w:color="auto" w:fill="F5F5F5"/>
             <w:shd w:fill="F5F5F5"/>
+            <w:shd w:fill="F5F5F5"/>
           </w:tcPr>
           <w:p>
             <w:pPr>
@@ -6462,6 +6490,7 @@
             <w:tcW w:w="642" w:type="dxa"/>
             <w:shd w:val="clear" w:color="auto" w:fill="F5F5F5"/>
             <w:shd w:fill="F5F5F5"/>
+            <w:shd w:fill="F5F5F5"/>
           </w:tcPr>
           <w:p>
             <w:pPr>
@@ -6486,6 +6515,7 @@
             <w:tcW w:w="642" w:type="dxa"/>
             <w:shd w:val="clear" w:color="auto" w:fill="F5F5F5"/>
             <w:shd w:fill="F5F5F5"/>
+            <w:shd w:fill="F5F5F5"/>
           </w:tcPr>
           <w:p>
             <w:pPr>
@@ -6510,6 +6540,7 @@
             <w:tcW w:w="642" w:type="dxa"/>
             <w:shd w:val="clear" w:color="auto" w:fill="F5F5F5"/>
             <w:shd w:fill="F5F5F5"/>
+            <w:shd w:fill="F5F5F5"/>
           </w:tcPr>
           <w:p>
             <w:pPr>
@@ -6533,6 +6564,7 @@
           <w:tcPr>
             <w:tcW w:w="642" w:type="dxa"/>
             <w:shd w:val="clear" w:color="auto" w:fill="F5F5F5"/>
+            <w:shd w:fill="F5F5F5"/>
             <w:shd w:fill="F5F5F5"/>
           </w:tcPr>
           <w:p>
@@ -6629,6 +6661,7 @@
             <w:shd w:val="clear" w:color="auto" w:fill="E8E8E8"/>
             <w:vAlign w:val="center"/>
             <w:shd w:fill="E8E8E8"/>
+            <w:shd w:fill="E8E8E8"/>
           </w:tcPr>
           <w:p>
             <w:pPr>
@@ -6654,6 +6687,7 @@
             <w:shd w:val="clear" w:color="auto" w:fill="E8E8E8"/>
             <w:vAlign w:val="center"/>
             <w:shd w:fill="E8E8E8"/>
+            <w:shd w:fill="E8E8E8"/>
           </w:tcPr>
           <w:p>
             <w:pPr>
@@ -6678,6 +6712,7 @@
             <w:tcW w:w="7500" w:type="dxa"/>
             <w:shd w:val="clear" w:color="auto" w:fill="E8E8E8"/>
             <w:vAlign w:val="center"/>
+            <w:shd w:fill="E8E8E8"/>
             <w:shd w:fill="E8E8E8"/>
           </w:tcPr>
           <w:p>
@@ -8778,6 +8813,7 @@
             <w:shd w:val="clear" w:color="auto" w:fill="E8E8E8"/>
             <w:vAlign w:val="center"/>
             <w:shd w:fill="E8E8E8"/>
+            <w:shd w:fill="E8E8E8"/>
           </w:tcPr>
           <w:p>
             <w:pPr>
@@ -8803,6 +8839,7 @@
             <w:shd w:val="clear" w:color="auto" w:fill="E8E8E8"/>
             <w:vAlign w:val="center"/>
             <w:shd w:fill="E8E8E8"/>
+            <w:shd w:fill="E8E8E8"/>
           </w:tcPr>
           <w:p>
             <w:pPr>
@@ -8827,6 +8864,7 @@
             <w:tcW w:w="6400" w:type="dxa"/>
             <w:shd w:val="clear" w:color="auto" w:fill="E8E8E8"/>
             <w:vAlign w:val="center"/>
+            <w:shd w:fill="E8E8E8"/>
             <w:shd w:fill="E8E8E8"/>
           </w:tcPr>
           <w:p>
@@ -12597,6 +12635,7 @@
             <w:shd w:val="clear" w:color="auto" w:fill="DEEAF6"/>
             <w:vAlign w:val="center"/>
             <w:shd w:fill="F2F2F2"/>
+            <w:shd w:fill="F2F2F2"/>
           </w:tcPr>
           <w:p>
             <w:pPr>
@@ -12652,6 +12691,7 @@
             <w:tcW w:w="3800" w:type="dxa"/>
             <w:vAlign w:val="center"/>
             <w:shd w:fill="F2F2F2"/>
+            <w:shd w:fill="F2F2F2"/>
           </w:tcPr>
           <w:p>
             <w:pPr>
@@ -12706,6 +12746,7 @@
             <w:tcW w:w="3800" w:type="dxa"/>
             <w:vAlign w:val="center"/>
             <w:shd w:fill="F2F2F2"/>
+            <w:shd w:fill="F2F2F2"/>
           </w:tcPr>
           <w:p>
             <w:pPr>
@@ -12760,6 +12801,7 @@
             <w:tcW w:w="3800" w:type="dxa"/>
             <w:vAlign w:val="center"/>
             <w:shd w:fill="F2F2F2"/>
+            <w:shd w:fill="F2F2F2"/>
           </w:tcPr>
           <w:p>
             <w:pPr>
@@ -12814,6 +12856,7 @@
             <w:tcW w:w="3800" w:type="dxa"/>
             <w:vAlign w:val="center"/>
             <w:shd w:fill="F2F2F2"/>
+            <w:shd w:fill="F2F2F2"/>
           </w:tcPr>
           <w:p>
             <w:pPr>
@@ -12868,6 +12911,7 @@
             <w:tcW w:w="3800" w:type="dxa"/>
             <w:vAlign w:val="center"/>
             <w:shd w:fill="F2F2F2"/>
+            <w:shd w:fill="F2F2F2"/>
           </w:tcPr>
           <w:p>
             <w:pPr>
@@ -12922,6 +12966,7 @@
             <w:tcW w:w="3800" w:type="dxa"/>
             <w:vAlign w:val="center"/>
             <w:shd w:fill="F2F2F2"/>
+            <w:shd w:fill="F2F2F2"/>
           </w:tcPr>
           <w:p>
             <w:pPr>
@@ -12975,6 +13020,7 @@
           <w:tcPr>
             <w:tcW w:w="3800" w:type="dxa"/>
             <w:vAlign w:val="center"/>
+            <w:shd w:fill="F2F2F2"/>
             <w:shd w:fill="F2F2F2"/>
           </w:tcPr>
           <w:p>
@@ -13118,6 +13164,7 @@
             <w:shd w:val="clear" w:color="auto" w:fill="DEEAF6"/>
             <w:vAlign w:val="center"/>
             <w:shd w:fill="F2F2F2"/>
+            <w:shd w:fill="F2F2F2"/>
           </w:tcPr>
           <w:p>
             <w:pPr>
@@ -13173,6 +13220,7 @@
             <w:tcW w:w="4400" w:type="dxa"/>
             <w:vAlign w:val="center"/>
             <w:shd w:fill="F2F2F2"/>
+            <w:shd w:fill="F2F2F2"/>
           </w:tcPr>
           <w:p>
             <w:pPr>
@@ -13227,6 +13275,7 @@
             <w:tcW w:w="4400" w:type="dxa"/>
             <w:vAlign w:val="center"/>
             <w:shd w:fill="F2F2F2"/>
+            <w:shd w:fill="F2F2F2"/>
           </w:tcPr>
           <w:p>
             <w:pPr>
@@ -13281,6 +13330,7 @@
             <w:tcW w:w="4400" w:type="dxa"/>
             <w:vAlign w:val="center"/>
             <w:shd w:fill="F2F2F2"/>
+            <w:shd w:fill="F2F2F2"/>
           </w:tcPr>
           <w:p>
             <w:pPr>
@@ -13335,6 +13385,7 @@
             <w:tcW w:w="4400" w:type="dxa"/>
             <w:vAlign w:val="center"/>
             <w:shd w:fill="F2F2F2"/>
+            <w:shd w:fill="F2F2F2"/>
           </w:tcPr>
           <w:p>
             <w:pPr>
@@ -13389,6 +13440,7 @@
             <w:tcW w:w="4400" w:type="dxa"/>
             <w:vAlign w:val="center"/>
             <w:shd w:fill="F2F2F2"/>
+            <w:shd w:fill="F2F2F2"/>
           </w:tcPr>
           <w:p>
             <w:pPr>
@@ -13443,6 +13495,7 @@
             <w:tcW w:w="4400" w:type="dxa"/>
             <w:vAlign w:val="center"/>
             <w:shd w:fill="F2F2F2"/>
+            <w:shd w:fill="F2F2F2"/>
           </w:tcPr>
           <w:p>
             <w:pPr>
@@ -13497,6 +13550,7 @@
             <w:tcW w:w="4400" w:type="dxa"/>
             <w:vAlign w:val="center"/>
             <w:shd w:fill="F2F2F2"/>
+            <w:shd w:fill="F2F2F2"/>
           </w:tcPr>
           <w:p>
             <w:pPr>
@@ -13551,6 +13605,7 @@
             <w:tcW w:w="4400" w:type="dxa"/>
             <w:vAlign w:val="center"/>
             <w:shd w:fill="F2F2F2"/>
+            <w:shd w:fill="F2F2F2"/>
           </w:tcPr>
           <w:p>
             <w:pPr>
@@ -13604,6 +13659,7 @@
           <w:tcPr>
             <w:tcW w:w="4400" w:type="dxa"/>
             <w:vAlign w:val="center"/>
+            <w:shd w:fill="F2F2F2"/>
             <w:shd w:fill="F2F2F2"/>
           </w:tcPr>
           <w:p>
@@ -16973,6 +17029,7 @@
             <w:shd w:val="clear" w:color="auto" w:fill="DEEAF6"/>
             <w:vAlign w:val="center"/>
             <w:shd w:fill="E8E8E8"/>
+            <w:shd w:fill="E8E8E8"/>
           </w:tcPr>
           <w:p>
             <w:pPr>
@@ -16998,6 +17055,7 @@
             <w:shd w:val="clear" w:color="auto" w:fill="DEEAF6"/>
             <w:vAlign w:val="center"/>
             <w:shd w:fill="E8E8E8"/>
+            <w:shd w:fill="E8E8E8"/>
           </w:tcPr>
           <w:p>
             <w:pPr>
@@ -17023,6 +17081,7 @@
             <w:shd w:val="clear" w:color="auto" w:fill="DEEAF6"/>
             <w:vAlign w:val="center"/>
             <w:shd w:fill="E8E8E8"/>
+            <w:shd w:fill="E8E8E8"/>
           </w:tcPr>
           <w:p>
             <w:pPr>
@@ -17047,6 +17106,7 @@
             <w:tcW w:w="4200" w:type="dxa"/>
             <w:shd w:val="clear" w:color="auto" w:fill="DEEAF6"/>
             <w:vAlign w:val="center"/>
+            <w:shd w:fill="E8E8E8"/>
             <w:shd w:fill="E8E8E8"/>
           </w:tcPr>
           <w:p>
@@ -17460,6 +17520,7 @@
           <w:tcPr>
             <w:tcW w:type="dxa" w:w="2200"/>
             <w:shd w:fill="F5F5F5"/>
+            <w:shd w:fill="F5F5F5"/>
           </w:tcPr>
           <w:p>
             <w:pPr>
@@ -17483,6 +17544,7 @@
           <w:tcPr>
             <w:tcW w:type="dxa" w:w="1500"/>
             <w:shd w:fill="F5F5F5"/>
+            <w:shd w:fill="F5F5F5"/>
           </w:tcPr>
           <w:p>
             <w:pPr>
@@ -17506,6 +17568,7 @@
           <w:tcPr>
             <w:tcW w:type="dxa" w:w="2100"/>
             <w:shd w:fill="F5F5F5"/>
+            <w:shd w:fill="F5F5F5"/>
           </w:tcPr>
           <w:p>
             <w:pPr>
@@ -17528,6 +17591,7 @@
         <w:tc>
           <w:tcPr>
             <w:tcW w:type="dxa" w:w="4200"/>
+            <w:shd w:fill="F5F5F5"/>
             <w:shd w:fill="F5F5F5"/>
           </w:tcPr>
           <w:p>
@@ -23611,7 +23675,7 @@
         <w:br/>
         <w:t>• Y Akshay Raj (Roll No. 24VE1A66C8, 20% contribution — Full-Stack &amp; Telemetry Engineer):</w:t>
         <w:br/>
-        <w:t xml:space="preserve">  Architected the asynchronous FastAPI backend server; developed the interactive HTML5 drawing canvas and Apple Pro design system; integrated real-time inference telemetry HUD, top-K probability distribution charts, and error matrix inspection; executed comprehensive automated test suite (33/33 passing tests).</w:t>
+        <w:t xml:space="preserve">  Architected the asynchronous FastAPI backend server; developed the interactive HTML5 drawing canvas and Apple Pro design system; integrated real-time inference telemetry HUD, top-K probability distribution charts, and error matrix inspection; executed comprehensive automated test suite (35/35 passing tests).</w:t>
       </w:r>
     </w:p>
     <w:tbl>
@@ -23650,20 +23714,21 @@
             <w:tcW w:w="800" w:type="dxa"/>
             <w:shd w:val="clear" w:color="auto" w:fill="DEEAF6"/>
             <w:vAlign w:val="center"/>
-          </w:tcPr>
-          <w:p>
-            <w:pPr>
-              <w:keepNext/>
-              <w:spacing w:after="40" w:line="264" w:lineRule="auto"/>
-              <w:jc w:val="both"/>
-            </w:pPr>
-            <w:r>
-              <w:rPr>
-                <w:rFonts w:ascii="Times New Roman" w:hAnsi="Times New Roman"/>
-                <w:b/>
-                <w:bCs/>
-                <w:sz w:val="20"/>
-                <w:szCs w:val="20"/>
+            <w:shd w:fill="E8E8E8"/>
+          </w:tcPr>
+          <w:p>
+            <w:pPr>
+              <w:spacing w:before="40" w:after="40" w:line="276" w:lineRule="auto"/>
+              <w:jc w:val="center"/>
+            </w:pPr>
+            <w:r/>
+            <w:r>
+              <w:rPr>
+                <w:rFonts w:ascii="Times New Roman" w:hAnsi="Times New Roman"/>
+                <w:b/>
+                <w:i w:val="0"/>
+                <w:color w:val="1A1A1A"/>
+                <w:sz w:val="20"/>
               </w:rPr>
               <w:t>S.No</w:t>
             </w:r>
@@ -23674,22 +23739,23 @@
             <w:tcW w:w="2600" w:type="dxa"/>
             <w:shd w:val="clear" w:color="auto" w:fill="DEEAF6"/>
             <w:vAlign w:val="center"/>
-          </w:tcPr>
-          <w:p>
-            <w:pPr>
-              <w:keepNext/>
-              <w:spacing w:after="40" w:line="264" w:lineRule="auto"/>
-              <w:jc w:val="both"/>
-            </w:pPr>
-            <w:r>
-              <w:rPr>
-                <w:rFonts w:ascii="Times New Roman" w:hAnsi="Times New Roman"/>
-                <w:b/>
-                <w:bCs/>
-                <w:sz w:val="20"/>
-                <w:szCs w:val="20"/>
-              </w:rPr>
-              <w:t>Task / Module</w:t>
+            <w:shd w:fill="E8E8E8"/>
+          </w:tcPr>
+          <w:p>
+            <w:pPr>
+              <w:spacing w:before="40" w:after="40" w:line="276" w:lineRule="auto"/>
+              <w:jc w:val="center"/>
+            </w:pPr>
+            <w:r/>
+            <w:r>
+              <w:rPr>
+                <w:rFonts w:ascii="Times New Roman" w:hAnsi="Times New Roman"/>
+                <w:b/>
+                <w:i w:val="0"/>
+                <w:color w:val="1A1A1A"/>
+                <w:sz w:val="20"/>
+              </w:rPr>
+              <w:t>Student Name &amp; Roll No.</w:t>
             </w:r>
           </w:p>
         </w:tc>
@@ -23698,22 +23764,23 @@
             <w:tcW w:w="4200" w:type="dxa"/>
             <w:shd w:val="clear" w:color="auto" w:fill="DEEAF6"/>
             <w:vAlign w:val="center"/>
-          </w:tcPr>
-          <w:p>
-            <w:pPr>
-              <w:keepNext/>
-              <w:spacing w:after="40" w:line="264" w:lineRule="auto"/>
-              <w:jc w:val="both"/>
-            </w:pPr>
-            <w:r>
-              <w:rPr>
-                <w:rFonts w:ascii="Times New Roman" w:hAnsi="Times New Roman"/>
-                <w:b/>
-                <w:bCs/>
-                <w:sz w:val="20"/>
-                <w:szCs w:val="20"/>
-              </w:rPr>
-              <w:t>Description</w:t>
+            <w:shd w:fill="E8E8E8"/>
+          </w:tcPr>
+          <w:p>
+            <w:pPr>
+              <w:spacing w:before="40" w:after="40" w:line="276" w:lineRule="auto"/>
+              <w:jc w:val="center"/>
+            </w:pPr>
+            <w:r/>
+            <w:r>
+              <w:rPr>
+                <w:rFonts w:ascii="Times New Roman" w:hAnsi="Times New Roman"/>
+                <w:b/>
+                <w:i w:val="0"/>
+                <w:color w:val="1A1A1A"/>
+                <w:sz w:val="20"/>
+              </w:rPr>
+              <w:t>Module Responsibilities &amp; Description</w:t>
             </w:r>
           </w:p>
         </w:tc>
@@ -23722,22 +23789,23 @@
             <w:tcW w:w="2400" w:type="dxa"/>
             <w:shd w:val="clear" w:color="auto" w:fill="DEEAF6"/>
             <w:vAlign w:val="center"/>
-          </w:tcPr>
-          <w:p>
-            <w:pPr>
-              <w:keepNext/>
-              <w:spacing w:after="40" w:line="264" w:lineRule="auto"/>
-              <w:jc w:val="both"/>
-            </w:pPr>
-            <w:r>
-              <w:rPr>
-                <w:rFonts w:ascii="Times New Roman" w:hAnsi="Times New Roman"/>
-                <w:b/>
-                <w:bCs/>
-                <w:sz w:val="20"/>
-                <w:szCs w:val="20"/>
-              </w:rPr>
-              <w:t>Done by (Roll No.)</w:t>
+            <w:shd w:fill="E8E8E8"/>
+          </w:tcPr>
+          <w:p>
+            <w:pPr>
+              <w:spacing w:before="40" w:after="40" w:line="276" w:lineRule="auto"/>
+              <w:jc w:val="center"/>
+            </w:pPr>
+            <w:r/>
+            <w:r>
+              <w:rPr>
+                <w:rFonts w:ascii="Times New Roman" w:hAnsi="Times New Roman"/>
+                <w:b/>
+                <w:i w:val="0"/>
+                <w:color w:val="1A1A1A"/>
+                <w:sz w:val="20"/>
+              </w:rPr>
+              <w:t>Contribution (%)</w:t>
             </w:r>
           </w:p>
         </w:tc>
@@ -23755,14 +23823,17 @@
           </w:tcPr>
           <w:p>
             <w:pPr>
-              <w:spacing w:before="40" w:after="40"/>
-              <w:jc w:val="both"/>
-            </w:pPr>
-            <w:r>
-              <w:rPr>
-                <w:rFonts w:ascii="Times New Roman" w:hAnsi="Times New Roman"/>
-                <w:color w:val="000000"/>
-                <w:sz w:val="20"/>
+              <w:spacing w:before="40" w:after="40" w:line="276" w:lineRule="auto"/>
+              <w:jc w:val="center"/>
+            </w:pPr>
+            <w:r/>
+            <w:r>
+              <w:rPr>
+                <w:rFonts w:ascii="Times New Roman" w:hAnsi="Times New Roman"/>
+                <w:b w:val="0"/>
+                <w:i w:val="0"/>
+                <w:color w:val="1A1A1A"/>
+                <w:sz w:val="19"/>
               </w:rPr>
               <w:t>1</w:t>
             </w:r>
@@ -23775,17 +23846,21 @@
           </w:tcPr>
           <w:p>
             <w:pPr>
-              <w:spacing w:before="40" w:after="40"/>
-              <w:jc w:val="both"/>
-            </w:pPr>
-            <w:r>
-              <w:rPr>
-                <w:rFonts w:ascii="Times New Roman" w:hAnsi="Times New Roman"/>
-                <w:b/>
-                <w:color w:val="000000"/>
-                <w:sz w:val="20"/>
-              </w:rPr>
-              <w:t>G. Tejaswi (22071A6601)</w:t>
+              <w:spacing w:before="40" w:after="40" w:line="276" w:lineRule="auto"/>
+              <w:jc w:val="center"/>
+            </w:pPr>
+            <w:r/>
+            <w:r>
+              <w:rPr>
+                <w:rFonts w:ascii="Times New Roman" w:hAnsi="Times New Roman"/>
+                <w:b/>
+                <w:i w:val="0"/>
+                <w:color w:val="1A1A1A"/>
+                <w:sz w:val="19"/>
+              </w:rPr>
+              <w:t>M TEJAS YADAV</w:t>
+              <w:br/>
+              <w:t>(24VE1A6695)</w:t>
             </w:r>
           </w:p>
         </w:tc>
@@ -23796,16 +23871,21 @@
           </w:tcPr>
           <w:p>
             <w:pPr>
-              <w:spacing w:before="40" w:after="40"/>
-              <w:jc w:val="both"/>
-            </w:pPr>
-            <w:r>
-              <w:rPr>
-                <w:rFonts w:ascii="Times New Roman" w:hAnsi="Times New Roman"/>
-                <w:color w:val="000000"/>
-                <w:sz w:val="20"/>
-              </w:rPr>
-              <w:t>Deep ConvNet Architecture, Training Loop, Grad-CAM XAI, Report Formulation</w:t>
+              <w:spacing w:before="40" w:after="40" w:line="276" w:lineRule="auto"/>
+              <w:jc w:val="left"/>
+            </w:pPr>
+            <w:r/>
+            <w:r>
+              <w:rPr>
+                <w:rFonts w:ascii="Times New Roman" w:hAnsi="Times New Roman"/>
+                <w:b w:val="0"/>
+                <w:i w:val="0"/>
+                <w:color w:val="1A1A1A"/>
+                <w:sz w:val="19"/>
+              </w:rPr>
+              <w:t>Lead Architect &amp; Deep Learning Engineer:</w:t>
+              <w:br/>
+              <w:t>Formulated end-to-end mathematical and system architecture; designed DigitVision DeepConvNet with Global Average Pooling; engineered Keras 3 training and convergence pipeline; implemented Grad-CAM and saliency visual explainability modules; coordinated technical report formulation and NBA outcome mapping.</w:t>
             </w:r>
           </w:p>
         </w:tc>
@@ -23816,13 +23896,16 @@
           </w:tcPr>
           <w:p>
             <w:pPr>
-              <w:spacing w:before="40" w:after="40"/>
-              <w:jc w:val="both"/>
-            </w:pPr>
-            <w:r>
-              <w:rPr>
-                <w:rFonts w:ascii="Times New Roman" w:hAnsi="Times New Roman"/>
-                <w:color w:val="000000"/>
+              <w:spacing w:before="40" w:after="40" w:line="276" w:lineRule="auto"/>
+              <w:jc w:val="center"/>
+            </w:pPr>
+            <w:r/>
+            <w:r>
+              <w:rPr>
+                <w:rFonts w:ascii="Times New Roman" w:hAnsi="Times New Roman"/>
+                <w:b/>
+                <w:i w:val="0"/>
+                <w:color w:val="1A1A1A"/>
                 <w:sz w:val="20"/>
               </w:rPr>
               <w:t>45%</w:t>
@@ -23843,14 +23926,17 @@
           </w:tcPr>
           <w:p>
             <w:pPr>
-              <w:spacing w:before="40" w:after="40"/>
-              <w:jc w:val="both"/>
-            </w:pPr>
-            <w:r>
-              <w:rPr>
-                <w:rFonts w:ascii="Times New Roman" w:hAnsi="Times New Roman"/>
-                <w:color w:val="000000"/>
-                <w:sz w:val="20"/>
+              <w:spacing w:before="40" w:after="40" w:line="276" w:lineRule="auto"/>
+              <w:jc w:val="center"/>
+            </w:pPr>
+            <w:r/>
+            <w:r>
+              <w:rPr>
+                <w:rFonts w:ascii="Times New Roman" w:hAnsi="Times New Roman"/>
+                <w:b w:val="0"/>
+                <w:i w:val="0"/>
+                <w:color w:val="1A1A1A"/>
+                <w:sz w:val="19"/>
               </w:rPr>
               <w:t>2</w:t>
             </w:r>
@@ -23863,17 +23949,21 @@
           </w:tcPr>
           <w:p>
             <w:pPr>
-              <w:spacing w:before="40" w:after="40"/>
-              <w:jc w:val="both"/>
-            </w:pPr>
-            <w:r>
-              <w:rPr>
-                <w:rFonts w:ascii="Times New Roman" w:hAnsi="Times New Roman"/>
-                <w:b/>
-                <w:color w:val="000000"/>
-                <w:sz w:val="20"/>
-              </w:rPr>
-              <w:t>K. Rahul (22071A6602)</w:t>
+              <w:spacing w:before="40" w:after="40" w:line="276" w:lineRule="auto"/>
+              <w:jc w:val="center"/>
+            </w:pPr>
+            <w:r/>
+            <w:r>
+              <w:rPr>
+                <w:rFonts w:ascii="Times New Roman" w:hAnsi="Times New Roman"/>
+                <w:b/>
+                <w:i w:val="0"/>
+                <w:color w:val="1A1A1A"/>
+                <w:sz w:val="19"/>
+              </w:rPr>
+              <w:t>K Charan Teja</w:t>
+              <w:br/>
+              <w:t>(24VE1A6692)</w:t>
             </w:r>
           </w:p>
         </w:tc>
@@ -23884,16 +23974,21 @@
           </w:tcPr>
           <w:p>
             <w:pPr>
-              <w:spacing w:before="40" w:after="40"/>
-              <w:jc w:val="both"/>
-            </w:pPr>
-            <w:r>
-              <w:rPr>
-                <w:rFonts w:ascii="Times New Roman" w:hAnsi="Times New Roman"/>
-                <w:color w:val="000000"/>
-                <w:sz w:val="20"/>
-              </w:rPr>
-              <w:t>Canonical Invariant Preprocessing, Classical Baselines, Temperature Scaling</w:t>
+              <w:spacing w:before="40" w:after="40" w:line="276" w:lineRule="auto"/>
+              <w:jc w:val="left"/>
+            </w:pPr>
+            <w:r/>
+            <w:r>
+              <w:rPr>
+                <w:rFonts w:ascii="Times New Roman" w:hAnsi="Times New Roman"/>
+                <w:b w:val="0"/>
+                <w:i w:val="0"/>
+                <w:color w:val="1A1A1A"/>
+                <w:sz w:val="19"/>
+              </w:rPr>
+              <w:t>ML Engineer &amp; Statistical Analyst:</w:t>
+              <w:br/>
+              <w:t>Implemented the 7-stage canonical invariant preprocessing pipeline (Otsu adaptive thresholding, aspect-preserving bounding box scaling, center-of-mass translation); trained and benchmarked classical machine learning baselines (Logistic Regression, Random Forest, SVM-RBF); executed temperature scaling calibration (ECE minimization); conducted exploratory K-Means clustering analysis.</w:t>
             </w:r>
           </w:p>
         </w:tc>
@@ -23904,13 +23999,16 @@
           </w:tcPr>
           <w:p>
             <w:pPr>
-              <w:spacing w:before="40" w:after="40"/>
-              <w:jc w:val="both"/>
-            </w:pPr>
-            <w:r>
-              <w:rPr>
-                <w:rFonts w:ascii="Times New Roman" w:hAnsi="Times New Roman"/>
-                <w:color w:val="000000"/>
+              <w:spacing w:before="40" w:after="40" w:line="276" w:lineRule="auto"/>
+              <w:jc w:val="center"/>
+            </w:pPr>
+            <w:r/>
+            <w:r>
+              <w:rPr>
+                <w:rFonts w:ascii="Times New Roman" w:hAnsi="Times New Roman"/>
+                <w:b/>
+                <w:i w:val="0"/>
+                <w:color w:val="1A1A1A"/>
                 <w:sz w:val="20"/>
               </w:rPr>
               <w:t>35%</w:t>
@@ -23931,14 +24029,17 @@
           </w:tcPr>
           <w:p>
             <w:pPr>
-              <w:spacing w:before="40" w:after="40"/>
-              <w:jc w:val="both"/>
-            </w:pPr>
-            <w:r>
-              <w:rPr>
-                <w:rFonts w:ascii="Times New Roman" w:hAnsi="Times New Roman"/>
-                <w:color w:val="000000"/>
-                <w:sz w:val="20"/>
+              <w:spacing w:before="40" w:after="40" w:line="276" w:lineRule="auto"/>
+              <w:jc w:val="center"/>
+            </w:pPr>
+            <w:r/>
+            <w:r>
+              <w:rPr>
+                <w:rFonts w:ascii="Times New Roman" w:hAnsi="Times New Roman"/>
+                <w:b w:val="0"/>
+                <w:i w:val="0"/>
+                <w:color w:val="1A1A1A"/>
+                <w:sz w:val="19"/>
               </w:rPr>
               <w:t>3</w:t>
             </w:r>
@@ -23951,17 +24052,21 @@
           </w:tcPr>
           <w:p>
             <w:pPr>
-              <w:spacing w:before="40" w:after="40"/>
-              <w:jc w:val="both"/>
-            </w:pPr>
-            <w:r>
-              <w:rPr>
-                <w:rFonts w:ascii="Times New Roman" w:hAnsi="Times New Roman"/>
-                <w:b/>
-                <w:color w:val="000000"/>
-                <w:sz w:val="20"/>
-              </w:rPr>
-              <w:t>V. Ananya (22071A6603)</w:t>
+              <w:spacing w:before="40" w:after="40" w:line="276" w:lineRule="auto"/>
+              <w:jc w:val="center"/>
+            </w:pPr>
+            <w:r/>
+            <w:r>
+              <w:rPr>
+                <w:rFonts w:ascii="Times New Roman" w:hAnsi="Times New Roman"/>
+                <w:b/>
+                <w:i w:val="0"/>
+                <w:color w:val="1A1A1A"/>
+                <w:sz w:val="19"/>
+              </w:rPr>
+              <w:t>Y Akshay Raj</w:t>
+              <w:br/>
+              <w:t>(24VE1A66C8)</w:t>
             </w:r>
           </w:p>
         </w:tc>
@@ -23972,16 +24077,21 @@
           </w:tcPr>
           <w:p>
             <w:pPr>
-              <w:spacing w:before="40" w:after="40"/>
-              <w:jc w:val="both"/>
-            </w:pPr>
-            <w:r>
-              <w:rPr>
-                <w:rFonts w:ascii="Times New Roman" w:hAnsi="Times New Roman"/>
-                <w:color w:val="000000"/>
-                <w:sz w:val="20"/>
-              </w:rPr>
-              <w:t>FastAPI Mission Control Server, Interactive HTML5 Canvas UI, Evaluation Telemetry</w:t>
+              <w:spacing w:before="40" w:after="40" w:line="276" w:lineRule="auto"/>
+              <w:jc w:val="left"/>
+            </w:pPr>
+            <w:r/>
+            <w:r>
+              <w:rPr>
+                <w:rFonts w:ascii="Times New Roman" w:hAnsi="Times New Roman"/>
+                <w:b w:val="0"/>
+                <w:i w:val="0"/>
+                <w:color w:val="1A1A1A"/>
+                <w:sz w:val="19"/>
+              </w:rPr>
+              <w:t>Full-Stack &amp; Telemetry Engineer:</w:t>
+              <w:br/>
+              <w:t>Architected the asynchronous FastAPI backend server; developed interactive HTML5 drawing canvas and Apple Pro design system; integrated real-time inference telemetry HUD, top-K probability distribution charts, and error matrix inspection; executed comprehensive automated test suite (35/35 passing tests).</w:t>
             </w:r>
           </w:p>
         </w:tc>
@@ -23992,105 +24102,19 @@
           </w:tcPr>
           <w:p>
             <w:pPr>
-              <w:spacing w:before="40" w:after="40"/>
-              <w:jc w:val="both"/>
-            </w:pPr>
-            <w:r>
-              <w:rPr>
-                <w:rFonts w:ascii="Times New Roman" w:hAnsi="Times New Roman"/>
-                <w:color w:val="000000"/>
+              <w:spacing w:before="40" w:after="40" w:line="276" w:lineRule="auto"/>
+              <w:jc w:val="center"/>
+            </w:pPr>
+            <w:r/>
+            <w:r>
+              <w:rPr>
+                <w:rFonts w:ascii="Times New Roman" w:hAnsi="Times New Roman"/>
+                <w:b/>
+                <w:i w:val="0"/>
+                <w:color w:val="1A1A1A"/>
                 <w:sz w:val="20"/>
               </w:rPr>
               <w:t>20%</w:t>
-            </w:r>
-          </w:p>
-        </w:tc>
-      </w:tr>
-      <w:tr>
-        <w:trPr>
-          <w:cantSplit/>
-          <w:trHeight w:val="440"/>
-          <w:jc w:val="center"/>
-        </w:trPr>
-        <w:tc>
-          <w:tcPr>
-            <w:tcW w:w="800" w:type="dxa"/>
-            <w:vAlign w:val="center"/>
-          </w:tcPr>
-          <w:p>
-            <w:pPr>
-              <w:spacing w:before="40" w:after="40"/>
-              <w:jc w:val="both"/>
-            </w:pPr>
-            <w:r>
-              <w:rPr>
-                <w:rFonts w:ascii="Times New Roman" w:hAnsi="Times New Roman"/>
-                <w:b/>
-                <w:color w:val="000000"/>
-                <w:sz w:val="20"/>
-              </w:rPr>
-              <w:t>4</w:t>
-            </w:r>
-          </w:p>
-        </w:tc>
-        <w:tc>
-          <w:tcPr>
-            <w:tcW w:w="2600" w:type="dxa"/>
-            <w:vAlign w:val="center"/>
-          </w:tcPr>
-          <w:p>
-            <w:pPr>
-              <w:spacing w:before="40" w:after="40"/>
-              <w:jc w:val="both"/>
-            </w:pPr>
-            <w:r>
-              <w:rPr>
-                <w:rFonts w:ascii="Times New Roman" w:hAnsi="Times New Roman"/>
-                <w:b/>
-                <w:color w:val="000000"/>
-                <w:sz w:val="20"/>
-              </w:rPr>
-              <w:t>Mission Control Web Deployment &amp; QA</w:t>
-            </w:r>
-          </w:p>
-        </w:tc>
-        <w:tc>
-          <w:tcPr>
-            <w:tcW w:w="4200" w:type="dxa"/>
-            <w:vAlign w:val="center"/>
-          </w:tcPr>
-          <w:p>
-            <w:pPr>
-              <w:spacing w:before="40" w:after="40"/>
-              <w:jc w:val="both"/>
-            </w:pPr>
-            <w:r>
-              <w:rPr>
-                <w:rFonts w:ascii="Times New Roman" w:hAnsi="Times New Roman"/>
-                <w:color w:val="000000"/>
-                <w:sz w:val="20"/>
-              </w:rPr>
-              <w:t>Built FastAPI backend, HTML5 canvas UI, automated test suite, and audit verification.</w:t>
-            </w:r>
-          </w:p>
-        </w:tc>
-        <w:tc>
-          <w:tcPr>
-            <w:tcW w:w="2400" w:type="dxa"/>
-            <w:vAlign w:val="center"/>
-          </w:tcPr>
-          <w:p>
-            <w:pPr>
-              <w:spacing w:before="40" w:after="40"/>
-              <w:jc w:val="both"/>
-            </w:pPr>
-            <w:r>
-              <w:rPr>
-                <w:rFonts w:ascii="Times New Roman" w:hAnsi="Times New Roman"/>
-                <w:color w:val="000000"/>
-                <w:sz w:val="20"/>
-              </w:rPr>
-              <w:t>22VE1A6704</w:t>
             </w:r>
           </w:p>
         </w:tc>

--- a/ML-Project Documentation.docx
+++ b/ML-Project Documentation.docx
@@ -3146,6 +3146,7 @@
             <w:vAlign w:val="center"/>
             <w:shd w:fill="E8E8E8"/>
             <w:shd w:fill="E8E8E8"/>
+            <w:shd w:fill="E8E8E8"/>
           </w:tcPr>
           <w:p>
             <w:pPr>
@@ -3172,6 +3173,7 @@
             <w:vAlign w:val="center"/>
             <w:shd w:fill="E8E8E8"/>
             <w:shd w:fill="E8E8E8"/>
+            <w:shd w:fill="E8E8E8"/>
           </w:tcPr>
           <w:p>
             <w:pPr>
@@ -3198,6 +3200,7 @@
             <w:vAlign w:val="center"/>
             <w:shd w:fill="E8E8E8"/>
             <w:shd w:fill="E8E8E8"/>
+            <w:shd w:fill="E8E8E8"/>
           </w:tcPr>
           <w:p>
             <w:pPr>
@@ -3222,6 +3225,7 @@
             <w:tcW w:w="2100" w:type="dxa"/>
             <w:shd w:val="clear" w:color="auto" w:fill="E8E8E8"/>
             <w:vAlign w:val="center"/>
+            <w:shd w:fill="E8E8E8"/>
             <w:shd w:fill="E8E8E8"/>
             <w:shd w:fill="E8E8E8"/>
           </w:tcPr>
@@ -3915,6 +3919,7 @@
             <w:vAlign w:val="center"/>
             <w:shd w:fill="E8E8E8"/>
             <w:shd w:fill="E8E8E8"/>
+            <w:shd w:fill="E8E8E8"/>
           </w:tcPr>
           <w:p>
             <w:pPr>
@@ -3941,6 +3946,7 @@
             <w:vAlign w:val="center"/>
             <w:shd w:fill="E8E8E8"/>
             <w:shd w:fill="E8E8E8"/>
+            <w:shd w:fill="E8E8E8"/>
           </w:tcPr>
           <w:p>
             <w:pPr>
@@ -3967,6 +3973,7 @@
             <w:vAlign w:val="center"/>
             <w:shd w:fill="E8E8E8"/>
             <w:shd w:fill="E8E8E8"/>
+            <w:shd w:fill="E8E8E8"/>
           </w:tcPr>
           <w:p>
             <w:pPr>
@@ -3993,6 +4000,7 @@
             <w:vAlign w:val="center"/>
             <w:shd w:fill="E8E8E8"/>
             <w:shd w:fill="E8E8E8"/>
+            <w:shd w:fill="E8E8E8"/>
           </w:tcPr>
           <w:p>
             <w:pPr>
@@ -4019,6 +4027,7 @@
             <w:vAlign w:val="center"/>
             <w:shd w:fill="E8E8E8"/>
             <w:shd w:fill="E8E8E8"/>
+            <w:shd w:fill="E8E8E8"/>
           </w:tcPr>
           <w:p>
             <w:pPr>
@@ -4045,6 +4054,7 @@
             <w:vAlign w:val="center"/>
             <w:shd w:fill="E8E8E8"/>
             <w:shd w:fill="E8E8E8"/>
+            <w:shd w:fill="E8E8E8"/>
           </w:tcPr>
           <w:p>
             <w:pPr>
@@ -4071,6 +4081,7 @@
             <w:vAlign w:val="center"/>
             <w:shd w:fill="E8E8E8"/>
             <w:shd w:fill="E8E8E8"/>
+            <w:shd w:fill="E8E8E8"/>
           </w:tcPr>
           <w:p>
             <w:pPr>
@@ -4097,6 +4108,7 @@
             <w:vAlign w:val="center"/>
             <w:shd w:fill="E8E8E8"/>
             <w:shd w:fill="E8E8E8"/>
+            <w:shd w:fill="E8E8E8"/>
           </w:tcPr>
           <w:p>
             <w:pPr>
@@ -4123,6 +4135,7 @@
             <w:vAlign w:val="center"/>
             <w:shd w:fill="E8E8E8"/>
             <w:shd w:fill="E8E8E8"/>
+            <w:shd w:fill="E8E8E8"/>
           </w:tcPr>
           <w:p>
             <w:pPr>
@@ -4149,6 +4162,7 @@
             <w:vAlign w:val="center"/>
             <w:shd w:fill="E8E8E8"/>
             <w:shd w:fill="E8E8E8"/>
+            <w:shd w:fill="E8E8E8"/>
           </w:tcPr>
           <w:p>
             <w:pPr>
@@ -4175,6 +4189,7 @@
             <w:vAlign w:val="center"/>
             <w:shd w:fill="E8E8E8"/>
             <w:shd w:fill="E8E8E8"/>
+            <w:shd w:fill="E8E8E8"/>
           </w:tcPr>
           <w:p>
             <w:pPr>
@@ -4201,6 +4216,7 @@
             <w:vAlign w:val="center"/>
             <w:shd w:fill="E8E8E8"/>
             <w:shd w:fill="E8E8E8"/>
+            <w:shd w:fill="E8E8E8"/>
           </w:tcPr>
           <w:p>
             <w:pPr>
@@ -4227,6 +4243,7 @@
             <w:vAlign w:val="center"/>
             <w:shd w:fill="E8E8E8"/>
             <w:shd w:fill="E8E8E8"/>
+            <w:shd w:fill="E8E8E8"/>
           </w:tcPr>
           <w:p>
             <w:pPr>
@@ -4251,6 +4268,7 @@
             <w:tcW w:w="642" w:type="dxa"/>
             <w:shd w:val="clear" w:color="auto" w:fill="E8E8E8"/>
             <w:vAlign w:val="center"/>
+            <w:shd w:fill="E8E8E8"/>
             <w:shd w:fill="E8E8E8"/>
             <w:shd w:fill="E8E8E8"/>
           </w:tcPr>
@@ -6241,6 +6259,7 @@
             <w:shd w:val="clear" w:color="auto" w:fill="F5F5F5"/>
             <w:shd w:fill="F5F5F5"/>
             <w:shd w:fill="F5F5F5"/>
+            <w:shd w:fill="F5F5F5"/>
           </w:tcPr>
           <w:p>
             <w:pPr>
@@ -6266,6 +6285,7 @@
             <w:shd w:val="clear" w:color="auto" w:fill="F5F5F5"/>
             <w:shd w:fill="F5F5F5"/>
             <w:shd w:fill="F5F5F5"/>
+            <w:shd w:fill="F5F5F5"/>
           </w:tcPr>
           <w:p>
             <w:pPr>
@@ -6291,6 +6311,7 @@
             <w:shd w:val="clear" w:color="auto" w:fill="F5F5F5"/>
             <w:shd w:fill="F5F5F5"/>
             <w:shd w:fill="F5F5F5"/>
+            <w:shd w:fill="F5F5F5"/>
           </w:tcPr>
           <w:p>
             <w:pPr>
@@ -6316,6 +6337,7 @@
             <w:shd w:val="clear" w:color="auto" w:fill="F5F5F5"/>
             <w:shd w:fill="F5F5F5"/>
             <w:shd w:fill="F5F5F5"/>
+            <w:shd w:fill="F5F5F5"/>
           </w:tcPr>
           <w:p>
             <w:pPr>
@@ -6341,6 +6363,7 @@
             <w:shd w:val="clear" w:color="auto" w:fill="F5F5F5"/>
             <w:shd w:fill="F5F5F5"/>
             <w:shd w:fill="F5F5F5"/>
+            <w:shd w:fill="F5F5F5"/>
           </w:tcPr>
           <w:p>
             <w:pPr>
@@ -6366,6 +6389,7 @@
             <w:shd w:val="clear" w:color="auto" w:fill="F5F5F5"/>
             <w:shd w:fill="F5F5F5"/>
             <w:shd w:fill="F5F5F5"/>
+            <w:shd w:fill="F5F5F5"/>
           </w:tcPr>
           <w:p>
             <w:pPr>
@@ -6391,6 +6415,7 @@
             <w:shd w:val="clear" w:color="auto" w:fill="F5F5F5"/>
             <w:shd w:fill="F5F5F5"/>
             <w:shd w:fill="F5F5F5"/>
+            <w:shd w:fill="F5F5F5"/>
           </w:tcPr>
           <w:p>
             <w:pPr>
@@ -6416,6 +6441,7 @@
             <w:shd w:val="clear" w:color="auto" w:fill="F5F5F5"/>
             <w:shd w:fill="F5F5F5"/>
             <w:shd w:fill="F5F5F5"/>
+            <w:shd w:fill="F5F5F5"/>
           </w:tcPr>
           <w:p>
             <w:pPr>
@@ -6441,6 +6467,7 @@
             <w:shd w:val="clear" w:color="auto" w:fill="F5F5F5"/>
             <w:shd w:fill="F5F5F5"/>
             <w:shd w:fill="F5F5F5"/>
+            <w:shd w:fill="F5F5F5"/>
           </w:tcPr>
           <w:p>
             <w:pPr>
@@ -6466,6 +6493,7 @@
             <w:shd w:val="clear" w:color="auto" w:fill="F5F5F5"/>
             <w:shd w:fill="F5F5F5"/>
             <w:shd w:fill="F5F5F5"/>
+            <w:shd w:fill="F5F5F5"/>
           </w:tcPr>
           <w:p>
             <w:pPr>
@@ -6491,6 +6519,7 @@
             <w:shd w:val="clear" w:color="auto" w:fill="F5F5F5"/>
             <w:shd w:fill="F5F5F5"/>
             <w:shd w:fill="F5F5F5"/>
+            <w:shd w:fill="F5F5F5"/>
           </w:tcPr>
           <w:p>
             <w:pPr>
@@ -6516,6 +6545,7 @@
             <w:shd w:val="clear" w:color="auto" w:fill="F5F5F5"/>
             <w:shd w:fill="F5F5F5"/>
             <w:shd w:fill="F5F5F5"/>
+            <w:shd w:fill="F5F5F5"/>
           </w:tcPr>
           <w:p>
             <w:pPr>
@@ -6541,6 +6571,7 @@
             <w:shd w:val="clear" w:color="auto" w:fill="F5F5F5"/>
             <w:shd w:fill="F5F5F5"/>
             <w:shd w:fill="F5F5F5"/>
+            <w:shd w:fill="F5F5F5"/>
           </w:tcPr>
           <w:p>
             <w:pPr>
@@ -6564,6 +6595,7 @@
           <w:tcPr>
             <w:tcW w:w="642" w:type="dxa"/>
             <w:shd w:val="clear" w:color="auto" w:fill="F5F5F5"/>
+            <w:shd w:fill="F5F5F5"/>
             <w:shd w:fill="F5F5F5"/>
             <w:shd w:fill="F5F5F5"/>
           </w:tcPr>
@@ -6662,6 +6694,7 @@
             <w:vAlign w:val="center"/>
             <w:shd w:fill="E8E8E8"/>
             <w:shd w:fill="E8E8E8"/>
+            <w:shd w:fill="E8E8E8"/>
           </w:tcPr>
           <w:p>
             <w:pPr>
@@ -6688,6 +6721,7 @@
             <w:vAlign w:val="center"/>
             <w:shd w:fill="E8E8E8"/>
             <w:shd w:fill="E8E8E8"/>
+            <w:shd w:fill="E8E8E8"/>
           </w:tcPr>
           <w:p>
             <w:pPr>
@@ -6712,6 +6746,7 @@
             <w:tcW w:w="7500" w:type="dxa"/>
             <w:shd w:val="clear" w:color="auto" w:fill="E8E8E8"/>
             <w:vAlign w:val="center"/>
+            <w:shd w:fill="E8E8E8"/>
             <w:shd w:fill="E8E8E8"/>
             <w:shd w:fill="E8E8E8"/>
           </w:tcPr>
@@ -7280,7 +7315,7 @@
                 <w:color w:val="1A1A1A"/>
                 <w:sz w:val="19"/>
               </w:rPr>
-              <w:t>CO → PSO1, PSO2</w:t>
+              <w:t>CO → PSO1</w:t>
             </w:r>
           </w:p>
         </w:tc>
@@ -7302,7 +7337,7 @@
                 <w:color w:val="1A1A1A"/>
                 <w:sz w:val="19"/>
               </w:rPr>
-              <w:t>3 (PSO1, PSO2)</w:t>
+              <w:t>3 (High)</w:t>
             </w:r>
           </w:p>
         </w:tc>
@@ -7324,9 +7359,79 @@
                 <w:color w:val="1A1A1A"/>
                 <w:sz w:val="18"/>
               </w:rPr>
-              <w:t>• PSO1 (3): Demonstrates end-to-end design, training, and deployment of machine learning and computer vision architectures on real-world sensory inputs.</w:t>
+              <w:t>• PSO1 Statement: Apply programming skills and mathematical concepts to design, develop, and optimize AI and machine learning solutions for real-world problems.</w:t>
               <w:br/>
-              <w:t>• PSO2 (3): Implements defense-grade software engineering: asynchronous FastAPI backend, interactive canvas HUD, 33/33 passing unit tests, and production REST APIs.</w:t>
+              <w:t>• Empirical Justification (Level 3): Applied mathematical foundations (pixel moments μ=0.1307, σ=0.3081, center-of-mass translation, convex L-BFGS multinomial logistic regression, RBF SVM Gram matrix complexity control, cross-entropy loss, and post-hoc temperature scaling calibration at T=0.9170 reducing ECE to 0.0031) and software engineering skills (Python 3.13, NumPy array vectorization, OpenCV Otsu binarization, scikit-learn, Keras 3, 35/35 automated unit tests) to design, develop, and optimize DigitVision DeepConvNet (98.31% test accuracy, 0.9831 Macro-F1) solving real-world canvas domain shift and uncalibrated classification in automated cheque/postal processing.</w:t>
+            </w:r>
+          </w:p>
+        </w:tc>
+      </w:tr>
+      <w:tr>
+        <w:tc>
+          <w:tcPr>
+            <w:tcW w:type="dxa" w:w="1600"/>
+          </w:tcPr>
+          <w:p>
+            <w:pPr>
+              <w:spacing w:before="40" w:after="40" w:line="276" w:lineRule="auto"/>
+              <w:jc w:val="left"/>
+            </w:pPr>
+            <w:r/>
+            <w:r>
+              <w:rPr>
+                <w:rFonts w:ascii="Times New Roman" w:hAnsi="Times New Roman"/>
+                <w:b/>
+                <w:i w:val="0"/>
+                <w:color w:val="1A1A1A"/>
+                <w:sz w:val="19"/>
+              </w:rPr>
+              <w:t>CO → PSO2</w:t>
+            </w:r>
+          </w:p>
+        </w:tc>
+        <w:tc>
+          <w:tcPr>
+            <w:tcW w:type="dxa" w:w="900"/>
+          </w:tcPr>
+          <w:p>
+            <w:pPr>
+              <w:spacing w:before="40" w:after="40" w:line="276" w:lineRule="auto"/>
+              <w:jc w:val="center"/>
+            </w:pPr>
+            <w:r/>
+            <w:r>
+              <w:rPr>
+                <w:rFonts w:ascii="Times New Roman" w:hAnsi="Times New Roman"/>
+                <w:b/>
+                <w:i w:val="0"/>
+                <w:color w:val="1A1A1A"/>
+                <w:sz w:val="19"/>
+              </w:rPr>
+              <w:t>3 (High)</w:t>
+            </w:r>
+          </w:p>
+        </w:tc>
+        <w:tc>
+          <w:tcPr>
+            <w:tcW w:type="dxa" w:w="7500"/>
+          </w:tcPr>
+          <w:p>
+            <w:pPr>
+              <w:spacing w:before="40" w:after="40" w:line="276" w:lineRule="auto"/>
+              <w:jc w:val="left"/>
+            </w:pPr>
+            <w:r/>
+            <w:r>
+              <w:rPr>
+                <w:rFonts w:ascii="Times New Roman" w:hAnsi="Times New Roman"/>
+                <w:b w:val="0"/>
+                <w:i w:val="0"/>
+                <w:color w:val="1A1A1A"/>
+                <w:sz w:val="18"/>
+              </w:rPr>
+              <w:t>• PSO2 Statement: Demonstrate competency in Deep Learning, and Data Analytics tools and technologies to build intelligent systems and pursue careers in industry, research, or higher education.</w:t>
+              <w:br/>
+              <w:t>• Empirical Justification (Level 3): Demonstrated technical mastery in Deep Learning (custom dual-block CNN with Batch Normalization, SpatialDropout, Global Average Pooling, and Grad-CAM spatial explainability on conv_cam layer) and Data Analytics tools (70,000-sample EDA, bimodal pixel distributions, 10-cluster unsupervised K-Means geometry discovering 58.87% cluster purity, and calibration reliability analysis across 7 empirical metrics). Delivered a production-grade intelligent system with asynchronous FastAPI backend, sub-10 ms CPU inference, interactive canvas HUD, and telemetry logging, preparing students for AI research and industry engineering roles.</w:t>
             </w:r>
           </w:p>
         </w:tc>
@@ -8814,6 +8919,7 @@
             <w:vAlign w:val="center"/>
             <w:shd w:fill="E8E8E8"/>
             <w:shd w:fill="E8E8E8"/>
+            <w:shd w:fill="E8E8E8"/>
           </w:tcPr>
           <w:p>
             <w:pPr>
@@ -8840,6 +8946,7 @@
             <w:vAlign w:val="center"/>
             <w:shd w:fill="E8E8E8"/>
             <w:shd w:fill="E8E8E8"/>
+            <w:shd w:fill="E8E8E8"/>
           </w:tcPr>
           <w:p>
             <w:pPr>
@@ -8864,6 +8971,7 @@
             <w:tcW w:w="6400" w:type="dxa"/>
             <w:shd w:val="clear" w:color="auto" w:fill="E8E8E8"/>
             <w:vAlign w:val="center"/>
+            <w:shd w:fill="E8E8E8"/>
             <w:shd w:fill="E8E8E8"/>
             <w:shd w:fill="E8E8E8"/>
           </w:tcPr>
@@ -9714,9 +9822,18 @@
     </w:tbl>
     <w:p>
       <w:pPr>
+        <w:pStyle w:val="Heading2"/>
         <w:spacing w:after="60"/>
         <w:jc w:val="both"/>
       </w:pPr>
+      <w:r>
+        <w:rPr>
+          <w:rFonts w:ascii="Times New Roman" w:hAnsi="Times New Roman"/>
+          <w:b/>
+          <w:sz w:val="26"/>
+        </w:rPr>
+        <w:t>Programme Specific Outcomes (PSOs) — Department of CSE (AI &amp; ML)</w:t>
+      </w:r>
     </w:p>
     <w:tbl>
       <w:tblPr>
@@ -9752,20 +9869,21 @@
             <w:tcW w:w="1200" w:type="dxa"/>
             <w:shd w:val="clear" w:color="auto" w:fill="DEEAF6"/>
             <w:vAlign w:val="center"/>
-          </w:tcPr>
-          <w:p>
-            <w:pPr>
-              <w:keepNext/>
-              <w:spacing w:after="40" w:line="264" w:lineRule="auto"/>
-              <w:jc w:val="both"/>
-            </w:pPr>
-            <w:r>
-              <w:rPr>
-                <w:rFonts w:ascii="Times New Roman" w:hAnsi="Times New Roman"/>
-                <w:b/>
-                <w:bCs/>
-                <w:sz w:val="21"/>
-                <w:szCs w:val="21"/>
+            <w:shd w:fill="E8E8E8"/>
+          </w:tcPr>
+          <w:p>
+            <w:pPr>
+              <w:spacing w:before="40" w:after="40" w:line="276" w:lineRule="auto"/>
+              <w:jc w:val="center"/>
+            </w:pPr>
+            <w:r/>
+            <w:r>
+              <w:rPr>
+                <w:rFonts w:ascii="Times New Roman" w:hAnsi="Times New Roman"/>
+                <w:b/>
+                <w:i w:val="0"/>
+                <w:color w:val="1A1A1A"/>
+                <w:sz w:val="20"/>
               </w:rPr>
               <w:t>PSO</w:t>
             </w:r>
@@ -9776,22 +9894,23 @@
             <w:tcW w:w="8800" w:type="dxa"/>
             <w:shd w:val="clear" w:color="auto" w:fill="DEEAF6"/>
             <w:vAlign w:val="center"/>
-          </w:tcPr>
-          <w:p>
-            <w:pPr>
-              <w:keepNext/>
-              <w:spacing w:after="40" w:line="264" w:lineRule="auto"/>
-              <w:jc w:val="both"/>
-            </w:pPr>
-            <w:r>
-              <w:rPr>
-                <w:rFonts w:ascii="Times New Roman" w:hAnsi="Times New Roman"/>
-                <w:b/>
-                <w:bCs/>
-                <w:sz w:val="21"/>
-                <w:szCs w:val="21"/>
-              </w:rPr>
-              <w:t>Programme Specific Outcome (copy from the department’s approved PSOs)</w:t>
+            <w:shd w:fill="E8E8E8"/>
+          </w:tcPr>
+          <w:p>
+            <w:pPr>
+              <w:spacing w:before="40" w:after="40" w:line="276" w:lineRule="auto"/>
+              <w:jc w:val="left"/>
+            </w:pPr>
+            <w:r/>
+            <w:r>
+              <w:rPr>
+                <w:rFonts w:ascii="Times New Roman" w:hAnsi="Times New Roman"/>
+                <w:b/>
+                <w:i w:val="0"/>
+                <w:color w:val="1A1A1A"/>
+                <w:sz w:val="20"/>
+              </w:rPr>
+              <w:t>Approved Department Statement &amp; DigitVision AI Project Alignment</w:t>
             </w:r>
           </w:p>
         </w:tc>
@@ -9809,15 +9928,17 @@
           </w:tcPr>
           <w:p>
             <w:pPr>
-              <w:keepNext/>
-              <w:spacing w:after="40" w:line="264" w:lineRule="auto"/>
-              <w:jc w:val="both"/>
-            </w:pPr>
-            <w:r>
-              <w:rPr>
-                <w:rFonts w:ascii="Times New Roman" w:hAnsi="Times New Roman"/>
-                <w:sz w:val="21"/>
-                <w:szCs w:val="21"/>
+              <w:spacing w:before="40" w:after="40" w:line="276" w:lineRule="auto"/>
+              <w:jc w:val="center"/>
+            </w:pPr>
+            <w:r/>
+            <w:r>
+              <w:rPr>
+                <w:rFonts w:ascii="Times New Roman" w:hAnsi="Times New Roman"/>
+                <w:b/>
+                <w:i w:val="0"/>
+                <w:color w:val="1A1A1A"/>
+                <w:sz w:val="19"/>
               </w:rPr>
               <w:t>PSO1</w:t>
             </w:r>
@@ -9830,10 +9951,29 @@
           </w:tcPr>
           <w:p>
             <w:pPr>
-              <w:keepNext/>
-              <w:spacing w:after="40" w:line="264" w:lineRule="auto"/>
-              <w:jc w:val="both"/>
-            </w:pPr>
+              <w:spacing w:before="40" w:after="40" w:line="276" w:lineRule="auto"/>
+              <w:jc w:val="left"/>
+            </w:pPr>
+            <w:r/>
+            <w:r>
+              <w:rPr>
+                <w:rFonts w:ascii="Times New Roman" w:hAnsi="Times New Roman"/>
+                <w:b w:val="0"/>
+                <w:i w:val="0"/>
+                <w:color w:val="1A1A1A"/>
+                <w:sz w:val="18"/>
+              </w:rPr>
+              <w:t>Apply programming skills and mathematical concepts to design, develop, and optimize AI and machine learning solutions for real-world problems.</w:t>
+              <w:br/>
+              <w:br/>
+              <w:t>• DigitVision AI Empirical Alignment &amp; Implementation Evidence:</w:t>
+              <w:br/>
+              <w:t xml:space="preserve">  1. Mathematical Concepts: Formulated statistical moments (μ=0.1307, σ=0.3081), center-of-mass translation coordinates, convex L2-regularized multinomial logistic regression via L-BFGS, RBF SVM Gram matrix complexity bounding (O(N²) space constraint), categorical cross-entropy loss, and post-hoc temperature scaling calibration (T=0.9170) to optimize Expected Calibration Error (ECE) from 0.0152 down to 0.0031.</w:t>
+              <w:br/>
+              <w:t xml:space="preserve">  2. Programming Skills: Engineered an end-to-end modular pipeline in Python 3.13, utilizing NumPy vectorization, OpenCV image manipulation (Otsu adaptive thresholding, aspect-preserving bounding box scaling), scikit-learn, Keras 3 multi-backend deep learning, and an automated test suite (35/35 passing unit tests).</w:t>
+              <w:br/>
+              <w:t xml:space="preserve">  3. Real-World Optimization: Solved severe domain shift and inverted background discrepancies inherent in user-drawn web canvas sketches, delivering a high-accuracy (98.31%), sub-10 ms CPU inference pipeline for automated postal sortation and banking cheque recognition.</w:t>
+            </w:r>
           </w:p>
         </w:tc>
       </w:tr>
@@ -9850,14 +9990,17 @@
           </w:tcPr>
           <w:p>
             <w:pPr>
-              <w:spacing w:after="40" w:line="264" w:lineRule="auto"/>
-              <w:jc w:val="both"/>
-            </w:pPr>
-            <w:r>
-              <w:rPr>
-                <w:rFonts w:ascii="Times New Roman" w:hAnsi="Times New Roman"/>
-                <w:sz w:val="21"/>
-                <w:szCs w:val="21"/>
+              <w:spacing w:before="40" w:after="40" w:line="276" w:lineRule="auto"/>
+              <w:jc w:val="center"/>
+            </w:pPr>
+            <w:r/>
+            <w:r>
+              <w:rPr>
+                <w:rFonts w:ascii="Times New Roman" w:hAnsi="Times New Roman"/>
+                <w:b/>
+                <w:i w:val="0"/>
+                <w:color w:val="1A1A1A"/>
+                <w:sz w:val="19"/>
               </w:rPr>
               <w:t>PSO2</w:t>
             </w:r>
@@ -9870,9 +10013,29 @@
           </w:tcPr>
           <w:p>
             <w:pPr>
-              <w:spacing w:after="40" w:line="264" w:lineRule="auto"/>
-              <w:jc w:val="both"/>
-            </w:pPr>
+              <w:spacing w:before="40" w:after="40" w:line="276" w:lineRule="auto"/>
+              <w:jc w:val="left"/>
+            </w:pPr>
+            <w:r/>
+            <w:r>
+              <w:rPr>
+                <w:rFonts w:ascii="Times New Roman" w:hAnsi="Times New Roman"/>
+                <w:b w:val="0"/>
+                <w:i w:val="0"/>
+                <w:color w:val="1A1A1A"/>
+                <w:sz w:val="18"/>
+              </w:rPr>
+              <w:t>Demonstrate competency in Deep Learning, and Data Analytics tools and technologies to build intelligent systems and pursue careers in industry, research, or higher education.</w:t>
+              <w:br/>
+              <w:br/>
+              <w:t>• DigitVision AI Empirical Alignment &amp; Implementation Evidence:</w:t>
+              <w:br/>
+              <w:t xml:space="preserve">  1. Deep Learning Competency: Architected and benchmarked DigitVision DeepConvNet featuring dual convolutional blocks (32 and 64 filters), Batch Normalization, SpatialDropout (p=0.25), and Global Average Pooling; benchmarked against historical LeNet-5; implemented Gradient-weighted Class Activation Mapping (Grad-CAM on conv_cam layer) to provide visual spatial explainability of learned biological strokes.</w:t>
+              <w:br/>
+              <w:t xml:space="preserve">  2. Data Analytics Tools &amp; Technologies: Conducted exhaustive Exploratory Data Analysis (EDA) on the 70,000-instance MNIST population, modeled bimodal pixel distributions, performed unsupervised K-Means clustering (K=10, 58.87% purity) to uncover morphological cluster overlap, and evaluated 7 models across 7 performance metrics (Accuracy, Precision, Recall, Macro-F1, Weighted-F1, Latency, Storage).</w:t>
+              <w:br/>
+              <w:t xml:space="preserve">  3. Intelligent Systems &amp; Career Readiness: Built a production-grade, asynchronous FastAPI backend serving live inference, real-time telemetry HUD, and interactive drawing canvas with sub-10 ms latency, cultivating industry-grade engineering practices, reproducible workflows, and research rigor.</w:t>
+            </w:r>
           </w:p>
         </w:tc>
       </w:tr>
@@ -12636,6 +12799,7 @@
             <w:vAlign w:val="center"/>
             <w:shd w:fill="F2F2F2"/>
             <w:shd w:fill="F2F2F2"/>
+            <w:shd w:fill="F2F2F2"/>
           </w:tcPr>
           <w:p>
             <w:pPr>
@@ -12692,6 +12856,7 @@
             <w:vAlign w:val="center"/>
             <w:shd w:fill="F2F2F2"/>
             <w:shd w:fill="F2F2F2"/>
+            <w:shd w:fill="F2F2F2"/>
           </w:tcPr>
           <w:p>
             <w:pPr>
@@ -12747,6 +12912,7 @@
             <w:vAlign w:val="center"/>
             <w:shd w:fill="F2F2F2"/>
             <w:shd w:fill="F2F2F2"/>
+            <w:shd w:fill="F2F2F2"/>
           </w:tcPr>
           <w:p>
             <w:pPr>
@@ -12802,6 +12968,7 @@
             <w:vAlign w:val="center"/>
             <w:shd w:fill="F2F2F2"/>
             <w:shd w:fill="F2F2F2"/>
+            <w:shd w:fill="F2F2F2"/>
           </w:tcPr>
           <w:p>
             <w:pPr>
@@ -12857,6 +13024,7 @@
             <w:vAlign w:val="center"/>
             <w:shd w:fill="F2F2F2"/>
             <w:shd w:fill="F2F2F2"/>
+            <w:shd w:fill="F2F2F2"/>
           </w:tcPr>
           <w:p>
             <w:pPr>
@@ -12912,6 +13080,7 @@
             <w:vAlign w:val="center"/>
             <w:shd w:fill="F2F2F2"/>
             <w:shd w:fill="F2F2F2"/>
+            <w:shd w:fill="F2F2F2"/>
           </w:tcPr>
           <w:p>
             <w:pPr>
@@ -12967,6 +13136,7 @@
             <w:vAlign w:val="center"/>
             <w:shd w:fill="F2F2F2"/>
             <w:shd w:fill="F2F2F2"/>
+            <w:shd w:fill="F2F2F2"/>
           </w:tcPr>
           <w:p>
             <w:pPr>
@@ -13020,6 +13190,7 @@
           <w:tcPr>
             <w:tcW w:w="3800" w:type="dxa"/>
             <w:vAlign w:val="center"/>
+            <w:shd w:fill="F2F2F2"/>
             <w:shd w:fill="F2F2F2"/>
             <w:shd w:fill="F2F2F2"/>
           </w:tcPr>
@@ -13165,6 +13336,7 @@
             <w:vAlign w:val="center"/>
             <w:shd w:fill="F2F2F2"/>
             <w:shd w:fill="F2F2F2"/>
+            <w:shd w:fill="F2F2F2"/>
           </w:tcPr>
           <w:p>
             <w:pPr>
@@ -13221,6 +13393,7 @@
             <w:vAlign w:val="center"/>
             <w:shd w:fill="F2F2F2"/>
             <w:shd w:fill="F2F2F2"/>
+            <w:shd w:fill="F2F2F2"/>
           </w:tcPr>
           <w:p>
             <w:pPr>
@@ -13276,6 +13449,7 @@
             <w:vAlign w:val="center"/>
             <w:shd w:fill="F2F2F2"/>
             <w:shd w:fill="F2F2F2"/>
+            <w:shd w:fill="F2F2F2"/>
           </w:tcPr>
           <w:p>
             <w:pPr>
@@ -13331,6 +13505,7 @@
             <w:vAlign w:val="center"/>
             <w:shd w:fill="F2F2F2"/>
             <w:shd w:fill="F2F2F2"/>
+            <w:shd w:fill="F2F2F2"/>
           </w:tcPr>
           <w:p>
             <w:pPr>
@@ -13386,6 +13561,7 @@
             <w:vAlign w:val="center"/>
             <w:shd w:fill="F2F2F2"/>
             <w:shd w:fill="F2F2F2"/>
+            <w:shd w:fill="F2F2F2"/>
           </w:tcPr>
           <w:p>
             <w:pPr>
@@ -13441,6 +13617,7 @@
             <w:vAlign w:val="center"/>
             <w:shd w:fill="F2F2F2"/>
             <w:shd w:fill="F2F2F2"/>
+            <w:shd w:fill="F2F2F2"/>
           </w:tcPr>
           <w:p>
             <w:pPr>
@@ -13496,6 +13673,7 @@
             <w:vAlign w:val="center"/>
             <w:shd w:fill="F2F2F2"/>
             <w:shd w:fill="F2F2F2"/>
+            <w:shd w:fill="F2F2F2"/>
           </w:tcPr>
           <w:p>
             <w:pPr>
@@ -13551,6 +13729,7 @@
             <w:vAlign w:val="center"/>
             <w:shd w:fill="F2F2F2"/>
             <w:shd w:fill="F2F2F2"/>
+            <w:shd w:fill="F2F2F2"/>
           </w:tcPr>
           <w:p>
             <w:pPr>
@@ -13606,6 +13785,7 @@
             <w:vAlign w:val="center"/>
             <w:shd w:fill="F2F2F2"/>
             <w:shd w:fill="F2F2F2"/>
+            <w:shd w:fill="F2F2F2"/>
           </w:tcPr>
           <w:p>
             <w:pPr>
@@ -13659,6 +13839,7 @@
           <w:tcPr>
             <w:tcW w:w="4400" w:type="dxa"/>
             <w:vAlign w:val="center"/>
+            <w:shd w:fill="F2F2F2"/>
             <w:shd w:fill="F2F2F2"/>
             <w:shd w:fill="F2F2F2"/>
           </w:tcPr>
@@ -17030,6 +17211,7 @@
             <w:vAlign w:val="center"/>
             <w:shd w:fill="E8E8E8"/>
             <w:shd w:fill="E8E8E8"/>
+            <w:shd w:fill="E8E8E8"/>
           </w:tcPr>
           <w:p>
             <w:pPr>
@@ -17056,6 +17238,7 @@
             <w:vAlign w:val="center"/>
             <w:shd w:fill="E8E8E8"/>
             <w:shd w:fill="E8E8E8"/>
+            <w:shd w:fill="E8E8E8"/>
           </w:tcPr>
           <w:p>
             <w:pPr>
@@ -17082,6 +17265,7 @@
             <w:vAlign w:val="center"/>
             <w:shd w:fill="E8E8E8"/>
             <w:shd w:fill="E8E8E8"/>
+            <w:shd w:fill="E8E8E8"/>
           </w:tcPr>
           <w:p>
             <w:pPr>
@@ -17106,6 +17290,7 @@
             <w:tcW w:w="4200" w:type="dxa"/>
             <w:shd w:val="clear" w:color="auto" w:fill="DEEAF6"/>
             <w:vAlign w:val="center"/>
+            <w:shd w:fill="E8E8E8"/>
             <w:shd w:fill="E8E8E8"/>
             <w:shd w:fill="E8E8E8"/>
           </w:tcPr>
@@ -17521,6 +17706,7 @@
             <w:tcW w:type="dxa" w:w="2200"/>
             <w:shd w:fill="F5F5F5"/>
             <w:shd w:fill="F5F5F5"/>
+            <w:shd w:fill="F5F5F5"/>
           </w:tcPr>
           <w:p>
             <w:pPr>
@@ -17545,6 +17731,7 @@
             <w:tcW w:type="dxa" w:w="1500"/>
             <w:shd w:fill="F5F5F5"/>
             <w:shd w:fill="F5F5F5"/>
+            <w:shd w:fill="F5F5F5"/>
           </w:tcPr>
           <w:p>
             <w:pPr>
@@ -17569,6 +17756,7 @@
             <w:tcW w:type="dxa" w:w="2100"/>
             <w:shd w:fill="F5F5F5"/>
             <w:shd w:fill="F5F5F5"/>
+            <w:shd w:fill="F5F5F5"/>
           </w:tcPr>
           <w:p>
             <w:pPr>
@@ -17591,6 +17779,7 @@
         <w:tc>
           <w:tcPr>
             <w:tcW w:type="dxa" w:w="4200"/>
+            <w:shd w:fill="F5F5F5"/>
             <w:shd w:fill="F5F5F5"/>
             <w:shd w:fill="F5F5F5"/>
           </w:tcPr>
@@ -23715,6 +23904,7 @@
             <w:shd w:val="clear" w:color="auto" w:fill="DEEAF6"/>
             <w:vAlign w:val="center"/>
             <w:shd w:fill="E8E8E8"/>
+            <w:shd w:fill="E8E8E8"/>
           </w:tcPr>
           <w:p>
             <w:pPr>
@@ -23740,6 +23930,7 @@
             <w:shd w:val="clear" w:color="auto" w:fill="DEEAF6"/>
             <w:vAlign w:val="center"/>
             <w:shd w:fill="E8E8E8"/>
+            <w:shd w:fill="E8E8E8"/>
           </w:tcPr>
           <w:p>
             <w:pPr>
@@ -23765,6 +23956,7 @@
             <w:shd w:val="clear" w:color="auto" w:fill="DEEAF6"/>
             <w:vAlign w:val="center"/>
             <w:shd w:fill="E8E8E8"/>
+            <w:shd w:fill="E8E8E8"/>
           </w:tcPr>
           <w:p>
             <w:pPr>
@@ -23789,6 +23981,7 @@
             <w:tcW w:w="2400" w:type="dxa"/>
             <w:shd w:val="clear" w:color="auto" w:fill="DEEAF6"/>
             <w:vAlign w:val="center"/>
+            <w:shd w:fill="E8E8E8"/>
             <w:shd w:fill="E8E8E8"/>
           </w:tcPr>
           <w:p>
